--- a/11-resume_generator/resume_generator_v1/简历生成工具操作手册.docx
+++ b/11-resume_generator/resume_generator_v1/简历生成工具操作手册.docx
@@ -61,7 +61,6 @@
           <w:lang w:val="en-US" w:eastAsia="zh-CN"/>
         </w:rPr>
       </w:pPr>
-      <w:bookmarkStart w:id="0" w:name="_GoBack"/>
       <w:r>
         <w:rPr>
           <w:rFonts w:hint="eastAsia"/>
@@ -91,7 +90,6 @@
         <w:t>使用手册</w:t>
       </w:r>
     </w:p>
-    <w:bookmarkEnd w:id="0"/>
     <w:p>
       <w:pPr>
         <w:rPr>
@@ -158,7 +156,9 @@
         </w:tblBorders>
         <w:tblLayout w:type="autofit"/>
         <w:tblCellMar>
+          <w:top w:w="0" w:type="dxa"/>
           <w:left w:w="108" w:type="dxa"/>
+          <w:bottom w:w="0" w:type="dxa"/>
           <w:right w:w="108" w:type="dxa"/>
         </w:tblCellMar>
       </w:tblPr>
@@ -180,7 +180,9 @@
             <w:insideV w:val="single" w:color="auto" w:sz="4" w:space="0"/>
           </w:tblBorders>
           <w:tblCellMar>
+            <w:top w:w="0" w:type="dxa"/>
             <w:left w:w="108" w:type="dxa"/>
+            <w:bottom w:w="0" w:type="dxa"/>
             <w:right w:w="108" w:type="dxa"/>
           </w:tblCellMar>
         </w:tblPrEx>
@@ -306,7 +308,9 @@
             <w:insideV w:val="single" w:color="auto" w:sz="4" w:space="0"/>
           </w:tblBorders>
           <w:tblCellMar>
+            <w:top w:w="0" w:type="dxa"/>
             <w:left w:w="108" w:type="dxa"/>
+            <w:bottom w:w="0" w:type="dxa"/>
             <w:right w:w="108" w:type="dxa"/>
           </w:tblCellMar>
         </w:tblPrEx>
@@ -1318,6 +1322,7 @@
     <w:p>
       <w:pPr>
         <w:numPr>
+          <w:ilvl w:val="0"/>
           <w:numId w:val="0"/>
         </w:numPr>
       </w:pPr>
@@ -2525,7 +2530,9 @@
         </w:tblBorders>
         <w:tblLayout w:type="autofit"/>
         <w:tblCellMar>
+          <w:top w:w="0" w:type="dxa"/>
           <w:left w:w="108" w:type="dxa"/>
+          <w:bottom w:w="0" w:type="dxa"/>
           <w:right w:w="108" w:type="dxa"/>
         </w:tblCellMar>
       </w:tblPr>
@@ -2545,7 +2552,9 @@
             <w:insideV w:val="single" w:color="auto" w:sz="4" w:space="0"/>
           </w:tblBorders>
           <w:tblCellMar>
+            <w:top w:w="0" w:type="dxa"/>
             <w:left w:w="108" w:type="dxa"/>
+            <w:bottom w:w="0" w:type="dxa"/>
             <w:right w:w="108" w:type="dxa"/>
           </w:tblCellMar>
         </w:tblPrEx>
@@ -2627,7 +2636,9 @@
             <w:insideV w:val="single" w:color="auto" w:sz="4" w:space="0"/>
           </w:tblBorders>
           <w:tblCellMar>
+            <w:top w:w="0" w:type="dxa"/>
             <w:left w:w="108" w:type="dxa"/>
+            <w:bottom w:w="0" w:type="dxa"/>
             <w:right w:w="108" w:type="dxa"/>
           </w:tblCellMar>
         </w:tblPrEx>
@@ -2703,6 +2714,7 @@
     <w:p>
       <w:pPr>
         <w:numPr>
+          <w:ilvl w:val="0"/>
           <w:numId w:val="0"/>
         </w:numPr>
         <w:rPr>
@@ -2714,6 +2726,7 @@
     <w:p>
       <w:pPr>
         <w:numPr>
+          <w:ilvl w:val="0"/>
           <w:numId w:val="0"/>
         </w:numPr>
         <w:rPr>
@@ -2725,6 +2738,7 @@
     <w:p>
       <w:pPr>
         <w:numPr>
+          <w:ilvl w:val="0"/>
           <w:numId w:val="0"/>
         </w:numPr>
         <w:rPr>
@@ -2736,6 +2750,7 @@
     <w:p>
       <w:pPr>
         <w:numPr>
+          <w:ilvl w:val="0"/>
           <w:numId w:val="0"/>
         </w:numPr>
         <w:rPr>
@@ -2747,6 +2762,7 @@
     <w:p>
       <w:pPr>
         <w:numPr>
+          <w:ilvl w:val="0"/>
           <w:numId w:val="0"/>
         </w:numPr>
         <w:rPr>
@@ -2773,6 +2789,7 @@
     <w:p>
       <w:pPr>
         <w:numPr>
+          <w:ilvl w:val="0"/>
           <w:numId w:val="0"/>
         </w:numPr>
         <w:rPr>
@@ -2784,6 +2801,7 @@
     <w:p>
       <w:pPr>
         <w:numPr>
+          <w:ilvl w:val="0"/>
           <w:numId w:val="0"/>
         </w:numPr>
         <w:rPr>
@@ -2959,6 +2977,14 @@
         <w:gridCol w:w="1331"/>
       </w:tblGrid>
       <w:tr>
+        <w:tblPrEx>
+          <w:tblCellMar>
+            <w:top w:w="0" w:type="dxa"/>
+            <w:left w:w="0" w:type="dxa"/>
+            <w:bottom w:w="0" w:type="dxa"/>
+            <w:right w:w="0" w:type="dxa"/>
+          </w:tblCellMar>
+        </w:tblPrEx>
         <w:trPr>
           <w:trHeight w:val="0" w:hRule="atLeast"/>
           <w:tblHeader/>
@@ -8442,6 +8468,14 @@
         <w:gridCol w:w="1268"/>
       </w:tblGrid>
       <w:tr>
+        <w:tblPrEx>
+          <w:tblCellMar>
+            <w:top w:w="0" w:type="dxa"/>
+            <w:left w:w="0" w:type="dxa"/>
+            <w:bottom w:w="0" w:type="dxa"/>
+            <w:right w:w="0" w:type="dxa"/>
+          </w:tblCellMar>
+        </w:tblPrEx>
         <w:trPr>
           <w:trHeight w:val="0" w:hRule="atLeast"/>
           <w:tblHeader/>
@@ -16506,19 +16540,48 @@
     <w:p>
       <w:pPr>
         <w:rPr>
-          <w:rFonts w:hint="eastAsia" w:ascii="微软雅黑" w:hAnsi="微软雅黑" w:eastAsia="微软雅黑" w:cs="微软雅黑"/>
-          <w:sz w:val="18"/>
-          <w:szCs w:val="21"/>
-        </w:rPr>
-      </w:pPr>
-      <w:r>
-        <w:rPr>
-          <w:rFonts w:hint="eastAsia" w:ascii="微软雅黑" w:hAnsi="微软雅黑" w:eastAsia="微软雅黑" w:cs="微软雅黑"/>
-          <w:sz w:val="18"/>
-          <w:szCs w:val="21"/>
-        </w:rPr>
-        <w:t>{{ BasicInfo.PersonalProfile | truncate(20) }}</w:t>
-      </w:r>
+          <w:rFonts w:hint="default" w:ascii="微软雅黑" w:hAnsi="微软雅黑" w:eastAsia="微软雅黑" w:cs="微软雅黑"/>
+          <w:sz w:val="18"/>
+          <w:szCs w:val="21"/>
+          <w:lang w:val="en-US" w:eastAsia="zh-CN"/>
+        </w:rPr>
+      </w:pPr>
+      <w:r>
+        <w:rPr>
+          <w:rFonts w:hint="eastAsia" w:ascii="微软雅黑" w:hAnsi="微软雅黑" w:eastAsia="微软雅黑" w:cs="微软雅黑"/>
+          <w:sz w:val="18"/>
+          <w:szCs w:val="21"/>
+        </w:rPr>
+        <w:t>{{ BasicInfo.PersonalProfile</w:t>
+      </w:r>
+      <w:r>
+        <w:rPr>
+          <w:rFonts w:hint="eastAsia" w:ascii="微软雅黑" w:hAnsi="微软雅黑" w:eastAsia="微软雅黑" w:cs="微软雅黑"/>
+          <w:sz w:val="18"/>
+          <w:szCs w:val="21"/>
+          <w:lang w:val="en-US" w:eastAsia="zh-CN"/>
+        </w:rPr>
+        <w:t>[:4]</w:t>
+      </w:r>
+      <w:r>
+        <w:rPr>
+          <w:rFonts w:hint="eastAsia" w:ascii="微软雅黑" w:hAnsi="微软雅黑" w:eastAsia="微软雅黑" w:cs="微软雅黑"/>
+          <w:sz w:val="18"/>
+          <w:szCs w:val="21"/>
+        </w:rPr>
+        <w:t xml:space="preserve"> }}</w:t>
+      </w:r>
+      <w:r>
+        <w:rPr>
+          <w:rFonts w:hint="eastAsia" w:ascii="微软雅黑" w:hAnsi="微软雅黑" w:eastAsia="微软雅黑" w:cs="微软雅黑"/>
+          <w:sz w:val="18"/>
+          <w:szCs w:val="21"/>
+          <w:lang w:val="en-US" w:eastAsia="zh-CN"/>
+        </w:rPr>
+        <w:t xml:space="preserve">  --表示截取前四位 ，有的要求只需要年份的情况</w:t>
+      </w:r>
+      <w:bookmarkStart w:id="0" w:name="_GoBack"/>
+      <w:bookmarkEnd w:id="0"/>
     </w:p>
     <w:p>
       <w:pPr>
@@ -16551,7 +16614,24 @@
           <w:sz w:val="18"/>
           <w:szCs w:val="21"/>
         </w:rPr>
-        <w:t>{{ bi.profile | truncate(20) }}</w:t>
+        <w:t>{{ bi.profile | truncate</w:t>
+      </w:r>
+      <w:r>
+        <w:rPr>
+          <w:rFonts w:hint="eastAsia" w:ascii="微软雅黑" w:hAnsi="微软雅黑" w:eastAsia="微软雅黑" w:cs="微软雅黑"/>
+          <w:sz w:val="18"/>
+          <w:szCs w:val="21"/>
+          <w:lang w:val="en-US" w:eastAsia="zh-CN"/>
+        </w:rPr>
+        <w:t>[:4]</w:t>
+      </w:r>
+      <w:r>
+        <w:rPr>
+          <w:rFonts w:hint="eastAsia" w:ascii="微软雅黑" w:hAnsi="微软雅黑" w:eastAsia="微软雅黑" w:cs="微软雅黑"/>
+          <w:sz w:val="18"/>
+          <w:szCs w:val="21"/>
+        </w:rPr>
+        <w:t xml:space="preserve"> }}</w:t>
       </w:r>
     </w:p>
     <w:p>
@@ -17017,6 +17097,7 @@
       <w:pPr>
         <w:pStyle w:val="2"/>
         <w:numPr>
+          <w:ilvl w:val="0"/>
           <w:numId w:val="0"/>
         </w:numPr>
         <w:bidi w:val="0"/>
@@ -17037,6 +17118,7 @@
       <w:pPr>
         <w:widowControl w:val="0"/>
         <w:numPr>
+          <w:ilvl w:val="0"/>
           <w:numId w:val="0"/>
         </w:numPr>
         <w:jc w:val="both"/>
@@ -20181,7 +20263,7 @@
     <w:lsdException w:unhideWhenUsed="0" w:uiPriority="0" w:semiHidden="0" w:name="Table Web 2"/>
     <w:lsdException w:unhideWhenUsed="0" w:uiPriority="0" w:semiHidden="0" w:name="Table Web 3"/>
     <w:lsdException w:unhideWhenUsed="0" w:uiPriority="0" w:semiHidden="0" w:name="Balloon Text"/>
-    <w:lsdException w:unhideWhenUsed="0" w:uiPriority="0" w:semiHidden="0" w:name="Table Grid"/>
+    <w:lsdException w:qFormat="1" w:unhideWhenUsed="0" w:uiPriority="0" w:semiHidden="0" w:name="Table Grid"/>
     <w:lsdException w:unhideWhenUsed="0" w:uiPriority="0" w:semiHidden="0" w:name="Table Theme"/>
     <w:lsdException w:unhideWhenUsed="0" w:uiPriority="60" w:semiHidden="0" w:name="Light Shading"/>
     <w:lsdException w:unhideWhenUsed="0" w:uiPriority="61" w:semiHidden="0" w:name="Light List"/>
@@ -20396,6 +20478,7 @@
   <w:style w:type="table" w:styleId="7">
     <w:name w:val="Table Grid"/>
     <w:basedOn w:val="6"/>
+    <w:qFormat/>
     <w:uiPriority w:val="0"/>
     <w:pPr>
       <w:widowControl w:val="0"/>

--- a/11-resume_generator/resume_generator_v1/简历生成工具操作手册.docx
+++ b/11-resume_generator/resume_generator_v1/简历生成工具操作手册.docx
@@ -417,6 +417,144 @@
           </w:p>
         </w:tc>
       </w:tr>
+      <w:tr>
+        <w:tblPrEx>
+          <w:tblBorders>
+            <w:top w:val="single" w:color="auto" w:sz="4" w:space="0"/>
+            <w:left w:val="single" w:color="auto" w:sz="4" w:space="0"/>
+            <w:bottom w:val="single" w:color="auto" w:sz="4" w:space="0"/>
+            <w:right w:val="single" w:color="auto" w:sz="4" w:space="0"/>
+            <w:insideH w:val="single" w:color="auto" w:sz="4" w:space="0"/>
+            <w:insideV w:val="single" w:color="auto" w:sz="4" w:space="0"/>
+          </w:tblBorders>
+          <w:tblCellMar>
+            <w:top w:w="0" w:type="dxa"/>
+            <w:left w:w="108" w:type="dxa"/>
+            <w:bottom w:w="0" w:type="dxa"/>
+            <w:right w:w="108" w:type="dxa"/>
+          </w:tblCellMar>
+        </w:tblPrEx>
+        <w:tc>
+          <w:tcPr>
+            <w:tcW w:w="1704" w:type="dxa"/>
+            <w:vAlign w:val="center"/>
+          </w:tcPr>
+          <w:p>
+            <w:pPr>
+              <w:jc w:val="both"/>
+              <w:rPr>
+                <w:rFonts w:hint="default"/>
+                <w:vertAlign w:val="baseline"/>
+                <w:lang w:val="en-US" w:eastAsia="zh-CN"/>
+              </w:rPr>
+            </w:pPr>
+            <w:r>
+              <w:rPr>
+                <w:rFonts w:hint="eastAsia"/>
+                <w:vertAlign w:val="baseline"/>
+                <w:lang w:val="en-US" w:eastAsia="zh-CN"/>
+              </w:rPr>
+              <w:t>V1.0.1</w:t>
+            </w:r>
+          </w:p>
+        </w:tc>
+        <w:tc>
+          <w:tcPr>
+            <w:tcW w:w="1704" w:type="dxa"/>
+            <w:vAlign w:val="center"/>
+          </w:tcPr>
+          <w:p>
+            <w:pPr>
+              <w:jc w:val="both"/>
+              <w:rPr>
+                <w:rFonts w:hint="default"/>
+                <w:vertAlign w:val="baseline"/>
+                <w:lang w:val="en-US" w:eastAsia="zh-CN"/>
+              </w:rPr>
+            </w:pPr>
+            <w:r>
+              <w:rPr>
+                <w:rFonts w:hint="eastAsia"/>
+                <w:vertAlign w:val="baseline"/>
+                <w:lang w:val="en-US" w:eastAsia="zh-CN"/>
+              </w:rPr>
+              <w:t>王穆军</w:t>
+            </w:r>
+          </w:p>
+        </w:tc>
+        <w:tc>
+          <w:tcPr>
+            <w:tcW w:w="1704" w:type="dxa"/>
+            <w:vAlign w:val="center"/>
+          </w:tcPr>
+          <w:p>
+            <w:pPr>
+              <w:jc w:val="both"/>
+              <w:rPr>
+                <w:rFonts w:hint="default"/>
+                <w:vertAlign w:val="baseline"/>
+                <w:lang w:val="en-US" w:eastAsia="zh-CN"/>
+              </w:rPr>
+            </w:pPr>
+            <w:r>
+              <w:rPr>
+                <w:rFonts w:hint="eastAsia"/>
+                <w:vertAlign w:val="baseline"/>
+                <w:lang w:val="en-US" w:eastAsia="zh-CN"/>
+              </w:rPr>
+              <w:t>2025-11-14</w:t>
+            </w:r>
+          </w:p>
+        </w:tc>
+        <w:tc>
+          <w:tcPr>
+            <w:tcW w:w="1705" w:type="dxa"/>
+            <w:vAlign w:val="center"/>
+          </w:tcPr>
+          <w:p>
+            <w:pPr>
+              <w:jc w:val="both"/>
+              <w:rPr>
+                <w:rFonts w:hint="default"/>
+                <w:vertAlign w:val="baseline"/>
+                <w:lang w:val="en-US" w:eastAsia="zh-CN"/>
+              </w:rPr>
+            </w:pPr>
+            <w:r>
+              <w:rPr>
+                <w:rFonts w:hint="eastAsia"/>
+                <w:vertAlign w:val="baseline"/>
+                <w:lang w:val="en-US" w:eastAsia="zh-CN"/>
+              </w:rPr>
+              <w:t>修改文档</w:t>
+            </w:r>
+          </w:p>
+        </w:tc>
+        <w:tc>
+          <w:tcPr>
+            <w:tcW w:w="1705" w:type="dxa"/>
+            <w:vAlign w:val="center"/>
+          </w:tcPr>
+          <w:p>
+            <w:pPr>
+              <w:jc w:val="both"/>
+              <w:rPr>
+                <w:rFonts w:hint="default"/>
+                <w:vertAlign w:val="baseline"/>
+                <w:lang w:val="en-US" w:eastAsia="zh-CN"/>
+              </w:rPr>
+            </w:pPr>
+            <w:r>
+              <w:rPr>
+                <w:rFonts w:hint="eastAsia"/>
+                <w:vertAlign w:val="baseline"/>
+                <w:lang w:val="en-US" w:eastAsia="zh-CN"/>
+              </w:rPr>
+              <w:t>修改截取字符串的取值方法</w:t>
+            </w:r>
+          </w:p>
+        </w:tc>
+      </w:tr>
     </w:tbl>
     <w:p>
       <w:pPr>
@@ -2551,12 +2689,6 @@
             <w:insideH w:val="single" w:color="auto" w:sz="4" w:space="0"/>
             <w:insideV w:val="single" w:color="auto" w:sz="4" w:space="0"/>
           </w:tblBorders>
-          <w:tblCellMar>
-            <w:top w:w="0" w:type="dxa"/>
-            <w:left w:w="108" w:type="dxa"/>
-            <w:bottom w:w="0" w:type="dxa"/>
-            <w:right w:w="108" w:type="dxa"/>
-          </w:tblCellMar>
         </w:tblPrEx>
         <w:tc>
           <w:tcPr>
@@ -7015,14 +7147,6 @@
         <w:gridCol w:w="2254"/>
       </w:tblGrid>
       <w:tr>
-        <w:tblPrEx>
-          <w:tblCellMar>
-            <w:top w:w="0" w:type="dxa"/>
-            <w:left w:w="0" w:type="dxa"/>
-            <w:bottom w:w="0" w:type="dxa"/>
-            <w:right w:w="0" w:type="dxa"/>
-          </w:tblCellMar>
-        </w:tblPrEx>
         <w:trPr>
           <w:trHeight w:val="0" w:hRule="atLeast"/>
           <w:tblHeader/>
@@ -15010,14 +15134,6 @@
         <w:gridCol w:w="1341"/>
       </w:tblGrid>
       <w:tr>
-        <w:tblPrEx>
-          <w:tblCellMar>
-            <w:top w:w="0" w:type="dxa"/>
-            <w:left w:w="0" w:type="dxa"/>
-            <w:bottom w:w="0" w:type="dxa"/>
-            <w:right w:w="0" w:type="dxa"/>
-          </w:tblCellMar>
-        </w:tblPrEx>
         <w:trPr>
           <w:trHeight w:val="0" w:hRule="atLeast"/>
           <w:tblHeader/>
@@ -16221,7 +16337,24 @@
           <w:sz w:val="18"/>
           <w:szCs w:val="21"/>
         </w:rPr>
-        <w:t>司龄：{{ AdditionInfo.CompanyYears | float | round }} 年</w:t>
+        <w:t xml:space="preserve">司龄：{{ AdditionInfo.CompanyYears | round </w:t>
+      </w:r>
+      <w:r>
+        <w:rPr>
+          <w:rFonts w:hint="eastAsia" w:ascii="微软雅黑" w:hAnsi="微软雅黑" w:eastAsia="微软雅黑" w:cs="微软雅黑"/>
+          <w:sz w:val="18"/>
+          <w:szCs w:val="21"/>
+          <w:lang w:val="en-US" w:eastAsia="zh-CN"/>
+        </w:rPr>
+        <w:t>| int</w:t>
+      </w:r>
+      <w:r>
+        <w:rPr>
+          <w:rFonts w:hint="eastAsia" w:ascii="微软雅黑" w:hAnsi="微软雅黑" w:eastAsia="微软雅黑" w:cs="微软雅黑"/>
+          <w:sz w:val="18"/>
+          <w:szCs w:val="21"/>
+        </w:rPr>
+        <w:t>}} 年</w:t>
       </w:r>
     </w:p>
     <w:p>
@@ -16255,7 +16388,35 @@
           <w:sz w:val="18"/>
           <w:szCs w:val="21"/>
         </w:rPr>
-        <w:t>司龄：{{ ai.years | float | round }} 年</w:t>
+        <w:t>司龄：{{ ai.years | round</w:t>
+      </w:r>
+      <w:r>
+        <w:rPr>
+          <w:rFonts w:hint="eastAsia" w:ascii="微软雅黑" w:hAnsi="微软雅黑" w:eastAsia="微软雅黑" w:cs="微软雅黑"/>
+          <w:sz w:val="18"/>
+          <w:szCs w:val="21"/>
+          <w:lang w:val="en-US" w:eastAsia="zh-CN"/>
+        </w:rPr>
+        <w:t xml:space="preserve"> | </w:t>
+      </w:r>
+      <w:bookmarkStart w:id="0" w:name="_GoBack"/>
+      <w:bookmarkEnd w:id="0"/>
+      <w:r>
+        <w:rPr>
+          <w:rFonts w:hint="eastAsia" w:ascii="微软雅黑" w:hAnsi="微软雅黑" w:eastAsia="微软雅黑" w:cs="微软雅黑"/>
+          <w:sz w:val="18"/>
+          <w:szCs w:val="21"/>
+          <w:lang w:val="en-US" w:eastAsia="zh-CN"/>
+        </w:rPr>
+        <w:t>int</w:t>
+      </w:r>
+      <w:r>
+        <w:rPr>
+          <w:rFonts w:hint="eastAsia" w:ascii="微软雅黑" w:hAnsi="微软雅黑" w:eastAsia="微软雅黑" w:cs="微软雅黑"/>
+          <w:sz w:val="18"/>
+          <w:szCs w:val="21"/>
+        </w:rPr>
+        <w:t xml:space="preserve"> }} 年</w:t>
       </w:r>
     </w:p>
     <w:p>
@@ -16580,8 +16741,6 @@
         </w:rPr>
         <w:t xml:space="preserve">  --表示截取前四位 ，有的要求只需要年份的情况</w:t>
       </w:r>
-      <w:bookmarkStart w:id="0" w:name="_GoBack"/>
-      <w:bookmarkEnd w:id="0"/>
     </w:p>
     <w:p>
       <w:pPr>
@@ -17130,6 +17289,7 @@
     </w:p>
     <w:p>
       <w:pPr>
+        <w:ind w:firstLine="420" w:firstLineChars="0"/>
         <w:rPr>
           <w:rFonts w:hint="default" w:ascii="仿宋" w:hAnsi="仿宋" w:eastAsia="仿宋" w:cs="仿宋"/>
           <w:b/>
@@ -17165,8 +17325,9 @@
     </w:p>
     <w:p>
       <w:pPr>
-        <w:rPr>
-          <w:rFonts w:hint="eastAsia" w:ascii="仿宋" w:hAnsi="仿宋" w:eastAsia="仿宋" w:cs="仿宋"/>
+        <w:ind w:firstLine="420" w:firstLineChars="0"/>
+        <w:rPr>
+          <w:rFonts w:hint="default" w:ascii="仿宋" w:hAnsi="仿宋" w:eastAsia="仿宋" w:cs="仿宋"/>
           <w:b/>
           <w:bCs/>
           <w:sz w:val="24"/>
@@ -17183,444 +17344,8 @@
           <w:szCs w:val="24"/>
           <w:lang w:val="en-US" w:eastAsia="zh-CN"/>
         </w:rPr>
-        <w:t>简历基本信息输出测试：</w:t>
-      </w:r>
-    </w:p>
-    <w:p>
-      <w:pPr>
-        <w:rPr>
-          <w:rFonts w:hint="eastAsia" w:ascii="仿宋" w:hAnsi="仿宋" w:eastAsia="仿宋" w:cs="仿宋"/>
-          <w:sz w:val="24"/>
-          <w:szCs w:val="24"/>
-          <w:lang w:val="en-US" w:eastAsia="zh-CN"/>
-        </w:rPr>
-      </w:pPr>
-    </w:p>
-    <w:p>
-      <w:pPr>
-        <w:rPr>
-          <w:rFonts w:hint="eastAsia" w:ascii="仿宋" w:hAnsi="仿宋" w:eastAsia="仿宋" w:cs="仿宋"/>
-          <w:sz w:val="24"/>
-          <w:szCs w:val="24"/>
-          <w:lang w:val="en-US" w:eastAsia="zh-CN"/>
-        </w:rPr>
-      </w:pPr>
-      <w:r>
-        <w:rPr>
-          <w:rFonts w:hint="eastAsia" w:ascii="仿宋" w:hAnsi="仿宋" w:eastAsia="仿宋" w:cs="仿宋"/>
-          <w:sz w:val="24"/>
-          <w:szCs w:val="24"/>
-          <w:lang w:val="en-US" w:eastAsia="zh-CN"/>
-        </w:rPr>
-        <w:t xml:space="preserve">员工编号 </w:t>
-      </w:r>
-      <w:r>
-        <w:rPr>
-          <w:rFonts w:hint="eastAsia" w:ascii="仿宋" w:hAnsi="仿宋" w:eastAsia="仿宋" w:cs="仿宋"/>
-          <w:sz w:val="24"/>
-          <w:szCs w:val="24"/>
-          <w:lang w:val="en-US" w:eastAsia="zh-CN"/>
-        </w:rPr>
-        <w:tab/>
-      </w:r>
-      <w:r>
-        <w:rPr>
-          <w:rFonts w:hint="eastAsia" w:ascii="仿宋" w:hAnsi="仿宋" w:eastAsia="仿宋" w:cs="仿宋"/>
-          <w:sz w:val="24"/>
-          <w:szCs w:val="24"/>
-          <w:lang w:val="en-US" w:eastAsia="zh-CN"/>
-        </w:rPr>
-        <w:t>：{{ bi.emp }}</w:t>
-      </w:r>
-    </w:p>
-    <w:p>
-      <w:pPr>
-        <w:rPr>
-          <w:rFonts w:hint="eastAsia" w:ascii="仿宋" w:hAnsi="仿宋" w:eastAsia="仿宋" w:cs="仿宋"/>
-          <w:sz w:val="24"/>
-          <w:szCs w:val="24"/>
-          <w:lang w:val="en-US" w:eastAsia="zh-CN"/>
-        </w:rPr>
-      </w:pPr>
-      <w:r>
-        <w:rPr>
-          <w:rFonts w:hint="eastAsia" w:ascii="仿宋" w:hAnsi="仿宋" w:eastAsia="仿宋" w:cs="仿宋"/>
-          <w:sz w:val="24"/>
-          <w:szCs w:val="24"/>
-          <w:lang w:val="en-US" w:eastAsia="zh-CN"/>
-        </w:rPr>
-        <w:t xml:space="preserve">姓名 </w:t>
-      </w:r>
-      <w:r>
-        <w:rPr>
-          <w:rFonts w:hint="eastAsia" w:ascii="仿宋" w:hAnsi="仿宋" w:eastAsia="仿宋" w:cs="仿宋"/>
-          <w:sz w:val="24"/>
-          <w:szCs w:val="24"/>
-          <w:lang w:val="en-US" w:eastAsia="zh-CN"/>
-        </w:rPr>
-        <w:tab/>
-      </w:r>
-      <w:r>
-        <w:rPr>
-          <w:rFonts w:hint="eastAsia" w:ascii="仿宋" w:hAnsi="仿宋" w:eastAsia="仿宋" w:cs="仿宋"/>
-          <w:sz w:val="24"/>
-          <w:szCs w:val="24"/>
-          <w:lang w:val="en-US" w:eastAsia="zh-CN"/>
-        </w:rPr>
-        <w:tab/>
-      </w:r>
-      <w:r>
-        <w:rPr>
-          <w:rFonts w:hint="eastAsia" w:ascii="仿宋" w:hAnsi="仿宋" w:eastAsia="仿宋" w:cs="仿宋"/>
-          <w:sz w:val="24"/>
-          <w:szCs w:val="24"/>
-          <w:lang w:val="en-US" w:eastAsia="zh-CN"/>
-        </w:rPr>
-        <w:t>：{{ bi.name }}</w:t>
-      </w:r>
-    </w:p>
-    <w:p>
-      <w:pPr>
-        <w:rPr>
-          <w:rFonts w:hint="eastAsia" w:ascii="仿宋" w:hAnsi="仿宋" w:eastAsia="仿宋" w:cs="仿宋"/>
-          <w:sz w:val="24"/>
-          <w:szCs w:val="24"/>
-          <w:lang w:val="en-US" w:eastAsia="zh-CN"/>
-        </w:rPr>
-      </w:pPr>
-      <w:r>
-        <w:rPr>
-          <w:rFonts w:hint="eastAsia" w:ascii="仿宋" w:hAnsi="仿宋" w:eastAsia="仿宋" w:cs="仿宋"/>
-          <w:sz w:val="24"/>
-          <w:szCs w:val="24"/>
-          <w:lang w:val="en-US" w:eastAsia="zh-CN"/>
-        </w:rPr>
-        <w:t xml:space="preserve">工作年限 </w:t>
-      </w:r>
-      <w:r>
-        <w:rPr>
-          <w:rFonts w:hint="eastAsia" w:ascii="仿宋" w:hAnsi="仿宋" w:eastAsia="仿宋" w:cs="仿宋"/>
-          <w:sz w:val="24"/>
-          <w:szCs w:val="24"/>
-          <w:lang w:val="en-US" w:eastAsia="zh-CN"/>
-        </w:rPr>
-        <w:tab/>
-      </w:r>
-      <w:r>
-        <w:rPr>
-          <w:rFonts w:hint="eastAsia" w:ascii="仿宋" w:hAnsi="仿宋" w:eastAsia="仿宋" w:cs="仿宋"/>
-          <w:sz w:val="24"/>
-          <w:szCs w:val="24"/>
-          <w:lang w:val="en-US" w:eastAsia="zh-CN"/>
-        </w:rPr>
-        <w:t>：{{ bi.work }}</w:t>
-      </w:r>
-    </w:p>
-    <w:p>
-      <w:pPr>
-        <w:rPr>
-          <w:rFonts w:hint="eastAsia" w:ascii="仿宋" w:hAnsi="仿宋" w:eastAsia="仿宋" w:cs="仿宋"/>
-          <w:sz w:val="24"/>
-          <w:szCs w:val="24"/>
-          <w:lang w:val="en-US" w:eastAsia="zh-CN"/>
-        </w:rPr>
-      </w:pPr>
-      <w:r>
-        <w:rPr>
-          <w:rFonts w:hint="eastAsia" w:ascii="仿宋" w:hAnsi="仿宋" w:eastAsia="仿宋" w:cs="仿宋"/>
-          <w:sz w:val="24"/>
-          <w:szCs w:val="24"/>
-          <w:lang w:val="en-US" w:eastAsia="zh-CN"/>
-        </w:rPr>
-        <w:t xml:space="preserve">毕业时间 </w:t>
-      </w:r>
-      <w:r>
-        <w:rPr>
-          <w:rFonts w:hint="eastAsia" w:ascii="仿宋" w:hAnsi="仿宋" w:eastAsia="仿宋" w:cs="仿宋"/>
-          <w:sz w:val="24"/>
-          <w:szCs w:val="24"/>
-          <w:lang w:val="en-US" w:eastAsia="zh-CN"/>
-        </w:rPr>
-        <w:tab/>
-      </w:r>
-      <w:r>
-        <w:rPr>
-          <w:rFonts w:hint="eastAsia" w:ascii="仿宋" w:hAnsi="仿宋" w:eastAsia="仿宋" w:cs="仿宋"/>
-          <w:sz w:val="24"/>
-          <w:szCs w:val="24"/>
-          <w:lang w:val="en-US" w:eastAsia="zh-CN"/>
-        </w:rPr>
-        <w:t>：{{ bi.grad }}</w:t>
-      </w:r>
-    </w:p>
-    <w:p>
-      <w:pPr>
-        <w:rPr>
-          <w:rFonts w:hint="eastAsia" w:ascii="仿宋" w:hAnsi="仿宋" w:eastAsia="仿宋" w:cs="仿宋"/>
-          <w:sz w:val="24"/>
-          <w:szCs w:val="24"/>
-          <w:lang w:val="en-US" w:eastAsia="zh-CN"/>
-        </w:rPr>
-      </w:pPr>
-      <w:r>
-        <w:rPr>
-          <w:rFonts w:hint="eastAsia" w:ascii="仿宋" w:hAnsi="仿宋" w:eastAsia="仿宋" w:cs="仿宋"/>
-          <w:sz w:val="24"/>
-          <w:szCs w:val="24"/>
-          <w:lang w:val="en-US" w:eastAsia="zh-CN"/>
-        </w:rPr>
-        <w:t xml:space="preserve">毕业院校 </w:t>
-      </w:r>
-      <w:r>
-        <w:rPr>
-          <w:rFonts w:hint="eastAsia" w:ascii="仿宋" w:hAnsi="仿宋" w:eastAsia="仿宋" w:cs="仿宋"/>
-          <w:sz w:val="24"/>
-          <w:szCs w:val="24"/>
-          <w:lang w:val="en-US" w:eastAsia="zh-CN"/>
-        </w:rPr>
-        <w:tab/>
-      </w:r>
-      <w:r>
-        <w:rPr>
-          <w:rFonts w:hint="eastAsia" w:ascii="仿宋" w:hAnsi="仿宋" w:eastAsia="仿宋" w:cs="仿宋"/>
-          <w:sz w:val="24"/>
-          <w:szCs w:val="24"/>
-          <w:lang w:val="en-US" w:eastAsia="zh-CN"/>
-        </w:rPr>
-        <w:t>：{{ bi.school }}</w:t>
-      </w:r>
-    </w:p>
-    <w:p>
-      <w:pPr>
-        <w:rPr>
-          <w:rFonts w:hint="eastAsia" w:ascii="仿宋" w:hAnsi="仿宋" w:eastAsia="仿宋" w:cs="仿宋"/>
-          <w:sz w:val="24"/>
-          <w:szCs w:val="24"/>
-          <w:lang w:val="en-US" w:eastAsia="zh-CN"/>
-        </w:rPr>
-      </w:pPr>
-      <w:r>
-        <w:rPr>
-          <w:rFonts w:hint="eastAsia" w:ascii="仿宋" w:hAnsi="仿宋" w:eastAsia="仿宋" w:cs="仿宋"/>
-          <w:sz w:val="24"/>
-          <w:szCs w:val="24"/>
-          <w:lang w:val="en-US" w:eastAsia="zh-CN"/>
-        </w:rPr>
-        <w:t xml:space="preserve">专业 </w:t>
-      </w:r>
-      <w:r>
-        <w:rPr>
-          <w:rFonts w:hint="eastAsia" w:ascii="仿宋" w:hAnsi="仿宋" w:eastAsia="仿宋" w:cs="仿宋"/>
-          <w:sz w:val="24"/>
-          <w:szCs w:val="24"/>
-          <w:lang w:val="en-US" w:eastAsia="zh-CN"/>
-        </w:rPr>
-        <w:tab/>
-      </w:r>
-      <w:r>
-        <w:rPr>
-          <w:rFonts w:hint="eastAsia" w:ascii="仿宋" w:hAnsi="仿宋" w:eastAsia="仿宋" w:cs="仿宋"/>
-          <w:sz w:val="24"/>
-          <w:szCs w:val="24"/>
-          <w:lang w:val="en-US" w:eastAsia="zh-CN"/>
-        </w:rPr>
-        <w:tab/>
-      </w:r>
-      <w:r>
-        <w:rPr>
-          <w:rFonts w:hint="eastAsia" w:ascii="仿宋" w:hAnsi="仿宋" w:eastAsia="仿宋" w:cs="仿宋"/>
-          <w:sz w:val="24"/>
-          <w:szCs w:val="24"/>
-          <w:lang w:val="en-US" w:eastAsia="zh-CN"/>
-        </w:rPr>
-        <w:t>：{{ bi.major }}</w:t>
-      </w:r>
-    </w:p>
-    <w:p>
-      <w:pPr>
-        <w:rPr>
-          <w:rFonts w:hint="eastAsia" w:ascii="仿宋" w:hAnsi="仿宋" w:eastAsia="仿宋" w:cs="仿宋"/>
-          <w:sz w:val="24"/>
-          <w:szCs w:val="24"/>
-          <w:lang w:val="en-US" w:eastAsia="zh-CN"/>
-        </w:rPr>
-      </w:pPr>
-      <w:r>
-        <w:rPr>
-          <w:rFonts w:hint="eastAsia" w:ascii="仿宋" w:hAnsi="仿宋" w:eastAsia="仿宋" w:cs="仿宋"/>
-          <w:sz w:val="24"/>
-          <w:szCs w:val="24"/>
-          <w:lang w:val="en-US" w:eastAsia="zh-CN"/>
-        </w:rPr>
-        <w:t xml:space="preserve">最高学历 </w:t>
-      </w:r>
-      <w:r>
-        <w:rPr>
-          <w:rFonts w:hint="eastAsia" w:ascii="仿宋" w:hAnsi="仿宋" w:eastAsia="仿宋" w:cs="仿宋"/>
-          <w:sz w:val="24"/>
-          <w:szCs w:val="24"/>
-          <w:lang w:val="en-US" w:eastAsia="zh-CN"/>
-        </w:rPr>
-        <w:tab/>
-      </w:r>
-      <w:r>
-        <w:rPr>
-          <w:rFonts w:hint="eastAsia" w:ascii="仿宋" w:hAnsi="仿宋" w:eastAsia="仿宋" w:cs="仿宋"/>
-          <w:sz w:val="24"/>
-          <w:szCs w:val="24"/>
-          <w:lang w:val="en-US" w:eastAsia="zh-CN"/>
-        </w:rPr>
-        <w:t>：{{ bi.edu }}</w:t>
-      </w:r>
-    </w:p>
-    <w:p>
-      <w:pPr>
-        <w:rPr>
-          <w:rFonts w:hint="eastAsia" w:ascii="仿宋" w:hAnsi="仿宋" w:eastAsia="仿宋" w:cs="仿宋"/>
-          <w:sz w:val="24"/>
-          <w:szCs w:val="24"/>
-          <w:lang w:val="en-US" w:eastAsia="zh-CN"/>
-        </w:rPr>
-      </w:pPr>
-      <w:r>
-        <w:rPr>
-          <w:rFonts w:hint="eastAsia" w:ascii="仿宋" w:hAnsi="仿宋" w:eastAsia="仿宋" w:cs="仿宋"/>
-          <w:sz w:val="24"/>
-          <w:szCs w:val="24"/>
-          <w:lang w:val="en-US" w:eastAsia="zh-CN"/>
-        </w:rPr>
-        <w:t xml:space="preserve">部门 </w:t>
-      </w:r>
-      <w:r>
-        <w:rPr>
-          <w:rFonts w:hint="eastAsia" w:ascii="仿宋" w:hAnsi="仿宋" w:eastAsia="仿宋" w:cs="仿宋"/>
-          <w:sz w:val="24"/>
-          <w:szCs w:val="24"/>
-          <w:lang w:val="en-US" w:eastAsia="zh-CN"/>
-        </w:rPr>
-        <w:tab/>
-      </w:r>
-      <w:r>
-        <w:rPr>
-          <w:rFonts w:hint="eastAsia" w:ascii="仿宋" w:hAnsi="仿宋" w:eastAsia="仿宋" w:cs="仿宋"/>
-          <w:sz w:val="24"/>
-          <w:szCs w:val="24"/>
-          <w:lang w:val="en-US" w:eastAsia="zh-CN"/>
-        </w:rPr>
-        <w:tab/>
-      </w:r>
-      <w:r>
-        <w:rPr>
-          <w:rFonts w:hint="eastAsia" w:ascii="仿宋" w:hAnsi="仿宋" w:eastAsia="仿宋" w:cs="仿宋"/>
-          <w:sz w:val="24"/>
-          <w:szCs w:val="24"/>
-          <w:lang w:val="en-US" w:eastAsia="zh-CN"/>
-        </w:rPr>
-        <w:t>：{{ bi.dept }}</w:t>
-      </w:r>
-    </w:p>
-    <w:p>
-      <w:pPr>
-        <w:rPr>
-          <w:rFonts w:hint="eastAsia" w:ascii="仿宋" w:hAnsi="仿宋" w:eastAsia="仿宋" w:cs="仿宋"/>
-          <w:sz w:val="24"/>
-          <w:szCs w:val="24"/>
-          <w:lang w:val="en-US" w:eastAsia="zh-CN"/>
-        </w:rPr>
-      </w:pPr>
-      <w:r>
-        <w:rPr>
-          <w:rFonts w:hint="eastAsia" w:ascii="仿宋" w:hAnsi="仿宋" w:eastAsia="仿宋" w:cs="仿宋"/>
-          <w:sz w:val="24"/>
-          <w:szCs w:val="24"/>
-          <w:lang w:val="en-US" w:eastAsia="zh-CN"/>
-        </w:rPr>
-        <w:t xml:space="preserve">职位 </w:t>
-      </w:r>
-      <w:r>
-        <w:rPr>
-          <w:rFonts w:hint="eastAsia" w:ascii="仿宋" w:hAnsi="仿宋" w:eastAsia="仿宋" w:cs="仿宋"/>
-          <w:sz w:val="24"/>
-          <w:szCs w:val="24"/>
-          <w:lang w:val="en-US" w:eastAsia="zh-CN"/>
-        </w:rPr>
-        <w:tab/>
-      </w:r>
-      <w:r>
-        <w:rPr>
-          <w:rFonts w:hint="eastAsia" w:ascii="仿宋" w:hAnsi="仿宋" w:eastAsia="仿宋" w:cs="仿宋"/>
-          <w:sz w:val="24"/>
-          <w:szCs w:val="24"/>
-          <w:lang w:val="en-US" w:eastAsia="zh-CN"/>
-        </w:rPr>
-        <w:tab/>
-      </w:r>
-      <w:r>
-        <w:rPr>
-          <w:rFonts w:hint="eastAsia" w:ascii="仿宋" w:hAnsi="仿宋" w:eastAsia="仿宋" w:cs="仿宋"/>
-          <w:sz w:val="24"/>
-          <w:szCs w:val="24"/>
-          <w:lang w:val="en-US" w:eastAsia="zh-CN"/>
-        </w:rPr>
-        <w:t>：{{ bi.title }}</w:t>
-      </w:r>
-    </w:p>
-    <w:p>
-      <w:pPr>
-        <w:rPr>
-          <w:rFonts w:hint="eastAsia" w:ascii="仿宋" w:hAnsi="仿宋" w:eastAsia="仿宋" w:cs="仿宋"/>
-          <w:sz w:val="24"/>
-          <w:szCs w:val="24"/>
-          <w:lang w:val="en-US" w:eastAsia="zh-CN"/>
-        </w:rPr>
-      </w:pPr>
-      <w:r>
-        <w:rPr>
-          <w:rFonts w:hint="eastAsia" w:ascii="仿宋" w:hAnsi="仿宋" w:eastAsia="仿宋" w:cs="仿宋"/>
-          <w:sz w:val="24"/>
-          <w:szCs w:val="24"/>
-          <w:lang w:val="en-US" w:eastAsia="zh-CN"/>
-        </w:rPr>
-        <w:t xml:space="preserve">个人简介 </w:t>
-      </w:r>
-      <w:r>
-        <w:rPr>
-          <w:rFonts w:hint="eastAsia" w:ascii="仿宋" w:hAnsi="仿宋" w:eastAsia="仿宋" w:cs="仿宋"/>
-          <w:sz w:val="24"/>
-          <w:szCs w:val="24"/>
-          <w:lang w:val="en-US" w:eastAsia="zh-CN"/>
-        </w:rPr>
-        <w:tab/>
-      </w:r>
-      <w:r>
-        <w:rPr>
-          <w:rFonts w:hint="eastAsia" w:ascii="仿宋" w:hAnsi="仿宋" w:eastAsia="仿宋" w:cs="仿宋"/>
-          <w:sz w:val="24"/>
-          <w:szCs w:val="24"/>
-          <w:lang w:val="en-US" w:eastAsia="zh-CN"/>
-        </w:rPr>
-        <w:t>：{{ bi.profile }}</w:t>
-      </w:r>
-    </w:p>
-    <w:p>
-      <w:pPr>
-        <w:rPr>
-          <w:rFonts w:hint="eastAsia" w:ascii="仿宋" w:hAnsi="仿宋" w:eastAsia="仿宋" w:cs="仿宋"/>
-          <w:sz w:val="24"/>
-          <w:szCs w:val="24"/>
-          <w:lang w:val="en-US" w:eastAsia="zh-CN"/>
-        </w:rPr>
-      </w:pPr>
-    </w:p>
-    <w:p>
-      <w:pPr>
-        <w:rPr>
-          <w:rFonts w:hint="eastAsia" w:ascii="仿宋" w:hAnsi="仿宋" w:eastAsia="仿宋" w:cs="仿宋"/>
-          <w:sz w:val="24"/>
-          <w:szCs w:val="24"/>
-          <w:lang w:val="en-US" w:eastAsia="zh-CN"/>
-        </w:rPr>
-      </w:pPr>
+        <w:t>以下占位符 可以去除空格使用，进一步减少占位字符空间，但要注意循环部分的空格需要保留！</w:t>
+      </w:r>
     </w:p>
     <w:p>
       <w:pPr>
@@ -17633,7 +17358,9 @@
           <w:lang w:val="en-US" w:eastAsia="zh-CN"/>
         </w:rPr>
       </w:pPr>
-      <w:r>
+    </w:p>
+    <w:p>
+      <w:pPr>
         <w:rPr>
           <w:rFonts w:hint="eastAsia" w:ascii="仿宋" w:hAnsi="仿宋" w:eastAsia="仿宋" w:cs="仿宋"/>
           <w:b/>
@@ -17642,140 +17369,8 @@
           <w:szCs w:val="24"/>
           <w:lang w:val="en-US" w:eastAsia="zh-CN"/>
         </w:rPr>
-        <w:t>测试工作经历输出：</w:t>
-      </w:r>
-    </w:p>
-    <w:p>
-      <w:pPr>
-        <w:rPr>
-          <w:rFonts w:hint="eastAsia" w:ascii="仿宋" w:hAnsi="仿宋" w:eastAsia="仿宋" w:cs="仿宋"/>
-          <w:sz w:val="24"/>
-          <w:szCs w:val="24"/>
-        </w:rPr>
-      </w:pPr>
-    </w:p>
-    <w:p>
-      <w:pPr>
-        <w:rPr>
-          <w:rFonts w:hint="eastAsia" w:ascii="仿宋" w:hAnsi="仿宋" w:eastAsia="仿宋" w:cs="仿宋"/>
-          <w:sz w:val="24"/>
-          <w:szCs w:val="24"/>
-        </w:rPr>
-      </w:pPr>
-      <w:r>
-        <w:rPr>
-          <w:rFonts w:hint="eastAsia" w:ascii="仿宋" w:hAnsi="仿宋" w:eastAsia="仿宋" w:cs="仿宋"/>
-          <w:sz w:val="24"/>
-          <w:szCs w:val="24"/>
-        </w:rPr>
-        <w:t>{% for work in we %}</w:t>
-      </w:r>
-    </w:p>
-    <w:p>
-      <w:pPr>
-        <w:rPr>
-          <w:rFonts w:hint="eastAsia" w:ascii="仿宋" w:hAnsi="仿宋" w:eastAsia="仿宋" w:cs="仿宋"/>
-          <w:sz w:val="24"/>
-          <w:szCs w:val="24"/>
-        </w:rPr>
-      </w:pPr>
-      <w:r>
-        <w:rPr>
-          <w:rFonts w:hint="eastAsia" w:ascii="仿宋" w:hAnsi="仿宋" w:eastAsia="仿宋" w:cs="仿宋"/>
-          <w:sz w:val="24"/>
-          <w:szCs w:val="24"/>
-        </w:rPr>
-        <w:t>- 公司：{{ work.comp }}</w:t>
-      </w:r>
-    </w:p>
-    <w:p>
-      <w:pPr>
-        <w:rPr>
-          <w:rFonts w:hint="eastAsia" w:ascii="仿宋" w:hAnsi="仿宋" w:eastAsia="仿宋" w:cs="仿宋"/>
-          <w:sz w:val="24"/>
-          <w:szCs w:val="24"/>
-        </w:rPr>
-      </w:pPr>
-      <w:r>
-        <w:rPr>
-          <w:rFonts w:hint="eastAsia" w:ascii="仿宋" w:hAnsi="仿宋" w:eastAsia="仿宋" w:cs="仿宋"/>
-          <w:sz w:val="24"/>
-          <w:szCs w:val="24"/>
-        </w:rPr>
-        <w:t>  职位：{{ work.pos }}</w:t>
-      </w:r>
-    </w:p>
-    <w:p>
-      <w:pPr>
-        <w:rPr>
-          <w:rFonts w:hint="eastAsia" w:ascii="仿宋" w:hAnsi="仿宋" w:eastAsia="仿宋" w:cs="仿宋"/>
-          <w:sz w:val="24"/>
-          <w:szCs w:val="24"/>
-        </w:rPr>
-      </w:pPr>
-      <w:r>
-        <w:rPr>
-          <w:rFonts w:hint="eastAsia" w:ascii="仿宋" w:hAnsi="仿宋" w:eastAsia="仿宋" w:cs="仿宋"/>
-          <w:sz w:val="24"/>
-          <w:szCs w:val="24"/>
-        </w:rPr>
-        <w:t>  时间：{{ work.start }} 至 {{ work.end }}</w:t>
-      </w:r>
-    </w:p>
-    <w:p>
-      <w:pPr>
-        <w:rPr>
-          <w:rFonts w:hint="eastAsia" w:ascii="仿宋" w:hAnsi="仿宋" w:eastAsia="仿宋" w:cs="仿宋"/>
-          <w:sz w:val="24"/>
-          <w:szCs w:val="24"/>
-        </w:rPr>
-      </w:pPr>
-      <w:r>
-        <w:rPr>
-          <w:rFonts w:hint="eastAsia" w:ascii="仿宋" w:hAnsi="仿宋" w:eastAsia="仿宋" w:cs="仿宋"/>
-          <w:sz w:val="24"/>
-          <w:szCs w:val="24"/>
-        </w:rPr>
-        <w:t>  描述：{{ work.desc }}</w:t>
-      </w:r>
-    </w:p>
-    <w:p>
-      <w:pPr>
-        <w:rPr>
-          <w:rFonts w:hint="eastAsia" w:ascii="仿宋" w:hAnsi="仿宋" w:eastAsia="仿宋" w:cs="仿宋"/>
-          <w:sz w:val="24"/>
-          <w:szCs w:val="24"/>
-        </w:rPr>
-      </w:pPr>
-      <w:r>
-        <w:rPr>
-          <w:rFonts w:hint="eastAsia" w:ascii="仿宋" w:hAnsi="仿宋" w:eastAsia="仿宋" w:cs="仿宋"/>
-          <w:sz w:val="24"/>
-          <w:szCs w:val="24"/>
-        </w:rPr>
-        <w:t>{% endfor %}</w:t>
-      </w:r>
-    </w:p>
-    <w:p>
-      <w:pPr>
-        <w:rPr>
-          <w:rFonts w:hint="eastAsia" w:ascii="仿宋" w:hAnsi="仿宋" w:eastAsia="仿宋" w:cs="仿宋"/>
-          <w:sz w:val="24"/>
-          <w:szCs w:val="24"/>
-        </w:rPr>
-      </w:pPr>
-    </w:p>
-    <w:p>
-      <w:pPr>
-        <w:rPr>
-          <w:rFonts w:hint="eastAsia" w:ascii="仿宋" w:hAnsi="仿宋" w:eastAsia="仿宋" w:cs="仿宋"/>
-          <w:sz w:val="24"/>
-          <w:szCs w:val="24"/>
-        </w:rPr>
-      </w:pPr>
-    </w:p>
-    <w:p>
-      <w:pPr>
+      </w:pPr>
+      <w:r>
         <w:rPr>
           <w:rFonts w:hint="eastAsia" w:ascii="仿宋" w:hAnsi="仿宋" w:eastAsia="仿宋" w:cs="仿宋"/>
           <w:b/>
@@ -17784,8 +17379,447 @@
           <w:szCs w:val="24"/>
           <w:lang w:val="en-US" w:eastAsia="zh-CN"/>
         </w:rPr>
-      </w:pPr>
-      <w:r>
+        <w:t>简历基本信息输出测试：</w:t>
+      </w:r>
+    </w:p>
+    <w:p>
+      <w:pPr>
+        <w:rPr>
+          <w:rFonts w:hint="eastAsia" w:ascii="仿宋" w:hAnsi="仿宋" w:eastAsia="仿宋" w:cs="仿宋"/>
+          <w:sz w:val="24"/>
+          <w:szCs w:val="24"/>
+          <w:lang w:val="en-US" w:eastAsia="zh-CN"/>
+        </w:rPr>
+      </w:pPr>
+    </w:p>
+    <w:p>
+      <w:pPr>
+        <w:rPr>
+          <w:rFonts w:hint="eastAsia" w:ascii="仿宋" w:hAnsi="仿宋" w:eastAsia="仿宋" w:cs="仿宋"/>
+          <w:sz w:val="24"/>
+          <w:szCs w:val="24"/>
+          <w:lang w:val="en-US" w:eastAsia="zh-CN"/>
+        </w:rPr>
+      </w:pPr>
+      <w:r>
+        <w:rPr>
+          <w:rFonts w:hint="eastAsia" w:ascii="仿宋" w:hAnsi="仿宋" w:eastAsia="仿宋" w:cs="仿宋"/>
+          <w:sz w:val="24"/>
+          <w:szCs w:val="24"/>
+          <w:lang w:val="en-US" w:eastAsia="zh-CN"/>
+        </w:rPr>
+        <w:t xml:space="preserve">员工编号 </w:t>
+      </w:r>
+      <w:r>
+        <w:rPr>
+          <w:rFonts w:hint="eastAsia" w:ascii="仿宋" w:hAnsi="仿宋" w:eastAsia="仿宋" w:cs="仿宋"/>
+          <w:sz w:val="24"/>
+          <w:szCs w:val="24"/>
+          <w:lang w:val="en-US" w:eastAsia="zh-CN"/>
+        </w:rPr>
+        <w:tab/>
+      </w:r>
+      <w:r>
+        <w:rPr>
+          <w:rFonts w:hint="eastAsia" w:ascii="仿宋" w:hAnsi="仿宋" w:eastAsia="仿宋" w:cs="仿宋"/>
+          <w:sz w:val="24"/>
+          <w:szCs w:val="24"/>
+          <w:lang w:val="en-US" w:eastAsia="zh-CN"/>
+        </w:rPr>
+        <w:t>：{{ bi.emp }}</w:t>
+      </w:r>
+    </w:p>
+    <w:p>
+      <w:pPr>
+        <w:rPr>
+          <w:rFonts w:hint="eastAsia" w:ascii="仿宋" w:hAnsi="仿宋" w:eastAsia="仿宋" w:cs="仿宋"/>
+          <w:sz w:val="24"/>
+          <w:szCs w:val="24"/>
+          <w:lang w:val="en-US" w:eastAsia="zh-CN"/>
+        </w:rPr>
+      </w:pPr>
+      <w:r>
+        <w:rPr>
+          <w:rFonts w:hint="eastAsia" w:ascii="仿宋" w:hAnsi="仿宋" w:eastAsia="仿宋" w:cs="仿宋"/>
+          <w:sz w:val="24"/>
+          <w:szCs w:val="24"/>
+          <w:lang w:val="en-US" w:eastAsia="zh-CN"/>
+        </w:rPr>
+        <w:t xml:space="preserve">姓名 </w:t>
+      </w:r>
+      <w:r>
+        <w:rPr>
+          <w:rFonts w:hint="eastAsia" w:ascii="仿宋" w:hAnsi="仿宋" w:eastAsia="仿宋" w:cs="仿宋"/>
+          <w:sz w:val="24"/>
+          <w:szCs w:val="24"/>
+          <w:lang w:val="en-US" w:eastAsia="zh-CN"/>
+        </w:rPr>
+        <w:tab/>
+      </w:r>
+      <w:r>
+        <w:rPr>
+          <w:rFonts w:hint="eastAsia" w:ascii="仿宋" w:hAnsi="仿宋" w:eastAsia="仿宋" w:cs="仿宋"/>
+          <w:sz w:val="24"/>
+          <w:szCs w:val="24"/>
+          <w:lang w:val="en-US" w:eastAsia="zh-CN"/>
+        </w:rPr>
+        <w:tab/>
+      </w:r>
+      <w:r>
+        <w:rPr>
+          <w:rFonts w:hint="eastAsia" w:ascii="仿宋" w:hAnsi="仿宋" w:eastAsia="仿宋" w:cs="仿宋"/>
+          <w:sz w:val="24"/>
+          <w:szCs w:val="24"/>
+          <w:lang w:val="en-US" w:eastAsia="zh-CN"/>
+        </w:rPr>
+        <w:t>：{{ bi.name }}</w:t>
+      </w:r>
+    </w:p>
+    <w:p>
+      <w:pPr>
+        <w:rPr>
+          <w:rFonts w:hint="eastAsia" w:ascii="仿宋" w:hAnsi="仿宋" w:eastAsia="仿宋" w:cs="仿宋"/>
+          <w:sz w:val="24"/>
+          <w:szCs w:val="24"/>
+          <w:lang w:val="en-US" w:eastAsia="zh-CN"/>
+        </w:rPr>
+      </w:pPr>
+      <w:r>
+        <w:rPr>
+          <w:rFonts w:hint="eastAsia" w:ascii="仿宋" w:hAnsi="仿宋" w:eastAsia="仿宋" w:cs="仿宋"/>
+          <w:sz w:val="24"/>
+          <w:szCs w:val="24"/>
+          <w:lang w:val="en-US" w:eastAsia="zh-CN"/>
+        </w:rPr>
+        <w:t xml:space="preserve">工作年限 </w:t>
+      </w:r>
+      <w:r>
+        <w:rPr>
+          <w:rFonts w:hint="eastAsia" w:ascii="仿宋" w:hAnsi="仿宋" w:eastAsia="仿宋" w:cs="仿宋"/>
+          <w:sz w:val="24"/>
+          <w:szCs w:val="24"/>
+          <w:lang w:val="en-US" w:eastAsia="zh-CN"/>
+        </w:rPr>
+        <w:tab/>
+      </w:r>
+      <w:r>
+        <w:rPr>
+          <w:rFonts w:hint="eastAsia" w:ascii="仿宋" w:hAnsi="仿宋" w:eastAsia="仿宋" w:cs="仿宋"/>
+          <w:sz w:val="24"/>
+          <w:szCs w:val="24"/>
+          <w:lang w:val="en-US" w:eastAsia="zh-CN"/>
+        </w:rPr>
+        <w:t>：{{ bi.work }}</w:t>
+      </w:r>
+    </w:p>
+    <w:p>
+      <w:pPr>
+        <w:rPr>
+          <w:rFonts w:hint="eastAsia" w:ascii="仿宋" w:hAnsi="仿宋" w:eastAsia="仿宋" w:cs="仿宋"/>
+          <w:sz w:val="24"/>
+          <w:szCs w:val="24"/>
+          <w:lang w:val="en-US" w:eastAsia="zh-CN"/>
+        </w:rPr>
+      </w:pPr>
+      <w:r>
+        <w:rPr>
+          <w:rFonts w:hint="eastAsia" w:ascii="仿宋" w:hAnsi="仿宋" w:eastAsia="仿宋" w:cs="仿宋"/>
+          <w:sz w:val="24"/>
+          <w:szCs w:val="24"/>
+          <w:lang w:val="en-US" w:eastAsia="zh-CN"/>
+        </w:rPr>
+        <w:t xml:space="preserve">毕业时间 </w:t>
+      </w:r>
+      <w:r>
+        <w:rPr>
+          <w:rFonts w:hint="eastAsia" w:ascii="仿宋" w:hAnsi="仿宋" w:eastAsia="仿宋" w:cs="仿宋"/>
+          <w:sz w:val="24"/>
+          <w:szCs w:val="24"/>
+          <w:lang w:val="en-US" w:eastAsia="zh-CN"/>
+        </w:rPr>
+        <w:tab/>
+      </w:r>
+      <w:r>
+        <w:rPr>
+          <w:rFonts w:hint="eastAsia" w:ascii="仿宋" w:hAnsi="仿宋" w:eastAsia="仿宋" w:cs="仿宋"/>
+          <w:sz w:val="24"/>
+          <w:szCs w:val="24"/>
+          <w:lang w:val="en-US" w:eastAsia="zh-CN"/>
+        </w:rPr>
+        <w:t>：{{ bi.grad }}</w:t>
+      </w:r>
+    </w:p>
+    <w:p>
+      <w:pPr>
+        <w:rPr>
+          <w:rFonts w:hint="eastAsia" w:ascii="仿宋" w:hAnsi="仿宋" w:eastAsia="仿宋" w:cs="仿宋"/>
+          <w:sz w:val="24"/>
+          <w:szCs w:val="24"/>
+          <w:lang w:val="en-US" w:eastAsia="zh-CN"/>
+        </w:rPr>
+      </w:pPr>
+      <w:r>
+        <w:rPr>
+          <w:rFonts w:hint="eastAsia" w:ascii="仿宋" w:hAnsi="仿宋" w:eastAsia="仿宋" w:cs="仿宋"/>
+          <w:sz w:val="24"/>
+          <w:szCs w:val="24"/>
+          <w:lang w:val="en-US" w:eastAsia="zh-CN"/>
+        </w:rPr>
+        <w:t xml:space="preserve">毕业院校 </w:t>
+      </w:r>
+      <w:r>
+        <w:rPr>
+          <w:rFonts w:hint="eastAsia" w:ascii="仿宋" w:hAnsi="仿宋" w:eastAsia="仿宋" w:cs="仿宋"/>
+          <w:sz w:val="24"/>
+          <w:szCs w:val="24"/>
+          <w:lang w:val="en-US" w:eastAsia="zh-CN"/>
+        </w:rPr>
+        <w:tab/>
+      </w:r>
+      <w:r>
+        <w:rPr>
+          <w:rFonts w:hint="eastAsia" w:ascii="仿宋" w:hAnsi="仿宋" w:eastAsia="仿宋" w:cs="仿宋"/>
+          <w:sz w:val="24"/>
+          <w:szCs w:val="24"/>
+          <w:lang w:val="en-US" w:eastAsia="zh-CN"/>
+        </w:rPr>
+        <w:t>：{{ bi.school }}</w:t>
+      </w:r>
+    </w:p>
+    <w:p>
+      <w:pPr>
+        <w:rPr>
+          <w:rFonts w:hint="eastAsia" w:ascii="仿宋" w:hAnsi="仿宋" w:eastAsia="仿宋" w:cs="仿宋"/>
+          <w:sz w:val="24"/>
+          <w:szCs w:val="24"/>
+          <w:lang w:val="en-US" w:eastAsia="zh-CN"/>
+        </w:rPr>
+      </w:pPr>
+      <w:r>
+        <w:rPr>
+          <w:rFonts w:hint="eastAsia" w:ascii="仿宋" w:hAnsi="仿宋" w:eastAsia="仿宋" w:cs="仿宋"/>
+          <w:sz w:val="24"/>
+          <w:szCs w:val="24"/>
+          <w:lang w:val="en-US" w:eastAsia="zh-CN"/>
+        </w:rPr>
+        <w:t xml:space="preserve">专业 </w:t>
+      </w:r>
+      <w:r>
+        <w:rPr>
+          <w:rFonts w:hint="eastAsia" w:ascii="仿宋" w:hAnsi="仿宋" w:eastAsia="仿宋" w:cs="仿宋"/>
+          <w:sz w:val="24"/>
+          <w:szCs w:val="24"/>
+          <w:lang w:val="en-US" w:eastAsia="zh-CN"/>
+        </w:rPr>
+        <w:tab/>
+      </w:r>
+      <w:r>
+        <w:rPr>
+          <w:rFonts w:hint="eastAsia" w:ascii="仿宋" w:hAnsi="仿宋" w:eastAsia="仿宋" w:cs="仿宋"/>
+          <w:sz w:val="24"/>
+          <w:szCs w:val="24"/>
+          <w:lang w:val="en-US" w:eastAsia="zh-CN"/>
+        </w:rPr>
+        <w:tab/>
+      </w:r>
+      <w:r>
+        <w:rPr>
+          <w:rFonts w:hint="eastAsia" w:ascii="仿宋" w:hAnsi="仿宋" w:eastAsia="仿宋" w:cs="仿宋"/>
+          <w:sz w:val="24"/>
+          <w:szCs w:val="24"/>
+          <w:lang w:val="en-US" w:eastAsia="zh-CN"/>
+        </w:rPr>
+        <w:t>：{{ bi.major }}</w:t>
+      </w:r>
+    </w:p>
+    <w:p>
+      <w:pPr>
+        <w:rPr>
+          <w:rFonts w:hint="eastAsia" w:ascii="仿宋" w:hAnsi="仿宋" w:eastAsia="仿宋" w:cs="仿宋"/>
+          <w:sz w:val="24"/>
+          <w:szCs w:val="24"/>
+          <w:lang w:val="en-US" w:eastAsia="zh-CN"/>
+        </w:rPr>
+      </w:pPr>
+      <w:r>
+        <w:rPr>
+          <w:rFonts w:hint="eastAsia" w:ascii="仿宋" w:hAnsi="仿宋" w:eastAsia="仿宋" w:cs="仿宋"/>
+          <w:sz w:val="24"/>
+          <w:szCs w:val="24"/>
+          <w:lang w:val="en-US" w:eastAsia="zh-CN"/>
+        </w:rPr>
+        <w:t xml:space="preserve">最高学历 </w:t>
+      </w:r>
+      <w:r>
+        <w:rPr>
+          <w:rFonts w:hint="eastAsia" w:ascii="仿宋" w:hAnsi="仿宋" w:eastAsia="仿宋" w:cs="仿宋"/>
+          <w:sz w:val="24"/>
+          <w:szCs w:val="24"/>
+          <w:lang w:val="en-US" w:eastAsia="zh-CN"/>
+        </w:rPr>
+        <w:tab/>
+      </w:r>
+      <w:r>
+        <w:rPr>
+          <w:rFonts w:hint="eastAsia" w:ascii="仿宋" w:hAnsi="仿宋" w:eastAsia="仿宋" w:cs="仿宋"/>
+          <w:sz w:val="24"/>
+          <w:szCs w:val="24"/>
+          <w:lang w:val="en-US" w:eastAsia="zh-CN"/>
+        </w:rPr>
+        <w:t>：{{ bi.edu }}</w:t>
+      </w:r>
+    </w:p>
+    <w:p>
+      <w:pPr>
+        <w:rPr>
+          <w:rFonts w:hint="eastAsia" w:ascii="仿宋" w:hAnsi="仿宋" w:eastAsia="仿宋" w:cs="仿宋"/>
+          <w:sz w:val="24"/>
+          <w:szCs w:val="24"/>
+          <w:lang w:val="en-US" w:eastAsia="zh-CN"/>
+        </w:rPr>
+      </w:pPr>
+      <w:r>
+        <w:rPr>
+          <w:rFonts w:hint="eastAsia" w:ascii="仿宋" w:hAnsi="仿宋" w:eastAsia="仿宋" w:cs="仿宋"/>
+          <w:sz w:val="24"/>
+          <w:szCs w:val="24"/>
+          <w:lang w:val="en-US" w:eastAsia="zh-CN"/>
+        </w:rPr>
+        <w:t xml:space="preserve">部门 </w:t>
+      </w:r>
+      <w:r>
+        <w:rPr>
+          <w:rFonts w:hint="eastAsia" w:ascii="仿宋" w:hAnsi="仿宋" w:eastAsia="仿宋" w:cs="仿宋"/>
+          <w:sz w:val="24"/>
+          <w:szCs w:val="24"/>
+          <w:lang w:val="en-US" w:eastAsia="zh-CN"/>
+        </w:rPr>
+        <w:tab/>
+      </w:r>
+      <w:r>
+        <w:rPr>
+          <w:rFonts w:hint="eastAsia" w:ascii="仿宋" w:hAnsi="仿宋" w:eastAsia="仿宋" w:cs="仿宋"/>
+          <w:sz w:val="24"/>
+          <w:szCs w:val="24"/>
+          <w:lang w:val="en-US" w:eastAsia="zh-CN"/>
+        </w:rPr>
+        <w:tab/>
+      </w:r>
+      <w:r>
+        <w:rPr>
+          <w:rFonts w:hint="eastAsia" w:ascii="仿宋" w:hAnsi="仿宋" w:eastAsia="仿宋" w:cs="仿宋"/>
+          <w:sz w:val="24"/>
+          <w:szCs w:val="24"/>
+          <w:lang w:val="en-US" w:eastAsia="zh-CN"/>
+        </w:rPr>
+        <w:t>：{{ bi.dept }}</w:t>
+      </w:r>
+    </w:p>
+    <w:p>
+      <w:pPr>
+        <w:rPr>
+          <w:rFonts w:hint="eastAsia" w:ascii="仿宋" w:hAnsi="仿宋" w:eastAsia="仿宋" w:cs="仿宋"/>
+          <w:sz w:val="24"/>
+          <w:szCs w:val="24"/>
+          <w:lang w:val="en-US" w:eastAsia="zh-CN"/>
+        </w:rPr>
+      </w:pPr>
+      <w:r>
+        <w:rPr>
+          <w:rFonts w:hint="eastAsia" w:ascii="仿宋" w:hAnsi="仿宋" w:eastAsia="仿宋" w:cs="仿宋"/>
+          <w:sz w:val="24"/>
+          <w:szCs w:val="24"/>
+          <w:lang w:val="en-US" w:eastAsia="zh-CN"/>
+        </w:rPr>
+        <w:t xml:space="preserve">职位 </w:t>
+      </w:r>
+      <w:r>
+        <w:rPr>
+          <w:rFonts w:hint="eastAsia" w:ascii="仿宋" w:hAnsi="仿宋" w:eastAsia="仿宋" w:cs="仿宋"/>
+          <w:sz w:val="24"/>
+          <w:szCs w:val="24"/>
+          <w:lang w:val="en-US" w:eastAsia="zh-CN"/>
+        </w:rPr>
+        <w:tab/>
+      </w:r>
+      <w:r>
+        <w:rPr>
+          <w:rFonts w:hint="eastAsia" w:ascii="仿宋" w:hAnsi="仿宋" w:eastAsia="仿宋" w:cs="仿宋"/>
+          <w:sz w:val="24"/>
+          <w:szCs w:val="24"/>
+          <w:lang w:val="en-US" w:eastAsia="zh-CN"/>
+        </w:rPr>
+        <w:tab/>
+      </w:r>
+      <w:r>
+        <w:rPr>
+          <w:rFonts w:hint="eastAsia" w:ascii="仿宋" w:hAnsi="仿宋" w:eastAsia="仿宋" w:cs="仿宋"/>
+          <w:sz w:val="24"/>
+          <w:szCs w:val="24"/>
+          <w:lang w:val="en-US" w:eastAsia="zh-CN"/>
+        </w:rPr>
+        <w:t>：{{ bi.title }}</w:t>
+      </w:r>
+    </w:p>
+    <w:p>
+      <w:pPr>
+        <w:rPr>
+          <w:rFonts w:hint="eastAsia" w:ascii="仿宋" w:hAnsi="仿宋" w:eastAsia="仿宋" w:cs="仿宋"/>
+          <w:sz w:val="24"/>
+          <w:szCs w:val="24"/>
+          <w:lang w:val="en-US" w:eastAsia="zh-CN"/>
+        </w:rPr>
+      </w:pPr>
+      <w:r>
+        <w:rPr>
+          <w:rFonts w:hint="eastAsia" w:ascii="仿宋" w:hAnsi="仿宋" w:eastAsia="仿宋" w:cs="仿宋"/>
+          <w:sz w:val="24"/>
+          <w:szCs w:val="24"/>
+          <w:lang w:val="en-US" w:eastAsia="zh-CN"/>
+        </w:rPr>
+        <w:t xml:space="preserve">个人简介 </w:t>
+      </w:r>
+      <w:r>
+        <w:rPr>
+          <w:rFonts w:hint="eastAsia" w:ascii="仿宋" w:hAnsi="仿宋" w:eastAsia="仿宋" w:cs="仿宋"/>
+          <w:sz w:val="24"/>
+          <w:szCs w:val="24"/>
+          <w:lang w:val="en-US" w:eastAsia="zh-CN"/>
+        </w:rPr>
+        <w:tab/>
+      </w:r>
+      <w:r>
+        <w:rPr>
+          <w:rFonts w:hint="eastAsia" w:ascii="仿宋" w:hAnsi="仿宋" w:eastAsia="仿宋" w:cs="仿宋"/>
+          <w:sz w:val="24"/>
+          <w:szCs w:val="24"/>
+          <w:lang w:val="en-US" w:eastAsia="zh-CN"/>
+        </w:rPr>
+        <w:t>：{{ bi.profile }}</w:t>
+      </w:r>
+    </w:p>
+    <w:p>
+      <w:pPr>
+        <w:rPr>
+          <w:rFonts w:hint="eastAsia" w:ascii="仿宋" w:hAnsi="仿宋" w:eastAsia="仿宋" w:cs="仿宋"/>
+          <w:sz w:val="24"/>
+          <w:szCs w:val="24"/>
+          <w:lang w:val="en-US" w:eastAsia="zh-CN"/>
+        </w:rPr>
+      </w:pPr>
+    </w:p>
+    <w:p>
+      <w:pPr>
+        <w:rPr>
+          <w:rFonts w:hint="eastAsia" w:ascii="仿宋" w:hAnsi="仿宋" w:eastAsia="仿宋" w:cs="仿宋"/>
+          <w:sz w:val="24"/>
+          <w:szCs w:val="24"/>
+          <w:lang w:val="en-US" w:eastAsia="zh-CN"/>
+        </w:rPr>
+      </w:pPr>
+    </w:p>
+    <w:p>
+      <w:pPr>
         <w:rPr>
           <w:rFonts w:hint="eastAsia" w:ascii="仿宋" w:hAnsi="仿宋" w:eastAsia="仿宋" w:cs="仿宋"/>
           <w:b/>
@@ -17794,141 +17828,8 @@
           <w:szCs w:val="24"/>
           <w:lang w:val="en-US" w:eastAsia="zh-CN"/>
         </w:rPr>
-        <w:t>测试项目经历输出：</w:t>
-      </w:r>
-    </w:p>
-    <w:p>
-      <w:pPr>
-        <w:rPr>
-          <w:rFonts w:hint="eastAsia" w:ascii="仿宋" w:hAnsi="仿宋" w:eastAsia="仿宋" w:cs="仿宋"/>
-          <w:sz w:val="24"/>
-          <w:szCs w:val="24"/>
-          <w:lang w:val="en-US" w:eastAsia="zh-CN"/>
-        </w:rPr>
-      </w:pPr>
-    </w:p>
-    <w:p>
-      <w:pPr>
-        <w:rPr>
-          <w:rFonts w:hint="eastAsia" w:ascii="仿宋" w:hAnsi="仿宋" w:eastAsia="仿宋" w:cs="仿宋"/>
-          <w:sz w:val="24"/>
-          <w:szCs w:val="24"/>
-        </w:rPr>
-      </w:pPr>
-      <w:r>
-        <w:rPr>
-          <w:rFonts w:hint="eastAsia" w:ascii="仿宋" w:hAnsi="仿宋" w:eastAsia="仿宋" w:cs="仿宋"/>
-          <w:sz w:val="24"/>
-          <w:szCs w:val="24"/>
-        </w:rPr>
-        <w:t>{% for prj in pe %}</w:t>
-      </w:r>
-    </w:p>
-    <w:p>
-      <w:pPr>
-        <w:rPr>
-          <w:rFonts w:hint="eastAsia" w:ascii="仿宋" w:hAnsi="仿宋" w:eastAsia="仿宋" w:cs="仿宋"/>
-          <w:sz w:val="24"/>
-          <w:szCs w:val="24"/>
-        </w:rPr>
-      </w:pPr>
-      <w:r>
-        <w:rPr>
-          <w:rFonts w:hint="eastAsia" w:ascii="仿宋" w:hAnsi="仿宋" w:eastAsia="仿宋" w:cs="仿宋"/>
-          <w:sz w:val="24"/>
-          <w:szCs w:val="24"/>
-        </w:rPr>
-        <w:t>- 项目名称：{{ prj.proj }}</w:t>
-      </w:r>
-    </w:p>
-    <w:p>
-      <w:pPr>
-        <w:rPr>
-          <w:rFonts w:hint="eastAsia" w:ascii="仿宋" w:hAnsi="仿宋" w:eastAsia="仿宋" w:cs="仿宋"/>
-          <w:sz w:val="24"/>
-          <w:szCs w:val="24"/>
-        </w:rPr>
-      </w:pPr>
-      <w:r>
-        <w:rPr>
-          <w:rFonts w:hint="eastAsia" w:ascii="仿宋" w:hAnsi="仿宋" w:eastAsia="仿宋" w:cs="仿宋"/>
-          <w:sz w:val="24"/>
-          <w:szCs w:val="24"/>
-        </w:rPr>
-        <w:t>  角色：{{ prj.role }}</w:t>
-      </w:r>
-    </w:p>
-    <w:p>
-      <w:pPr>
-        <w:rPr>
-          <w:rFonts w:hint="eastAsia" w:ascii="仿宋" w:hAnsi="仿宋" w:eastAsia="仿宋" w:cs="仿宋"/>
-          <w:sz w:val="24"/>
-          <w:szCs w:val="24"/>
-        </w:rPr>
-      </w:pPr>
-      <w:r>
-        <w:rPr>
-          <w:rFonts w:hint="eastAsia" w:ascii="仿宋" w:hAnsi="仿宋" w:eastAsia="仿宋" w:cs="仿宋"/>
-          <w:sz w:val="24"/>
-          <w:szCs w:val="24"/>
-        </w:rPr>
-        <w:t>  时间：{{ prj.start }} 至 {{ prj.end }}</w:t>
-      </w:r>
-    </w:p>
-    <w:p>
-      <w:pPr>
-        <w:rPr>
-          <w:rFonts w:hint="eastAsia" w:ascii="仿宋" w:hAnsi="仿宋" w:eastAsia="仿宋" w:cs="仿宋"/>
-          <w:sz w:val="24"/>
-          <w:szCs w:val="24"/>
-        </w:rPr>
-      </w:pPr>
-      <w:r>
-        <w:rPr>
-          <w:rFonts w:hint="eastAsia" w:ascii="仿宋" w:hAnsi="仿宋" w:eastAsia="仿宋" w:cs="仿宋"/>
-          <w:sz w:val="24"/>
-          <w:szCs w:val="24"/>
-        </w:rPr>
-        <w:t>  描述：{{ prj.desc }}</w:t>
-      </w:r>
-    </w:p>
-    <w:p>
-      <w:pPr>
-        <w:rPr>
-          <w:rFonts w:hint="eastAsia" w:ascii="仿宋" w:hAnsi="仿宋" w:eastAsia="仿宋" w:cs="仿宋"/>
-          <w:sz w:val="24"/>
-          <w:szCs w:val="24"/>
-        </w:rPr>
-      </w:pPr>
-      <w:r>
-        <w:rPr>
-          <w:rFonts w:hint="eastAsia" w:ascii="仿宋" w:hAnsi="仿宋" w:eastAsia="仿宋" w:cs="仿宋"/>
-          <w:sz w:val="24"/>
-          <w:szCs w:val="24"/>
-        </w:rPr>
-        <w:t>{% endfor %}</w:t>
-      </w:r>
-    </w:p>
-    <w:p>
-      <w:pPr>
-        <w:rPr>
-          <w:rFonts w:hint="eastAsia" w:ascii="仿宋" w:hAnsi="仿宋" w:eastAsia="仿宋" w:cs="仿宋"/>
-          <w:sz w:val="24"/>
-          <w:szCs w:val="24"/>
-        </w:rPr>
-      </w:pPr>
-    </w:p>
-    <w:p>
-      <w:pPr>
-        <w:rPr>
-          <w:rFonts w:hint="eastAsia" w:ascii="仿宋" w:hAnsi="仿宋" w:eastAsia="仿宋" w:cs="仿宋"/>
-          <w:sz w:val="24"/>
-          <w:szCs w:val="24"/>
-        </w:rPr>
-      </w:pPr>
-    </w:p>
-    <w:p>
-      <w:pPr>
+      </w:pPr>
+      <w:r>
         <w:rPr>
           <w:rFonts w:hint="eastAsia" w:ascii="仿宋" w:hAnsi="仿宋" w:eastAsia="仿宋" w:cs="仿宋"/>
           <w:b/>
@@ -17937,8 +17838,140 @@
           <w:szCs w:val="24"/>
           <w:lang w:val="en-US" w:eastAsia="zh-CN"/>
         </w:rPr>
-      </w:pPr>
-      <w:r>
+        <w:t>测试工作经历输出：</w:t>
+      </w:r>
+    </w:p>
+    <w:p>
+      <w:pPr>
+        <w:rPr>
+          <w:rFonts w:hint="eastAsia" w:ascii="仿宋" w:hAnsi="仿宋" w:eastAsia="仿宋" w:cs="仿宋"/>
+          <w:sz w:val="24"/>
+          <w:szCs w:val="24"/>
+        </w:rPr>
+      </w:pPr>
+    </w:p>
+    <w:p>
+      <w:pPr>
+        <w:rPr>
+          <w:rFonts w:hint="eastAsia" w:ascii="仿宋" w:hAnsi="仿宋" w:eastAsia="仿宋" w:cs="仿宋"/>
+          <w:sz w:val="24"/>
+          <w:szCs w:val="24"/>
+        </w:rPr>
+      </w:pPr>
+      <w:r>
+        <w:rPr>
+          <w:rFonts w:hint="eastAsia" w:ascii="仿宋" w:hAnsi="仿宋" w:eastAsia="仿宋" w:cs="仿宋"/>
+          <w:sz w:val="24"/>
+          <w:szCs w:val="24"/>
+        </w:rPr>
+        <w:t>{% for work in we %}</w:t>
+      </w:r>
+    </w:p>
+    <w:p>
+      <w:pPr>
+        <w:rPr>
+          <w:rFonts w:hint="eastAsia" w:ascii="仿宋" w:hAnsi="仿宋" w:eastAsia="仿宋" w:cs="仿宋"/>
+          <w:sz w:val="24"/>
+          <w:szCs w:val="24"/>
+        </w:rPr>
+      </w:pPr>
+      <w:r>
+        <w:rPr>
+          <w:rFonts w:hint="eastAsia" w:ascii="仿宋" w:hAnsi="仿宋" w:eastAsia="仿宋" w:cs="仿宋"/>
+          <w:sz w:val="24"/>
+          <w:szCs w:val="24"/>
+        </w:rPr>
+        <w:t>- 公司：{{ work.comp }}</w:t>
+      </w:r>
+    </w:p>
+    <w:p>
+      <w:pPr>
+        <w:rPr>
+          <w:rFonts w:hint="eastAsia" w:ascii="仿宋" w:hAnsi="仿宋" w:eastAsia="仿宋" w:cs="仿宋"/>
+          <w:sz w:val="24"/>
+          <w:szCs w:val="24"/>
+        </w:rPr>
+      </w:pPr>
+      <w:r>
+        <w:rPr>
+          <w:rFonts w:hint="eastAsia" w:ascii="仿宋" w:hAnsi="仿宋" w:eastAsia="仿宋" w:cs="仿宋"/>
+          <w:sz w:val="24"/>
+          <w:szCs w:val="24"/>
+        </w:rPr>
+        <w:t>  职位：{{ work.pos }}</w:t>
+      </w:r>
+    </w:p>
+    <w:p>
+      <w:pPr>
+        <w:rPr>
+          <w:rFonts w:hint="eastAsia" w:ascii="仿宋" w:hAnsi="仿宋" w:eastAsia="仿宋" w:cs="仿宋"/>
+          <w:sz w:val="24"/>
+          <w:szCs w:val="24"/>
+        </w:rPr>
+      </w:pPr>
+      <w:r>
+        <w:rPr>
+          <w:rFonts w:hint="eastAsia" w:ascii="仿宋" w:hAnsi="仿宋" w:eastAsia="仿宋" w:cs="仿宋"/>
+          <w:sz w:val="24"/>
+          <w:szCs w:val="24"/>
+        </w:rPr>
+        <w:t>  时间：{{ work.start }} 至 {{ work.end }}</w:t>
+      </w:r>
+    </w:p>
+    <w:p>
+      <w:pPr>
+        <w:rPr>
+          <w:rFonts w:hint="eastAsia" w:ascii="仿宋" w:hAnsi="仿宋" w:eastAsia="仿宋" w:cs="仿宋"/>
+          <w:sz w:val="24"/>
+          <w:szCs w:val="24"/>
+        </w:rPr>
+      </w:pPr>
+      <w:r>
+        <w:rPr>
+          <w:rFonts w:hint="eastAsia" w:ascii="仿宋" w:hAnsi="仿宋" w:eastAsia="仿宋" w:cs="仿宋"/>
+          <w:sz w:val="24"/>
+          <w:szCs w:val="24"/>
+        </w:rPr>
+        <w:t>  描述：{{ work.desc }}</w:t>
+      </w:r>
+    </w:p>
+    <w:p>
+      <w:pPr>
+        <w:rPr>
+          <w:rFonts w:hint="eastAsia" w:ascii="仿宋" w:hAnsi="仿宋" w:eastAsia="仿宋" w:cs="仿宋"/>
+          <w:sz w:val="24"/>
+          <w:szCs w:val="24"/>
+        </w:rPr>
+      </w:pPr>
+      <w:r>
+        <w:rPr>
+          <w:rFonts w:hint="eastAsia" w:ascii="仿宋" w:hAnsi="仿宋" w:eastAsia="仿宋" w:cs="仿宋"/>
+          <w:sz w:val="24"/>
+          <w:szCs w:val="24"/>
+        </w:rPr>
+        <w:t>{% endfor %}</w:t>
+      </w:r>
+    </w:p>
+    <w:p>
+      <w:pPr>
+        <w:rPr>
+          <w:rFonts w:hint="eastAsia" w:ascii="仿宋" w:hAnsi="仿宋" w:eastAsia="仿宋" w:cs="仿宋"/>
+          <w:sz w:val="24"/>
+          <w:szCs w:val="24"/>
+        </w:rPr>
+      </w:pPr>
+    </w:p>
+    <w:p>
+      <w:pPr>
+        <w:rPr>
+          <w:rFonts w:hint="eastAsia" w:ascii="仿宋" w:hAnsi="仿宋" w:eastAsia="仿宋" w:cs="仿宋"/>
+          <w:sz w:val="24"/>
+          <w:szCs w:val="24"/>
+        </w:rPr>
+      </w:pPr>
+    </w:p>
+    <w:p>
+      <w:pPr>
         <w:rPr>
           <w:rFonts w:hint="eastAsia" w:ascii="仿宋" w:hAnsi="仿宋" w:eastAsia="仿宋" w:cs="仿宋"/>
           <w:b/>
@@ -17947,273 +17980,8 @@
           <w:szCs w:val="24"/>
           <w:lang w:val="en-US" w:eastAsia="zh-CN"/>
         </w:rPr>
-        <w:t>测试技能信息输出：</w:t>
-      </w:r>
-    </w:p>
-    <w:p>
-      <w:pPr>
-        <w:rPr>
-          <w:rFonts w:hint="eastAsia" w:ascii="仿宋" w:hAnsi="仿宋" w:eastAsia="仿宋" w:cs="仿宋"/>
-          <w:sz w:val="24"/>
-          <w:szCs w:val="24"/>
-          <w:lang w:val="en-US" w:eastAsia="zh-CN"/>
-        </w:rPr>
-      </w:pPr>
-    </w:p>
-    <w:p>
-      <w:pPr>
-        <w:rPr>
-          <w:rFonts w:hint="eastAsia" w:ascii="仿宋" w:hAnsi="仿宋" w:eastAsia="仿宋" w:cs="仿宋"/>
-          <w:sz w:val="24"/>
-          <w:szCs w:val="24"/>
-          <w:lang w:val="en-US" w:eastAsia="zh-CN"/>
-        </w:rPr>
-      </w:pPr>
-      <w:r>
-        <w:rPr>
-          <w:rFonts w:hint="eastAsia" w:ascii="仿宋" w:hAnsi="仿宋" w:eastAsia="仿宋" w:cs="仿宋"/>
-          <w:sz w:val="24"/>
-          <w:szCs w:val="24"/>
-          <w:lang w:val="en-US" w:eastAsia="zh-CN"/>
-        </w:rPr>
-        <w:t>业务能力</w:t>
-      </w:r>
-      <w:r>
-        <w:rPr>
-          <w:rFonts w:hint="eastAsia" w:ascii="仿宋" w:hAnsi="仿宋" w:eastAsia="仿宋" w:cs="仿宋"/>
-          <w:sz w:val="24"/>
-          <w:szCs w:val="24"/>
-          <w:lang w:val="en-US" w:eastAsia="zh-CN"/>
-        </w:rPr>
-        <w:tab/>
-      </w:r>
-      <w:r>
-        <w:rPr>
-          <w:rFonts w:hint="eastAsia" w:ascii="仿宋" w:hAnsi="仿宋" w:eastAsia="仿宋" w:cs="仿宋"/>
-          <w:sz w:val="24"/>
-          <w:szCs w:val="24"/>
-          <w:lang w:val="en-US" w:eastAsia="zh-CN"/>
-        </w:rPr>
-        <w:t>：{{ wa.skill }}</w:t>
-      </w:r>
-    </w:p>
-    <w:p>
-      <w:pPr>
-        <w:rPr>
-          <w:rFonts w:hint="eastAsia" w:ascii="仿宋" w:hAnsi="仿宋" w:eastAsia="仿宋" w:cs="仿宋"/>
-          <w:sz w:val="24"/>
-          <w:szCs w:val="24"/>
-          <w:lang w:val="en-US" w:eastAsia="zh-CN"/>
-        </w:rPr>
-      </w:pPr>
-      <w:r>
-        <w:rPr>
-          <w:rFonts w:hint="eastAsia" w:ascii="仿宋" w:hAnsi="仿宋" w:eastAsia="仿宋" w:cs="仿宋"/>
-          <w:sz w:val="24"/>
-          <w:szCs w:val="24"/>
-          <w:lang w:val="en-US" w:eastAsia="zh-CN"/>
-        </w:rPr>
-        <w:t>证书</w:t>
-      </w:r>
-      <w:r>
-        <w:rPr>
-          <w:rFonts w:hint="eastAsia" w:ascii="仿宋" w:hAnsi="仿宋" w:eastAsia="仿宋" w:cs="仿宋"/>
-          <w:sz w:val="24"/>
-          <w:szCs w:val="24"/>
-          <w:lang w:val="en-US" w:eastAsia="zh-CN"/>
-        </w:rPr>
-        <w:tab/>
-      </w:r>
-      <w:r>
-        <w:rPr>
-          <w:rFonts w:hint="eastAsia" w:ascii="仿宋" w:hAnsi="仿宋" w:eastAsia="仿宋" w:cs="仿宋"/>
-          <w:sz w:val="24"/>
-          <w:szCs w:val="24"/>
-          <w:lang w:val="en-US" w:eastAsia="zh-CN"/>
-        </w:rPr>
-        <w:tab/>
-      </w:r>
-      <w:r>
-        <w:rPr>
-          <w:rFonts w:hint="eastAsia" w:ascii="仿宋" w:hAnsi="仿宋" w:eastAsia="仿宋" w:cs="仿宋"/>
-          <w:sz w:val="24"/>
-          <w:szCs w:val="24"/>
-          <w:lang w:val="en-US" w:eastAsia="zh-CN"/>
-        </w:rPr>
-        <w:t>：{{ wa.cert }}</w:t>
-      </w:r>
-    </w:p>
-    <w:p>
-      <w:pPr>
-        <w:rPr>
-          <w:rFonts w:hint="eastAsia" w:ascii="仿宋" w:hAnsi="仿宋" w:eastAsia="仿宋" w:cs="仿宋"/>
-          <w:sz w:val="24"/>
-          <w:szCs w:val="24"/>
-          <w:lang w:val="en-US" w:eastAsia="zh-CN"/>
-        </w:rPr>
-      </w:pPr>
-      <w:r>
-        <w:rPr>
-          <w:rFonts w:hint="eastAsia" w:ascii="仿宋" w:hAnsi="仿宋" w:eastAsia="仿宋" w:cs="仿宋"/>
-          <w:sz w:val="24"/>
-          <w:szCs w:val="24"/>
-          <w:lang w:val="en-US" w:eastAsia="zh-CN"/>
-        </w:rPr>
-        <w:t>培训经历</w:t>
-      </w:r>
-      <w:r>
-        <w:rPr>
-          <w:rFonts w:hint="eastAsia" w:ascii="仿宋" w:hAnsi="仿宋" w:eastAsia="仿宋" w:cs="仿宋"/>
-          <w:sz w:val="24"/>
-          <w:szCs w:val="24"/>
-          <w:lang w:val="en-US" w:eastAsia="zh-CN"/>
-        </w:rPr>
-        <w:tab/>
-      </w:r>
-      <w:r>
-        <w:rPr>
-          <w:rFonts w:hint="eastAsia" w:ascii="仿宋" w:hAnsi="仿宋" w:eastAsia="仿宋" w:cs="仿宋"/>
-          <w:sz w:val="24"/>
-          <w:szCs w:val="24"/>
-          <w:lang w:val="en-US" w:eastAsia="zh-CN"/>
-        </w:rPr>
-        <w:t>：{{ wa.train }}</w:t>
-      </w:r>
-    </w:p>
-    <w:p>
-      <w:pPr>
-        <w:rPr>
-          <w:rFonts w:hint="eastAsia" w:ascii="仿宋" w:hAnsi="仿宋" w:eastAsia="仿宋" w:cs="仿宋"/>
-          <w:sz w:val="24"/>
-          <w:szCs w:val="24"/>
-          <w:lang w:val="en-US" w:eastAsia="zh-CN"/>
-        </w:rPr>
-      </w:pPr>
-      <w:r>
-        <w:rPr>
-          <w:rFonts w:hint="eastAsia" w:ascii="仿宋" w:hAnsi="仿宋" w:eastAsia="仿宋" w:cs="仿宋"/>
-          <w:sz w:val="24"/>
-          <w:szCs w:val="24"/>
-          <w:lang w:val="en-US" w:eastAsia="zh-CN"/>
-        </w:rPr>
-        <w:t>技能标签</w:t>
-      </w:r>
-      <w:r>
-        <w:rPr>
-          <w:rFonts w:hint="eastAsia" w:ascii="仿宋" w:hAnsi="仿宋" w:eastAsia="仿宋" w:cs="仿宋"/>
-          <w:sz w:val="24"/>
-          <w:szCs w:val="24"/>
-          <w:lang w:val="en-US" w:eastAsia="zh-CN"/>
-        </w:rPr>
-        <w:tab/>
-      </w:r>
-      <w:r>
-        <w:rPr>
-          <w:rFonts w:hint="eastAsia" w:ascii="仿宋" w:hAnsi="仿宋" w:eastAsia="仿宋" w:cs="仿宋"/>
-          <w:sz w:val="24"/>
-          <w:szCs w:val="24"/>
-          <w:lang w:val="en-US" w:eastAsia="zh-CN"/>
-        </w:rPr>
-        <w:t>：{{ wa.tags }}</w:t>
-      </w:r>
-    </w:p>
-    <w:p>
-      <w:pPr>
-        <w:rPr>
-          <w:rFonts w:hint="eastAsia" w:ascii="仿宋" w:hAnsi="仿宋" w:eastAsia="仿宋" w:cs="仿宋"/>
-          <w:sz w:val="24"/>
-          <w:szCs w:val="24"/>
-          <w:lang w:val="en-US" w:eastAsia="zh-CN"/>
-        </w:rPr>
-      </w:pPr>
-    </w:p>
-    <w:p>
-      <w:pPr>
-        <w:rPr>
-          <w:rFonts w:hint="eastAsia" w:ascii="仿宋" w:hAnsi="仿宋" w:eastAsia="仿宋" w:cs="仿宋"/>
-          <w:sz w:val="24"/>
-          <w:szCs w:val="24"/>
-          <w:lang w:val="en-US" w:eastAsia="zh-CN"/>
-        </w:rPr>
-      </w:pPr>
-      <w:r>
-        <w:rPr>
-          <w:rFonts w:hint="eastAsia" w:ascii="仿宋" w:hAnsi="仿宋" w:eastAsia="仿宋" w:cs="仿宋"/>
-          <w:szCs w:val="24"/>
-          <w:lang w:val="en-US" w:eastAsia="zh-CN"/>
-        </w:rPr>
-        <w:t xml:space="preserve">{{ </w:t>
-      </w:r>
-      <w:r>
-        <w:rPr>
-          <w:rFonts w:hint="eastAsia" w:ascii="仿宋" w:hAnsi="仿宋" w:eastAsia="仿宋" w:cs="仿宋"/>
-          <w:sz w:val="24"/>
-          <w:szCs w:val="24"/>
-          <w:lang w:val="en-US" w:eastAsia="zh-CN"/>
-        </w:rPr>
-        <w:t>wa.train</w:t>
-      </w:r>
-      <w:r>
-        <w:rPr>
-          <w:rFonts w:hint="eastAsia" w:ascii="仿宋" w:hAnsi="仿宋" w:eastAsia="仿宋" w:cs="仿宋"/>
-          <w:szCs w:val="24"/>
-          <w:lang w:val="en-US" w:eastAsia="zh-CN"/>
-        </w:rPr>
-        <w:t>|replace(' ', '\n') }}</w:t>
-      </w:r>
-    </w:p>
-    <w:p>
-      <w:pPr>
-        <w:rPr>
-          <w:rFonts w:hint="eastAsia" w:ascii="仿宋" w:hAnsi="仿宋" w:eastAsia="仿宋" w:cs="仿宋"/>
-          <w:sz w:val="24"/>
-          <w:szCs w:val="24"/>
-          <w:lang w:val="en-US" w:eastAsia="zh-CN"/>
-        </w:rPr>
-      </w:pPr>
-    </w:p>
-    <w:p>
-      <w:pPr>
-        <w:rPr>
-          <w:rFonts w:hint="eastAsia" w:ascii="仿宋" w:hAnsi="仿宋" w:eastAsia="仿宋" w:cs="仿宋"/>
-          <w:sz w:val="24"/>
-          <w:szCs w:val="24"/>
-          <w:lang w:val="en-US" w:eastAsia="zh-CN"/>
-        </w:rPr>
-      </w:pPr>
-    </w:p>
-    <w:p>
-      <w:pPr>
-        <w:rPr>
-          <w:rFonts w:hint="eastAsia" w:ascii="仿宋" w:hAnsi="仿宋" w:eastAsia="仿宋" w:cs="仿宋"/>
-          <w:sz w:val="24"/>
-          <w:szCs w:val="24"/>
-          <w:lang w:val="en-US" w:eastAsia="zh-CN"/>
-        </w:rPr>
-      </w:pPr>
-    </w:p>
-    <w:p>
-      <w:pPr>
-        <w:rPr>
-          <w:rFonts w:hint="eastAsia" w:ascii="仿宋" w:hAnsi="仿宋" w:eastAsia="仿宋" w:cs="仿宋"/>
-          <w:sz w:val="24"/>
-          <w:szCs w:val="24"/>
-          <w:lang w:val="en-US" w:eastAsia="zh-CN"/>
-        </w:rPr>
-      </w:pPr>
-    </w:p>
-    <w:p>
-      <w:pPr>
-        <w:rPr>
-          <w:rFonts w:hint="eastAsia" w:ascii="仿宋" w:hAnsi="仿宋" w:eastAsia="仿宋" w:cs="仿宋"/>
-          <w:sz w:val="24"/>
-          <w:szCs w:val="24"/>
-          <w:lang w:val="en-US" w:eastAsia="zh-CN"/>
-        </w:rPr>
-      </w:pPr>
-    </w:p>
-    <w:p>
-      <w:pPr>
+      </w:pPr>
+      <w:r>
         <w:rPr>
           <w:rFonts w:hint="eastAsia" w:ascii="仿宋" w:hAnsi="仿宋" w:eastAsia="仿宋" w:cs="仿宋"/>
           <w:b/>
@@ -18222,8 +17990,141 @@
           <w:szCs w:val="24"/>
           <w:lang w:val="en-US" w:eastAsia="zh-CN"/>
         </w:rPr>
-      </w:pPr>
-      <w:r>
+        <w:t>测试项目经历输出：</w:t>
+      </w:r>
+    </w:p>
+    <w:p>
+      <w:pPr>
+        <w:rPr>
+          <w:rFonts w:hint="eastAsia" w:ascii="仿宋" w:hAnsi="仿宋" w:eastAsia="仿宋" w:cs="仿宋"/>
+          <w:sz w:val="24"/>
+          <w:szCs w:val="24"/>
+          <w:lang w:val="en-US" w:eastAsia="zh-CN"/>
+        </w:rPr>
+      </w:pPr>
+    </w:p>
+    <w:p>
+      <w:pPr>
+        <w:rPr>
+          <w:rFonts w:hint="eastAsia" w:ascii="仿宋" w:hAnsi="仿宋" w:eastAsia="仿宋" w:cs="仿宋"/>
+          <w:sz w:val="24"/>
+          <w:szCs w:val="24"/>
+        </w:rPr>
+      </w:pPr>
+      <w:r>
+        <w:rPr>
+          <w:rFonts w:hint="eastAsia" w:ascii="仿宋" w:hAnsi="仿宋" w:eastAsia="仿宋" w:cs="仿宋"/>
+          <w:sz w:val="24"/>
+          <w:szCs w:val="24"/>
+        </w:rPr>
+        <w:t>{% for prj in pe %}</w:t>
+      </w:r>
+    </w:p>
+    <w:p>
+      <w:pPr>
+        <w:rPr>
+          <w:rFonts w:hint="eastAsia" w:ascii="仿宋" w:hAnsi="仿宋" w:eastAsia="仿宋" w:cs="仿宋"/>
+          <w:sz w:val="24"/>
+          <w:szCs w:val="24"/>
+        </w:rPr>
+      </w:pPr>
+      <w:r>
+        <w:rPr>
+          <w:rFonts w:hint="eastAsia" w:ascii="仿宋" w:hAnsi="仿宋" w:eastAsia="仿宋" w:cs="仿宋"/>
+          <w:sz w:val="24"/>
+          <w:szCs w:val="24"/>
+        </w:rPr>
+        <w:t>- 项目名称：{{ prj.proj }}</w:t>
+      </w:r>
+    </w:p>
+    <w:p>
+      <w:pPr>
+        <w:rPr>
+          <w:rFonts w:hint="eastAsia" w:ascii="仿宋" w:hAnsi="仿宋" w:eastAsia="仿宋" w:cs="仿宋"/>
+          <w:sz w:val="24"/>
+          <w:szCs w:val="24"/>
+        </w:rPr>
+      </w:pPr>
+      <w:r>
+        <w:rPr>
+          <w:rFonts w:hint="eastAsia" w:ascii="仿宋" w:hAnsi="仿宋" w:eastAsia="仿宋" w:cs="仿宋"/>
+          <w:sz w:val="24"/>
+          <w:szCs w:val="24"/>
+        </w:rPr>
+        <w:t>  角色：{{ prj.role }}</w:t>
+      </w:r>
+    </w:p>
+    <w:p>
+      <w:pPr>
+        <w:rPr>
+          <w:rFonts w:hint="eastAsia" w:ascii="仿宋" w:hAnsi="仿宋" w:eastAsia="仿宋" w:cs="仿宋"/>
+          <w:sz w:val="24"/>
+          <w:szCs w:val="24"/>
+        </w:rPr>
+      </w:pPr>
+      <w:r>
+        <w:rPr>
+          <w:rFonts w:hint="eastAsia" w:ascii="仿宋" w:hAnsi="仿宋" w:eastAsia="仿宋" w:cs="仿宋"/>
+          <w:sz w:val="24"/>
+          <w:szCs w:val="24"/>
+        </w:rPr>
+        <w:t>  时间：{{ prj.start }} 至 {{ prj.end }}</w:t>
+      </w:r>
+    </w:p>
+    <w:p>
+      <w:pPr>
+        <w:rPr>
+          <w:rFonts w:hint="eastAsia" w:ascii="仿宋" w:hAnsi="仿宋" w:eastAsia="仿宋" w:cs="仿宋"/>
+          <w:sz w:val="24"/>
+          <w:szCs w:val="24"/>
+        </w:rPr>
+      </w:pPr>
+      <w:r>
+        <w:rPr>
+          <w:rFonts w:hint="eastAsia" w:ascii="仿宋" w:hAnsi="仿宋" w:eastAsia="仿宋" w:cs="仿宋"/>
+          <w:sz w:val="24"/>
+          <w:szCs w:val="24"/>
+        </w:rPr>
+        <w:t>  描述：{{ prj.desc }}</w:t>
+      </w:r>
+    </w:p>
+    <w:p>
+      <w:pPr>
+        <w:rPr>
+          <w:rFonts w:hint="eastAsia" w:ascii="仿宋" w:hAnsi="仿宋" w:eastAsia="仿宋" w:cs="仿宋"/>
+          <w:sz w:val="24"/>
+          <w:szCs w:val="24"/>
+        </w:rPr>
+      </w:pPr>
+      <w:r>
+        <w:rPr>
+          <w:rFonts w:hint="eastAsia" w:ascii="仿宋" w:hAnsi="仿宋" w:eastAsia="仿宋" w:cs="仿宋"/>
+          <w:sz w:val="24"/>
+          <w:szCs w:val="24"/>
+        </w:rPr>
+        <w:t>{% endfor %}</w:t>
+      </w:r>
+    </w:p>
+    <w:p>
+      <w:pPr>
+        <w:rPr>
+          <w:rFonts w:hint="eastAsia" w:ascii="仿宋" w:hAnsi="仿宋" w:eastAsia="仿宋" w:cs="仿宋"/>
+          <w:sz w:val="24"/>
+          <w:szCs w:val="24"/>
+        </w:rPr>
+      </w:pPr>
+    </w:p>
+    <w:p>
+      <w:pPr>
+        <w:rPr>
+          <w:rFonts w:hint="eastAsia" w:ascii="仿宋" w:hAnsi="仿宋" w:eastAsia="仿宋" w:cs="仿宋"/>
+          <w:sz w:val="24"/>
+          <w:szCs w:val="24"/>
+        </w:rPr>
+      </w:pPr>
+    </w:p>
+    <w:p>
+      <w:pPr>
         <w:rPr>
           <w:rFonts w:hint="eastAsia" w:ascii="仿宋" w:hAnsi="仿宋" w:eastAsia="仿宋" w:cs="仿宋"/>
           <w:b/>
@@ -18232,6 +18133,301 @@
           <w:szCs w:val="24"/>
           <w:lang w:val="en-US" w:eastAsia="zh-CN"/>
         </w:rPr>
+      </w:pPr>
+      <w:r>
+        <w:rPr>
+          <w:rFonts w:hint="eastAsia" w:ascii="仿宋" w:hAnsi="仿宋" w:eastAsia="仿宋" w:cs="仿宋"/>
+          <w:b/>
+          <w:bCs/>
+          <w:sz w:val="24"/>
+          <w:szCs w:val="24"/>
+          <w:lang w:val="en-US" w:eastAsia="zh-CN"/>
+        </w:rPr>
+        <w:t>测试技能信息输出：</w:t>
+      </w:r>
+    </w:p>
+    <w:p>
+      <w:pPr>
+        <w:rPr>
+          <w:rFonts w:hint="eastAsia" w:ascii="仿宋" w:hAnsi="仿宋" w:eastAsia="仿宋" w:cs="仿宋"/>
+          <w:sz w:val="24"/>
+          <w:szCs w:val="24"/>
+          <w:lang w:val="en-US" w:eastAsia="zh-CN"/>
+        </w:rPr>
+      </w:pPr>
+    </w:p>
+    <w:p>
+      <w:pPr>
+        <w:rPr>
+          <w:rFonts w:hint="eastAsia" w:ascii="仿宋" w:hAnsi="仿宋" w:eastAsia="仿宋" w:cs="仿宋"/>
+          <w:sz w:val="24"/>
+          <w:szCs w:val="24"/>
+          <w:lang w:val="en-US" w:eastAsia="zh-CN"/>
+        </w:rPr>
+      </w:pPr>
+      <w:r>
+        <w:rPr>
+          <w:rFonts w:hint="eastAsia" w:ascii="仿宋" w:hAnsi="仿宋" w:eastAsia="仿宋" w:cs="仿宋"/>
+          <w:sz w:val="24"/>
+          <w:szCs w:val="24"/>
+          <w:lang w:val="en-US" w:eastAsia="zh-CN"/>
+        </w:rPr>
+        <w:t>业务能力</w:t>
+      </w:r>
+      <w:r>
+        <w:rPr>
+          <w:rFonts w:hint="eastAsia" w:ascii="仿宋" w:hAnsi="仿宋" w:eastAsia="仿宋" w:cs="仿宋"/>
+          <w:sz w:val="24"/>
+          <w:szCs w:val="24"/>
+          <w:lang w:val="en-US" w:eastAsia="zh-CN"/>
+        </w:rPr>
+        <w:tab/>
+      </w:r>
+      <w:r>
+        <w:rPr>
+          <w:rFonts w:hint="eastAsia" w:ascii="仿宋" w:hAnsi="仿宋" w:eastAsia="仿宋" w:cs="仿宋"/>
+          <w:sz w:val="24"/>
+          <w:szCs w:val="24"/>
+          <w:lang w:val="en-US" w:eastAsia="zh-CN"/>
+        </w:rPr>
+        <w:t>：{{ wa.skill }}</w:t>
+      </w:r>
+    </w:p>
+    <w:p>
+      <w:pPr>
+        <w:rPr>
+          <w:rFonts w:hint="eastAsia" w:ascii="仿宋" w:hAnsi="仿宋" w:eastAsia="仿宋" w:cs="仿宋"/>
+          <w:sz w:val="24"/>
+          <w:szCs w:val="24"/>
+          <w:lang w:val="en-US" w:eastAsia="zh-CN"/>
+        </w:rPr>
+      </w:pPr>
+      <w:r>
+        <w:rPr>
+          <w:rFonts w:hint="eastAsia" w:ascii="仿宋" w:hAnsi="仿宋" w:eastAsia="仿宋" w:cs="仿宋"/>
+          <w:sz w:val="24"/>
+          <w:szCs w:val="24"/>
+          <w:lang w:val="en-US" w:eastAsia="zh-CN"/>
+        </w:rPr>
+        <w:t>证书</w:t>
+      </w:r>
+      <w:r>
+        <w:rPr>
+          <w:rFonts w:hint="eastAsia" w:ascii="仿宋" w:hAnsi="仿宋" w:eastAsia="仿宋" w:cs="仿宋"/>
+          <w:sz w:val="24"/>
+          <w:szCs w:val="24"/>
+          <w:lang w:val="en-US" w:eastAsia="zh-CN"/>
+        </w:rPr>
+        <w:tab/>
+      </w:r>
+      <w:r>
+        <w:rPr>
+          <w:rFonts w:hint="eastAsia" w:ascii="仿宋" w:hAnsi="仿宋" w:eastAsia="仿宋" w:cs="仿宋"/>
+          <w:sz w:val="24"/>
+          <w:szCs w:val="24"/>
+          <w:lang w:val="en-US" w:eastAsia="zh-CN"/>
+        </w:rPr>
+        <w:tab/>
+      </w:r>
+      <w:r>
+        <w:rPr>
+          <w:rFonts w:hint="eastAsia" w:ascii="仿宋" w:hAnsi="仿宋" w:eastAsia="仿宋" w:cs="仿宋"/>
+          <w:sz w:val="24"/>
+          <w:szCs w:val="24"/>
+          <w:lang w:val="en-US" w:eastAsia="zh-CN"/>
+        </w:rPr>
+        <w:t>：{{ wa.cert }}</w:t>
+      </w:r>
+    </w:p>
+    <w:p>
+      <w:pPr>
+        <w:rPr>
+          <w:rFonts w:hint="eastAsia" w:ascii="仿宋" w:hAnsi="仿宋" w:eastAsia="仿宋" w:cs="仿宋"/>
+          <w:sz w:val="24"/>
+          <w:szCs w:val="24"/>
+          <w:lang w:val="en-US" w:eastAsia="zh-CN"/>
+        </w:rPr>
+      </w:pPr>
+      <w:r>
+        <w:rPr>
+          <w:rFonts w:hint="eastAsia" w:ascii="仿宋" w:hAnsi="仿宋" w:eastAsia="仿宋" w:cs="仿宋"/>
+          <w:sz w:val="24"/>
+          <w:szCs w:val="24"/>
+          <w:lang w:val="en-US" w:eastAsia="zh-CN"/>
+        </w:rPr>
+        <w:t>培训经历</w:t>
+      </w:r>
+      <w:r>
+        <w:rPr>
+          <w:rFonts w:hint="eastAsia" w:ascii="仿宋" w:hAnsi="仿宋" w:eastAsia="仿宋" w:cs="仿宋"/>
+          <w:sz w:val="24"/>
+          <w:szCs w:val="24"/>
+          <w:lang w:val="en-US" w:eastAsia="zh-CN"/>
+        </w:rPr>
+        <w:tab/>
+      </w:r>
+      <w:r>
+        <w:rPr>
+          <w:rFonts w:hint="eastAsia" w:ascii="仿宋" w:hAnsi="仿宋" w:eastAsia="仿宋" w:cs="仿宋"/>
+          <w:sz w:val="24"/>
+          <w:szCs w:val="24"/>
+          <w:lang w:val="en-US" w:eastAsia="zh-CN"/>
+        </w:rPr>
+        <w:t>：{{ wa.train }}</w:t>
+      </w:r>
+    </w:p>
+    <w:p>
+      <w:pPr>
+        <w:rPr>
+          <w:rFonts w:hint="eastAsia" w:ascii="仿宋" w:hAnsi="仿宋" w:eastAsia="仿宋" w:cs="仿宋"/>
+          <w:sz w:val="24"/>
+          <w:szCs w:val="24"/>
+          <w:lang w:val="en-US" w:eastAsia="zh-CN"/>
+        </w:rPr>
+      </w:pPr>
+      <w:r>
+        <w:rPr>
+          <w:rFonts w:hint="eastAsia" w:ascii="仿宋" w:hAnsi="仿宋" w:eastAsia="仿宋" w:cs="仿宋"/>
+          <w:sz w:val="24"/>
+          <w:szCs w:val="24"/>
+          <w:lang w:val="en-US" w:eastAsia="zh-CN"/>
+        </w:rPr>
+        <w:t>技能标签</w:t>
+      </w:r>
+      <w:r>
+        <w:rPr>
+          <w:rFonts w:hint="eastAsia" w:ascii="仿宋" w:hAnsi="仿宋" w:eastAsia="仿宋" w:cs="仿宋"/>
+          <w:sz w:val="24"/>
+          <w:szCs w:val="24"/>
+          <w:lang w:val="en-US" w:eastAsia="zh-CN"/>
+        </w:rPr>
+        <w:tab/>
+      </w:r>
+      <w:r>
+        <w:rPr>
+          <w:rFonts w:hint="eastAsia" w:ascii="仿宋" w:hAnsi="仿宋" w:eastAsia="仿宋" w:cs="仿宋"/>
+          <w:sz w:val="24"/>
+          <w:szCs w:val="24"/>
+          <w:lang w:val="en-US" w:eastAsia="zh-CN"/>
+        </w:rPr>
+        <w:t>：{{ wa.tags }}</w:t>
+      </w:r>
+    </w:p>
+    <w:p>
+      <w:pPr>
+        <w:rPr>
+          <w:rFonts w:hint="eastAsia" w:ascii="仿宋" w:hAnsi="仿宋" w:eastAsia="仿宋" w:cs="仿宋"/>
+          <w:sz w:val="24"/>
+          <w:szCs w:val="24"/>
+          <w:lang w:val="en-US" w:eastAsia="zh-CN"/>
+        </w:rPr>
+      </w:pPr>
+    </w:p>
+    <w:p>
+      <w:pPr>
+        <w:rPr>
+          <w:rFonts w:hint="eastAsia" w:ascii="仿宋" w:hAnsi="仿宋" w:eastAsia="仿宋" w:cs="仿宋"/>
+          <w:sz w:val="24"/>
+          <w:szCs w:val="24"/>
+          <w:lang w:val="en-US" w:eastAsia="zh-CN"/>
+        </w:rPr>
+      </w:pPr>
+      <w:r>
+        <w:rPr>
+          <w:rFonts w:hint="eastAsia" w:ascii="仿宋" w:hAnsi="仿宋" w:eastAsia="仿宋" w:cs="仿宋"/>
+          <w:szCs w:val="24"/>
+          <w:lang w:val="en-US" w:eastAsia="zh-CN"/>
+        </w:rPr>
+        <w:t xml:space="preserve">{{ </w:t>
+      </w:r>
+      <w:r>
+        <w:rPr>
+          <w:rFonts w:hint="eastAsia" w:ascii="仿宋" w:hAnsi="仿宋" w:eastAsia="仿宋" w:cs="仿宋"/>
+          <w:sz w:val="24"/>
+          <w:szCs w:val="24"/>
+          <w:lang w:val="en-US" w:eastAsia="zh-CN"/>
+        </w:rPr>
+        <w:t>wa.train</w:t>
+      </w:r>
+      <w:r>
+        <w:rPr>
+          <w:rFonts w:hint="eastAsia" w:ascii="仿宋" w:hAnsi="仿宋" w:eastAsia="仿宋" w:cs="仿宋"/>
+          <w:szCs w:val="24"/>
+          <w:lang w:val="en-US" w:eastAsia="zh-CN"/>
+        </w:rPr>
+        <w:t>|replace(' ', '\n') }}</w:t>
+      </w:r>
+    </w:p>
+    <w:p>
+      <w:pPr>
+        <w:rPr>
+          <w:rFonts w:hint="eastAsia" w:ascii="仿宋" w:hAnsi="仿宋" w:eastAsia="仿宋" w:cs="仿宋"/>
+          <w:sz w:val="24"/>
+          <w:szCs w:val="24"/>
+          <w:lang w:val="en-US" w:eastAsia="zh-CN"/>
+        </w:rPr>
+      </w:pPr>
+    </w:p>
+    <w:p>
+      <w:pPr>
+        <w:rPr>
+          <w:rFonts w:hint="eastAsia" w:ascii="仿宋" w:hAnsi="仿宋" w:eastAsia="仿宋" w:cs="仿宋"/>
+          <w:sz w:val="24"/>
+          <w:szCs w:val="24"/>
+          <w:lang w:val="en-US" w:eastAsia="zh-CN"/>
+        </w:rPr>
+      </w:pPr>
+    </w:p>
+    <w:p>
+      <w:pPr>
+        <w:rPr>
+          <w:rFonts w:hint="eastAsia" w:ascii="仿宋" w:hAnsi="仿宋" w:eastAsia="仿宋" w:cs="仿宋"/>
+          <w:sz w:val="24"/>
+          <w:szCs w:val="24"/>
+          <w:lang w:val="en-US" w:eastAsia="zh-CN"/>
+        </w:rPr>
+      </w:pPr>
+    </w:p>
+    <w:p>
+      <w:pPr>
+        <w:rPr>
+          <w:rFonts w:hint="eastAsia" w:ascii="仿宋" w:hAnsi="仿宋" w:eastAsia="仿宋" w:cs="仿宋"/>
+          <w:sz w:val="24"/>
+          <w:szCs w:val="24"/>
+          <w:lang w:val="en-US" w:eastAsia="zh-CN"/>
+        </w:rPr>
+      </w:pPr>
+    </w:p>
+    <w:p>
+      <w:pPr>
+        <w:rPr>
+          <w:rFonts w:hint="eastAsia" w:ascii="仿宋" w:hAnsi="仿宋" w:eastAsia="仿宋" w:cs="仿宋"/>
+          <w:sz w:val="24"/>
+          <w:szCs w:val="24"/>
+          <w:lang w:val="en-US" w:eastAsia="zh-CN"/>
+        </w:rPr>
+      </w:pPr>
+    </w:p>
+    <w:p>
+      <w:pPr>
+        <w:rPr>
+          <w:rFonts w:hint="eastAsia" w:ascii="仿宋" w:hAnsi="仿宋" w:eastAsia="仿宋" w:cs="仿宋"/>
+          <w:b/>
+          <w:bCs/>
+          <w:sz w:val="24"/>
+          <w:szCs w:val="24"/>
+          <w:lang w:val="en-US" w:eastAsia="zh-CN"/>
+        </w:rPr>
+      </w:pPr>
+      <w:r>
+        <w:rPr>
+          <w:rFonts w:hint="eastAsia" w:ascii="仿宋" w:hAnsi="仿宋" w:eastAsia="仿宋" w:cs="仿宋"/>
+          <w:b/>
+          <w:bCs/>
+          <w:sz w:val="24"/>
+          <w:szCs w:val="24"/>
+          <w:lang w:val="en-US" w:eastAsia="zh-CN"/>
+        </w:rPr>
         <w:t>测试附加信息输出：</w:t>
       </w:r>
     </w:p>
@@ -18728,26 +18924,26 @@
           <w:szCs w:val="24"/>
           <w:lang w:val="en-US" w:eastAsia="zh-CN"/>
         </w:rPr>
-        <w:t>：{{ ai.years | float | round }}</w:t>
-      </w:r>
-    </w:p>
-    <w:p>
-      <w:pPr>
-        <w:rPr>
-          <w:rFonts w:hint="eastAsia" w:ascii="仿宋" w:hAnsi="仿宋" w:eastAsia="仿宋" w:cs="仿宋"/>
-          <w:sz w:val="24"/>
-          <w:szCs w:val="24"/>
-          <w:lang w:val="en-US" w:eastAsia="zh-CN"/>
-        </w:rPr>
-      </w:pPr>
-      <w:r>
-        <w:rPr>
-          <w:rFonts w:hint="eastAsia" w:ascii="仿宋" w:hAnsi="仿宋" w:eastAsia="仿宋" w:cs="仿宋"/>
-          <w:sz w:val="24"/>
-          <w:szCs w:val="24"/>
-          <w:lang w:val="en-US" w:eastAsia="zh-CN"/>
-        </w:rPr>
-        <w:t>总工作年限（取整） ：{{ ai.work | float | round }}</w:t>
+        <w:t>：{{ ai.years | round | int }}</w:t>
+      </w:r>
+    </w:p>
+    <w:p>
+      <w:pPr>
+        <w:rPr>
+          <w:rFonts w:hint="eastAsia" w:ascii="仿宋" w:hAnsi="仿宋" w:eastAsia="仿宋" w:cs="仿宋"/>
+          <w:sz w:val="24"/>
+          <w:szCs w:val="24"/>
+          <w:lang w:val="en-US" w:eastAsia="zh-CN"/>
+        </w:rPr>
+      </w:pPr>
+      <w:r>
+        <w:rPr>
+          <w:rFonts w:hint="eastAsia" w:ascii="仿宋" w:hAnsi="仿宋" w:eastAsia="仿宋" w:cs="仿宋"/>
+          <w:sz w:val="24"/>
+          <w:szCs w:val="24"/>
+          <w:lang w:val="en-US" w:eastAsia="zh-CN"/>
+        </w:rPr>
+        <w:t>总工作年限（取整） ：{{ ai.work | round | int }}</w:t>
       </w:r>
     </w:p>
     <w:p>
@@ -19031,7 +19227,7 @@
           <w:szCs w:val="24"/>
           <w:lang w:val="en-US" w:eastAsia="zh-CN"/>
         </w:rPr>
-        <w:t>：{{ ai.age | float | round }}</w:t>
+        <w:t>：{{ ai.age | round | int }}</w:t>
       </w:r>
     </w:p>
     <w:p>
@@ -20180,7 +20376,7 @@
     <w:lsdException w:qFormat="1" w:unhideWhenUsed="0" w:uiPriority="0" w:semiHidden="0" w:name="Title"/>
     <w:lsdException w:unhideWhenUsed="0" w:uiPriority="0" w:semiHidden="0" w:name="Closing"/>
     <w:lsdException w:unhideWhenUsed="0" w:uiPriority="0" w:semiHidden="0" w:name="Signature"/>
-    <w:lsdException w:unhideWhenUsed="0" w:uiPriority="0" w:name="Default Paragraph Font"/>
+    <w:lsdException w:qFormat="1" w:unhideWhenUsed="0" w:uiPriority="0" w:name="Default Paragraph Font"/>
     <w:lsdException w:unhideWhenUsed="0" w:uiPriority="0" w:semiHidden="0" w:name="Body Text"/>
     <w:lsdException w:unhideWhenUsed="0" w:uiPriority="0" w:semiHidden="0" w:name="Body Text Indent"/>
     <w:lsdException w:unhideWhenUsed="0" w:uiPriority="0" w:semiHidden="0" w:name="List Continue"/>
@@ -20459,6 +20655,7 @@
   <w:style w:type="character" w:default="1" w:styleId="8">
     <w:name w:val="Default Paragraph Font"/>
     <w:semiHidden/>
+    <w:qFormat/>
     <w:uiPriority w:val="0"/>
   </w:style>
   <w:style w:type="table" w:default="1" w:styleId="6">

--- a/11-resume_generator/resume_generator_v1/简历生成工具操作手册.docx
+++ b/11-resume_generator/resume_generator_v1/简历生成工具操作手册.docx
@@ -2689,6 +2689,12 @@
             <w:insideH w:val="single" w:color="auto" w:sz="4" w:space="0"/>
             <w:insideV w:val="single" w:color="auto" w:sz="4" w:space="0"/>
           </w:tblBorders>
+          <w:tblCellMar>
+            <w:top w:w="0" w:type="dxa"/>
+            <w:left w:w="108" w:type="dxa"/>
+            <w:bottom w:w="0" w:type="dxa"/>
+            <w:right w:w="108" w:type="dxa"/>
+          </w:tblCellMar>
         </w:tblPrEx>
         <w:tc>
           <w:tcPr>
@@ -6866,7 +6872,24 @@
           <w:sz w:val="18"/>
           <w:szCs w:val="21"/>
         </w:rPr>
-        <w:t xml:space="preserve">{% for </w:t>
+        <w:t>{%</w:t>
+      </w:r>
+      <w:r>
+        <w:rPr>
+          <w:rFonts w:hint="eastAsia" w:ascii="微软雅黑" w:hAnsi="微软雅黑" w:eastAsia="微软雅黑" w:cs="微软雅黑"/>
+          <w:sz w:val="18"/>
+          <w:szCs w:val="21"/>
+          <w:lang w:val="en-US" w:eastAsia="zh-CN"/>
+        </w:rPr>
+        <w:t>tr</w:t>
+      </w:r>
+      <w:r>
+        <w:rPr>
+          <w:rFonts w:hint="eastAsia" w:ascii="微软雅黑" w:hAnsi="微软雅黑" w:eastAsia="微软雅黑" w:cs="微软雅黑"/>
+          <w:sz w:val="18"/>
+          <w:szCs w:val="21"/>
+        </w:rPr>
+        <w:t xml:space="preserve"> for </w:t>
       </w:r>
       <w:r>
         <w:rPr>
@@ -6968,7 +6991,24 @@
           <w:sz w:val="18"/>
           <w:szCs w:val="21"/>
         </w:rPr>
-        <w:t>{% endfor %}</w:t>
+        <w:t>{%</w:t>
+      </w:r>
+      <w:r>
+        <w:rPr>
+          <w:rFonts w:hint="eastAsia" w:ascii="微软雅黑" w:hAnsi="微软雅黑" w:eastAsia="微软雅黑" w:cs="微软雅黑"/>
+          <w:sz w:val="18"/>
+          <w:szCs w:val="21"/>
+          <w:lang w:val="en-US" w:eastAsia="zh-CN"/>
+        </w:rPr>
+        <w:t>tr</w:t>
+      </w:r>
+      <w:r>
+        <w:rPr>
+          <w:rFonts w:hint="eastAsia" w:ascii="微软雅黑" w:hAnsi="微软雅黑" w:eastAsia="微软雅黑" w:cs="微软雅黑"/>
+          <w:sz w:val="18"/>
+          <w:szCs w:val="21"/>
+        </w:rPr>
+        <w:t xml:space="preserve"> endfor %}</w:t>
       </w:r>
     </w:p>
     <w:p>
@@ -7011,7 +7051,24 @@
           <w:sz w:val="18"/>
           <w:szCs w:val="21"/>
         </w:rPr>
-        <w:t>{% for work in we %}</w:t>
+        <w:t>{%</w:t>
+      </w:r>
+      <w:r>
+        <w:rPr>
+          <w:rFonts w:hint="eastAsia" w:ascii="微软雅黑" w:hAnsi="微软雅黑" w:eastAsia="微软雅黑" w:cs="微软雅黑"/>
+          <w:sz w:val="18"/>
+          <w:szCs w:val="21"/>
+          <w:lang w:val="en-US" w:eastAsia="zh-CN"/>
+        </w:rPr>
+        <w:t>tr</w:t>
+      </w:r>
+      <w:r>
+        <w:rPr>
+          <w:rFonts w:hint="eastAsia" w:ascii="微软雅黑" w:hAnsi="微软雅黑" w:eastAsia="微软雅黑" w:cs="微软雅黑"/>
+          <w:sz w:val="18"/>
+          <w:szCs w:val="21"/>
+        </w:rPr>
+        <w:t xml:space="preserve"> for work in we %}</w:t>
       </w:r>
     </w:p>
     <w:p>
@@ -7096,7 +7153,24 @@
           <w:sz w:val="18"/>
           <w:szCs w:val="21"/>
         </w:rPr>
-        <w:t>{% endfor %}</w:t>
+        <w:t>{%</w:t>
+      </w:r>
+      <w:r>
+        <w:rPr>
+          <w:rFonts w:hint="eastAsia" w:ascii="微软雅黑" w:hAnsi="微软雅黑" w:eastAsia="微软雅黑" w:cs="微软雅黑"/>
+          <w:sz w:val="18"/>
+          <w:szCs w:val="21"/>
+          <w:lang w:val="en-US" w:eastAsia="zh-CN"/>
+        </w:rPr>
+        <w:t>tr</w:t>
+      </w:r>
+      <w:r>
+        <w:rPr>
+          <w:rFonts w:hint="eastAsia" w:ascii="微软雅黑" w:hAnsi="微软雅黑" w:eastAsia="微软雅黑" w:cs="微软雅黑"/>
+          <w:sz w:val="18"/>
+          <w:szCs w:val="21"/>
+        </w:rPr>
+        <w:t xml:space="preserve"> endfor %}</w:t>
       </w:r>
     </w:p>
     <w:p>
@@ -7147,6 +7221,14 @@
         <w:gridCol w:w="2254"/>
       </w:tblGrid>
       <w:tr>
+        <w:tblPrEx>
+          <w:tblCellMar>
+            <w:top w:w="0" w:type="dxa"/>
+            <w:left w:w="0" w:type="dxa"/>
+            <w:bottom w:w="0" w:type="dxa"/>
+            <w:right w:w="0" w:type="dxa"/>
+          </w:tblCellMar>
+        </w:tblPrEx>
         <w:trPr>
           <w:trHeight w:val="0" w:hRule="atLeast"/>
           <w:tblHeader/>
@@ -8327,7 +8409,24 @@
           <w:sz w:val="18"/>
           <w:szCs w:val="21"/>
         </w:rPr>
-        <w:t>{% for project in ProjectExperience %}</w:t>
+        <w:t>{%</w:t>
+      </w:r>
+      <w:r>
+        <w:rPr>
+          <w:rFonts w:hint="eastAsia" w:ascii="微软雅黑" w:hAnsi="微软雅黑" w:eastAsia="微软雅黑" w:cs="微软雅黑"/>
+          <w:sz w:val="18"/>
+          <w:szCs w:val="21"/>
+          <w:lang w:val="en-US" w:eastAsia="zh-CN"/>
+        </w:rPr>
+        <w:t>tr</w:t>
+      </w:r>
+      <w:r>
+        <w:rPr>
+          <w:rFonts w:hint="eastAsia" w:ascii="微软雅黑" w:hAnsi="微软雅黑" w:eastAsia="微软雅黑" w:cs="微软雅黑"/>
+          <w:sz w:val="18"/>
+          <w:szCs w:val="21"/>
+        </w:rPr>
+        <w:t xml:space="preserve"> for project in ProjectExperience %}</w:t>
       </w:r>
     </w:p>
     <w:p>
@@ -8412,7 +8511,24 @@
           <w:sz w:val="18"/>
           <w:szCs w:val="21"/>
         </w:rPr>
-        <w:t>{% endfor %}</w:t>
+        <w:t>{%</w:t>
+      </w:r>
+      <w:r>
+        <w:rPr>
+          <w:rFonts w:hint="eastAsia" w:ascii="微软雅黑" w:hAnsi="微软雅黑" w:eastAsia="微软雅黑" w:cs="微软雅黑"/>
+          <w:sz w:val="18"/>
+          <w:szCs w:val="21"/>
+          <w:lang w:val="en-US" w:eastAsia="zh-CN"/>
+        </w:rPr>
+        <w:t>tr</w:t>
+      </w:r>
+      <w:r>
+        <w:rPr>
+          <w:rFonts w:hint="eastAsia" w:ascii="微软雅黑" w:hAnsi="微软雅黑" w:eastAsia="微软雅黑" w:cs="微软雅黑"/>
+          <w:sz w:val="18"/>
+          <w:szCs w:val="21"/>
+        </w:rPr>
+        <w:t xml:space="preserve"> endfor %}</w:t>
       </w:r>
     </w:p>
     <w:p>
@@ -8455,7 +8571,24 @@
           <w:sz w:val="18"/>
           <w:szCs w:val="21"/>
         </w:rPr>
-        <w:t>{% for prj in pe %}</w:t>
+        <w:t>{%</w:t>
+      </w:r>
+      <w:r>
+        <w:rPr>
+          <w:rFonts w:hint="eastAsia" w:ascii="微软雅黑" w:hAnsi="微软雅黑" w:eastAsia="微软雅黑" w:cs="微软雅黑"/>
+          <w:sz w:val="18"/>
+          <w:szCs w:val="21"/>
+          <w:lang w:val="en-US" w:eastAsia="zh-CN"/>
+        </w:rPr>
+        <w:t>tr</w:t>
+      </w:r>
+      <w:r>
+        <w:rPr>
+          <w:rFonts w:hint="eastAsia" w:ascii="微软雅黑" w:hAnsi="微软雅黑" w:eastAsia="微软雅黑" w:cs="微软雅黑"/>
+          <w:sz w:val="18"/>
+          <w:szCs w:val="21"/>
+        </w:rPr>
+        <w:t xml:space="preserve"> for prj in pe %}</w:t>
       </w:r>
     </w:p>
     <w:p>
@@ -8540,7 +8673,24 @@
           <w:sz w:val="18"/>
           <w:szCs w:val="21"/>
         </w:rPr>
-        <w:t>{% endfor %}</w:t>
+        <w:t>{%</w:t>
+      </w:r>
+      <w:r>
+        <w:rPr>
+          <w:rFonts w:hint="eastAsia" w:ascii="微软雅黑" w:hAnsi="微软雅黑" w:eastAsia="微软雅黑" w:cs="微软雅黑"/>
+          <w:sz w:val="18"/>
+          <w:szCs w:val="21"/>
+          <w:lang w:val="en-US" w:eastAsia="zh-CN"/>
+        </w:rPr>
+        <w:t>tr</w:t>
+      </w:r>
+      <w:r>
+        <w:rPr>
+          <w:rFonts w:hint="eastAsia" w:ascii="微软雅黑" w:hAnsi="微软雅黑" w:eastAsia="微软雅黑" w:cs="微软雅黑"/>
+          <w:sz w:val="18"/>
+          <w:szCs w:val="21"/>
+        </w:rPr>
+        <w:t xml:space="preserve"> endfor %}</w:t>
       </w:r>
     </w:p>
     <w:p>
@@ -16397,18 +16547,7 @@
           <w:szCs w:val="21"/>
           <w:lang w:val="en-US" w:eastAsia="zh-CN"/>
         </w:rPr>
-        <w:t xml:space="preserve"> | </w:t>
-      </w:r>
-      <w:bookmarkStart w:id="0" w:name="_GoBack"/>
-      <w:bookmarkEnd w:id="0"/>
-      <w:r>
-        <w:rPr>
-          <w:rFonts w:hint="eastAsia" w:ascii="微软雅黑" w:hAnsi="微软雅黑" w:eastAsia="微软雅黑" w:cs="微软雅黑"/>
-          <w:sz w:val="18"/>
-          <w:szCs w:val="21"/>
-          <w:lang w:val="en-US" w:eastAsia="zh-CN"/>
-        </w:rPr>
-        <w:t>int</w:t>
+        <w:t xml:space="preserve"> | int</w:t>
       </w:r>
       <w:r>
         <w:rPr>
@@ -16468,7 +16607,24 @@
           <w:sz w:val="18"/>
           <w:szCs w:val="21"/>
         </w:rPr>
-        <w:t>{% for prj in ProjectExperience %}</w:t>
+        <w:t>{%</w:t>
+      </w:r>
+      <w:r>
+        <w:rPr>
+          <w:rFonts w:hint="eastAsia" w:ascii="微软雅黑" w:hAnsi="微软雅黑" w:eastAsia="微软雅黑" w:cs="微软雅黑"/>
+          <w:sz w:val="18"/>
+          <w:szCs w:val="21"/>
+          <w:lang w:val="en-US" w:eastAsia="zh-CN"/>
+        </w:rPr>
+        <w:t>tr</w:t>
+      </w:r>
+      <w:r>
+        <w:rPr>
+          <w:rFonts w:hint="eastAsia" w:ascii="微软雅黑" w:hAnsi="微软雅黑" w:eastAsia="微软雅黑" w:cs="微软雅黑"/>
+          <w:sz w:val="18"/>
+          <w:szCs w:val="21"/>
+        </w:rPr>
+        <w:t xml:space="preserve"> for prj in ProjectExperience %}</w:t>
       </w:r>
     </w:p>
     <w:p>
@@ -16502,7 +16658,24 @@
           <w:sz w:val="18"/>
           <w:szCs w:val="21"/>
         </w:rPr>
-        <w:t>{% endfor %}</w:t>
+        <w:t>{%</w:t>
+      </w:r>
+      <w:r>
+        <w:rPr>
+          <w:rFonts w:hint="eastAsia" w:ascii="微软雅黑" w:hAnsi="微软雅黑" w:eastAsia="微软雅黑" w:cs="微软雅黑"/>
+          <w:sz w:val="18"/>
+          <w:szCs w:val="21"/>
+          <w:lang w:val="en-US" w:eastAsia="zh-CN"/>
+        </w:rPr>
+        <w:t>tr</w:t>
+      </w:r>
+      <w:r>
+        <w:rPr>
+          <w:rFonts w:hint="eastAsia" w:ascii="微软雅黑" w:hAnsi="微软雅黑" w:eastAsia="微软雅黑" w:cs="微软雅黑"/>
+          <w:sz w:val="18"/>
+          <w:szCs w:val="21"/>
+        </w:rPr>
+        <w:t xml:space="preserve"> endfor %}</w:t>
       </w:r>
     </w:p>
     <w:p>
@@ -16536,7 +16709,24 @@
           <w:sz w:val="18"/>
           <w:szCs w:val="21"/>
         </w:rPr>
-        <w:t>{% for prj in pe %}</w:t>
+        <w:t>{%</w:t>
+      </w:r>
+      <w:r>
+        <w:rPr>
+          <w:rFonts w:hint="eastAsia" w:ascii="微软雅黑" w:hAnsi="微软雅黑" w:eastAsia="微软雅黑" w:cs="微软雅黑"/>
+          <w:sz w:val="18"/>
+          <w:szCs w:val="21"/>
+          <w:lang w:val="en-US" w:eastAsia="zh-CN"/>
+        </w:rPr>
+        <w:t>tr</w:t>
+      </w:r>
+      <w:r>
+        <w:rPr>
+          <w:rFonts w:hint="eastAsia" w:ascii="微软雅黑" w:hAnsi="微软雅黑" w:eastAsia="微软雅黑" w:cs="微软雅黑"/>
+          <w:sz w:val="18"/>
+          <w:szCs w:val="21"/>
+        </w:rPr>
+        <w:t xml:space="preserve"> for prj in pe %}</w:t>
       </w:r>
     </w:p>
     <w:p>
@@ -16570,7 +16760,24 @@
           <w:sz w:val="18"/>
           <w:szCs w:val="21"/>
         </w:rPr>
-        <w:t>{% endfor %}</w:t>
+        <w:t>{%</w:t>
+      </w:r>
+      <w:r>
+        <w:rPr>
+          <w:rFonts w:hint="eastAsia" w:ascii="微软雅黑" w:hAnsi="微软雅黑" w:eastAsia="微软雅黑" w:cs="微软雅黑"/>
+          <w:sz w:val="18"/>
+          <w:szCs w:val="21"/>
+          <w:lang w:val="en-US" w:eastAsia="zh-CN"/>
+        </w:rPr>
+        <w:t>tr</w:t>
+      </w:r>
+      <w:r>
+        <w:rPr>
+          <w:rFonts w:hint="eastAsia" w:ascii="微软雅黑" w:hAnsi="微软雅黑" w:eastAsia="微软雅黑" w:cs="微软雅黑"/>
+          <w:sz w:val="18"/>
+          <w:szCs w:val="21"/>
+        </w:rPr>
+        <w:t xml:space="preserve"> endfor %}</w:t>
       </w:r>
     </w:p>
     <w:p>
@@ -17162,24 +17369,58 @@
           <w:sz w:val="18"/>
           <w:szCs w:val="21"/>
         </w:rPr>
-        <w:t>{% for exp in WorkExperience %}{{ exp.StartTime|default('') }}, {{ exp.EndTime|default('') }}, {{ exp.CompanyName|default('') }}{% if not loop.last %};</w:t>
-      </w:r>
-    </w:p>
-    <w:p>
-      <w:pPr>
-        <w:rPr>
-          <w:rFonts w:hint="eastAsia" w:ascii="微软雅黑" w:hAnsi="微软雅黑" w:eastAsia="微软雅黑" w:cs="微软雅黑"/>
-          <w:sz w:val="18"/>
-          <w:szCs w:val="21"/>
-        </w:rPr>
-      </w:pPr>
-      <w:r>
-        <w:rPr>
-          <w:rFonts w:hint="eastAsia" w:ascii="微软雅黑" w:hAnsi="微软雅黑" w:eastAsia="微软雅黑" w:cs="微软雅黑"/>
-          <w:sz w:val="18"/>
-          <w:szCs w:val="21"/>
-        </w:rPr>
-        <w:t>{% endif %}{% endfor %}</w:t>
+        <w:t>{%</w:t>
+      </w:r>
+      <w:r>
+        <w:rPr>
+          <w:rFonts w:hint="eastAsia" w:ascii="微软雅黑" w:hAnsi="微软雅黑" w:eastAsia="微软雅黑" w:cs="微软雅黑"/>
+          <w:sz w:val="18"/>
+          <w:szCs w:val="21"/>
+          <w:lang w:val="en-US" w:eastAsia="zh-CN"/>
+        </w:rPr>
+        <w:t>tr</w:t>
+      </w:r>
+      <w:r>
+        <w:rPr>
+          <w:rFonts w:hint="eastAsia" w:ascii="微软雅黑" w:hAnsi="微软雅黑" w:eastAsia="微软雅黑" w:cs="微软雅黑"/>
+          <w:sz w:val="18"/>
+          <w:szCs w:val="21"/>
+        </w:rPr>
+        <w:t xml:space="preserve"> for exp in WorkExperience %}{{ exp.StartTime|default('') }}, {{ exp.EndTime|default('') }}, {{ exp.CompanyName|default('') }}{% if not loop.last %};</w:t>
+      </w:r>
+    </w:p>
+    <w:p>
+      <w:pPr>
+        <w:rPr>
+          <w:rFonts w:hint="eastAsia" w:ascii="微软雅黑" w:hAnsi="微软雅黑" w:eastAsia="微软雅黑" w:cs="微软雅黑"/>
+          <w:sz w:val="18"/>
+          <w:szCs w:val="21"/>
+        </w:rPr>
+      </w:pPr>
+      <w:r>
+        <w:rPr>
+          <w:rFonts w:hint="eastAsia" w:ascii="微软雅黑" w:hAnsi="微软雅黑" w:eastAsia="微软雅黑" w:cs="微软雅黑"/>
+          <w:sz w:val="18"/>
+          <w:szCs w:val="21"/>
+        </w:rPr>
+        <w:t>{%</w:t>
+      </w:r>
+      <w:r>
+        <w:rPr>
+          <w:rFonts w:hint="eastAsia" w:ascii="微软雅黑" w:hAnsi="微软雅黑" w:eastAsia="微软雅黑" w:cs="微软雅黑"/>
+          <w:sz w:val="18"/>
+          <w:szCs w:val="21"/>
+          <w:lang w:val="en-US" w:eastAsia="zh-CN"/>
+        </w:rPr>
+        <w:t>tr</w:t>
+      </w:r>
+      <w:r>
+        <w:rPr>
+          <w:rFonts w:hint="eastAsia" w:ascii="微软雅黑" w:hAnsi="微软雅黑" w:eastAsia="微软雅黑" w:cs="微软雅黑"/>
+          <w:sz w:val="18"/>
+          <w:szCs w:val="21"/>
+        </w:rPr>
+        <w:t xml:space="preserve"> endif %}{% endfor %}</w:t>
       </w:r>
     </w:p>
     <w:p>
@@ -17213,7 +17454,41 @@
           <w:sz w:val="18"/>
           <w:szCs w:val="21"/>
         </w:rPr>
-        <w:t>{% for exp in we %}{{ exp.start|default('') }}, {{ exp.end|default('') }}, {{ exp.comp|default('') }}{% if not loop.last %};</w:t>
+        <w:t>{%</w:t>
+      </w:r>
+      <w:r>
+        <w:rPr>
+          <w:rFonts w:hint="eastAsia" w:ascii="微软雅黑" w:hAnsi="微软雅黑" w:eastAsia="微软雅黑" w:cs="微软雅黑"/>
+          <w:sz w:val="18"/>
+          <w:szCs w:val="21"/>
+          <w:lang w:val="en-US" w:eastAsia="zh-CN"/>
+        </w:rPr>
+        <w:t>tr</w:t>
+      </w:r>
+      <w:r>
+        <w:rPr>
+          <w:rFonts w:hint="eastAsia" w:ascii="微软雅黑" w:hAnsi="微软雅黑" w:eastAsia="微软雅黑" w:cs="微软雅黑"/>
+          <w:sz w:val="18"/>
+          <w:szCs w:val="21"/>
+        </w:rPr>
+        <w:t xml:space="preserve"> for exp in we %}{{ exp.start|default('') }}, {{ exp.end|default('') }}, {{ exp.comp|default('') }}{%</w:t>
+      </w:r>
+      <w:r>
+        <w:rPr>
+          <w:rFonts w:hint="eastAsia" w:ascii="微软雅黑" w:hAnsi="微软雅黑" w:eastAsia="微软雅黑" w:cs="微软雅黑"/>
+          <w:sz w:val="18"/>
+          <w:szCs w:val="21"/>
+          <w:lang w:val="en-US" w:eastAsia="zh-CN"/>
+        </w:rPr>
+        <w:t>tr</w:t>
+      </w:r>
+      <w:r>
+        <w:rPr>
+          <w:rFonts w:hint="eastAsia" w:ascii="微软雅黑" w:hAnsi="微软雅黑" w:eastAsia="微软雅黑" w:cs="微软雅黑"/>
+          <w:sz w:val="18"/>
+          <w:szCs w:val="21"/>
+        </w:rPr>
+        <w:t xml:space="preserve"> if not loop.last %};</w:t>
       </w:r>
     </w:p>
     <w:p>
@@ -17231,7 +17506,41 @@
           <w:sz w:val="18"/>
           <w:szCs w:val="21"/>
         </w:rPr>
-        <w:t>{% endif %}{% endfor %}</w:t>
+        <w:t>{%</w:t>
+      </w:r>
+      <w:r>
+        <w:rPr>
+          <w:rFonts w:hint="eastAsia" w:ascii="微软雅黑" w:hAnsi="微软雅黑" w:eastAsia="微软雅黑" w:cs="微软雅黑"/>
+          <w:sz w:val="18"/>
+          <w:szCs w:val="21"/>
+          <w:lang w:val="en-US" w:eastAsia="zh-CN"/>
+        </w:rPr>
+        <w:t>tr</w:t>
+      </w:r>
+      <w:r>
+        <w:rPr>
+          <w:rFonts w:hint="eastAsia" w:ascii="微软雅黑" w:hAnsi="微软雅黑" w:eastAsia="微软雅黑" w:cs="微软雅黑"/>
+          <w:sz w:val="18"/>
+          <w:szCs w:val="21"/>
+        </w:rPr>
+        <w:t xml:space="preserve"> endif %}{%</w:t>
+      </w:r>
+      <w:r>
+        <w:rPr>
+          <w:rFonts w:hint="eastAsia" w:ascii="微软雅黑" w:hAnsi="微软雅黑" w:eastAsia="微软雅黑" w:cs="微软雅黑"/>
+          <w:sz w:val="18"/>
+          <w:szCs w:val="21"/>
+          <w:lang w:val="en-US" w:eastAsia="zh-CN"/>
+        </w:rPr>
+        <w:t>tr</w:t>
+      </w:r>
+      <w:r>
+        <w:rPr>
+          <w:rFonts w:hint="eastAsia" w:ascii="微软雅黑" w:hAnsi="微软雅黑" w:eastAsia="微软雅黑" w:cs="微软雅黑"/>
+          <w:sz w:val="18"/>
+          <w:szCs w:val="21"/>
+        </w:rPr>
+        <w:t xml:space="preserve"> endfor %}</w:t>
       </w:r>
       <w:r>
         <w:rPr>
@@ -17251,6 +17560,21 @@
           <w:szCs w:val="21"/>
         </w:rPr>
       </w:pPr>
+    </w:p>
+    <w:p>
+      <w:pPr>
+        <w:rPr>
+          <w:rFonts w:hint="eastAsia"/>
+          <w:lang w:val="en-US" w:eastAsia="zh-CN"/>
+        </w:rPr>
+      </w:pPr>
+      <w:r>
+        <w:rPr>
+          <w:rFonts w:hint="eastAsia"/>
+          <w:lang w:val="en-US" w:eastAsia="zh-CN"/>
+        </w:rPr>
+        <w:br w:type="page"/>
+      </w:r>
     </w:p>
     <w:p>
       <w:pPr>
@@ -17864,7 +18188,24 @@
           <w:sz w:val="24"/>
           <w:szCs w:val="24"/>
         </w:rPr>
-        <w:t>{% for work in we %}</w:t>
+        <w:t>{%</w:t>
+      </w:r>
+      <w:r>
+        <w:rPr>
+          <w:rFonts w:hint="eastAsia" w:ascii="仿宋" w:hAnsi="仿宋" w:eastAsia="仿宋" w:cs="仿宋"/>
+          <w:sz w:val="24"/>
+          <w:szCs w:val="24"/>
+          <w:lang w:val="en-US" w:eastAsia="zh-CN"/>
+        </w:rPr>
+        <w:t>tr</w:t>
+      </w:r>
+      <w:r>
+        <w:rPr>
+          <w:rFonts w:hint="eastAsia" w:ascii="仿宋" w:hAnsi="仿宋" w:eastAsia="仿宋" w:cs="仿宋"/>
+          <w:sz w:val="24"/>
+          <w:szCs w:val="24"/>
+        </w:rPr>
+        <w:t xml:space="preserve"> for work in we %}</w:t>
       </w:r>
     </w:p>
     <w:p>
@@ -17949,7 +18290,24 @@
           <w:sz w:val="24"/>
           <w:szCs w:val="24"/>
         </w:rPr>
-        <w:t>{% endfor %}</w:t>
+        <w:t>{%</w:t>
+      </w:r>
+      <w:r>
+        <w:rPr>
+          <w:rFonts w:hint="eastAsia" w:ascii="仿宋" w:hAnsi="仿宋" w:eastAsia="仿宋" w:cs="仿宋"/>
+          <w:sz w:val="24"/>
+          <w:szCs w:val="24"/>
+          <w:lang w:val="en-US" w:eastAsia="zh-CN"/>
+        </w:rPr>
+        <w:t>tr</w:t>
+      </w:r>
+      <w:r>
+        <w:rPr>
+          <w:rFonts w:hint="eastAsia" w:ascii="仿宋" w:hAnsi="仿宋" w:eastAsia="仿宋" w:cs="仿宋"/>
+          <w:sz w:val="24"/>
+          <w:szCs w:val="24"/>
+        </w:rPr>
+        <w:t xml:space="preserve"> endfor %}</w:t>
       </w:r>
     </w:p>
     <w:p>
@@ -18017,7 +18375,24 @@
           <w:sz w:val="24"/>
           <w:szCs w:val="24"/>
         </w:rPr>
-        <w:t>{% for prj in pe %}</w:t>
+        <w:t>{%</w:t>
+      </w:r>
+      <w:r>
+        <w:rPr>
+          <w:rFonts w:hint="eastAsia" w:ascii="仿宋" w:hAnsi="仿宋" w:eastAsia="仿宋" w:cs="仿宋"/>
+          <w:sz w:val="24"/>
+          <w:szCs w:val="24"/>
+          <w:lang w:val="en-US" w:eastAsia="zh-CN"/>
+        </w:rPr>
+        <w:t>tr</w:t>
+      </w:r>
+      <w:r>
+        <w:rPr>
+          <w:rFonts w:hint="eastAsia" w:ascii="仿宋" w:hAnsi="仿宋" w:eastAsia="仿宋" w:cs="仿宋"/>
+          <w:sz w:val="24"/>
+          <w:szCs w:val="24"/>
+        </w:rPr>
+        <w:t xml:space="preserve"> for prj in pe %}</w:t>
       </w:r>
     </w:p>
     <w:p>
@@ -18102,7 +18477,26 @@
           <w:sz w:val="24"/>
           <w:szCs w:val="24"/>
         </w:rPr>
-        <w:t>{% endfor %}</w:t>
+        <w:t>{%</w:t>
+      </w:r>
+      <w:r>
+        <w:rPr>
+          <w:rFonts w:hint="eastAsia" w:ascii="仿宋" w:hAnsi="仿宋" w:eastAsia="仿宋" w:cs="仿宋"/>
+          <w:sz w:val="24"/>
+          <w:szCs w:val="24"/>
+          <w:lang w:val="en-US" w:eastAsia="zh-CN"/>
+        </w:rPr>
+        <w:t>tr</w:t>
+      </w:r>
+      <w:bookmarkStart w:id="0" w:name="_GoBack"/>
+      <w:bookmarkEnd w:id="0"/>
+      <w:r>
+        <w:rPr>
+          <w:rFonts w:hint="eastAsia" w:ascii="仿宋" w:hAnsi="仿宋" w:eastAsia="仿宋" w:cs="仿宋"/>
+          <w:sz w:val="24"/>
+          <w:szCs w:val="24"/>
+        </w:rPr>
+        <w:t xml:space="preserve"> endfor %}</w:t>
       </w:r>
     </w:p>
     <w:p>
@@ -18326,8 +18720,26 @@
     <w:p>
       <w:pPr>
         <w:rPr>
-          <w:rFonts w:hint="eastAsia" w:ascii="仿宋" w:hAnsi="仿宋" w:eastAsia="仿宋" w:cs="仿宋"/>
-          <w:sz w:val="24"/>
+          <w:rFonts w:hint="default" w:ascii="仿宋" w:hAnsi="仿宋" w:eastAsia="仿宋" w:cs="仿宋"/>
+          <w:sz w:val="24"/>
+          <w:szCs w:val="24"/>
+          <w:lang w:val="en-US" w:eastAsia="zh-CN"/>
+        </w:rPr>
+      </w:pPr>
+      <w:r>
+        <w:rPr>
+          <w:rFonts w:hint="eastAsia" w:ascii="仿宋" w:hAnsi="仿宋" w:eastAsia="仿宋" w:cs="仿宋"/>
+          <w:sz w:val="24"/>
+          <w:szCs w:val="24"/>
+          <w:lang w:val="en-US" w:eastAsia="zh-CN"/>
+        </w:rPr>
+        <w:t>替换空格为换行：</w:t>
+      </w:r>
+    </w:p>
+    <w:p>
+      <w:pPr>
+        <w:rPr>
+          <w:rFonts w:hint="eastAsia" w:ascii="仿宋" w:hAnsi="仿宋" w:eastAsia="仿宋" w:cs="仿宋"/>
           <w:szCs w:val="24"/>
           <w:lang w:val="en-US" w:eastAsia="zh-CN"/>
         </w:rPr>
@@ -18362,11 +18774,70 @@
       <w:pPr>
         <w:rPr>
           <w:rFonts w:hint="eastAsia" w:ascii="仿宋" w:hAnsi="仿宋" w:eastAsia="仿宋" w:cs="仿宋"/>
-          <w:sz w:val="24"/>
-          <w:szCs w:val="24"/>
-          <w:lang w:val="en-US" w:eastAsia="zh-CN"/>
-        </w:rPr>
-      </w:pPr>
+          <w:szCs w:val="24"/>
+          <w:lang w:val="en-US" w:eastAsia="zh-CN"/>
+        </w:rPr>
+      </w:pPr>
+      <w:r>
+        <w:rPr>
+          <w:rFonts w:hint="eastAsia" w:ascii="仿宋" w:hAnsi="仿宋" w:eastAsia="仿宋" w:cs="仿宋"/>
+          <w:szCs w:val="24"/>
+          <w:lang w:val="en-US" w:eastAsia="zh-CN"/>
+        </w:rPr>
+        <w:t>如 1、基地啊回到武汉的 2、啊我到家味道好闻</w:t>
+      </w:r>
+    </w:p>
+    <w:p>
+      <w:pPr>
+        <w:rPr>
+          <w:rFonts w:hint="eastAsia" w:ascii="仿宋" w:hAnsi="仿宋" w:eastAsia="仿宋" w:cs="仿宋"/>
+          <w:szCs w:val="24"/>
+          <w:lang w:val="en-US" w:eastAsia="zh-CN"/>
+        </w:rPr>
+      </w:pPr>
+      <w:r>
+        <w:rPr>
+          <w:rFonts w:hint="eastAsia" w:ascii="仿宋" w:hAnsi="仿宋" w:eastAsia="仿宋" w:cs="仿宋"/>
+          <w:szCs w:val="24"/>
+          <w:lang w:val="en-US" w:eastAsia="zh-CN"/>
+        </w:rPr>
+        <w:t>替换后为</w:t>
+      </w:r>
+    </w:p>
+    <w:p>
+      <w:pPr>
+        <w:rPr>
+          <w:rFonts w:hint="eastAsia" w:ascii="仿宋" w:hAnsi="仿宋" w:eastAsia="仿宋" w:cs="仿宋"/>
+          <w:szCs w:val="24"/>
+          <w:lang w:val="en-US" w:eastAsia="zh-CN"/>
+        </w:rPr>
+      </w:pPr>
+      <w:r>
+        <w:rPr>
+          <w:rFonts w:hint="eastAsia" w:ascii="仿宋" w:hAnsi="仿宋" w:eastAsia="仿宋" w:cs="仿宋"/>
+          <w:szCs w:val="24"/>
+          <w:lang w:val="en-US" w:eastAsia="zh-CN"/>
+        </w:rPr>
+        <w:t>1、基地啊回到武汉的</w:t>
+      </w:r>
+    </w:p>
+    <w:p>
+      <w:pPr>
+        <w:rPr>
+          <w:rFonts w:hint="eastAsia" w:ascii="仿宋" w:hAnsi="仿宋" w:eastAsia="仿宋" w:cs="仿宋"/>
+          <w:sz w:val="24"/>
+          <w:szCs w:val="24"/>
+          <w:lang w:val="en-US" w:eastAsia="zh-CN"/>
+        </w:rPr>
+      </w:pPr>
+      <w:r>
+        <w:rPr>
+          <w:rFonts w:hint="eastAsia" w:ascii="仿宋" w:hAnsi="仿宋" w:eastAsia="仿宋" w:cs="仿宋"/>
+          <w:szCs w:val="24"/>
+          <w:lang w:val="en-US" w:eastAsia="zh-CN"/>
+        </w:rPr>
+        <w:t>2、啊我到家味道好闻</w:t>
+      </w:r>
     </w:p>
     <w:p>
       <w:pPr>

--- a/11-resume_generator/resume_generator_v1/简历生成工具操作手册.docx
+++ b/11-resume_generator/resume_generator_v1/简历生成工具操作手册.docx
@@ -31,16 +31,51 @@
           <w:lang w:val="en-US" w:eastAsia="zh-CN"/>
         </w:rPr>
       </w:pPr>
-    </w:p>
-    <w:p>
-      <w:pPr>
+      <w:r>
         <w:rPr>
           <w:rFonts w:hint="eastAsia"/>
           <w:sz w:val="72"/>
           <w:szCs w:val="72"/>
           <w:lang w:val="en-US" w:eastAsia="zh-CN"/>
         </w:rPr>
-      </w:pPr>
+        <w:drawing>
+          <wp:inline distT="0" distB="0" distL="114300" distR="114300">
+            <wp:extent cx="1731010" cy="357505"/>
+            <wp:effectExtent l="0" t="0" r="6350" b="8255"/>
+            <wp:docPr id="22" name="图片 22" descr="全彩英文组合"/>
+            <wp:cNvGraphicFramePr>
+              <a:graphicFrameLocks xmlns:a="http://schemas.openxmlformats.org/drawingml/2006/main" noChangeAspect="1"/>
+            </wp:cNvGraphicFramePr>
+            <a:graphic xmlns:a="http://schemas.openxmlformats.org/drawingml/2006/main">
+              <a:graphicData uri="http://schemas.openxmlformats.org/drawingml/2006/picture">
+                <pic:pic xmlns:pic="http://schemas.openxmlformats.org/drawingml/2006/picture">
+                  <pic:nvPicPr>
+                    <pic:cNvPr id="22" name="图片 22" descr="全彩英文组合"/>
+                    <pic:cNvPicPr>
+                      <a:picLocks noChangeAspect="1"/>
+                    </pic:cNvPicPr>
+                  </pic:nvPicPr>
+                  <pic:blipFill>
+                    <a:blip r:embed="rId11"/>
+                    <a:stretch>
+                      <a:fillRect/>
+                    </a:stretch>
+                  </pic:blipFill>
+                  <pic:spPr>
+                    <a:xfrm>
+                      <a:off x="0" y="0"/>
+                      <a:ext cx="1731010" cy="357505"/>
+                    </a:xfrm>
+                    <a:prstGeom prst="rect">
+                      <a:avLst/>
+                    </a:prstGeom>
+                  </pic:spPr>
+                </pic:pic>
+              </a:graphicData>
+            </a:graphic>
+          </wp:inline>
+        </w:drawing>
+      </w:r>
     </w:p>
     <w:p>
       <w:pPr>
@@ -55,50 +90,83 @@
     <w:p>
       <w:pPr>
         <w:rPr>
+          <w:rFonts w:hint="default"/>
+          <w:b w:val="0"/>
+          <w:bCs w:val="0"/>
+          <w:sz w:val="72"/>
+          <w:szCs w:val="72"/>
+          <w:lang w:val="en-US" w:eastAsia="zh-CN"/>
+        </w:rPr>
+      </w:pPr>
+      <w:bookmarkStart w:id="42" w:name="_GoBack"/>
+      <w:r>
+        <w:rPr>
+          <w:rFonts w:hint="eastAsia"/>
+          <w:b w:val="0"/>
+          <w:bCs w:val="0"/>
+          <w:sz w:val="72"/>
+          <w:szCs w:val="72"/>
+          <w:lang w:val="en-US" w:eastAsia="zh-CN"/>
+        </w:rPr>
+        <w:t>长亮科技</w:t>
+      </w:r>
+    </w:p>
+    <w:bookmarkEnd w:id="42"/>
+    <w:p>
+      <w:pPr>
+        <w:rPr>
+          <w:rFonts w:hint="eastAsia"/>
+          <w:b w:val="0"/>
+          <w:bCs w:val="0"/>
+          <w:sz w:val="72"/>
+          <w:szCs w:val="72"/>
+          <w:lang w:val="en-US" w:eastAsia="zh-CN"/>
+        </w:rPr>
+      </w:pPr>
+      <w:r>
+        <w:rPr>
+          <w:rFonts w:hint="eastAsia"/>
+          <w:b w:val="0"/>
+          <w:bCs w:val="0"/>
+          <w:sz w:val="72"/>
+          <w:szCs w:val="72"/>
+          <w:lang w:val="en-US" w:eastAsia="zh-CN"/>
+        </w:rPr>
+        <w:t>简历生成工具</w:t>
+      </w:r>
+    </w:p>
+    <w:p>
+      <w:pPr>
+        <w:rPr>
+          <w:rFonts w:hint="eastAsia"/>
+          <w:b w:val="0"/>
+          <w:bCs w:val="0"/>
+          <w:sz w:val="72"/>
+          <w:szCs w:val="72"/>
+          <w:lang w:val="en-US" w:eastAsia="zh-CN"/>
+        </w:rPr>
+      </w:pPr>
+      <w:r>
+        <w:rPr>
+          <w:rFonts w:hint="eastAsia"/>
+          <w:b w:val="0"/>
+          <w:bCs w:val="0"/>
+          <w:sz w:val="72"/>
+          <w:szCs w:val="72"/>
+          <w:lang w:val="en-US" w:eastAsia="zh-CN"/>
+        </w:rPr>
+        <w:t>使用手册</w:t>
+      </w:r>
+    </w:p>
+    <w:p>
+      <w:pPr>
+        <w:rPr>
           <w:rFonts w:hint="eastAsia"/>
           <w:sz w:val="72"/>
           <w:szCs w:val="72"/>
           <w:lang w:val="en-US" w:eastAsia="zh-CN"/>
         </w:rPr>
       </w:pPr>
-      <w:r>
-        <w:rPr>
-          <w:rFonts w:hint="eastAsia"/>
-          <w:sz w:val="72"/>
-          <w:szCs w:val="72"/>
-          <w:lang w:val="en-US" w:eastAsia="zh-CN"/>
-        </w:rPr>
-        <w:t>简历生成工具</w:t>
-      </w:r>
-    </w:p>
-    <w:p>
-      <w:pPr>
-        <w:rPr>
-          <w:rFonts w:hint="eastAsia"/>
-          <w:sz w:val="72"/>
-          <w:szCs w:val="72"/>
-          <w:lang w:val="en-US" w:eastAsia="zh-CN"/>
-        </w:rPr>
-      </w:pPr>
-      <w:r>
-        <w:rPr>
-          <w:rFonts w:hint="eastAsia"/>
-          <w:sz w:val="72"/>
-          <w:szCs w:val="72"/>
-          <w:lang w:val="en-US" w:eastAsia="zh-CN"/>
-        </w:rPr>
-        <w:t>使用手册</w:t>
-      </w:r>
-    </w:p>
-    <w:p>
-      <w:pPr>
-        <w:rPr>
-          <w:rFonts w:hint="eastAsia"/>
-          <w:sz w:val="72"/>
-          <w:szCs w:val="72"/>
-          <w:lang w:val="en-US" w:eastAsia="zh-CN"/>
-        </w:rPr>
-      </w:pPr>
     </w:p>
     <w:p>
       <w:pPr>
@@ -109,9 +177,13 @@
           <w:lang w:val="en-US" w:eastAsia="zh-CN"/>
         </w:rPr>
         <w:sectPr>
+          <w:headerReference r:id="rId5" w:type="default"/>
+          <w:footerReference r:id="rId6" w:type="default"/>
           <w:pgSz w:w="11906" w:h="16838"/>
           <w:pgMar w:top="1440" w:right="1800" w:bottom="1440" w:left="1800" w:header="851" w:footer="992" w:gutter="0"/>
+          <w:pgNumType w:fmt="decimal" w:start="1"/>
           <w:cols w:space="425" w:num="1"/>
+          <w:titlePg/>
           <w:docGrid w:type="lines" w:linePitch="312" w:charSpace="0"/>
         </w:sectPr>
       </w:pPr>
@@ -120,6 +192,7 @@
       <w:pPr>
         <w:pStyle w:val="2"/>
         <w:bidi w:val="0"/>
+        <w:jc w:val="center"/>
         <w:rPr>
           <w:rFonts w:hint="eastAsia"/>
           <w:lang w:val="en-US" w:eastAsia="zh-CN"/>
@@ -130,7 +203,7 @@
           <w:rFonts w:hint="eastAsia"/>
           <w:lang w:val="en-US" w:eastAsia="zh-CN"/>
         </w:rPr>
-        <w:t>修订记录：</w:t>
+        <w:t>修订记录</w:t>
       </w:r>
     </w:p>
     <w:p>
@@ -143,7 +216,7 @@
     </w:p>
     <w:tbl>
       <w:tblPr>
-        <w:tblStyle w:val="7"/>
+        <w:tblStyle w:val="12"/>
         <w:tblW w:w="0" w:type="auto"/>
         <w:tblInd w:w="0" w:type="dxa"/>
         <w:tblBorders>
@@ -189,11 +262,14 @@
         <w:tc>
           <w:tcPr>
             <w:tcW w:w="1704" w:type="dxa"/>
+            <w:shd w:val="clear" w:color="auto" w:fill="D7D7D7" w:themeFill="background1" w:themeFillShade="D8"/>
           </w:tcPr>
           <w:p>
             <w:pPr>
               <w:rPr>
                 <w:rFonts w:hint="default"/>
+                <w:b/>
+                <w:bCs/>
                 <w:vertAlign w:val="baseline"/>
                 <w:lang w:val="en-US" w:eastAsia="zh-CN"/>
               </w:rPr>
@@ -201,6 +277,8 @@
             <w:r>
               <w:rPr>
                 <w:rFonts w:hint="eastAsia"/>
+                <w:b/>
+                <w:bCs/>
                 <w:vertAlign w:val="baseline"/>
                 <w:lang w:val="en-US" w:eastAsia="zh-CN"/>
               </w:rPr>
@@ -211,11 +289,14 @@
         <w:tc>
           <w:tcPr>
             <w:tcW w:w="1704" w:type="dxa"/>
+            <w:shd w:val="clear" w:color="auto" w:fill="D7D7D7" w:themeFill="background1" w:themeFillShade="D8"/>
           </w:tcPr>
           <w:p>
             <w:pPr>
               <w:rPr>
                 <w:rFonts w:hint="default"/>
+                <w:b/>
+                <w:bCs/>
                 <w:vertAlign w:val="baseline"/>
                 <w:lang w:val="en-US" w:eastAsia="zh-CN"/>
               </w:rPr>
@@ -223,6 +304,8 @@
             <w:r>
               <w:rPr>
                 <w:rFonts w:hint="eastAsia"/>
+                <w:b/>
+                <w:bCs/>
                 <w:vertAlign w:val="baseline"/>
                 <w:lang w:val="en-US" w:eastAsia="zh-CN"/>
               </w:rPr>
@@ -233,11 +316,14 @@
         <w:tc>
           <w:tcPr>
             <w:tcW w:w="1704" w:type="dxa"/>
+            <w:shd w:val="clear" w:color="auto" w:fill="D7D7D7" w:themeFill="background1" w:themeFillShade="D8"/>
           </w:tcPr>
           <w:p>
             <w:pPr>
               <w:rPr>
                 <w:rFonts w:hint="default"/>
+                <w:b/>
+                <w:bCs/>
                 <w:vertAlign w:val="baseline"/>
                 <w:lang w:val="en-US" w:eastAsia="zh-CN"/>
               </w:rPr>
@@ -245,6 +331,8 @@
             <w:r>
               <w:rPr>
                 <w:rFonts w:hint="eastAsia"/>
+                <w:b/>
+                <w:bCs/>
                 <w:vertAlign w:val="baseline"/>
                 <w:lang w:val="en-US" w:eastAsia="zh-CN"/>
               </w:rPr>
@@ -255,11 +343,14 @@
         <w:tc>
           <w:tcPr>
             <w:tcW w:w="1705" w:type="dxa"/>
+            <w:shd w:val="clear" w:color="auto" w:fill="D7D7D7" w:themeFill="background1" w:themeFillShade="D8"/>
           </w:tcPr>
           <w:p>
             <w:pPr>
               <w:rPr>
                 <w:rFonts w:hint="default"/>
+                <w:b/>
+                <w:bCs/>
                 <w:vertAlign w:val="baseline"/>
                 <w:lang w:val="en-US" w:eastAsia="zh-CN"/>
               </w:rPr>
@@ -267,6 +358,8 @@
             <w:r>
               <w:rPr>
                 <w:rFonts w:hint="eastAsia"/>
+                <w:b/>
+                <w:bCs/>
                 <w:vertAlign w:val="baseline"/>
                 <w:lang w:val="en-US" w:eastAsia="zh-CN"/>
               </w:rPr>
@@ -277,11 +370,14 @@
         <w:tc>
           <w:tcPr>
             <w:tcW w:w="1705" w:type="dxa"/>
+            <w:shd w:val="clear" w:color="auto" w:fill="D7D7D7" w:themeFill="background1" w:themeFillShade="D8"/>
           </w:tcPr>
           <w:p>
             <w:pPr>
               <w:rPr>
                 <w:rFonts w:hint="default"/>
+                <w:b/>
+                <w:bCs/>
                 <w:vertAlign w:val="baseline"/>
                 <w:lang w:val="en-US" w:eastAsia="zh-CN"/>
               </w:rPr>
@@ -289,6 +385,8 @@
             <w:r>
               <w:rPr>
                 <w:rFonts w:hint="eastAsia"/>
+                <w:b/>
+                <w:bCs/>
                 <w:vertAlign w:val="baseline"/>
                 <w:lang w:val="en-US" w:eastAsia="zh-CN"/>
               </w:rPr>
@@ -314,12 +412,17 @@
             <w:right w:w="108" w:type="dxa"/>
           </w:tblCellMar>
         </w:tblPrEx>
+        <w:trPr>
+          <w:trHeight w:val="936" w:hRule="atLeast"/>
+        </w:trPr>
         <w:tc>
           <w:tcPr>
             <w:tcW w:w="1704" w:type="dxa"/>
-          </w:tcPr>
-          <w:p>
-            <w:pPr>
+            <w:vAlign w:val="center"/>
+          </w:tcPr>
+          <w:p>
+            <w:pPr>
+              <w:jc w:val="both"/>
               <w:rPr>
                 <w:rFonts w:hint="default"/>
                 <w:vertAlign w:val="baseline"/>
@@ -339,9 +442,11 @@
         <w:tc>
           <w:tcPr>
             <w:tcW w:w="1704" w:type="dxa"/>
-          </w:tcPr>
-          <w:p>
-            <w:pPr>
+            <w:vAlign w:val="center"/>
+          </w:tcPr>
+          <w:p>
+            <w:pPr>
+              <w:jc w:val="both"/>
               <w:rPr>
                 <w:rFonts w:hint="default"/>
                 <w:vertAlign w:val="baseline"/>
@@ -361,9 +466,11 @@
         <w:tc>
           <w:tcPr>
             <w:tcW w:w="1704" w:type="dxa"/>
-          </w:tcPr>
-          <w:p>
-            <w:pPr>
+            <w:vAlign w:val="center"/>
+          </w:tcPr>
+          <w:p>
+            <w:pPr>
+              <w:jc w:val="both"/>
               <w:rPr>
                 <w:rFonts w:hint="default"/>
                 <w:vertAlign w:val="baseline"/>
@@ -383,9 +490,11 @@
         <w:tc>
           <w:tcPr>
             <w:tcW w:w="1705" w:type="dxa"/>
-          </w:tcPr>
-          <w:p>
-            <w:pPr>
+            <w:vAlign w:val="center"/>
+          </w:tcPr>
+          <w:p>
+            <w:pPr>
+              <w:jc w:val="both"/>
               <w:rPr>
                 <w:rFonts w:hint="default"/>
                 <w:vertAlign w:val="baseline"/>
@@ -405,9 +514,11 @@
         <w:tc>
           <w:tcPr>
             <w:tcW w:w="1705" w:type="dxa"/>
-          </w:tcPr>
-          <w:p>
-            <w:pPr>
+            <w:vAlign w:val="center"/>
+          </w:tcPr>
+          <w:p>
+            <w:pPr>
+              <w:jc w:val="both"/>
               <w:rPr>
                 <w:rFonts w:hint="eastAsia"/>
                 <w:vertAlign w:val="baseline"/>
@@ -434,6 +545,9 @@
             <w:right w:w="108" w:type="dxa"/>
           </w:tblCellMar>
         </w:tblPrEx>
+        <w:trPr>
+          <w:trHeight w:val="936" w:hRule="atLeast"/>
+        </w:trPr>
         <w:tc>
           <w:tcPr>
             <w:tcW w:w="1704" w:type="dxa"/>
@@ -555,6 +669,147 @@
           </w:p>
         </w:tc>
       </w:tr>
+      <w:tr>
+        <w:tblPrEx>
+          <w:tblBorders>
+            <w:top w:val="single" w:color="auto" w:sz="4" w:space="0"/>
+            <w:left w:val="single" w:color="auto" w:sz="4" w:space="0"/>
+            <w:bottom w:val="single" w:color="auto" w:sz="4" w:space="0"/>
+            <w:right w:val="single" w:color="auto" w:sz="4" w:space="0"/>
+            <w:insideH w:val="single" w:color="auto" w:sz="4" w:space="0"/>
+            <w:insideV w:val="single" w:color="auto" w:sz="4" w:space="0"/>
+          </w:tblBorders>
+          <w:tblCellMar>
+            <w:top w:w="0" w:type="dxa"/>
+            <w:left w:w="108" w:type="dxa"/>
+            <w:bottom w:w="0" w:type="dxa"/>
+            <w:right w:w="108" w:type="dxa"/>
+          </w:tblCellMar>
+        </w:tblPrEx>
+        <w:trPr>
+          <w:trHeight w:val="936" w:hRule="atLeast"/>
+        </w:trPr>
+        <w:tc>
+          <w:tcPr>
+            <w:tcW w:w="1704" w:type="dxa"/>
+            <w:vAlign w:val="center"/>
+          </w:tcPr>
+          <w:p>
+            <w:pPr>
+              <w:jc w:val="both"/>
+              <w:rPr>
+                <w:rFonts w:hint="default"/>
+                <w:vertAlign w:val="baseline"/>
+                <w:lang w:val="en-US" w:eastAsia="zh-CN"/>
+              </w:rPr>
+            </w:pPr>
+            <w:r>
+              <w:rPr>
+                <w:rFonts w:hint="eastAsia"/>
+                <w:vertAlign w:val="baseline"/>
+                <w:lang w:val="en-US" w:eastAsia="zh-CN"/>
+              </w:rPr>
+              <w:t>V1.1.0</w:t>
+            </w:r>
+          </w:p>
+        </w:tc>
+        <w:tc>
+          <w:tcPr>
+            <w:tcW w:w="1704" w:type="dxa"/>
+            <w:vAlign w:val="center"/>
+          </w:tcPr>
+          <w:p>
+            <w:pPr>
+              <w:jc w:val="both"/>
+              <w:rPr>
+                <w:rFonts w:hint="default"/>
+                <w:vertAlign w:val="baseline"/>
+                <w:lang w:val="en-US" w:eastAsia="zh-CN"/>
+              </w:rPr>
+            </w:pPr>
+            <w:r>
+              <w:rPr>
+                <w:rFonts w:hint="eastAsia"/>
+                <w:vertAlign w:val="baseline"/>
+                <w:lang w:val="en-US" w:eastAsia="zh-CN"/>
+              </w:rPr>
+              <w:t>王穆军</w:t>
+            </w:r>
+          </w:p>
+        </w:tc>
+        <w:tc>
+          <w:tcPr>
+            <w:tcW w:w="1704" w:type="dxa"/>
+            <w:vAlign w:val="center"/>
+          </w:tcPr>
+          <w:p>
+            <w:pPr>
+              <w:jc w:val="both"/>
+              <w:rPr>
+                <w:rFonts w:hint="default"/>
+                <w:vertAlign w:val="baseline"/>
+                <w:lang w:val="en-US" w:eastAsia="zh-CN"/>
+              </w:rPr>
+            </w:pPr>
+            <w:r>
+              <w:rPr>
+                <w:rFonts w:hint="eastAsia"/>
+                <w:vertAlign w:val="baseline"/>
+                <w:lang w:val="en-US" w:eastAsia="zh-CN"/>
+              </w:rPr>
+              <w:t>2025-11-27</w:t>
+            </w:r>
+          </w:p>
+        </w:tc>
+        <w:tc>
+          <w:tcPr>
+            <w:tcW w:w="1705" w:type="dxa"/>
+            <w:vAlign w:val="center"/>
+          </w:tcPr>
+          <w:p>
+            <w:pPr>
+              <w:jc w:val="both"/>
+              <w:rPr>
+                <w:rFonts w:hint="default"/>
+                <w:vertAlign w:val="baseline"/>
+                <w:lang w:val="en-US" w:eastAsia="zh-CN"/>
+              </w:rPr>
+            </w:pPr>
+            <w:r>
+              <w:rPr>
+                <w:rFonts w:hint="eastAsia"/>
+                <w:vertAlign w:val="baseline"/>
+                <w:lang w:val="en-US" w:eastAsia="zh-CN"/>
+              </w:rPr>
+              <w:t>修改文档</w:t>
+            </w:r>
+          </w:p>
+        </w:tc>
+        <w:tc>
+          <w:tcPr>
+            <w:tcW w:w="1705" w:type="dxa"/>
+            <w:vAlign w:val="center"/>
+          </w:tcPr>
+          <w:p>
+            <w:pPr>
+              <w:jc w:val="both"/>
+              <w:rPr>
+                <w:rFonts w:hint="default"/>
+                <w:vertAlign w:val="baseline"/>
+                <w:lang w:val="en-US" w:eastAsia="zh-CN"/>
+              </w:rPr>
+            </w:pPr>
+            <w:r>
+              <w:rPr>
+                <w:rFonts w:hint="eastAsia"/>
+                <w:vertAlign w:val="baseline"/>
+                <w:lang w:val="en-US" w:eastAsia="zh-CN"/>
+              </w:rPr>
+              <w:t>添加了新功能的说明信息</w:t>
+            </w:r>
+          </w:p>
+        </w:tc>
+      </w:tr>
     </w:tbl>
     <w:p>
       <w:pPr>
@@ -563,8 +818,10 @@
           <w:lang w:val="en-US" w:eastAsia="zh-CN"/>
         </w:rPr>
         <w:sectPr>
+          <w:footerReference r:id="rId7" w:type="default"/>
           <w:pgSz w:w="11906" w:h="16838"/>
           <w:pgMar w:top="1440" w:right="1800" w:bottom="1440" w:left="1800" w:header="851" w:footer="992" w:gutter="0"/>
+          <w:pgNumType w:fmt="upperRoman"/>
           <w:cols w:space="425" w:num="1"/>
           <w:docGrid w:type="lines" w:linePitch="312" w:charSpace="0"/>
         </w:sectPr>
@@ -578,11 +835,2762 @@
         </w:rPr>
       </w:pPr>
     </w:p>
+    <w:sdt>
+      <w:sdtPr>
+        <w:rPr>
+          <w:lang w:val="en-US" w:eastAsia="zh-CN"/>
+        </w:rPr>
+        <w:id w:val="147476106"/>
+        <w15:color w:val="DBDBDB"/>
+        <w:docPartObj>
+          <w:docPartGallery w:val="Table of Contents"/>
+          <w:docPartUnique/>
+        </w:docPartObj>
+      </w:sdtPr>
+      <w:sdtEndPr>
+        <w:rPr>
+          <w:rFonts w:hint="eastAsia" w:asciiTheme="minorAscii" w:hAnsiTheme="minorAscii" w:eastAsiaTheme="minorEastAsia" w:cstheme="minorBidi"/>
+          <w:kern w:val="2"/>
+          <w:sz w:val="21"/>
+          <w:szCs w:val="24"/>
+          <w:lang w:val="en-US" w:eastAsia="zh-CN" w:bidi="ar-SA"/>
+        </w:rPr>
+      </w:sdtEndPr>
+      <w:sdtContent>
+        <w:p>
+          <w:pPr>
+            <w:pStyle w:val="2"/>
+            <w:bidi w:val="0"/>
+            <w:jc w:val="center"/>
+          </w:pPr>
+          <w:r>
+            <w:t>目录</w:t>
+          </w:r>
+        </w:p>
+        <w:p>
+          <w:pPr>
+            <w:pStyle w:val="9"/>
+            <w:tabs>
+              <w:tab w:val="right" w:leader="dot" w:pos="8306"/>
+            </w:tabs>
+          </w:pPr>
+          <w:r>
+            <w:rPr>
+              <w:rFonts w:hint="eastAsia"/>
+              <w:lang w:val="en-US" w:eastAsia="zh-CN"/>
+            </w:rPr>
+            <w:fldChar w:fldCharType="begin"/>
+          </w:r>
+          <w:r>
+            <w:rPr>
+              <w:rFonts w:hint="eastAsia"/>
+              <w:lang w:val="en-US" w:eastAsia="zh-CN"/>
+            </w:rPr>
+            <w:instrText xml:space="preserve">TOC \o "1-3" \h \u </w:instrText>
+          </w:r>
+          <w:r>
+            <w:rPr>
+              <w:rFonts w:hint="eastAsia"/>
+              <w:lang w:val="en-US" w:eastAsia="zh-CN"/>
+            </w:rPr>
+            <w:fldChar w:fldCharType="separate"/>
+          </w:r>
+          <w:r>
+            <w:rPr>
+              <w:rFonts w:hint="eastAsia"/>
+              <w:lang w:val="en-US" w:eastAsia="zh-CN"/>
+            </w:rPr>
+            <w:fldChar w:fldCharType="begin"/>
+          </w:r>
+          <w:r>
+            <w:rPr>
+              <w:rFonts w:hint="eastAsia"/>
+              <w:lang w:val="en-US" w:eastAsia="zh-CN"/>
+            </w:rPr>
+            <w:instrText xml:space="preserve"> HYPERLINK \l _Toc18814 </w:instrText>
+          </w:r>
+          <w:r>
+            <w:rPr>
+              <w:rFonts w:hint="eastAsia"/>
+              <w:lang w:val="en-US" w:eastAsia="zh-CN"/>
+            </w:rPr>
+            <w:fldChar w:fldCharType="separate"/>
+          </w:r>
+          <w:r>
+            <w:rPr>
+              <w:rFonts w:hint="eastAsia"/>
+              <w:lang w:val="en-US" w:eastAsia="zh-CN"/>
+            </w:rPr>
+            <w:t>一、</w:t>
+          </w:r>
+          <w:r>
+            <w:t>简介</w:t>
+          </w:r>
+          <w:r>
+            <w:tab/>
+          </w:r>
+          <w:r>
+            <w:fldChar w:fldCharType="begin"/>
+          </w:r>
+          <w:r>
+            <w:instrText xml:space="preserve"> PAGEREF _Toc18814 \h </w:instrText>
+          </w:r>
+          <w:r>
+            <w:fldChar w:fldCharType="separate"/>
+          </w:r>
+          <w:r>
+            <w:t>5</w:t>
+          </w:r>
+          <w:r>
+            <w:fldChar w:fldCharType="end"/>
+          </w:r>
+          <w:r>
+            <w:rPr>
+              <w:rFonts w:hint="eastAsia"/>
+              <w:lang w:val="en-US" w:eastAsia="zh-CN"/>
+            </w:rPr>
+            <w:fldChar w:fldCharType="end"/>
+          </w:r>
+        </w:p>
+        <w:p>
+          <w:pPr>
+            <w:pStyle w:val="10"/>
+            <w:tabs>
+              <w:tab w:val="right" w:leader="dot" w:pos="8306"/>
+            </w:tabs>
+          </w:pPr>
+          <w:r>
+            <w:rPr>
+              <w:rFonts w:hint="eastAsia"/>
+              <w:lang w:val="en-US" w:eastAsia="zh-CN"/>
+            </w:rPr>
+            <w:fldChar w:fldCharType="begin"/>
+          </w:r>
+          <w:r>
+            <w:rPr>
+              <w:rFonts w:hint="eastAsia"/>
+              <w:lang w:val="en-US" w:eastAsia="zh-CN"/>
+            </w:rPr>
+            <w:instrText xml:space="preserve"> HYPERLINK \l _Toc28655 </w:instrText>
+          </w:r>
+          <w:r>
+            <w:rPr>
+              <w:rFonts w:hint="eastAsia"/>
+              <w:lang w:val="en-US" w:eastAsia="zh-CN"/>
+            </w:rPr>
+            <w:fldChar w:fldCharType="separate"/>
+          </w:r>
+          <w:r>
+            <w:rPr>
+              <w:rFonts w:hint="eastAsia"/>
+              <w:lang w:val="en-US" w:eastAsia="zh-CN"/>
+            </w:rPr>
+            <w:t xml:space="preserve">1.1 </w:t>
+          </w:r>
+          <w:r>
+            <w:t>主要功能</w:t>
+          </w:r>
+          <w:r>
+            <w:tab/>
+          </w:r>
+          <w:r>
+            <w:fldChar w:fldCharType="begin"/>
+          </w:r>
+          <w:r>
+            <w:instrText xml:space="preserve"> PAGEREF _Toc28655 \h </w:instrText>
+          </w:r>
+          <w:r>
+            <w:fldChar w:fldCharType="separate"/>
+          </w:r>
+          <w:r>
+            <w:t>5</w:t>
+          </w:r>
+          <w:r>
+            <w:fldChar w:fldCharType="end"/>
+          </w:r>
+          <w:r>
+            <w:rPr>
+              <w:rFonts w:hint="eastAsia"/>
+              <w:lang w:val="en-US" w:eastAsia="zh-CN"/>
+            </w:rPr>
+            <w:fldChar w:fldCharType="end"/>
+          </w:r>
+        </w:p>
+        <w:p>
+          <w:pPr>
+            <w:pStyle w:val="10"/>
+            <w:tabs>
+              <w:tab w:val="right" w:leader="dot" w:pos="8306"/>
+            </w:tabs>
+          </w:pPr>
+          <w:r>
+            <w:rPr>
+              <w:rFonts w:hint="eastAsia"/>
+              <w:lang w:val="en-US" w:eastAsia="zh-CN"/>
+            </w:rPr>
+            <w:fldChar w:fldCharType="begin"/>
+          </w:r>
+          <w:r>
+            <w:rPr>
+              <w:rFonts w:hint="eastAsia"/>
+              <w:lang w:val="en-US" w:eastAsia="zh-CN"/>
+            </w:rPr>
+            <w:instrText xml:space="preserve"> HYPERLINK \l _Toc31231 </w:instrText>
+          </w:r>
+          <w:r>
+            <w:rPr>
+              <w:rFonts w:hint="eastAsia"/>
+              <w:lang w:val="en-US" w:eastAsia="zh-CN"/>
+            </w:rPr>
+            <w:fldChar w:fldCharType="separate"/>
+          </w:r>
+          <w:r>
+            <w:rPr>
+              <w:rFonts w:hint="eastAsia"/>
+              <w:lang w:val="en-US" w:eastAsia="zh-CN"/>
+            </w:rPr>
+            <w:t xml:space="preserve">1.2 </w:t>
+          </w:r>
+          <w:r>
+            <w:t>系统要求</w:t>
+          </w:r>
+          <w:r>
+            <w:tab/>
+          </w:r>
+          <w:r>
+            <w:fldChar w:fldCharType="begin"/>
+          </w:r>
+          <w:r>
+            <w:instrText xml:space="preserve"> PAGEREF _Toc31231 \h </w:instrText>
+          </w:r>
+          <w:r>
+            <w:fldChar w:fldCharType="separate"/>
+          </w:r>
+          <w:r>
+            <w:t>5</w:t>
+          </w:r>
+          <w:r>
+            <w:fldChar w:fldCharType="end"/>
+          </w:r>
+          <w:r>
+            <w:rPr>
+              <w:rFonts w:hint="eastAsia"/>
+              <w:lang w:val="en-US" w:eastAsia="zh-CN"/>
+            </w:rPr>
+            <w:fldChar w:fldCharType="end"/>
+          </w:r>
+        </w:p>
+        <w:p>
+          <w:pPr>
+            <w:pStyle w:val="10"/>
+            <w:tabs>
+              <w:tab w:val="right" w:leader="dot" w:pos="8306"/>
+            </w:tabs>
+          </w:pPr>
+          <w:r>
+            <w:rPr>
+              <w:rFonts w:hint="eastAsia"/>
+              <w:lang w:val="en-US" w:eastAsia="zh-CN"/>
+            </w:rPr>
+            <w:fldChar w:fldCharType="begin"/>
+          </w:r>
+          <w:r>
+            <w:rPr>
+              <w:rFonts w:hint="eastAsia"/>
+              <w:lang w:val="en-US" w:eastAsia="zh-CN"/>
+            </w:rPr>
+            <w:instrText xml:space="preserve"> HYPERLINK \l _Toc3537 </w:instrText>
+          </w:r>
+          <w:r>
+            <w:rPr>
+              <w:rFonts w:hint="eastAsia"/>
+              <w:lang w:val="en-US" w:eastAsia="zh-CN"/>
+            </w:rPr>
+            <w:fldChar w:fldCharType="separate"/>
+          </w:r>
+          <w:r>
+            <w:rPr>
+              <w:rFonts w:hint="eastAsia"/>
+              <w:lang w:val="en-US" w:eastAsia="zh-CN"/>
+            </w:rPr>
+            <w:t xml:space="preserve">1.3 </w:t>
+          </w:r>
+          <w:r>
+            <w:t>安装说明</w:t>
+          </w:r>
+          <w:r>
+            <w:tab/>
+          </w:r>
+          <w:r>
+            <w:fldChar w:fldCharType="begin"/>
+          </w:r>
+          <w:r>
+            <w:instrText xml:space="preserve"> PAGEREF _Toc3537 \h </w:instrText>
+          </w:r>
+          <w:r>
+            <w:fldChar w:fldCharType="separate"/>
+          </w:r>
+          <w:r>
+            <w:t>5</w:t>
+          </w:r>
+          <w:r>
+            <w:fldChar w:fldCharType="end"/>
+          </w:r>
+          <w:r>
+            <w:rPr>
+              <w:rFonts w:hint="eastAsia"/>
+              <w:lang w:val="en-US" w:eastAsia="zh-CN"/>
+            </w:rPr>
+            <w:fldChar w:fldCharType="end"/>
+          </w:r>
+        </w:p>
+        <w:p>
+          <w:pPr>
+            <w:pStyle w:val="10"/>
+            <w:tabs>
+              <w:tab w:val="right" w:leader="dot" w:pos="8306"/>
+            </w:tabs>
+          </w:pPr>
+          <w:r>
+            <w:rPr>
+              <w:rFonts w:hint="eastAsia"/>
+              <w:lang w:val="en-US" w:eastAsia="zh-CN"/>
+            </w:rPr>
+            <w:fldChar w:fldCharType="begin"/>
+          </w:r>
+          <w:r>
+            <w:rPr>
+              <w:rFonts w:hint="eastAsia"/>
+              <w:lang w:val="en-US" w:eastAsia="zh-CN"/>
+            </w:rPr>
+            <w:instrText xml:space="preserve"> HYPERLINK \l _Toc32199 </w:instrText>
+          </w:r>
+          <w:r>
+            <w:rPr>
+              <w:rFonts w:hint="eastAsia"/>
+              <w:lang w:val="en-US" w:eastAsia="zh-CN"/>
+            </w:rPr>
+            <w:fldChar w:fldCharType="separate"/>
+          </w:r>
+          <w:r>
+            <w:rPr>
+              <w:rFonts w:hint="eastAsia"/>
+              <w:lang w:val="en-US" w:eastAsia="zh-CN"/>
+            </w:rPr>
+            <w:t xml:space="preserve">1.4 </w:t>
+          </w:r>
+          <w:r>
+            <w:t>项目</w:t>
+          </w:r>
+          <w:r>
+            <w:rPr>
+              <w:rFonts w:hint="eastAsia"/>
+              <w:lang w:val="en-US" w:eastAsia="zh-CN"/>
+            </w:rPr>
+            <w:t>源代码目录</w:t>
+          </w:r>
+          <w:r>
+            <w:t>结构</w:t>
+          </w:r>
+          <w:r>
+            <w:tab/>
+          </w:r>
+          <w:r>
+            <w:fldChar w:fldCharType="begin"/>
+          </w:r>
+          <w:r>
+            <w:instrText xml:space="preserve"> PAGEREF _Toc32199 \h </w:instrText>
+          </w:r>
+          <w:r>
+            <w:fldChar w:fldCharType="separate"/>
+          </w:r>
+          <w:r>
+            <w:t>6</w:t>
+          </w:r>
+          <w:r>
+            <w:fldChar w:fldCharType="end"/>
+          </w:r>
+          <w:r>
+            <w:rPr>
+              <w:rFonts w:hint="eastAsia"/>
+              <w:lang w:val="en-US" w:eastAsia="zh-CN"/>
+            </w:rPr>
+            <w:fldChar w:fldCharType="end"/>
+          </w:r>
+        </w:p>
+        <w:p>
+          <w:pPr>
+            <w:pStyle w:val="10"/>
+            <w:tabs>
+              <w:tab w:val="right" w:leader="dot" w:pos="8306"/>
+            </w:tabs>
+          </w:pPr>
+          <w:r>
+            <w:rPr>
+              <w:rFonts w:hint="eastAsia"/>
+              <w:lang w:val="en-US" w:eastAsia="zh-CN"/>
+            </w:rPr>
+            <w:fldChar w:fldCharType="begin"/>
+          </w:r>
+          <w:r>
+            <w:rPr>
+              <w:rFonts w:hint="eastAsia"/>
+              <w:lang w:val="en-US" w:eastAsia="zh-CN"/>
+            </w:rPr>
+            <w:instrText xml:space="preserve"> HYPERLINK \l _Toc10067 </w:instrText>
+          </w:r>
+          <w:r>
+            <w:rPr>
+              <w:rFonts w:hint="eastAsia"/>
+              <w:lang w:val="en-US" w:eastAsia="zh-CN"/>
+            </w:rPr>
+            <w:fldChar w:fldCharType="separate"/>
+          </w:r>
+          <w:r>
+            <w:rPr>
+              <w:rFonts w:hint="eastAsia"/>
+              <w:lang w:val="en-US" w:eastAsia="zh-CN"/>
+            </w:rPr>
+            <w:t xml:space="preserve">1.5 </w:t>
+          </w:r>
+          <w:r>
+            <w:t>主界面功能说明</w:t>
+          </w:r>
+          <w:r>
+            <w:tab/>
+          </w:r>
+          <w:r>
+            <w:fldChar w:fldCharType="begin"/>
+          </w:r>
+          <w:r>
+            <w:instrText xml:space="preserve"> PAGEREF _Toc10067 \h </w:instrText>
+          </w:r>
+          <w:r>
+            <w:fldChar w:fldCharType="separate"/>
+          </w:r>
+          <w:r>
+            <w:t>6</w:t>
+          </w:r>
+          <w:r>
+            <w:fldChar w:fldCharType="end"/>
+          </w:r>
+          <w:r>
+            <w:rPr>
+              <w:rFonts w:hint="eastAsia"/>
+              <w:lang w:val="en-US" w:eastAsia="zh-CN"/>
+            </w:rPr>
+            <w:fldChar w:fldCharType="end"/>
+          </w:r>
+        </w:p>
+        <w:p>
+          <w:pPr>
+            <w:pStyle w:val="10"/>
+            <w:tabs>
+              <w:tab w:val="right" w:leader="dot" w:pos="8306"/>
+            </w:tabs>
+          </w:pPr>
+          <w:r>
+            <w:rPr>
+              <w:rFonts w:hint="eastAsia"/>
+              <w:lang w:val="en-US" w:eastAsia="zh-CN"/>
+            </w:rPr>
+            <w:fldChar w:fldCharType="begin"/>
+          </w:r>
+          <w:r>
+            <w:rPr>
+              <w:rFonts w:hint="eastAsia"/>
+              <w:lang w:val="en-US" w:eastAsia="zh-CN"/>
+            </w:rPr>
+            <w:instrText xml:space="preserve"> HYPERLINK \l _Toc2900 </w:instrText>
+          </w:r>
+          <w:r>
+            <w:rPr>
+              <w:rFonts w:hint="eastAsia"/>
+              <w:lang w:val="en-US" w:eastAsia="zh-CN"/>
+            </w:rPr>
+            <w:fldChar w:fldCharType="separate"/>
+          </w:r>
+          <w:r>
+            <w:rPr>
+              <w:rFonts w:hint="eastAsia"/>
+              <w:lang w:val="en-US" w:eastAsia="zh-CN"/>
+            </w:rPr>
+            <w:t xml:space="preserve">1.6 </w:t>
+          </w:r>
+          <w:r>
+            <w:t>菜单栏功能</w:t>
+          </w:r>
+          <w:r>
+            <w:tab/>
+          </w:r>
+          <w:r>
+            <w:fldChar w:fldCharType="begin"/>
+          </w:r>
+          <w:r>
+            <w:instrText xml:space="preserve"> PAGEREF _Toc2900 \h </w:instrText>
+          </w:r>
+          <w:r>
+            <w:fldChar w:fldCharType="separate"/>
+          </w:r>
+          <w:r>
+            <w:t>7</w:t>
+          </w:r>
+          <w:r>
+            <w:fldChar w:fldCharType="end"/>
+          </w:r>
+          <w:r>
+            <w:rPr>
+              <w:rFonts w:hint="eastAsia"/>
+              <w:lang w:val="en-US" w:eastAsia="zh-CN"/>
+            </w:rPr>
+            <w:fldChar w:fldCharType="end"/>
+          </w:r>
+        </w:p>
+        <w:p>
+          <w:pPr>
+            <w:pStyle w:val="9"/>
+            <w:tabs>
+              <w:tab w:val="right" w:leader="dot" w:pos="8306"/>
+            </w:tabs>
+          </w:pPr>
+          <w:r>
+            <w:rPr>
+              <w:rFonts w:hint="eastAsia"/>
+              <w:lang w:val="en-US" w:eastAsia="zh-CN"/>
+            </w:rPr>
+            <w:fldChar w:fldCharType="begin"/>
+          </w:r>
+          <w:r>
+            <w:rPr>
+              <w:rFonts w:hint="eastAsia"/>
+              <w:lang w:val="en-US" w:eastAsia="zh-CN"/>
+            </w:rPr>
+            <w:instrText xml:space="preserve"> HYPERLINK \l _Toc5780 </w:instrText>
+          </w:r>
+          <w:r>
+            <w:rPr>
+              <w:rFonts w:hint="eastAsia"/>
+              <w:lang w:val="en-US" w:eastAsia="zh-CN"/>
+            </w:rPr>
+            <w:fldChar w:fldCharType="separate"/>
+          </w:r>
+          <w:r>
+            <w:rPr>
+              <w:rFonts w:hint="eastAsia"/>
+              <w:lang w:val="en-US" w:eastAsia="zh-CN"/>
+            </w:rPr>
+            <w:t>二、</w:t>
+          </w:r>
+          <w:r>
+            <w:t>详细操作指南</w:t>
+          </w:r>
+          <w:r>
+            <w:tab/>
+          </w:r>
+          <w:r>
+            <w:fldChar w:fldCharType="begin"/>
+          </w:r>
+          <w:r>
+            <w:instrText xml:space="preserve"> PAGEREF _Toc5780 \h </w:instrText>
+          </w:r>
+          <w:r>
+            <w:fldChar w:fldCharType="separate"/>
+          </w:r>
+          <w:r>
+            <w:t>8</w:t>
+          </w:r>
+          <w:r>
+            <w:fldChar w:fldCharType="end"/>
+          </w:r>
+          <w:r>
+            <w:rPr>
+              <w:rFonts w:hint="eastAsia"/>
+              <w:lang w:val="en-US" w:eastAsia="zh-CN"/>
+            </w:rPr>
+            <w:fldChar w:fldCharType="end"/>
+          </w:r>
+        </w:p>
+        <w:p>
+          <w:pPr>
+            <w:pStyle w:val="10"/>
+            <w:tabs>
+              <w:tab w:val="right" w:leader="dot" w:pos="8306"/>
+            </w:tabs>
+          </w:pPr>
+          <w:r>
+            <w:rPr>
+              <w:rFonts w:hint="eastAsia"/>
+              <w:lang w:val="en-US" w:eastAsia="zh-CN"/>
+            </w:rPr>
+            <w:fldChar w:fldCharType="begin"/>
+          </w:r>
+          <w:r>
+            <w:rPr>
+              <w:rFonts w:hint="eastAsia"/>
+              <w:lang w:val="en-US" w:eastAsia="zh-CN"/>
+            </w:rPr>
+            <w:instrText xml:space="preserve"> HYPERLINK \l _Toc893 </w:instrText>
+          </w:r>
+          <w:r>
+            <w:rPr>
+              <w:rFonts w:hint="eastAsia"/>
+              <w:lang w:val="en-US" w:eastAsia="zh-CN"/>
+            </w:rPr>
+            <w:fldChar w:fldCharType="separate"/>
+          </w:r>
+          <w:r>
+            <w:t>1. 技术人员信息解析</w:t>
+          </w:r>
+          <w:r>
+            <w:tab/>
+          </w:r>
+          <w:r>
+            <w:fldChar w:fldCharType="begin"/>
+          </w:r>
+          <w:r>
+            <w:instrText xml:space="preserve"> PAGEREF _Toc893 \h </w:instrText>
+          </w:r>
+          <w:r>
+            <w:fldChar w:fldCharType="separate"/>
+          </w:r>
+          <w:r>
+            <w:t>8</w:t>
+          </w:r>
+          <w:r>
+            <w:fldChar w:fldCharType="end"/>
+          </w:r>
+          <w:r>
+            <w:rPr>
+              <w:rFonts w:hint="eastAsia"/>
+              <w:lang w:val="en-US" w:eastAsia="zh-CN"/>
+            </w:rPr>
+            <w:fldChar w:fldCharType="end"/>
+          </w:r>
+        </w:p>
+        <w:p>
+          <w:pPr>
+            <w:pStyle w:val="10"/>
+            <w:tabs>
+              <w:tab w:val="right" w:leader="dot" w:pos="8306"/>
+            </w:tabs>
+          </w:pPr>
+          <w:r>
+            <w:rPr>
+              <w:rFonts w:hint="eastAsia"/>
+              <w:lang w:val="en-US" w:eastAsia="zh-CN"/>
+            </w:rPr>
+            <w:fldChar w:fldCharType="begin"/>
+          </w:r>
+          <w:r>
+            <w:rPr>
+              <w:rFonts w:hint="eastAsia"/>
+              <w:lang w:val="en-US" w:eastAsia="zh-CN"/>
+            </w:rPr>
+            <w:instrText xml:space="preserve"> HYPERLINK \l _Toc13174 </w:instrText>
+          </w:r>
+          <w:r>
+            <w:rPr>
+              <w:rFonts w:hint="eastAsia"/>
+              <w:lang w:val="en-US" w:eastAsia="zh-CN"/>
+            </w:rPr>
+            <w:fldChar w:fldCharType="separate"/>
+          </w:r>
+          <w:r>
+            <w:t>2. 简历文件解析入库</w:t>
+          </w:r>
+          <w:r>
+            <w:tab/>
+          </w:r>
+          <w:r>
+            <w:fldChar w:fldCharType="begin"/>
+          </w:r>
+          <w:r>
+            <w:instrText xml:space="preserve"> PAGEREF _Toc13174 \h </w:instrText>
+          </w:r>
+          <w:r>
+            <w:fldChar w:fldCharType="separate"/>
+          </w:r>
+          <w:r>
+            <w:t>8</w:t>
+          </w:r>
+          <w:r>
+            <w:fldChar w:fldCharType="end"/>
+          </w:r>
+          <w:r>
+            <w:rPr>
+              <w:rFonts w:hint="eastAsia"/>
+              <w:lang w:val="en-US" w:eastAsia="zh-CN"/>
+            </w:rPr>
+            <w:fldChar w:fldCharType="end"/>
+          </w:r>
+        </w:p>
+        <w:p>
+          <w:pPr>
+            <w:pStyle w:val="10"/>
+            <w:tabs>
+              <w:tab w:val="right" w:leader="dot" w:pos="8306"/>
+            </w:tabs>
+          </w:pPr>
+          <w:r>
+            <w:rPr>
+              <w:rFonts w:hint="eastAsia"/>
+              <w:lang w:val="en-US" w:eastAsia="zh-CN"/>
+            </w:rPr>
+            <w:fldChar w:fldCharType="begin"/>
+          </w:r>
+          <w:r>
+            <w:rPr>
+              <w:rFonts w:hint="eastAsia"/>
+              <w:lang w:val="en-US" w:eastAsia="zh-CN"/>
+            </w:rPr>
+            <w:instrText xml:space="preserve"> HYPERLINK \l _Toc5979 </w:instrText>
+          </w:r>
+          <w:r>
+            <w:rPr>
+              <w:rFonts w:hint="eastAsia"/>
+              <w:lang w:val="en-US" w:eastAsia="zh-CN"/>
+            </w:rPr>
+            <w:fldChar w:fldCharType="separate"/>
+          </w:r>
+          <w:r>
+            <w:t xml:space="preserve">3. </w:t>
+          </w:r>
+          <w:r>
+            <w:rPr>
+              <w:rFonts w:hint="eastAsia"/>
+              <w:lang w:val="en-US" w:eastAsia="zh-CN"/>
+            </w:rPr>
+            <w:t>文件处理</w:t>
+          </w:r>
+          <w:r>
+            <w:t>功能</w:t>
+          </w:r>
+          <w:r>
+            <w:tab/>
+          </w:r>
+          <w:r>
+            <w:fldChar w:fldCharType="begin"/>
+          </w:r>
+          <w:r>
+            <w:instrText xml:space="preserve"> PAGEREF _Toc5979 \h </w:instrText>
+          </w:r>
+          <w:r>
+            <w:fldChar w:fldCharType="separate"/>
+          </w:r>
+          <w:r>
+            <w:t>8</w:t>
+          </w:r>
+          <w:r>
+            <w:fldChar w:fldCharType="end"/>
+          </w:r>
+          <w:r>
+            <w:rPr>
+              <w:rFonts w:hint="eastAsia"/>
+              <w:lang w:val="en-US" w:eastAsia="zh-CN"/>
+            </w:rPr>
+            <w:fldChar w:fldCharType="end"/>
+          </w:r>
+        </w:p>
+        <w:p>
+          <w:pPr>
+            <w:pStyle w:val="6"/>
+            <w:tabs>
+              <w:tab w:val="right" w:leader="dot" w:pos="8306"/>
+            </w:tabs>
+          </w:pPr>
+          <w:r>
+            <w:rPr>
+              <w:rFonts w:hint="eastAsia"/>
+              <w:lang w:val="en-US" w:eastAsia="zh-CN"/>
+            </w:rPr>
+            <w:fldChar w:fldCharType="begin"/>
+          </w:r>
+          <w:r>
+            <w:rPr>
+              <w:rFonts w:hint="eastAsia"/>
+              <w:lang w:val="en-US" w:eastAsia="zh-CN"/>
+            </w:rPr>
+            <w:instrText xml:space="preserve"> HYPERLINK \l _Toc18540 </w:instrText>
+          </w:r>
+          <w:r>
+            <w:rPr>
+              <w:rFonts w:hint="eastAsia"/>
+              <w:lang w:val="en-US" w:eastAsia="zh-CN"/>
+            </w:rPr>
+            <w:fldChar w:fldCharType="separate"/>
+          </w:r>
+          <w:r>
+            <w:rPr>
+              <w:rFonts w:hint="eastAsia"/>
+              <w:lang w:val="en-US" w:eastAsia="zh-CN"/>
+            </w:rPr>
+            <w:t>3.1 文件预处理</w:t>
+          </w:r>
+          <w:r>
+            <w:tab/>
+          </w:r>
+          <w:r>
+            <w:fldChar w:fldCharType="begin"/>
+          </w:r>
+          <w:r>
+            <w:instrText xml:space="preserve"> PAGEREF _Toc18540 \h </w:instrText>
+          </w:r>
+          <w:r>
+            <w:fldChar w:fldCharType="separate"/>
+          </w:r>
+          <w:r>
+            <w:t>8</w:t>
+          </w:r>
+          <w:r>
+            <w:fldChar w:fldCharType="end"/>
+          </w:r>
+          <w:r>
+            <w:rPr>
+              <w:rFonts w:hint="eastAsia"/>
+              <w:lang w:val="en-US" w:eastAsia="zh-CN"/>
+            </w:rPr>
+            <w:fldChar w:fldCharType="end"/>
+          </w:r>
+        </w:p>
+        <w:p>
+          <w:pPr>
+            <w:pStyle w:val="6"/>
+            <w:tabs>
+              <w:tab w:val="right" w:leader="dot" w:pos="8306"/>
+            </w:tabs>
+          </w:pPr>
+          <w:r>
+            <w:rPr>
+              <w:rFonts w:hint="eastAsia"/>
+              <w:lang w:val="en-US" w:eastAsia="zh-CN"/>
+            </w:rPr>
+            <w:fldChar w:fldCharType="begin"/>
+          </w:r>
+          <w:r>
+            <w:rPr>
+              <w:rFonts w:hint="eastAsia"/>
+              <w:lang w:val="en-US" w:eastAsia="zh-CN"/>
+            </w:rPr>
+            <w:instrText xml:space="preserve"> HYPERLINK \l _Toc13931 </w:instrText>
+          </w:r>
+          <w:r>
+            <w:rPr>
+              <w:rFonts w:hint="eastAsia"/>
+              <w:lang w:val="en-US" w:eastAsia="zh-CN"/>
+            </w:rPr>
+            <w:fldChar w:fldCharType="separate"/>
+          </w:r>
+          <w:r>
+            <w:rPr>
+              <w:rFonts w:hint="eastAsia"/>
+              <w:lang w:val="en-US" w:eastAsia="zh-CN"/>
+            </w:rPr>
+            <w:t>3.2 文件合并与删除</w:t>
+          </w:r>
+          <w:r>
+            <w:tab/>
+          </w:r>
+          <w:r>
+            <w:fldChar w:fldCharType="begin"/>
+          </w:r>
+          <w:r>
+            <w:instrText xml:space="preserve"> PAGEREF _Toc13931 \h </w:instrText>
+          </w:r>
+          <w:r>
+            <w:fldChar w:fldCharType="separate"/>
+          </w:r>
+          <w:r>
+            <w:t>9</w:t>
+          </w:r>
+          <w:r>
+            <w:fldChar w:fldCharType="end"/>
+          </w:r>
+          <w:r>
+            <w:rPr>
+              <w:rFonts w:hint="eastAsia"/>
+              <w:lang w:val="en-US" w:eastAsia="zh-CN"/>
+            </w:rPr>
+            <w:fldChar w:fldCharType="end"/>
+          </w:r>
+        </w:p>
+        <w:p>
+          <w:pPr>
+            <w:pStyle w:val="10"/>
+            <w:tabs>
+              <w:tab w:val="right" w:leader="dot" w:pos="8306"/>
+            </w:tabs>
+          </w:pPr>
+          <w:r>
+            <w:rPr>
+              <w:rFonts w:hint="eastAsia"/>
+              <w:lang w:val="en-US" w:eastAsia="zh-CN"/>
+            </w:rPr>
+            <w:fldChar w:fldCharType="begin"/>
+          </w:r>
+          <w:r>
+            <w:rPr>
+              <w:rFonts w:hint="eastAsia"/>
+              <w:lang w:val="en-US" w:eastAsia="zh-CN"/>
+            </w:rPr>
+            <w:instrText xml:space="preserve"> HYPERLINK \l _Toc25224 </w:instrText>
+          </w:r>
+          <w:r>
+            <w:rPr>
+              <w:rFonts w:hint="eastAsia"/>
+              <w:lang w:val="en-US" w:eastAsia="zh-CN"/>
+            </w:rPr>
+            <w:fldChar w:fldCharType="separate"/>
+          </w:r>
+          <w:r>
+            <w:t>4. 简历生成</w:t>
+          </w:r>
+          <w:r>
+            <w:tab/>
+          </w:r>
+          <w:r>
+            <w:fldChar w:fldCharType="begin"/>
+          </w:r>
+          <w:r>
+            <w:instrText xml:space="preserve"> PAGEREF _Toc25224 \h </w:instrText>
+          </w:r>
+          <w:r>
+            <w:fldChar w:fldCharType="separate"/>
+          </w:r>
+          <w:r>
+            <w:t>11</w:t>
+          </w:r>
+          <w:r>
+            <w:fldChar w:fldCharType="end"/>
+          </w:r>
+          <w:r>
+            <w:rPr>
+              <w:rFonts w:hint="eastAsia"/>
+              <w:lang w:val="en-US" w:eastAsia="zh-CN"/>
+            </w:rPr>
+            <w:fldChar w:fldCharType="end"/>
+          </w:r>
+        </w:p>
+        <w:p>
+          <w:pPr>
+            <w:pStyle w:val="6"/>
+            <w:tabs>
+              <w:tab w:val="right" w:leader="dot" w:pos="8306"/>
+            </w:tabs>
+          </w:pPr>
+          <w:r>
+            <w:rPr>
+              <w:rFonts w:hint="eastAsia"/>
+              <w:lang w:val="en-US" w:eastAsia="zh-CN"/>
+            </w:rPr>
+            <w:fldChar w:fldCharType="begin"/>
+          </w:r>
+          <w:r>
+            <w:rPr>
+              <w:rFonts w:hint="eastAsia"/>
+              <w:lang w:val="en-US" w:eastAsia="zh-CN"/>
+            </w:rPr>
+            <w:instrText xml:space="preserve"> HYPERLINK \l _Toc20185 </w:instrText>
+          </w:r>
+          <w:r>
+            <w:rPr>
+              <w:rFonts w:hint="eastAsia"/>
+              <w:lang w:val="en-US" w:eastAsia="zh-CN"/>
+            </w:rPr>
+            <w:fldChar w:fldCharType="separate"/>
+          </w:r>
+          <w:r>
+            <w:t>4.1 按名单生成简历</w:t>
+          </w:r>
+          <w:r>
+            <w:tab/>
+          </w:r>
+          <w:r>
+            <w:fldChar w:fldCharType="begin"/>
+          </w:r>
+          <w:r>
+            <w:instrText xml:space="preserve"> PAGEREF _Toc20185 \h </w:instrText>
+          </w:r>
+          <w:r>
+            <w:fldChar w:fldCharType="separate"/>
+          </w:r>
+          <w:r>
+            <w:t>11</w:t>
+          </w:r>
+          <w:r>
+            <w:fldChar w:fldCharType="end"/>
+          </w:r>
+          <w:r>
+            <w:rPr>
+              <w:rFonts w:hint="eastAsia"/>
+              <w:lang w:val="en-US" w:eastAsia="zh-CN"/>
+            </w:rPr>
+            <w:fldChar w:fldCharType="end"/>
+          </w:r>
+        </w:p>
+        <w:p>
+          <w:pPr>
+            <w:pStyle w:val="6"/>
+            <w:tabs>
+              <w:tab w:val="right" w:leader="dot" w:pos="8306"/>
+            </w:tabs>
+          </w:pPr>
+          <w:r>
+            <w:rPr>
+              <w:rFonts w:hint="eastAsia"/>
+              <w:lang w:val="en-US" w:eastAsia="zh-CN"/>
+            </w:rPr>
+            <w:fldChar w:fldCharType="begin"/>
+          </w:r>
+          <w:r>
+            <w:rPr>
+              <w:rFonts w:hint="eastAsia"/>
+              <w:lang w:val="en-US" w:eastAsia="zh-CN"/>
+            </w:rPr>
+            <w:instrText xml:space="preserve"> HYPERLINK \l _Toc32542 </w:instrText>
+          </w:r>
+          <w:r>
+            <w:rPr>
+              <w:rFonts w:hint="eastAsia"/>
+              <w:lang w:val="en-US" w:eastAsia="zh-CN"/>
+            </w:rPr>
+            <w:fldChar w:fldCharType="separate"/>
+          </w:r>
+          <w:r>
+            <w:t>4.2 自定义生成简历</w:t>
+          </w:r>
+          <w:r>
+            <w:tab/>
+          </w:r>
+          <w:r>
+            <w:fldChar w:fldCharType="begin"/>
+          </w:r>
+          <w:r>
+            <w:instrText xml:space="preserve"> PAGEREF _Toc32542 \h </w:instrText>
+          </w:r>
+          <w:r>
+            <w:fldChar w:fldCharType="separate"/>
+          </w:r>
+          <w:r>
+            <w:t>12</w:t>
+          </w:r>
+          <w:r>
+            <w:fldChar w:fldCharType="end"/>
+          </w:r>
+          <w:r>
+            <w:rPr>
+              <w:rFonts w:hint="eastAsia"/>
+              <w:lang w:val="en-US" w:eastAsia="zh-CN"/>
+            </w:rPr>
+            <w:fldChar w:fldCharType="end"/>
+          </w:r>
+        </w:p>
+        <w:p>
+          <w:pPr>
+            <w:pStyle w:val="10"/>
+            <w:tabs>
+              <w:tab w:val="right" w:leader="dot" w:pos="8306"/>
+            </w:tabs>
+          </w:pPr>
+          <w:r>
+            <w:rPr>
+              <w:rFonts w:hint="eastAsia"/>
+              <w:lang w:val="en-US" w:eastAsia="zh-CN"/>
+            </w:rPr>
+            <w:fldChar w:fldCharType="begin"/>
+          </w:r>
+          <w:r>
+            <w:rPr>
+              <w:rFonts w:hint="eastAsia"/>
+              <w:lang w:val="en-US" w:eastAsia="zh-CN"/>
+            </w:rPr>
+            <w:instrText xml:space="preserve"> HYPERLINK \l _Toc30998 </w:instrText>
+          </w:r>
+          <w:r>
+            <w:rPr>
+              <w:rFonts w:hint="eastAsia"/>
+              <w:lang w:val="en-US" w:eastAsia="zh-CN"/>
+            </w:rPr>
+            <w:fldChar w:fldCharType="separate"/>
+          </w:r>
+          <w:r>
+            <w:t>5. 特殊更新功能</w:t>
+          </w:r>
+          <w:r>
+            <w:tab/>
+          </w:r>
+          <w:r>
+            <w:fldChar w:fldCharType="begin"/>
+          </w:r>
+          <w:r>
+            <w:instrText xml:space="preserve"> PAGEREF _Toc30998 \h </w:instrText>
+          </w:r>
+          <w:r>
+            <w:fldChar w:fldCharType="separate"/>
+          </w:r>
+          <w:r>
+            <w:t>12</w:t>
+          </w:r>
+          <w:r>
+            <w:fldChar w:fldCharType="end"/>
+          </w:r>
+          <w:r>
+            <w:rPr>
+              <w:rFonts w:hint="eastAsia"/>
+              <w:lang w:val="en-US" w:eastAsia="zh-CN"/>
+            </w:rPr>
+            <w:fldChar w:fldCharType="end"/>
+          </w:r>
+        </w:p>
+        <w:p>
+          <w:pPr>
+            <w:pStyle w:val="10"/>
+            <w:tabs>
+              <w:tab w:val="right" w:leader="dot" w:pos="8306"/>
+            </w:tabs>
+          </w:pPr>
+          <w:r>
+            <w:rPr>
+              <w:rFonts w:hint="eastAsia"/>
+              <w:lang w:val="en-US" w:eastAsia="zh-CN"/>
+            </w:rPr>
+            <w:fldChar w:fldCharType="begin"/>
+          </w:r>
+          <w:r>
+            <w:rPr>
+              <w:rFonts w:hint="eastAsia"/>
+              <w:lang w:val="en-US" w:eastAsia="zh-CN"/>
+            </w:rPr>
+            <w:instrText xml:space="preserve"> HYPERLINK \l _Toc27524 </w:instrText>
+          </w:r>
+          <w:r>
+            <w:rPr>
+              <w:rFonts w:hint="eastAsia"/>
+              <w:lang w:val="en-US" w:eastAsia="zh-CN"/>
+            </w:rPr>
+            <w:fldChar w:fldCharType="separate"/>
+          </w:r>
+          <w:r>
+            <w:t>6. 银行管理功能</w:t>
+          </w:r>
+          <w:r>
+            <w:tab/>
+          </w:r>
+          <w:r>
+            <w:fldChar w:fldCharType="begin"/>
+          </w:r>
+          <w:r>
+            <w:instrText xml:space="preserve"> PAGEREF _Toc27524 \h </w:instrText>
+          </w:r>
+          <w:r>
+            <w:fldChar w:fldCharType="separate"/>
+          </w:r>
+          <w:r>
+            <w:t>14</w:t>
+          </w:r>
+          <w:r>
+            <w:fldChar w:fldCharType="end"/>
+          </w:r>
+          <w:r>
+            <w:rPr>
+              <w:rFonts w:hint="eastAsia"/>
+              <w:lang w:val="en-US" w:eastAsia="zh-CN"/>
+            </w:rPr>
+            <w:fldChar w:fldCharType="end"/>
+          </w:r>
+        </w:p>
+        <w:p>
+          <w:pPr>
+            <w:pStyle w:val="10"/>
+            <w:tabs>
+              <w:tab w:val="right" w:leader="dot" w:pos="8306"/>
+            </w:tabs>
+          </w:pPr>
+          <w:r>
+            <w:rPr>
+              <w:rFonts w:hint="eastAsia"/>
+              <w:lang w:val="en-US" w:eastAsia="zh-CN"/>
+            </w:rPr>
+            <w:fldChar w:fldCharType="begin"/>
+          </w:r>
+          <w:r>
+            <w:rPr>
+              <w:rFonts w:hint="eastAsia"/>
+              <w:lang w:val="en-US" w:eastAsia="zh-CN"/>
+            </w:rPr>
+            <w:instrText xml:space="preserve"> HYPERLINK \l _Toc12582 </w:instrText>
+          </w:r>
+          <w:r>
+            <w:rPr>
+              <w:rFonts w:hint="eastAsia"/>
+              <w:lang w:val="en-US" w:eastAsia="zh-CN"/>
+            </w:rPr>
+            <w:fldChar w:fldCharType="separate"/>
+          </w:r>
+          <w:r>
+            <w:t>7. 简历校验功能</w:t>
+          </w:r>
+          <w:r>
+            <w:tab/>
+          </w:r>
+          <w:r>
+            <w:fldChar w:fldCharType="begin"/>
+          </w:r>
+          <w:r>
+            <w:instrText xml:space="preserve"> PAGEREF _Toc12582 \h </w:instrText>
+          </w:r>
+          <w:r>
+            <w:fldChar w:fldCharType="separate"/>
+          </w:r>
+          <w:r>
+            <w:t>14</w:t>
+          </w:r>
+          <w:r>
+            <w:fldChar w:fldCharType="end"/>
+          </w:r>
+          <w:r>
+            <w:rPr>
+              <w:rFonts w:hint="eastAsia"/>
+              <w:lang w:val="en-US" w:eastAsia="zh-CN"/>
+            </w:rPr>
+            <w:fldChar w:fldCharType="end"/>
+          </w:r>
+        </w:p>
+        <w:p>
+          <w:pPr>
+            <w:pStyle w:val="10"/>
+            <w:tabs>
+              <w:tab w:val="right" w:leader="dot" w:pos="8306"/>
+            </w:tabs>
+          </w:pPr>
+          <w:r>
+            <w:rPr>
+              <w:rFonts w:hint="eastAsia"/>
+              <w:lang w:val="en-US" w:eastAsia="zh-CN"/>
+            </w:rPr>
+            <w:fldChar w:fldCharType="begin"/>
+          </w:r>
+          <w:r>
+            <w:rPr>
+              <w:rFonts w:hint="eastAsia"/>
+              <w:lang w:val="en-US" w:eastAsia="zh-CN"/>
+            </w:rPr>
+            <w:instrText xml:space="preserve"> HYPERLINK \l _Toc4012 </w:instrText>
+          </w:r>
+          <w:r>
+            <w:rPr>
+              <w:rFonts w:hint="eastAsia"/>
+              <w:lang w:val="en-US" w:eastAsia="zh-CN"/>
+            </w:rPr>
+            <w:fldChar w:fldCharType="separate"/>
+          </w:r>
+          <w:r>
+            <w:rPr>
+              <w:rFonts w:hint="eastAsia"/>
+              <w:lang w:val="en-US" w:eastAsia="zh-CN"/>
+            </w:rPr>
+            <w:t>8. 填写示例功能</w:t>
+          </w:r>
+          <w:r>
+            <w:tab/>
+          </w:r>
+          <w:r>
+            <w:fldChar w:fldCharType="begin"/>
+          </w:r>
+          <w:r>
+            <w:instrText xml:space="preserve"> PAGEREF _Toc4012 \h </w:instrText>
+          </w:r>
+          <w:r>
+            <w:fldChar w:fldCharType="separate"/>
+          </w:r>
+          <w:r>
+            <w:t>15</w:t>
+          </w:r>
+          <w:r>
+            <w:fldChar w:fldCharType="end"/>
+          </w:r>
+          <w:r>
+            <w:rPr>
+              <w:rFonts w:hint="eastAsia"/>
+              <w:lang w:val="en-US" w:eastAsia="zh-CN"/>
+            </w:rPr>
+            <w:fldChar w:fldCharType="end"/>
+          </w:r>
+        </w:p>
+        <w:p>
+          <w:pPr>
+            <w:pStyle w:val="9"/>
+            <w:tabs>
+              <w:tab w:val="right" w:leader="dot" w:pos="8306"/>
+            </w:tabs>
+          </w:pPr>
+          <w:r>
+            <w:rPr>
+              <w:rFonts w:hint="eastAsia"/>
+              <w:lang w:val="en-US" w:eastAsia="zh-CN"/>
+            </w:rPr>
+            <w:fldChar w:fldCharType="begin"/>
+          </w:r>
+          <w:r>
+            <w:rPr>
+              <w:rFonts w:hint="eastAsia"/>
+              <w:lang w:val="en-US" w:eastAsia="zh-CN"/>
+            </w:rPr>
+            <w:instrText xml:space="preserve"> HYPERLINK \l _Toc4934 </w:instrText>
+          </w:r>
+          <w:r>
+            <w:rPr>
+              <w:rFonts w:hint="eastAsia"/>
+              <w:lang w:val="en-US" w:eastAsia="zh-CN"/>
+            </w:rPr>
+            <w:fldChar w:fldCharType="separate"/>
+          </w:r>
+          <w:r>
+            <w:rPr>
+              <w:rFonts w:hint="eastAsia"/>
+              <w:bCs w:val="0"/>
+              <w:lang w:val="en-US" w:eastAsia="zh-CN"/>
+            </w:rPr>
+            <w:t>三、</w:t>
+          </w:r>
+          <w:r>
+            <w:rPr>
+              <w:bCs w:val="0"/>
+            </w:rPr>
+            <w:t>使用示例</w:t>
+          </w:r>
+          <w:r>
+            <w:tab/>
+          </w:r>
+          <w:r>
+            <w:fldChar w:fldCharType="begin"/>
+          </w:r>
+          <w:r>
+            <w:instrText xml:space="preserve"> PAGEREF _Toc4934 \h </w:instrText>
+          </w:r>
+          <w:r>
+            <w:fldChar w:fldCharType="separate"/>
+          </w:r>
+          <w:r>
+            <w:t>16</w:t>
+          </w:r>
+          <w:r>
+            <w:fldChar w:fldCharType="end"/>
+          </w:r>
+          <w:r>
+            <w:rPr>
+              <w:rFonts w:hint="eastAsia"/>
+              <w:lang w:val="en-US" w:eastAsia="zh-CN"/>
+            </w:rPr>
+            <w:fldChar w:fldCharType="end"/>
+          </w:r>
+        </w:p>
+        <w:p>
+          <w:pPr>
+            <w:pStyle w:val="9"/>
+            <w:tabs>
+              <w:tab w:val="right" w:leader="dot" w:pos="8306"/>
+            </w:tabs>
+          </w:pPr>
+          <w:r>
+            <w:rPr>
+              <w:rFonts w:hint="eastAsia"/>
+              <w:lang w:val="en-US" w:eastAsia="zh-CN"/>
+            </w:rPr>
+            <w:fldChar w:fldCharType="begin"/>
+          </w:r>
+          <w:r>
+            <w:rPr>
+              <w:rFonts w:hint="eastAsia"/>
+              <w:lang w:val="en-US" w:eastAsia="zh-CN"/>
+            </w:rPr>
+            <w:instrText xml:space="preserve"> HYPERLINK \l _Toc25258 </w:instrText>
+          </w:r>
+          <w:r>
+            <w:rPr>
+              <w:rFonts w:hint="eastAsia"/>
+              <w:lang w:val="en-US" w:eastAsia="zh-CN"/>
+            </w:rPr>
+            <w:fldChar w:fldCharType="separate"/>
+          </w:r>
+          <w:r>
+            <w:rPr>
+              <w:rFonts w:hint="eastAsia"/>
+              <w:lang w:val="en-US" w:eastAsia="zh-CN"/>
+            </w:rPr>
+            <w:t>四、</w:t>
+          </w:r>
+          <w:r>
+            <w:t>常见问题解答</w:t>
+          </w:r>
+          <w:r>
+            <w:tab/>
+          </w:r>
+          <w:r>
+            <w:fldChar w:fldCharType="begin"/>
+          </w:r>
+          <w:r>
+            <w:instrText xml:space="preserve"> PAGEREF _Toc25258 \h </w:instrText>
+          </w:r>
+          <w:r>
+            <w:fldChar w:fldCharType="separate"/>
+          </w:r>
+          <w:r>
+            <w:t>17</w:t>
+          </w:r>
+          <w:r>
+            <w:fldChar w:fldCharType="end"/>
+          </w:r>
+          <w:r>
+            <w:rPr>
+              <w:rFonts w:hint="eastAsia"/>
+              <w:lang w:val="en-US" w:eastAsia="zh-CN"/>
+            </w:rPr>
+            <w:fldChar w:fldCharType="end"/>
+          </w:r>
+        </w:p>
+        <w:p>
+          <w:pPr>
+            <w:pStyle w:val="9"/>
+            <w:tabs>
+              <w:tab w:val="right" w:leader="dot" w:pos="8306"/>
+            </w:tabs>
+          </w:pPr>
+          <w:r>
+            <w:rPr>
+              <w:rFonts w:hint="eastAsia"/>
+              <w:lang w:val="en-US" w:eastAsia="zh-CN"/>
+            </w:rPr>
+            <w:fldChar w:fldCharType="begin"/>
+          </w:r>
+          <w:r>
+            <w:rPr>
+              <w:rFonts w:hint="eastAsia"/>
+              <w:lang w:val="en-US" w:eastAsia="zh-CN"/>
+            </w:rPr>
+            <w:instrText xml:space="preserve"> HYPERLINK \l _Toc32471 </w:instrText>
+          </w:r>
+          <w:r>
+            <w:rPr>
+              <w:rFonts w:hint="eastAsia"/>
+              <w:lang w:val="en-US" w:eastAsia="zh-CN"/>
+            </w:rPr>
+            <w:fldChar w:fldCharType="separate"/>
+          </w:r>
+          <w:r>
+            <w:rPr>
+              <w:rFonts w:hint="eastAsia"/>
+              <w:lang w:val="en-US" w:eastAsia="zh-CN"/>
+            </w:rPr>
+            <w:t>五、</w:t>
+          </w:r>
+          <w:r>
+            <w:t>注意事项</w:t>
+          </w:r>
+          <w:r>
+            <w:tab/>
+          </w:r>
+          <w:r>
+            <w:fldChar w:fldCharType="begin"/>
+          </w:r>
+          <w:r>
+            <w:instrText xml:space="preserve"> PAGEREF _Toc32471 \h </w:instrText>
+          </w:r>
+          <w:r>
+            <w:fldChar w:fldCharType="separate"/>
+          </w:r>
+          <w:r>
+            <w:t>17</w:t>
+          </w:r>
+          <w:r>
+            <w:fldChar w:fldCharType="end"/>
+          </w:r>
+          <w:r>
+            <w:rPr>
+              <w:rFonts w:hint="eastAsia"/>
+              <w:lang w:val="en-US" w:eastAsia="zh-CN"/>
+            </w:rPr>
+            <w:fldChar w:fldCharType="end"/>
+          </w:r>
+        </w:p>
+        <w:p>
+          <w:pPr>
+            <w:pStyle w:val="9"/>
+            <w:tabs>
+              <w:tab w:val="right" w:leader="dot" w:pos="8306"/>
+            </w:tabs>
+          </w:pPr>
+          <w:r>
+            <w:rPr>
+              <w:rFonts w:hint="eastAsia"/>
+              <w:lang w:val="en-US" w:eastAsia="zh-CN"/>
+            </w:rPr>
+            <w:fldChar w:fldCharType="begin"/>
+          </w:r>
+          <w:r>
+            <w:rPr>
+              <w:rFonts w:hint="eastAsia"/>
+              <w:lang w:val="en-US" w:eastAsia="zh-CN"/>
+            </w:rPr>
+            <w:instrText xml:space="preserve"> HYPERLINK \l _Toc110 </w:instrText>
+          </w:r>
+          <w:r>
+            <w:rPr>
+              <w:rFonts w:hint="eastAsia"/>
+              <w:lang w:val="en-US" w:eastAsia="zh-CN"/>
+            </w:rPr>
+            <w:fldChar w:fldCharType="separate"/>
+          </w:r>
+          <w:r>
+            <w:rPr>
+              <w:rFonts w:hint="eastAsia"/>
+              <w:lang w:val="en-US" w:eastAsia="zh-CN"/>
+            </w:rPr>
+            <w:t>六、</w:t>
+          </w:r>
+          <w:r>
+            <w:t>联系方式</w:t>
+          </w:r>
+          <w:r>
+            <w:tab/>
+          </w:r>
+          <w:r>
+            <w:fldChar w:fldCharType="begin"/>
+          </w:r>
+          <w:r>
+            <w:instrText xml:space="preserve"> PAGEREF _Toc110 \h </w:instrText>
+          </w:r>
+          <w:r>
+            <w:fldChar w:fldCharType="separate"/>
+          </w:r>
+          <w:r>
+            <w:t>18</w:t>
+          </w:r>
+          <w:r>
+            <w:fldChar w:fldCharType="end"/>
+          </w:r>
+          <w:r>
+            <w:rPr>
+              <w:rFonts w:hint="eastAsia"/>
+              <w:lang w:val="en-US" w:eastAsia="zh-CN"/>
+            </w:rPr>
+            <w:fldChar w:fldCharType="end"/>
+          </w:r>
+        </w:p>
+        <w:p>
+          <w:pPr>
+            <w:pStyle w:val="9"/>
+            <w:tabs>
+              <w:tab w:val="right" w:leader="dot" w:pos="8306"/>
+            </w:tabs>
+          </w:pPr>
+          <w:r>
+            <w:rPr>
+              <w:rFonts w:hint="eastAsia"/>
+              <w:lang w:val="en-US" w:eastAsia="zh-CN"/>
+            </w:rPr>
+            <w:fldChar w:fldCharType="begin"/>
+          </w:r>
+          <w:r>
+            <w:rPr>
+              <w:rFonts w:hint="eastAsia"/>
+              <w:lang w:val="en-US" w:eastAsia="zh-CN"/>
+            </w:rPr>
+            <w:instrText xml:space="preserve"> HYPERLINK \l _Toc22977 </w:instrText>
+          </w:r>
+          <w:r>
+            <w:rPr>
+              <w:rFonts w:hint="eastAsia"/>
+              <w:lang w:val="en-US" w:eastAsia="zh-CN"/>
+            </w:rPr>
+            <w:fldChar w:fldCharType="separate"/>
+          </w:r>
+          <w:r>
+            <w:rPr>
+              <w:rFonts w:hint="eastAsia" w:ascii="微软雅黑" w:hAnsi="微软雅黑" w:eastAsia="微软雅黑" w:cs="微软雅黑"/>
+              <w:szCs w:val="21"/>
+              <w:lang w:val="en-US" w:eastAsia="zh-CN"/>
+            </w:rPr>
+            <w:t>七、</w:t>
+          </w:r>
+          <w:r>
+            <w:rPr>
+              <w:rFonts w:hint="eastAsia" w:ascii="微软雅黑" w:hAnsi="微软雅黑" w:eastAsia="微软雅黑" w:cs="微软雅黑"/>
+              <w:szCs w:val="21"/>
+            </w:rPr>
+            <w:t>Jinja2 模板字段对照表</w:t>
+          </w:r>
+          <w:r>
+            <w:tab/>
+          </w:r>
+          <w:r>
+            <w:fldChar w:fldCharType="begin"/>
+          </w:r>
+          <w:r>
+            <w:instrText xml:space="preserve"> PAGEREF _Toc22977 \h </w:instrText>
+          </w:r>
+          <w:r>
+            <w:fldChar w:fldCharType="separate"/>
+          </w:r>
+          <w:r>
+            <w:t>19</w:t>
+          </w:r>
+          <w:r>
+            <w:fldChar w:fldCharType="end"/>
+          </w:r>
+          <w:r>
+            <w:rPr>
+              <w:rFonts w:hint="eastAsia"/>
+              <w:lang w:val="en-US" w:eastAsia="zh-CN"/>
+            </w:rPr>
+            <w:fldChar w:fldCharType="end"/>
+          </w:r>
+        </w:p>
+        <w:p>
+          <w:pPr>
+            <w:pStyle w:val="10"/>
+            <w:tabs>
+              <w:tab w:val="right" w:leader="dot" w:pos="8306"/>
+            </w:tabs>
+          </w:pPr>
+          <w:r>
+            <w:rPr>
+              <w:rFonts w:hint="eastAsia"/>
+              <w:lang w:val="en-US" w:eastAsia="zh-CN"/>
+            </w:rPr>
+            <w:fldChar w:fldCharType="begin"/>
+          </w:r>
+          <w:r>
+            <w:rPr>
+              <w:rFonts w:hint="eastAsia"/>
+              <w:lang w:val="en-US" w:eastAsia="zh-CN"/>
+            </w:rPr>
+            <w:instrText xml:space="preserve"> HYPERLINK \l _Toc21040 </w:instrText>
+          </w:r>
+          <w:r>
+            <w:rPr>
+              <w:rFonts w:hint="eastAsia"/>
+              <w:lang w:val="en-US" w:eastAsia="zh-CN"/>
+            </w:rPr>
+            <w:fldChar w:fldCharType="separate"/>
+          </w:r>
+          <w:r>
+            <w:rPr>
+              <w:rFonts w:hint="eastAsia" w:ascii="微软雅黑" w:hAnsi="微软雅黑" w:eastAsia="微软雅黑" w:cs="微软雅黑"/>
+              <w:szCs w:val="21"/>
+              <w:lang w:val="en-US" w:eastAsia="zh-CN"/>
+            </w:rPr>
+            <w:t>1</w:t>
+          </w:r>
+          <w:r>
+            <w:rPr>
+              <w:rFonts w:hint="eastAsia" w:ascii="微软雅黑" w:hAnsi="微软雅黑" w:eastAsia="微软雅黑" w:cs="微软雅黑"/>
+              <w:szCs w:val="21"/>
+            </w:rPr>
+            <w:t>、基本信息（BasicInfo / bi）</w:t>
+          </w:r>
+          <w:r>
+            <w:tab/>
+          </w:r>
+          <w:r>
+            <w:fldChar w:fldCharType="begin"/>
+          </w:r>
+          <w:r>
+            <w:instrText xml:space="preserve"> PAGEREF _Toc21040 \h </w:instrText>
+          </w:r>
+          <w:r>
+            <w:fldChar w:fldCharType="separate"/>
+          </w:r>
+          <w:r>
+            <w:t>19</w:t>
+          </w:r>
+          <w:r>
+            <w:fldChar w:fldCharType="end"/>
+          </w:r>
+          <w:r>
+            <w:rPr>
+              <w:rFonts w:hint="eastAsia"/>
+              <w:lang w:val="en-US" w:eastAsia="zh-CN"/>
+            </w:rPr>
+            <w:fldChar w:fldCharType="end"/>
+          </w:r>
+        </w:p>
+        <w:p>
+          <w:pPr>
+            <w:pStyle w:val="10"/>
+            <w:tabs>
+              <w:tab w:val="right" w:leader="dot" w:pos="8306"/>
+            </w:tabs>
+          </w:pPr>
+          <w:r>
+            <w:rPr>
+              <w:rFonts w:hint="eastAsia"/>
+              <w:lang w:val="en-US" w:eastAsia="zh-CN"/>
+            </w:rPr>
+            <w:fldChar w:fldCharType="begin"/>
+          </w:r>
+          <w:r>
+            <w:rPr>
+              <w:rFonts w:hint="eastAsia"/>
+              <w:lang w:val="en-US" w:eastAsia="zh-CN"/>
+            </w:rPr>
+            <w:instrText xml:space="preserve"> HYPERLINK \l _Toc16283 </w:instrText>
+          </w:r>
+          <w:r>
+            <w:rPr>
+              <w:rFonts w:hint="eastAsia"/>
+              <w:lang w:val="en-US" w:eastAsia="zh-CN"/>
+            </w:rPr>
+            <w:fldChar w:fldCharType="separate"/>
+          </w:r>
+          <w:r>
+            <w:rPr>
+              <w:rFonts w:hint="eastAsia" w:ascii="微软雅黑" w:hAnsi="微软雅黑" w:eastAsia="微软雅黑" w:cs="微软雅黑"/>
+              <w:szCs w:val="21"/>
+              <w:lang w:val="en-US" w:eastAsia="zh-CN"/>
+            </w:rPr>
+            <w:t>2</w:t>
+          </w:r>
+          <w:r>
+            <w:rPr>
+              <w:rFonts w:hint="eastAsia" w:ascii="微软雅黑" w:hAnsi="微软雅黑" w:eastAsia="微软雅黑" w:cs="微软雅黑"/>
+              <w:szCs w:val="21"/>
+            </w:rPr>
+            <w:t>、工作经历（WorkExperience / we）</w:t>
+          </w:r>
+          <w:r>
+            <w:tab/>
+          </w:r>
+          <w:r>
+            <w:fldChar w:fldCharType="begin"/>
+          </w:r>
+          <w:r>
+            <w:instrText xml:space="preserve"> PAGEREF _Toc16283 \h </w:instrText>
+          </w:r>
+          <w:r>
+            <w:fldChar w:fldCharType="separate"/>
+          </w:r>
+          <w:r>
+            <w:t>20</w:t>
+          </w:r>
+          <w:r>
+            <w:fldChar w:fldCharType="end"/>
+          </w:r>
+          <w:r>
+            <w:rPr>
+              <w:rFonts w:hint="eastAsia"/>
+              <w:lang w:val="en-US" w:eastAsia="zh-CN"/>
+            </w:rPr>
+            <w:fldChar w:fldCharType="end"/>
+          </w:r>
+        </w:p>
+        <w:p>
+          <w:pPr>
+            <w:pStyle w:val="10"/>
+            <w:tabs>
+              <w:tab w:val="right" w:leader="dot" w:pos="8306"/>
+            </w:tabs>
+          </w:pPr>
+          <w:r>
+            <w:rPr>
+              <w:rFonts w:hint="eastAsia"/>
+              <w:lang w:val="en-US" w:eastAsia="zh-CN"/>
+            </w:rPr>
+            <w:fldChar w:fldCharType="begin"/>
+          </w:r>
+          <w:r>
+            <w:rPr>
+              <w:rFonts w:hint="eastAsia"/>
+              <w:lang w:val="en-US" w:eastAsia="zh-CN"/>
+            </w:rPr>
+            <w:instrText xml:space="preserve"> HYPERLINK \l _Toc1892 </w:instrText>
+          </w:r>
+          <w:r>
+            <w:rPr>
+              <w:rFonts w:hint="eastAsia"/>
+              <w:lang w:val="en-US" w:eastAsia="zh-CN"/>
+            </w:rPr>
+            <w:fldChar w:fldCharType="separate"/>
+          </w:r>
+          <w:r>
+            <w:rPr>
+              <w:rFonts w:hint="eastAsia" w:ascii="微软雅黑" w:hAnsi="微软雅黑" w:eastAsia="微软雅黑" w:cs="微软雅黑"/>
+              <w:szCs w:val="21"/>
+              <w:lang w:val="en-US" w:eastAsia="zh-CN"/>
+            </w:rPr>
+            <w:t>3</w:t>
+          </w:r>
+          <w:r>
+            <w:rPr>
+              <w:rFonts w:hint="eastAsia" w:ascii="微软雅黑" w:hAnsi="微软雅黑" w:eastAsia="微软雅黑" w:cs="微软雅黑"/>
+              <w:szCs w:val="21"/>
+            </w:rPr>
+            <w:t>、项目经验（ProjectExperience / pe）</w:t>
+          </w:r>
+          <w:r>
+            <w:tab/>
+          </w:r>
+          <w:r>
+            <w:fldChar w:fldCharType="begin"/>
+          </w:r>
+          <w:r>
+            <w:instrText xml:space="preserve"> PAGEREF _Toc1892 \h </w:instrText>
+          </w:r>
+          <w:r>
+            <w:fldChar w:fldCharType="separate"/>
+          </w:r>
+          <w:r>
+            <w:t>21</w:t>
+          </w:r>
+          <w:r>
+            <w:fldChar w:fldCharType="end"/>
+          </w:r>
+          <w:r>
+            <w:rPr>
+              <w:rFonts w:hint="eastAsia"/>
+              <w:lang w:val="en-US" w:eastAsia="zh-CN"/>
+            </w:rPr>
+            <w:fldChar w:fldCharType="end"/>
+          </w:r>
+        </w:p>
+        <w:p>
+          <w:pPr>
+            <w:pStyle w:val="10"/>
+            <w:tabs>
+              <w:tab w:val="right" w:leader="dot" w:pos="8306"/>
+            </w:tabs>
+          </w:pPr>
+          <w:r>
+            <w:rPr>
+              <w:rFonts w:hint="eastAsia"/>
+              <w:lang w:val="en-US" w:eastAsia="zh-CN"/>
+            </w:rPr>
+            <w:fldChar w:fldCharType="begin"/>
+          </w:r>
+          <w:r>
+            <w:rPr>
+              <w:rFonts w:hint="eastAsia"/>
+              <w:lang w:val="en-US" w:eastAsia="zh-CN"/>
+            </w:rPr>
+            <w:instrText xml:space="preserve"> HYPERLINK \l _Toc858 </w:instrText>
+          </w:r>
+          <w:r>
+            <w:rPr>
+              <w:rFonts w:hint="eastAsia"/>
+              <w:lang w:val="en-US" w:eastAsia="zh-CN"/>
+            </w:rPr>
+            <w:fldChar w:fldCharType="separate"/>
+          </w:r>
+          <w:r>
+            <w:rPr>
+              <w:rFonts w:hint="eastAsia" w:ascii="微软雅黑" w:hAnsi="微软雅黑" w:eastAsia="微软雅黑" w:cs="微软雅黑"/>
+              <w:szCs w:val="21"/>
+              <w:lang w:val="en-US" w:eastAsia="zh-CN"/>
+            </w:rPr>
+            <w:t>4</w:t>
+          </w:r>
+          <w:r>
+            <w:rPr>
+              <w:rFonts w:hint="eastAsia" w:ascii="微软雅黑" w:hAnsi="微软雅黑" w:eastAsia="微软雅黑" w:cs="微软雅黑"/>
+              <w:szCs w:val="21"/>
+            </w:rPr>
+            <w:t>、工作能力（WorkAbility / wa）</w:t>
+          </w:r>
+          <w:r>
+            <w:tab/>
+          </w:r>
+          <w:r>
+            <w:fldChar w:fldCharType="begin"/>
+          </w:r>
+          <w:r>
+            <w:instrText xml:space="preserve"> PAGEREF _Toc858 \h </w:instrText>
+          </w:r>
+          <w:r>
+            <w:fldChar w:fldCharType="separate"/>
+          </w:r>
+          <w:r>
+            <w:t>21</w:t>
+          </w:r>
+          <w:r>
+            <w:fldChar w:fldCharType="end"/>
+          </w:r>
+          <w:r>
+            <w:rPr>
+              <w:rFonts w:hint="eastAsia"/>
+              <w:lang w:val="en-US" w:eastAsia="zh-CN"/>
+            </w:rPr>
+            <w:fldChar w:fldCharType="end"/>
+          </w:r>
+        </w:p>
+        <w:p>
+          <w:pPr>
+            <w:pStyle w:val="10"/>
+            <w:tabs>
+              <w:tab w:val="right" w:leader="dot" w:pos="8306"/>
+            </w:tabs>
+          </w:pPr>
+          <w:r>
+            <w:rPr>
+              <w:rFonts w:hint="eastAsia"/>
+              <w:lang w:val="en-US" w:eastAsia="zh-CN"/>
+            </w:rPr>
+            <w:fldChar w:fldCharType="begin"/>
+          </w:r>
+          <w:r>
+            <w:rPr>
+              <w:rFonts w:hint="eastAsia"/>
+              <w:lang w:val="en-US" w:eastAsia="zh-CN"/>
+            </w:rPr>
+            <w:instrText xml:space="preserve"> HYPERLINK \l _Toc19253 </w:instrText>
+          </w:r>
+          <w:r>
+            <w:rPr>
+              <w:rFonts w:hint="eastAsia"/>
+              <w:lang w:val="en-US" w:eastAsia="zh-CN"/>
+            </w:rPr>
+            <w:fldChar w:fldCharType="separate"/>
+          </w:r>
+          <w:r>
+            <w:rPr>
+              <w:rFonts w:hint="eastAsia" w:ascii="微软雅黑" w:hAnsi="微软雅黑" w:eastAsia="微软雅黑" w:cs="微软雅黑"/>
+              <w:szCs w:val="21"/>
+              <w:lang w:val="en-US" w:eastAsia="zh-CN"/>
+            </w:rPr>
+            <w:t>5</w:t>
+          </w:r>
+          <w:r>
+            <w:rPr>
+              <w:rFonts w:hint="eastAsia" w:ascii="微软雅黑" w:hAnsi="微软雅黑" w:eastAsia="微软雅黑" w:cs="微软雅黑"/>
+              <w:szCs w:val="21"/>
+            </w:rPr>
+            <w:t>、附加信息（AdditionInfo / ai）</w:t>
+          </w:r>
+          <w:r>
+            <w:tab/>
+          </w:r>
+          <w:r>
+            <w:fldChar w:fldCharType="begin"/>
+          </w:r>
+          <w:r>
+            <w:instrText xml:space="preserve"> PAGEREF _Toc19253 \h </w:instrText>
+          </w:r>
+          <w:r>
+            <w:fldChar w:fldCharType="separate"/>
+          </w:r>
+          <w:r>
+            <w:t>22</w:t>
+          </w:r>
+          <w:r>
+            <w:fldChar w:fldCharType="end"/>
+          </w:r>
+          <w:r>
+            <w:rPr>
+              <w:rFonts w:hint="eastAsia"/>
+              <w:lang w:val="en-US" w:eastAsia="zh-CN"/>
+            </w:rPr>
+            <w:fldChar w:fldCharType="end"/>
+          </w:r>
+        </w:p>
+        <w:p>
+          <w:pPr>
+            <w:pStyle w:val="10"/>
+            <w:tabs>
+              <w:tab w:val="right" w:leader="dot" w:pos="8306"/>
+            </w:tabs>
+          </w:pPr>
+          <w:r>
+            <w:rPr>
+              <w:rFonts w:hint="eastAsia"/>
+              <w:lang w:val="en-US" w:eastAsia="zh-CN"/>
+            </w:rPr>
+            <w:fldChar w:fldCharType="begin"/>
+          </w:r>
+          <w:r>
+            <w:rPr>
+              <w:rFonts w:hint="eastAsia"/>
+              <w:lang w:val="en-US" w:eastAsia="zh-CN"/>
+            </w:rPr>
+            <w:instrText xml:space="preserve"> HYPERLINK \l _Toc24419 </w:instrText>
+          </w:r>
+          <w:r>
+            <w:rPr>
+              <w:rFonts w:hint="eastAsia"/>
+              <w:lang w:val="en-US" w:eastAsia="zh-CN"/>
+            </w:rPr>
+            <w:fldChar w:fldCharType="separate"/>
+          </w:r>
+          <w:r>
+            <w:rPr>
+              <w:rFonts w:hint="eastAsia" w:ascii="微软雅黑" w:hAnsi="微软雅黑" w:eastAsia="微软雅黑" w:cs="微软雅黑"/>
+              <w:szCs w:val="21"/>
+              <w:lang w:val="en-US" w:eastAsia="zh-CN"/>
+            </w:rPr>
+            <w:t>6</w:t>
+          </w:r>
+          <w:r>
+            <w:rPr>
+              <w:rFonts w:hint="eastAsia" w:ascii="微软雅黑" w:hAnsi="微软雅黑" w:eastAsia="微软雅黑" w:cs="微软雅黑"/>
+              <w:szCs w:val="21"/>
+            </w:rPr>
+            <w:t>、特殊信息（SpecialInfo / si）</w:t>
+          </w:r>
+          <w:r>
+            <w:tab/>
+          </w:r>
+          <w:r>
+            <w:fldChar w:fldCharType="begin"/>
+          </w:r>
+          <w:r>
+            <w:instrText xml:space="preserve"> PAGEREF _Toc24419 \h </w:instrText>
+          </w:r>
+          <w:r>
+            <w:fldChar w:fldCharType="separate"/>
+          </w:r>
+          <w:r>
+            <w:t>24</w:t>
+          </w:r>
+          <w:r>
+            <w:fldChar w:fldCharType="end"/>
+          </w:r>
+          <w:r>
+            <w:rPr>
+              <w:rFonts w:hint="eastAsia"/>
+              <w:lang w:val="en-US" w:eastAsia="zh-CN"/>
+            </w:rPr>
+            <w:fldChar w:fldCharType="end"/>
+          </w:r>
+        </w:p>
+        <w:p>
+          <w:pPr>
+            <w:pStyle w:val="10"/>
+            <w:tabs>
+              <w:tab w:val="right" w:leader="dot" w:pos="8306"/>
+            </w:tabs>
+          </w:pPr>
+          <w:r>
+            <w:rPr>
+              <w:rFonts w:hint="eastAsia"/>
+              <w:lang w:val="en-US" w:eastAsia="zh-CN"/>
+            </w:rPr>
+            <w:fldChar w:fldCharType="begin"/>
+          </w:r>
+          <w:r>
+            <w:rPr>
+              <w:rFonts w:hint="eastAsia"/>
+              <w:lang w:val="en-US" w:eastAsia="zh-CN"/>
+            </w:rPr>
+            <w:instrText xml:space="preserve"> HYPERLINK \l _Toc17099 </w:instrText>
+          </w:r>
+          <w:r>
+            <w:rPr>
+              <w:rFonts w:hint="eastAsia"/>
+              <w:lang w:val="en-US" w:eastAsia="zh-CN"/>
+            </w:rPr>
+            <w:fldChar w:fldCharType="separate"/>
+          </w:r>
+          <w:r>
+            <w:rPr>
+              <w:rFonts w:hint="eastAsia" w:ascii="微软雅黑" w:hAnsi="微软雅黑" w:eastAsia="微软雅黑" w:cs="微软雅黑"/>
+              <w:szCs w:val="21"/>
+              <w:lang w:val="en-US" w:eastAsia="zh-CN"/>
+            </w:rPr>
+            <w:t>7</w:t>
+          </w:r>
+          <w:r>
+            <w:rPr>
+              <w:rFonts w:hint="eastAsia" w:ascii="微软雅黑" w:hAnsi="微软雅黑" w:eastAsia="微软雅黑" w:cs="微软雅黑"/>
+              <w:szCs w:val="21"/>
+            </w:rPr>
+            <w:t>、常用 Jinja2 语法示例</w:t>
+          </w:r>
+          <w:r>
+            <w:tab/>
+          </w:r>
+          <w:r>
+            <w:fldChar w:fldCharType="begin"/>
+          </w:r>
+          <w:r>
+            <w:instrText xml:space="preserve"> PAGEREF _Toc17099 \h </w:instrText>
+          </w:r>
+          <w:r>
+            <w:fldChar w:fldCharType="separate"/>
+          </w:r>
+          <w:r>
+            <w:t>24</w:t>
+          </w:r>
+          <w:r>
+            <w:fldChar w:fldCharType="end"/>
+          </w:r>
+          <w:r>
+            <w:rPr>
+              <w:rFonts w:hint="eastAsia"/>
+              <w:lang w:val="en-US" w:eastAsia="zh-CN"/>
+            </w:rPr>
+            <w:fldChar w:fldCharType="end"/>
+          </w:r>
+        </w:p>
+        <w:p>
+          <w:pPr>
+            <w:pStyle w:val="6"/>
+            <w:tabs>
+              <w:tab w:val="right" w:leader="dot" w:pos="8306"/>
+            </w:tabs>
+          </w:pPr>
+          <w:r>
+            <w:rPr>
+              <w:rFonts w:hint="eastAsia"/>
+              <w:lang w:val="en-US" w:eastAsia="zh-CN"/>
+            </w:rPr>
+            <w:fldChar w:fldCharType="begin"/>
+          </w:r>
+          <w:r>
+            <w:rPr>
+              <w:rFonts w:hint="eastAsia"/>
+              <w:lang w:val="en-US" w:eastAsia="zh-CN"/>
+            </w:rPr>
+            <w:instrText xml:space="preserve"> HYPERLINK \l _Toc20266 </w:instrText>
+          </w:r>
+          <w:r>
+            <w:rPr>
+              <w:rFonts w:hint="eastAsia"/>
+              <w:lang w:val="en-US" w:eastAsia="zh-CN"/>
+            </w:rPr>
+            <w:fldChar w:fldCharType="separate"/>
+          </w:r>
+          <w:r>
+            <w:rPr>
+              <w:rFonts w:hint="eastAsia" w:ascii="微软雅黑" w:hAnsi="微软雅黑" w:eastAsia="微软雅黑" w:cs="微软雅黑"/>
+              <w:szCs w:val="21"/>
+            </w:rPr>
+            <w:t>1. 条件判断（学历 → 学位）</w:t>
+          </w:r>
+          <w:r>
+            <w:tab/>
+          </w:r>
+          <w:r>
+            <w:fldChar w:fldCharType="begin"/>
+          </w:r>
+          <w:r>
+            <w:instrText xml:space="preserve"> PAGEREF _Toc20266 \h </w:instrText>
+          </w:r>
+          <w:r>
+            <w:fldChar w:fldCharType="separate"/>
+          </w:r>
+          <w:r>
+            <w:t>24</w:t>
+          </w:r>
+          <w:r>
+            <w:fldChar w:fldCharType="end"/>
+          </w:r>
+          <w:r>
+            <w:rPr>
+              <w:rFonts w:hint="eastAsia"/>
+              <w:lang w:val="en-US" w:eastAsia="zh-CN"/>
+            </w:rPr>
+            <w:fldChar w:fldCharType="end"/>
+          </w:r>
+        </w:p>
+        <w:p>
+          <w:pPr>
+            <w:pStyle w:val="6"/>
+            <w:tabs>
+              <w:tab w:val="right" w:leader="dot" w:pos="8306"/>
+            </w:tabs>
+          </w:pPr>
+          <w:r>
+            <w:rPr>
+              <w:rFonts w:hint="eastAsia"/>
+              <w:lang w:val="en-US" w:eastAsia="zh-CN"/>
+            </w:rPr>
+            <w:fldChar w:fldCharType="begin"/>
+          </w:r>
+          <w:r>
+            <w:rPr>
+              <w:rFonts w:hint="eastAsia"/>
+              <w:lang w:val="en-US" w:eastAsia="zh-CN"/>
+            </w:rPr>
+            <w:instrText xml:space="preserve"> HYPERLINK \l _Toc758 </w:instrText>
+          </w:r>
+          <w:r>
+            <w:rPr>
+              <w:rFonts w:hint="eastAsia"/>
+              <w:lang w:val="en-US" w:eastAsia="zh-CN"/>
+            </w:rPr>
+            <w:fldChar w:fldCharType="separate"/>
+          </w:r>
+          <w:r>
+            <w:rPr>
+              <w:rFonts w:hint="eastAsia" w:ascii="微软雅黑" w:hAnsi="微软雅黑" w:eastAsia="微软雅黑" w:cs="微软雅黑"/>
+              <w:szCs w:val="21"/>
+            </w:rPr>
+            <w:t>2. 字符串拼接</w:t>
+          </w:r>
+          <w:r>
+            <w:tab/>
+          </w:r>
+          <w:r>
+            <w:fldChar w:fldCharType="begin"/>
+          </w:r>
+          <w:r>
+            <w:instrText xml:space="preserve"> PAGEREF _Toc758 \h </w:instrText>
+          </w:r>
+          <w:r>
+            <w:fldChar w:fldCharType="separate"/>
+          </w:r>
+          <w:r>
+            <w:t>25</w:t>
+          </w:r>
+          <w:r>
+            <w:fldChar w:fldCharType="end"/>
+          </w:r>
+          <w:r>
+            <w:rPr>
+              <w:rFonts w:hint="eastAsia"/>
+              <w:lang w:val="en-US" w:eastAsia="zh-CN"/>
+            </w:rPr>
+            <w:fldChar w:fldCharType="end"/>
+          </w:r>
+        </w:p>
+        <w:p>
+          <w:pPr>
+            <w:pStyle w:val="6"/>
+            <w:tabs>
+              <w:tab w:val="right" w:leader="dot" w:pos="8306"/>
+            </w:tabs>
+          </w:pPr>
+          <w:r>
+            <w:rPr>
+              <w:rFonts w:hint="eastAsia"/>
+              <w:lang w:val="en-US" w:eastAsia="zh-CN"/>
+            </w:rPr>
+            <w:fldChar w:fldCharType="begin"/>
+          </w:r>
+          <w:r>
+            <w:rPr>
+              <w:rFonts w:hint="eastAsia"/>
+              <w:lang w:val="en-US" w:eastAsia="zh-CN"/>
+            </w:rPr>
+            <w:instrText xml:space="preserve"> HYPERLINK \l _Toc9926 </w:instrText>
+          </w:r>
+          <w:r>
+            <w:rPr>
+              <w:rFonts w:hint="eastAsia"/>
+              <w:lang w:val="en-US" w:eastAsia="zh-CN"/>
+            </w:rPr>
+            <w:fldChar w:fldCharType="separate"/>
+          </w:r>
+          <w:r>
+            <w:rPr>
+              <w:rFonts w:hint="eastAsia" w:ascii="微软雅黑" w:hAnsi="微软雅黑" w:eastAsia="微软雅黑" w:cs="微软雅黑"/>
+              <w:szCs w:val="21"/>
+            </w:rPr>
+            <w:t>3. 数字取整</w:t>
+          </w:r>
+          <w:r>
+            <w:tab/>
+          </w:r>
+          <w:r>
+            <w:fldChar w:fldCharType="begin"/>
+          </w:r>
+          <w:r>
+            <w:instrText xml:space="preserve"> PAGEREF _Toc9926 \h </w:instrText>
+          </w:r>
+          <w:r>
+            <w:fldChar w:fldCharType="separate"/>
+          </w:r>
+          <w:r>
+            <w:t>25</w:t>
+          </w:r>
+          <w:r>
+            <w:fldChar w:fldCharType="end"/>
+          </w:r>
+          <w:r>
+            <w:rPr>
+              <w:rFonts w:hint="eastAsia"/>
+              <w:lang w:val="en-US" w:eastAsia="zh-CN"/>
+            </w:rPr>
+            <w:fldChar w:fldCharType="end"/>
+          </w:r>
+        </w:p>
+        <w:p>
+          <w:pPr>
+            <w:pStyle w:val="6"/>
+            <w:tabs>
+              <w:tab w:val="right" w:leader="dot" w:pos="8306"/>
+            </w:tabs>
+          </w:pPr>
+          <w:r>
+            <w:rPr>
+              <w:rFonts w:hint="eastAsia"/>
+              <w:lang w:val="en-US" w:eastAsia="zh-CN"/>
+            </w:rPr>
+            <w:fldChar w:fldCharType="begin"/>
+          </w:r>
+          <w:r>
+            <w:rPr>
+              <w:rFonts w:hint="eastAsia"/>
+              <w:lang w:val="en-US" w:eastAsia="zh-CN"/>
+            </w:rPr>
+            <w:instrText xml:space="preserve"> HYPERLINK \l _Toc24558 </w:instrText>
+          </w:r>
+          <w:r>
+            <w:rPr>
+              <w:rFonts w:hint="eastAsia"/>
+              <w:lang w:val="en-US" w:eastAsia="zh-CN"/>
+            </w:rPr>
+            <w:fldChar w:fldCharType="separate"/>
+          </w:r>
+          <w:r>
+            <w:rPr>
+              <w:rFonts w:hint="eastAsia" w:ascii="微软雅黑" w:hAnsi="微软雅黑" w:eastAsia="微软雅黑" w:cs="微软雅黑"/>
+              <w:szCs w:val="21"/>
+            </w:rPr>
+            <w:t>4. 循环与序号</w:t>
+          </w:r>
+          <w:r>
+            <w:tab/>
+          </w:r>
+          <w:r>
+            <w:fldChar w:fldCharType="begin"/>
+          </w:r>
+          <w:r>
+            <w:instrText xml:space="preserve"> PAGEREF _Toc24558 \h </w:instrText>
+          </w:r>
+          <w:r>
+            <w:fldChar w:fldCharType="separate"/>
+          </w:r>
+          <w:r>
+            <w:t>25</w:t>
+          </w:r>
+          <w:r>
+            <w:fldChar w:fldCharType="end"/>
+          </w:r>
+          <w:r>
+            <w:rPr>
+              <w:rFonts w:hint="eastAsia"/>
+              <w:lang w:val="en-US" w:eastAsia="zh-CN"/>
+            </w:rPr>
+            <w:fldChar w:fldCharType="end"/>
+          </w:r>
+        </w:p>
+        <w:p>
+          <w:pPr>
+            <w:pStyle w:val="6"/>
+            <w:tabs>
+              <w:tab w:val="right" w:leader="dot" w:pos="8306"/>
+            </w:tabs>
+          </w:pPr>
+          <w:r>
+            <w:rPr>
+              <w:rFonts w:hint="eastAsia"/>
+              <w:lang w:val="en-US" w:eastAsia="zh-CN"/>
+            </w:rPr>
+            <w:fldChar w:fldCharType="begin"/>
+          </w:r>
+          <w:r>
+            <w:rPr>
+              <w:rFonts w:hint="eastAsia"/>
+              <w:lang w:val="en-US" w:eastAsia="zh-CN"/>
+            </w:rPr>
+            <w:instrText xml:space="preserve"> HYPERLINK \l _Toc24606 </w:instrText>
+          </w:r>
+          <w:r>
+            <w:rPr>
+              <w:rFonts w:hint="eastAsia"/>
+              <w:lang w:val="en-US" w:eastAsia="zh-CN"/>
+            </w:rPr>
+            <w:fldChar w:fldCharType="separate"/>
+          </w:r>
+          <w:r>
+            <w:rPr>
+              <w:rFonts w:hint="eastAsia" w:ascii="微软雅黑" w:hAnsi="微软雅黑" w:eastAsia="微软雅黑" w:cs="微软雅黑"/>
+              <w:szCs w:val="21"/>
+            </w:rPr>
+            <w:t>5. 去除空格</w:t>
+          </w:r>
+          <w:r>
+            <w:tab/>
+          </w:r>
+          <w:r>
+            <w:fldChar w:fldCharType="begin"/>
+          </w:r>
+          <w:r>
+            <w:instrText xml:space="preserve"> PAGEREF _Toc24606 \h </w:instrText>
+          </w:r>
+          <w:r>
+            <w:fldChar w:fldCharType="separate"/>
+          </w:r>
+          <w:r>
+            <w:t>26</w:t>
+          </w:r>
+          <w:r>
+            <w:fldChar w:fldCharType="end"/>
+          </w:r>
+          <w:r>
+            <w:rPr>
+              <w:rFonts w:hint="eastAsia"/>
+              <w:lang w:val="en-US" w:eastAsia="zh-CN"/>
+            </w:rPr>
+            <w:fldChar w:fldCharType="end"/>
+          </w:r>
+        </w:p>
+        <w:p>
+          <w:pPr>
+            <w:pStyle w:val="6"/>
+            <w:tabs>
+              <w:tab w:val="right" w:leader="dot" w:pos="8306"/>
+            </w:tabs>
+          </w:pPr>
+          <w:r>
+            <w:rPr>
+              <w:rFonts w:hint="eastAsia"/>
+              <w:lang w:val="en-US" w:eastAsia="zh-CN"/>
+            </w:rPr>
+            <w:fldChar w:fldCharType="begin"/>
+          </w:r>
+          <w:r>
+            <w:rPr>
+              <w:rFonts w:hint="eastAsia"/>
+              <w:lang w:val="en-US" w:eastAsia="zh-CN"/>
+            </w:rPr>
+            <w:instrText xml:space="preserve"> HYPERLINK \l _Toc20548 </w:instrText>
+          </w:r>
+          <w:r>
+            <w:rPr>
+              <w:rFonts w:hint="eastAsia"/>
+              <w:lang w:val="en-US" w:eastAsia="zh-CN"/>
+            </w:rPr>
+            <w:fldChar w:fldCharType="separate"/>
+          </w:r>
+          <w:r>
+            <w:rPr>
+              <w:rFonts w:hint="eastAsia" w:ascii="微软雅黑" w:hAnsi="微软雅黑" w:eastAsia="微软雅黑" w:cs="微软雅黑"/>
+              <w:szCs w:val="21"/>
+            </w:rPr>
+            <w:t>6. 截取字符串</w:t>
+          </w:r>
+          <w:r>
+            <w:tab/>
+          </w:r>
+          <w:r>
+            <w:fldChar w:fldCharType="begin"/>
+          </w:r>
+          <w:r>
+            <w:instrText xml:space="preserve"> PAGEREF _Toc20548 \h </w:instrText>
+          </w:r>
+          <w:r>
+            <w:fldChar w:fldCharType="separate"/>
+          </w:r>
+          <w:r>
+            <w:t>26</w:t>
+          </w:r>
+          <w:r>
+            <w:fldChar w:fldCharType="end"/>
+          </w:r>
+          <w:r>
+            <w:rPr>
+              <w:rFonts w:hint="eastAsia"/>
+              <w:lang w:val="en-US" w:eastAsia="zh-CN"/>
+            </w:rPr>
+            <w:fldChar w:fldCharType="end"/>
+          </w:r>
+        </w:p>
+        <w:p>
+          <w:pPr>
+            <w:pStyle w:val="6"/>
+            <w:tabs>
+              <w:tab w:val="right" w:leader="dot" w:pos="8306"/>
+            </w:tabs>
+          </w:pPr>
+          <w:r>
+            <w:rPr>
+              <w:rFonts w:hint="eastAsia"/>
+              <w:lang w:val="en-US" w:eastAsia="zh-CN"/>
+            </w:rPr>
+            <w:fldChar w:fldCharType="begin"/>
+          </w:r>
+          <w:r>
+            <w:rPr>
+              <w:rFonts w:hint="eastAsia"/>
+              <w:lang w:val="en-US" w:eastAsia="zh-CN"/>
+            </w:rPr>
+            <w:instrText xml:space="preserve"> HYPERLINK \l _Toc4771 </w:instrText>
+          </w:r>
+          <w:r>
+            <w:rPr>
+              <w:rFonts w:hint="eastAsia"/>
+              <w:lang w:val="en-US" w:eastAsia="zh-CN"/>
+            </w:rPr>
+            <w:fldChar w:fldCharType="separate"/>
+          </w:r>
+          <w:r>
+            <w:rPr>
+              <w:rFonts w:hint="eastAsia" w:ascii="微软雅黑" w:hAnsi="微软雅黑" w:eastAsia="微软雅黑" w:cs="微软雅黑"/>
+              <w:szCs w:val="21"/>
+            </w:rPr>
+            <w:t>7.去掉字符串倒数1位</w:t>
+          </w:r>
+          <w:r>
+            <w:tab/>
+          </w:r>
+          <w:r>
+            <w:fldChar w:fldCharType="begin"/>
+          </w:r>
+          <w:r>
+            <w:instrText xml:space="preserve"> PAGEREF _Toc4771 \h </w:instrText>
+          </w:r>
+          <w:r>
+            <w:fldChar w:fldCharType="separate"/>
+          </w:r>
+          <w:r>
+            <w:t>26</w:t>
+          </w:r>
+          <w:r>
+            <w:fldChar w:fldCharType="end"/>
+          </w:r>
+          <w:r>
+            <w:rPr>
+              <w:rFonts w:hint="eastAsia"/>
+              <w:lang w:val="en-US" w:eastAsia="zh-CN"/>
+            </w:rPr>
+            <w:fldChar w:fldCharType="end"/>
+          </w:r>
+        </w:p>
+        <w:p>
+          <w:pPr>
+            <w:pStyle w:val="6"/>
+            <w:tabs>
+              <w:tab w:val="right" w:leader="dot" w:pos="8306"/>
+            </w:tabs>
+          </w:pPr>
+          <w:r>
+            <w:rPr>
+              <w:rFonts w:hint="eastAsia"/>
+              <w:lang w:val="en-US" w:eastAsia="zh-CN"/>
+            </w:rPr>
+            <w:fldChar w:fldCharType="begin"/>
+          </w:r>
+          <w:r>
+            <w:rPr>
+              <w:rFonts w:hint="eastAsia"/>
+              <w:lang w:val="en-US" w:eastAsia="zh-CN"/>
+            </w:rPr>
+            <w:instrText xml:space="preserve"> HYPERLINK \l _Toc9279 </w:instrText>
+          </w:r>
+          <w:r>
+            <w:rPr>
+              <w:rFonts w:hint="eastAsia"/>
+              <w:lang w:val="en-US" w:eastAsia="zh-CN"/>
+            </w:rPr>
+            <w:fldChar w:fldCharType="separate"/>
+          </w:r>
+          <w:r>
+            <w:rPr>
+              <w:rFonts w:hint="eastAsia" w:ascii="微软雅黑" w:hAnsi="微软雅黑" w:eastAsia="微软雅黑" w:cs="微软雅黑"/>
+              <w:szCs w:val="21"/>
+            </w:rPr>
+            <w:t>8.按照特殊字符进行换行</w:t>
+          </w:r>
+          <w:r>
+            <w:tab/>
+          </w:r>
+          <w:r>
+            <w:fldChar w:fldCharType="begin"/>
+          </w:r>
+          <w:r>
+            <w:instrText xml:space="preserve"> PAGEREF _Toc9279 \h </w:instrText>
+          </w:r>
+          <w:r>
+            <w:fldChar w:fldCharType="separate"/>
+          </w:r>
+          <w:r>
+            <w:t>26</w:t>
+          </w:r>
+          <w:r>
+            <w:fldChar w:fldCharType="end"/>
+          </w:r>
+          <w:r>
+            <w:rPr>
+              <w:rFonts w:hint="eastAsia"/>
+              <w:lang w:val="en-US" w:eastAsia="zh-CN"/>
+            </w:rPr>
+            <w:fldChar w:fldCharType="end"/>
+          </w:r>
+        </w:p>
+        <w:p>
+          <w:pPr>
+            <w:pStyle w:val="6"/>
+            <w:tabs>
+              <w:tab w:val="right" w:leader="dot" w:pos="8306"/>
+            </w:tabs>
+          </w:pPr>
+          <w:r>
+            <w:rPr>
+              <w:rFonts w:hint="eastAsia"/>
+              <w:lang w:val="en-US" w:eastAsia="zh-CN"/>
+            </w:rPr>
+            <w:fldChar w:fldCharType="begin"/>
+          </w:r>
+          <w:r>
+            <w:rPr>
+              <w:rFonts w:hint="eastAsia"/>
+              <w:lang w:val="en-US" w:eastAsia="zh-CN"/>
+            </w:rPr>
+            <w:instrText xml:space="preserve"> HYPERLINK \l _Toc29106 </w:instrText>
+          </w:r>
+          <w:r>
+            <w:rPr>
+              <w:rFonts w:hint="eastAsia"/>
+              <w:lang w:val="en-US" w:eastAsia="zh-CN"/>
+            </w:rPr>
+            <w:fldChar w:fldCharType="separate"/>
+          </w:r>
+          <w:r>
+            <w:rPr>
+              <w:rFonts w:hint="eastAsia" w:ascii="微软雅黑" w:hAnsi="微软雅黑" w:eastAsia="微软雅黑" w:cs="微软雅黑"/>
+              <w:szCs w:val="21"/>
+            </w:rPr>
+            <w:t>9.单表格中填写循环项目经历</w:t>
+          </w:r>
+          <w:r>
+            <w:tab/>
+          </w:r>
+          <w:r>
+            <w:fldChar w:fldCharType="begin"/>
+          </w:r>
+          <w:r>
+            <w:instrText xml:space="preserve"> PAGEREF _Toc29106 \h </w:instrText>
+          </w:r>
+          <w:r>
+            <w:fldChar w:fldCharType="separate"/>
+          </w:r>
+          <w:r>
+            <w:t>27</w:t>
+          </w:r>
+          <w:r>
+            <w:fldChar w:fldCharType="end"/>
+          </w:r>
+          <w:r>
+            <w:rPr>
+              <w:rFonts w:hint="eastAsia"/>
+              <w:lang w:val="en-US" w:eastAsia="zh-CN"/>
+            </w:rPr>
+            <w:fldChar w:fldCharType="end"/>
+          </w:r>
+        </w:p>
+        <w:p>
+          <w:pPr>
+            <w:pStyle w:val="9"/>
+            <w:tabs>
+              <w:tab w:val="right" w:leader="dot" w:pos="8306"/>
+            </w:tabs>
+          </w:pPr>
+          <w:r>
+            <w:rPr>
+              <w:rFonts w:hint="eastAsia"/>
+              <w:lang w:val="en-US" w:eastAsia="zh-CN"/>
+            </w:rPr>
+            <w:fldChar w:fldCharType="begin"/>
+          </w:r>
+          <w:r>
+            <w:rPr>
+              <w:rFonts w:hint="eastAsia"/>
+              <w:lang w:val="en-US" w:eastAsia="zh-CN"/>
+            </w:rPr>
+            <w:instrText xml:space="preserve"> HYPERLINK \l _Toc7478 </w:instrText>
+          </w:r>
+          <w:r>
+            <w:rPr>
+              <w:rFonts w:hint="eastAsia"/>
+              <w:lang w:val="en-US" w:eastAsia="zh-CN"/>
+            </w:rPr>
+            <w:fldChar w:fldCharType="separate"/>
+          </w:r>
+          <w:r>
+            <w:rPr>
+              <w:rFonts w:hint="eastAsia"/>
+              <w:lang w:val="en-US" w:eastAsia="zh-CN"/>
+            </w:rPr>
+            <w:t>八、纯净版占位符</w:t>
+          </w:r>
+          <w:r>
+            <w:tab/>
+          </w:r>
+          <w:r>
+            <w:fldChar w:fldCharType="begin"/>
+          </w:r>
+          <w:r>
+            <w:instrText xml:space="preserve"> PAGEREF _Toc7478 \h </w:instrText>
+          </w:r>
+          <w:r>
+            <w:fldChar w:fldCharType="separate"/>
+          </w:r>
+          <w:r>
+            <w:t>28</w:t>
+          </w:r>
+          <w:r>
+            <w:fldChar w:fldCharType="end"/>
+          </w:r>
+          <w:r>
+            <w:rPr>
+              <w:rFonts w:hint="eastAsia"/>
+              <w:lang w:val="en-US" w:eastAsia="zh-CN"/>
+            </w:rPr>
+            <w:fldChar w:fldCharType="end"/>
+          </w:r>
+        </w:p>
+        <w:p>
+          <w:pPr>
+            <w:rPr>
+              <w:rFonts w:hint="eastAsia" w:asciiTheme="minorAscii" w:hAnsiTheme="minorAscii" w:eastAsiaTheme="minorEastAsia" w:cstheme="minorBidi"/>
+              <w:kern w:val="2"/>
+              <w:sz w:val="21"/>
+              <w:szCs w:val="24"/>
+              <w:lang w:val="en-US" w:eastAsia="zh-CN" w:bidi="ar-SA"/>
+            </w:rPr>
+          </w:pPr>
+          <w:r>
+            <w:rPr>
+              <w:rFonts w:hint="eastAsia"/>
+              <w:lang w:val="en-US" w:eastAsia="zh-CN"/>
+            </w:rPr>
+            <w:fldChar w:fldCharType="end"/>
+          </w:r>
+        </w:p>
+      </w:sdtContent>
+    </w:sdt>
+    <w:p>
+      <w:pPr>
+        <w:rPr>
+          <w:rFonts w:hint="eastAsia" w:asciiTheme="minorAscii" w:hAnsiTheme="minorAscii" w:eastAsiaTheme="minorEastAsia" w:cstheme="minorBidi"/>
+          <w:kern w:val="2"/>
+          <w:sz w:val="21"/>
+          <w:szCs w:val="24"/>
+          <w:lang w:val="en-US" w:eastAsia="zh-CN" w:bidi="ar-SA"/>
+        </w:rPr>
+        <w:sectPr>
+          <w:footerReference r:id="rId8" w:type="default"/>
+          <w:pgSz w:w="11906" w:h="16838"/>
+          <w:pgMar w:top="1440" w:right="1800" w:bottom="1440" w:left="1800" w:header="851" w:footer="992" w:gutter="0"/>
+          <w:pgNumType w:fmt="upperRoman"/>
+          <w:cols w:space="425" w:num="1"/>
+          <w:docGrid w:type="lines" w:linePitch="312" w:charSpace="0"/>
+        </w:sectPr>
+      </w:pPr>
+    </w:p>
+    <w:p>
+      <w:pPr>
+        <w:rPr>
+          <w:rFonts w:hint="eastAsia"/>
+          <w:lang w:val="en-US" w:eastAsia="zh-CN"/>
+        </w:rPr>
+      </w:pPr>
+    </w:p>
     <w:p>
       <w:pPr>
         <w:pStyle w:val="2"/>
         <w:bidi w:val="0"/>
       </w:pPr>
+      <w:bookmarkStart w:id="0" w:name="_Toc18814"/>
       <w:r>
         <w:rPr>
           <w:rFonts w:hint="eastAsia"/>
@@ -593,6 +3601,7 @@
       <w:r>
         <w:t>简介</w:t>
       </w:r>
+      <w:bookmarkEnd w:id="0"/>
     </w:p>
     <w:p>
       <w:r>
@@ -621,6 +3630,7 @@
         <w:pStyle w:val="3"/>
         <w:bidi w:val="0"/>
       </w:pPr>
+      <w:bookmarkStart w:id="1" w:name="_Toc28655"/>
       <w:r>
         <w:rPr>
           <w:rFonts w:hint="eastAsia"/>
@@ -631,6 +3641,7 @@
       <w:r>
         <w:t>主要功能</w:t>
       </w:r>
+      <w:bookmarkEnd w:id="1"/>
     </w:p>
     <w:p>
       <w:pPr>
@@ -714,6 +3725,7 @@
       <w:pPr>
         <w:pStyle w:val="3"/>
       </w:pPr>
+      <w:bookmarkStart w:id="2" w:name="_Toc31231"/>
       <w:r>
         <w:rPr>
           <w:rFonts w:hint="eastAsia"/>
@@ -724,6 +3736,7 @@
       <w:r>
         <w:t>系统要求</w:t>
       </w:r>
+      <w:bookmarkEnd w:id="2"/>
     </w:p>
     <w:p>
       <w:pPr>
@@ -865,6 +3878,7 @@
       <w:pPr>
         <w:pStyle w:val="3"/>
       </w:pPr>
+      <w:bookmarkStart w:id="3" w:name="_Toc3537"/>
       <w:r>
         <w:rPr>
           <w:rFonts w:hint="eastAsia"/>
@@ -875,6 +3889,7 @@
       <w:r>
         <w:t>安装说明</w:t>
       </w:r>
+      <w:bookmarkEnd w:id="3"/>
     </w:p>
     <w:p>
       <w:pPr>
@@ -966,6 +3981,7 @@
       <w:pPr>
         <w:pStyle w:val="3"/>
       </w:pPr>
+      <w:bookmarkStart w:id="4" w:name="_Toc32199"/>
       <w:r>
         <w:rPr>
           <w:rFonts w:hint="eastAsia"/>
@@ -986,6 +4002,7 @@
       <w:r>
         <w:t>结构</w:t>
       </w:r>
+      <w:bookmarkEnd w:id="4"/>
     </w:p>
     <w:p>
       <w:r>
@@ -1046,6 +4063,7 @@
       <w:pPr>
         <w:pStyle w:val="3"/>
       </w:pPr>
+      <w:bookmarkStart w:id="5" w:name="_Toc10067"/>
       <w:r>
         <w:rPr>
           <w:rFonts w:hint="eastAsia"/>
@@ -1056,6 +4074,7 @@
       <w:r>
         <w:t>主界面功能说明</w:t>
       </w:r>
+      <w:bookmarkEnd w:id="5"/>
     </w:p>
     <w:p>
       <w:r>
@@ -1090,7 +4109,7 @@
                     </pic:cNvPicPr>
                   </pic:nvPicPr>
                   <pic:blipFill>
-                    <a:blip r:embed="rId6"/>
+                    <a:blip r:embed="rId12"/>
                     <a:stretch>
                       <a:fillRect/>
                     </a:stretch>
@@ -1195,6 +4214,7 @@
       <w:pPr>
         <w:pStyle w:val="3"/>
       </w:pPr>
+      <w:bookmarkStart w:id="6" w:name="_Toc2900"/>
       <w:r>
         <w:rPr>
           <w:rFonts w:hint="eastAsia"/>
@@ -1205,6 +4225,7 @@
       <w:r>
         <w:t>菜单栏功能</w:t>
       </w:r>
+      <w:bookmarkEnd w:id="6"/>
     </w:p>
     <w:p>
       <w:pPr>
@@ -1229,7 +4250,7 @@
                     </pic:cNvPicPr>
                   </pic:nvPicPr>
                   <pic:blipFill>
-                    <a:blip r:embed="rId7"/>
+                    <a:blip r:embed="rId13"/>
                     <a:stretch>
                       <a:fillRect/>
                     </a:stretch>
@@ -1340,6 +4361,7 @@
         <w:pStyle w:val="2"/>
         <w:bidi w:val="0"/>
       </w:pPr>
+      <w:bookmarkStart w:id="7" w:name="_Toc5780"/>
       <w:r>
         <w:rPr>
           <w:rFonts w:hint="eastAsia"/>
@@ -1350,15 +4372,18 @@
       <w:r>
         <w:t>详细操作指南</w:t>
       </w:r>
+      <w:bookmarkEnd w:id="7"/>
     </w:p>
     <w:p>
       <w:pPr>
         <w:pStyle w:val="3"/>
         <w:bidi w:val="0"/>
       </w:pPr>
+      <w:bookmarkStart w:id="8" w:name="_Toc893"/>
       <w:r>
         <w:t>1. 技术人员信息解析</w:t>
       </w:r>
+      <w:bookmarkEnd w:id="8"/>
     </w:p>
     <w:p>
       <w:r>
@@ -1380,7 +4405,7 @@
                     </pic:cNvPicPr>
                   </pic:nvPicPr>
                   <pic:blipFill>
-                    <a:blip r:embed="rId8"/>
+                    <a:blip r:embed="rId14"/>
                     <a:stretch>
                       <a:fillRect/>
                     </a:stretch>
@@ -1453,9 +4478,11 @@
         </w:numPr>
         <w:bidi w:val="0"/>
       </w:pPr>
+      <w:bookmarkStart w:id="9" w:name="_Toc13174"/>
       <w:r>
         <w:t>简历文件解析入库</w:t>
       </w:r>
+      <w:bookmarkEnd w:id="9"/>
     </w:p>
     <w:p>
       <w:pPr>
@@ -1483,7 +4510,7 @@
                     </pic:cNvPicPr>
                   </pic:nvPicPr>
                   <pic:blipFill>
-                    <a:blip r:embed="rId9"/>
+                    <a:blip r:embed="rId15"/>
                     <a:stretch>
                       <a:fillRect/>
                     </a:stretch>
@@ -1552,8 +4579,90 @@
         <w:pStyle w:val="3"/>
         <w:bidi w:val="0"/>
       </w:pPr>
-      <w:r>
-        <w:t>3. 预处理功能</w:t>
+      <w:bookmarkStart w:id="10" w:name="_Toc5979"/>
+      <w:r>
+        <w:t xml:space="preserve">3. </w:t>
+      </w:r>
+      <w:r>
+        <w:rPr>
+          <w:rFonts w:hint="eastAsia"/>
+          <w:lang w:val="en-US" w:eastAsia="zh-CN"/>
+        </w:rPr>
+        <w:t>文件处理</w:t>
+      </w:r>
+      <w:r>
+        <w:t>功能</w:t>
+      </w:r>
+      <w:bookmarkEnd w:id="10"/>
+    </w:p>
+    <w:p>
+      <w:pPr>
+        <w:pStyle w:val="4"/>
+        <w:bidi w:val="0"/>
+        <w:rPr>
+          <w:rFonts w:hint="eastAsia"/>
+          <w:lang w:val="en-US" w:eastAsia="zh-CN"/>
+        </w:rPr>
+      </w:pPr>
+      <w:bookmarkStart w:id="11" w:name="_Toc18540"/>
+      <w:r>
+        <w:rPr>
+          <w:rFonts w:hint="eastAsia"/>
+          <w:lang w:val="en-US" w:eastAsia="zh-CN"/>
+        </w:rPr>
+        <w:t>3.1 文件预处理</w:t>
+      </w:r>
+      <w:bookmarkEnd w:id="11"/>
+    </w:p>
+    <w:p>
+      <w:pPr>
+        <w:rPr>
+          <w:rFonts w:hint="default"/>
+          <w:lang w:val="en-US" w:eastAsia="zh-CN"/>
+        </w:rPr>
+      </w:pPr>
+      <w:r>
+        <w:drawing>
+          <wp:inline distT="0" distB="0" distL="114300" distR="114300">
+            <wp:extent cx="3743325" cy="1266825"/>
+            <wp:effectExtent l="0" t="0" r="5715" b="13335"/>
+            <wp:docPr id="5" name="图片 1"/>
+            <wp:cNvGraphicFramePr>
+              <a:graphicFrameLocks xmlns:a="http://schemas.openxmlformats.org/drawingml/2006/main" noChangeAspect="1"/>
+            </wp:cNvGraphicFramePr>
+            <a:graphic xmlns:a="http://schemas.openxmlformats.org/drawingml/2006/main">
+              <a:graphicData uri="http://schemas.openxmlformats.org/drawingml/2006/picture">
+                <pic:pic xmlns:pic="http://schemas.openxmlformats.org/drawingml/2006/picture">
+                  <pic:nvPicPr>
+                    <pic:cNvPr id="5" name="图片 1"/>
+                    <pic:cNvPicPr>
+                      <a:picLocks noChangeAspect="1"/>
+                    </pic:cNvPicPr>
+                  </pic:nvPicPr>
+                  <pic:blipFill>
+                    <a:blip r:embed="rId16"/>
+                    <a:stretch>
+                      <a:fillRect/>
+                    </a:stretch>
+                  </pic:blipFill>
+                  <pic:spPr>
+                    <a:xfrm>
+                      <a:off x="0" y="0"/>
+                      <a:ext cx="3743325" cy="1266825"/>
+                    </a:xfrm>
+                    <a:prstGeom prst="rect">
+                      <a:avLst/>
+                    </a:prstGeom>
+                    <a:noFill/>
+                    <a:ln>
+                      <a:noFill/>
+                    </a:ln>
+                  </pic:spPr>
+                </pic:pic>
+              </a:graphicData>
+            </a:graphic>
+          </wp:inline>
+        </w:drawing>
       </w:r>
     </w:p>
     <w:p>
@@ -1579,7 +4688,7 @@
                     </pic:cNvPicPr>
                   </pic:nvPicPr>
                   <pic:blipFill>
-                    <a:blip r:embed="rId10"/>
+                    <a:blip r:embed="rId17"/>
                     <a:stretch>
                       <a:fillRect/>
                     </a:stretch>
@@ -1663,12 +4772,525 @@
     </w:p>
     <w:p>
       <w:pPr>
+        <w:pStyle w:val="4"/>
+        <w:bidi w:val="0"/>
+        <w:rPr>
+          <w:rFonts w:hint="eastAsia"/>
+          <w:lang w:val="en-US" w:eastAsia="zh-CN"/>
+        </w:rPr>
+      </w:pPr>
+      <w:bookmarkStart w:id="12" w:name="_Toc13931"/>
+      <w:r>
+        <w:rPr>
+          <w:rFonts w:hint="eastAsia"/>
+          <w:lang w:val="en-US" w:eastAsia="zh-CN"/>
+        </w:rPr>
+        <w:t>3.2 文件合并与删除</w:t>
+      </w:r>
+      <w:bookmarkEnd w:id="12"/>
+    </w:p>
+    <w:p>
+      <w:pPr>
+        <w:numPr>
+          <w:numId w:val="0"/>
+        </w:numPr>
+        <w:spacing w:before="0" w:beforeAutospacing="1" w:after="0" w:afterAutospacing="1"/>
+        <w:rPr>
+          <w:rFonts w:hint="eastAsia"/>
+          <w:lang w:val="en-US" w:eastAsia="zh-CN"/>
+        </w:rPr>
+      </w:pPr>
+      <w:r>
+        <w:rPr>
+          <w:rFonts w:hint="eastAsia"/>
+          <w:lang w:val="en-US" w:eastAsia="zh-CN"/>
+        </w:rPr>
+        <w:t>本功能主要针对生成完成的简历文件的处理，实现文件的合并与删除功能</w:t>
+      </w:r>
+    </w:p>
+    <w:p>
+      <w:pPr>
+        <w:numPr>
+          <w:numId w:val="0"/>
+        </w:numPr>
+        <w:spacing w:before="0" w:beforeAutospacing="1" w:after="0" w:afterAutospacing="1"/>
+        <w:jc w:val="center"/>
+      </w:pPr>
+      <w:r>
+        <w:drawing>
+          <wp:inline distT="0" distB="0" distL="114300" distR="114300">
+            <wp:extent cx="3743325" cy="1266825"/>
+            <wp:effectExtent l="0" t="0" r="5715" b="13335"/>
+            <wp:docPr id="2" name="图片 1"/>
+            <wp:cNvGraphicFramePr>
+              <a:graphicFrameLocks xmlns:a="http://schemas.openxmlformats.org/drawingml/2006/main" noChangeAspect="1"/>
+            </wp:cNvGraphicFramePr>
+            <a:graphic xmlns:a="http://schemas.openxmlformats.org/drawingml/2006/main">
+              <a:graphicData uri="http://schemas.openxmlformats.org/drawingml/2006/picture">
+                <pic:pic xmlns:pic="http://schemas.openxmlformats.org/drawingml/2006/picture">
+                  <pic:nvPicPr>
+                    <pic:cNvPr id="2" name="图片 1"/>
+                    <pic:cNvPicPr>
+                      <a:picLocks noChangeAspect="1"/>
+                    </pic:cNvPicPr>
+                  </pic:nvPicPr>
+                  <pic:blipFill>
+                    <a:blip r:embed="rId16"/>
+                    <a:stretch>
+                      <a:fillRect/>
+                    </a:stretch>
+                  </pic:blipFill>
+                  <pic:spPr>
+                    <a:xfrm>
+                      <a:off x="0" y="0"/>
+                      <a:ext cx="3743325" cy="1266825"/>
+                    </a:xfrm>
+                    <a:prstGeom prst="rect">
+                      <a:avLst/>
+                    </a:prstGeom>
+                    <a:noFill/>
+                    <a:ln>
+                      <a:noFill/>
+                    </a:ln>
+                  </pic:spPr>
+                </pic:pic>
+              </a:graphicData>
+            </a:graphic>
+          </wp:inline>
+        </w:drawing>
+      </w:r>
+    </w:p>
+    <w:p>
+      <w:pPr>
+        <w:numPr>
+          <w:numId w:val="0"/>
+        </w:numPr>
+        <w:spacing w:before="0" w:beforeAutospacing="1" w:after="0" w:afterAutospacing="1"/>
+        <w:jc w:val="both"/>
+        <w:rPr>
+          <w:rFonts w:hint="eastAsia"/>
+          <w:lang w:val="en-US" w:eastAsia="zh-CN"/>
+        </w:rPr>
+      </w:pPr>
+      <w:r>
+        <w:drawing>
+          <wp:inline distT="0" distB="0" distL="114300" distR="114300">
+            <wp:extent cx="5273040" cy="3291840"/>
+            <wp:effectExtent l="0" t="0" r="0" b="0"/>
+            <wp:docPr id="13" name="图片 2"/>
+            <wp:cNvGraphicFramePr>
+              <a:graphicFrameLocks xmlns:a="http://schemas.openxmlformats.org/drawingml/2006/main" noChangeAspect="1"/>
+            </wp:cNvGraphicFramePr>
+            <a:graphic xmlns:a="http://schemas.openxmlformats.org/drawingml/2006/main">
+              <a:graphicData uri="http://schemas.openxmlformats.org/drawingml/2006/picture">
+                <pic:pic xmlns:pic="http://schemas.openxmlformats.org/drawingml/2006/picture">
+                  <pic:nvPicPr>
+                    <pic:cNvPr id="13" name="图片 2"/>
+                    <pic:cNvPicPr>
+                      <a:picLocks noChangeAspect="1"/>
+                    </pic:cNvPicPr>
+                  </pic:nvPicPr>
+                  <pic:blipFill>
+                    <a:blip r:embed="rId18"/>
+                    <a:stretch>
+                      <a:fillRect/>
+                    </a:stretch>
+                  </pic:blipFill>
+                  <pic:spPr>
+                    <a:xfrm>
+                      <a:off x="0" y="0"/>
+                      <a:ext cx="5273040" cy="3291840"/>
+                    </a:xfrm>
+                    <a:prstGeom prst="rect">
+                      <a:avLst/>
+                    </a:prstGeom>
+                    <a:noFill/>
+                    <a:ln>
+                      <a:noFill/>
+                    </a:ln>
+                  </pic:spPr>
+                </pic:pic>
+              </a:graphicData>
+            </a:graphic>
+          </wp:inline>
+        </w:drawing>
+      </w:r>
+    </w:p>
+    <w:p>
+      <w:pPr>
+        <w:numPr>
+          <w:ilvl w:val="0"/>
+          <w:numId w:val="10"/>
+        </w:numPr>
+        <w:spacing w:before="0" w:beforeAutospacing="1" w:after="0" w:afterAutospacing="1"/>
+        <w:outlineLvl w:val="3"/>
+        <w:rPr>
+          <w:rFonts w:hint="eastAsia"/>
+          <w:lang w:val="en-US" w:eastAsia="zh-CN"/>
+        </w:rPr>
+      </w:pPr>
+      <w:r>
+        <w:rPr>
+          <w:rFonts w:hint="eastAsia"/>
+          <w:lang w:val="en-US" w:eastAsia="zh-CN"/>
+        </w:rPr>
+        <w:t>合并功能：</w:t>
+      </w:r>
+    </w:p>
+    <w:p>
+      <w:pPr>
+        <w:numPr>
+          <w:ilvl w:val="0"/>
+          <w:numId w:val="11"/>
+        </w:numPr>
+        <w:spacing w:before="0" w:beforeAutospacing="1" w:after="0" w:afterAutospacing="1"/>
+        <w:ind w:firstLine="420" w:firstLineChars="0"/>
+        <w:rPr>
+          <w:rFonts w:hint="default"/>
+          <w:lang w:val="en-US" w:eastAsia="zh-CN"/>
+        </w:rPr>
+      </w:pPr>
+      <w:r>
+        <w:rPr>
+          <w:rFonts w:hint="eastAsia"/>
+          <w:lang w:val="en-US" w:eastAsia="zh-CN"/>
+        </w:rPr>
+        <w:t>从菜单栏选择</w:t>
+      </w:r>
+      <w:r>
+        <w:t>「文件</w:t>
+      </w:r>
+      <w:r>
+        <w:rPr>
+          <w:rFonts w:hint="eastAsia"/>
+          <w:lang w:val="en-US" w:eastAsia="zh-CN"/>
+        </w:rPr>
+        <w:t>处理</w:t>
+      </w:r>
+      <w:r>
+        <w:t>」→「</w:t>
+      </w:r>
+      <w:r>
+        <w:rPr>
+          <w:rFonts w:hint="eastAsia"/>
+          <w:lang w:val="en-US" w:eastAsia="zh-CN"/>
+        </w:rPr>
+        <w:t>合并文件处理</w:t>
+      </w:r>
+      <w:r>
+        <w:t>」</w:t>
+      </w:r>
+      <w:r>
+        <w:rPr>
+          <w:rFonts w:hint="eastAsia"/>
+          <w:lang w:val="en-US" w:eastAsia="zh-CN"/>
+        </w:rPr>
+        <w:t>功能</w:t>
+      </w:r>
+    </w:p>
+    <w:p>
+      <w:pPr>
+        <w:numPr>
+          <w:ilvl w:val="0"/>
+          <w:numId w:val="11"/>
+        </w:numPr>
+        <w:spacing w:before="0" w:beforeAutospacing="1" w:after="0" w:afterAutospacing="1"/>
+        <w:ind w:firstLine="420" w:firstLineChars="0"/>
+        <w:rPr>
+          <w:rFonts w:hint="default"/>
+          <w:lang w:val="en-US" w:eastAsia="zh-CN"/>
+        </w:rPr>
+      </w:pPr>
+      <w:r>
+        <w:rPr>
+          <w:rFonts w:hint="eastAsia"/>
+          <w:lang w:val="en-US" w:eastAsia="zh-CN"/>
+        </w:rPr>
+        <w:t>再弹出界面中选择已生成的简历文件夹，选择层级到 银行级别如 [XX银行]</w:t>
+      </w:r>
+    </w:p>
+    <w:p>
+      <w:pPr>
+        <w:numPr>
+          <w:ilvl w:val="0"/>
+          <w:numId w:val="11"/>
+        </w:numPr>
+        <w:spacing w:before="0" w:beforeAutospacing="1" w:after="0" w:afterAutospacing="1"/>
+        <w:ind w:firstLine="420" w:firstLineChars="0"/>
+        <w:rPr>
+          <w:rFonts w:hint="default"/>
+          <w:lang w:val="en-US" w:eastAsia="zh-CN"/>
+        </w:rPr>
+      </w:pPr>
+      <w:r>
+        <w:rPr>
+          <w:rFonts w:hint="eastAsia"/>
+          <w:lang w:val="en-US" w:eastAsia="zh-CN"/>
+        </w:rPr>
+        <w:t>点击选择按钮，程序自动分析文件夹下的所有日期文件并反显在下拉框中</w:t>
+      </w:r>
+    </w:p>
+    <w:p>
+      <w:pPr>
+        <w:numPr>
+          <w:ilvl w:val="0"/>
+          <w:numId w:val="11"/>
+        </w:numPr>
+        <w:spacing w:before="0" w:beforeAutospacing="1" w:after="0" w:afterAutospacing="1"/>
+        <w:ind w:firstLine="420" w:firstLineChars="0"/>
+        <w:rPr>
+          <w:rFonts w:hint="default"/>
+          <w:lang w:val="en-US" w:eastAsia="zh-CN"/>
+        </w:rPr>
+      </w:pPr>
+      <w:r>
+        <w:rPr>
+          <w:rFonts w:hint="eastAsia"/>
+          <w:lang w:val="en-US" w:eastAsia="zh-CN"/>
+        </w:rPr>
+        <w:t>选择想要合并的日期并点击</w:t>
+      </w:r>
+      <w:r>
+        <w:t>「</w:t>
+      </w:r>
+      <w:r>
+        <w:rPr>
+          <w:rFonts w:hint="eastAsia"/>
+          <w:lang w:val="en-US" w:eastAsia="zh-CN"/>
+        </w:rPr>
+        <w:t>执行合并</w:t>
+      </w:r>
+      <w:r>
+        <w:t>」</w:t>
+      </w:r>
+      <w:r>
+        <w:rPr>
+          <w:rFonts w:hint="eastAsia"/>
+          <w:lang w:val="en-US" w:eastAsia="zh-CN"/>
+        </w:rPr>
+        <w:t>功能</w:t>
+      </w:r>
+    </w:p>
+    <w:p>
+      <w:pPr>
+        <w:numPr>
+          <w:ilvl w:val="0"/>
+          <w:numId w:val="11"/>
+        </w:numPr>
+        <w:spacing w:before="0" w:beforeAutospacing="1" w:after="0" w:afterAutospacing="1"/>
+        <w:ind w:firstLine="420" w:firstLineChars="0"/>
+        <w:rPr>
+          <w:rFonts w:hint="default"/>
+          <w:lang w:val="en-US" w:eastAsia="zh-CN"/>
+        </w:rPr>
+      </w:pPr>
+      <w:r>
+        <w:rPr>
+          <w:rFonts w:hint="eastAsia"/>
+          <w:lang w:val="en-US" w:eastAsia="zh-CN"/>
+        </w:rPr>
+        <w:t>文件自动合并文件到 XX银行人员简历_合并_YYYYMMDD.docx文件中，并在文件合并中自动添加分页符</w:t>
+      </w:r>
+    </w:p>
+    <w:p>
+      <w:pPr>
+        <w:numPr>
+          <w:numId w:val="0"/>
+        </w:numPr>
+        <w:spacing w:before="0" w:beforeAutospacing="1" w:after="0" w:afterAutospacing="1"/>
+        <w:ind w:firstLine="420" w:firstLineChars="0"/>
+        <w:rPr>
+          <w:rFonts w:hint="default"/>
+          <w:lang w:val="en-US" w:eastAsia="zh-CN"/>
+        </w:rPr>
+      </w:pPr>
+    </w:p>
+    <w:p>
+      <w:pPr>
+        <w:numPr>
+          <w:ilvl w:val="0"/>
+          <w:numId w:val="10"/>
+        </w:numPr>
+        <w:spacing w:before="0" w:beforeAutospacing="1" w:after="0" w:afterAutospacing="1"/>
+        <w:outlineLvl w:val="3"/>
+        <w:rPr>
+          <w:rFonts w:hint="default"/>
+          <w:lang w:val="en-US" w:eastAsia="zh-CN"/>
+        </w:rPr>
+      </w:pPr>
+      <w:r>
+        <w:rPr>
+          <w:rFonts w:hint="eastAsia"/>
+          <w:lang w:val="en-US" w:eastAsia="zh-CN"/>
+        </w:rPr>
+        <w:t>删除功能</w:t>
+      </w:r>
+    </w:p>
+    <w:p>
+      <w:pPr>
+        <w:numPr>
+          <w:ilvl w:val="0"/>
+          <w:numId w:val="12"/>
+        </w:numPr>
+        <w:spacing w:before="0" w:beforeAutospacing="1" w:after="0" w:afterAutospacing="1"/>
+        <w:ind w:firstLine="420" w:firstLineChars="0"/>
+        <w:rPr>
+          <w:rFonts w:hint="default"/>
+          <w:lang w:val="en-US" w:eastAsia="zh-CN"/>
+        </w:rPr>
+      </w:pPr>
+      <w:r>
+        <w:rPr>
+          <w:rFonts w:hint="eastAsia"/>
+          <w:lang w:val="en-US" w:eastAsia="zh-CN"/>
+        </w:rPr>
+        <w:t>从菜单栏选择</w:t>
+      </w:r>
+      <w:r>
+        <w:t>「文件</w:t>
+      </w:r>
+      <w:r>
+        <w:rPr>
+          <w:rFonts w:hint="eastAsia"/>
+          <w:lang w:val="en-US" w:eastAsia="zh-CN"/>
+        </w:rPr>
+        <w:t>处理</w:t>
+      </w:r>
+      <w:r>
+        <w:t>」→「</w:t>
+      </w:r>
+      <w:r>
+        <w:rPr>
+          <w:rFonts w:hint="eastAsia"/>
+          <w:lang w:val="en-US" w:eastAsia="zh-CN"/>
+        </w:rPr>
+        <w:t>合并文件处理</w:t>
+      </w:r>
+      <w:r>
+        <w:t>」</w:t>
+      </w:r>
+      <w:r>
+        <w:rPr>
+          <w:rFonts w:hint="eastAsia"/>
+          <w:lang w:val="en-US" w:eastAsia="zh-CN"/>
+        </w:rPr>
+        <w:t>功能</w:t>
+      </w:r>
+    </w:p>
+    <w:p>
+      <w:pPr>
+        <w:numPr>
+          <w:ilvl w:val="0"/>
+          <w:numId w:val="12"/>
+        </w:numPr>
+        <w:spacing w:before="0" w:beforeAutospacing="1" w:after="0" w:afterAutospacing="1"/>
+        <w:ind w:firstLine="420" w:firstLineChars="0"/>
+        <w:rPr>
+          <w:rFonts w:hint="default"/>
+          <w:lang w:val="en-US" w:eastAsia="zh-CN"/>
+        </w:rPr>
+      </w:pPr>
+      <w:r>
+        <w:rPr>
+          <w:rFonts w:hint="eastAsia"/>
+          <w:lang w:val="en-US" w:eastAsia="zh-CN"/>
+        </w:rPr>
+        <w:t>再弹出界面中选择已生成的简历文件夹，选择层级到 银行级别如 [XX银行]</w:t>
+      </w:r>
+    </w:p>
+    <w:p>
+      <w:pPr>
+        <w:numPr>
+          <w:ilvl w:val="0"/>
+          <w:numId w:val="12"/>
+        </w:numPr>
+        <w:spacing w:before="0" w:beforeAutospacing="1" w:after="0" w:afterAutospacing="1"/>
+        <w:ind w:firstLine="420" w:firstLineChars="0"/>
+        <w:rPr>
+          <w:rFonts w:hint="default"/>
+          <w:lang w:val="en-US" w:eastAsia="zh-CN"/>
+        </w:rPr>
+      </w:pPr>
+      <w:r>
+        <w:rPr>
+          <w:rFonts w:hint="eastAsia"/>
+          <w:lang w:val="en-US" w:eastAsia="zh-CN"/>
+        </w:rPr>
+        <w:t>点击选择按钮，程序自动分析文件夹下的所有日期文件并反显在下拉框中</w:t>
+      </w:r>
+    </w:p>
+    <w:p>
+      <w:pPr>
+        <w:numPr>
+          <w:ilvl w:val="0"/>
+          <w:numId w:val="12"/>
+        </w:numPr>
+        <w:spacing w:before="0" w:beforeAutospacing="1" w:after="0" w:afterAutospacing="1"/>
+        <w:ind w:firstLine="420" w:firstLineChars="0"/>
+        <w:rPr>
+          <w:rFonts w:hint="default"/>
+          <w:lang w:val="en-US" w:eastAsia="zh-CN"/>
+        </w:rPr>
+      </w:pPr>
+      <w:r>
+        <w:rPr>
+          <w:rFonts w:hint="eastAsia"/>
+          <w:lang w:val="en-US" w:eastAsia="zh-CN"/>
+        </w:rPr>
+        <w:t>选择想要删除的日期下的文件，并点击</w:t>
+      </w:r>
+      <w:r>
+        <w:t>「</w:t>
+      </w:r>
+      <w:r>
+        <w:rPr>
+          <w:rFonts w:hint="eastAsia"/>
+          <w:lang w:val="en-US" w:eastAsia="zh-CN"/>
+        </w:rPr>
+        <w:t>删除该日期文件</w:t>
+      </w:r>
+      <w:r>
+        <w:t>」</w:t>
+      </w:r>
+      <w:r>
+        <w:rPr>
+          <w:rFonts w:hint="eastAsia"/>
+          <w:lang w:val="en-US" w:eastAsia="zh-CN"/>
+        </w:rPr>
+        <w:t>功能按钮</w:t>
+      </w:r>
+    </w:p>
+    <w:p>
+      <w:pPr>
+        <w:numPr>
+          <w:ilvl w:val="0"/>
+          <w:numId w:val="12"/>
+        </w:numPr>
+        <w:spacing w:before="0" w:beforeAutospacing="1" w:after="0" w:afterAutospacing="1"/>
+        <w:ind w:firstLine="420" w:firstLineChars="0"/>
+        <w:rPr>
+          <w:rFonts w:hint="default"/>
+          <w:lang w:val="en-US" w:eastAsia="zh-CN"/>
+        </w:rPr>
+      </w:pPr>
+      <w:r>
+        <w:rPr>
+          <w:rFonts w:hint="eastAsia"/>
+          <w:lang w:val="en-US" w:eastAsia="zh-CN"/>
+        </w:rPr>
+        <w:t>程序会向你确认是否删除并显示删除的文件内容，确认是删除的文件后点击确认即可确认删除对应日期下的文件信息</w:t>
+      </w:r>
+    </w:p>
+    <w:p>
+      <w:pPr>
         <w:pStyle w:val="3"/>
         <w:bidi w:val="0"/>
       </w:pPr>
+      <w:bookmarkStart w:id="13" w:name="_Toc25224"/>
       <w:r>
         <w:t>4. 简历生成</w:t>
       </w:r>
+      <w:bookmarkEnd w:id="13"/>
     </w:p>
     <w:p>
       <w:r>
@@ -1695,7 +5317,7 @@
                     </pic:cNvPicPr>
                   </pic:nvPicPr>
                   <pic:blipFill>
-                    <a:blip r:embed="rId11"/>
+                    <a:blip r:embed="rId19"/>
                     <a:stretch>
                       <a:fillRect/>
                     </a:stretch>
@@ -1725,15 +5347,17 @@
         <w:pStyle w:val="4"/>
         <w:bidi w:val="0"/>
       </w:pPr>
+      <w:bookmarkStart w:id="14" w:name="_Toc20185"/>
       <w:r>
         <w:t>4.1 按名单生成简历</w:t>
       </w:r>
+      <w:bookmarkEnd w:id="14"/>
     </w:p>
     <w:p>
       <w:pPr>
         <w:numPr>
           <w:ilvl w:val="0"/>
-          <w:numId w:val="10"/>
+          <w:numId w:val="13"/>
         </w:numPr>
         <w:spacing w:before="0" w:beforeAutospacing="1" w:after="0" w:afterAutospacing="1"/>
         <w:ind w:left="720" w:hanging="360"/>
@@ -1746,7 +5370,7 @@
       <w:pPr>
         <w:numPr>
           <w:ilvl w:val="0"/>
-          <w:numId w:val="10"/>
+          <w:numId w:val="13"/>
         </w:numPr>
         <w:spacing w:before="0" w:beforeAutospacing="1" w:after="0" w:afterAutospacing="1"/>
         <w:ind w:left="720" w:hanging="360"/>
@@ -1754,12 +5378,229 @@
       <w:r>
         <w:t>点击「选择名单文件」按钮，选择包含员工编号的名单文件</w:t>
       </w:r>
+      <w:r>
+        <w:rPr>
+          <w:rFonts w:hint="eastAsia"/>
+          <w:lang w:eastAsia="zh-CN"/>
+        </w:rPr>
+        <w:t>（</w:t>
+      </w:r>
+      <w:r>
+        <w:rPr>
+          <w:rFonts w:hint="eastAsia"/>
+          <w:lang w:val="en-US" w:eastAsia="zh-CN"/>
+        </w:rPr>
+        <w:t>支持txt和xlsx文件</w:t>
+      </w:r>
+      <w:r>
+        <w:rPr>
+          <w:rFonts w:hint="eastAsia"/>
+          <w:lang w:eastAsia="zh-CN"/>
+        </w:rPr>
+        <w:t>）</w:t>
+      </w:r>
+    </w:p>
+    <w:p>
+      <w:pPr>
+        <w:numPr>
+          <w:numId w:val="0"/>
+        </w:numPr>
+        <w:spacing w:before="0" w:beforeAutospacing="1" w:after="0" w:afterAutospacing="1"/>
+        <w:ind w:left="360" w:leftChars="0"/>
+        <w:rPr>
+          <w:rFonts w:hint="default"/>
+          <w:b/>
+          <w:bCs/>
+          <w:lang w:val="en-US"/>
+        </w:rPr>
+      </w:pPr>
+      <w:r>
+        <w:rPr>
+          <w:rFonts w:hint="eastAsia"/>
+          <w:b/>
+          <w:bCs/>
+          <w:lang w:val="en-US" w:eastAsia="zh-CN"/>
+        </w:rPr>
+        <w:t>以下为支持的txt格式：</w:t>
+      </w:r>
+    </w:p>
+    <w:p>
+      <w:pPr>
+        <w:bidi w:val="0"/>
+        <w:ind w:firstLine="420" w:firstLineChars="0"/>
+        <w:rPr>
+          <w:rFonts w:hint="eastAsia"/>
+          <w:b/>
+          <w:bCs/>
+          <w:lang w:val="en-US" w:eastAsia="zh-CN"/>
+        </w:rPr>
+      </w:pPr>
+      <w:r>
+        <w:rPr>
+          <w:rFonts w:hint="eastAsia"/>
+          <w:b/>
+          <w:bCs/>
+          <w:lang w:val="en-US" w:eastAsia="zh-CN"/>
+        </w:rPr>
+        <w:t xml:space="preserve">支持 11111,22222 </w:t>
+      </w:r>
+    </w:p>
+    <w:p>
+      <w:pPr>
+        <w:bidi w:val="0"/>
+        <w:ind w:firstLine="420" w:firstLineChars="0"/>
+        <w:rPr>
+          <w:rFonts w:hint="eastAsia"/>
+          <w:b/>
+          <w:bCs/>
+          <w:lang w:val="en-US" w:eastAsia="zh-CN"/>
+        </w:rPr>
+      </w:pPr>
+      <w:r>
+        <w:rPr>
+          <w:rFonts w:hint="eastAsia"/>
+          <w:b/>
+          <w:bCs/>
+          <w:lang w:val="en-US" w:eastAsia="zh-CN"/>
+        </w:rPr>
+        <w:t>或</w:t>
+      </w:r>
+    </w:p>
+    <w:p>
+      <w:pPr>
+        <w:bidi w:val="0"/>
+        <w:ind w:firstLine="420" w:firstLineChars="0"/>
+        <w:rPr>
+          <w:rFonts w:hint="eastAsia"/>
+          <w:b/>
+          <w:bCs/>
+          <w:lang w:val="en-US" w:eastAsia="zh-CN"/>
+        </w:rPr>
+      </w:pPr>
+      <w:r>
+        <w:rPr>
+          <w:rFonts w:hint="eastAsia"/>
+          <w:b/>
+          <w:bCs/>
+          <w:lang w:val="en-US" w:eastAsia="zh-CN"/>
+        </w:rPr>
+        <w:t>11111</w:t>
+      </w:r>
+    </w:p>
+    <w:p>
+      <w:pPr>
+        <w:bidi w:val="0"/>
+        <w:ind w:firstLine="420" w:firstLineChars="0"/>
+        <w:rPr>
+          <w:rFonts w:hint="eastAsia"/>
+          <w:b/>
+          <w:bCs/>
+          <w:lang w:val="en-US" w:eastAsia="zh-CN"/>
+        </w:rPr>
+      </w:pPr>
+      <w:r>
+        <w:rPr>
+          <w:rFonts w:hint="eastAsia"/>
+          <w:b/>
+          <w:bCs/>
+          <w:lang w:val="en-US" w:eastAsia="zh-CN"/>
+        </w:rPr>
+        <w:t>22222</w:t>
+      </w:r>
+    </w:p>
+    <w:p>
+      <w:pPr>
+        <w:bidi w:val="0"/>
+        <w:ind w:firstLine="420" w:firstLineChars="0"/>
+        <w:rPr>
+          <w:rFonts w:hint="default"/>
+          <w:b/>
+          <w:bCs/>
+          <w:lang w:val="en-US" w:eastAsia="zh-CN"/>
+        </w:rPr>
+      </w:pPr>
+      <w:r>
+        <w:rPr>
+          <w:rFonts w:hint="eastAsia"/>
+          <w:b/>
+          <w:bCs/>
+          <w:lang w:val="en-US" w:eastAsia="zh-CN"/>
+        </w:rPr>
+        <w:t>xlsx文件需将首列设置为员工编号如下图，需要包含标题行（重要）</w:t>
+      </w:r>
+    </w:p>
+    <w:p>
+      <w:pPr>
+        <w:bidi w:val="0"/>
+        <w:ind w:firstLine="420" w:firstLineChars="0"/>
+        <w:rPr>
+          <w:b/>
+          <w:bCs/>
+        </w:rPr>
+      </w:pPr>
+      <w:r>
+        <w:rPr>
+          <w:b/>
+          <w:bCs/>
+        </w:rPr>
+        <w:drawing>
+          <wp:inline distT="0" distB="0" distL="114300" distR="114300">
+            <wp:extent cx="1476375" cy="1238250"/>
+            <wp:effectExtent l="0" t="0" r="1905" b="11430"/>
+            <wp:docPr id="14" name="图片 3"/>
+            <wp:cNvGraphicFramePr>
+              <a:graphicFrameLocks xmlns:a="http://schemas.openxmlformats.org/drawingml/2006/main" noChangeAspect="1"/>
+            </wp:cNvGraphicFramePr>
+            <a:graphic xmlns:a="http://schemas.openxmlformats.org/drawingml/2006/main">
+              <a:graphicData uri="http://schemas.openxmlformats.org/drawingml/2006/picture">
+                <pic:pic xmlns:pic="http://schemas.openxmlformats.org/drawingml/2006/picture">
+                  <pic:nvPicPr>
+                    <pic:cNvPr id="14" name="图片 3"/>
+                    <pic:cNvPicPr>
+                      <a:picLocks noChangeAspect="1"/>
+                    </pic:cNvPicPr>
+                  </pic:nvPicPr>
+                  <pic:blipFill>
+                    <a:blip r:embed="rId20"/>
+                    <a:stretch>
+                      <a:fillRect/>
+                    </a:stretch>
+                  </pic:blipFill>
+                  <pic:spPr>
+                    <a:xfrm>
+                      <a:off x="0" y="0"/>
+                      <a:ext cx="1476375" cy="1238250"/>
+                    </a:xfrm>
+                    <a:prstGeom prst="rect">
+                      <a:avLst/>
+                    </a:prstGeom>
+                    <a:noFill/>
+                    <a:ln>
+                      <a:noFill/>
+                    </a:ln>
+                  </pic:spPr>
+                </pic:pic>
+              </a:graphicData>
+            </a:graphic>
+          </wp:inline>
+        </w:drawing>
+      </w:r>
+    </w:p>
+    <w:p>
+      <w:pPr>
+        <w:bidi w:val="0"/>
+        <w:ind w:firstLine="420" w:firstLineChars="0"/>
+        <w:rPr>
+          <w:rFonts w:hint="default"/>
+          <w:lang w:val="en-US" w:eastAsia="zh-CN"/>
+        </w:rPr>
+      </w:pPr>
     </w:p>
     <w:p>
       <w:pPr>
         <w:numPr>
           <w:ilvl w:val="0"/>
-          <w:numId w:val="10"/>
+          <w:numId w:val="13"/>
         </w:numPr>
         <w:spacing w:before="0" w:beforeAutospacing="1" w:after="0" w:afterAutospacing="1"/>
         <w:ind w:left="720" w:hanging="360"/>
@@ -1772,7 +5613,7 @@
       <w:pPr>
         <w:numPr>
           <w:ilvl w:val="0"/>
-          <w:numId w:val="10"/>
+          <w:numId w:val="13"/>
         </w:numPr>
         <w:spacing w:before="0" w:beforeAutospacing="1" w:after="0" w:afterAutospacing="1"/>
         <w:ind w:left="720" w:hanging="360"/>
@@ -1785,7 +5626,7 @@
       <w:pPr>
         <w:numPr>
           <w:ilvl w:val="0"/>
-          <w:numId w:val="10"/>
+          <w:numId w:val="13"/>
         </w:numPr>
         <w:spacing w:before="0" w:beforeAutospacing="1" w:after="0" w:afterAutospacing="1"/>
         <w:ind w:left="720" w:hanging="360"/>
@@ -1799,9 +5640,11 @@
         <w:pStyle w:val="4"/>
         <w:bidi w:val="0"/>
       </w:pPr>
+      <w:bookmarkStart w:id="15" w:name="_Toc32542"/>
       <w:r>
         <w:t>4.2 自定义生成简历</w:t>
       </w:r>
+      <w:bookmarkEnd w:id="15"/>
     </w:p>
     <w:p>
       <w:r>
@@ -1823,7 +5666,7 @@
                     </pic:cNvPicPr>
                   </pic:nvPicPr>
                   <pic:blipFill>
-                    <a:blip r:embed="rId12"/>
+                    <a:blip r:embed="rId21"/>
                     <a:stretch>
                       <a:fillRect/>
                     </a:stretch>
@@ -1852,7 +5695,7 @@
       <w:pPr>
         <w:numPr>
           <w:ilvl w:val="0"/>
-          <w:numId w:val="11"/>
+          <w:numId w:val="14"/>
         </w:numPr>
         <w:spacing w:before="0" w:beforeAutospacing="1" w:after="0" w:afterAutospacing="1"/>
         <w:ind w:left="720" w:hanging="360"/>
@@ -1865,7 +5708,7 @@
       <w:pPr>
         <w:numPr>
           <w:ilvl w:val="0"/>
-          <w:numId w:val="11"/>
+          <w:numId w:val="14"/>
         </w:numPr>
         <w:spacing w:before="0" w:beforeAutospacing="1" w:after="0" w:afterAutospacing="1"/>
         <w:ind w:left="720" w:hanging="360"/>
@@ -1878,7 +5721,7 @@
       <w:pPr>
         <w:numPr>
           <w:ilvl w:val="0"/>
-          <w:numId w:val="11"/>
+          <w:numId w:val="14"/>
         </w:numPr>
         <w:spacing w:before="0" w:beforeAutospacing="1" w:after="0" w:afterAutospacing="1"/>
         <w:ind w:left="720" w:hanging="360"/>
@@ -1891,7 +5734,7 @@
       <w:pPr>
         <w:numPr>
           <w:ilvl w:val="0"/>
-          <w:numId w:val="11"/>
+          <w:numId w:val="14"/>
         </w:numPr>
         <w:spacing w:before="0" w:beforeAutospacing="1" w:after="0" w:afterAutospacing="1"/>
         <w:ind w:left="720" w:hanging="360"/>
@@ -1904,7 +5747,7 @@
       <w:pPr>
         <w:numPr>
           <w:ilvl w:val="0"/>
-          <w:numId w:val="11"/>
+          <w:numId w:val="14"/>
         </w:numPr>
         <w:spacing w:before="0" w:beforeAutospacing="1" w:after="0" w:afterAutospacing="1"/>
         <w:ind w:left="720" w:hanging="360"/>
@@ -1917,7 +5760,7 @@
       <w:pPr>
         <w:numPr>
           <w:ilvl w:val="0"/>
-          <w:numId w:val="11"/>
+          <w:numId w:val="14"/>
         </w:numPr>
         <w:spacing w:before="0" w:beforeAutospacing="1" w:after="0" w:afterAutospacing="1"/>
         <w:ind w:left="720" w:hanging="360"/>
@@ -1930,7 +5773,7 @@
       <w:pPr>
         <w:numPr>
           <w:ilvl w:val="0"/>
-          <w:numId w:val="11"/>
+          <w:numId w:val="14"/>
         </w:numPr>
         <w:spacing w:before="0" w:beforeAutospacing="1" w:after="0" w:afterAutospacing="1"/>
         <w:ind w:left="720" w:hanging="360"/>
@@ -1944,9 +5787,11 @@
         <w:pStyle w:val="3"/>
         <w:bidi w:val="0"/>
       </w:pPr>
+      <w:bookmarkStart w:id="16" w:name="_Toc30998"/>
       <w:r>
         <w:t>5. 特殊更新功能</w:t>
       </w:r>
+      <w:bookmarkEnd w:id="16"/>
     </w:p>
     <w:p>
       <w:r>
@@ -1976,7 +5821,7 @@
                     </pic:cNvPicPr>
                   </pic:nvPicPr>
                   <pic:blipFill>
-                    <a:blip r:embed="rId13"/>
+                    <a:blip r:embed="rId22"/>
                     <a:stretch>
                       <a:fillRect/>
                     </a:stretch>
@@ -2005,7 +5850,7 @@
       <w:pPr>
         <w:numPr>
           <w:ilvl w:val="0"/>
-          <w:numId w:val="12"/>
+          <w:numId w:val="15"/>
         </w:numPr>
         <w:spacing w:before="0" w:beforeAutospacing="1" w:after="0" w:afterAutospacing="1"/>
         <w:ind w:left="720" w:hanging="360"/>
@@ -2018,7 +5863,7 @@
       <w:pPr>
         <w:numPr>
           <w:ilvl w:val="0"/>
-          <w:numId w:val="12"/>
+          <w:numId w:val="15"/>
         </w:numPr>
         <w:spacing w:before="0" w:beforeAutospacing="1" w:after="0" w:afterAutospacing="1"/>
         <w:ind w:left="720" w:hanging="360"/>
@@ -2031,7 +5876,7 @@
       <w:pPr>
         <w:numPr>
           <w:ilvl w:val="0"/>
-          <w:numId w:val="12"/>
+          <w:numId w:val="15"/>
         </w:numPr>
         <w:spacing w:before="0" w:beforeAutospacing="1" w:after="0" w:afterAutospacing="1"/>
         <w:ind w:left="720" w:hanging="360"/>
@@ -2044,7 +5889,7 @@
       <w:pPr>
         <w:numPr>
           <w:ilvl w:val="0"/>
-          <w:numId w:val="12"/>
+          <w:numId w:val="15"/>
         </w:numPr>
         <w:spacing w:before="0" w:beforeAutospacing="1" w:after="0" w:afterAutospacing="1"/>
         <w:ind w:left="720" w:hanging="360"/>
@@ -2057,7 +5902,7 @@
       <w:pPr>
         <w:numPr>
           <w:ilvl w:val="0"/>
-          <w:numId w:val="12"/>
+          <w:numId w:val="15"/>
         </w:numPr>
         <w:spacing w:before="0" w:beforeAutospacing="1" w:after="0" w:afterAutospacing="1"/>
         <w:ind w:left="720" w:hanging="360"/>
@@ -2071,9 +5916,11 @@
         <w:pStyle w:val="3"/>
         <w:bidi w:val="0"/>
       </w:pPr>
+      <w:bookmarkStart w:id="17" w:name="_Toc27524"/>
       <w:r>
         <w:t>6. 银行管理功能</w:t>
       </w:r>
+      <w:bookmarkEnd w:id="17"/>
     </w:p>
     <w:p>
       <w:r>
@@ -2100,7 +5947,7 @@
                     </pic:cNvPicPr>
                   </pic:nvPicPr>
                   <pic:blipFill>
-                    <a:blip r:embed="rId14"/>
+                    <a:blip r:embed="rId23"/>
                     <a:stretch>
                       <a:fillRect/>
                     </a:stretch>
@@ -2129,7 +5976,7 @@
       <w:pPr>
         <w:numPr>
           <w:ilvl w:val="0"/>
-          <w:numId w:val="13"/>
+          <w:numId w:val="16"/>
         </w:numPr>
         <w:spacing w:before="0" w:beforeAutospacing="1" w:after="0" w:afterAutospacing="1"/>
         <w:ind w:left="720" w:hanging="360"/>
@@ -2142,7 +5989,7 @@
       <w:pPr>
         <w:numPr>
           <w:ilvl w:val="0"/>
-          <w:numId w:val="13"/>
+          <w:numId w:val="16"/>
         </w:numPr>
         <w:spacing w:before="0" w:beforeAutospacing="1" w:after="0" w:afterAutospacing="1"/>
         <w:ind w:left="720" w:hanging="360"/>
@@ -2156,9 +6003,11 @@
         <w:pStyle w:val="3"/>
         <w:bidi w:val="0"/>
       </w:pPr>
+      <w:bookmarkStart w:id="18" w:name="_Toc12582"/>
       <w:r>
         <w:t>7. 简历校验功能</w:t>
       </w:r>
+      <w:bookmarkEnd w:id="18"/>
     </w:p>
     <w:p>
       <w:r>
@@ -2185,7 +6034,7 @@
                     </pic:cNvPicPr>
                   </pic:nvPicPr>
                   <pic:blipFill>
-                    <a:blip r:embed="rId15"/>
+                    <a:blip r:embed="rId24"/>
                     <a:stretch>
                       <a:fillRect/>
                     </a:stretch>
@@ -2214,355 +6063,13 @@
       <w:pPr>
         <w:numPr>
           <w:ilvl w:val="0"/>
-          <w:numId w:val="14"/>
+          <w:numId w:val="17"/>
         </w:numPr>
         <w:spacing w:before="0" w:beforeAutospacing="1" w:after="0" w:afterAutospacing="1"/>
         <w:ind w:left="720" w:hanging="360"/>
       </w:pPr>
       <w:r>
         <w:t>从菜单栏选择「简历校验」→「简历校验」</w:t>
-      </w:r>
-    </w:p>
-    <w:p>
-      <w:pPr>
-        <w:numPr>
-          <w:ilvl w:val="0"/>
-          <w:numId w:val="14"/>
-        </w:numPr>
-        <w:spacing w:before="0" w:beforeAutospacing="1" w:after="0" w:afterAutospacing="1"/>
-        <w:ind w:left="720" w:hanging="360"/>
-      </w:pPr>
-      <w:r>
-        <w:t>在弹出的对话框中选择要校验的简历文件夹或文件</w:t>
-      </w:r>
-    </w:p>
-    <w:p>
-      <w:pPr>
-        <w:numPr>
-          <w:ilvl w:val="0"/>
-          <w:numId w:val="14"/>
-        </w:numPr>
-        <w:spacing w:before="0" w:beforeAutospacing="1" w:after="0" w:afterAutospacing="1"/>
-        <w:ind w:left="720" w:hanging="360"/>
-      </w:pPr>
-      <w:r>
-        <w:t>点击「开始校验」按钮</w:t>
-      </w:r>
-    </w:p>
-    <w:p>
-      <w:pPr>
-        <w:numPr>
-          <w:ilvl w:val="0"/>
-          <w:numId w:val="14"/>
-        </w:numPr>
-        <w:spacing w:before="0" w:beforeAutospacing="1" w:after="0" w:afterAutospacing="1"/>
-        <w:ind w:left="720" w:hanging="360"/>
-      </w:pPr>
-      <w:r>
-        <w:t>查看校验结果和错误信息</w:t>
-      </w:r>
-    </w:p>
-    <w:p>
-      <w:pPr>
-        <w:pStyle w:val="2"/>
-        <w:bidi w:val="0"/>
-        <w:rPr>
-          <w:b/>
-          <w:bCs w:val="0"/>
-        </w:rPr>
-      </w:pPr>
-      <w:r>
-        <w:rPr>
-          <w:rFonts w:hint="eastAsia"/>
-          <w:b/>
-          <w:bCs w:val="0"/>
-          <w:lang w:val="en-US" w:eastAsia="zh-CN"/>
-        </w:rPr>
-        <w:t>三、</w:t>
-      </w:r>
-      <w:r>
-        <w:rPr>
-          <w:b/>
-          <w:bCs w:val="0"/>
-        </w:rPr>
-        <w:t>使用示例</w:t>
-      </w:r>
-    </w:p>
-    <w:p>
-      <w:pPr>
-        <w:pStyle w:val="3"/>
-        <w:bidi w:val="0"/>
-      </w:pPr>
-      <w:r>
-        <w:t>示例1：批量生成简历</w:t>
-      </w:r>
-    </w:p>
-    <w:p>
-      <w:pPr>
-        <w:numPr>
-          <w:ilvl w:val="0"/>
-          <w:numId w:val="15"/>
-        </w:numPr>
-        <w:spacing w:before="0" w:beforeAutospacing="1" w:after="0" w:afterAutospacing="1"/>
-        <w:ind w:left="720" w:hanging="360"/>
-      </w:pPr>
-      <w:r>
-        <w:t>准备好包含员工编号的名单文件（如list.txt）</w:t>
-      </w:r>
-    </w:p>
-    <w:p>
-      <w:pPr>
-        <w:numPr>
-          <w:ilvl w:val="0"/>
-          <w:numId w:val="15"/>
-        </w:numPr>
-        <w:spacing w:before="0" w:beforeAutospacing="1" w:after="0" w:afterAutospacing="1"/>
-        <w:ind w:left="720" w:hanging="360"/>
-      </w:pPr>
-      <w:r>
-        <w:t>在主界面选择「按名单生成简历」</w:t>
-      </w:r>
-    </w:p>
-    <w:p>
-      <w:pPr>
-        <w:numPr>
-          <w:ilvl w:val="0"/>
-          <w:numId w:val="15"/>
-        </w:numPr>
-        <w:spacing w:before="0" w:beforeAutospacing="1" w:after="0" w:afterAutospacing="1"/>
-        <w:ind w:left="720" w:hanging="360"/>
-      </w:pPr>
-      <w:r>
-        <w:t>选择名单文件并确认</w:t>
-      </w:r>
-      <w:r>
-        <w:rPr>
-          <w:rFonts w:hint="eastAsia"/>
-          <w:lang w:eastAsia="zh-CN"/>
-        </w:rPr>
-        <w:t>，</w:t>
-      </w:r>
-      <w:r>
-        <w:rPr>
-          <w:rFonts w:hint="eastAsia"/>
-          <w:lang w:val="en-US" w:eastAsia="zh-CN"/>
-        </w:rPr>
-        <w:t>界面会提示选择内容</w:t>
-      </w:r>
-    </w:p>
-    <w:p>
-      <w:pPr>
-        <w:numPr>
-          <w:ilvl w:val="0"/>
-          <w:numId w:val="15"/>
-        </w:numPr>
-        <w:spacing w:before="0" w:beforeAutospacing="1" w:after="0" w:afterAutospacing="1"/>
-        <w:ind w:left="720" w:hanging="360"/>
-      </w:pPr>
-      <w:r>
-        <w:t>选择目标银行（如「交通银行」）</w:t>
-      </w:r>
-    </w:p>
-    <w:p>
-      <w:pPr>
-        <w:numPr>
-          <w:ilvl w:val="0"/>
-          <w:numId w:val="15"/>
-        </w:numPr>
-        <w:spacing w:before="0" w:beforeAutospacing="1" w:after="0" w:afterAutospacing="1"/>
-        <w:ind w:left="720" w:hanging="360"/>
-      </w:pPr>
-      <w:r>
-        <w:t>点击「生成简历」按钮</w:t>
-      </w:r>
-    </w:p>
-    <w:p>
-      <w:pPr>
-        <w:numPr>
-          <w:ilvl w:val="0"/>
-          <w:numId w:val="15"/>
-        </w:numPr>
-        <w:spacing w:before="0" w:beforeAutospacing="1" w:after="0" w:afterAutospacing="1"/>
-        <w:ind w:left="720" w:hanging="360"/>
-      </w:pPr>
-      <w:r>
-        <w:t>等待生成完成，在output目录下查看生成的简历</w:t>
-      </w:r>
-    </w:p>
-    <w:p>
-      <w:pPr>
-        <w:pStyle w:val="3"/>
-        <w:bidi w:val="0"/>
-      </w:pPr>
-      <w:r>
-        <w:t>示例2：转换旧版简历文件</w:t>
-      </w:r>
-    </w:p>
-    <w:p>
-      <w:pPr>
-        <w:numPr>
-          <w:ilvl w:val="0"/>
-          <w:numId w:val="16"/>
-        </w:numPr>
-        <w:spacing w:before="0" w:beforeAutospacing="1" w:after="0" w:afterAutospacing="1"/>
-        <w:ind w:left="720" w:hanging="360"/>
-      </w:pPr>
-      <w:r>
-        <w:t>将所有旧版.doc格式简历放在同一文件夹中</w:t>
-      </w:r>
-    </w:p>
-    <w:p>
-      <w:pPr>
-        <w:numPr>
-          <w:ilvl w:val="0"/>
-          <w:numId w:val="16"/>
-        </w:numPr>
-        <w:spacing w:before="0" w:beforeAutospacing="1" w:after="0" w:afterAutospacing="1"/>
-        <w:ind w:left="720" w:hanging="360"/>
-      </w:pPr>
-      <w:r>
-        <w:t>从菜单栏选择「文件」→「预处理」</w:t>
-      </w:r>
-    </w:p>
-    <w:p>
-      <w:pPr>
-        <w:numPr>
-          <w:ilvl w:val="0"/>
-          <w:numId w:val="16"/>
-        </w:numPr>
-        <w:spacing w:before="0" w:beforeAutospacing="1" w:after="0" w:afterAutospacing="1"/>
-        <w:ind w:left="720" w:hanging="360"/>
-      </w:pPr>
-      <w:r>
-        <w:t>选择该文件夹并点击「开始处理」</w:t>
-      </w:r>
-      <w:r>
-        <w:rPr>
-          <w:rFonts w:hint="eastAsia"/>
-          <w:lang w:eastAsia="zh-CN"/>
-        </w:rPr>
-        <w:t>，</w:t>
-      </w:r>
-      <w:r>
-        <w:rPr>
-          <w:rFonts w:hint="eastAsia"/>
-          <w:lang w:val="en-US" w:eastAsia="zh-CN"/>
-        </w:rPr>
-        <w:t>该步骤耗时时间较长，视电脑性能</w:t>
-      </w:r>
-    </w:p>
-    <w:p>
-      <w:pPr>
-        <w:numPr>
-          <w:ilvl w:val="0"/>
-          <w:numId w:val="16"/>
-        </w:numPr>
-        <w:spacing w:before="0" w:beforeAutospacing="1" w:after="0" w:afterAutospacing="1"/>
-        <w:ind w:left="720" w:hanging="360"/>
-      </w:pPr>
-      <w:r>
-        <w:t>系统会自动将所有.doc文件转换为.docx格式并删除原文件</w:t>
-      </w:r>
-    </w:p>
-    <w:p>
-      <w:pPr>
-        <w:pStyle w:val="2"/>
-        <w:bidi w:val="0"/>
-      </w:pPr>
-      <w:r>
-        <w:rPr>
-          <w:rFonts w:hint="eastAsia"/>
-          <w:lang w:val="en-US" w:eastAsia="zh-CN"/>
-        </w:rPr>
-        <w:t>四、</w:t>
-      </w:r>
-      <w:r>
-        <w:t>常见问题解答</w:t>
-      </w:r>
-    </w:p>
-    <w:p>
-      <w:pPr>
-        <w:pStyle w:val="4"/>
-      </w:pPr>
-      <w:r>
-        <w:t>Q: 为什么无法加载人员信息？</w:t>
-      </w:r>
-    </w:p>
-    <w:p>
-      <w:r>
-        <w:t>A: 请检查Excel文件格式是否正确，确保包含必要的字段（如员工编号、姓名等）。</w:t>
-      </w:r>
-    </w:p>
-    <w:p>
-      <w:pPr>
-        <w:pStyle w:val="4"/>
-      </w:pPr>
-      <w:r>
-        <w:t>Q: 简历生成失败怎么办？</w:t>
-      </w:r>
-    </w:p>
-    <w:p>
-      <w:r>
-        <w:t>A: 检查日志显示区域的错误信息，常见原因包括：模板文件不存在、人员信息不完整或格式错误。</w:t>
-      </w:r>
-    </w:p>
-    <w:p>
-      <w:pPr>
-        <w:pStyle w:val="4"/>
-      </w:pPr>
-      <w:r>
-        <w:t>Q: 如何添加新的银行模板？</w:t>
-      </w:r>
-    </w:p>
-    <w:p>
-      <w:r>
-        <w:t>A: 首先准备好新银行的简历模板文件，然后通过银行管理功能添加新的银行配置</w:t>
-      </w:r>
-      <w:r>
-        <w:rPr>
-          <w:rFonts w:hint="eastAsia"/>
-          <w:lang w:eastAsia="zh-CN"/>
-        </w:rPr>
-        <w:t>，</w:t>
-      </w:r>
-      <w:r>
-        <w:rPr>
-          <w:rFonts w:hint="eastAsia"/>
-          <w:lang w:val="en-US" w:eastAsia="zh-CN"/>
-        </w:rPr>
-        <w:t>并将填写好占位符的模板文件按照 XX银行_简历模板 的格式存放在 template 文件夹下</w:t>
-      </w:r>
-      <w:r>
-        <w:t>。</w:t>
-      </w:r>
-    </w:p>
-    <w:p>
-      <w:pPr>
-        <w:pStyle w:val="4"/>
-      </w:pPr>
-      <w:r>
-        <w:t>Q: 预处理功能可以保留原文件吗？</w:t>
-      </w:r>
-    </w:p>
-    <w:p>
-      <w:r>
-        <w:t>A: 目前预处理功能会自动删除原.doc文件，如果需要保留，请在预处理前手动备份。</w:t>
-      </w:r>
-    </w:p>
-    <w:p>
-      <w:pPr>
-        <w:pStyle w:val="2"/>
-        <w:bidi w:val="0"/>
-      </w:pPr>
-      <w:r>
-        <w:rPr>
-          <w:rFonts w:hint="eastAsia"/>
-          <w:lang w:val="en-US" w:eastAsia="zh-CN"/>
-        </w:rPr>
-        <w:t>五、</w:t>
-      </w:r>
-      <w:r>
-        <w:t>注意事项</w:t>
       </w:r>
     </w:p>
     <w:p>
@@ -2575,7 +6082,7 @@
         <w:ind w:left="720" w:hanging="360"/>
       </w:pPr>
       <w:r>
-        <w:t>请确保Microsoft Word已正确安装，否则文档转换功能可能无法正常工作</w:t>
+        <w:t>在弹出的对话框中选择要校验的简历文件夹或文件</w:t>
       </w:r>
     </w:p>
     <w:p>
@@ -2588,7 +6095,7 @@
         <w:ind w:left="720" w:hanging="360"/>
       </w:pPr>
       <w:r>
-        <w:t>处理大量文件时可能需要较长时间，请耐心等待</w:t>
+        <w:t>点击「开始校验」按钮</w:t>
       </w:r>
     </w:p>
     <w:p>
@@ -2601,34 +6108,307 @@
         <w:ind w:left="720" w:hanging="360"/>
       </w:pPr>
       <w:r>
-        <w:t>生成的简历默认保存在output目录下，按银行名称分类存储</w:t>
-      </w:r>
-      <w:r>
+        <w:t>查看校验结果和错误信息</w:t>
+      </w:r>
+    </w:p>
+    <w:p>
+      <w:pPr>
+        <w:pStyle w:val="3"/>
+        <w:bidi w:val="0"/>
         <w:rPr>
           <w:rFonts w:hint="eastAsia"/>
-          <w:lang w:eastAsia="zh-CN"/>
-        </w:rPr>
-        <w:t>，</w:t>
-      </w:r>
+          <w:lang w:val="en-US" w:eastAsia="zh-CN"/>
+        </w:rPr>
+      </w:pPr>
+      <w:bookmarkStart w:id="19" w:name="_Toc4012"/>
       <w:r>
         <w:rPr>
           <w:rFonts w:hint="eastAsia"/>
           <w:lang w:val="en-US" w:eastAsia="zh-CN"/>
         </w:rPr>
-        <w:t>以日期进行版本管理</w:t>
+        <w:t>8. 填写示例功能</w:t>
+      </w:r>
+      <w:bookmarkEnd w:id="19"/>
+    </w:p>
+    <w:p>
+      <w:pPr>
+        <w:rPr>
+          <w:rFonts w:hint="eastAsia"/>
+          <w:lang w:val="en-US" w:eastAsia="zh-CN"/>
+        </w:rPr>
+      </w:pPr>
+      <w:r>
+        <w:rPr>
+          <w:rFonts w:hint="eastAsia"/>
+          <w:lang w:val="en-US" w:eastAsia="zh-CN"/>
+        </w:rPr>
+        <w:t>在本功能下存放填写示例和日志更新内容</w:t>
+      </w:r>
+    </w:p>
+    <w:p>
+      <w:r>
+        <w:drawing>
+          <wp:inline distT="0" distB="0" distL="114300" distR="114300">
+            <wp:extent cx="5267325" cy="4100830"/>
+            <wp:effectExtent l="0" t="0" r="5715" b="13970"/>
+            <wp:docPr id="15" name="图片 4"/>
+            <wp:cNvGraphicFramePr>
+              <a:graphicFrameLocks xmlns:a="http://schemas.openxmlformats.org/drawingml/2006/main" noChangeAspect="1"/>
+            </wp:cNvGraphicFramePr>
+            <a:graphic xmlns:a="http://schemas.openxmlformats.org/drawingml/2006/main">
+              <a:graphicData uri="http://schemas.openxmlformats.org/drawingml/2006/picture">
+                <pic:pic xmlns:pic="http://schemas.openxmlformats.org/drawingml/2006/picture">
+                  <pic:nvPicPr>
+                    <pic:cNvPr id="15" name="图片 4"/>
+                    <pic:cNvPicPr>
+                      <a:picLocks noChangeAspect="1"/>
+                    </pic:cNvPicPr>
+                  </pic:nvPicPr>
+                  <pic:blipFill>
+                    <a:blip r:embed="rId25"/>
+                    <a:stretch>
+                      <a:fillRect/>
+                    </a:stretch>
+                  </pic:blipFill>
+                  <pic:spPr>
+                    <a:xfrm>
+                      <a:off x="0" y="0"/>
+                      <a:ext cx="5267325" cy="4100830"/>
+                    </a:xfrm>
+                    <a:prstGeom prst="rect">
+                      <a:avLst/>
+                    </a:prstGeom>
+                    <a:noFill/>
+                    <a:ln>
+                      <a:noFill/>
+                    </a:ln>
+                  </pic:spPr>
+                </pic:pic>
+              </a:graphicData>
+            </a:graphic>
+          </wp:inline>
+        </w:drawing>
+      </w:r>
+    </w:p>
+    <w:p>
+      <w:pPr>
+        <w:rPr>
+          <w:rFonts w:hint="default"/>
+          <w:lang w:val="en-US" w:eastAsia="zh-CN"/>
+        </w:rPr>
+      </w:pPr>
+      <w:r>
+        <w:rPr>
+          <w:rFonts w:hint="eastAsia"/>
+          <w:lang w:val="en-US" w:eastAsia="zh-CN"/>
+        </w:rPr>
+        <w:t xml:space="preserve">用户可自定义编辑信息进行展示，点击编辑模式 -&gt; 编写你想写的内容 -&gt; 保存内容 即可将编辑后的内容保存在配置文件中。 </w:t>
+      </w:r>
+    </w:p>
+    <w:p>
+      <w:pPr>
+        <w:pStyle w:val="2"/>
+        <w:bidi w:val="0"/>
+        <w:rPr>
+          <w:b/>
+          <w:bCs w:val="0"/>
+        </w:rPr>
+      </w:pPr>
+      <w:bookmarkStart w:id="20" w:name="_Toc4934"/>
+      <w:r>
+        <w:rPr>
+          <w:rFonts w:hint="eastAsia"/>
+          <w:b/>
+          <w:bCs w:val="0"/>
+          <w:lang w:val="en-US" w:eastAsia="zh-CN"/>
+        </w:rPr>
+        <w:t>三、</w:t>
+      </w:r>
+      <w:r>
+        <w:rPr>
+          <w:b/>
+          <w:bCs w:val="0"/>
+        </w:rPr>
+        <w:t>使用示例</w:t>
+      </w:r>
+      <w:bookmarkEnd w:id="20"/>
+    </w:p>
+    <w:p>
+      <w:pPr>
+        <w:pStyle w:val="3"/>
+        <w:bidi w:val="0"/>
+        <w:outlineLvl w:val="9"/>
+      </w:pPr>
+      <w:r>
+        <w:t>示例1：批量生成简历</w:t>
       </w:r>
     </w:p>
     <w:p>
       <w:pPr>
         <w:numPr>
           <w:ilvl w:val="0"/>
-          <w:numId w:val="17"/>
+          <w:numId w:val="18"/>
         </w:numPr>
         <w:spacing w:before="0" w:beforeAutospacing="1" w:after="0" w:afterAutospacing="1"/>
         <w:ind w:left="720" w:hanging="360"/>
       </w:pPr>
       <w:r>
-        <w:t>定期备份项目文件夹，特别是output目录中的生成文件</w:t>
+        <w:t>准备好包含员工编号的名单文件（如list.txt）</w:t>
+      </w:r>
+    </w:p>
+    <w:p>
+      <w:pPr>
+        <w:numPr>
+          <w:ilvl w:val="0"/>
+          <w:numId w:val="18"/>
+        </w:numPr>
+        <w:spacing w:before="0" w:beforeAutospacing="1" w:after="0" w:afterAutospacing="1"/>
+        <w:ind w:left="720" w:hanging="360"/>
+      </w:pPr>
+      <w:r>
+        <w:t>在主界面选择「按名单生成简历」</w:t>
+      </w:r>
+    </w:p>
+    <w:p>
+      <w:pPr>
+        <w:numPr>
+          <w:ilvl w:val="0"/>
+          <w:numId w:val="18"/>
+        </w:numPr>
+        <w:spacing w:before="0" w:beforeAutospacing="1" w:after="0" w:afterAutospacing="1"/>
+        <w:ind w:left="720" w:hanging="360"/>
+      </w:pPr>
+      <w:r>
+        <w:t>选择名单文件并确认</w:t>
+      </w:r>
+      <w:r>
+        <w:rPr>
+          <w:rFonts w:hint="eastAsia"/>
+          <w:lang w:eastAsia="zh-CN"/>
+        </w:rPr>
+        <w:t>，</w:t>
+      </w:r>
+      <w:r>
+        <w:rPr>
+          <w:rFonts w:hint="eastAsia"/>
+          <w:lang w:val="en-US" w:eastAsia="zh-CN"/>
+        </w:rPr>
+        <w:t>界面会提示选择内容</w:t>
+      </w:r>
+    </w:p>
+    <w:p>
+      <w:pPr>
+        <w:numPr>
+          <w:ilvl w:val="0"/>
+          <w:numId w:val="18"/>
+        </w:numPr>
+        <w:spacing w:before="0" w:beforeAutospacing="1" w:after="0" w:afterAutospacing="1"/>
+        <w:ind w:left="720" w:hanging="360"/>
+      </w:pPr>
+      <w:r>
+        <w:t>选择目标银行（如「交通银行」）</w:t>
+      </w:r>
+    </w:p>
+    <w:p>
+      <w:pPr>
+        <w:numPr>
+          <w:ilvl w:val="0"/>
+          <w:numId w:val="18"/>
+        </w:numPr>
+        <w:spacing w:before="0" w:beforeAutospacing="1" w:after="0" w:afterAutospacing="1"/>
+        <w:ind w:left="720" w:hanging="360"/>
+      </w:pPr>
+      <w:r>
+        <w:t>点击「生成简历」按钮</w:t>
+      </w:r>
+    </w:p>
+    <w:p>
+      <w:pPr>
+        <w:numPr>
+          <w:ilvl w:val="0"/>
+          <w:numId w:val="18"/>
+        </w:numPr>
+        <w:spacing w:before="0" w:beforeAutospacing="1" w:after="0" w:afterAutospacing="1"/>
+        <w:ind w:left="720" w:hanging="360"/>
+      </w:pPr>
+      <w:r>
+        <w:t>等待生成完成，在output目录下查看生成的简历</w:t>
+      </w:r>
+    </w:p>
+    <w:p>
+      <w:pPr>
+        <w:pStyle w:val="3"/>
+        <w:bidi w:val="0"/>
+        <w:outlineLvl w:val="9"/>
+      </w:pPr>
+      <w:r>
+        <w:t>示例2：转换旧版简历文件</w:t>
+      </w:r>
+    </w:p>
+    <w:p>
+      <w:pPr>
+        <w:numPr>
+          <w:ilvl w:val="0"/>
+          <w:numId w:val="19"/>
+        </w:numPr>
+        <w:spacing w:before="0" w:beforeAutospacing="1" w:after="0" w:afterAutospacing="1"/>
+        <w:ind w:left="720" w:hanging="360"/>
+      </w:pPr>
+      <w:r>
+        <w:t>将所有旧版.doc格式简历放在同一文件夹中</w:t>
+      </w:r>
+    </w:p>
+    <w:p>
+      <w:pPr>
+        <w:numPr>
+          <w:ilvl w:val="0"/>
+          <w:numId w:val="19"/>
+        </w:numPr>
+        <w:spacing w:before="0" w:beforeAutospacing="1" w:after="0" w:afterAutospacing="1"/>
+        <w:ind w:left="720" w:hanging="360"/>
+      </w:pPr>
+      <w:r>
+        <w:t>从菜单栏选择「文件」→「预处理」</w:t>
+      </w:r>
+    </w:p>
+    <w:p>
+      <w:pPr>
+        <w:numPr>
+          <w:ilvl w:val="0"/>
+          <w:numId w:val="19"/>
+        </w:numPr>
+        <w:spacing w:before="0" w:beforeAutospacing="1" w:after="0" w:afterAutospacing="1"/>
+        <w:ind w:left="720" w:hanging="360"/>
+      </w:pPr>
+      <w:r>
+        <w:t>选择该文件夹并点击「开始处理」</w:t>
+      </w:r>
+      <w:r>
+        <w:rPr>
+          <w:rFonts w:hint="eastAsia"/>
+          <w:lang w:eastAsia="zh-CN"/>
+        </w:rPr>
+        <w:t>，</w:t>
+      </w:r>
+      <w:r>
+        <w:rPr>
+          <w:rFonts w:hint="eastAsia"/>
+          <w:lang w:val="en-US" w:eastAsia="zh-CN"/>
+        </w:rPr>
+        <w:t>该步骤耗时时间较长，视电脑性能</w:t>
+      </w:r>
+    </w:p>
+    <w:p>
+      <w:pPr>
+        <w:numPr>
+          <w:ilvl w:val="0"/>
+          <w:numId w:val="19"/>
+        </w:numPr>
+        <w:spacing w:before="0" w:beforeAutospacing="1" w:after="0" w:afterAutospacing="1"/>
+        <w:ind w:left="720" w:hanging="360"/>
+      </w:pPr>
+      <w:r>
+        <w:t>系统会自动将所有.doc文件转换为.docx格式并删除原文件</w:t>
       </w:r>
     </w:p>
     <w:p>
@@ -2636,16 +6416,203 @@
         <w:pStyle w:val="2"/>
         <w:bidi w:val="0"/>
       </w:pPr>
+      <w:bookmarkStart w:id="21" w:name="_Toc25258"/>
       <w:r>
         <w:rPr>
           <w:rFonts w:hint="eastAsia"/>
           <w:lang w:val="en-US" w:eastAsia="zh-CN"/>
         </w:rPr>
+        <w:t>四、</w:t>
+      </w:r>
+      <w:r>
+        <w:t>常见问题解答</w:t>
+      </w:r>
+      <w:bookmarkEnd w:id="21"/>
+    </w:p>
+    <w:p>
+      <w:pPr>
+        <w:pStyle w:val="4"/>
+        <w:outlineLvl w:val="9"/>
+      </w:pPr>
+      <w:r>
+        <w:t>Q: 为什么无法加载人员信息？</w:t>
+      </w:r>
+    </w:p>
+    <w:p>
+      <w:r>
+        <w:t>A: 请检查Excel文件格式是否正确，确保包含必要的字段（如员工编号、姓名等）。</w:t>
+      </w:r>
+    </w:p>
+    <w:p>
+      <w:pPr>
+        <w:pStyle w:val="4"/>
+        <w:outlineLvl w:val="9"/>
+      </w:pPr>
+      <w:r>
+        <w:t>Q: 简历生成失败怎么办？</w:t>
+      </w:r>
+    </w:p>
+    <w:p>
+      <w:r>
+        <w:t>A: 检查日志显示区域的错误信息，常见原因包括：模板文件不存在、人员信息不完整或格式错误。</w:t>
+      </w:r>
+    </w:p>
+    <w:p>
+      <w:pPr>
+        <w:pStyle w:val="4"/>
+        <w:outlineLvl w:val="9"/>
+      </w:pPr>
+      <w:r>
+        <w:t>Q: 如何添加新的银行模板？</w:t>
+      </w:r>
+    </w:p>
+    <w:p>
+      <w:r>
+        <w:t>A: 首先准备好新银行的简历模板文件，然后通过银行管理功能添加新的银行配置</w:t>
+      </w:r>
+      <w:r>
+        <w:rPr>
+          <w:rFonts w:hint="eastAsia"/>
+          <w:lang w:eastAsia="zh-CN"/>
+        </w:rPr>
+        <w:t>，</w:t>
+      </w:r>
+      <w:r>
+        <w:rPr>
+          <w:rFonts w:hint="eastAsia"/>
+          <w:lang w:val="en-US" w:eastAsia="zh-CN"/>
+        </w:rPr>
+        <w:t>并将填写好占位符的模板文件按照 XX银行_简历模板 的格式存放在 template 文件夹下</w:t>
+      </w:r>
+      <w:r>
+        <w:t>。</w:t>
+      </w:r>
+    </w:p>
+    <w:p>
+      <w:pPr>
+        <w:pStyle w:val="4"/>
+        <w:outlineLvl w:val="9"/>
+      </w:pPr>
+      <w:r>
+        <w:t>Q: 预处理功能可以保留原文件吗？</w:t>
+      </w:r>
+    </w:p>
+    <w:p>
+      <w:r>
+        <w:t>A: 目前预处理功能会自动删除原.doc文件，如果需要保留，请在预处理前手动备份。</w:t>
+      </w:r>
+    </w:p>
+    <w:p>
+      <w:pPr>
+        <w:pStyle w:val="2"/>
+        <w:bidi w:val="0"/>
+      </w:pPr>
+      <w:bookmarkStart w:id="22" w:name="_Toc32471"/>
+      <w:r>
+        <w:rPr>
+          <w:rFonts w:hint="eastAsia"/>
+          <w:lang w:val="en-US" w:eastAsia="zh-CN"/>
+        </w:rPr>
+        <w:t>五、</w:t>
+      </w:r>
+      <w:r>
+        <w:t>注意事项</w:t>
+      </w:r>
+      <w:bookmarkEnd w:id="22"/>
+    </w:p>
+    <w:p>
+      <w:pPr>
+        <w:numPr>
+          <w:ilvl w:val="0"/>
+          <w:numId w:val="20"/>
+        </w:numPr>
+        <w:spacing w:before="0" w:beforeAutospacing="1" w:after="0" w:afterAutospacing="1"/>
+        <w:ind w:left="720" w:hanging="360"/>
+      </w:pPr>
+      <w:r>
+        <w:t>请确保Microsoft Word已正确安装，否则文档转换</w:t>
+      </w:r>
+      <w:r>
+        <w:rPr>
+          <w:rFonts w:hint="eastAsia"/>
+          <w:lang w:val="en-US" w:eastAsia="zh-CN"/>
+        </w:rPr>
+        <w:t>/文档合并</w:t>
+      </w:r>
+      <w:r>
+        <w:t>功能可能无法正常工作</w:t>
+      </w:r>
+    </w:p>
+    <w:p>
+      <w:pPr>
+        <w:numPr>
+          <w:ilvl w:val="0"/>
+          <w:numId w:val="20"/>
+        </w:numPr>
+        <w:spacing w:before="0" w:beforeAutospacing="1" w:after="0" w:afterAutospacing="1"/>
+        <w:ind w:left="720" w:hanging="360"/>
+      </w:pPr>
+      <w:r>
+        <w:t>处理大量文件时可能需要较长时间，请耐心等待</w:t>
+      </w:r>
+    </w:p>
+    <w:p>
+      <w:pPr>
+        <w:numPr>
+          <w:ilvl w:val="0"/>
+          <w:numId w:val="20"/>
+        </w:numPr>
+        <w:spacing w:before="0" w:beforeAutospacing="1" w:after="0" w:afterAutospacing="1"/>
+        <w:ind w:left="720" w:hanging="360"/>
+      </w:pPr>
+      <w:r>
+        <w:t>生成的简历默认保存在output目录下，按银行名称分类存储</w:t>
+      </w:r>
+      <w:r>
+        <w:rPr>
+          <w:rFonts w:hint="eastAsia"/>
+          <w:lang w:eastAsia="zh-CN"/>
+        </w:rPr>
+        <w:t>，</w:t>
+      </w:r>
+      <w:r>
+        <w:rPr>
+          <w:rFonts w:hint="eastAsia"/>
+          <w:lang w:val="en-US" w:eastAsia="zh-CN"/>
+        </w:rPr>
+        <w:t>以日期进行版本管理</w:t>
+      </w:r>
+    </w:p>
+    <w:p>
+      <w:pPr>
+        <w:numPr>
+          <w:ilvl w:val="0"/>
+          <w:numId w:val="20"/>
+        </w:numPr>
+        <w:spacing w:before="0" w:beforeAutospacing="1" w:after="0" w:afterAutospacing="1"/>
+        <w:ind w:left="720" w:hanging="360"/>
+      </w:pPr>
+      <w:r>
+        <w:t>定期备份项目文件夹，特别是output目录中的生成文件</w:t>
+      </w:r>
+    </w:p>
+    <w:p>
+      <w:pPr>
+        <w:pStyle w:val="2"/>
+        <w:bidi w:val="0"/>
+      </w:pPr>
+      <w:bookmarkStart w:id="23" w:name="_Toc110"/>
+      <w:r>
+        <w:rPr>
+          <w:rFonts w:hint="eastAsia"/>
+          <w:lang w:val="en-US" w:eastAsia="zh-CN"/>
+        </w:rPr>
         <w:t>六、</w:t>
       </w:r>
       <w:r>
         <w:t>联系方式</w:t>
       </w:r>
+      <w:bookmarkEnd w:id="23"/>
     </w:p>
     <w:p>
       <w:r>
@@ -2655,7 +6622,7 @@
     <w:p/>
     <w:tbl>
       <w:tblPr>
-        <w:tblStyle w:val="7"/>
+        <w:tblStyle w:val="12"/>
         <w:tblW w:w="0" w:type="auto"/>
         <w:tblInd w:w="0" w:type="dxa"/>
         <w:tblBorders>
@@ -2957,6 +6924,7 @@
           <w:szCs w:val="21"/>
         </w:rPr>
       </w:pPr>
+      <w:bookmarkStart w:id="24" w:name="_Toc22977"/>
       <w:r>
         <w:rPr>
           <w:rFonts w:hint="eastAsia" w:ascii="微软雅黑" w:hAnsi="微软雅黑" w:eastAsia="微软雅黑" w:cs="微软雅黑"/>
@@ -2974,6 +6942,7 @@
         </w:rPr>
         <w:t>Jinja2 模板字段对照表</w:t>
       </w:r>
+      <w:bookmarkEnd w:id="24"/>
     </w:p>
     <w:p>
       <w:pPr>
@@ -3075,6 +7044,7 @@
           <w:szCs w:val="21"/>
         </w:rPr>
       </w:pPr>
+      <w:bookmarkStart w:id="25" w:name="_Toc21040"/>
       <w:r>
         <w:rPr>
           <w:rFonts w:hint="eastAsia" w:ascii="微软雅黑" w:hAnsi="微软雅黑" w:eastAsia="微软雅黑" w:cs="微软雅黑"/>
@@ -3092,10 +7062,11 @@
         </w:rPr>
         <w:t>、基本信息（BasicInfo / bi）</w:t>
       </w:r>
+      <w:bookmarkEnd w:id="25"/>
     </w:p>
     <w:tbl>
       <w:tblPr>
-        <w:tblStyle w:val="6"/>
+        <w:tblStyle w:val="11"/>
         <w:tblW w:w="8523" w:type="dxa"/>
         <w:jc w:val="center"/>
         <w:tblLayout w:type="autofit"/>
@@ -5612,6 +9583,7 @@
           <w:szCs w:val="21"/>
         </w:rPr>
       </w:pPr>
+      <w:bookmarkStart w:id="26" w:name="_Toc16283"/>
       <w:r>
         <w:rPr>
           <w:rFonts w:hint="eastAsia" w:ascii="微软雅黑" w:hAnsi="微软雅黑" w:eastAsia="微软雅黑" w:cs="微软雅黑"/>
@@ -5629,10 +9601,11 @@
         </w:rPr>
         <w:t>、工作经历（WorkExperience / we）</w:t>
       </w:r>
+      <w:bookmarkEnd w:id="26"/>
     </w:p>
     <w:tbl>
       <w:tblPr>
-        <w:tblStyle w:val="6"/>
+        <w:tblStyle w:val="11"/>
         <w:tblW w:w="8304" w:type="dxa"/>
         <w:jc w:val="center"/>
         <w:tblLayout w:type="autofit"/>
@@ -7182,6 +11155,7 @@
           <w:szCs w:val="21"/>
         </w:rPr>
       </w:pPr>
+      <w:bookmarkStart w:id="27" w:name="_Toc1892"/>
       <w:r>
         <w:rPr>
           <w:rFonts w:hint="eastAsia" w:ascii="微软雅黑" w:hAnsi="微软雅黑" w:eastAsia="微软雅黑" w:cs="微软雅黑"/>
@@ -7199,10 +11173,11 @@
         </w:rPr>
         <w:t>、项目经验（ProjectExperience / pe）</w:t>
       </w:r>
+      <w:bookmarkEnd w:id="27"/>
     </w:p>
     <w:tbl>
       <w:tblPr>
-        <w:tblStyle w:val="6"/>
+        <w:tblStyle w:val="11"/>
         <w:tblW w:w="8519" w:type="dxa"/>
         <w:jc w:val="center"/>
         <w:tblLayout w:type="autofit"/>
@@ -8702,6 +12677,7 @@
           <w:szCs w:val="21"/>
         </w:rPr>
       </w:pPr>
+      <w:bookmarkStart w:id="28" w:name="_Toc858"/>
       <w:r>
         <w:rPr>
           <w:rFonts w:hint="eastAsia" w:ascii="微软雅黑" w:hAnsi="微软雅黑" w:eastAsia="微软雅黑" w:cs="微软雅黑"/>
@@ -8719,10 +12695,11 @@
         </w:rPr>
         <w:t>、工作能力（WorkAbility / wa）</w:t>
       </w:r>
+      <w:bookmarkEnd w:id="28"/>
     </w:p>
     <w:tbl>
       <w:tblPr>
-        <w:tblStyle w:val="6"/>
+        <w:tblStyle w:val="11"/>
         <w:tblW w:w="8519" w:type="dxa"/>
         <w:jc w:val="center"/>
         <w:tblLayout w:type="autofit"/>
@@ -9860,6 +13837,7 @@
           <w:szCs w:val="21"/>
         </w:rPr>
       </w:pPr>
+      <w:bookmarkStart w:id="29" w:name="_Toc19253"/>
       <w:r>
         <w:rPr>
           <w:rFonts w:hint="eastAsia" w:ascii="微软雅黑" w:hAnsi="微软雅黑" w:eastAsia="微软雅黑" w:cs="微软雅黑"/>
@@ -9877,10 +13855,11 @@
         </w:rPr>
         <w:t>、附加信息（AdditionInfo / ai）</w:t>
       </w:r>
+      <w:bookmarkEnd w:id="29"/>
     </w:p>
     <w:tbl>
       <w:tblPr>
-        <w:tblStyle w:val="6"/>
+        <w:tblStyle w:val="11"/>
         <w:tblW w:w="8779" w:type="dxa"/>
         <w:jc w:val="center"/>
         <w:tblLayout w:type="fixed"/>
@@ -15244,6 +19223,7 @@
           <w:szCs w:val="21"/>
         </w:rPr>
       </w:pPr>
+      <w:bookmarkStart w:id="30" w:name="_Toc24419"/>
       <w:r>
         <w:rPr>
           <w:rFonts w:hint="eastAsia" w:ascii="微软雅黑" w:hAnsi="微软雅黑" w:eastAsia="微软雅黑" w:cs="微软雅黑"/>
@@ -15261,10 +19241,11 @@
         </w:rPr>
         <w:t>、特殊信息（SpecialInfo / si）</w:t>
       </w:r>
+      <w:bookmarkEnd w:id="30"/>
     </w:p>
     <w:tbl>
       <w:tblPr>
-        <w:tblStyle w:val="6"/>
+        <w:tblStyle w:val="11"/>
         <w:tblW w:w="8520" w:type="dxa"/>
         <w:jc w:val="center"/>
         <w:tblLayout w:type="autofit"/>
@@ -15284,6 +19265,14 @@
         <w:gridCol w:w="1341"/>
       </w:tblGrid>
       <w:tr>
+        <w:tblPrEx>
+          <w:tblCellMar>
+            <w:top w:w="0" w:type="dxa"/>
+            <w:left w:w="0" w:type="dxa"/>
+            <w:bottom w:w="0" w:type="dxa"/>
+            <w:right w:w="0" w:type="dxa"/>
+          </w:tblCellMar>
+        </w:tblPrEx>
         <w:trPr>
           <w:trHeight w:val="0" w:hRule="atLeast"/>
           <w:tblHeader/>
@@ -15958,6 +19947,7 @@
           <w:szCs w:val="21"/>
         </w:rPr>
       </w:pPr>
+      <w:bookmarkStart w:id="31" w:name="_Toc17099"/>
       <w:r>
         <w:rPr>
           <w:rFonts w:hint="eastAsia" w:ascii="微软雅黑" w:hAnsi="微软雅黑" w:eastAsia="微软雅黑" w:cs="微软雅黑"/>
@@ -15975,6 +19965,7 @@
         </w:rPr>
         <w:t>、常用 Jinja2 语法示例</w:t>
       </w:r>
+      <w:bookmarkEnd w:id="31"/>
     </w:p>
     <w:p>
       <w:pPr>
@@ -15985,6 +19976,7 @@
           <w:szCs w:val="21"/>
         </w:rPr>
       </w:pPr>
+      <w:bookmarkStart w:id="32" w:name="_Toc20266"/>
       <w:r>
         <w:rPr>
           <w:rFonts w:hint="eastAsia" w:ascii="微软雅黑" w:hAnsi="微软雅黑" w:eastAsia="微软雅黑" w:cs="微软雅黑"/>
@@ -15993,6 +19985,7 @@
         </w:rPr>
         <w:t>1. 条件判断（学历 → 学位）</w:t>
       </w:r>
+      <w:bookmarkEnd w:id="32"/>
     </w:p>
     <w:p>
       <w:pPr>
@@ -16269,6 +20262,7 @@
     <w:p>
       <w:pPr>
         <w:pStyle w:val="4"/>
+        <w:outlineLvl w:val="3"/>
         <w:rPr>
           <w:rFonts w:hint="eastAsia" w:ascii="微软雅黑" w:hAnsi="微软雅黑" w:eastAsia="微软雅黑" w:cs="微软雅黑"/>
           <w:sz w:val="24"/>
@@ -16361,6 +20355,7 @@
           <w:szCs w:val="21"/>
         </w:rPr>
       </w:pPr>
+      <w:bookmarkStart w:id="33" w:name="_Toc758"/>
       <w:r>
         <w:rPr>
           <w:rFonts w:hint="eastAsia" w:ascii="微软雅黑" w:hAnsi="微软雅黑" w:eastAsia="微软雅黑" w:cs="微软雅黑"/>
@@ -16369,6 +20364,7 @@
         </w:rPr>
         <w:t>2. 字符串拼接</w:t>
       </w:r>
+      <w:bookmarkEnd w:id="33"/>
     </w:p>
     <w:p>
       <w:pPr>
@@ -16447,6 +20443,7 @@
           <w:szCs w:val="21"/>
         </w:rPr>
       </w:pPr>
+      <w:bookmarkStart w:id="34" w:name="_Toc9926"/>
       <w:r>
         <w:rPr>
           <w:rFonts w:hint="eastAsia" w:ascii="微软雅黑" w:hAnsi="微软雅黑" w:eastAsia="微软雅黑" w:cs="微软雅黑"/>
@@ -16455,6 +20452,7 @@
         </w:rPr>
         <w:t>3. 数字取整</w:t>
       </w:r>
+      <w:bookmarkEnd w:id="34"/>
     </w:p>
     <w:p>
       <w:pPr>
@@ -16567,6 +20565,7 @@
           <w:szCs w:val="21"/>
         </w:rPr>
       </w:pPr>
+      <w:bookmarkStart w:id="35" w:name="_Toc24558"/>
       <w:r>
         <w:rPr>
           <w:rFonts w:hint="eastAsia" w:ascii="微软雅黑" w:hAnsi="微软雅黑" w:eastAsia="微软雅黑" w:cs="微软雅黑"/>
@@ -16575,6 +20574,7 @@
         </w:rPr>
         <w:t>4. 循环与序号</w:t>
       </w:r>
+      <w:bookmarkEnd w:id="35"/>
     </w:p>
     <w:p>
       <w:pPr>
@@ -16785,7 +20785,7 @@
         <w:pStyle w:val="4"/>
         <w:numPr>
           <w:ilvl w:val="0"/>
-          <w:numId w:val="18"/>
+          <w:numId w:val="21"/>
         </w:numPr>
         <w:rPr>
           <w:rFonts w:hint="eastAsia" w:ascii="微软雅黑" w:hAnsi="微软雅黑" w:eastAsia="微软雅黑" w:cs="微软雅黑"/>
@@ -16793,6 +20793,7 @@
           <w:szCs w:val="21"/>
         </w:rPr>
       </w:pPr>
+      <w:bookmarkStart w:id="36" w:name="_Toc24606"/>
       <w:r>
         <w:rPr>
           <w:rFonts w:hint="eastAsia" w:ascii="微软雅黑" w:hAnsi="微软雅黑" w:eastAsia="微软雅黑" w:cs="微软雅黑"/>
@@ -16801,6 +20802,7 @@
         </w:rPr>
         <w:t>去除空格</w:t>
       </w:r>
+      <w:bookmarkEnd w:id="36"/>
     </w:p>
     <w:p>
       <w:pPr>
@@ -16879,6 +20881,7 @@
           <w:szCs w:val="21"/>
         </w:rPr>
       </w:pPr>
+      <w:bookmarkStart w:id="37" w:name="_Toc20548"/>
       <w:r>
         <w:rPr>
           <w:rFonts w:hint="eastAsia" w:ascii="微软雅黑" w:hAnsi="微软雅黑" w:eastAsia="微软雅黑" w:cs="微软雅黑"/>
@@ -16887,6 +20890,7 @@
         </w:rPr>
         <w:t>6. 截取字符串</w:t>
       </w:r>
+      <w:bookmarkEnd w:id="37"/>
     </w:p>
     <w:p>
       <w:pPr>
@@ -17009,6 +21013,7 @@
           <w:szCs w:val="21"/>
         </w:rPr>
       </w:pPr>
+      <w:bookmarkStart w:id="38" w:name="_Toc4771"/>
       <w:r>
         <w:rPr>
           <w:rFonts w:hint="eastAsia" w:ascii="微软雅黑" w:hAnsi="微软雅黑" w:eastAsia="微软雅黑" w:cs="微软雅黑"/>
@@ -17017,6 +21022,7 @@
         </w:rPr>
         <w:t>7.去掉字符串倒数1位</w:t>
       </w:r>
+      <w:bookmarkEnd w:id="38"/>
     </w:p>
     <w:p>
       <w:pPr>
@@ -17095,6 +21101,7 @@
           <w:szCs w:val="21"/>
         </w:rPr>
       </w:pPr>
+      <w:bookmarkStart w:id="39" w:name="_Toc9279"/>
       <w:r>
         <w:rPr>
           <w:rFonts w:hint="eastAsia" w:ascii="微软雅黑" w:hAnsi="微软雅黑" w:eastAsia="微软雅黑" w:cs="微软雅黑"/>
@@ -17103,6 +21110,7 @@
         </w:rPr>
         <w:t>8.按照特殊字符进行换行</w:t>
       </w:r>
+      <w:bookmarkEnd w:id="39"/>
     </w:p>
     <w:p>
       <w:pPr>
@@ -17210,7 +21218,7 @@
       <w:pPr>
         <w:numPr>
           <w:ilvl w:val="0"/>
-          <w:numId w:val="19"/>
+          <w:numId w:val="22"/>
         </w:numPr>
         <w:spacing w:before="0" w:beforeAutospacing="1" w:after="0" w:afterAutospacing="1"/>
         <w:ind w:left="720" w:hanging="360"/>
@@ -17267,7 +21275,7 @@
       <w:pPr>
         <w:numPr>
           <w:ilvl w:val="0"/>
-          <w:numId w:val="20"/>
+          <w:numId w:val="23"/>
         </w:numPr>
         <w:spacing w:before="0" w:beforeAutospacing="1" w:after="0" w:afterAutospacing="1"/>
         <w:ind w:left="720" w:hanging="360"/>
@@ -17329,6 +21337,7 @@
           <w:szCs w:val="21"/>
         </w:rPr>
       </w:pPr>
+      <w:bookmarkStart w:id="40" w:name="_Toc29106"/>
       <w:r>
         <w:rPr>
           <w:rFonts w:hint="eastAsia" w:ascii="微软雅黑" w:hAnsi="微软雅黑" w:eastAsia="微软雅黑" w:cs="微软雅黑"/>
@@ -17337,6 +21346,7 @@
         </w:rPr>
         <w:t>9.单表格中填写循环项目经历</w:t>
       </w:r>
+      <w:bookmarkEnd w:id="40"/>
     </w:p>
     <w:p>
       <w:pPr>
@@ -17589,12 +21599,21 @@
           <w:lang w:val="en-US" w:eastAsia="zh-CN"/>
         </w:rPr>
       </w:pPr>
+      <w:bookmarkStart w:id="41" w:name="_Toc7478"/>
       <w:r>
         <w:rPr>
           <w:rFonts w:hint="eastAsia"/>
           <w:lang w:val="en-US" w:eastAsia="zh-CN"/>
         </w:rPr>
-        <w:t xml:space="preserve">八、纯净版占位符  </w:t>
+        <w:t>八、纯净版占位符</w:t>
+      </w:r>
+      <w:bookmarkEnd w:id="41"/>
+      <w:r>
+        <w:rPr>
+          <w:rFonts w:hint="eastAsia"/>
+          <w:lang w:val="en-US" w:eastAsia="zh-CN"/>
+        </w:rPr>
+        <w:t xml:space="preserve">  </w:t>
       </w:r>
     </w:p>
     <w:p>
@@ -18488,8 +22507,6 @@
         </w:rPr>
         <w:t>tr</w:t>
       </w:r>
-      <w:bookmarkStart w:id="0" w:name="_GoBack"/>
-      <w:bookmarkEnd w:id="0"/>
       <w:r>
         <w:rPr>
           <w:rFonts w:hint="eastAsia" w:ascii="仿宋" w:hAnsi="仿宋" w:eastAsia="仿宋" w:cs="仿宋"/>
@@ -20312,8 +24329,10 @@
       </w:pPr>
     </w:p>
     <w:sectPr>
+      <w:footerReference r:id="rId9" w:type="default"/>
       <w:pgSz w:w="11906" w:h="16838"/>
       <w:pgMar w:top="1440" w:right="1800" w:bottom="1440" w:left="1800" w:header="851" w:footer="992" w:gutter="0"/>
+      <w:pgNumType w:fmt="decimal" w:start="1"/>
       <w:cols w:space="425" w:num="1"/>
       <w:docGrid w:type="lines" w:linePitch="312" w:charSpace="0"/>
     </w:sectPr>
@@ -20346,6 +24365,542 @@
 </w:endnotes>
 </file>
 
+<file path=word/footer1.xml><?xml version="1.0" encoding="utf-8"?>
+<w:ftr xmlns:wpc="http://schemas.microsoft.com/office/word/2010/wordprocessingCanvas" xmlns:mc="http://schemas.openxmlformats.org/markup-compatibility/2006" xmlns:o="urn:schemas-microsoft-com:office:office" xmlns:r="http://schemas.openxmlformats.org/officeDocument/2006/relationships" xmlns:m="http://schemas.openxmlformats.org/officeDocument/2006/math" xmlns:v="urn:schemas-microsoft-com:vml" xmlns:wp14="http://schemas.microsoft.com/office/word/2010/wordprocessingDrawing" xmlns:wp="http://schemas.openxmlformats.org/drawingml/2006/wordprocessingDrawing" xmlns:w10="urn:schemas-microsoft-com:office:word" xmlns:w="http://schemas.openxmlformats.org/wordprocessingml/2006/main" xmlns:w14="http://schemas.microsoft.com/office/word/2010/wordml" xmlns:w15="http://schemas.microsoft.com/office/word/2012/wordml" xmlns:wpg="http://schemas.microsoft.com/office/word/2010/wordprocessingGroup" xmlns:wpi="http://schemas.microsoft.com/office/word/2010/wordprocessingInk" xmlns:wne="http://schemas.microsoft.com/office/word/2006/wordml" xmlns:wps="http://schemas.microsoft.com/office/word/2010/wordprocessingShape" xmlns:wpsCustomData="http://www.wps.cn/officeDocument/2013/wpsCustomData" mc:Ignorable="w14 w15 wp14">
+  <w:p>
+    <w:pPr>
+      <w:pStyle w:val="7"/>
+    </w:pPr>
+    <w:r>
+      <w:rPr>
+        <w:sz w:val="18"/>
+      </w:rPr>
+      <mc:AlternateContent>
+        <mc:Choice Requires="wps">
+          <w:drawing>
+            <wp:anchor distT="0" distB="0" distL="114300" distR="114300" simplePos="0" relativeHeight="251659264" behindDoc="0" locked="0" layoutInCell="1" allowOverlap="1">
+              <wp:simplePos x="0" y="0"/>
+              <wp:positionH relativeFrom="margin">
+                <wp:align>center</wp:align>
+              </wp:positionH>
+              <wp:positionV relativeFrom="paragraph">
+                <wp:posOffset>0</wp:posOffset>
+              </wp:positionV>
+              <wp:extent cx="1828800" cy="1828800"/>
+              <wp:effectExtent l="0" t="0" r="0" b="0"/>
+              <wp:wrapNone/>
+              <wp:docPr id="17" name="文本框 17"/>
+              <wp:cNvGraphicFramePr/>
+              <a:graphic xmlns:a="http://schemas.openxmlformats.org/drawingml/2006/main">
+                <a:graphicData uri="http://schemas.microsoft.com/office/word/2010/wordprocessingShape">
+                  <wps:wsp>
+                    <wps:cNvSpPr txBox="1"/>
+                    <wps:spPr>
+                      <a:xfrm>
+                        <a:off x="0" y="0"/>
+                        <a:ext cx="1828800" cy="1828800"/>
+                      </a:xfrm>
+                      <a:prstGeom prst="rect">
+                        <a:avLst/>
+                      </a:prstGeom>
+                      <a:noFill/>
+                      <a:ln w="6350">
+                        <a:noFill/>
+                      </a:ln>
+                      <a:extLst>
+                        <a:ext uri="{909E8E84-426E-40DD-AFC4-6F175D3DCCD1}">
+                          <a14:hiddenFill xmlns:a14="http://schemas.microsoft.com/office/drawing/2010/main">
+                            <a:solidFill>
+                              <a:schemeClr val="lt1"/>
+                            </a:solidFill>
+                          </a14:hiddenFill>
+                        </a:ext>
+                        <a:ext uri="{91240B29-F687-4F45-9708-019B960494DF}">
+                          <a14:hiddenLine xmlns:a14="http://schemas.microsoft.com/office/drawing/2010/main" w="6350">
+                            <a:solidFill>
+                              <a:prstClr val="black"/>
+                            </a:solidFill>
+                          </a14:hiddenLine>
+                        </a:ext>
+                      </a:extLst>
+                    </wps:spPr>
+                    <wps:style>
+                      <a:lnRef idx="0">
+                        <a:schemeClr val="accent1"/>
+                      </a:lnRef>
+                      <a:fillRef idx="0">
+                        <a:schemeClr val="accent1"/>
+                      </a:fillRef>
+                      <a:effectRef idx="0">
+                        <a:schemeClr val="accent1"/>
+                      </a:effectRef>
+                      <a:fontRef idx="minor">
+                        <a:schemeClr val="dk1"/>
+                      </a:fontRef>
+                    </wps:style>
+                    <wps:txbx>
+                      <w:txbxContent>
+                        <w:p>
+                          <w:pPr>
+                            <w:pStyle w:val="7"/>
+                          </w:pPr>
+                          <w:r>
+                            <w:fldChar w:fldCharType="begin"/>
+                          </w:r>
+                          <w:r>
+                            <w:instrText xml:space="preserve"> PAGE  \* MERGEFORMAT </w:instrText>
+                          </w:r>
+                          <w:r>
+                            <w:fldChar w:fldCharType="separate"/>
+                          </w:r>
+                          <w:r>
+                            <w:t>1</w:t>
+                          </w:r>
+                          <w:r>
+                            <w:fldChar w:fldCharType="end"/>
+                          </w:r>
+                        </w:p>
+                      </w:txbxContent>
+                    </wps:txbx>
+                    <wps:bodyPr rot="0" spcFirstLastPara="0" vertOverflow="overflow" horzOverflow="overflow" vert="horz" wrap="none" lIns="0" tIns="0" rIns="0" bIns="0" numCol="1" spcCol="0" rtlCol="0" fromWordArt="0" anchor="t" anchorCtr="0" forceAA="0" upright="0" compatLnSpc="1">
+                      <a:spAutoFit/>
+                    </wps:bodyPr>
+                  </wps:wsp>
+                </a:graphicData>
+              </a:graphic>
+            </wp:anchor>
+          </w:drawing>
+        </mc:Choice>
+        <mc:Fallback>
+          <w:pict>
+            <v:shape id="_x0000_s1026" o:spid="_x0000_s1026" o:spt="202" type="#_x0000_t202" style="position:absolute;left:0pt;margin-top:0pt;height:144pt;width:144pt;mso-position-horizontal:center;mso-position-horizontal-relative:margin;mso-wrap-style:none;z-index:251659264;mso-width-relative:page;mso-height-relative:page;" filled="f" stroked="f" coordsize="21600,21600" o:gfxdata="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">
+              <v:fill on="f" focussize="0,0"/>
+              <v:stroke on="f" weight="0.5pt"/>
+              <v:imagedata o:title=""/>
+              <o:lock v:ext="edit" aspectratio="f"/>
+              <v:textbox inset="0mm,0mm,0mm,0mm" style="mso-fit-shape-to-text:t;">
+                <w:txbxContent>
+                  <w:p>
+                    <w:pPr>
+                      <w:pStyle w:val="7"/>
+                    </w:pPr>
+                    <w:r>
+                      <w:fldChar w:fldCharType="begin"/>
+                    </w:r>
+                    <w:r>
+                      <w:instrText xml:space="preserve"> PAGE  \* MERGEFORMAT </w:instrText>
+                    </w:r>
+                    <w:r>
+                      <w:fldChar w:fldCharType="separate"/>
+                    </w:r>
+                    <w:r>
+                      <w:t>1</w:t>
+                    </w:r>
+                    <w:r>
+                      <w:fldChar w:fldCharType="end"/>
+                    </w:r>
+                  </w:p>
+                </w:txbxContent>
+              </v:textbox>
+            </v:shape>
+          </w:pict>
+        </mc:Fallback>
+      </mc:AlternateContent>
+    </w:r>
+  </w:p>
+</w:ftr>
+</file>
+
+<file path=word/footer2.xml><?xml version="1.0" encoding="utf-8"?>
+<w:ftr xmlns:wpc="http://schemas.microsoft.com/office/word/2010/wordprocessingCanvas" xmlns:mc="http://schemas.openxmlformats.org/markup-compatibility/2006" xmlns:o="urn:schemas-microsoft-com:office:office" xmlns:r="http://schemas.openxmlformats.org/officeDocument/2006/relationships" xmlns:m="http://schemas.openxmlformats.org/officeDocument/2006/math" xmlns:v="urn:schemas-microsoft-com:vml" xmlns:wp14="http://schemas.microsoft.com/office/word/2010/wordprocessingDrawing" xmlns:wp="http://schemas.openxmlformats.org/drawingml/2006/wordprocessingDrawing" xmlns:w10="urn:schemas-microsoft-com:office:word" xmlns:w="http://schemas.openxmlformats.org/wordprocessingml/2006/main" xmlns:w14="http://schemas.microsoft.com/office/word/2010/wordml" xmlns:w15="http://schemas.microsoft.com/office/word/2012/wordml" xmlns:wpg="http://schemas.microsoft.com/office/word/2010/wordprocessingGroup" xmlns:wpi="http://schemas.microsoft.com/office/word/2010/wordprocessingInk" xmlns:wne="http://schemas.microsoft.com/office/word/2006/wordml" xmlns:wps="http://schemas.microsoft.com/office/word/2010/wordprocessingShape" xmlns:wpsCustomData="http://www.wps.cn/officeDocument/2013/wpsCustomData" mc:Ignorable="w14 w15 wp14">
+  <w:p>
+    <w:pPr>
+      <w:pStyle w:val="7"/>
+    </w:pPr>
+    <w:r>
+      <w:rPr>
+        <w:sz w:val="18"/>
+      </w:rPr>
+      <mc:AlternateContent>
+        <mc:Choice Requires="wps">
+          <w:drawing>
+            <wp:anchor distT="0" distB="0" distL="114300" distR="114300" simplePos="0" relativeHeight="251662336" behindDoc="0" locked="0" layoutInCell="1" allowOverlap="1">
+              <wp:simplePos x="0" y="0"/>
+              <wp:positionH relativeFrom="margin">
+                <wp:align>center</wp:align>
+              </wp:positionH>
+              <wp:positionV relativeFrom="paragraph">
+                <wp:posOffset>0</wp:posOffset>
+              </wp:positionV>
+              <wp:extent cx="1828800" cy="1828800"/>
+              <wp:effectExtent l="0" t="0" r="0" b="0"/>
+              <wp:wrapNone/>
+              <wp:docPr id="20" name="文本框 20"/>
+              <wp:cNvGraphicFramePr/>
+              <a:graphic xmlns:a="http://schemas.openxmlformats.org/drawingml/2006/main">
+                <a:graphicData uri="http://schemas.microsoft.com/office/word/2010/wordprocessingShape">
+                  <wps:wsp>
+                    <wps:cNvSpPr txBox="1"/>
+                    <wps:spPr>
+                      <a:xfrm>
+                        <a:off x="0" y="0"/>
+                        <a:ext cx="1828800" cy="1828800"/>
+                      </a:xfrm>
+                      <a:prstGeom prst="rect">
+                        <a:avLst/>
+                      </a:prstGeom>
+                      <a:noFill/>
+                      <a:ln w="6350">
+                        <a:noFill/>
+                      </a:ln>
+                    </wps:spPr>
+                    <wps:style>
+                      <a:lnRef idx="0">
+                        <a:schemeClr val="accent1"/>
+                      </a:lnRef>
+                      <a:fillRef idx="0">
+                        <a:schemeClr val="accent1"/>
+                      </a:fillRef>
+                      <a:effectRef idx="0">
+                        <a:schemeClr val="accent1"/>
+                      </a:effectRef>
+                      <a:fontRef idx="minor">
+                        <a:schemeClr val="dk1"/>
+                      </a:fontRef>
+                    </wps:style>
+                    <wps:txbx>
+                      <w:txbxContent>
+                        <w:p>
+                          <w:pPr>
+                            <w:pStyle w:val="7"/>
+                          </w:pPr>
+                          <w:r>
+                            <w:fldChar w:fldCharType="begin"/>
+                          </w:r>
+                          <w:r>
+                            <w:instrText xml:space="preserve"> PAGE  \* MERGEFORMAT </w:instrText>
+                          </w:r>
+                          <w:r>
+                            <w:fldChar w:fldCharType="separate"/>
+                          </w:r>
+                          <w:r>
+                            <w:t>1</w:t>
+                          </w:r>
+                          <w:r>
+                            <w:fldChar w:fldCharType="end"/>
+                          </w:r>
+                        </w:p>
+                      </w:txbxContent>
+                    </wps:txbx>
+                    <wps:bodyPr rot="0" spcFirstLastPara="0" vertOverflow="overflow" horzOverflow="overflow" vert="horz" wrap="none" lIns="0" tIns="0" rIns="0" bIns="0" numCol="1" spcCol="0" rtlCol="0" fromWordArt="0" anchor="t" anchorCtr="0" forceAA="0" upright="0" compatLnSpc="1">
+                      <a:spAutoFit/>
+                    </wps:bodyPr>
+                  </wps:wsp>
+                </a:graphicData>
+              </a:graphic>
+            </wp:anchor>
+          </w:drawing>
+        </mc:Choice>
+        <mc:Fallback>
+          <w:pict>
+            <v:shape id="_x0000_s1026" o:spid="_x0000_s1026" o:spt="202" type="#_x0000_t202" style="position:absolute;left:0pt;margin-top:0pt;height:144pt;width:144pt;mso-position-horizontal:center;mso-position-horizontal-relative:margin;mso-wrap-style:none;z-index:251662336;mso-width-relative:page;mso-height-relative:page;" filled="f" stroked="f" coordsize="21600,21600" o:gfxdata="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">
+              <v:fill on="f" focussize="0,0"/>
+              <v:stroke on="f" weight="0.5pt"/>
+              <v:imagedata o:title=""/>
+              <o:lock v:ext="edit" aspectratio="f"/>
+              <v:textbox inset="0mm,0mm,0mm,0mm" style="mso-fit-shape-to-text:t;">
+                <w:txbxContent>
+                  <w:p>
+                    <w:pPr>
+                      <w:pStyle w:val="7"/>
+                    </w:pPr>
+                    <w:r>
+                      <w:fldChar w:fldCharType="begin"/>
+                    </w:r>
+                    <w:r>
+                      <w:instrText xml:space="preserve"> PAGE  \* MERGEFORMAT </w:instrText>
+                    </w:r>
+                    <w:r>
+                      <w:fldChar w:fldCharType="separate"/>
+                    </w:r>
+                    <w:r>
+                      <w:t>1</w:t>
+                    </w:r>
+                    <w:r>
+                      <w:fldChar w:fldCharType="end"/>
+                    </w:r>
+                  </w:p>
+                </w:txbxContent>
+              </v:textbox>
+            </v:shape>
+          </w:pict>
+        </mc:Fallback>
+      </mc:AlternateContent>
+    </w:r>
+  </w:p>
+</w:ftr>
+</file>
+
+<file path=word/footer3.xml><?xml version="1.0" encoding="utf-8"?>
+<w:ftr xmlns:wpc="http://schemas.microsoft.com/office/word/2010/wordprocessingCanvas" xmlns:mc="http://schemas.openxmlformats.org/markup-compatibility/2006" xmlns:o="urn:schemas-microsoft-com:office:office" xmlns:r="http://schemas.openxmlformats.org/officeDocument/2006/relationships" xmlns:m="http://schemas.openxmlformats.org/officeDocument/2006/math" xmlns:v="urn:schemas-microsoft-com:vml" xmlns:wp14="http://schemas.microsoft.com/office/word/2010/wordprocessingDrawing" xmlns:wp="http://schemas.openxmlformats.org/drawingml/2006/wordprocessingDrawing" xmlns:w10="urn:schemas-microsoft-com:office:word" xmlns:w="http://schemas.openxmlformats.org/wordprocessingml/2006/main" xmlns:w14="http://schemas.microsoft.com/office/word/2010/wordml" xmlns:w15="http://schemas.microsoft.com/office/word/2012/wordml" xmlns:wpg="http://schemas.microsoft.com/office/word/2010/wordprocessingGroup" xmlns:wpi="http://schemas.microsoft.com/office/word/2010/wordprocessingInk" xmlns:wne="http://schemas.microsoft.com/office/word/2006/wordml" xmlns:wps="http://schemas.microsoft.com/office/word/2010/wordprocessingShape" xmlns:wpsCustomData="http://www.wps.cn/officeDocument/2013/wpsCustomData" mc:Ignorable="w14 w15 wp14">
+  <w:p>
+    <w:pPr>
+      <w:pStyle w:val="7"/>
+    </w:pPr>
+    <w:r>
+      <w:rPr>
+        <w:sz w:val="18"/>
+      </w:rPr>
+      <mc:AlternateContent>
+        <mc:Choice Requires="wps">
+          <w:drawing>
+            <wp:anchor distT="0" distB="0" distL="114300" distR="114300" simplePos="0" relativeHeight="251661312" behindDoc="0" locked="0" layoutInCell="1" allowOverlap="1">
+              <wp:simplePos x="0" y="0"/>
+              <wp:positionH relativeFrom="margin">
+                <wp:align>center</wp:align>
+              </wp:positionH>
+              <wp:positionV relativeFrom="paragraph">
+                <wp:posOffset>0</wp:posOffset>
+              </wp:positionV>
+              <wp:extent cx="1828800" cy="1828800"/>
+              <wp:effectExtent l="0" t="0" r="0" b="0"/>
+              <wp:wrapNone/>
+              <wp:docPr id="19" name="文本框 19"/>
+              <wp:cNvGraphicFramePr/>
+              <a:graphic xmlns:a="http://schemas.openxmlformats.org/drawingml/2006/main">
+                <a:graphicData uri="http://schemas.microsoft.com/office/word/2010/wordprocessingShape">
+                  <wps:wsp>
+                    <wps:cNvSpPr txBox="1"/>
+                    <wps:spPr>
+                      <a:xfrm>
+                        <a:off x="0" y="0"/>
+                        <a:ext cx="1828800" cy="1828800"/>
+                      </a:xfrm>
+                      <a:prstGeom prst="rect">
+                        <a:avLst/>
+                      </a:prstGeom>
+                      <a:noFill/>
+                      <a:ln w="6350">
+                        <a:noFill/>
+                      </a:ln>
+                    </wps:spPr>
+                    <wps:style>
+                      <a:lnRef idx="0">
+                        <a:schemeClr val="accent1"/>
+                      </a:lnRef>
+                      <a:fillRef idx="0">
+                        <a:schemeClr val="accent1"/>
+                      </a:fillRef>
+                      <a:effectRef idx="0">
+                        <a:schemeClr val="accent1"/>
+                      </a:effectRef>
+                      <a:fontRef idx="minor">
+                        <a:schemeClr val="dk1"/>
+                      </a:fontRef>
+                    </wps:style>
+                    <wps:txbx>
+                      <w:txbxContent>
+                        <w:p>
+                          <w:pPr>
+                            <w:pStyle w:val="7"/>
+                          </w:pPr>
+                          <w:r>
+                            <w:fldChar w:fldCharType="begin"/>
+                          </w:r>
+                          <w:r>
+                            <w:instrText xml:space="preserve"> PAGE  \* MERGEFORMAT </w:instrText>
+                          </w:r>
+                          <w:r>
+                            <w:fldChar w:fldCharType="separate"/>
+                          </w:r>
+                          <w:r>
+                            <w:t>1</w:t>
+                          </w:r>
+                          <w:r>
+                            <w:fldChar w:fldCharType="end"/>
+                          </w:r>
+                        </w:p>
+                      </w:txbxContent>
+                    </wps:txbx>
+                    <wps:bodyPr rot="0" spcFirstLastPara="0" vertOverflow="overflow" horzOverflow="overflow" vert="horz" wrap="none" lIns="0" tIns="0" rIns="0" bIns="0" numCol="1" spcCol="0" rtlCol="0" fromWordArt="0" anchor="t" anchorCtr="0" forceAA="0" upright="0" compatLnSpc="1">
+                      <a:spAutoFit/>
+                    </wps:bodyPr>
+                  </wps:wsp>
+                </a:graphicData>
+              </a:graphic>
+            </wp:anchor>
+          </w:drawing>
+        </mc:Choice>
+        <mc:Fallback>
+          <w:pict>
+            <v:shape id="_x0000_s1026" o:spid="_x0000_s1026" o:spt="202" type="#_x0000_t202" style="position:absolute;left:0pt;margin-top:0pt;height:144pt;width:144pt;mso-position-horizontal:center;mso-position-horizontal-relative:margin;mso-wrap-style:none;z-index:251661312;mso-width-relative:page;mso-height-relative:page;" filled="f" stroked="f" coordsize="21600,21600" o:gfxdata="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">
+              <v:fill on="f" focussize="0,0"/>
+              <v:stroke on="f" weight="0.5pt"/>
+              <v:imagedata o:title=""/>
+              <o:lock v:ext="edit" aspectratio="f"/>
+              <v:textbox inset="0mm,0mm,0mm,0mm" style="mso-fit-shape-to-text:t;">
+                <w:txbxContent>
+                  <w:p>
+                    <w:pPr>
+                      <w:pStyle w:val="7"/>
+                    </w:pPr>
+                    <w:r>
+                      <w:fldChar w:fldCharType="begin"/>
+                    </w:r>
+                    <w:r>
+                      <w:instrText xml:space="preserve"> PAGE  \* MERGEFORMAT </w:instrText>
+                    </w:r>
+                    <w:r>
+                      <w:fldChar w:fldCharType="separate"/>
+                    </w:r>
+                    <w:r>
+                      <w:t>1</w:t>
+                    </w:r>
+                    <w:r>
+                      <w:fldChar w:fldCharType="end"/>
+                    </w:r>
+                  </w:p>
+                </w:txbxContent>
+              </v:textbox>
+            </v:shape>
+          </w:pict>
+        </mc:Fallback>
+      </mc:AlternateContent>
+    </w:r>
+  </w:p>
+</w:ftr>
+</file>
+
+<file path=word/footer4.xml><?xml version="1.0" encoding="utf-8"?>
+<w:ftr xmlns:wpc="http://schemas.microsoft.com/office/word/2010/wordprocessingCanvas" xmlns:mc="http://schemas.openxmlformats.org/markup-compatibility/2006" xmlns:o="urn:schemas-microsoft-com:office:office" xmlns:r="http://schemas.openxmlformats.org/officeDocument/2006/relationships" xmlns:m="http://schemas.openxmlformats.org/officeDocument/2006/math" xmlns:v="urn:schemas-microsoft-com:vml" xmlns:wp14="http://schemas.microsoft.com/office/word/2010/wordprocessingDrawing" xmlns:wp="http://schemas.openxmlformats.org/drawingml/2006/wordprocessingDrawing" xmlns:w10="urn:schemas-microsoft-com:office:word" xmlns:w="http://schemas.openxmlformats.org/wordprocessingml/2006/main" xmlns:w14="http://schemas.microsoft.com/office/word/2010/wordml" xmlns:w15="http://schemas.microsoft.com/office/word/2012/wordml" xmlns:wpg="http://schemas.microsoft.com/office/word/2010/wordprocessingGroup" xmlns:wpi="http://schemas.microsoft.com/office/word/2010/wordprocessingInk" xmlns:wne="http://schemas.microsoft.com/office/word/2006/wordml" xmlns:wps="http://schemas.microsoft.com/office/word/2010/wordprocessingShape" xmlns:wpsCustomData="http://www.wps.cn/officeDocument/2013/wpsCustomData" mc:Ignorable="w14 w15 wp14">
+  <w:p>
+    <w:pPr>
+      <w:pStyle w:val="7"/>
+    </w:pPr>
+    <w:r>
+      <w:rPr>
+        <w:sz w:val="18"/>
+      </w:rPr>
+      <mc:AlternateContent>
+        <mc:Choice Requires="wps">
+          <w:drawing>
+            <wp:anchor distT="0" distB="0" distL="114300" distR="114300" simplePos="0" relativeHeight="251660288" behindDoc="0" locked="0" layoutInCell="1" allowOverlap="1">
+              <wp:simplePos x="0" y="0"/>
+              <wp:positionH relativeFrom="margin">
+                <wp:align>center</wp:align>
+              </wp:positionH>
+              <wp:positionV relativeFrom="paragraph">
+                <wp:posOffset>0</wp:posOffset>
+              </wp:positionV>
+              <wp:extent cx="1828800" cy="1828800"/>
+              <wp:effectExtent l="0" t="0" r="0" b="0"/>
+              <wp:wrapNone/>
+              <wp:docPr id="18" name="文本框 18"/>
+              <wp:cNvGraphicFramePr/>
+              <a:graphic xmlns:a="http://schemas.openxmlformats.org/drawingml/2006/main">
+                <a:graphicData uri="http://schemas.microsoft.com/office/word/2010/wordprocessingShape">
+                  <wps:wsp>
+                    <wps:cNvSpPr txBox="1"/>
+                    <wps:spPr>
+                      <a:xfrm>
+                        <a:off x="0" y="0"/>
+                        <a:ext cx="1828800" cy="1828800"/>
+                      </a:xfrm>
+                      <a:prstGeom prst="rect">
+                        <a:avLst/>
+                      </a:prstGeom>
+                      <a:noFill/>
+                      <a:ln w="6350">
+                        <a:noFill/>
+                      </a:ln>
+                    </wps:spPr>
+                    <wps:style>
+                      <a:lnRef idx="0">
+                        <a:schemeClr val="accent1"/>
+                      </a:lnRef>
+                      <a:fillRef idx="0">
+                        <a:schemeClr val="accent1"/>
+                      </a:fillRef>
+                      <a:effectRef idx="0">
+                        <a:schemeClr val="accent1"/>
+                      </a:effectRef>
+                      <a:fontRef idx="minor">
+                        <a:schemeClr val="dk1"/>
+                      </a:fontRef>
+                    </wps:style>
+                    <wps:txbx>
+                      <w:txbxContent>
+                        <w:p>
+                          <w:pPr>
+                            <w:pStyle w:val="7"/>
+                          </w:pPr>
+                          <w:r>
+                            <w:fldChar w:fldCharType="begin"/>
+                          </w:r>
+                          <w:r>
+                            <w:instrText xml:space="preserve"> PAGE  \* MERGEFORMAT </w:instrText>
+                          </w:r>
+                          <w:r>
+                            <w:fldChar w:fldCharType="separate"/>
+                          </w:r>
+                          <w:r>
+                            <w:t>1</w:t>
+                          </w:r>
+                          <w:r>
+                            <w:fldChar w:fldCharType="end"/>
+                          </w:r>
+                        </w:p>
+                      </w:txbxContent>
+                    </wps:txbx>
+                    <wps:bodyPr rot="0" spcFirstLastPara="0" vertOverflow="overflow" horzOverflow="overflow" vert="horz" wrap="none" lIns="0" tIns="0" rIns="0" bIns="0" numCol="1" spcCol="0" rtlCol="0" fromWordArt="0" anchor="t" anchorCtr="0" forceAA="0" upright="0" compatLnSpc="1">
+                      <a:spAutoFit/>
+                    </wps:bodyPr>
+                  </wps:wsp>
+                </a:graphicData>
+              </a:graphic>
+            </wp:anchor>
+          </w:drawing>
+        </mc:Choice>
+        <mc:Fallback>
+          <w:pict>
+            <v:shape id="_x0000_s1026" o:spid="_x0000_s1026" o:spt="202" type="#_x0000_t202" style="position:absolute;left:0pt;margin-top:0pt;height:144pt;width:144pt;mso-position-horizontal:center;mso-position-horizontal-relative:margin;mso-wrap-style:none;z-index:251660288;mso-width-relative:page;mso-height-relative:page;" filled="f" stroked="f" coordsize="21600,21600" o:gfxdata="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">
+              <v:fill on="f" focussize="0,0"/>
+              <v:stroke on="f" weight="0.5pt"/>
+              <v:imagedata o:title=""/>
+              <o:lock v:ext="edit" aspectratio="f"/>
+              <v:textbox inset="0mm,0mm,0mm,0mm" style="mso-fit-shape-to-text:t;">
+                <w:txbxContent>
+                  <w:p>
+                    <w:pPr>
+                      <w:pStyle w:val="7"/>
+                    </w:pPr>
+                    <w:r>
+                      <w:fldChar w:fldCharType="begin"/>
+                    </w:r>
+                    <w:r>
+                      <w:instrText xml:space="preserve"> PAGE  \* MERGEFORMAT </w:instrText>
+                    </w:r>
+                    <w:r>
+                      <w:fldChar w:fldCharType="separate"/>
+                    </w:r>
+                    <w:r>
+                      <w:t>1</w:t>
+                    </w:r>
+                    <w:r>
+                      <w:fldChar w:fldCharType="end"/>
+                    </w:r>
+                  </w:p>
+                </w:txbxContent>
+              </v:textbox>
+            </v:shape>
+          </w:pict>
+        </mc:Fallback>
+      </mc:AlternateContent>
+    </w:r>
+  </w:p>
+</w:ftr>
+</file>
+
 <file path=word/footnotes.xml><?xml version="1.0" encoding="utf-8"?>
 <w:footnotes xmlns:wpc="http://schemas.microsoft.com/office/word/2010/wordprocessingCanvas" xmlns:mc="http://schemas.openxmlformats.org/markup-compatibility/2006" xmlns:o="urn:schemas-microsoft-com:office:office" xmlns:r="http://schemas.openxmlformats.org/officeDocument/2006/relationships" xmlns:m="http://schemas.openxmlformats.org/officeDocument/2006/math" xmlns:v="urn:schemas-microsoft-com:vml" xmlns:wp14="http://schemas.microsoft.com/office/word/2010/wordprocessingDrawing" xmlns:wp="http://schemas.openxmlformats.org/drawingml/2006/wordprocessingDrawing" xmlns:w="http://schemas.openxmlformats.org/wordprocessingml/2006/main" xmlns:w14="http://schemas.microsoft.com/office/word/2010/wordml" xmlns:w15="http://schemas.microsoft.com/office/word/2012/wordml" xmlns:w10="urn:schemas-microsoft-com:office:word" xmlns:wpg="http://schemas.microsoft.com/office/word/2010/wordprocessingGroup" xmlns:wpi="http://schemas.microsoft.com/office/word/2010/wordprocessingInk" xmlns:wne="http://schemas.microsoft.com/office/word/2006/wordml" xmlns:wps="http://schemas.microsoft.com/office/word/2010/wordprocessingShape" xmlns:wpsCustomData="http://www.wps.cn/officeDocument/2013/wpsCustomData" mc:Ignorable="w14 w15 wp14">
   <w:footnote w:type="separator" w:id="0">
@@ -20369,6 +24924,63 @@
     </w:p>
   </w:footnote>
 </w:footnotes>
+</file>
+
+<file path=word/header1.xml><?xml version="1.0" encoding="utf-8"?>
+<w:hdr xmlns:wpc="http://schemas.microsoft.com/office/word/2010/wordprocessingCanvas" xmlns:mc="http://schemas.openxmlformats.org/markup-compatibility/2006" xmlns:o="urn:schemas-microsoft-com:office:office" xmlns:r="http://schemas.openxmlformats.org/officeDocument/2006/relationships" xmlns:m="http://schemas.openxmlformats.org/officeDocument/2006/math" xmlns:v="urn:schemas-microsoft-com:vml" xmlns:wp14="http://schemas.microsoft.com/office/word/2010/wordprocessingDrawing" xmlns:wp="http://schemas.openxmlformats.org/drawingml/2006/wordprocessingDrawing" xmlns:w10="urn:schemas-microsoft-com:office:word" xmlns:w="http://schemas.openxmlformats.org/wordprocessingml/2006/main" xmlns:w14="http://schemas.microsoft.com/office/word/2010/wordml" xmlns:w15="http://schemas.microsoft.com/office/word/2012/wordml" xmlns:wpg="http://schemas.microsoft.com/office/word/2010/wordprocessingGroup" xmlns:wpi="http://schemas.microsoft.com/office/word/2010/wordprocessingInk" xmlns:wne="http://schemas.microsoft.com/office/word/2006/wordml" xmlns:wps="http://schemas.microsoft.com/office/word/2010/wordprocessingShape" xmlns:wpsCustomData="http://www.wps.cn/officeDocument/2013/wpsCustomData" mc:Ignorable="w14 w15 wp14">
+  <w:p>
+    <w:pPr>
+      <w:pStyle w:val="8"/>
+      <w:rPr>
+        <w:rFonts w:hint="eastAsia" w:eastAsiaTheme="minorEastAsia"/>
+        <w:lang w:eastAsia="zh-CN"/>
+      </w:rPr>
+    </w:pPr>
+    <w:r>
+      <w:rPr>
+        <w:rFonts w:hint="eastAsia" w:eastAsiaTheme="minorEastAsia"/>
+        <w:lang w:eastAsia="zh-CN"/>
+      </w:rPr>
+      <w:drawing>
+        <wp:inline distT="0" distB="0" distL="114300" distR="114300">
+          <wp:extent cx="1104900" cy="193675"/>
+          <wp:effectExtent l="0" t="0" r="7620" b="4445"/>
+          <wp:docPr id="16" name="图片 16" descr="全彩中文组合"/>
+          <wp:cNvGraphicFramePr>
+            <a:graphicFrameLocks xmlns:a="http://schemas.openxmlformats.org/drawingml/2006/main" noChangeAspect="1"/>
+          </wp:cNvGraphicFramePr>
+          <a:graphic xmlns:a="http://schemas.openxmlformats.org/drawingml/2006/main">
+            <a:graphicData uri="http://schemas.openxmlformats.org/drawingml/2006/picture">
+              <pic:pic xmlns:pic="http://schemas.openxmlformats.org/drawingml/2006/picture">
+                <pic:nvPicPr>
+                  <pic:cNvPr id="16" name="图片 16" descr="全彩中文组合"/>
+                  <pic:cNvPicPr>
+                    <a:picLocks noChangeAspect="1"/>
+                  </pic:cNvPicPr>
+                </pic:nvPicPr>
+                <pic:blipFill>
+                  <a:blip r:embed="rId1"/>
+                  <a:stretch>
+                    <a:fillRect/>
+                  </a:stretch>
+                </pic:blipFill>
+                <pic:spPr>
+                  <a:xfrm>
+                    <a:off x="0" y="0"/>
+                    <a:ext cx="1104900" cy="193675"/>
+                  </a:xfrm>
+                  <a:prstGeom prst="rect">
+                    <a:avLst/>
+                  </a:prstGeom>
+                </pic:spPr>
+              </pic:pic>
+            </a:graphicData>
+          </a:graphic>
+        </wp:inline>
+      </w:drawing>
+    </w:r>
+  </w:p>
+</w:hdr>
 </file>
 
 <file path=word/numbering.xml><?xml version="1.0" encoding="utf-8"?>
@@ -20425,6 +25037,18 @@
     </w:lvl>
   </w:abstractNum>
   <w:abstractNum w:abstractNumId="3">
+    <w:nsid w:val="B076EF0C"/>
+    <w:multiLevelType w:val="singleLevel"/>
+    <w:tmpl w:val="B076EF0C"/>
+    <w:lvl w:ilvl="0" w:tentative="0">
+      <w:start w:val="1"/>
+      <w:numFmt w:val="decimal"/>
+      <w:suff w:val="nothing"/>
+      <w:lvlText w:val="%1、"/>
+      <w:lvlJc w:val="left"/>
+    </w:lvl>
+  </w:abstractNum>
+  <w:abstractNum w:abstractNumId="4">
     <w:nsid w:val="B2A67A85"/>
     <w:multiLevelType w:val="singleLevel"/>
     <w:tmpl w:val="B2A67A85"/>
@@ -20436,7 +25060,7 @@
       <w:lvlJc w:val="left"/>
     </w:lvl>
   </w:abstractNum>
-  <w:abstractNum w:abstractNumId="4">
+  <w:abstractNum w:abstractNumId="5">
     <w:nsid w:val="BA6903EB"/>
     <w:multiLevelType w:val="singleLevel"/>
     <w:tmpl w:val="BA6903EB"/>
@@ -20454,7 +25078,7 @@
       </w:rPr>
     </w:lvl>
   </w:abstractNum>
-  <w:abstractNum w:abstractNumId="5">
+  <w:abstractNum w:abstractNumId="6">
     <w:nsid w:val="C0759520"/>
     <w:multiLevelType w:val="singleLevel"/>
     <w:tmpl w:val="C0759520"/>
@@ -20472,7 +25096,7 @@
       </w:rPr>
     </w:lvl>
   </w:abstractNum>
-  <w:abstractNum w:abstractNumId="6">
+  <w:abstractNum w:abstractNumId="7">
     <w:nsid w:val="DAF299A7"/>
     <w:multiLevelType w:val="singleLevel"/>
     <w:tmpl w:val="DAF299A7"/>
@@ -20490,7 +25114,7 @@
       </w:rPr>
     </w:lvl>
   </w:abstractNum>
-  <w:abstractNum w:abstractNumId="7">
+  <w:abstractNum w:abstractNumId="8">
     <w:nsid w:val="ED2C2313"/>
     <w:multiLevelType w:val="singleLevel"/>
     <w:tmpl w:val="ED2C2313"/>
@@ -20502,7 +25126,7 @@
       <w:lvlJc w:val="left"/>
     </w:lvl>
   </w:abstractNum>
-  <w:abstractNum w:abstractNumId="8">
+  <w:abstractNum w:abstractNumId="9">
     <w:nsid w:val="1A8E442D"/>
     <w:multiLevelType w:val="singleLevel"/>
     <w:tmpl w:val="1A8E442D"/>
@@ -20519,7 +25143,18 @@
       </w:rPr>
     </w:lvl>
   </w:abstractNum>
-  <w:abstractNum w:abstractNumId="9">
+  <w:abstractNum w:abstractNumId="10">
+    <w:nsid w:val="1D51CE58"/>
+    <w:multiLevelType w:val="singleLevel"/>
+    <w:tmpl w:val="1D51CE58"/>
+    <w:lvl w:ilvl="0" w:tentative="0">
+      <w:start w:val="1"/>
+      <w:numFmt w:val="decimal"/>
+      <w:lvlText w:val="%1."/>
+      <w:lvlJc w:val="left"/>
+    </w:lvl>
+  </w:abstractNum>
+  <w:abstractNum w:abstractNumId="11">
     <w:nsid w:val="32523729"/>
     <w:multiLevelType w:val="singleLevel"/>
     <w:tmpl w:val="32523729"/>
@@ -20536,7 +25171,7 @@
       </w:rPr>
     </w:lvl>
   </w:abstractNum>
-  <w:abstractNum w:abstractNumId="10">
+  <w:abstractNum w:abstractNumId="12">
     <w:nsid w:val="33193C5A"/>
     <w:multiLevelType w:val="singleLevel"/>
     <w:tmpl w:val="33193C5A"/>
@@ -20553,7 +25188,7 @@
       </w:rPr>
     </w:lvl>
   </w:abstractNum>
-  <w:abstractNum w:abstractNumId="11">
+  <w:abstractNum w:abstractNumId="13">
     <w:nsid w:val="356C013D"/>
     <w:multiLevelType w:val="singleLevel"/>
     <w:tmpl w:val="356C013D"/>
@@ -20570,7 +25205,7 @@
       </w:rPr>
     </w:lvl>
   </w:abstractNum>
-  <w:abstractNum w:abstractNumId="12">
+  <w:abstractNum w:abstractNumId="14">
     <w:nsid w:val="37D6FD58"/>
     <w:multiLevelType w:val="singleLevel"/>
     <w:tmpl w:val="37D6FD58"/>
@@ -20587,7 +25222,7 @@
       </w:rPr>
     </w:lvl>
   </w:abstractNum>
-  <w:abstractNum w:abstractNumId="13">
+  <w:abstractNum w:abstractNumId="15">
     <w:nsid w:val="3E20A077"/>
     <w:multiLevelType w:val="singleLevel"/>
     <w:tmpl w:val="3E20A077"/>
@@ -20604,7 +25239,7 @@
       </w:rPr>
     </w:lvl>
   </w:abstractNum>
-  <w:abstractNum w:abstractNumId="14">
+  <w:abstractNum w:abstractNumId="16">
     <w:nsid w:val="4D155A36"/>
     <w:multiLevelType w:val="singleLevel"/>
     <w:tmpl w:val="4D155A36"/>
@@ -20621,7 +25256,7 @@
       </w:rPr>
     </w:lvl>
   </w:abstractNum>
-  <w:abstractNum w:abstractNumId="15">
+  <w:abstractNum w:abstractNumId="17">
     <w:nsid w:val="4E0AEE68"/>
     <w:multiLevelType w:val="singleLevel"/>
     <w:tmpl w:val="4E0AEE68"/>
@@ -20639,7 +25274,7 @@
       </w:rPr>
     </w:lvl>
   </w:abstractNum>
-  <w:abstractNum w:abstractNumId="16">
+  <w:abstractNum w:abstractNumId="18">
     <w:nsid w:val="53FE9F14"/>
     <w:multiLevelType w:val="singleLevel"/>
     <w:tmpl w:val="53FE9F14"/>
@@ -20656,7 +25291,7 @@
       </w:rPr>
     </w:lvl>
   </w:abstractNum>
-  <w:abstractNum w:abstractNumId="17">
+  <w:abstractNum w:abstractNumId="19">
     <w:nsid w:val="5E279406"/>
     <w:multiLevelType w:val="singleLevel"/>
     <w:tmpl w:val="5E279406"/>
@@ -20674,7 +25309,7 @@
       </w:rPr>
     </w:lvl>
   </w:abstractNum>
-  <w:abstractNum w:abstractNumId="18">
+  <w:abstractNum w:abstractNumId="20">
     <w:nsid w:val="6F75C403"/>
     <w:multiLevelType w:val="singleLevel"/>
     <w:tmpl w:val="6F75C403"/>
@@ -20691,7 +25326,7 @@
       </w:rPr>
     </w:lvl>
   </w:abstractNum>
-  <w:abstractNum w:abstractNumId="19">
+  <w:abstractNum w:abstractNumId="21">
     <w:nsid w:val="7205EFEA"/>
     <w:multiLevelType w:val="singleLevel"/>
     <w:tmpl w:val="7205EFEA"/>
@@ -20708,65 +25343,85 @@
       </w:rPr>
     </w:lvl>
   </w:abstractNum>
+  <w:abstractNum w:abstractNumId="22">
+    <w:nsid w:val="75B9FFF1"/>
+    <w:multiLevelType w:val="singleLevel"/>
+    <w:tmpl w:val="75B9FFF1"/>
+    <w:lvl w:ilvl="0" w:tentative="0">
+      <w:start w:val="1"/>
+      <w:numFmt w:val="decimal"/>
+      <w:lvlText w:val="%1."/>
+      <w:lvlJc w:val="left"/>
+    </w:lvl>
+  </w:abstractNum>
   <w:num w:numId="1">
-    <w:abstractNumId w:val="17"/>
+    <w:abstractNumId w:val="19"/>
   </w:num>
   <w:num w:numId="2">
-    <w:abstractNumId w:val="5"/>
+    <w:abstractNumId w:val="6"/>
   </w:num>
   <w:num w:numId="3">
     <w:abstractNumId w:val="2"/>
   </w:num>
   <w:num w:numId="4">
-    <w:abstractNumId w:val="10"/>
+    <w:abstractNumId w:val="12"/>
   </w:num>
   <w:num w:numId="5">
-    <w:abstractNumId w:val="6"/>
+    <w:abstractNumId w:val="7"/>
   </w:num>
   <w:num w:numId="6">
     <w:abstractNumId w:val="1"/>
   </w:num>
   <w:num w:numId="7">
+    <w:abstractNumId w:val="4"/>
+  </w:num>
+  <w:num w:numId="8">
+    <w:abstractNumId w:val="15"/>
+  </w:num>
+  <w:num w:numId="9">
+    <w:abstractNumId w:val="16"/>
+  </w:num>
+  <w:num w:numId="10">
     <w:abstractNumId w:val="3"/>
   </w:num>
-  <w:num w:numId="8">
-    <w:abstractNumId w:val="13"/>
-  </w:num>
-  <w:num w:numId="9">
-    <w:abstractNumId w:val="14"/>
-  </w:num>
-  <w:num w:numId="10">
-    <w:abstractNumId w:val="12"/>
-  </w:num>
   <w:num w:numId="11">
-    <w:abstractNumId w:val="9"/>
+    <w:abstractNumId w:val="10"/>
   </w:num>
   <w:num w:numId="12">
-    <w:abstractNumId w:val="19"/>
+    <w:abstractNumId w:val="22"/>
   </w:num>
   <w:num w:numId="13">
-    <w:abstractNumId w:val="16"/>
+    <w:abstractNumId w:val="14"/>
   </w:num>
   <w:num w:numId="14">
     <w:abstractNumId w:val="11"/>
   </w:num>
   <w:num w:numId="15">
+    <w:abstractNumId w:val="21"/>
+  </w:num>
+  <w:num w:numId="16">
+    <w:abstractNumId w:val="18"/>
+  </w:num>
+  <w:num w:numId="17">
+    <w:abstractNumId w:val="13"/>
+  </w:num>
+  <w:num w:numId="18">
     <w:abstractNumId w:val="0"/>
   </w:num>
-  <w:num w:numId="16">
+  <w:num w:numId="19">
+    <w:abstractNumId w:val="9"/>
+  </w:num>
+  <w:num w:numId="20">
+    <w:abstractNumId w:val="20"/>
+  </w:num>
+  <w:num w:numId="21">
     <w:abstractNumId w:val="8"/>
   </w:num>
-  <w:num w:numId="17">
-    <w:abstractNumId w:val="18"/>
+  <w:num w:numId="22">
+    <w:abstractNumId w:val="5"/>
   </w:num>
-  <w:num w:numId="18">
-    <w:abstractNumId w:val="7"/>
-  </w:num>
-  <w:num w:numId="19">
-    <w:abstractNumId w:val="4"/>
-  </w:num>
-  <w:num w:numId="20">
-    <w:abstractNumId w:val="15"/>
+  <w:num w:numId="23">
+    <w:abstractNumId w:val="17"/>
   </w:num>
 </w:numbering>
 </file>
@@ -21123,13 +25778,13 @@
       <w:sz w:val="28"/>
     </w:rPr>
   </w:style>
-  <w:style w:type="character" w:default="1" w:styleId="8">
+  <w:style w:type="character" w:default="1" w:styleId="13">
     <w:name w:val="Default Paragraph Font"/>
     <w:semiHidden/>
     <w:qFormat/>
     <w:uiPriority w:val="0"/>
   </w:style>
-  <w:style w:type="table" w:default="1" w:styleId="6">
+  <w:style w:type="table" w:default="1" w:styleId="11">
     <w:name w:val="Normal Table"/>
     <w:semiHidden/>
     <w:qFormat/>
@@ -21143,9 +25798,73 @@
       </w:tblCellMar>
     </w:tblPr>
   </w:style>
-  <w:style w:type="table" w:styleId="7">
+  <w:style w:type="paragraph" w:styleId="6">
+    <w:name w:val="toc 3"/>
+    <w:basedOn w:val="1"/>
+    <w:next w:val="1"/>
+    <w:uiPriority w:val="0"/>
+    <w:pPr>
+      <w:ind w:left="840" w:leftChars="400"/>
+    </w:pPr>
+  </w:style>
+  <w:style w:type="paragraph" w:styleId="7">
+    <w:name w:val="footer"/>
+    <w:basedOn w:val="1"/>
+    <w:uiPriority w:val="0"/>
+    <w:pPr>
+      <w:tabs>
+        <w:tab w:val="center" w:pos="4153"/>
+        <w:tab w:val="right" w:pos="8306"/>
+      </w:tabs>
+      <w:snapToGrid w:val="0"/>
+      <w:jc w:val="left"/>
+    </w:pPr>
+    <w:rPr>
+      <w:sz w:val="18"/>
+    </w:rPr>
+  </w:style>
+  <w:style w:type="paragraph" w:styleId="8">
+    <w:name w:val="header"/>
+    <w:basedOn w:val="1"/>
+    <w:uiPriority w:val="0"/>
+    <w:pPr>
+      <w:pBdr>
+        <w:top w:val="none" w:color="auto" w:sz="0" w:space="1"/>
+        <w:left w:val="none" w:color="auto" w:sz="0" w:space="4"/>
+        <w:bottom w:val="none" w:color="auto" w:sz="0" w:space="1"/>
+        <w:right w:val="none" w:color="auto" w:sz="0" w:space="4"/>
+      </w:pBdr>
+      <w:tabs>
+        <w:tab w:val="center" w:pos="4153"/>
+        <w:tab w:val="right" w:pos="8306"/>
+      </w:tabs>
+      <w:snapToGrid w:val="0"/>
+      <w:spacing w:line="240" w:lineRule="auto"/>
+      <w:jc w:val="both"/>
+      <w:outlineLvl w:val="9"/>
+    </w:pPr>
+    <w:rPr>
+      <w:sz w:val="18"/>
+    </w:rPr>
+  </w:style>
+  <w:style w:type="paragraph" w:styleId="9">
+    <w:name w:val="toc 1"/>
+    <w:basedOn w:val="1"/>
+    <w:next w:val="1"/>
+    <w:uiPriority w:val="0"/>
+  </w:style>
+  <w:style w:type="paragraph" w:styleId="10">
+    <w:name w:val="toc 2"/>
+    <w:basedOn w:val="1"/>
+    <w:next w:val="1"/>
+    <w:uiPriority w:val="0"/>
+    <w:pPr>
+      <w:ind w:left="420" w:leftChars="200"/>
+    </w:pPr>
+  </w:style>
+  <w:style w:type="table" w:styleId="12">
     <w:name w:val="Table Grid"/>
-    <w:basedOn w:val="6"/>
+    <w:basedOn w:val="11"/>
     <w:qFormat/>
     <w:uiPriority w:val="0"/>
     <w:pPr>
@@ -21411,4 +26130,25 @@
   </a:themeElements>
   <a:objectDefaults/>
 </a:theme>
+</file>
+
+<file path=customXml/item1.xml><?xml version="1.0" encoding="utf-8"?>
+<s:customData xmlns="http://www.wps.cn/officeDocument/2013/wpsCustomData" xmlns:s="http://www.wps.cn/officeDocument/2013/wpsCustomData">
+  <customSectProps>
+    <customSectPr/>
+    <customSectPr/>
+    <customSectPr/>
+  </customSectProps>
+  <customShpExts>
+    <customShpInfo spid="_x0000_s1026" textRotate="1"/>
+  </customShpExts>
+</s:customData>
+</file>
+
+<file path=customXml/itemProps1.xml><?xml version="1.0" encoding="utf-8"?>
+<ds:datastoreItem xmlns:ds="http://schemas.openxmlformats.org/officeDocument/2006/customXml" ds:itemID="{B1977F7D-205B-4081-913C-38D41E755F92}">
+  <ds:schemaRefs>
+    <ds:schemaRef ds:uri="http://www.wps.cn/officeDocument/2013/wpsCustomData"/>
+  </ds:schemaRefs>
+</ds:datastoreItem>
 </file>
--- a/11-resume_generator/resume_generator_v1/简历生成工具操作手册.docx
+++ b/11-resume_generator/resume_generator_v1/简历生成工具操作手册.docx
@@ -98,7 +98,6 @@
           <w:lang w:val="en-US" w:eastAsia="zh-CN"/>
         </w:rPr>
       </w:pPr>
-      <w:bookmarkStart w:id="42" w:name="_GoBack"/>
       <w:r>
         <w:rPr>
           <w:rFonts w:hint="eastAsia"/>
@@ -111,7 +110,6 @@
         <w:t>长亮科技</w:t>
       </w:r>
     </w:p>
-    <w:bookmarkEnd w:id="42"/>
     <w:p>
       <w:pPr>
         <w:rPr>
@@ -216,7 +214,7 @@
     </w:p>
     <w:tbl>
       <w:tblPr>
-        <w:tblStyle w:val="12"/>
+        <w:tblStyle w:val="13"/>
         <w:tblW w:w="0" w:type="auto"/>
         <w:tblInd w:w="0" w:type="dxa"/>
         <w:tblBorders>
@@ -869,7 +867,7 @@
         </w:p>
         <w:p>
           <w:pPr>
-            <w:pStyle w:val="9"/>
+            <w:pStyle w:val="10"/>
             <w:tabs>
               <w:tab w:val="right" w:leader="dot" w:pos="8306"/>
             </w:tabs>
@@ -940,6 +938,400 @@
           </w:r>
           <w:r>
             <w:t>5</w:t>
+          </w:r>
+          <w:r>
+            <w:fldChar w:fldCharType="end"/>
+          </w:r>
+          <w:r>
+            <w:rPr>
+              <w:rFonts w:hint="eastAsia"/>
+              <w:lang w:val="en-US" w:eastAsia="zh-CN"/>
+            </w:rPr>
+            <w:fldChar w:fldCharType="end"/>
+          </w:r>
+        </w:p>
+        <w:p>
+          <w:pPr>
+            <w:pStyle w:val="11"/>
+            <w:tabs>
+              <w:tab w:val="right" w:leader="dot" w:pos="8306"/>
+            </w:tabs>
+          </w:pPr>
+          <w:r>
+            <w:rPr>
+              <w:rFonts w:hint="eastAsia"/>
+              <w:lang w:val="en-US" w:eastAsia="zh-CN"/>
+            </w:rPr>
+            <w:fldChar w:fldCharType="begin"/>
+          </w:r>
+          <w:r>
+            <w:rPr>
+              <w:rFonts w:hint="eastAsia"/>
+              <w:lang w:val="en-US" w:eastAsia="zh-CN"/>
+            </w:rPr>
+            <w:instrText xml:space="preserve"> HYPERLINK \l _Toc28655 </w:instrText>
+          </w:r>
+          <w:r>
+            <w:rPr>
+              <w:rFonts w:hint="eastAsia"/>
+              <w:lang w:val="en-US" w:eastAsia="zh-CN"/>
+            </w:rPr>
+            <w:fldChar w:fldCharType="separate"/>
+          </w:r>
+          <w:r>
+            <w:rPr>
+              <w:rFonts w:hint="eastAsia"/>
+              <w:lang w:val="en-US" w:eastAsia="zh-CN"/>
+            </w:rPr>
+            <w:t xml:space="preserve">1.1 </w:t>
+          </w:r>
+          <w:r>
+            <w:t>主要功能</w:t>
+          </w:r>
+          <w:r>
+            <w:tab/>
+          </w:r>
+          <w:r>
+            <w:fldChar w:fldCharType="begin"/>
+          </w:r>
+          <w:r>
+            <w:instrText xml:space="preserve"> PAGEREF _Toc28655 \h </w:instrText>
+          </w:r>
+          <w:r>
+            <w:fldChar w:fldCharType="separate"/>
+          </w:r>
+          <w:r>
+            <w:t>5</w:t>
+          </w:r>
+          <w:r>
+            <w:fldChar w:fldCharType="end"/>
+          </w:r>
+          <w:r>
+            <w:rPr>
+              <w:rFonts w:hint="eastAsia"/>
+              <w:lang w:val="en-US" w:eastAsia="zh-CN"/>
+            </w:rPr>
+            <w:fldChar w:fldCharType="end"/>
+          </w:r>
+        </w:p>
+        <w:p>
+          <w:pPr>
+            <w:pStyle w:val="11"/>
+            <w:tabs>
+              <w:tab w:val="right" w:leader="dot" w:pos="8306"/>
+            </w:tabs>
+          </w:pPr>
+          <w:r>
+            <w:rPr>
+              <w:rFonts w:hint="eastAsia"/>
+              <w:lang w:val="en-US" w:eastAsia="zh-CN"/>
+            </w:rPr>
+            <w:fldChar w:fldCharType="begin"/>
+          </w:r>
+          <w:r>
+            <w:rPr>
+              <w:rFonts w:hint="eastAsia"/>
+              <w:lang w:val="en-US" w:eastAsia="zh-CN"/>
+            </w:rPr>
+            <w:instrText xml:space="preserve"> HYPERLINK \l _Toc31231 </w:instrText>
+          </w:r>
+          <w:r>
+            <w:rPr>
+              <w:rFonts w:hint="eastAsia"/>
+              <w:lang w:val="en-US" w:eastAsia="zh-CN"/>
+            </w:rPr>
+            <w:fldChar w:fldCharType="separate"/>
+          </w:r>
+          <w:r>
+            <w:rPr>
+              <w:rFonts w:hint="eastAsia"/>
+              <w:lang w:val="en-US" w:eastAsia="zh-CN"/>
+            </w:rPr>
+            <w:t xml:space="preserve">1.2 </w:t>
+          </w:r>
+          <w:r>
+            <w:t>系统要求</w:t>
+          </w:r>
+          <w:r>
+            <w:tab/>
+          </w:r>
+          <w:r>
+            <w:fldChar w:fldCharType="begin"/>
+          </w:r>
+          <w:r>
+            <w:instrText xml:space="preserve"> PAGEREF _Toc31231 \h </w:instrText>
+          </w:r>
+          <w:r>
+            <w:fldChar w:fldCharType="separate"/>
+          </w:r>
+          <w:r>
+            <w:t>5</w:t>
+          </w:r>
+          <w:r>
+            <w:fldChar w:fldCharType="end"/>
+          </w:r>
+          <w:r>
+            <w:rPr>
+              <w:rFonts w:hint="eastAsia"/>
+              <w:lang w:val="en-US" w:eastAsia="zh-CN"/>
+            </w:rPr>
+            <w:fldChar w:fldCharType="end"/>
+          </w:r>
+        </w:p>
+        <w:p>
+          <w:pPr>
+            <w:pStyle w:val="11"/>
+            <w:tabs>
+              <w:tab w:val="right" w:leader="dot" w:pos="8306"/>
+            </w:tabs>
+          </w:pPr>
+          <w:r>
+            <w:rPr>
+              <w:rFonts w:hint="eastAsia"/>
+              <w:lang w:val="en-US" w:eastAsia="zh-CN"/>
+            </w:rPr>
+            <w:fldChar w:fldCharType="begin"/>
+          </w:r>
+          <w:r>
+            <w:rPr>
+              <w:rFonts w:hint="eastAsia"/>
+              <w:lang w:val="en-US" w:eastAsia="zh-CN"/>
+            </w:rPr>
+            <w:instrText xml:space="preserve"> HYPERLINK \l _Toc3537 </w:instrText>
+          </w:r>
+          <w:r>
+            <w:rPr>
+              <w:rFonts w:hint="eastAsia"/>
+              <w:lang w:val="en-US" w:eastAsia="zh-CN"/>
+            </w:rPr>
+            <w:fldChar w:fldCharType="separate"/>
+          </w:r>
+          <w:r>
+            <w:rPr>
+              <w:rFonts w:hint="eastAsia"/>
+              <w:lang w:val="en-US" w:eastAsia="zh-CN"/>
+            </w:rPr>
+            <w:t xml:space="preserve">1.3 </w:t>
+          </w:r>
+          <w:r>
+            <w:t>安装说明</w:t>
+          </w:r>
+          <w:r>
+            <w:tab/>
+          </w:r>
+          <w:r>
+            <w:fldChar w:fldCharType="begin"/>
+          </w:r>
+          <w:r>
+            <w:instrText xml:space="preserve"> PAGEREF _Toc3537 \h </w:instrText>
+          </w:r>
+          <w:r>
+            <w:fldChar w:fldCharType="separate"/>
+          </w:r>
+          <w:r>
+            <w:t>5</w:t>
+          </w:r>
+          <w:r>
+            <w:fldChar w:fldCharType="end"/>
+          </w:r>
+          <w:r>
+            <w:rPr>
+              <w:rFonts w:hint="eastAsia"/>
+              <w:lang w:val="en-US" w:eastAsia="zh-CN"/>
+            </w:rPr>
+            <w:fldChar w:fldCharType="end"/>
+          </w:r>
+        </w:p>
+        <w:p>
+          <w:pPr>
+            <w:pStyle w:val="11"/>
+            <w:tabs>
+              <w:tab w:val="right" w:leader="dot" w:pos="8306"/>
+            </w:tabs>
+          </w:pPr>
+          <w:r>
+            <w:rPr>
+              <w:rFonts w:hint="eastAsia"/>
+              <w:lang w:val="en-US" w:eastAsia="zh-CN"/>
+            </w:rPr>
+            <w:fldChar w:fldCharType="begin"/>
+          </w:r>
+          <w:r>
+            <w:rPr>
+              <w:rFonts w:hint="eastAsia"/>
+              <w:lang w:val="en-US" w:eastAsia="zh-CN"/>
+            </w:rPr>
+            <w:instrText xml:space="preserve"> HYPERLINK \l _Toc32199 </w:instrText>
+          </w:r>
+          <w:r>
+            <w:rPr>
+              <w:rFonts w:hint="eastAsia"/>
+              <w:lang w:val="en-US" w:eastAsia="zh-CN"/>
+            </w:rPr>
+            <w:fldChar w:fldCharType="separate"/>
+          </w:r>
+          <w:r>
+            <w:rPr>
+              <w:rFonts w:hint="eastAsia"/>
+              <w:lang w:val="en-US" w:eastAsia="zh-CN"/>
+            </w:rPr>
+            <w:t xml:space="preserve">1.4 </w:t>
+          </w:r>
+          <w:r>
+            <w:t>项目</w:t>
+          </w:r>
+          <w:r>
+            <w:rPr>
+              <w:rFonts w:hint="eastAsia"/>
+              <w:lang w:val="en-US" w:eastAsia="zh-CN"/>
+            </w:rPr>
+            <w:t>源代码目录</w:t>
+          </w:r>
+          <w:r>
+            <w:t>结构</w:t>
+          </w:r>
+          <w:r>
+            <w:tab/>
+          </w:r>
+          <w:r>
+            <w:fldChar w:fldCharType="begin"/>
+          </w:r>
+          <w:r>
+            <w:instrText xml:space="preserve"> PAGEREF _Toc32199 \h </w:instrText>
+          </w:r>
+          <w:r>
+            <w:fldChar w:fldCharType="separate"/>
+          </w:r>
+          <w:r>
+            <w:t>6</w:t>
+          </w:r>
+          <w:r>
+            <w:fldChar w:fldCharType="end"/>
+          </w:r>
+          <w:r>
+            <w:rPr>
+              <w:rFonts w:hint="eastAsia"/>
+              <w:lang w:val="en-US" w:eastAsia="zh-CN"/>
+            </w:rPr>
+            <w:fldChar w:fldCharType="end"/>
+          </w:r>
+        </w:p>
+        <w:p>
+          <w:pPr>
+            <w:pStyle w:val="11"/>
+            <w:tabs>
+              <w:tab w:val="right" w:leader="dot" w:pos="8306"/>
+            </w:tabs>
+          </w:pPr>
+          <w:r>
+            <w:rPr>
+              <w:rFonts w:hint="eastAsia"/>
+              <w:lang w:val="en-US" w:eastAsia="zh-CN"/>
+            </w:rPr>
+            <w:fldChar w:fldCharType="begin"/>
+          </w:r>
+          <w:r>
+            <w:rPr>
+              <w:rFonts w:hint="eastAsia"/>
+              <w:lang w:val="en-US" w:eastAsia="zh-CN"/>
+            </w:rPr>
+            <w:instrText xml:space="preserve"> HYPERLINK \l _Toc10067 </w:instrText>
+          </w:r>
+          <w:r>
+            <w:rPr>
+              <w:rFonts w:hint="eastAsia"/>
+              <w:lang w:val="en-US" w:eastAsia="zh-CN"/>
+            </w:rPr>
+            <w:fldChar w:fldCharType="separate"/>
+          </w:r>
+          <w:r>
+            <w:rPr>
+              <w:rFonts w:hint="eastAsia"/>
+              <w:lang w:val="en-US" w:eastAsia="zh-CN"/>
+            </w:rPr>
+            <w:t xml:space="preserve">1.5 </w:t>
+          </w:r>
+          <w:r>
+            <w:t>主界面功能说明</w:t>
+          </w:r>
+          <w:r>
+            <w:tab/>
+          </w:r>
+          <w:r>
+            <w:fldChar w:fldCharType="begin"/>
+          </w:r>
+          <w:r>
+            <w:instrText xml:space="preserve"> PAGEREF _Toc10067 \h </w:instrText>
+          </w:r>
+          <w:r>
+            <w:fldChar w:fldCharType="separate"/>
+          </w:r>
+          <w:r>
+            <w:t>6</w:t>
+          </w:r>
+          <w:r>
+            <w:fldChar w:fldCharType="end"/>
+          </w:r>
+          <w:r>
+            <w:rPr>
+              <w:rFonts w:hint="eastAsia"/>
+              <w:lang w:val="en-US" w:eastAsia="zh-CN"/>
+            </w:rPr>
+            <w:fldChar w:fldCharType="end"/>
+          </w:r>
+        </w:p>
+        <w:p>
+          <w:pPr>
+            <w:pStyle w:val="11"/>
+            <w:tabs>
+              <w:tab w:val="right" w:leader="dot" w:pos="8306"/>
+            </w:tabs>
+          </w:pPr>
+          <w:r>
+            <w:rPr>
+              <w:rFonts w:hint="eastAsia"/>
+              <w:lang w:val="en-US" w:eastAsia="zh-CN"/>
+            </w:rPr>
+            <w:fldChar w:fldCharType="begin"/>
+          </w:r>
+          <w:r>
+            <w:rPr>
+              <w:rFonts w:hint="eastAsia"/>
+              <w:lang w:val="en-US" w:eastAsia="zh-CN"/>
+            </w:rPr>
+            <w:instrText xml:space="preserve"> HYPERLINK \l _Toc2900 </w:instrText>
+          </w:r>
+          <w:r>
+            <w:rPr>
+              <w:rFonts w:hint="eastAsia"/>
+              <w:lang w:val="en-US" w:eastAsia="zh-CN"/>
+            </w:rPr>
+            <w:fldChar w:fldCharType="separate"/>
+          </w:r>
+          <w:r>
+            <w:rPr>
+              <w:rFonts w:hint="eastAsia"/>
+              <w:lang w:val="en-US" w:eastAsia="zh-CN"/>
+            </w:rPr>
+            <w:t xml:space="preserve">1.6 </w:t>
+          </w:r>
+          <w:r>
+            <w:t>菜单栏功能</w:t>
+          </w:r>
+          <w:r>
+            <w:tab/>
+          </w:r>
+          <w:r>
+            <w:fldChar w:fldCharType="begin"/>
+          </w:r>
+          <w:r>
+            <w:instrText xml:space="preserve"> PAGEREF _Toc2900 \h </w:instrText>
+          </w:r>
+          <w:r>
+            <w:fldChar w:fldCharType="separate"/>
+          </w:r>
+          <w:r>
+            <w:t>7</w:t>
           </w:r>
           <w:r>
             <w:fldChar w:fldCharType="end"/>
@@ -971,7 +1363,7 @@
               <w:rFonts w:hint="eastAsia"/>
               <w:lang w:val="en-US" w:eastAsia="zh-CN"/>
             </w:rPr>
-            <w:instrText xml:space="preserve"> HYPERLINK \l _Toc28655 </w:instrText>
+            <w:instrText xml:space="preserve"> HYPERLINK \l _Toc5780 </w:instrText>
           </w:r>
           <w:r>
             <w:rPr>
@@ -985,10 +1377,10 @@
               <w:rFonts w:hint="eastAsia"/>
               <w:lang w:val="en-US" w:eastAsia="zh-CN"/>
             </w:rPr>
-            <w:t xml:space="preserve">1.1 </w:t>
-          </w:r>
-          <w:r>
-            <w:t>主要功能</w:t>
+            <w:t>二、</w:t>
+          </w:r>
+          <w:r>
+            <w:t>详细操作指南</w:t>
           </w:r>
           <w:r>
             <w:tab/>
@@ -997,13 +1389,719 @@
             <w:fldChar w:fldCharType="begin"/>
           </w:r>
           <w:r>
-            <w:instrText xml:space="preserve"> PAGEREF _Toc28655 \h </w:instrText>
+            <w:instrText xml:space="preserve"> PAGEREF _Toc5780 \h </w:instrText>
           </w:r>
           <w:r>
             <w:fldChar w:fldCharType="separate"/>
           </w:r>
           <w:r>
-            <w:t>5</w:t>
+            <w:t>8</w:t>
+          </w:r>
+          <w:r>
+            <w:fldChar w:fldCharType="end"/>
+          </w:r>
+          <w:r>
+            <w:rPr>
+              <w:rFonts w:hint="eastAsia"/>
+              <w:lang w:val="en-US" w:eastAsia="zh-CN"/>
+            </w:rPr>
+            <w:fldChar w:fldCharType="end"/>
+          </w:r>
+        </w:p>
+        <w:p>
+          <w:pPr>
+            <w:pStyle w:val="11"/>
+            <w:tabs>
+              <w:tab w:val="right" w:leader="dot" w:pos="8306"/>
+            </w:tabs>
+          </w:pPr>
+          <w:r>
+            <w:rPr>
+              <w:rFonts w:hint="eastAsia"/>
+              <w:lang w:val="en-US" w:eastAsia="zh-CN"/>
+            </w:rPr>
+            <w:fldChar w:fldCharType="begin"/>
+          </w:r>
+          <w:r>
+            <w:rPr>
+              <w:rFonts w:hint="eastAsia"/>
+              <w:lang w:val="en-US" w:eastAsia="zh-CN"/>
+            </w:rPr>
+            <w:instrText xml:space="preserve"> HYPERLINK \l _Toc893 </w:instrText>
+          </w:r>
+          <w:r>
+            <w:rPr>
+              <w:rFonts w:hint="eastAsia"/>
+              <w:lang w:val="en-US" w:eastAsia="zh-CN"/>
+            </w:rPr>
+            <w:fldChar w:fldCharType="separate"/>
+          </w:r>
+          <w:r>
+            <w:t>1. 技术人员信息解析</w:t>
+          </w:r>
+          <w:r>
+            <w:tab/>
+          </w:r>
+          <w:r>
+            <w:fldChar w:fldCharType="begin"/>
+          </w:r>
+          <w:r>
+            <w:instrText xml:space="preserve"> PAGEREF _Toc893 \h </w:instrText>
+          </w:r>
+          <w:r>
+            <w:fldChar w:fldCharType="separate"/>
+          </w:r>
+          <w:r>
+            <w:t>8</w:t>
+          </w:r>
+          <w:r>
+            <w:fldChar w:fldCharType="end"/>
+          </w:r>
+          <w:r>
+            <w:rPr>
+              <w:rFonts w:hint="eastAsia"/>
+              <w:lang w:val="en-US" w:eastAsia="zh-CN"/>
+            </w:rPr>
+            <w:fldChar w:fldCharType="end"/>
+          </w:r>
+        </w:p>
+        <w:p>
+          <w:pPr>
+            <w:pStyle w:val="11"/>
+            <w:tabs>
+              <w:tab w:val="right" w:leader="dot" w:pos="8306"/>
+            </w:tabs>
+          </w:pPr>
+          <w:r>
+            <w:rPr>
+              <w:rFonts w:hint="eastAsia"/>
+              <w:lang w:val="en-US" w:eastAsia="zh-CN"/>
+            </w:rPr>
+            <w:fldChar w:fldCharType="begin"/>
+          </w:r>
+          <w:r>
+            <w:rPr>
+              <w:rFonts w:hint="eastAsia"/>
+              <w:lang w:val="en-US" w:eastAsia="zh-CN"/>
+            </w:rPr>
+            <w:instrText xml:space="preserve"> HYPERLINK \l _Toc13174 </w:instrText>
+          </w:r>
+          <w:r>
+            <w:rPr>
+              <w:rFonts w:hint="eastAsia"/>
+              <w:lang w:val="en-US" w:eastAsia="zh-CN"/>
+            </w:rPr>
+            <w:fldChar w:fldCharType="separate"/>
+          </w:r>
+          <w:r>
+            <w:t>2. 简历文件解析入库</w:t>
+          </w:r>
+          <w:r>
+            <w:tab/>
+          </w:r>
+          <w:r>
+            <w:fldChar w:fldCharType="begin"/>
+          </w:r>
+          <w:r>
+            <w:instrText xml:space="preserve"> PAGEREF _Toc13174 \h </w:instrText>
+          </w:r>
+          <w:r>
+            <w:fldChar w:fldCharType="separate"/>
+          </w:r>
+          <w:r>
+            <w:t>8</w:t>
+          </w:r>
+          <w:r>
+            <w:fldChar w:fldCharType="end"/>
+          </w:r>
+          <w:r>
+            <w:rPr>
+              <w:rFonts w:hint="eastAsia"/>
+              <w:lang w:val="en-US" w:eastAsia="zh-CN"/>
+            </w:rPr>
+            <w:fldChar w:fldCharType="end"/>
+          </w:r>
+        </w:p>
+        <w:p>
+          <w:pPr>
+            <w:pStyle w:val="11"/>
+            <w:tabs>
+              <w:tab w:val="right" w:leader="dot" w:pos="8306"/>
+            </w:tabs>
+          </w:pPr>
+          <w:r>
+            <w:rPr>
+              <w:rFonts w:hint="eastAsia"/>
+              <w:lang w:val="en-US" w:eastAsia="zh-CN"/>
+            </w:rPr>
+            <w:fldChar w:fldCharType="begin"/>
+          </w:r>
+          <w:r>
+            <w:rPr>
+              <w:rFonts w:hint="eastAsia"/>
+              <w:lang w:val="en-US" w:eastAsia="zh-CN"/>
+            </w:rPr>
+            <w:instrText xml:space="preserve"> HYPERLINK \l _Toc5979 </w:instrText>
+          </w:r>
+          <w:r>
+            <w:rPr>
+              <w:rFonts w:hint="eastAsia"/>
+              <w:lang w:val="en-US" w:eastAsia="zh-CN"/>
+            </w:rPr>
+            <w:fldChar w:fldCharType="separate"/>
+          </w:r>
+          <w:r>
+            <w:t xml:space="preserve">3. </w:t>
+          </w:r>
+          <w:r>
+            <w:rPr>
+              <w:rFonts w:hint="eastAsia"/>
+              <w:lang w:val="en-US" w:eastAsia="zh-CN"/>
+            </w:rPr>
+            <w:t>文件处理</w:t>
+          </w:r>
+          <w:r>
+            <w:t>功能</w:t>
+          </w:r>
+          <w:r>
+            <w:tab/>
+          </w:r>
+          <w:r>
+            <w:fldChar w:fldCharType="begin"/>
+          </w:r>
+          <w:r>
+            <w:instrText xml:space="preserve"> PAGEREF _Toc5979 \h </w:instrText>
+          </w:r>
+          <w:r>
+            <w:fldChar w:fldCharType="separate"/>
+          </w:r>
+          <w:r>
+            <w:t>8</w:t>
+          </w:r>
+          <w:r>
+            <w:fldChar w:fldCharType="end"/>
+          </w:r>
+          <w:r>
+            <w:rPr>
+              <w:rFonts w:hint="eastAsia"/>
+              <w:lang w:val="en-US" w:eastAsia="zh-CN"/>
+            </w:rPr>
+            <w:fldChar w:fldCharType="end"/>
+          </w:r>
+        </w:p>
+        <w:p>
+          <w:pPr>
+            <w:pStyle w:val="7"/>
+            <w:tabs>
+              <w:tab w:val="right" w:leader="dot" w:pos="8306"/>
+            </w:tabs>
+          </w:pPr>
+          <w:r>
+            <w:rPr>
+              <w:rFonts w:hint="eastAsia"/>
+              <w:lang w:val="en-US" w:eastAsia="zh-CN"/>
+            </w:rPr>
+            <w:fldChar w:fldCharType="begin"/>
+          </w:r>
+          <w:r>
+            <w:rPr>
+              <w:rFonts w:hint="eastAsia"/>
+              <w:lang w:val="en-US" w:eastAsia="zh-CN"/>
+            </w:rPr>
+            <w:instrText xml:space="preserve"> HYPERLINK \l _Toc18540 </w:instrText>
+          </w:r>
+          <w:r>
+            <w:rPr>
+              <w:rFonts w:hint="eastAsia"/>
+              <w:lang w:val="en-US" w:eastAsia="zh-CN"/>
+            </w:rPr>
+            <w:fldChar w:fldCharType="separate"/>
+          </w:r>
+          <w:r>
+            <w:rPr>
+              <w:rFonts w:hint="eastAsia"/>
+              <w:lang w:val="en-US" w:eastAsia="zh-CN"/>
+            </w:rPr>
+            <w:t>3.1 文件预处理</w:t>
+          </w:r>
+          <w:r>
+            <w:tab/>
+          </w:r>
+          <w:r>
+            <w:fldChar w:fldCharType="begin"/>
+          </w:r>
+          <w:r>
+            <w:instrText xml:space="preserve"> PAGEREF _Toc18540 \h </w:instrText>
+          </w:r>
+          <w:r>
+            <w:fldChar w:fldCharType="separate"/>
+          </w:r>
+          <w:r>
+            <w:t>8</w:t>
+          </w:r>
+          <w:r>
+            <w:fldChar w:fldCharType="end"/>
+          </w:r>
+          <w:r>
+            <w:rPr>
+              <w:rFonts w:hint="eastAsia"/>
+              <w:lang w:val="en-US" w:eastAsia="zh-CN"/>
+            </w:rPr>
+            <w:fldChar w:fldCharType="end"/>
+          </w:r>
+        </w:p>
+        <w:p>
+          <w:pPr>
+            <w:pStyle w:val="7"/>
+            <w:tabs>
+              <w:tab w:val="right" w:leader="dot" w:pos="8306"/>
+            </w:tabs>
+          </w:pPr>
+          <w:r>
+            <w:rPr>
+              <w:rFonts w:hint="eastAsia"/>
+              <w:lang w:val="en-US" w:eastAsia="zh-CN"/>
+            </w:rPr>
+            <w:fldChar w:fldCharType="begin"/>
+          </w:r>
+          <w:r>
+            <w:rPr>
+              <w:rFonts w:hint="eastAsia"/>
+              <w:lang w:val="en-US" w:eastAsia="zh-CN"/>
+            </w:rPr>
+            <w:instrText xml:space="preserve"> HYPERLINK \l _Toc13931 </w:instrText>
+          </w:r>
+          <w:r>
+            <w:rPr>
+              <w:rFonts w:hint="eastAsia"/>
+              <w:lang w:val="en-US" w:eastAsia="zh-CN"/>
+            </w:rPr>
+            <w:fldChar w:fldCharType="separate"/>
+          </w:r>
+          <w:r>
+            <w:rPr>
+              <w:rFonts w:hint="eastAsia"/>
+              <w:lang w:val="en-US" w:eastAsia="zh-CN"/>
+            </w:rPr>
+            <w:t>3.2 文件合并与删除</w:t>
+          </w:r>
+          <w:r>
+            <w:tab/>
+          </w:r>
+          <w:r>
+            <w:fldChar w:fldCharType="begin"/>
+          </w:r>
+          <w:r>
+            <w:instrText xml:space="preserve"> PAGEREF _Toc13931 \h </w:instrText>
+          </w:r>
+          <w:r>
+            <w:fldChar w:fldCharType="separate"/>
+          </w:r>
+          <w:r>
+            <w:t>9</w:t>
+          </w:r>
+          <w:r>
+            <w:fldChar w:fldCharType="end"/>
+          </w:r>
+          <w:r>
+            <w:rPr>
+              <w:rFonts w:hint="eastAsia"/>
+              <w:lang w:val="en-US" w:eastAsia="zh-CN"/>
+            </w:rPr>
+            <w:fldChar w:fldCharType="end"/>
+          </w:r>
+        </w:p>
+        <w:p>
+          <w:pPr>
+            <w:pStyle w:val="11"/>
+            <w:tabs>
+              <w:tab w:val="right" w:leader="dot" w:pos="8306"/>
+            </w:tabs>
+          </w:pPr>
+          <w:r>
+            <w:rPr>
+              <w:rFonts w:hint="eastAsia"/>
+              <w:lang w:val="en-US" w:eastAsia="zh-CN"/>
+            </w:rPr>
+            <w:fldChar w:fldCharType="begin"/>
+          </w:r>
+          <w:r>
+            <w:rPr>
+              <w:rFonts w:hint="eastAsia"/>
+              <w:lang w:val="en-US" w:eastAsia="zh-CN"/>
+            </w:rPr>
+            <w:instrText xml:space="preserve"> HYPERLINK \l _Toc25224 </w:instrText>
+          </w:r>
+          <w:r>
+            <w:rPr>
+              <w:rFonts w:hint="eastAsia"/>
+              <w:lang w:val="en-US" w:eastAsia="zh-CN"/>
+            </w:rPr>
+            <w:fldChar w:fldCharType="separate"/>
+          </w:r>
+          <w:r>
+            <w:t>4. 简历生成</w:t>
+          </w:r>
+          <w:r>
+            <w:tab/>
+          </w:r>
+          <w:r>
+            <w:fldChar w:fldCharType="begin"/>
+          </w:r>
+          <w:r>
+            <w:instrText xml:space="preserve"> PAGEREF _Toc25224 \h </w:instrText>
+          </w:r>
+          <w:r>
+            <w:fldChar w:fldCharType="separate"/>
+          </w:r>
+          <w:r>
+            <w:t>11</w:t>
+          </w:r>
+          <w:r>
+            <w:fldChar w:fldCharType="end"/>
+          </w:r>
+          <w:r>
+            <w:rPr>
+              <w:rFonts w:hint="eastAsia"/>
+              <w:lang w:val="en-US" w:eastAsia="zh-CN"/>
+            </w:rPr>
+            <w:fldChar w:fldCharType="end"/>
+          </w:r>
+        </w:p>
+        <w:p>
+          <w:pPr>
+            <w:pStyle w:val="7"/>
+            <w:tabs>
+              <w:tab w:val="right" w:leader="dot" w:pos="8306"/>
+            </w:tabs>
+          </w:pPr>
+          <w:r>
+            <w:rPr>
+              <w:rFonts w:hint="eastAsia"/>
+              <w:lang w:val="en-US" w:eastAsia="zh-CN"/>
+            </w:rPr>
+            <w:fldChar w:fldCharType="begin"/>
+          </w:r>
+          <w:r>
+            <w:rPr>
+              <w:rFonts w:hint="eastAsia"/>
+              <w:lang w:val="en-US" w:eastAsia="zh-CN"/>
+            </w:rPr>
+            <w:instrText xml:space="preserve"> HYPERLINK \l _Toc20185 </w:instrText>
+          </w:r>
+          <w:r>
+            <w:rPr>
+              <w:rFonts w:hint="eastAsia"/>
+              <w:lang w:val="en-US" w:eastAsia="zh-CN"/>
+            </w:rPr>
+            <w:fldChar w:fldCharType="separate"/>
+          </w:r>
+          <w:r>
+            <w:t>4.1 按名单生成简历</w:t>
+          </w:r>
+          <w:r>
+            <w:tab/>
+          </w:r>
+          <w:r>
+            <w:fldChar w:fldCharType="begin"/>
+          </w:r>
+          <w:r>
+            <w:instrText xml:space="preserve"> PAGEREF _Toc20185 \h </w:instrText>
+          </w:r>
+          <w:r>
+            <w:fldChar w:fldCharType="separate"/>
+          </w:r>
+          <w:r>
+            <w:t>11</w:t>
+          </w:r>
+          <w:r>
+            <w:fldChar w:fldCharType="end"/>
+          </w:r>
+          <w:r>
+            <w:rPr>
+              <w:rFonts w:hint="eastAsia"/>
+              <w:lang w:val="en-US" w:eastAsia="zh-CN"/>
+            </w:rPr>
+            <w:fldChar w:fldCharType="end"/>
+          </w:r>
+        </w:p>
+        <w:p>
+          <w:pPr>
+            <w:pStyle w:val="7"/>
+            <w:tabs>
+              <w:tab w:val="right" w:leader="dot" w:pos="8306"/>
+            </w:tabs>
+          </w:pPr>
+          <w:r>
+            <w:rPr>
+              <w:rFonts w:hint="eastAsia"/>
+              <w:lang w:val="en-US" w:eastAsia="zh-CN"/>
+            </w:rPr>
+            <w:fldChar w:fldCharType="begin"/>
+          </w:r>
+          <w:r>
+            <w:rPr>
+              <w:rFonts w:hint="eastAsia"/>
+              <w:lang w:val="en-US" w:eastAsia="zh-CN"/>
+            </w:rPr>
+            <w:instrText xml:space="preserve"> HYPERLINK \l _Toc32542 </w:instrText>
+          </w:r>
+          <w:r>
+            <w:rPr>
+              <w:rFonts w:hint="eastAsia"/>
+              <w:lang w:val="en-US" w:eastAsia="zh-CN"/>
+            </w:rPr>
+            <w:fldChar w:fldCharType="separate"/>
+          </w:r>
+          <w:r>
+            <w:t>4.2 自定义生成简历</w:t>
+          </w:r>
+          <w:r>
+            <w:tab/>
+          </w:r>
+          <w:r>
+            <w:fldChar w:fldCharType="begin"/>
+          </w:r>
+          <w:r>
+            <w:instrText xml:space="preserve"> PAGEREF _Toc32542 \h </w:instrText>
+          </w:r>
+          <w:r>
+            <w:fldChar w:fldCharType="separate"/>
+          </w:r>
+          <w:r>
+            <w:t>12</w:t>
+          </w:r>
+          <w:r>
+            <w:fldChar w:fldCharType="end"/>
+          </w:r>
+          <w:r>
+            <w:rPr>
+              <w:rFonts w:hint="eastAsia"/>
+              <w:lang w:val="en-US" w:eastAsia="zh-CN"/>
+            </w:rPr>
+            <w:fldChar w:fldCharType="end"/>
+          </w:r>
+        </w:p>
+        <w:p>
+          <w:pPr>
+            <w:pStyle w:val="11"/>
+            <w:tabs>
+              <w:tab w:val="right" w:leader="dot" w:pos="8306"/>
+            </w:tabs>
+          </w:pPr>
+          <w:r>
+            <w:rPr>
+              <w:rFonts w:hint="eastAsia"/>
+              <w:lang w:val="en-US" w:eastAsia="zh-CN"/>
+            </w:rPr>
+            <w:fldChar w:fldCharType="begin"/>
+          </w:r>
+          <w:r>
+            <w:rPr>
+              <w:rFonts w:hint="eastAsia"/>
+              <w:lang w:val="en-US" w:eastAsia="zh-CN"/>
+            </w:rPr>
+            <w:instrText xml:space="preserve"> HYPERLINK \l _Toc30998 </w:instrText>
+          </w:r>
+          <w:r>
+            <w:rPr>
+              <w:rFonts w:hint="eastAsia"/>
+              <w:lang w:val="en-US" w:eastAsia="zh-CN"/>
+            </w:rPr>
+            <w:fldChar w:fldCharType="separate"/>
+          </w:r>
+          <w:r>
+            <w:t>5. 特殊更新功能</w:t>
+          </w:r>
+          <w:r>
+            <w:tab/>
+          </w:r>
+          <w:r>
+            <w:fldChar w:fldCharType="begin"/>
+          </w:r>
+          <w:r>
+            <w:instrText xml:space="preserve"> PAGEREF _Toc30998 \h </w:instrText>
+          </w:r>
+          <w:r>
+            <w:fldChar w:fldCharType="separate"/>
+          </w:r>
+          <w:r>
+            <w:t>12</w:t>
+          </w:r>
+          <w:r>
+            <w:fldChar w:fldCharType="end"/>
+          </w:r>
+          <w:r>
+            <w:rPr>
+              <w:rFonts w:hint="eastAsia"/>
+              <w:lang w:val="en-US" w:eastAsia="zh-CN"/>
+            </w:rPr>
+            <w:fldChar w:fldCharType="end"/>
+          </w:r>
+        </w:p>
+        <w:p>
+          <w:pPr>
+            <w:pStyle w:val="11"/>
+            <w:tabs>
+              <w:tab w:val="right" w:leader="dot" w:pos="8306"/>
+            </w:tabs>
+          </w:pPr>
+          <w:r>
+            <w:rPr>
+              <w:rFonts w:hint="eastAsia"/>
+              <w:lang w:val="en-US" w:eastAsia="zh-CN"/>
+            </w:rPr>
+            <w:fldChar w:fldCharType="begin"/>
+          </w:r>
+          <w:r>
+            <w:rPr>
+              <w:rFonts w:hint="eastAsia"/>
+              <w:lang w:val="en-US" w:eastAsia="zh-CN"/>
+            </w:rPr>
+            <w:instrText xml:space="preserve"> HYPERLINK \l _Toc27524 </w:instrText>
+          </w:r>
+          <w:r>
+            <w:rPr>
+              <w:rFonts w:hint="eastAsia"/>
+              <w:lang w:val="en-US" w:eastAsia="zh-CN"/>
+            </w:rPr>
+            <w:fldChar w:fldCharType="separate"/>
+          </w:r>
+          <w:r>
+            <w:t>6. 银行管理功能</w:t>
+          </w:r>
+          <w:r>
+            <w:tab/>
+          </w:r>
+          <w:r>
+            <w:fldChar w:fldCharType="begin"/>
+          </w:r>
+          <w:r>
+            <w:instrText xml:space="preserve"> PAGEREF _Toc27524 \h </w:instrText>
+          </w:r>
+          <w:r>
+            <w:fldChar w:fldCharType="separate"/>
+          </w:r>
+          <w:r>
+            <w:t>14</w:t>
+          </w:r>
+          <w:r>
+            <w:fldChar w:fldCharType="end"/>
+          </w:r>
+          <w:r>
+            <w:rPr>
+              <w:rFonts w:hint="eastAsia"/>
+              <w:lang w:val="en-US" w:eastAsia="zh-CN"/>
+            </w:rPr>
+            <w:fldChar w:fldCharType="end"/>
+          </w:r>
+        </w:p>
+        <w:p>
+          <w:pPr>
+            <w:pStyle w:val="11"/>
+            <w:tabs>
+              <w:tab w:val="right" w:leader="dot" w:pos="8306"/>
+            </w:tabs>
+          </w:pPr>
+          <w:r>
+            <w:rPr>
+              <w:rFonts w:hint="eastAsia"/>
+              <w:lang w:val="en-US" w:eastAsia="zh-CN"/>
+            </w:rPr>
+            <w:fldChar w:fldCharType="begin"/>
+          </w:r>
+          <w:r>
+            <w:rPr>
+              <w:rFonts w:hint="eastAsia"/>
+              <w:lang w:val="en-US" w:eastAsia="zh-CN"/>
+            </w:rPr>
+            <w:instrText xml:space="preserve"> HYPERLINK \l _Toc12582 </w:instrText>
+          </w:r>
+          <w:r>
+            <w:rPr>
+              <w:rFonts w:hint="eastAsia"/>
+              <w:lang w:val="en-US" w:eastAsia="zh-CN"/>
+            </w:rPr>
+            <w:fldChar w:fldCharType="separate"/>
+          </w:r>
+          <w:r>
+            <w:t>7. 简历校验功能</w:t>
+          </w:r>
+          <w:r>
+            <w:tab/>
+          </w:r>
+          <w:r>
+            <w:fldChar w:fldCharType="begin"/>
+          </w:r>
+          <w:r>
+            <w:instrText xml:space="preserve"> PAGEREF _Toc12582 \h </w:instrText>
+          </w:r>
+          <w:r>
+            <w:fldChar w:fldCharType="separate"/>
+          </w:r>
+          <w:r>
+            <w:t>14</w:t>
+          </w:r>
+          <w:r>
+            <w:fldChar w:fldCharType="end"/>
+          </w:r>
+          <w:r>
+            <w:rPr>
+              <w:rFonts w:hint="eastAsia"/>
+              <w:lang w:val="en-US" w:eastAsia="zh-CN"/>
+            </w:rPr>
+            <w:fldChar w:fldCharType="end"/>
+          </w:r>
+        </w:p>
+        <w:p>
+          <w:pPr>
+            <w:pStyle w:val="11"/>
+            <w:tabs>
+              <w:tab w:val="right" w:leader="dot" w:pos="8306"/>
+            </w:tabs>
+          </w:pPr>
+          <w:r>
+            <w:rPr>
+              <w:rFonts w:hint="eastAsia"/>
+              <w:lang w:val="en-US" w:eastAsia="zh-CN"/>
+            </w:rPr>
+            <w:fldChar w:fldCharType="begin"/>
+          </w:r>
+          <w:r>
+            <w:rPr>
+              <w:rFonts w:hint="eastAsia"/>
+              <w:lang w:val="en-US" w:eastAsia="zh-CN"/>
+            </w:rPr>
+            <w:instrText xml:space="preserve"> HYPERLINK \l _Toc4012 </w:instrText>
+          </w:r>
+          <w:r>
+            <w:rPr>
+              <w:rFonts w:hint="eastAsia"/>
+              <w:lang w:val="en-US" w:eastAsia="zh-CN"/>
+            </w:rPr>
+            <w:fldChar w:fldCharType="separate"/>
+          </w:r>
+          <w:r>
+            <w:rPr>
+              <w:rFonts w:hint="eastAsia"/>
+              <w:lang w:val="en-US" w:eastAsia="zh-CN"/>
+            </w:rPr>
+            <w:t>8. 填写示例功能</w:t>
+          </w:r>
+          <w:r>
+            <w:tab/>
+          </w:r>
+          <w:r>
+            <w:fldChar w:fldCharType="begin"/>
+          </w:r>
+          <w:r>
+            <w:instrText xml:space="preserve"> PAGEREF _Toc4012 \h </w:instrText>
+          </w:r>
+          <w:r>
+            <w:fldChar w:fldCharType="separate"/>
+          </w:r>
+          <w:r>
+            <w:t>15</w:t>
           </w:r>
           <w:r>
             <w:fldChar w:fldCharType="end"/>
@@ -1035,7 +2133,7 @@
               <w:rFonts w:hint="eastAsia"/>
               <w:lang w:val="en-US" w:eastAsia="zh-CN"/>
             </w:rPr>
-            <w:instrText xml:space="preserve"> HYPERLINK \l _Toc31231 </w:instrText>
+            <w:instrText xml:space="preserve"> HYPERLINK \l _Toc4934 </w:instrText>
           </w:r>
           <w:r>
             <w:rPr>
@@ -1047,12 +2145,16 @@
           <w:r>
             <w:rPr>
               <w:rFonts w:hint="eastAsia"/>
+              <w:bCs w:val="0"/>
               <w:lang w:val="en-US" w:eastAsia="zh-CN"/>
             </w:rPr>
-            <w:t xml:space="preserve">1.2 </w:t>
-          </w:r>
-          <w:r>
-            <w:t>系统要求</w:t>
+            <w:t>三、</w:t>
+          </w:r>
+          <w:r>
+            <w:rPr>
+              <w:bCs w:val="0"/>
+            </w:rPr>
+            <w:t>使用示例</w:t>
           </w:r>
           <w:r>
             <w:tab/>
@@ -1061,13 +2163,13 @@
             <w:fldChar w:fldCharType="begin"/>
           </w:r>
           <w:r>
-            <w:instrText xml:space="preserve"> PAGEREF _Toc31231 \h </w:instrText>
+            <w:instrText xml:space="preserve"> PAGEREF _Toc4934 \h </w:instrText>
           </w:r>
           <w:r>
             <w:fldChar w:fldCharType="separate"/>
           </w:r>
           <w:r>
-            <w:t>5</w:t>
+            <w:t>16</w:t>
           </w:r>
           <w:r>
             <w:fldChar w:fldCharType="end"/>
@@ -1099,7 +2201,7 @@
               <w:rFonts w:hint="eastAsia"/>
               <w:lang w:val="en-US" w:eastAsia="zh-CN"/>
             </w:rPr>
-            <w:instrText xml:space="preserve"> HYPERLINK \l _Toc3537 </w:instrText>
+            <w:instrText xml:space="preserve"> HYPERLINK \l _Toc25258 </w:instrText>
           </w:r>
           <w:r>
             <w:rPr>
@@ -1113,10 +2215,10 @@
               <w:rFonts w:hint="eastAsia"/>
               <w:lang w:val="en-US" w:eastAsia="zh-CN"/>
             </w:rPr>
-            <w:t xml:space="preserve">1.3 </w:t>
-          </w:r>
-          <w:r>
-            <w:t>安装说明</w:t>
+            <w:t>四、</w:t>
+          </w:r>
+          <w:r>
+            <w:t>常见问题解答</w:t>
           </w:r>
           <w:r>
             <w:tab/>
@@ -1125,13 +2227,13 @@
             <w:fldChar w:fldCharType="begin"/>
           </w:r>
           <w:r>
-            <w:instrText xml:space="preserve"> PAGEREF _Toc3537 \h </w:instrText>
+            <w:instrText xml:space="preserve"> PAGEREF _Toc25258 \h </w:instrText>
           </w:r>
           <w:r>
             <w:fldChar w:fldCharType="separate"/>
           </w:r>
           <w:r>
-            <w:t>5</w:t>
+            <w:t>17</w:t>
           </w:r>
           <w:r>
             <w:fldChar w:fldCharType="end"/>
@@ -1163,7 +2265,7 @@
               <w:rFonts w:hint="eastAsia"/>
               <w:lang w:val="en-US" w:eastAsia="zh-CN"/>
             </w:rPr>
-            <w:instrText xml:space="preserve"> HYPERLINK \l _Toc32199 </w:instrText>
+            <w:instrText xml:space="preserve"> HYPERLINK \l _Toc32471 </w:instrText>
           </w:r>
           <w:r>
             <w:rPr>
@@ -1177,20 +2279,10 @@
               <w:rFonts w:hint="eastAsia"/>
               <w:lang w:val="en-US" w:eastAsia="zh-CN"/>
             </w:rPr>
-            <w:t xml:space="preserve">1.4 </w:t>
-          </w:r>
-          <w:r>
-            <w:t>项目</w:t>
-          </w:r>
-          <w:r>
-            <w:rPr>
-              <w:rFonts w:hint="eastAsia"/>
-              <w:lang w:val="en-US" w:eastAsia="zh-CN"/>
-            </w:rPr>
-            <w:t>源代码目录</w:t>
-          </w:r>
-          <w:r>
-            <w:t>结构</w:t>
+            <w:t>五、</w:t>
+          </w:r>
+          <w:r>
+            <w:t>注意事项</w:t>
           </w:r>
           <w:r>
             <w:tab/>
@@ -1199,13 +2291,13 @@
             <w:fldChar w:fldCharType="begin"/>
           </w:r>
           <w:r>
-            <w:instrText xml:space="preserve"> PAGEREF _Toc32199 \h </w:instrText>
+            <w:instrText xml:space="preserve"> PAGEREF _Toc32471 \h </w:instrText>
           </w:r>
           <w:r>
             <w:fldChar w:fldCharType="separate"/>
           </w:r>
           <w:r>
-            <w:t>6</w:t>
+            <w:t>17</w:t>
           </w:r>
           <w:r>
             <w:fldChar w:fldCharType="end"/>
@@ -1237,7 +2329,7 @@
               <w:rFonts w:hint="eastAsia"/>
               <w:lang w:val="en-US" w:eastAsia="zh-CN"/>
             </w:rPr>
-            <w:instrText xml:space="preserve"> HYPERLINK \l _Toc10067 </w:instrText>
+            <w:instrText xml:space="preserve"> HYPERLINK \l _Toc110 </w:instrText>
           </w:r>
           <w:r>
             <w:rPr>
@@ -1251,10 +2343,10 @@
               <w:rFonts w:hint="eastAsia"/>
               <w:lang w:val="en-US" w:eastAsia="zh-CN"/>
             </w:rPr>
-            <w:t xml:space="preserve">1.5 </w:t>
-          </w:r>
-          <w:r>
-            <w:t>主界面功能说明</w:t>
+            <w:t>六、</w:t>
+          </w:r>
+          <w:r>
+            <w:t>联系方式</w:t>
           </w:r>
           <w:r>
             <w:tab/>
@@ -1263,13 +2355,13 @@
             <w:fldChar w:fldCharType="begin"/>
           </w:r>
           <w:r>
-            <w:instrText xml:space="preserve"> PAGEREF _Toc10067 \h </w:instrText>
+            <w:instrText xml:space="preserve"> PAGEREF _Toc110 \h </w:instrText>
           </w:r>
           <w:r>
             <w:fldChar w:fldCharType="separate"/>
           </w:r>
           <w:r>
-            <w:t>6</w:t>
+            <w:t>18</w:t>
           </w:r>
           <w:r>
             <w:fldChar w:fldCharType="end"/>
@@ -1301,1100 +2393,6 @@
               <w:rFonts w:hint="eastAsia"/>
               <w:lang w:val="en-US" w:eastAsia="zh-CN"/>
             </w:rPr>
-            <w:instrText xml:space="preserve"> HYPERLINK \l _Toc2900 </w:instrText>
-          </w:r>
-          <w:r>
-            <w:rPr>
-              <w:rFonts w:hint="eastAsia"/>
-              <w:lang w:val="en-US" w:eastAsia="zh-CN"/>
-            </w:rPr>
-            <w:fldChar w:fldCharType="separate"/>
-          </w:r>
-          <w:r>
-            <w:rPr>
-              <w:rFonts w:hint="eastAsia"/>
-              <w:lang w:val="en-US" w:eastAsia="zh-CN"/>
-            </w:rPr>
-            <w:t xml:space="preserve">1.6 </w:t>
-          </w:r>
-          <w:r>
-            <w:t>菜单栏功能</w:t>
-          </w:r>
-          <w:r>
-            <w:tab/>
-          </w:r>
-          <w:r>
-            <w:fldChar w:fldCharType="begin"/>
-          </w:r>
-          <w:r>
-            <w:instrText xml:space="preserve"> PAGEREF _Toc2900 \h </w:instrText>
-          </w:r>
-          <w:r>
-            <w:fldChar w:fldCharType="separate"/>
-          </w:r>
-          <w:r>
-            <w:t>7</w:t>
-          </w:r>
-          <w:r>
-            <w:fldChar w:fldCharType="end"/>
-          </w:r>
-          <w:r>
-            <w:rPr>
-              <w:rFonts w:hint="eastAsia"/>
-              <w:lang w:val="en-US" w:eastAsia="zh-CN"/>
-            </w:rPr>
-            <w:fldChar w:fldCharType="end"/>
-          </w:r>
-        </w:p>
-        <w:p>
-          <w:pPr>
-            <w:pStyle w:val="9"/>
-            <w:tabs>
-              <w:tab w:val="right" w:leader="dot" w:pos="8306"/>
-            </w:tabs>
-          </w:pPr>
-          <w:r>
-            <w:rPr>
-              <w:rFonts w:hint="eastAsia"/>
-              <w:lang w:val="en-US" w:eastAsia="zh-CN"/>
-            </w:rPr>
-            <w:fldChar w:fldCharType="begin"/>
-          </w:r>
-          <w:r>
-            <w:rPr>
-              <w:rFonts w:hint="eastAsia"/>
-              <w:lang w:val="en-US" w:eastAsia="zh-CN"/>
-            </w:rPr>
-            <w:instrText xml:space="preserve"> HYPERLINK \l _Toc5780 </w:instrText>
-          </w:r>
-          <w:r>
-            <w:rPr>
-              <w:rFonts w:hint="eastAsia"/>
-              <w:lang w:val="en-US" w:eastAsia="zh-CN"/>
-            </w:rPr>
-            <w:fldChar w:fldCharType="separate"/>
-          </w:r>
-          <w:r>
-            <w:rPr>
-              <w:rFonts w:hint="eastAsia"/>
-              <w:lang w:val="en-US" w:eastAsia="zh-CN"/>
-            </w:rPr>
-            <w:t>二、</w:t>
-          </w:r>
-          <w:r>
-            <w:t>详细操作指南</w:t>
-          </w:r>
-          <w:r>
-            <w:tab/>
-          </w:r>
-          <w:r>
-            <w:fldChar w:fldCharType="begin"/>
-          </w:r>
-          <w:r>
-            <w:instrText xml:space="preserve"> PAGEREF _Toc5780 \h </w:instrText>
-          </w:r>
-          <w:r>
-            <w:fldChar w:fldCharType="separate"/>
-          </w:r>
-          <w:r>
-            <w:t>8</w:t>
-          </w:r>
-          <w:r>
-            <w:fldChar w:fldCharType="end"/>
-          </w:r>
-          <w:r>
-            <w:rPr>
-              <w:rFonts w:hint="eastAsia"/>
-              <w:lang w:val="en-US" w:eastAsia="zh-CN"/>
-            </w:rPr>
-            <w:fldChar w:fldCharType="end"/>
-          </w:r>
-        </w:p>
-        <w:p>
-          <w:pPr>
-            <w:pStyle w:val="10"/>
-            <w:tabs>
-              <w:tab w:val="right" w:leader="dot" w:pos="8306"/>
-            </w:tabs>
-          </w:pPr>
-          <w:r>
-            <w:rPr>
-              <w:rFonts w:hint="eastAsia"/>
-              <w:lang w:val="en-US" w:eastAsia="zh-CN"/>
-            </w:rPr>
-            <w:fldChar w:fldCharType="begin"/>
-          </w:r>
-          <w:r>
-            <w:rPr>
-              <w:rFonts w:hint="eastAsia"/>
-              <w:lang w:val="en-US" w:eastAsia="zh-CN"/>
-            </w:rPr>
-            <w:instrText xml:space="preserve"> HYPERLINK \l _Toc893 </w:instrText>
-          </w:r>
-          <w:r>
-            <w:rPr>
-              <w:rFonts w:hint="eastAsia"/>
-              <w:lang w:val="en-US" w:eastAsia="zh-CN"/>
-            </w:rPr>
-            <w:fldChar w:fldCharType="separate"/>
-          </w:r>
-          <w:r>
-            <w:t>1. 技术人员信息解析</w:t>
-          </w:r>
-          <w:r>
-            <w:tab/>
-          </w:r>
-          <w:r>
-            <w:fldChar w:fldCharType="begin"/>
-          </w:r>
-          <w:r>
-            <w:instrText xml:space="preserve"> PAGEREF _Toc893 \h </w:instrText>
-          </w:r>
-          <w:r>
-            <w:fldChar w:fldCharType="separate"/>
-          </w:r>
-          <w:r>
-            <w:t>8</w:t>
-          </w:r>
-          <w:r>
-            <w:fldChar w:fldCharType="end"/>
-          </w:r>
-          <w:r>
-            <w:rPr>
-              <w:rFonts w:hint="eastAsia"/>
-              <w:lang w:val="en-US" w:eastAsia="zh-CN"/>
-            </w:rPr>
-            <w:fldChar w:fldCharType="end"/>
-          </w:r>
-        </w:p>
-        <w:p>
-          <w:pPr>
-            <w:pStyle w:val="10"/>
-            <w:tabs>
-              <w:tab w:val="right" w:leader="dot" w:pos="8306"/>
-            </w:tabs>
-          </w:pPr>
-          <w:r>
-            <w:rPr>
-              <w:rFonts w:hint="eastAsia"/>
-              <w:lang w:val="en-US" w:eastAsia="zh-CN"/>
-            </w:rPr>
-            <w:fldChar w:fldCharType="begin"/>
-          </w:r>
-          <w:r>
-            <w:rPr>
-              <w:rFonts w:hint="eastAsia"/>
-              <w:lang w:val="en-US" w:eastAsia="zh-CN"/>
-            </w:rPr>
-            <w:instrText xml:space="preserve"> HYPERLINK \l _Toc13174 </w:instrText>
-          </w:r>
-          <w:r>
-            <w:rPr>
-              <w:rFonts w:hint="eastAsia"/>
-              <w:lang w:val="en-US" w:eastAsia="zh-CN"/>
-            </w:rPr>
-            <w:fldChar w:fldCharType="separate"/>
-          </w:r>
-          <w:r>
-            <w:t>2. 简历文件解析入库</w:t>
-          </w:r>
-          <w:r>
-            <w:tab/>
-          </w:r>
-          <w:r>
-            <w:fldChar w:fldCharType="begin"/>
-          </w:r>
-          <w:r>
-            <w:instrText xml:space="preserve"> PAGEREF _Toc13174 \h </w:instrText>
-          </w:r>
-          <w:r>
-            <w:fldChar w:fldCharType="separate"/>
-          </w:r>
-          <w:r>
-            <w:t>8</w:t>
-          </w:r>
-          <w:r>
-            <w:fldChar w:fldCharType="end"/>
-          </w:r>
-          <w:r>
-            <w:rPr>
-              <w:rFonts w:hint="eastAsia"/>
-              <w:lang w:val="en-US" w:eastAsia="zh-CN"/>
-            </w:rPr>
-            <w:fldChar w:fldCharType="end"/>
-          </w:r>
-        </w:p>
-        <w:p>
-          <w:pPr>
-            <w:pStyle w:val="10"/>
-            <w:tabs>
-              <w:tab w:val="right" w:leader="dot" w:pos="8306"/>
-            </w:tabs>
-          </w:pPr>
-          <w:r>
-            <w:rPr>
-              <w:rFonts w:hint="eastAsia"/>
-              <w:lang w:val="en-US" w:eastAsia="zh-CN"/>
-            </w:rPr>
-            <w:fldChar w:fldCharType="begin"/>
-          </w:r>
-          <w:r>
-            <w:rPr>
-              <w:rFonts w:hint="eastAsia"/>
-              <w:lang w:val="en-US" w:eastAsia="zh-CN"/>
-            </w:rPr>
-            <w:instrText xml:space="preserve"> HYPERLINK \l _Toc5979 </w:instrText>
-          </w:r>
-          <w:r>
-            <w:rPr>
-              <w:rFonts w:hint="eastAsia"/>
-              <w:lang w:val="en-US" w:eastAsia="zh-CN"/>
-            </w:rPr>
-            <w:fldChar w:fldCharType="separate"/>
-          </w:r>
-          <w:r>
-            <w:t xml:space="preserve">3. </w:t>
-          </w:r>
-          <w:r>
-            <w:rPr>
-              <w:rFonts w:hint="eastAsia"/>
-              <w:lang w:val="en-US" w:eastAsia="zh-CN"/>
-            </w:rPr>
-            <w:t>文件处理</w:t>
-          </w:r>
-          <w:r>
-            <w:t>功能</w:t>
-          </w:r>
-          <w:r>
-            <w:tab/>
-          </w:r>
-          <w:r>
-            <w:fldChar w:fldCharType="begin"/>
-          </w:r>
-          <w:r>
-            <w:instrText xml:space="preserve"> PAGEREF _Toc5979 \h </w:instrText>
-          </w:r>
-          <w:r>
-            <w:fldChar w:fldCharType="separate"/>
-          </w:r>
-          <w:r>
-            <w:t>8</w:t>
-          </w:r>
-          <w:r>
-            <w:fldChar w:fldCharType="end"/>
-          </w:r>
-          <w:r>
-            <w:rPr>
-              <w:rFonts w:hint="eastAsia"/>
-              <w:lang w:val="en-US" w:eastAsia="zh-CN"/>
-            </w:rPr>
-            <w:fldChar w:fldCharType="end"/>
-          </w:r>
-        </w:p>
-        <w:p>
-          <w:pPr>
-            <w:pStyle w:val="6"/>
-            <w:tabs>
-              <w:tab w:val="right" w:leader="dot" w:pos="8306"/>
-            </w:tabs>
-          </w:pPr>
-          <w:r>
-            <w:rPr>
-              <w:rFonts w:hint="eastAsia"/>
-              <w:lang w:val="en-US" w:eastAsia="zh-CN"/>
-            </w:rPr>
-            <w:fldChar w:fldCharType="begin"/>
-          </w:r>
-          <w:r>
-            <w:rPr>
-              <w:rFonts w:hint="eastAsia"/>
-              <w:lang w:val="en-US" w:eastAsia="zh-CN"/>
-            </w:rPr>
-            <w:instrText xml:space="preserve"> HYPERLINK \l _Toc18540 </w:instrText>
-          </w:r>
-          <w:r>
-            <w:rPr>
-              <w:rFonts w:hint="eastAsia"/>
-              <w:lang w:val="en-US" w:eastAsia="zh-CN"/>
-            </w:rPr>
-            <w:fldChar w:fldCharType="separate"/>
-          </w:r>
-          <w:r>
-            <w:rPr>
-              <w:rFonts w:hint="eastAsia"/>
-              <w:lang w:val="en-US" w:eastAsia="zh-CN"/>
-            </w:rPr>
-            <w:t>3.1 文件预处理</w:t>
-          </w:r>
-          <w:r>
-            <w:tab/>
-          </w:r>
-          <w:r>
-            <w:fldChar w:fldCharType="begin"/>
-          </w:r>
-          <w:r>
-            <w:instrText xml:space="preserve"> PAGEREF _Toc18540 \h </w:instrText>
-          </w:r>
-          <w:r>
-            <w:fldChar w:fldCharType="separate"/>
-          </w:r>
-          <w:r>
-            <w:t>8</w:t>
-          </w:r>
-          <w:r>
-            <w:fldChar w:fldCharType="end"/>
-          </w:r>
-          <w:r>
-            <w:rPr>
-              <w:rFonts w:hint="eastAsia"/>
-              <w:lang w:val="en-US" w:eastAsia="zh-CN"/>
-            </w:rPr>
-            <w:fldChar w:fldCharType="end"/>
-          </w:r>
-        </w:p>
-        <w:p>
-          <w:pPr>
-            <w:pStyle w:val="6"/>
-            <w:tabs>
-              <w:tab w:val="right" w:leader="dot" w:pos="8306"/>
-            </w:tabs>
-          </w:pPr>
-          <w:r>
-            <w:rPr>
-              <w:rFonts w:hint="eastAsia"/>
-              <w:lang w:val="en-US" w:eastAsia="zh-CN"/>
-            </w:rPr>
-            <w:fldChar w:fldCharType="begin"/>
-          </w:r>
-          <w:r>
-            <w:rPr>
-              <w:rFonts w:hint="eastAsia"/>
-              <w:lang w:val="en-US" w:eastAsia="zh-CN"/>
-            </w:rPr>
-            <w:instrText xml:space="preserve"> HYPERLINK \l _Toc13931 </w:instrText>
-          </w:r>
-          <w:r>
-            <w:rPr>
-              <w:rFonts w:hint="eastAsia"/>
-              <w:lang w:val="en-US" w:eastAsia="zh-CN"/>
-            </w:rPr>
-            <w:fldChar w:fldCharType="separate"/>
-          </w:r>
-          <w:r>
-            <w:rPr>
-              <w:rFonts w:hint="eastAsia"/>
-              <w:lang w:val="en-US" w:eastAsia="zh-CN"/>
-            </w:rPr>
-            <w:t>3.2 文件合并与删除</w:t>
-          </w:r>
-          <w:r>
-            <w:tab/>
-          </w:r>
-          <w:r>
-            <w:fldChar w:fldCharType="begin"/>
-          </w:r>
-          <w:r>
-            <w:instrText xml:space="preserve"> PAGEREF _Toc13931 \h </w:instrText>
-          </w:r>
-          <w:r>
-            <w:fldChar w:fldCharType="separate"/>
-          </w:r>
-          <w:r>
-            <w:t>9</w:t>
-          </w:r>
-          <w:r>
-            <w:fldChar w:fldCharType="end"/>
-          </w:r>
-          <w:r>
-            <w:rPr>
-              <w:rFonts w:hint="eastAsia"/>
-              <w:lang w:val="en-US" w:eastAsia="zh-CN"/>
-            </w:rPr>
-            <w:fldChar w:fldCharType="end"/>
-          </w:r>
-        </w:p>
-        <w:p>
-          <w:pPr>
-            <w:pStyle w:val="10"/>
-            <w:tabs>
-              <w:tab w:val="right" w:leader="dot" w:pos="8306"/>
-            </w:tabs>
-          </w:pPr>
-          <w:r>
-            <w:rPr>
-              <w:rFonts w:hint="eastAsia"/>
-              <w:lang w:val="en-US" w:eastAsia="zh-CN"/>
-            </w:rPr>
-            <w:fldChar w:fldCharType="begin"/>
-          </w:r>
-          <w:r>
-            <w:rPr>
-              <w:rFonts w:hint="eastAsia"/>
-              <w:lang w:val="en-US" w:eastAsia="zh-CN"/>
-            </w:rPr>
-            <w:instrText xml:space="preserve"> HYPERLINK \l _Toc25224 </w:instrText>
-          </w:r>
-          <w:r>
-            <w:rPr>
-              <w:rFonts w:hint="eastAsia"/>
-              <w:lang w:val="en-US" w:eastAsia="zh-CN"/>
-            </w:rPr>
-            <w:fldChar w:fldCharType="separate"/>
-          </w:r>
-          <w:r>
-            <w:t>4. 简历生成</w:t>
-          </w:r>
-          <w:r>
-            <w:tab/>
-          </w:r>
-          <w:r>
-            <w:fldChar w:fldCharType="begin"/>
-          </w:r>
-          <w:r>
-            <w:instrText xml:space="preserve"> PAGEREF _Toc25224 \h </w:instrText>
-          </w:r>
-          <w:r>
-            <w:fldChar w:fldCharType="separate"/>
-          </w:r>
-          <w:r>
-            <w:t>11</w:t>
-          </w:r>
-          <w:r>
-            <w:fldChar w:fldCharType="end"/>
-          </w:r>
-          <w:r>
-            <w:rPr>
-              <w:rFonts w:hint="eastAsia"/>
-              <w:lang w:val="en-US" w:eastAsia="zh-CN"/>
-            </w:rPr>
-            <w:fldChar w:fldCharType="end"/>
-          </w:r>
-        </w:p>
-        <w:p>
-          <w:pPr>
-            <w:pStyle w:val="6"/>
-            <w:tabs>
-              <w:tab w:val="right" w:leader="dot" w:pos="8306"/>
-            </w:tabs>
-          </w:pPr>
-          <w:r>
-            <w:rPr>
-              <w:rFonts w:hint="eastAsia"/>
-              <w:lang w:val="en-US" w:eastAsia="zh-CN"/>
-            </w:rPr>
-            <w:fldChar w:fldCharType="begin"/>
-          </w:r>
-          <w:r>
-            <w:rPr>
-              <w:rFonts w:hint="eastAsia"/>
-              <w:lang w:val="en-US" w:eastAsia="zh-CN"/>
-            </w:rPr>
-            <w:instrText xml:space="preserve"> HYPERLINK \l _Toc20185 </w:instrText>
-          </w:r>
-          <w:r>
-            <w:rPr>
-              <w:rFonts w:hint="eastAsia"/>
-              <w:lang w:val="en-US" w:eastAsia="zh-CN"/>
-            </w:rPr>
-            <w:fldChar w:fldCharType="separate"/>
-          </w:r>
-          <w:r>
-            <w:t>4.1 按名单生成简历</w:t>
-          </w:r>
-          <w:r>
-            <w:tab/>
-          </w:r>
-          <w:r>
-            <w:fldChar w:fldCharType="begin"/>
-          </w:r>
-          <w:r>
-            <w:instrText xml:space="preserve"> PAGEREF _Toc20185 \h </w:instrText>
-          </w:r>
-          <w:r>
-            <w:fldChar w:fldCharType="separate"/>
-          </w:r>
-          <w:r>
-            <w:t>11</w:t>
-          </w:r>
-          <w:r>
-            <w:fldChar w:fldCharType="end"/>
-          </w:r>
-          <w:r>
-            <w:rPr>
-              <w:rFonts w:hint="eastAsia"/>
-              <w:lang w:val="en-US" w:eastAsia="zh-CN"/>
-            </w:rPr>
-            <w:fldChar w:fldCharType="end"/>
-          </w:r>
-        </w:p>
-        <w:p>
-          <w:pPr>
-            <w:pStyle w:val="6"/>
-            <w:tabs>
-              <w:tab w:val="right" w:leader="dot" w:pos="8306"/>
-            </w:tabs>
-          </w:pPr>
-          <w:r>
-            <w:rPr>
-              <w:rFonts w:hint="eastAsia"/>
-              <w:lang w:val="en-US" w:eastAsia="zh-CN"/>
-            </w:rPr>
-            <w:fldChar w:fldCharType="begin"/>
-          </w:r>
-          <w:r>
-            <w:rPr>
-              <w:rFonts w:hint="eastAsia"/>
-              <w:lang w:val="en-US" w:eastAsia="zh-CN"/>
-            </w:rPr>
-            <w:instrText xml:space="preserve"> HYPERLINK \l _Toc32542 </w:instrText>
-          </w:r>
-          <w:r>
-            <w:rPr>
-              <w:rFonts w:hint="eastAsia"/>
-              <w:lang w:val="en-US" w:eastAsia="zh-CN"/>
-            </w:rPr>
-            <w:fldChar w:fldCharType="separate"/>
-          </w:r>
-          <w:r>
-            <w:t>4.2 自定义生成简历</w:t>
-          </w:r>
-          <w:r>
-            <w:tab/>
-          </w:r>
-          <w:r>
-            <w:fldChar w:fldCharType="begin"/>
-          </w:r>
-          <w:r>
-            <w:instrText xml:space="preserve"> PAGEREF _Toc32542 \h </w:instrText>
-          </w:r>
-          <w:r>
-            <w:fldChar w:fldCharType="separate"/>
-          </w:r>
-          <w:r>
-            <w:t>12</w:t>
-          </w:r>
-          <w:r>
-            <w:fldChar w:fldCharType="end"/>
-          </w:r>
-          <w:r>
-            <w:rPr>
-              <w:rFonts w:hint="eastAsia"/>
-              <w:lang w:val="en-US" w:eastAsia="zh-CN"/>
-            </w:rPr>
-            <w:fldChar w:fldCharType="end"/>
-          </w:r>
-        </w:p>
-        <w:p>
-          <w:pPr>
-            <w:pStyle w:val="10"/>
-            <w:tabs>
-              <w:tab w:val="right" w:leader="dot" w:pos="8306"/>
-            </w:tabs>
-          </w:pPr>
-          <w:r>
-            <w:rPr>
-              <w:rFonts w:hint="eastAsia"/>
-              <w:lang w:val="en-US" w:eastAsia="zh-CN"/>
-            </w:rPr>
-            <w:fldChar w:fldCharType="begin"/>
-          </w:r>
-          <w:r>
-            <w:rPr>
-              <w:rFonts w:hint="eastAsia"/>
-              <w:lang w:val="en-US" w:eastAsia="zh-CN"/>
-            </w:rPr>
-            <w:instrText xml:space="preserve"> HYPERLINK \l _Toc30998 </w:instrText>
-          </w:r>
-          <w:r>
-            <w:rPr>
-              <w:rFonts w:hint="eastAsia"/>
-              <w:lang w:val="en-US" w:eastAsia="zh-CN"/>
-            </w:rPr>
-            <w:fldChar w:fldCharType="separate"/>
-          </w:r>
-          <w:r>
-            <w:t>5. 特殊更新功能</w:t>
-          </w:r>
-          <w:r>
-            <w:tab/>
-          </w:r>
-          <w:r>
-            <w:fldChar w:fldCharType="begin"/>
-          </w:r>
-          <w:r>
-            <w:instrText xml:space="preserve"> PAGEREF _Toc30998 \h </w:instrText>
-          </w:r>
-          <w:r>
-            <w:fldChar w:fldCharType="separate"/>
-          </w:r>
-          <w:r>
-            <w:t>12</w:t>
-          </w:r>
-          <w:r>
-            <w:fldChar w:fldCharType="end"/>
-          </w:r>
-          <w:r>
-            <w:rPr>
-              <w:rFonts w:hint="eastAsia"/>
-              <w:lang w:val="en-US" w:eastAsia="zh-CN"/>
-            </w:rPr>
-            <w:fldChar w:fldCharType="end"/>
-          </w:r>
-        </w:p>
-        <w:p>
-          <w:pPr>
-            <w:pStyle w:val="10"/>
-            <w:tabs>
-              <w:tab w:val="right" w:leader="dot" w:pos="8306"/>
-            </w:tabs>
-          </w:pPr>
-          <w:r>
-            <w:rPr>
-              <w:rFonts w:hint="eastAsia"/>
-              <w:lang w:val="en-US" w:eastAsia="zh-CN"/>
-            </w:rPr>
-            <w:fldChar w:fldCharType="begin"/>
-          </w:r>
-          <w:r>
-            <w:rPr>
-              <w:rFonts w:hint="eastAsia"/>
-              <w:lang w:val="en-US" w:eastAsia="zh-CN"/>
-            </w:rPr>
-            <w:instrText xml:space="preserve"> HYPERLINK \l _Toc27524 </w:instrText>
-          </w:r>
-          <w:r>
-            <w:rPr>
-              <w:rFonts w:hint="eastAsia"/>
-              <w:lang w:val="en-US" w:eastAsia="zh-CN"/>
-            </w:rPr>
-            <w:fldChar w:fldCharType="separate"/>
-          </w:r>
-          <w:r>
-            <w:t>6. 银行管理功能</w:t>
-          </w:r>
-          <w:r>
-            <w:tab/>
-          </w:r>
-          <w:r>
-            <w:fldChar w:fldCharType="begin"/>
-          </w:r>
-          <w:r>
-            <w:instrText xml:space="preserve"> PAGEREF _Toc27524 \h </w:instrText>
-          </w:r>
-          <w:r>
-            <w:fldChar w:fldCharType="separate"/>
-          </w:r>
-          <w:r>
-            <w:t>14</w:t>
-          </w:r>
-          <w:r>
-            <w:fldChar w:fldCharType="end"/>
-          </w:r>
-          <w:r>
-            <w:rPr>
-              <w:rFonts w:hint="eastAsia"/>
-              <w:lang w:val="en-US" w:eastAsia="zh-CN"/>
-            </w:rPr>
-            <w:fldChar w:fldCharType="end"/>
-          </w:r>
-        </w:p>
-        <w:p>
-          <w:pPr>
-            <w:pStyle w:val="10"/>
-            <w:tabs>
-              <w:tab w:val="right" w:leader="dot" w:pos="8306"/>
-            </w:tabs>
-          </w:pPr>
-          <w:r>
-            <w:rPr>
-              <w:rFonts w:hint="eastAsia"/>
-              <w:lang w:val="en-US" w:eastAsia="zh-CN"/>
-            </w:rPr>
-            <w:fldChar w:fldCharType="begin"/>
-          </w:r>
-          <w:r>
-            <w:rPr>
-              <w:rFonts w:hint="eastAsia"/>
-              <w:lang w:val="en-US" w:eastAsia="zh-CN"/>
-            </w:rPr>
-            <w:instrText xml:space="preserve"> HYPERLINK \l _Toc12582 </w:instrText>
-          </w:r>
-          <w:r>
-            <w:rPr>
-              <w:rFonts w:hint="eastAsia"/>
-              <w:lang w:val="en-US" w:eastAsia="zh-CN"/>
-            </w:rPr>
-            <w:fldChar w:fldCharType="separate"/>
-          </w:r>
-          <w:r>
-            <w:t>7. 简历校验功能</w:t>
-          </w:r>
-          <w:r>
-            <w:tab/>
-          </w:r>
-          <w:r>
-            <w:fldChar w:fldCharType="begin"/>
-          </w:r>
-          <w:r>
-            <w:instrText xml:space="preserve"> PAGEREF _Toc12582 \h </w:instrText>
-          </w:r>
-          <w:r>
-            <w:fldChar w:fldCharType="separate"/>
-          </w:r>
-          <w:r>
-            <w:t>14</w:t>
-          </w:r>
-          <w:r>
-            <w:fldChar w:fldCharType="end"/>
-          </w:r>
-          <w:r>
-            <w:rPr>
-              <w:rFonts w:hint="eastAsia"/>
-              <w:lang w:val="en-US" w:eastAsia="zh-CN"/>
-            </w:rPr>
-            <w:fldChar w:fldCharType="end"/>
-          </w:r>
-        </w:p>
-        <w:p>
-          <w:pPr>
-            <w:pStyle w:val="10"/>
-            <w:tabs>
-              <w:tab w:val="right" w:leader="dot" w:pos="8306"/>
-            </w:tabs>
-          </w:pPr>
-          <w:r>
-            <w:rPr>
-              <w:rFonts w:hint="eastAsia"/>
-              <w:lang w:val="en-US" w:eastAsia="zh-CN"/>
-            </w:rPr>
-            <w:fldChar w:fldCharType="begin"/>
-          </w:r>
-          <w:r>
-            <w:rPr>
-              <w:rFonts w:hint="eastAsia"/>
-              <w:lang w:val="en-US" w:eastAsia="zh-CN"/>
-            </w:rPr>
-            <w:instrText xml:space="preserve"> HYPERLINK \l _Toc4012 </w:instrText>
-          </w:r>
-          <w:r>
-            <w:rPr>
-              <w:rFonts w:hint="eastAsia"/>
-              <w:lang w:val="en-US" w:eastAsia="zh-CN"/>
-            </w:rPr>
-            <w:fldChar w:fldCharType="separate"/>
-          </w:r>
-          <w:r>
-            <w:rPr>
-              <w:rFonts w:hint="eastAsia"/>
-              <w:lang w:val="en-US" w:eastAsia="zh-CN"/>
-            </w:rPr>
-            <w:t>8. 填写示例功能</w:t>
-          </w:r>
-          <w:r>
-            <w:tab/>
-          </w:r>
-          <w:r>
-            <w:fldChar w:fldCharType="begin"/>
-          </w:r>
-          <w:r>
-            <w:instrText xml:space="preserve"> PAGEREF _Toc4012 \h </w:instrText>
-          </w:r>
-          <w:r>
-            <w:fldChar w:fldCharType="separate"/>
-          </w:r>
-          <w:r>
-            <w:t>15</w:t>
-          </w:r>
-          <w:r>
-            <w:fldChar w:fldCharType="end"/>
-          </w:r>
-          <w:r>
-            <w:rPr>
-              <w:rFonts w:hint="eastAsia"/>
-              <w:lang w:val="en-US" w:eastAsia="zh-CN"/>
-            </w:rPr>
-            <w:fldChar w:fldCharType="end"/>
-          </w:r>
-        </w:p>
-        <w:p>
-          <w:pPr>
-            <w:pStyle w:val="9"/>
-            <w:tabs>
-              <w:tab w:val="right" w:leader="dot" w:pos="8306"/>
-            </w:tabs>
-          </w:pPr>
-          <w:r>
-            <w:rPr>
-              <w:rFonts w:hint="eastAsia"/>
-              <w:lang w:val="en-US" w:eastAsia="zh-CN"/>
-            </w:rPr>
-            <w:fldChar w:fldCharType="begin"/>
-          </w:r>
-          <w:r>
-            <w:rPr>
-              <w:rFonts w:hint="eastAsia"/>
-              <w:lang w:val="en-US" w:eastAsia="zh-CN"/>
-            </w:rPr>
-            <w:instrText xml:space="preserve"> HYPERLINK \l _Toc4934 </w:instrText>
-          </w:r>
-          <w:r>
-            <w:rPr>
-              <w:rFonts w:hint="eastAsia"/>
-              <w:lang w:val="en-US" w:eastAsia="zh-CN"/>
-            </w:rPr>
-            <w:fldChar w:fldCharType="separate"/>
-          </w:r>
-          <w:r>
-            <w:rPr>
-              <w:rFonts w:hint="eastAsia"/>
-              <w:bCs w:val="0"/>
-              <w:lang w:val="en-US" w:eastAsia="zh-CN"/>
-            </w:rPr>
-            <w:t>三、</w:t>
-          </w:r>
-          <w:r>
-            <w:rPr>
-              <w:bCs w:val="0"/>
-            </w:rPr>
-            <w:t>使用示例</w:t>
-          </w:r>
-          <w:r>
-            <w:tab/>
-          </w:r>
-          <w:r>
-            <w:fldChar w:fldCharType="begin"/>
-          </w:r>
-          <w:r>
-            <w:instrText xml:space="preserve"> PAGEREF _Toc4934 \h </w:instrText>
-          </w:r>
-          <w:r>
-            <w:fldChar w:fldCharType="separate"/>
-          </w:r>
-          <w:r>
-            <w:t>16</w:t>
-          </w:r>
-          <w:r>
-            <w:fldChar w:fldCharType="end"/>
-          </w:r>
-          <w:r>
-            <w:rPr>
-              <w:rFonts w:hint="eastAsia"/>
-              <w:lang w:val="en-US" w:eastAsia="zh-CN"/>
-            </w:rPr>
-            <w:fldChar w:fldCharType="end"/>
-          </w:r>
-        </w:p>
-        <w:p>
-          <w:pPr>
-            <w:pStyle w:val="9"/>
-            <w:tabs>
-              <w:tab w:val="right" w:leader="dot" w:pos="8306"/>
-            </w:tabs>
-          </w:pPr>
-          <w:r>
-            <w:rPr>
-              <w:rFonts w:hint="eastAsia"/>
-              <w:lang w:val="en-US" w:eastAsia="zh-CN"/>
-            </w:rPr>
-            <w:fldChar w:fldCharType="begin"/>
-          </w:r>
-          <w:r>
-            <w:rPr>
-              <w:rFonts w:hint="eastAsia"/>
-              <w:lang w:val="en-US" w:eastAsia="zh-CN"/>
-            </w:rPr>
-            <w:instrText xml:space="preserve"> HYPERLINK \l _Toc25258 </w:instrText>
-          </w:r>
-          <w:r>
-            <w:rPr>
-              <w:rFonts w:hint="eastAsia"/>
-              <w:lang w:val="en-US" w:eastAsia="zh-CN"/>
-            </w:rPr>
-            <w:fldChar w:fldCharType="separate"/>
-          </w:r>
-          <w:r>
-            <w:rPr>
-              <w:rFonts w:hint="eastAsia"/>
-              <w:lang w:val="en-US" w:eastAsia="zh-CN"/>
-            </w:rPr>
-            <w:t>四、</w:t>
-          </w:r>
-          <w:r>
-            <w:t>常见问题解答</w:t>
-          </w:r>
-          <w:r>
-            <w:tab/>
-          </w:r>
-          <w:r>
-            <w:fldChar w:fldCharType="begin"/>
-          </w:r>
-          <w:r>
-            <w:instrText xml:space="preserve"> PAGEREF _Toc25258 \h </w:instrText>
-          </w:r>
-          <w:r>
-            <w:fldChar w:fldCharType="separate"/>
-          </w:r>
-          <w:r>
-            <w:t>17</w:t>
-          </w:r>
-          <w:r>
-            <w:fldChar w:fldCharType="end"/>
-          </w:r>
-          <w:r>
-            <w:rPr>
-              <w:rFonts w:hint="eastAsia"/>
-              <w:lang w:val="en-US" w:eastAsia="zh-CN"/>
-            </w:rPr>
-            <w:fldChar w:fldCharType="end"/>
-          </w:r>
-        </w:p>
-        <w:p>
-          <w:pPr>
-            <w:pStyle w:val="9"/>
-            <w:tabs>
-              <w:tab w:val="right" w:leader="dot" w:pos="8306"/>
-            </w:tabs>
-          </w:pPr>
-          <w:r>
-            <w:rPr>
-              <w:rFonts w:hint="eastAsia"/>
-              <w:lang w:val="en-US" w:eastAsia="zh-CN"/>
-            </w:rPr>
-            <w:fldChar w:fldCharType="begin"/>
-          </w:r>
-          <w:r>
-            <w:rPr>
-              <w:rFonts w:hint="eastAsia"/>
-              <w:lang w:val="en-US" w:eastAsia="zh-CN"/>
-            </w:rPr>
-            <w:instrText xml:space="preserve"> HYPERLINK \l _Toc32471 </w:instrText>
-          </w:r>
-          <w:r>
-            <w:rPr>
-              <w:rFonts w:hint="eastAsia"/>
-              <w:lang w:val="en-US" w:eastAsia="zh-CN"/>
-            </w:rPr>
-            <w:fldChar w:fldCharType="separate"/>
-          </w:r>
-          <w:r>
-            <w:rPr>
-              <w:rFonts w:hint="eastAsia"/>
-              <w:lang w:val="en-US" w:eastAsia="zh-CN"/>
-            </w:rPr>
-            <w:t>五、</w:t>
-          </w:r>
-          <w:r>
-            <w:t>注意事项</w:t>
-          </w:r>
-          <w:r>
-            <w:tab/>
-          </w:r>
-          <w:r>
-            <w:fldChar w:fldCharType="begin"/>
-          </w:r>
-          <w:r>
-            <w:instrText xml:space="preserve"> PAGEREF _Toc32471 \h </w:instrText>
-          </w:r>
-          <w:r>
-            <w:fldChar w:fldCharType="separate"/>
-          </w:r>
-          <w:r>
-            <w:t>17</w:t>
-          </w:r>
-          <w:r>
-            <w:fldChar w:fldCharType="end"/>
-          </w:r>
-          <w:r>
-            <w:rPr>
-              <w:rFonts w:hint="eastAsia"/>
-              <w:lang w:val="en-US" w:eastAsia="zh-CN"/>
-            </w:rPr>
-            <w:fldChar w:fldCharType="end"/>
-          </w:r>
-        </w:p>
-        <w:p>
-          <w:pPr>
-            <w:pStyle w:val="9"/>
-            <w:tabs>
-              <w:tab w:val="right" w:leader="dot" w:pos="8306"/>
-            </w:tabs>
-          </w:pPr>
-          <w:r>
-            <w:rPr>
-              <w:rFonts w:hint="eastAsia"/>
-              <w:lang w:val="en-US" w:eastAsia="zh-CN"/>
-            </w:rPr>
-            <w:fldChar w:fldCharType="begin"/>
-          </w:r>
-          <w:r>
-            <w:rPr>
-              <w:rFonts w:hint="eastAsia"/>
-              <w:lang w:val="en-US" w:eastAsia="zh-CN"/>
-            </w:rPr>
-            <w:instrText xml:space="preserve"> HYPERLINK \l _Toc110 </w:instrText>
-          </w:r>
-          <w:r>
-            <w:rPr>
-              <w:rFonts w:hint="eastAsia"/>
-              <w:lang w:val="en-US" w:eastAsia="zh-CN"/>
-            </w:rPr>
-            <w:fldChar w:fldCharType="separate"/>
-          </w:r>
-          <w:r>
-            <w:rPr>
-              <w:rFonts w:hint="eastAsia"/>
-              <w:lang w:val="en-US" w:eastAsia="zh-CN"/>
-            </w:rPr>
-            <w:t>六、</w:t>
-          </w:r>
-          <w:r>
-            <w:t>联系方式</w:t>
-          </w:r>
-          <w:r>
-            <w:tab/>
-          </w:r>
-          <w:r>
-            <w:fldChar w:fldCharType="begin"/>
-          </w:r>
-          <w:r>
-            <w:instrText xml:space="preserve"> PAGEREF _Toc110 \h </w:instrText>
-          </w:r>
-          <w:r>
-            <w:fldChar w:fldCharType="separate"/>
-          </w:r>
-          <w:r>
-            <w:t>18</w:t>
-          </w:r>
-          <w:r>
-            <w:fldChar w:fldCharType="end"/>
-          </w:r>
-          <w:r>
-            <w:rPr>
-              <w:rFonts w:hint="eastAsia"/>
-              <w:lang w:val="en-US" w:eastAsia="zh-CN"/>
-            </w:rPr>
-            <w:fldChar w:fldCharType="end"/>
-          </w:r>
-        </w:p>
-        <w:p>
-          <w:pPr>
-            <w:pStyle w:val="9"/>
-            <w:tabs>
-              <w:tab w:val="right" w:leader="dot" w:pos="8306"/>
-            </w:tabs>
-          </w:pPr>
-          <w:r>
-            <w:rPr>
-              <w:rFonts w:hint="eastAsia"/>
-              <w:lang w:val="en-US" w:eastAsia="zh-CN"/>
-            </w:rPr>
-            <w:fldChar w:fldCharType="begin"/>
-          </w:r>
-          <w:r>
-            <w:rPr>
-              <w:rFonts w:hint="eastAsia"/>
-              <w:lang w:val="en-US" w:eastAsia="zh-CN"/>
-            </w:rPr>
             <w:instrText xml:space="preserve"> HYPERLINK \l _Toc22977 </w:instrText>
           </w:r>
           <w:r>
@@ -2447,7 +2445,7 @@
         </w:p>
         <w:p>
           <w:pPr>
-            <w:pStyle w:val="10"/>
+            <w:pStyle w:val="11"/>
             <w:tabs>
               <w:tab w:val="right" w:leader="dot" w:pos="8306"/>
             </w:tabs>
@@ -2516,7 +2514,7 @@
         </w:p>
         <w:p>
           <w:pPr>
-            <w:pStyle w:val="10"/>
+            <w:pStyle w:val="11"/>
             <w:tabs>
               <w:tab w:val="right" w:leader="dot" w:pos="8306"/>
             </w:tabs>
@@ -2585,7 +2583,7 @@
         </w:p>
         <w:p>
           <w:pPr>
-            <w:pStyle w:val="10"/>
+            <w:pStyle w:val="11"/>
             <w:tabs>
               <w:tab w:val="right" w:leader="dot" w:pos="8306"/>
             </w:tabs>
@@ -2654,7 +2652,7 @@
         </w:p>
         <w:p>
           <w:pPr>
-            <w:pStyle w:val="10"/>
+            <w:pStyle w:val="11"/>
             <w:tabs>
               <w:tab w:val="right" w:leader="dot" w:pos="8306"/>
             </w:tabs>
@@ -2723,7 +2721,7 @@
         </w:p>
         <w:p>
           <w:pPr>
-            <w:pStyle w:val="10"/>
+            <w:pStyle w:val="11"/>
             <w:tabs>
               <w:tab w:val="right" w:leader="dot" w:pos="8306"/>
             </w:tabs>
@@ -2792,7 +2790,7 @@
         </w:p>
         <w:p>
           <w:pPr>
-            <w:pStyle w:val="10"/>
+            <w:pStyle w:val="11"/>
             <w:tabs>
               <w:tab w:val="right" w:leader="dot" w:pos="8306"/>
             </w:tabs>
@@ -2861,7 +2859,7 @@
         </w:p>
         <w:p>
           <w:pPr>
-            <w:pStyle w:val="10"/>
+            <w:pStyle w:val="11"/>
             <w:tabs>
               <w:tab w:val="right" w:leader="dot" w:pos="8306"/>
             </w:tabs>
@@ -2930,7 +2928,7 @@
         </w:p>
         <w:p>
           <w:pPr>
-            <w:pStyle w:val="6"/>
+            <w:pStyle w:val="7"/>
             <w:tabs>
               <w:tab w:val="right" w:leader="dot" w:pos="8306"/>
             </w:tabs>
@@ -2991,7 +2989,7 @@
         </w:p>
         <w:p>
           <w:pPr>
-            <w:pStyle w:val="6"/>
+            <w:pStyle w:val="7"/>
             <w:tabs>
               <w:tab w:val="right" w:leader="dot" w:pos="8306"/>
             </w:tabs>
@@ -3052,7 +3050,7 @@
         </w:p>
         <w:p>
           <w:pPr>
-            <w:pStyle w:val="6"/>
+            <w:pStyle w:val="7"/>
             <w:tabs>
               <w:tab w:val="right" w:leader="dot" w:pos="8306"/>
             </w:tabs>
@@ -3113,7 +3111,7 @@
         </w:p>
         <w:p>
           <w:pPr>
-            <w:pStyle w:val="6"/>
+            <w:pStyle w:val="7"/>
             <w:tabs>
               <w:tab w:val="right" w:leader="dot" w:pos="8306"/>
             </w:tabs>
@@ -3174,7 +3172,7 @@
         </w:p>
         <w:p>
           <w:pPr>
-            <w:pStyle w:val="6"/>
+            <w:pStyle w:val="7"/>
             <w:tabs>
               <w:tab w:val="right" w:leader="dot" w:pos="8306"/>
             </w:tabs>
@@ -3235,7 +3233,7 @@
         </w:p>
         <w:p>
           <w:pPr>
-            <w:pStyle w:val="6"/>
+            <w:pStyle w:val="7"/>
             <w:tabs>
               <w:tab w:val="right" w:leader="dot" w:pos="8306"/>
             </w:tabs>
@@ -3296,7 +3294,7 @@
         </w:p>
         <w:p>
           <w:pPr>
-            <w:pStyle w:val="6"/>
+            <w:pStyle w:val="7"/>
             <w:tabs>
               <w:tab w:val="right" w:leader="dot" w:pos="8306"/>
             </w:tabs>
@@ -3357,7 +3355,7 @@
         </w:p>
         <w:p>
           <w:pPr>
-            <w:pStyle w:val="6"/>
+            <w:pStyle w:val="7"/>
             <w:tabs>
               <w:tab w:val="right" w:leader="dot" w:pos="8306"/>
             </w:tabs>
@@ -3418,7 +3416,7 @@
         </w:p>
         <w:p>
           <w:pPr>
-            <w:pStyle w:val="6"/>
+            <w:pStyle w:val="7"/>
             <w:tabs>
               <w:tab w:val="right" w:leader="dot" w:pos="8306"/>
             </w:tabs>
@@ -3479,7 +3477,7 @@
         </w:p>
         <w:p>
           <w:pPr>
-            <w:pStyle w:val="9"/>
+            <w:pStyle w:val="10"/>
             <w:tabs>
               <w:tab w:val="right" w:leader="dot" w:pos="8306"/>
             </w:tabs>
@@ -4792,6 +4790,7 @@
     <w:p>
       <w:pPr>
         <w:numPr>
+          <w:ilvl w:val="0"/>
           <w:numId w:val="0"/>
         </w:numPr>
         <w:spacing w:before="0" w:beforeAutospacing="1" w:after="0" w:afterAutospacing="1"/>
@@ -4811,6 +4810,7 @@
     <w:p>
       <w:pPr>
         <w:numPr>
+          <w:ilvl w:val="0"/>
           <w:numId w:val="0"/>
         </w:numPr>
         <w:spacing w:before="0" w:beforeAutospacing="1" w:after="0" w:afterAutospacing="1"/>
@@ -4863,6 +4863,7 @@
     <w:p>
       <w:pPr>
         <w:numPr>
+          <w:ilvl w:val="0"/>
           <w:numId w:val="0"/>
         </w:numPr>
         <w:spacing w:before="0" w:beforeAutospacing="1" w:after="0" w:afterAutospacing="1"/>
@@ -5095,6 +5096,7 @@
     <w:p>
       <w:pPr>
         <w:numPr>
+          <w:ilvl w:val="0"/>
           <w:numId w:val="0"/>
         </w:numPr>
         <w:spacing w:before="0" w:beforeAutospacing="1" w:after="0" w:afterAutospacing="1"/>
@@ -5403,6 +5405,7 @@
     <w:p>
       <w:pPr>
         <w:numPr>
+          <w:ilvl w:val="0"/>
           <w:numId w:val="0"/>
         </w:numPr>
         <w:spacing w:before="0" w:beforeAutospacing="1" w:after="0" w:afterAutospacing="1"/>
@@ -6622,7 +6625,7 @@
     <w:p/>
     <w:tbl>
       <w:tblPr>
-        <w:tblStyle w:val="12"/>
+        <w:tblStyle w:val="13"/>
         <w:tblW w:w="0" w:type="auto"/>
         <w:tblInd w:w="0" w:type="dxa"/>
         <w:tblBorders>
@@ -7066,7 +7069,7 @@
     </w:p>
     <w:tbl>
       <w:tblPr>
-        <w:tblStyle w:val="11"/>
+        <w:tblStyle w:val="12"/>
         <w:tblW w:w="8523" w:type="dxa"/>
         <w:jc w:val="center"/>
         <w:tblLayout w:type="autofit"/>
@@ -9605,7 +9608,7 @@
     </w:p>
     <w:tbl>
       <w:tblPr>
-        <w:tblStyle w:val="11"/>
+        <w:tblStyle w:val="12"/>
         <w:tblW w:w="8304" w:type="dxa"/>
         <w:jc w:val="center"/>
         <w:tblLayout w:type="autofit"/>
@@ -11177,7 +11180,7 @@
     </w:p>
     <w:tbl>
       <w:tblPr>
-        <w:tblStyle w:val="11"/>
+        <w:tblStyle w:val="12"/>
         <w:tblW w:w="8519" w:type="dxa"/>
         <w:jc w:val="center"/>
         <w:tblLayout w:type="autofit"/>
@@ -12699,7 +12702,7 @@
     </w:p>
     <w:tbl>
       <w:tblPr>
-        <w:tblStyle w:val="11"/>
+        <w:tblStyle w:val="12"/>
         <w:tblW w:w="8519" w:type="dxa"/>
         <w:jc w:val="center"/>
         <w:tblLayout w:type="autofit"/>
@@ -13859,7 +13862,7 @@
     </w:p>
     <w:tbl>
       <w:tblPr>
-        <w:tblStyle w:val="11"/>
+        <w:tblStyle w:val="12"/>
         <w:tblW w:w="8779" w:type="dxa"/>
         <w:jc w:val="center"/>
         <w:tblLayout w:type="fixed"/>
@@ -16328,14 +16331,6 @@
         </w:tc>
       </w:tr>
       <w:tr>
-        <w:tblPrEx>
-          <w:tblCellMar>
-            <w:top w:w="0" w:type="dxa"/>
-            <w:left w:w="0" w:type="dxa"/>
-            <w:bottom w:w="0" w:type="dxa"/>
-            <w:right w:w="0" w:type="dxa"/>
-          </w:tblCellMar>
-        </w:tblPrEx>
         <w:trPr>
           <w:trHeight w:val="0" w:hRule="atLeast"/>
           <w:jc w:val="center"/>
@@ -16545,6 +16540,220 @@
                 <w:szCs w:val="21"/>
               </w:rPr>
               <w:t>{{ ai.birth }}</w:t>
+            </w:r>
+          </w:p>
+        </w:tc>
+      </w:tr>
+      <w:tr>
+        <w:trPr>
+          <w:trHeight w:val="0" w:hRule="atLeast"/>
+          <w:jc w:val="center"/>
+        </w:trPr>
+        <w:tc>
+          <w:tcPr>
+            <w:tcW w:w="1640" w:type="dxa"/>
+            <w:tcMar>
+              <w:left w:w="108" w:type="dxa"/>
+              <w:right w:w="108" w:type="dxa"/>
+            </w:tcMar>
+            <w:vAlign w:val="center"/>
+          </w:tcPr>
+          <w:p>
+            <w:pPr>
+              <w:snapToGrid w:val="0"/>
+              <w:ind w:left="0" w:leftChars="0" w:right="0" w:rightChars="0" w:firstLine="0" w:firstLineChars="0"/>
+              <w:jc w:val="left"/>
+              <w:rPr>
+                <w:rFonts w:hint="eastAsia" w:ascii="微软雅黑" w:hAnsi="微软雅黑" w:eastAsia="微软雅黑" w:cs="微软雅黑"/>
+                <w:sz w:val="18"/>
+                <w:szCs w:val="21"/>
+              </w:rPr>
+            </w:pPr>
+            <w:r>
+              <w:rPr>
+                <w:rFonts w:hint="eastAsia" w:ascii="微软雅黑" w:hAnsi="微软雅黑" w:eastAsia="微软雅黑" w:cs="微软雅黑"/>
+                <w:sz w:val="18"/>
+                <w:szCs w:val="21"/>
+              </w:rPr>
+              <w:t>IDNumber</w:t>
+            </w:r>
+          </w:p>
+        </w:tc>
+        <w:tc>
+          <w:tcPr>
+            <w:tcW w:w="734" w:type="dxa"/>
+            <w:tcMar>
+              <w:left w:w="108" w:type="dxa"/>
+              <w:right w:w="108" w:type="dxa"/>
+            </w:tcMar>
+            <w:vAlign w:val="center"/>
+          </w:tcPr>
+          <w:p>
+            <w:pPr>
+              <w:snapToGrid w:val="0"/>
+              <w:ind w:left="0" w:leftChars="0" w:right="0" w:rightChars="0" w:firstLine="0" w:firstLineChars="0"/>
+              <w:jc w:val="left"/>
+              <w:rPr>
+                <w:rFonts w:hint="eastAsia" w:ascii="微软雅黑" w:hAnsi="微软雅黑" w:eastAsia="微软雅黑" w:cs="微软雅黑"/>
+                <w:sz w:val="18"/>
+                <w:szCs w:val="21"/>
+              </w:rPr>
+            </w:pPr>
+            <w:r>
+              <w:rPr>
+                <w:rFonts w:hint="eastAsia" w:ascii="微软雅黑" w:hAnsi="微软雅黑" w:eastAsia="微软雅黑" w:cs="微软雅黑"/>
+                <w:sz w:val="18"/>
+                <w:szCs w:val="21"/>
+              </w:rPr>
+              <w:t>id</w:t>
+            </w:r>
+          </w:p>
+        </w:tc>
+        <w:tc>
+          <w:tcPr>
+            <w:tcW w:w="840" w:type="dxa"/>
+            <w:tcMar>
+              <w:left w:w="108" w:type="dxa"/>
+              <w:right w:w="108" w:type="dxa"/>
+            </w:tcMar>
+            <w:vAlign w:val="center"/>
+          </w:tcPr>
+          <w:p>
+            <w:pPr>
+              <w:snapToGrid w:val="0"/>
+              <w:ind w:left="0" w:leftChars="0" w:right="0" w:rightChars="0" w:firstLine="0" w:firstLineChars="0"/>
+              <w:jc w:val="left"/>
+              <w:rPr>
+                <w:rFonts w:hint="eastAsia" w:ascii="微软雅黑" w:hAnsi="微软雅黑" w:eastAsia="微软雅黑" w:cs="微软雅黑"/>
+                <w:sz w:val="18"/>
+                <w:szCs w:val="21"/>
+              </w:rPr>
+            </w:pPr>
+            <w:r>
+              <w:rPr>
+                <w:rFonts w:hint="eastAsia" w:ascii="微软雅黑" w:hAnsi="微软雅黑" w:eastAsia="微软雅黑" w:cs="微软雅黑"/>
+                <w:sz w:val="18"/>
+                <w:szCs w:val="21"/>
+              </w:rPr>
+              <w:t>身份证号</w:t>
+            </w:r>
+          </w:p>
+        </w:tc>
+        <w:tc>
+          <w:tcPr>
+            <w:tcW w:w="2988" w:type="dxa"/>
+            <w:shd w:val="clear" w:color="auto" w:fill="175F59" w:themeFill="accent5" w:themeFillShade="7F"/>
+            <w:tcMar>
+              <w:left w:w="108" w:type="dxa"/>
+              <w:right w:w="108" w:type="dxa"/>
+            </w:tcMar>
+            <w:vAlign w:val="center"/>
+          </w:tcPr>
+          <w:p>
+            <w:pPr>
+              <w:snapToGrid w:val="0"/>
+              <w:ind w:left="0" w:leftChars="0" w:right="0" w:rightChars="0" w:firstLine="0" w:firstLineChars="0"/>
+              <w:jc w:val="left"/>
+              <w:rPr>
+                <w:rFonts w:hint="eastAsia" w:ascii="微软雅黑" w:hAnsi="微软雅黑" w:eastAsia="微软雅黑" w:cs="微软雅黑"/>
+                <w:color w:val="FFFFFF" w:themeColor="background1"/>
+                <w:sz w:val="18"/>
+                <w:szCs w:val="21"/>
+                <w:lang w:eastAsia="zh-CN"/>
+                <w14:textFill>
+                  <w14:solidFill>
+                    <w14:schemeClr w14:val="bg1"/>
+                  </w14:solidFill>
+                </w14:textFill>
+              </w:rPr>
+            </w:pPr>
+            <w:r>
+              <w:rPr>
+                <w:rFonts w:hint="eastAsia" w:ascii="微软雅黑" w:hAnsi="微软雅黑" w:eastAsia="微软雅黑" w:cs="微软雅黑"/>
+                <w:color w:val="FFFFFF" w:themeColor="background1"/>
+                <w:sz w:val="18"/>
+                <w:szCs w:val="21"/>
+                <w14:textFill>
+                  <w14:solidFill>
+                    <w14:schemeClr w14:val="bg1"/>
+                  </w14:solidFill>
+                </w14:textFill>
+              </w:rPr>
+              <w:t>AdditionInfo.IDNumber</w:t>
+            </w:r>
+          </w:p>
+        </w:tc>
+        <w:tc>
+          <w:tcPr>
+            <w:tcW w:w="1116" w:type="dxa"/>
+            <w:shd w:val="clear" w:color="auto" w:fill="175F59" w:themeFill="accent5" w:themeFillShade="7F"/>
+            <w:tcMar>
+              <w:left w:w="108" w:type="dxa"/>
+              <w:right w:w="108" w:type="dxa"/>
+            </w:tcMar>
+            <w:vAlign w:val="center"/>
+          </w:tcPr>
+          <w:p>
+            <w:pPr>
+              <w:snapToGrid w:val="0"/>
+              <w:ind w:left="0" w:leftChars="0" w:right="0" w:rightChars="0" w:firstLine="0" w:firstLineChars="0"/>
+              <w:jc w:val="left"/>
+              <w:rPr>
+                <w:rFonts w:hint="eastAsia" w:ascii="微软雅黑" w:hAnsi="微软雅黑" w:eastAsia="微软雅黑" w:cs="微软雅黑"/>
+                <w:color w:val="FFFFFF" w:themeColor="background1"/>
+                <w:sz w:val="18"/>
+                <w:szCs w:val="21"/>
+                <w:lang w:eastAsia="zh-CN"/>
+                <w14:textFill>
+                  <w14:solidFill>
+                    <w14:schemeClr w14:val="bg1"/>
+                  </w14:solidFill>
+                </w14:textFill>
+              </w:rPr>
+            </w:pPr>
+            <w:r>
+              <w:rPr>
+                <w:rFonts w:hint="eastAsia" w:ascii="微软雅黑" w:hAnsi="微软雅黑" w:eastAsia="微软雅黑" w:cs="微软雅黑"/>
+                <w:color w:val="FFFFFF" w:themeColor="background1"/>
+                <w:sz w:val="18"/>
+                <w:szCs w:val="21"/>
+                <w14:textFill>
+                  <w14:solidFill>
+                    <w14:schemeClr w14:val="bg1"/>
+                  </w14:solidFill>
+                </w14:textFill>
+              </w:rPr>
+              <w:t>ai.id</w:t>
+            </w:r>
+          </w:p>
+        </w:tc>
+        <w:tc>
+          <w:tcPr>
+            <w:tcW w:w="1461" w:type="dxa"/>
+            <w:tcMar>
+              <w:left w:w="108" w:type="dxa"/>
+              <w:right w:w="108" w:type="dxa"/>
+            </w:tcMar>
+            <w:vAlign w:val="center"/>
+          </w:tcPr>
+          <w:p>
+            <w:pPr>
+              <w:snapToGrid w:val="0"/>
+              <w:ind w:left="0" w:leftChars="0" w:right="0" w:rightChars="0" w:firstLine="0" w:firstLineChars="0"/>
+              <w:jc w:val="left"/>
+              <w:rPr>
+                <w:rFonts w:hint="eastAsia" w:ascii="微软雅黑" w:hAnsi="微软雅黑" w:eastAsia="微软雅黑" w:cs="微软雅黑"/>
+                <w:sz w:val="18"/>
+                <w:szCs w:val="21"/>
+              </w:rPr>
+            </w:pPr>
+            <w:r>
+              <w:rPr>
+                <w:rFonts w:hint="eastAsia" w:ascii="微软雅黑" w:hAnsi="微软雅黑" w:eastAsia="微软雅黑" w:cs="微软雅黑"/>
+                <w:sz w:val="18"/>
+                <w:szCs w:val="21"/>
+              </w:rPr>
+              <w:t>{{ ai.id }}</w:t>
             </w:r>
           </w:p>
         </w:tc>
@@ -16588,7 +16797,7 @@
                 <w:sz w:val="18"/>
                 <w:szCs w:val="21"/>
               </w:rPr>
-              <w:t>IDNumber</w:t>
+              <w:t>PaymentCompany</w:t>
             </w:r>
           </w:p>
         </w:tc>
@@ -16618,7 +16827,7 @@
                 <w:sz w:val="18"/>
                 <w:szCs w:val="21"/>
               </w:rPr>
-              <w:t>id</w:t>
+              <w:t>pay</w:t>
             </w:r>
           </w:p>
         </w:tc>
@@ -16648,7 +16857,7 @@
                 <w:sz w:val="18"/>
                 <w:szCs w:val="21"/>
               </w:rPr>
-              <w:t>身份证号</w:t>
+              <w:t>薪资发放公司</w:t>
             </w:r>
           </w:p>
         </w:tc>
@@ -16692,7 +16901,7 @@
                   </w14:solidFill>
                 </w14:textFill>
               </w:rPr>
-              <w:t>AdditionInfo.IDNumber</w:t>
+              <w:t>AdditionInfo.PaymentCompany</w:t>
             </w:r>
           </w:p>
         </w:tc>
@@ -16736,7 +16945,7 @@
                   </w14:solidFill>
                 </w14:textFill>
               </w:rPr>
-              <w:t>ai.id</w:t>
+              <w:t>ai.pay</w:t>
             </w:r>
           </w:p>
         </w:tc>
@@ -16766,7 +16975,7 @@
                 <w:sz w:val="18"/>
                 <w:szCs w:val="21"/>
               </w:rPr>
-              <w:t>{{ ai.id }}</w:t>
+              <w:t>{{ ai.pay }}</w:t>
             </w:r>
           </w:p>
         </w:tc>
@@ -16810,7 +17019,7 @@
                 <w:sz w:val="18"/>
                 <w:szCs w:val="21"/>
               </w:rPr>
-              <w:t>PaymentCompany</w:t>
+              <w:t>BaseLocation</w:t>
             </w:r>
           </w:p>
         </w:tc>
@@ -16840,7 +17049,7 @@
                 <w:sz w:val="18"/>
                 <w:szCs w:val="21"/>
               </w:rPr>
-              <w:t>pay</w:t>
+              <w:t>loc</w:t>
             </w:r>
           </w:p>
         </w:tc>
@@ -16870,7 +17079,7 @@
                 <w:sz w:val="18"/>
                 <w:szCs w:val="21"/>
               </w:rPr>
-              <w:t>薪资发放公司</w:t>
+              <w:t>工作地点</w:t>
             </w:r>
           </w:p>
         </w:tc>
@@ -16914,7 +17123,7 @@
                   </w14:solidFill>
                 </w14:textFill>
               </w:rPr>
-              <w:t>AdditionInfo.PaymentCompany</w:t>
+              <w:t>AdditionInfo.BaseLocation</w:t>
             </w:r>
           </w:p>
         </w:tc>
@@ -16958,7 +17167,7 @@
                   </w14:solidFill>
                 </w14:textFill>
               </w:rPr>
-              <w:t>ai.pay</w:t>
+              <w:t>ai.loc</w:t>
             </w:r>
           </w:p>
         </w:tc>
@@ -16988,7 +17197,7 @@
                 <w:sz w:val="18"/>
                 <w:szCs w:val="21"/>
               </w:rPr>
-              <w:t>{{ ai.pay }}</w:t>
+              <w:t>{{ ai.loc }}</w:t>
             </w:r>
           </w:p>
         </w:tc>
@@ -17032,7 +17241,7 @@
                 <w:sz w:val="18"/>
                 <w:szCs w:val="21"/>
               </w:rPr>
-              <w:t>BaseLocation</w:t>
+              <w:t>ContractLegalPerson</w:t>
             </w:r>
           </w:p>
         </w:tc>
@@ -17062,7 +17271,7 @@
                 <w:sz w:val="18"/>
                 <w:szCs w:val="21"/>
               </w:rPr>
-              <w:t>loc</w:t>
+              <w:t>legal</w:t>
             </w:r>
           </w:p>
         </w:tc>
@@ -17092,7 +17301,7 @@
                 <w:sz w:val="18"/>
                 <w:szCs w:val="21"/>
               </w:rPr>
-              <w:t>工作地点</w:t>
+              <w:t>合同法人</w:t>
             </w:r>
           </w:p>
         </w:tc>
@@ -17136,7 +17345,7 @@
                   </w14:solidFill>
                 </w14:textFill>
               </w:rPr>
-              <w:t>AdditionInfo.BaseLocation</w:t>
+              <w:t>AdditionInfo.ContractLegalPerson</w:t>
             </w:r>
           </w:p>
         </w:tc>
@@ -17180,7 +17389,7 @@
                   </w14:solidFill>
                 </w14:textFill>
               </w:rPr>
-              <w:t>ai.loc</w:t>
+              <w:t>ai.legal</w:t>
             </w:r>
           </w:p>
         </w:tc>
@@ -17210,7 +17419,7 @@
                 <w:sz w:val="18"/>
                 <w:szCs w:val="21"/>
               </w:rPr>
-              <w:t>{{ ai.loc }}</w:t>
+              <w:t>{{ ai.legal }}</w:t>
             </w:r>
           </w:p>
         </w:tc>
@@ -17254,7 +17463,7 @@
                 <w:sz w:val="18"/>
                 <w:szCs w:val="21"/>
               </w:rPr>
-              <w:t>ContractLegalPerson</w:t>
+              <w:t>GraduationTime</w:t>
             </w:r>
           </w:p>
         </w:tc>
@@ -17284,7 +17493,7 @@
                 <w:sz w:val="18"/>
                 <w:szCs w:val="21"/>
               </w:rPr>
-              <w:t>legal</w:t>
+              <w:t>grad</w:t>
             </w:r>
           </w:p>
         </w:tc>
@@ -17314,7 +17523,7 @@
                 <w:sz w:val="18"/>
                 <w:szCs w:val="21"/>
               </w:rPr>
-              <w:t>合同法人</w:t>
+              <w:t>毕业时间</w:t>
             </w:r>
           </w:p>
         </w:tc>
@@ -17358,7 +17567,7 @@
                   </w14:solidFill>
                 </w14:textFill>
               </w:rPr>
-              <w:t>AdditionInfo.ContractLegalPerson</w:t>
+              <w:t>AdditionInfo.GraduationTime</w:t>
             </w:r>
           </w:p>
         </w:tc>
@@ -17402,7 +17611,7 @@
                   </w14:solidFill>
                 </w14:textFill>
               </w:rPr>
-              <w:t>ai.legal</w:t>
+              <w:t>ai.grad</w:t>
             </w:r>
           </w:p>
         </w:tc>
@@ -17432,7 +17641,7 @@
                 <w:sz w:val="18"/>
                 <w:szCs w:val="21"/>
               </w:rPr>
-              <w:t>{{ ai.legal }}</w:t>
+              <w:t>{{ ai.grad }}</w:t>
             </w:r>
           </w:p>
         </w:tc>
@@ -17476,7 +17685,7 @@
                 <w:sz w:val="18"/>
                 <w:szCs w:val="21"/>
               </w:rPr>
-              <w:t>GraduationTime</w:t>
+              <w:t>GraduationSchool</w:t>
             </w:r>
           </w:p>
         </w:tc>
@@ -17506,7 +17715,7 @@
                 <w:sz w:val="18"/>
                 <w:szCs w:val="21"/>
               </w:rPr>
-              <w:t>grad</w:t>
+              <w:t>school</w:t>
             </w:r>
           </w:p>
         </w:tc>
@@ -17536,7 +17745,7 @@
                 <w:sz w:val="18"/>
                 <w:szCs w:val="21"/>
               </w:rPr>
-              <w:t>毕业时间</w:t>
+              <w:t>毕业院校</w:t>
             </w:r>
           </w:p>
         </w:tc>
@@ -17580,7 +17789,7 @@
                   </w14:solidFill>
                 </w14:textFill>
               </w:rPr>
-              <w:t>AdditionInfo.GraduationTime</w:t>
+              <w:t>AdditionInfo.GraduationSchool</w:t>
             </w:r>
           </w:p>
         </w:tc>
@@ -17624,7 +17833,7 @@
                   </w14:solidFill>
                 </w14:textFill>
               </w:rPr>
-              <w:t>ai.grad</w:t>
+              <w:t>ai.school</w:t>
             </w:r>
           </w:p>
         </w:tc>
@@ -17654,7 +17863,7 @@
                 <w:sz w:val="18"/>
                 <w:szCs w:val="21"/>
               </w:rPr>
-              <w:t>{{ ai.grad }}</w:t>
+              <w:t>{{ ai.school }}</w:t>
             </w:r>
           </w:p>
         </w:tc>
@@ -17698,7 +17907,7 @@
                 <w:sz w:val="18"/>
                 <w:szCs w:val="21"/>
               </w:rPr>
-              <w:t>GraduationSchool</w:t>
+              <w:t>HighestEducation</w:t>
             </w:r>
           </w:p>
         </w:tc>
@@ -17728,7 +17937,7 @@
                 <w:sz w:val="18"/>
                 <w:szCs w:val="21"/>
               </w:rPr>
-              <w:t>school</w:t>
+              <w:t>edu</w:t>
             </w:r>
           </w:p>
         </w:tc>
@@ -17758,7 +17967,7 @@
                 <w:sz w:val="18"/>
                 <w:szCs w:val="21"/>
               </w:rPr>
-              <w:t>毕业院校</w:t>
+              <w:t>最高学历</w:t>
             </w:r>
           </w:p>
         </w:tc>
@@ -17802,7 +18011,7 @@
                   </w14:solidFill>
                 </w14:textFill>
               </w:rPr>
-              <w:t>AdditionInfo.GraduationSchool</w:t>
+              <w:t>AdditionInfo.HighestEducation</w:t>
             </w:r>
           </w:p>
         </w:tc>
@@ -17846,7 +18055,7 @@
                   </w14:solidFill>
                 </w14:textFill>
               </w:rPr>
-              <w:t>ai.school</w:t>
+              <w:t>ai.edu</w:t>
             </w:r>
           </w:p>
         </w:tc>
@@ -17876,7 +18085,7 @@
                 <w:sz w:val="18"/>
                 <w:szCs w:val="21"/>
               </w:rPr>
-              <w:t>{{ ai.school }}</w:t>
+              <w:t>{{ ai.edu }}</w:t>
             </w:r>
           </w:p>
         </w:tc>
@@ -17920,7 +18129,7 @@
                 <w:sz w:val="18"/>
                 <w:szCs w:val="21"/>
               </w:rPr>
-              <w:t>HighestEducation</w:t>
+              <w:t>Major</w:t>
             </w:r>
           </w:p>
         </w:tc>
@@ -17950,7 +18159,7 @@
                 <w:sz w:val="18"/>
                 <w:szCs w:val="21"/>
               </w:rPr>
-              <w:t>edu</w:t>
+              <w:t>major</w:t>
             </w:r>
           </w:p>
         </w:tc>
@@ -17980,7 +18189,7 @@
                 <w:sz w:val="18"/>
                 <w:szCs w:val="21"/>
               </w:rPr>
-              <w:t>最高学历</w:t>
+              <w:t>专业</w:t>
             </w:r>
           </w:p>
         </w:tc>
@@ -18024,7 +18233,7 @@
                   </w14:solidFill>
                 </w14:textFill>
               </w:rPr>
-              <w:t>AdditionInfo.HighestEducation</w:t>
+              <w:t>AdditionInfo.Major</w:t>
             </w:r>
           </w:p>
         </w:tc>
@@ -18068,7 +18277,7 @@
                   </w14:solidFill>
                 </w14:textFill>
               </w:rPr>
-              <w:t>ai.edu</w:t>
+              <w:t>ai.major</w:t>
             </w:r>
           </w:p>
         </w:tc>
@@ -18098,7 +18307,7 @@
                 <w:sz w:val="18"/>
                 <w:szCs w:val="21"/>
               </w:rPr>
-              <w:t>{{ ai.edu }}</w:t>
+              <w:t>{{ ai.major }}</w:t>
             </w:r>
           </w:p>
         </w:tc>
@@ -18142,7 +18351,7 @@
                 <w:sz w:val="18"/>
                 <w:szCs w:val="21"/>
               </w:rPr>
-              <w:t>Major</w:t>
+              <w:t>EntryDate</w:t>
             </w:r>
           </w:p>
         </w:tc>
@@ -18172,7 +18381,7 @@
                 <w:sz w:val="18"/>
                 <w:szCs w:val="21"/>
               </w:rPr>
-              <w:t>major</w:t>
+              <w:t>entry</w:t>
             </w:r>
           </w:p>
         </w:tc>
@@ -18202,7 +18411,7 @@
                 <w:sz w:val="18"/>
                 <w:szCs w:val="21"/>
               </w:rPr>
-              <w:t>专业</w:t>
+              <w:t>入职日期</w:t>
             </w:r>
           </w:p>
         </w:tc>
@@ -18246,7 +18455,7 @@
                   </w14:solidFill>
                 </w14:textFill>
               </w:rPr>
-              <w:t>AdditionInfo.Major</w:t>
+              <w:t>AdditionInfo.EntryDate</w:t>
             </w:r>
           </w:p>
         </w:tc>
@@ -18290,7 +18499,7 @@
                   </w14:solidFill>
                 </w14:textFill>
               </w:rPr>
-              <w:t>ai.major</w:t>
+              <w:t>ai.entry</w:t>
             </w:r>
           </w:p>
         </w:tc>
@@ -18320,7 +18529,7 @@
                 <w:sz w:val="18"/>
                 <w:szCs w:val="21"/>
               </w:rPr>
-              <w:t>{{ ai.major }}</w:t>
+              <w:t>{{ ai.entry }}</w:t>
             </w:r>
           </w:p>
         </w:tc>
@@ -18364,7 +18573,7 @@
                 <w:sz w:val="18"/>
                 <w:szCs w:val="21"/>
               </w:rPr>
-              <w:t>EntryDate</w:t>
+              <w:t>FirstEntryDate</w:t>
             </w:r>
           </w:p>
         </w:tc>
@@ -18394,7 +18603,7 @@
                 <w:sz w:val="18"/>
                 <w:szCs w:val="21"/>
               </w:rPr>
-              <w:t>entry</w:t>
+              <w:t>first</w:t>
             </w:r>
           </w:p>
         </w:tc>
@@ -18424,7 +18633,7 @@
                 <w:sz w:val="18"/>
                 <w:szCs w:val="21"/>
               </w:rPr>
-              <w:t>入职日期</w:t>
+              <w:t>首次入职日期</w:t>
             </w:r>
           </w:p>
         </w:tc>
@@ -18468,7 +18677,7 @@
                   </w14:solidFill>
                 </w14:textFill>
               </w:rPr>
-              <w:t>AdditionInfo.EntryDate</w:t>
+              <w:t>AdditionInfo.FirstEntryDate</w:t>
             </w:r>
           </w:p>
         </w:tc>
@@ -18512,7 +18721,7 @@
                   </w14:solidFill>
                 </w14:textFill>
               </w:rPr>
-              <w:t>ai.entry</w:t>
+              <w:t>ai.first</w:t>
             </w:r>
           </w:p>
         </w:tc>
@@ -18542,7 +18751,7 @@
                 <w:sz w:val="18"/>
                 <w:szCs w:val="21"/>
               </w:rPr>
-              <w:t>{{ ai.entry }}</w:t>
+              <w:t>{{ ai.first }}</w:t>
             </w:r>
           </w:p>
         </w:tc>
@@ -18586,7 +18795,7 @@
                 <w:sz w:val="18"/>
                 <w:szCs w:val="21"/>
               </w:rPr>
-              <w:t>FirstEntryDate</w:t>
+              <w:t>EmploymentStatus</w:t>
             </w:r>
           </w:p>
         </w:tc>
@@ -18616,7 +18825,7 @@
                 <w:sz w:val="18"/>
                 <w:szCs w:val="21"/>
               </w:rPr>
-              <w:t>first</w:t>
+              <w:t>status</w:t>
             </w:r>
           </w:p>
         </w:tc>
@@ -18646,7 +18855,7 @@
                 <w:sz w:val="18"/>
                 <w:szCs w:val="21"/>
               </w:rPr>
-              <w:t>首次入职日期</w:t>
+              <w:t>在职状态</w:t>
             </w:r>
           </w:p>
         </w:tc>
@@ -18690,7 +18899,7 @@
                   </w14:solidFill>
                 </w14:textFill>
               </w:rPr>
-              <w:t>AdditionInfo.FirstEntryDate</w:t>
+              <w:t>AdditionInfo.EmploymentStatus</w:t>
             </w:r>
           </w:p>
         </w:tc>
@@ -18734,7 +18943,7 @@
                   </w14:solidFill>
                 </w14:textFill>
               </w:rPr>
-              <w:t>ai.first</w:t>
+              <w:t>ai.status</w:t>
             </w:r>
           </w:p>
         </w:tc>
@@ -18764,7 +18973,7 @@
                 <w:sz w:val="18"/>
                 <w:szCs w:val="21"/>
               </w:rPr>
-              <w:t>{{ ai.first }}</w:t>
+              <w:t>{{ ai.status }}</w:t>
             </w:r>
           </w:p>
         </w:tc>
@@ -18808,7 +19017,7 @@
                 <w:sz w:val="18"/>
                 <w:szCs w:val="21"/>
               </w:rPr>
-              <w:t>EmploymentStatus</w:t>
+              <w:t>Position</w:t>
             </w:r>
           </w:p>
         </w:tc>
@@ -18838,7 +19047,7 @@
                 <w:sz w:val="18"/>
                 <w:szCs w:val="21"/>
               </w:rPr>
-              <w:t>status</w:t>
+              <w:t>pos</w:t>
             </w:r>
           </w:p>
         </w:tc>
@@ -18868,7 +19077,7 @@
                 <w:sz w:val="18"/>
                 <w:szCs w:val="21"/>
               </w:rPr>
-              <w:t>在职状态</w:t>
+              <w:t>职位</w:t>
             </w:r>
           </w:p>
         </w:tc>
@@ -18912,7 +19121,7 @@
                   </w14:solidFill>
                 </w14:textFill>
               </w:rPr>
-              <w:t>AdditionInfo.EmploymentStatus</w:t>
+              <w:t>AdditionInfo.Position</w:t>
             </w:r>
           </w:p>
         </w:tc>
@@ -18956,228 +19165,6 @@
                   </w14:solidFill>
                 </w14:textFill>
               </w:rPr>
-              <w:t>ai.status</w:t>
-            </w:r>
-          </w:p>
-        </w:tc>
-        <w:tc>
-          <w:tcPr>
-            <w:tcW w:w="1461" w:type="dxa"/>
-            <w:tcMar>
-              <w:left w:w="108" w:type="dxa"/>
-              <w:right w:w="108" w:type="dxa"/>
-            </w:tcMar>
-            <w:vAlign w:val="center"/>
-          </w:tcPr>
-          <w:p>
-            <w:pPr>
-              <w:snapToGrid w:val="0"/>
-              <w:ind w:left="0" w:leftChars="0" w:right="0" w:rightChars="0" w:firstLine="0" w:firstLineChars="0"/>
-              <w:jc w:val="left"/>
-              <w:rPr>
-                <w:rFonts w:hint="eastAsia" w:ascii="微软雅黑" w:hAnsi="微软雅黑" w:eastAsia="微软雅黑" w:cs="微软雅黑"/>
-                <w:sz w:val="18"/>
-                <w:szCs w:val="21"/>
-              </w:rPr>
-            </w:pPr>
-            <w:r>
-              <w:rPr>
-                <w:rFonts w:hint="eastAsia" w:ascii="微软雅黑" w:hAnsi="微软雅黑" w:eastAsia="微软雅黑" w:cs="微软雅黑"/>
-                <w:sz w:val="18"/>
-                <w:szCs w:val="21"/>
-              </w:rPr>
-              <w:t>{{ ai.status }}</w:t>
-            </w:r>
-          </w:p>
-        </w:tc>
-      </w:tr>
-      <w:tr>
-        <w:tblPrEx>
-          <w:tblCellMar>
-            <w:top w:w="0" w:type="dxa"/>
-            <w:left w:w="0" w:type="dxa"/>
-            <w:bottom w:w="0" w:type="dxa"/>
-            <w:right w:w="0" w:type="dxa"/>
-          </w:tblCellMar>
-        </w:tblPrEx>
-        <w:trPr>
-          <w:trHeight w:val="0" w:hRule="atLeast"/>
-          <w:jc w:val="center"/>
-        </w:trPr>
-        <w:tc>
-          <w:tcPr>
-            <w:tcW w:w="1640" w:type="dxa"/>
-            <w:tcMar>
-              <w:left w:w="108" w:type="dxa"/>
-              <w:right w:w="108" w:type="dxa"/>
-            </w:tcMar>
-            <w:vAlign w:val="center"/>
-          </w:tcPr>
-          <w:p>
-            <w:pPr>
-              <w:snapToGrid w:val="0"/>
-              <w:ind w:left="0" w:leftChars="0" w:right="0" w:rightChars="0" w:firstLine="0" w:firstLineChars="0"/>
-              <w:jc w:val="left"/>
-              <w:rPr>
-                <w:rFonts w:hint="eastAsia" w:ascii="微软雅黑" w:hAnsi="微软雅黑" w:eastAsia="微软雅黑" w:cs="微软雅黑"/>
-                <w:sz w:val="18"/>
-                <w:szCs w:val="21"/>
-              </w:rPr>
-            </w:pPr>
-            <w:r>
-              <w:rPr>
-                <w:rFonts w:hint="eastAsia" w:ascii="微软雅黑" w:hAnsi="微软雅黑" w:eastAsia="微软雅黑" w:cs="微软雅黑"/>
-                <w:sz w:val="18"/>
-                <w:szCs w:val="21"/>
-              </w:rPr>
-              <w:t>Position</w:t>
-            </w:r>
-          </w:p>
-        </w:tc>
-        <w:tc>
-          <w:tcPr>
-            <w:tcW w:w="734" w:type="dxa"/>
-            <w:tcMar>
-              <w:left w:w="108" w:type="dxa"/>
-              <w:right w:w="108" w:type="dxa"/>
-            </w:tcMar>
-            <w:vAlign w:val="center"/>
-          </w:tcPr>
-          <w:p>
-            <w:pPr>
-              <w:snapToGrid w:val="0"/>
-              <w:ind w:left="0" w:leftChars="0" w:right="0" w:rightChars="0" w:firstLine="0" w:firstLineChars="0"/>
-              <w:jc w:val="left"/>
-              <w:rPr>
-                <w:rFonts w:hint="eastAsia" w:ascii="微软雅黑" w:hAnsi="微软雅黑" w:eastAsia="微软雅黑" w:cs="微软雅黑"/>
-                <w:sz w:val="18"/>
-                <w:szCs w:val="21"/>
-              </w:rPr>
-            </w:pPr>
-            <w:r>
-              <w:rPr>
-                <w:rFonts w:hint="eastAsia" w:ascii="微软雅黑" w:hAnsi="微软雅黑" w:eastAsia="微软雅黑" w:cs="微软雅黑"/>
-                <w:sz w:val="18"/>
-                <w:szCs w:val="21"/>
-              </w:rPr>
-              <w:t>pos</w:t>
-            </w:r>
-          </w:p>
-        </w:tc>
-        <w:tc>
-          <w:tcPr>
-            <w:tcW w:w="840" w:type="dxa"/>
-            <w:tcMar>
-              <w:left w:w="108" w:type="dxa"/>
-              <w:right w:w="108" w:type="dxa"/>
-            </w:tcMar>
-            <w:vAlign w:val="center"/>
-          </w:tcPr>
-          <w:p>
-            <w:pPr>
-              <w:snapToGrid w:val="0"/>
-              <w:ind w:left="0" w:leftChars="0" w:right="0" w:rightChars="0" w:firstLine="0" w:firstLineChars="0"/>
-              <w:jc w:val="left"/>
-              <w:rPr>
-                <w:rFonts w:hint="eastAsia" w:ascii="微软雅黑" w:hAnsi="微软雅黑" w:eastAsia="微软雅黑" w:cs="微软雅黑"/>
-                <w:sz w:val="18"/>
-                <w:szCs w:val="21"/>
-              </w:rPr>
-            </w:pPr>
-            <w:r>
-              <w:rPr>
-                <w:rFonts w:hint="eastAsia" w:ascii="微软雅黑" w:hAnsi="微软雅黑" w:eastAsia="微软雅黑" w:cs="微软雅黑"/>
-                <w:sz w:val="18"/>
-                <w:szCs w:val="21"/>
-              </w:rPr>
-              <w:t>职位</w:t>
-            </w:r>
-          </w:p>
-        </w:tc>
-        <w:tc>
-          <w:tcPr>
-            <w:tcW w:w="2988" w:type="dxa"/>
-            <w:shd w:val="clear" w:color="auto" w:fill="175F59" w:themeFill="accent5" w:themeFillShade="7F"/>
-            <w:tcMar>
-              <w:left w:w="108" w:type="dxa"/>
-              <w:right w:w="108" w:type="dxa"/>
-            </w:tcMar>
-            <w:vAlign w:val="center"/>
-          </w:tcPr>
-          <w:p>
-            <w:pPr>
-              <w:snapToGrid w:val="0"/>
-              <w:ind w:left="0" w:leftChars="0" w:right="0" w:rightChars="0" w:firstLine="0" w:firstLineChars="0"/>
-              <w:jc w:val="left"/>
-              <w:rPr>
-                <w:rFonts w:hint="eastAsia" w:ascii="微软雅黑" w:hAnsi="微软雅黑" w:eastAsia="微软雅黑" w:cs="微软雅黑"/>
-                <w:color w:val="FFFFFF" w:themeColor="background1"/>
-                <w:sz w:val="18"/>
-                <w:szCs w:val="21"/>
-                <w:lang w:eastAsia="zh-CN"/>
-                <w14:textFill>
-                  <w14:solidFill>
-                    <w14:schemeClr w14:val="bg1"/>
-                  </w14:solidFill>
-                </w14:textFill>
-              </w:rPr>
-            </w:pPr>
-            <w:r>
-              <w:rPr>
-                <w:rFonts w:hint="eastAsia" w:ascii="微软雅黑" w:hAnsi="微软雅黑" w:eastAsia="微软雅黑" w:cs="微软雅黑"/>
-                <w:color w:val="FFFFFF" w:themeColor="background1"/>
-                <w:sz w:val="18"/>
-                <w:szCs w:val="21"/>
-                <w14:textFill>
-                  <w14:solidFill>
-                    <w14:schemeClr w14:val="bg1"/>
-                  </w14:solidFill>
-                </w14:textFill>
-              </w:rPr>
-              <w:t>AdditionInfo.Position</w:t>
-            </w:r>
-          </w:p>
-        </w:tc>
-        <w:tc>
-          <w:tcPr>
-            <w:tcW w:w="1116" w:type="dxa"/>
-            <w:shd w:val="clear" w:color="auto" w:fill="175F59" w:themeFill="accent5" w:themeFillShade="7F"/>
-            <w:tcMar>
-              <w:left w:w="108" w:type="dxa"/>
-              <w:right w:w="108" w:type="dxa"/>
-            </w:tcMar>
-            <w:vAlign w:val="center"/>
-          </w:tcPr>
-          <w:p>
-            <w:pPr>
-              <w:snapToGrid w:val="0"/>
-              <w:ind w:left="0" w:leftChars="0" w:right="0" w:rightChars="0" w:firstLine="0" w:firstLineChars="0"/>
-              <w:jc w:val="left"/>
-              <w:rPr>
-                <w:rFonts w:hint="eastAsia" w:ascii="微软雅黑" w:hAnsi="微软雅黑" w:eastAsia="微软雅黑" w:cs="微软雅黑"/>
-                <w:color w:val="FFFFFF" w:themeColor="background1"/>
-                <w:sz w:val="18"/>
-                <w:szCs w:val="21"/>
-                <w:lang w:eastAsia="zh-CN"/>
-                <w14:textFill>
-                  <w14:solidFill>
-                    <w14:schemeClr w14:val="bg1"/>
-                  </w14:solidFill>
-                </w14:textFill>
-              </w:rPr>
-            </w:pPr>
-            <w:r>
-              <w:rPr>
-                <w:rFonts w:hint="eastAsia" w:ascii="微软雅黑" w:hAnsi="微软雅黑" w:eastAsia="微软雅黑" w:cs="微软雅黑"/>
-                <w:color w:val="FFFFFF" w:themeColor="background1"/>
-                <w:sz w:val="18"/>
-                <w:szCs w:val="21"/>
-                <w14:textFill>
-                  <w14:solidFill>
-                    <w14:schemeClr w14:val="bg1"/>
-                  </w14:solidFill>
-                </w14:textFill>
-              </w:rPr>
               <w:t>ai.pos</w:t>
             </w:r>
           </w:p>
@@ -19245,7 +19232,7 @@
     </w:p>
     <w:tbl>
       <w:tblPr>
-        <w:tblStyle w:val="11"/>
+        <w:tblStyle w:val="12"/>
         <w:tblW w:w="8520" w:type="dxa"/>
         <w:jc w:val="center"/>
         <w:tblLayout w:type="autofit"/>
@@ -21573,6 +21560,472 @@
     </w:p>
     <w:p>
       <w:pPr>
+        <w:pStyle w:val="4"/>
+        <w:numPr>
+          <w:numId w:val="0"/>
+        </w:numPr>
+        <w:rPr>
+          <w:rFonts w:hint="eastAsia" w:ascii="微软雅黑" w:hAnsi="微软雅黑" w:eastAsia="微软雅黑" w:cs="微软雅黑"/>
+          <w:sz w:val="24"/>
+          <w:szCs w:val="21"/>
+          <w:lang w:val="en-US" w:eastAsia="zh-CN"/>
+        </w:rPr>
+      </w:pPr>
+      <w:r>
+        <w:rPr>
+          <w:rFonts w:hint="eastAsia" w:ascii="微软雅黑" w:hAnsi="微软雅黑" w:eastAsia="微软雅黑" w:cs="微软雅黑"/>
+          <w:sz w:val="24"/>
+          <w:szCs w:val="21"/>
+          <w:lang w:val="en-US" w:eastAsia="zh-CN"/>
+        </w:rPr>
+        <w:t>10.教育经历的使用方法</w:t>
+      </w:r>
+    </w:p>
+    <w:p>
+      <w:pPr>
+        <w:pStyle w:val="5"/>
+        <w:numPr>
+          <w:ilvl w:val="0"/>
+          <w:numId w:val="24"/>
+        </w:numPr>
+        <w:bidi w:val="0"/>
+      </w:pPr>
+      <w:r>
+        <w:t>获取最高学历的各项信息到单元格</w:t>
+      </w:r>
+    </w:p>
+    <w:p>
+      <w:pPr>
+        <w:numPr>
+          <w:numId w:val="0"/>
+        </w:numPr>
+        <w:bidi w:val="0"/>
+        <w:rPr>
+          <w:b/>
+          <w:bCs/>
+        </w:rPr>
+      </w:pPr>
+    </w:p>
+    <w:p>
+      <w:pPr>
+        <w:bidi w:val="0"/>
+      </w:pPr>
+      <w:r>
+        <w:t xml:space="preserve">{% set </w:t>
+      </w:r>
+      <w:r>
+        <w:rPr>
+          <w:rFonts w:hint="eastAsia"/>
+          <w:lang w:val="en-US" w:eastAsia="zh-CN"/>
+        </w:rPr>
+        <w:t>he</w:t>
+      </w:r>
+      <w:r>
+        <w:t xml:space="preserve"> = </w:t>
+      </w:r>
+      <w:r>
+        <w:rPr>
+          <w:rFonts w:hint="eastAsia"/>
+          <w:lang w:val="en-US" w:eastAsia="zh-CN"/>
+        </w:rPr>
+        <w:t>si</w:t>
+      </w:r>
+      <w:r>
+        <w:t>.</w:t>
+      </w:r>
+      <w:r>
+        <w:rPr>
+          <w:rFonts w:hint="eastAsia"/>
+          <w:lang w:val="en-US" w:eastAsia="zh-CN"/>
+        </w:rPr>
+        <w:t>edu</w:t>
+      </w:r>
+      <w:r>
+        <w:t>| selectattr("DegreeType", "equalto", "最高学历") | first %}</w:t>
+      </w:r>
+    </w:p>
+    <w:p>
+      <w:pPr>
+        <w:bidi w:val="0"/>
+      </w:pPr>
+      <w:r>
+        <w:t xml:space="preserve">{{ </w:t>
+      </w:r>
+      <w:r>
+        <w:rPr>
+          <w:rFonts w:hint="eastAsia"/>
+          <w:lang w:eastAsia="zh-CN"/>
+        </w:rPr>
+        <w:t>he.</w:t>
+      </w:r>
+      <w:r>
+        <w:t xml:space="preserve">HighestEducation or </w:t>
+      </w:r>
+      <w:r>
+        <w:rPr>
+          <w:rFonts w:hint="eastAsia"/>
+          <w:lang w:eastAsia="zh-CN"/>
+        </w:rPr>
+        <w:t>he.</w:t>
+      </w:r>
+      <w:r>
+        <w:t>DegreeType }} {# 学历 #}</w:t>
+      </w:r>
+    </w:p>
+    <w:p>
+      <w:pPr>
+        <w:bidi w:val="0"/>
+      </w:pPr>
+      <w:r>
+        <w:t xml:space="preserve">{{ </w:t>
+      </w:r>
+      <w:r>
+        <w:rPr>
+          <w:rFonts w:hint="eastAsia"/>
+          <w:lang w:eastAsia="zh-CN"/>
+        </w:rPr>
+        <w:t>he.</w:t>
+      </w:r>
+      <w:r>
+        <w:t>GraduationTime }} {# 毕业时间 #}</w:t>
+      </w:r>
+    </w:p>
+    <w:p>
+      <w:pPr>
+        <w:bidi w:val="0"/>
+      </w:pPr>
+      <w:r>
+        <w:t xml:space="preserve">{{ </w:t>
+      </w:r>
+      <w:r>
+        <w:rPr>
+          <w:rFonts w:hint="eastAsia"/>
+          <w:lang w:eastAsia="zh-CN"/>
+        </w:rPr>
+        <w:t>he.</w:t>
+      </w:r>
+      <w:r>
+        <w:t>GraduationSchool }} {# 毕业学校 #}</w:t>
+      </w:r>
+    </w:p>
+    <w:p>
+      <w:pPr>
+        <w:bidi w:val="0"/>
+      </w:pPr>
+      <w:r>
+        <w:t xml:space="preserve">{{ </w:t>
+      </w:r>
+      <w:r>
+        <w:rPr>
+          <w:rFonts w:hint="eastAsia"/>
+          <w:lang w:eastAsia="zh-CN"/>
+        </w:rPr>
+        <w:t>he.</w:t>
+      </w:r>
+      <w:r>
+        <w:t>Major }} {# 专业 #}</w:t>
+      </w:r>
+    </w:p>
+    <w:p>
+      <w:pPr>
+        <w:bidi w:val="0"/>
+      </w:pPr>
+    </w:p>
+    <w:p>
+      <w:pPr>
+        <w:pStyle w:val="5"/>
+        <w:numPr>
+          <w:ilvl w:val="0"/>
+          <w:numId w:val="24"/>
+        </w:numPr>
+        <w:bidi w:val="0"/>
+        <w:ind w:left="0" w:leftChars="0" w:firstLine="0" w:firstLineChars="0"/>
+      </w:pPr>
+      <w:r>
+        <w:t>循环多学历并拼接格式</w:t>
+      </w:r>
+    </w:p>
+    <w:p>
+      <w:pPr>
+        <w:bidi w:val="0"/>
+        <w:rPr>
+          <w:b/>
+          <w:bCs/>
+        </w:rPr>
+      </w:pPr>
+    </w:p>
+    <w:p>
+      <w:pPr>
+        <w:bidi w:val="0"/>
+      </w:pPr>
+      <w:r>
+        <w:t xml:space="preserve">{% for edu in </w:t>
+      </w:r>
+      <w:r>
+        <w:rPr>
+          <w:rFonts w:hint="eastAsia"/>
+          <w:lang w:eastAsia="zh-CN"/>
+        </w:rPr>
+        <w:t>si.edu</w:t>
+      </w:r>
+      <w:r>
+        <w:t xml:space="preserve"> %}</w:t>
+      </w:r>
+    </w:p>
+    <w:p>
+      <w:pPr>
+        <w:bidi w:val="0"/>
+      </w:pPr>
+      <w:r>
+        <w:t>学历：{{ edu.GraduationTime }} 毕业于：{{ edu.GraduationSchool }} 专业：{{ edu.Major }}</w:t>
+      </w:r>
+    </w:p>
+    <w:p>
+      <w:pPr>
+        <w:bidi w:val="0"/>
+      </w:pPr>
+      <w:r>
+        <w:t>{% if not loop.last %}|{% endif %}</w:t>
+      </w:r>
+    </w:p>
+    <w:p>
+      <w:pPr>
+        <w:bidi w:val="0"/>
+      </w:pPr>
+      <w:r>
+        <w:t>{% endfor %}</w:t>
+      </w:r>
+    </w:p>
+    <w:p>
+      <w:pPr>
+        <w:bidi w:val="0"/>
+      </w:pPr>
+      <w:r>
+        <w:t>或者更详细的格式：</w:t>
+      </w:r>
+    </w:p>
+    <w:p>
+      <w:pPr>
+        <w:bidi w:val="0"/>
+      </w:pPr>
+      <w:r>
+        <w:t xml:space="preserve">{% for edu in </w:t>
+      </w:r>
+      <w:r>
+        <w:rPr>
+          <w:rFonts w:hint="eastAsia"/>
+          <w:lang w:eastAsia="zh-CN"/>
+        </w:rPr>
+        <w:t>si.edu</w:t>
+      </w:r>
+      <w:r>
+        <w:t xml:space="preserve"> %}</w:t>
+      </w:r>
+    </w:p>
+    <w:p>
+      <w:pPr>
+        <w:bidi w:val="0"/>
+      </w:pPr>
+      <w:r>
+        <w:t>{{ edu.DegreeType }}：{{ edu.GraduationTime }} 毕业于：{{ edu.GraduationSchool }} 专业：{{ edu.Major }}</w:t>
+      </w:r>
+    </w:p>
+    <w:p>
+      <w:pPr>
+        <w:bidi w:val="0"/>
+      </w:pPr>
+      <w:r>
+        <w:t>{% if not loop.last %}&lt;br&gt;{% endif %}</w:t>
+      </w:r>
+    </w:p>
+    <w:p>
+      <w:pPr>
+        <w:bidi w:val="0"/>
+      </w:pPr>
+      <w:r>
+        <w:t>{% endfor %}</w:t>
+      </w:r>
+    </w:p>
+    <w:p>
+      <w:pPr>
+        <w:bidi w:val="0"/>
+      </w:pPr>
+    </w:p>
+    <w:p>
+      <w:pPr>
+        <w:pStyle w:val="5"/>
+        <w:numPr>
+          <w:ilvl w:val="0"/>
+          <w:numId w:val="24"/>
+        </w:numPr>
+        <w:bidi w:val="0"/>
+        <w:rPr>
+          <w:b/>
+          <w:bCs/>
+        </w:rPr>
+      </w:pPr>
+      <w:r>
+        <w:t>分别获取最高学历和第一学历</w:t>
+      </w:r>
+      <w:bookmarkStart w:id="42" w:name="_GoBack"/>
+      <w:bookmarkEnd w:id="42"/>
+    </w:p>
+    <w:p>
+      <w:pPr>
+        <w:bidi w:val="0"/>
+      </w:pPr>
+      <w:r>
+        <w:t>{# 获取最高学历 #}</w:t>
+      </w:r>
+    </w:p>
+    <w:p>
+      <w:pPr>
+        <w:bidi w:val="0"/>
+      </w:pPr>
+      <w:r>
+        <w:t xml:space="preserve">{% set </w:t>
+      </w:r>
+      <w:r>
+        <w:rPr>
+          <w:rFonts w:hint="eastAsia"/>
+          <w:lang w:eastAsia="zh-CN"/>
+        </w:rPr>
+        <w:t>he</w:t>
+      </w:r>
+      <w:r>
+        <w:t xml:space="preserve"> = </w:t>
+      </w:r>
+      <w:r>
+        <w:rPr>
+          <w:rFonts w:hint="eastAsia"/>
+          <w:lang w:eastAsia="zh-CN"/>
+        </w:rPr>
+        <w:t>si.edu</w:t>
+      </w:r>
+      <w:r>
+        <w:t xml:space="preserve"> | selectattr("DegreeType", "equalto", "最高学历") | first %}</w:t>
+      </w:r>
+    </w:p>
+    <w:p>
+      <w:pPr>
+        <w:bidi w:val="0"/>
+      </w:pPr>
+      <w:r>
+        <w:t xml:space="preserve">{% if </w:t>
+      </w:r>
+      <w:r>
+        <w:rPr>
+          <w:rFonts w:hint="eastAsia"/>
+          <w:lang w:eastAsia="zh-CN"/>
+        </w:rPr>
+        <w:t>he</w:t>
+      </w:r>
+      <w:r>
+        <w:t xml:space="preserve"> %}</w:t>
+      </w:r>
+    </w:p>
+    <w:p>
+      <w:pPr>
+        <w:bidi w:val="0"/>
+      </w:pPr>
+      <w:r>
+        <w:t xml:space="preserve">最高学历：{{ </w:t>
+      </w:r>
+      <w:r>
+        <w:rPr>
+          <w:rFonts w:hint="eastAsia"/>
+          <w:lang w:eastAsia="zh-CN"/>
+        </w:rPr>
+        <w:t>he.</w:t>
+      </w:r>
+      <w:r>
+        <w:t xml:space="preserve">GraduationTime }} 毕业于：{{ </w:t>
+      </w:r>
+      <w:r>
+        <w:rPr>
+          <w:rFonts w:hint="eastAsia"/>
+          <w:lang w:eastAsia="zh-CN"/>
+        </w:rPr>
+        <w:t>he.</w:t>
+      </w:r>
+      <w:r>
+        <w:t xml:space="preserve">GraduationSchool }} 专业：{{ </w:t>
+      </w:r>
+      <w:r>
+        <w:rPr>
+          <w:rFonts w:hint="eastAsia"/>
+          <w:lang w:eastAsia="zh-CN"/>
+        </w:rPr>
+        <w:t>he.</w:t>
+      </w:r>
+      <w:r>
+        <w:t>Major }}</w:t>
+      </w:r>
+    </w:p>
+    <w:p>
+      <w:pPr>
+        <w:bidi w:val="0"/>
+      </w:pPr>
+      <w:r>
+        <w:t>{% endif %}</w:t>
+      </w:r>
+    </w:p>
+    <w:p>
+      <w:pPr>
+        <w:bidi w:val="0"/>
+      </w:pPr>
+      <w:r>
+        <w:t>{# 获取第一学历 #}</w:t>
+      </w:r>
+    </w:p>
+    <w:p>
+      <w:pPr>
+        <w:bidi w:val="0"/>
+      </w:pPr>
+      <w:r>
+        <w:t xml:space="preserve">{% set first_edu = </w:t>
+      </w:r>
+      <w:r>
+        <w:rPr>
+          <w:rFonts w:hint="eastAsia"/>
+          <w:lang w:eastAsia="zh-CN"/>
+        </w:rPr>
+        <w:t>si.edu</w:t>
+      </w:r>
+      <w:r>
+        <w:t xml:space="preserve"> | selectattr("DegreeType", "equalto", "第一学历") | first %}</w:t>
+      </w:r>
+    </w:p>
+    <w:p>
+      <w:pPr>
+        <w:bidi w:val="0"/>
+      </w:pPr>
+      <w:r>
+        <w:t>{% if first_edu %}</w:t>
+      </w:r>
+    </w:p>
+    <w:p>
+      <w:pPr>
+        <w:bidi w:val="0"/>
+      </w:pPr>
+      <w:r>
+        <w:t>第一学历：{{ first_edu.GraduationTime }} 毕业于：{{ first_edu.GraduationSchool }} 专业：{{ first_edu.Major }}</w:t>
+      </w:r>
+    </w:p>
+    <w:p>
+      <w:pPr>
+        <w:bidi w:val="0"/>
+      </w:pPr>
+      <w:r>
+        <w:t>{% endif %}</w:t>
+      </w:r>
+    </w:p>
+    <w:p>
+      <w:pPr>
+        <w:numPr>
+          <w:ilvl w:val="0"/>
+          <w:numId w:val="25"/>
+        </w:numPr>
         <w:rPr>
           <w:rFonts w:hint="eastAsia"/>
           <w:lang w:val="en-US" w:eastAsia="zh-CN"/>
@@ -24369,7 +24822,7 @@
 <w:ftr xmlns:wpc="http://schemas.microsoft.com/office/word/2010/wordprocessingCanvas" xmlns:mc="http://schemas.openxmlformats.org/markup-compatibility/2006" xmlns:o="urn:schemas-microsoft-com:office:office" xmlns:r="http://schemas.openxmlformats.org/officeDocument/2006/relationships" xmlns:m="http://schemas.openxmlformats.org/officeDocument/2006/math" xmlns:v="urn:schemas-microsoft-com:vml" xmlns:wp14="http://schemas.microsoft.com/office/word/2010/wordprocessingDrawing" xmlns:wp="http://schemas.openxmlformats.org/drawingml/2006/wordprocessingDrawing" xmlns:w10="urn:schemas-microsoft-com:office:word" xmlns:w="http://schemas.openxmlformats.org/wordprocessingml/2006/main" xmlns:w14="http://schemas.microsoft.com/office/word/2010/wordml" xmlns:w15="http://schemas.microsoft.com/office/word/2012/wordml" xmlns:wpg="http://schemas.microsoft.com/office/word/2010/wordprocessingGroup" xmlns:wpi="http://schemas.microsoft.com/office/word/2010/wordprocessingInk" xmlns:wne="http://schemas.microsoft.com/office/word/2006/wordml" xmlns:wps="http://schemas.microsoft.com/office/word/2010/wordprocessingShape" xmlns:wpsCustomData="http://www.wps.cn/officeDocument/2013/wpsCustomData" mc:Ignorable="w14 w15 wp14">
   <w:p>
     <w:pPr>
-      <w:pStyle w:val="7"/>
+      <w:pStyle w:val="8"/>
     </w:pPr>
     <w:r>
       <w:rPr>
@@ -24407,22 +24860,6 @@
                       <a:ln w="6350">
                         <a:noFill/>
                       </a:ln>
-                      <a:extLst>
-                        <a:ext uri="{909E8E84-426E-40DD-AFC4-6F175D3DCCD1}">
-                          <a14:hiddenFill xmlns:a14="http://schemas.microsoft.com/office/drawing/2010/main">
-                            <a:solidFill>
-                              <a:schemeClr val="lt1"/>
-                            </a:solidFill>
-                          </a14:hiddenFill>
-                        </a:ext>
-                        <a:ext uri="{91240B29-F687-4F45-9708-019B960494DF}">
-                          <a14:hiddenLine xmlns:a14="http://schemas.microsoft.com/office/drawing/2010/main" w="6350">
-                            <a:solidFill>
-                              <a:prstClr val="black"/>
-                            </a:solidFill>
-                          </a14:hiddenLine>
-                        </a:ext>
-                      </a:extLst>
                     </wps:spPr>
                     <wps:style>
                       <a:lnRef idx="0">
@@ -24442,7 +24879,7 @@
                       <w:txbxContent>
                         <w:p>
                           <w:pPr>
-                            <w:pStyle w:val="7"/>
+                            <w:pStyle w:val="8"/>
                           </w:pPr>
                           <w:r>
                             <w:fldChar w:fldCharType="begin"/>
@@ -24473,7 +24910,7 @@
         </mc:Choice>
         <mc:Fallback>
           <w:pict>
-            <v:shape id="_x0000_s1026" o:spid="_x0000_s1026" o:spt="202" type="#_x0000_t202" style="position:absolute;left:0pt;margin-top:0pt;height:144pt;width:144pt;mso-position-horizontal:center;mso-position-horizontal-relative:margin;mso-wrap-style:none;z-index:251659264;mso-width-relative:page;mso-height-relative:page;" filled="f" stroked="f" coordsize="21600,21600" o:gfxdata="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">
+            <v:shape id="_x0000_s1026" o:spid="_x0000_s1026" o:spt="202" type="#_x0000_t202" style="position:absolute;left:0pt;margin-top:0pt;height:144pt;width:144pt;mso-position-horizontal:center;mso-position-horizontal-relative:margin;mso-wrap-style:none;z-index:251659264;mso-width-relative:page;mso-height-relative:page;" filled="f" stroked="f" coordsize="21600,21600" o:gfxdata="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">
               <v:fill on="f" focussize="0,0"/>
               <v:stroke on="f" weight="0.5pt"/>
               <v:imagedata o:title=""/>
@@ -24482,7 +24919,7 @@
                 <w:txbxContent>
                   <w:p>
                     <w:pPr>
-                      <w:pStyle w:val="7"/>
+                      <w:pStyle w:val="8"/>
                     </w:pPr>
                     <w:r>
                       <w:fldChar w:fldCharType="begin"/>
@@ -24515,7 +24952,7 @@
 <w:ftr xmlns:wpc="http://schemas.microsoft.com/office/word/2010/wordprocessingCanvas" xmlns:mc="http://schemas.openxmlformats.org/markup-compatibility/2006" xmlns:o="urn:schemas-microsoft-com:office:office" xmlns:r="http://schemas.openxmlformats.org/officeDocument/2006/relationships" xmlns:m="http://schemas.openxmlformats.org/officeDocument/2006/math" xmlns:v="urn:schemas-microsoft-com:vml" xmlns:wp14="http://schemas.microsoft.com/office/word/2010/wordprocessingDrawing" xmlns:wp="http://schemas.openxmlformats.org/drawingml/2006/wordprocessingDrawing" xmlns:w10="urn:schemas-microsoft-com:office:word" xmlns:w="http://schemas.openxmlformats.org/wordprocessingml/2006/main" xmlns:w14="http://schemas.microsoft.com/office/word/2010/wordml" xmlns:w15="http://schemas.microsoft.com/office/word/2012/wordml" xmlns:wpg="http://schemas.microsoft.com/office/word/2010/wordprocessingGroup" xmlns:wpi="http://schemas.microsoft.com/office/word/2010/wordprocessingInk" xmlns:wne="http://schemas.microsoft.com/office/word/2006/wordml" xmlns:wps="http://schemas.microsoft.com/office/word/2010/wordprocessingShape" xmlns:wpsCustomData="http://www.wps.cn/officeDocument/2013/wpsCustomData" mc:Ignorable="w14 w15 wp14">
   <w:p>
     <w:pPr>
-      <w:pStyle w:val="7"/>
+      <w:pStyle w:val="8"/>
     </w:pPr>
     <w:r>
       <w:rPr>
@@ -24572,7 +25009,7 @@
                       <w:txbxContent>
                         <w:p>
                           <w:pPr>
-                            <w:pStyle w:val="7"/>
+                            <w:pStyle w:val="8"/>
                           </w:pPr>
                           <w:r>
                             <w:fldChar w:fldCharType="begin"/>
@@ -24612,7 +25049,7 @@
                 <w:txbxContent>
                   <w:p>
                     <w:pPr>
-                      <w:pStyle w:val="7"/>
+                      <w:pStyle w:val="8"/>
                     </w:pPr>
                     <w:r>
                       <w:fldChar w:fldCharType="begin"/>
@@ -24645,7 +25082,7 @@
 <w:ftr xmlns:wpc="http://schemas.microsoft.com/office/word/2010/wordprocessingCanvas" xmlns:mc="http://schemas.openxmlformats.org/markup-compatibility/2006" xmlns:o="urn:schemas-microsoft-com:office:office" xmlns:r="http://schemas.openxmlformats.org/officeDocument/2006/relationships" xmlns:m="http://schemas.openxmlformats.org/officeDocument/2006/math" xmlns:v="urn:schemas-microsoft-com:vml" xmlns:wp14="http://schemas.microsoft.com/office/word/2010/wordprocessingDrawing" xmlns:wp="http://schemas.openxmlformats.org/drawingml/2006/wordprocessingDrawing" xmlns:w10="urn:schemas-microsoft-com:office:word" xmlns:w="http://schemas.openxmlformats.org/wordprocessingml/2006/main" xmlns:w14="http://schemas.microsoft.com/office/word/2010/wordml" xmlns:w15="http://schemas.microsoft.com/office/word/2012/wordml" xmlns:wpg="http://schemas.microsoft.com/office/word/2010/wordprocessingGroup" xmlns:wpi="http://schemas.microsoft.com/office/word/2010/wordprocessingInk" xmlns:wne="http://schemas.microsoft.com/office/word/2006/wordml" xmlns:wps="http://schemas.microsoft.com/office/word/2010/wordprocessingShape" xmlns:wpsCustomData="http://www.wps.cn/officeDocument/2013/wpsCustomData" mc:Ignorable="w14 w15 wp14">
   <w:p>
     <w:pPr>
-      <w:pStyle w:val="7"/>
+      <w:pStyle w:val="8"/>
     </w:pPr>
     <w:r>
       <w:rPr>
@@ -24702,7 +25139,7 @@
                       <w:txbxContent>
                         <w:p>
                           <w:pPr>
-                            <w:pStyle w:val="7"/>
+                            <w:pStyle w:val="8"/>
                           </w:pPr>
                           <w:r>
                             <w:fldChar w:fldCharType="begin"/>
@@ -24742,7 +25179,7 @@
                 <w:txbxContent>
                   <w:p>
                     <w:pPr>
-                      <w:pStyle w:val="7"/>
+                      <w:pStyle w:val="8"/>
                     </w:pPr>
                     <w:r>
                       <w:fldChar w:fldCharType="begin"/>
@@ -24775,7 +25212,7 @@
 <w:ftr xmlns:wpc="http://schemas.microsoft.com/office/word/2010/wordprocessingCanvas" xmlns:mc="http://schemas.openxmlformats.org/markup-compatibility/2006" xmlns:o="urn:schemas-microsoft-com:office:office" xmlns:r="http://schemas.openxmlformats.org/officeDocument/2006/relationships" xmlns:m="http://schemas.openxmlformats.org/officeDocument/2006/math" xmlns:v="urn:schemas-microsoft-com:vml" xmlns:wp14="http://schemas.microsoft.com/office/word/2010/wordprocessingDrawing" xmlns:wp="http://schemas.openxmlformats.org/drawingml/2006/wordprocessingDrawing" xmlns:w10="urn:schemas-microsoft-com:office:word" xmlns:w="http://schemas.openxmlformats.org/wordprocessingml/2006/main" xmlns:w14="http://schemas.microsoft.com/office/word/2010/wordml" xmlns:w15="http://schemas.microsoft.com/office/word/2012/wordml" xmlns:wpg="http://schemas.microsoft.com/office/word/2010/wordprocessingGroup" xmlns:wpi="http://schemas.microsoft.com/office/word/2010/wordprocessingInk" xmlns:wne="http://schemas.microsoft.com/office/word/2006/wordml" xmlns:wps="http://schemas.microsoft.com/office/word/2010/wordprocessingShape" xmlns:wpsCustomData="http://www.wps.cn/officeDocument/2013/wpsCustomData" mc:Ignorable="w14 w15 wp14">
   <w:p>
     <w:pPr>
-      <w:pStyle w:val="7"/>
+      <w:pStyle w:val="8"/>
     </w:pPr>
     <w:r>
       <w:rPr>
@@ -24832,7 +25269,7 @@
                       <w:txbxContent>
                         <w:p>
                           <w:pPr>
-                            <w:pStyle w:val="7"/>
+                            <w:pStyle w:val="8"/>
                           </w:pPr>
                           <w:r>
                             <w:fldChar w:fldCharType="begin"/>
@@ -24872,7 +25309,7 @@
                 <w:txbxContent>
                   <w:p>
                     <w:pPr>
-                      <w:pStyle w:val="7"/>
+                      <w:pStyle w:val="8"/>
                     </w:pPr>
                     <w:r>
                       <w:fldChar w:fldCharType="begin"/>
@@ -24930,7 +25367,7 @@
 <w:hdr xmlns:wpc="http://schemas.microsoft.com/office/word/2010/wordprocessingCanvas" xmlns:mc="http://schemas.openxmlformats.org/markup-compatibility/2006" xmlns:o="urn:schemas-microsoft-com:office:office" xmlns:r="http://schemas.openxmlformats.org/officeDocument/2006/relationships" xmlns:m="http://schemas.openxmlformats.org/officeDocument/2006/math" xmlns:v="urn:schemas-microsoft-com:vml" xmlns:wp14="http://schemas.microsoft.com/office/word/2010/wordprocessingDrawing" xmlns:wp="http://schemas.openxmlformats.org/drawingml/2006/wordprocessingDrawing" xmlns:w10="urn:schemas-microsoft-com:office:word" xmlns:w="http://schemas.openxmlformats.org/wordprocessingml/2006/main" xmlns:w14="http://schemas.microsoft.com/office/word/2010/wordml" xmlns:w15="http://schemas.microsoft.com/office/word/2012/wordml" xmlns:wpg="http://schemas.microsoft.com/office/word/2010/wordprocessingGroup" xmlns:wpi="http://schemas.microsoft.com/office/word/2010/wordprocessingInk" xmlns:wne="http://schemas.microsoft.com/office/word/2006/wordml" xmlns:wps="http://schemas.microsoft.com/office/word/2010/wordprocessingShape" xmlns:wpsCustomData="http://www.wps.cn/officeDocument/2013/wpsCustomData" mc:Ignorable="w14 w15 wp14">
   <w:p>
     <w:pPr>
-      <w:pStyle w:val="8"/>
+      <w:pStyle w:val="9"/>
       <w:rPr>
         <w:rFonts w:hint="eastAsia" w:eastAsiaTheme="minorEastAsia"/>
         <w:lang w:eastAsia="zh-CN"/>
@@ -25127,6 +25564,30 @@
     </w:lvl>
   </w:abstractNum>
   <w:abstractNum w:abstractNumId="9">
+    <w:nsid w:val="FC1AF3CC"/>
+    <w:multiLevelType w:val="singleLevel"/>
+    <w:tmpl w:val="FC1AF3CC"/>
+    <w:lvl w:ilvl="0" w:tentative="0">
+      <w:start w:val="10"/>
+      <w:numFmt w:val="decimal"/>
+      <w:suff w:val="space"/>
+      <w:lvlText w:val="%1."/>
+      <w:lvlJc w:val="left"/>
+    </w:lvl>
+  </w:abstractNum>
+  <w:abstractNum w:abstractNumId="10">
+    <w:nsid w:val="075EC390"/>
+    <w:multiLevelType w:val="singleLevel"/>
+    <w:tmpl w:val="075EC390"/>
+    <w:lvl w:ilvl="0" w:tentative="0">
+      <w:start w:val="1"/>
+      <w:numFmt w:val="decimal"/>
+      <w:suff w:val="space"/>
+      <w:lvlText w:val="%1."/>
+      <w:lvlJc w:val="left"/>
+    </w:lvl>
+  </w:abstractNum>
+  <w:abstractNum w:abstractNumId="11">
     <w:nsid w:val="1A8E442D"/>
     <w:multiLevelType w:val="singleLevel"/>
     <w:tmpl w:val="1A8E442D"/>
@@ -25143,7 +25604,7 @@
       </w:rPr>
     </w:lvl>
   </w:abstractNum>
-  <w:abstractNum w:abstractNumId="10">
+  <w:abstractNum w:abstractNumId="12">
     <w:nsid w:val="1D51CE58"/>
     <w:multiLevelType w:val="singleLevel"/>
     <w:tmpl w:val="1D51CE58"/>
@@ -25154,7 +25615,7 @@
       <w:lvlJc w:val="left"/>
     </w:lvl>
   </w:abstractNum>
-  <w:abstractNum w:abstractNumId="11">
+  <w:abstractNum w:abstractNumId="13">
     <w:nsid w:val="32523729"/>
     <w:multiLevelType w:val="singleLevel"/>
     <w:tmpl w:val="32523729"/>
@@ -25171,7 +25632,7 @@
       </w:rPr>
     </w:lvl>
   </w:abstractNum>
-  <w:abstractNum w:abstractNumId="12">
+  <w:abstractNum w:abstractNumId="14">
     <w:nsid w:val="33193C5A"/>
     <w:multiLevelType w:val="singleLevel"/>
     <w:tmpl w:val="33193C5A"/>
@@ -25188,7 +25649,7 @@
       </w:rPr>
     </w:lvl>
   </w:abstractNum>
-  <w:abstractNum w:abstractNumId="13">
+  <w:abstractNum w:abstractNumId="15">
     <w:nsid w:val="356C013D"/>
     <w:multiLevelType w:val="singleLevel"/>
     <w:tmpl w:val="356C013D"/>
@@ -25205,7 +25666,7 @@
       </w:rPr>
     </w:lvl>
   </w:abstractNum>
-  <w:abstractNum w:abstractNumId="14">
+  <w:abstractNum w:abstractNumId="16">
     <w:nsid w:val="37D6FD58"/>
     <w:multiLevelType w:val="singleLevel"/>
     <w:tmpl w:val="37D6FD58"/>
@@ -25222,7 +25683,7 @@
       </w:rPr>
     </w:lvl>
   </w:abstractNum>
-  <w:abstractNum w:abstractNumId="15">
+  <w:abstractNum w:abstractNumId="17">
     <w:nsid w:val="3E20A077"/>
     <w:multiLevelType w:val="singleLevel"/>
     <w:tmpl w:val="3E20A077"/>
@@ -25239,7 +25700,7 @@
       </w:rPr>
     </w:lvl>
   </w:abstractNum>
-  <w:abstractNum w:abstractNumId="16">
+  <w:abstractNum w:abstractNumId="18">
     <w:nsid w:val="4D155A36"/>
     <w:multiLevelType w:val="singleLevel"/>
     <w:tmpl w:val="4D155A36"/>
@@ -25256,7 +25717,7 @@
       </w:rPr>
     </w:lvl>
   </w:abstractNum>
-  <w:abstractNum w:abstractNumId="17">
+  <w:abstractNum w:abstractNumId="19">
     <w:nsid w:val="4E0AEE68"/>
     <w:multiLevelType w:val="singleLevel"/>
     <w:tmpl w:val="4E0AEE68"/>
@@ -25274,7 +25735,7 @@
       </w:rPr>
     </w:lvl>
   </w:abstractNum>
-  <w:abstractNum w:abstractNumId="18">
+  <w:abstractNum w:abstractNumId="20">
     <w:nsid w:val="53FE9F14"/>
     <w:multiLevelType w:val="singleLevel"/>
     <w:tmpl w:val="53FE9F14"/>
@@ -25291,7 +25752,7 @@
       </w:rPr>
     </w:lvl>
   </w:abstractNum>
-  <w:abstractNum w:abstractNumId="19">
+  <w:abstractNum w:abstractNumId="21">
     <w:nsid w:val="5E279406"/>
     <w:multiLevelType w:val="singleLevel"/>
     <w:tmpl w:val="5E279406"/>
@@ -25309,7 +25770,7 @@
       </w:rPr>
     </w:lvl>
   </w:abstractNum>
-  <w:abstractNum w:abstractNumId="20">
+  <w:abstractNum w:abstractNumId="22">
     <w:nsid w:val="6F75C403"/>
     <w:multiLevelType w:val="singleLevel"/>
     <w:tmpl w:val="6F75C403"/>
@@ -25326,7 +25787,7 @@
       </w:rPr>
     </w:lvl>
   </w:abstractNum>
-  <w:abstractNum w:abstractNumId="21">
+  <w:abstractNum w:abstractNumId="23">
     <w:nsid w:val="7205EFEA"/>
     <w:multiLevelType w:val="singleLevel"/>
     <w:tmpl w:val="7205EFEA"/>
@@ -25343,7 +25804,7 @@
       </w:rPr>
     </w:lvl>
   </w:abstractNum>
-  <w:abstractNum w:abstractNumId="22">
+  <w:abstractNum w:abstractNumId="24">
     <w:nsid w:val="75B9FFF1"/>
     <w:multiLevelType w:val="singleLevel"/>
     <w:tmpl w:val="75B9FFF1"/>
@@ -25355,7 +25816,7 @@
     </w:lvl>
   </w:abstractNum>
   <w:num w:numId="1">
-    <w:abstractNumId w:val="19"/>
+    <w:abstractNumId w:val="21"/>
   </w:num>
   <w:num w:numId="2">
     <w:abstractNumId w:val="6"/>
@@ -25364,7 +25825,7 @@
     <w:abstractNumId w:val="2"/>
   </w:num>
   <w:num w:numId="4">
-    <w:abstractNumId w:val="12"/>
+    <w:abstractNumId w:val="14"/>
   </w:num>
   <w:num w:numId="5">
     <w:abstractNumId w:val="7"/>
@@ -25376,43 +25837,43 @@
     <w:abstractNumId w:val="4"/>
   </w:num>
   <w:num w:numId="8">
-    <w:abstractNumId w:val="15"/>
+    <w:abstractNumId w:val="17"/>
   </w:num>
   <w:num w:numId="9">
-    <w:abstractNumId w:val="16"/>
+    <w:abstractNumId w:val="18"/>
   </w:num>
   <w:num w:numId="10">
     <w:abstractNumId w:val="3"/>
   </w:num>
   <w:num w:numId="11">
-    <w:abstractNumId w:val="10"/>
+    <w:abstractNumId w:val="12"/>
   </w:num>
   <w:num w:numId="12">
-    <w:abstractNumId w:val="22"/>
+    <w:abstractNumId w:val="24"/>
   </w:num>
   <w:num w:numId="13">
-    <w:abstractNumId w:val="14"/>
+    <w:abstractNumId w:val="16"/>
   </w:num>
   <w:num w:numId="14">
-    <w:abstractNumId w:val="11"/>
+    <w:abstractNumId w:val="13"/>
   </w:num>
   <w:num w:numId="15">
-    <w:abstractNumId w:val="21"/>
+    <w:abstractNumId w:val="23"/>
   </w:num>
   <w:num w:numId="16">
-    <w:abstractNumId w:val="18"/>
+    <w:abstractNumId w:val="20"/>
   </w:num>
   <w:num w:numId="17">
-    <w:abstractNumId w:val="13"/>
+    <w:abstractNumId w:val="15"/>
   </w:num>
   <w:num w:numId="18">
     <w:abstractNumId w:val="0"/>
   </w:num>
   <w:num w:numId="19">
-    <w:abstractNumId w:val="9"/>
+    <w:abstractNumId w:val="11"/>
   </w:num>
   <w:num w:numId="20">
-    <w:abstractNumId w:val="20"/>
+    <w:abstractNumId w:val="22"/>
   </w:num>
   <w:num w:numId="21">
     <w:abstractNumId w:val="8"/>
@@ -25421,7 +25882,13 @@
     <w:abstractNumId w:val="5"/>
   </w:num>
   <w:num w:numId="23">
-    <w:abstractNumId w:val="17"/>
+    <w:abstractNumId w:val="19"/>
+  </w:num>
+  <w:num w:numId="24">
+    <w:abstractNumId w:val="10"/>
+  </w:num>
+  <w:num w:numId="25">
+    <w:abstractNumId w:val="9"/>
   </w:num>
 </w:numbering>
 </file>
@@ -25441,8 +25908,8 @@
     <w:lsdException w:qFormat="1" w:unhideWhenUsed="0" w:uiPriority="0" w:semiHidden="0" w:name="heading 1"/>
     <w:lsdException w:qFormat="1" w:uiPriority="0" w:semiHidden="0" w:name="heading 2"/>
     <w:lsdException w:qFormat="1" w:uiPriority="0" w:semiHidden="0" w:name="heading 3"/>
-    <w:lsdException w:qFormat="1" w:uiPriority="0" w:name="heading 4"/>
-    <w:lsdException w:qFormat="1" w:uiPriority="0" w:name="heading 5"/>
+    <w:lsdException w:qFormat="1" w:uiPriority="0" w:semiHidden="0" w:name="heading 4"/>
+    <w:lsdException w:qFormat="1" w:uiPriority="0" w:semiHidden="0" w:name="heading 5"/>
     <w:lsdException w:qFormat="1" w:uiPriority="0" w:name="heading 6"/>
     <w:lsdException w:qFormat="1" w:uiPriority="0" w:name="heading 7"/>
     <w:lsdException w:qFormat="1" w:uiPriority="0" w:name="heading 8"/>
@@ -25456,9 +25923,9 @@
     <w:lsdException w:unhideWhenUsed="0" w:uiPriority="0" w:semiHidden="0" w:name="index 7"/>
     <w:lsdException w:unhideWhenUsed="0" w:uiPriority="0" w:semiHidden="0" w:name="index 8"/>
     <w:lsdException w:unhideWhenUsed="0" w:uiPriority="0" w:semiHidden="0" w:name="index 9"/>
-    <w:lsdException w:unhideWhenUsed="0" w:uiPriority="0" w:semiHidden="0" w:name="toc 1"/>
-    <w:lsdException w:unhideWhenUsed="0" w:uiPriority="0" w:semiHidden="0" w:name="toc 2"/>
-    <w:lsdException w:unhideWhenUsed="0" w:uiPriority="0" w:semiHidden="0" w:name="toc 3"/>
+    <w:lsdException w:qFormat="1" w:unhideWhenUsed="0" w:uiPriority="0" w:semiHidden="0" w:name="toc 1"/>
+    <w:lsdException w:qFormat="1" w:unhideWhenUsed="0" w:uiPriority="0" w:semiHidden="0" w:name="toc 2"/>
+    <w:lsdException w:qFormat="1" w:unhideWhenUsed="0" w:uiPriority="0" w:semiHidden="0" w:name="toc 3"/>
     <w:lsdException w:unhideWhenUsed="0" w:uiPriority="0" w:semiHidden="0" w:name="toc 4"/>
     <w:lsdException w:unhideWhenUsed="0" w:uiPriority="0" w:semiHidden="0" w:name="toc 5"/>
     <w:lsdException w:unhideWhenUsed="0" w:uiPriority="0" w:semiHidden="0" w:name="toc 6"/>
@@ -25469,7 +25936,7 @@
     <w:lsdException w:unhideWhenUsed="0" w:uiPriority="0" w:semiHidden="0" w:name="footnote text"/>
     <w:lsdException w:unhideWhenUsed="0" w:uiPriority="0" w:semiHidden="0" w:name="annotation text"/>
     <w:lsdException w:unhideWhenUsed="0" w:uiPriority="0" w:semiHidden="0" w:name="header"/>
-    <w:lsdException w:unhideWhenUsed="0" w:uiPriority="0" w:semiHidden="0" w:name="footer"/>
+    <w:lsdException w:qFormat="1" w:unhideWhenUsed="0" w:uiPriority="0" w:semiHidden="0" w:name="footer"/>
     <w:lsdException w:unhideWhenUsed="0" w:uiPriority="0" w:semiHidden="0" w:name="index heading"/>
     <w:lsdException w:qFormat="1" w:uiPriority="0" w:name="caption"/>
     <w:lsdException w:unhideWhenUsed="0" w:uiPriority="0" w:semiHidden="0" w:name="table of figures"/>
@@ -25762,7 +26229,6 @@
     <w:name w:val="heading 4"/>
     <w:basedOn w:val="1"/>
     <w:next w:val="1"/>
-    <w:semiHidden/>
     <w:unhideWhenUsed/>
     <w:qFormat/>
     <w:uiPriority w:val="0"/>
@@ -25775,16 +26241,34 @@
     <w:rPr>
       <w:rFonts w:ascii="Arial" w:hAnsi="Arial" w:eastAsia="黑体"/>
       <w:b/>
+      <w:sz w:val="21"/>
+    </w:rPr>
+  </w:style>
+  <w:style w:type="paragraph" w:styleId="6">
+    <w:name w:val="heading 5"/>
+    <w:basedOn w:val="1"/>
+    <w:next w:val="1"/>
+    <w:unhideWhenUsed/>
+    <w:qFormat/>
+    <w:uiPriority w:val="0"/>
+    <w:pPr>
+      <w:keepNext/>
+      <w:keepLines/>
+      <w:spacing w:before="280" w:beforeLines="0" w:beforeAutospacing="0" w:after="290" w:afterLines="0" w:afterAutospacing="0" w:line="372" w:lineRule="auto"/>
+      <w:outlineLvl w:val="4"/>
+    </w:pPr>
+    <w:rPr>
+      <w:b/>
       <w:sz w:val="28"/>
     </w:rPr>
   </w:style>
-  <w:style w:type="character" w:default="1" w:styleId="13">
+  <w:style w:type="character" w:default="1" w:styleId="14">
     <w:name w:val="Default Paragraph Font"/>
     <w:semiHidden/>
     <w:qFormat/>
     <w:uiPriority w:val="0"/>
   </w:style>
-  <w:style w:type="table" w:default="1" w:styleId="11">
+  <w:style w:type="table" w:default="1" w:styleId="12">
     <w:name w:val="Normal Table"/>
     <w:semiHidden/>
     <w:qFormat/>
@@ -25798,18 +26282,20 @@
       </w:tblCellMar>
     </w:tblPr>
   </w:style>
-  <w:style w:type="paragraph" w:styleId="6">
+  <w:style w:type="paragraph" w:styleId="7">
     <w:name w:val="toc 3"/>
     <w:basedOn w:val="1"/>
     <w:next w:val="1"/>
+    <w:qFormat/>
     <w:uiPriority w:val="0"/>
     <w:pPr>
       <w:ind w:left="840" w:leftChars="400"/>
     </w:pPr>
   </w:style>
-  <w:style w:type="paragraph" w:styleId="7">
+  <w:style w:type="paragraph" w:styleId="8">
     <w:name w:val="footer"/>
     <w:basedOn w:val="1"/>
+    <w:qFormat/>
     <w:uiPriority w:val="0"/>
     <w:pPr>
       <w:tabs>
@@ -25823,7 +26309,7 @@
       <w:sz w:val="18"/>
     </w:rPr>
   </w:style>
-  <w:style w:type="paragraph" w:styleId="8">
+  <w:style w:type="paragraph" w:styleId="9">
     <w:name w:val="header"/>
     <w:basedOn w:val="1"/>
     <w:uiPriority w:val="0"/>
@@ -25847,24 +26333,26 @@
       <w:sz w:val="18"/>
     </w:rPr>
   </w:style>
-  <w:style w:type="paragraph" w:styleId="9">
+  <w:style w:type="paragraph" w:styleId="10">
     <w:name w:val="toc 1"/>
     <w:basedOn w:val="1"/>
     <w:next w:val="1"/>
+    <w:qFormat/>
     <w:uiPriority w:val="0"/>
   </w:style>
-  <w:style w:type="paragraph" w:styleId="10">
+  <w:style w:type="paragraph" w:styleId="11">
     <w:name w:val="toc 2"/>
     <w:basedOn w:val="1"/>
     <w:next w:val="1"/>
+    <w:qFormat/>
     <w:uiPriority w:val="0"/>
     <w:pPr>
       <w:ind w:left="420" w:leftChars="200"/>
     </w:pPr>
   </w:style>
-  <w:style w:type="table" w:styleId="12">
+  <w:style w:type="table" w:styleId="13">
     <w:name w:val="Table Grid"/>
-    <w:basedOn w:val="11"/>
+    <w:basedOn w:val="12"/>
     <w:qFormat/>
     <w:uiPriority w:val="0"/>
     <w:pPr>

--- a/11-resume_generator/resume_generator_v1/简历生成工具操作手册.docx
+++ b/11-resume_generator/resume_generator_v1/简历生成工具操作手册.docx
@@ -808,6 +808,149 @@
           </w:p>
         </w:tc>
       </w:tr>
+      <w:tr>
+        <w:tblPrEx>
+          <w:tblBorders>
+            <w:top w:val="single" w:color="auto" w:sz="4" w:space="0"/>
+            <w:left w:val="single" w:color="auto" w:sz="4" w:space="0"/>
+            <w:bottom w:val="single" w:color="auto" w:sz="4" w:space="0"/>
+            <w:right w:val="single" w:color="auto" w:sz="4" w:space="0"/>
+            <w:insideH w:val="single" w:color="auto" w:sz="4" w:space="0"/>
+            <w:insideV w:val="single" w:color="auto" w:sz="4" w:space="0"/>
+          </w:tblBorders>
+          <w:tblCellMar>
+            <w:top w:w="0" w:type="dxa"/>
+            <w:left w:w="108" w:type="dxa"/>
+            <w:bottom w:w="0" w:type="dxa"/>
+            <w:right w:w="108" w:type="dxa"/>
+          </w:tblCellMar>
+        </w:tblPrEx>
+        <w:trPr>
+          <w:trHeight w:val="936" w:hRule="atLeast"/>
+        </w:trPr>
+        <w:tc>
+          <w:tcPr>
+            <w:tcW w:w="1704" w:type="dxa"/>
+            <w:vAlign w:val="center"/>
+          </w:tcPr>
+          <w:p>
+            <w:pPr>
+              <w:jc w:val="both"/>
+              <w:rPr>
+                <w:rFonts w:hint="default"/>
+                <w:vertAlign w:val="baseline"/>
+                <w:lang w:val="en-US" w:eastAsia="zh-CN"/>
+              </w:rPr>
+            </w:pPr>
+            <w:r>
+              <w:rPr>
+                <w:rFonts w:hint="eastAsia"/>
+                <w:vertAlign w:val="baseline"/>
+                <w:lang w:val="en-US" w:eastAsia="zh-CN"/>
+              </w:rPr>
+              <w:t>V1.2.0</w:t>
+            </w:r>
+          </w:p>
+        </w:tc>
+        <w:tc>
+          <w:tcPr>
+            <w:tcW w:w="1704" w:type="dxa"/>
+            <w:vAlign w:val="center"/>
+          </w:tcPr>
+          <w:p>
+            <w:pPr>
+              <w:jc w:val="both"/>
+              <w:rPr>
+                <w:rFonts w:hint="default"/>
+                <w:vertAlign w:val="baseline"/>
+                <w:lang w:val="en-US" w:eastAsia="zh-CN"/>
+              </w:rPr>
+            </w:pPr>
+            <w:r>
+              <w:rPr>
+                <w:rFonts w:hint="eastAsia"/>
+                <w:vertAlign w:val="baseline"/>
+                <w:lang w:val="en-US" w:eastAsia="zh-CN"/>
+              </w:rPr>
+              <w:t>王穆军</w:t>
+            </w:r>
+          </w:p>
+        </w:tc>
+        <w:tc>
+          <w:tcPr>
+            <w:tcW w:w="1704" w:type="dxa"/>
+            <w:vAlign w:val="center"/>
+          </w:tcPr>
+          <w:p>
+            <w:pPr>
+              <w:jc w:val="both"/>
+              <w:rPr>
+                <w:rFonts w:hint="default"/>
+                <w:vertAlign w:val="baseline"/>
+                <w:lang w:val="en-US" w:eastAsia="zh-CN"/>
+              </w:rPr>
+            </w:pPr>
+            <w:r>
+              <w:rPr>
+                <w:rFonts w:hint="eastAsia"/>
+                <w:vertAlign w:val="baseline"/>
+                <w:lang w:val="en-US" w:eastAsia="zh-CN"/>
+              </w:rPr>
+              <w:t>2025-11-28</w:t>
+            </w:r>
+          </w:p>
+        </w:tc>
+        <w:tc>
+          <w:tcPr>
+            <w:tcW w:w="1705" w:type="dxa"/>
+            <w:vAlign w:val="center"/>
+          </w:tcPr>
+          <w:p>
+            <w:pPr>
+              <w:jc w:val="both"/>
+              <w:rPr>
+                <w:rFonts w:hint="default"/>
+                <w:vertAlign w:val="baseline"/>
+                <w:lang w:val="en-US" w:eastAsia="zh-CN"/>
+              </w:rPr>
+            </w:pPr>
+            <w:r>
+              <w:rPr>
+                <w:rFonts w:hint="eastAsia"/>
+                <w:vertAlign w:val="baseline"/>
+                <w:lang w:val="en-US" w:eastAsia="zh-CN"/>
+              </w:rPr>
+              <w:t>修改文档</w:t>
+            </w:r>
+          </w:p>
+        </w:tc>
+        <w:tc>
+          <w:tcPr>
+            <w:tcW w:w="1705" w:type="dxa"/>
+            <w:vAlign w:val="center"/>
+          </w:tcPr>
+          <w:p>
+            <w:pPr>
+              <w:jc w:val="both"/>
+              <w:rPr>
+                <w:rFonts w:hint="default"/>
+                <w:vertAlign w:val="baseline"/>
+                <w:lang w:val="en-US" w:eastAsia="zh-CN"/>
+              </w:rPr>
+            </w:pPr>
+            <w:r>
+              <w:rPr>
+                <w:rFonts w:hint="eastAsia"/>
+                <w:vertAlign w:val="baseline"/>
+                <w:lang w:val="en-US" w:eastAsia="zh-CN"/>
+              </w:rPr>
+              <w:t>按照新功能补充信息</w:t>
+            </w:r>
+            <w:bookmarkStart w:id="42" w:name="_GoBack"/>
+            <w:bookmarkEnd w:id="42"/>
+          </w:p>
+        </w:tc>
+      </w:tr>
     </w:tbl>
     <w:p>
       <w:pPr>
@@ -7083,10 +7226,10 @@
       <w:tblGrid>
         <w:gridCol w:w="1766"/>
         <w:gridCol w:w="778"/>
-        <w:gridCol w:w="796"/>
+        <w:gridCol w:w="828"/>
         <w:gridCol w:w="2584"/>
-        <w:gridCol w:w="1268"/>
-        <w:gridCol w:w="1331"/>
+        <w:gridCol w:w="1290"/>
+        <w:gridCol w:w="1277"/>
       </w:tblGrid>
       <w:tr>
         <w:tblPrEx>
@@ -7529,15 +7672,34 @@
                 <w:rFonts w:hint="eastAsia" w:ascii="微软雅黑" w:hAnsi="微软雅黑" w:eastAsia="微软雅黑" w:cs="微软雅黑"/>
                 <w:sz w:val="18"/>
                 <w:szCs w:val="21"/>
-              </w:rPr>
-            </w:pPr>
-            <w:r>
-              <w:rPr>
-                <w:rFonts w:hint="eastAsia" w:ascii="微软雅黑" w:hAnsi="微软雅黑" w:eastAsia="微软雅黑" w:cs="微软雅黑"/>
-                <w:sz w:val="18"/>
-                <w:szCs w:val="21"/>
-              </w:rPr>
-              <w:t>{{ bi.emp }}</w:t>
+                <w:lang w:eastAsia="zh-CN"/>
+              </w:rPr>
+            </w:pPr>
+            <w:r>
+              <w:rPr>
+                <w:rFonts w:hint="eastAsia" w:ascii="微软雅黑" w:hAnsi="微软雅黑" w:eastAsia="微软雅黑" w:cs="微软雅黑"/>
+                <w:sz w:val="18"/>
+                <w:szCs w:val="21"/>
+                <w:lang w:eastAsia="zh-CN"/>
+              </w:rPr>
+              <w:t>{{</w:t>
+            </w:r>
+            <w:r>
+              <w:rPr>
+                <w:rFonts w:hint="eastAsia" w:ascii="微软雅黑" w:hAnsi="微软雅黑" w:eastAsia="微软雅黑" w:cs="微软雅黑"/>
+                <w:sz w:val="18"/>
+                <w:szCs w:val="21"/>
+              </w:rPr>
+              <w:t>bi.emp</w:t>
+            </w:r>
+            <w:r>
+              <w:rPr>
+                <w:rFonts w:hint="eastAsia" w:ascii="微软雅黑" w:hAnsi="微软雅黑" w:eastAsia="微软雅黑" w:cs="微软雅黑"/>
+                <w:sz w:val="18"/>
+                <w:szCs w:val="21"/>
+                <w:lang w:eastAsia="zh-CN"/>
+              </w:rPr>
+              <w:t>}}</w:t>
             </w:r>
           </w:p>
         </w:tc>
@@ -7755,15 +7917,34 @@
                 <w:rFonts w:hint="eastAsia" w:ascii="微软雅黑" w:hAnsi="微软雅黑" w:eastAsia="微软雅黑" w:cs="微软雅黑"/>
                 <w:sz w:val="18"/>
                 <w:szCs w:val="21"/>
-              </w:rPr>
-            </w:pPr>
-            <w:r>
-              <w:rPr>
-                <w:rFonts w:hint="eastAsia" w:ascii="微软雅黑" w:hAnsi="微软雅黑" w:eastAsia="微软雅黑" w:cs="微软雅黑"/>
-                <w:sz w:val="18"/>
-                <w:szCs w:val="21"/>
-              </w:rPr>
-              <w:t>{{ bi.name }}</w:t>
+                <w:lang w:eastAsia="zh-CN"/>
+              </w:rPr>
+            </w:pPr>
+            <w:r>
+              <w:rPr>
+                <w:rFonts w:hint="eastAsia" w:ascii="微软雅黑" w:hAnsi="微软雅黑" w:eastAsia="微软雅黑" w:cs="微软雅黑"/>
+                <w:sz w:val="18"/>
+                <w:szCs w:val="21"/>
+                <w:lang w:eastAsia="zh-CN"/>
+              </w:rPr>
+              <w:t>{{</w:t>
+            </w:r>
+            <w:r>
+              <w:rPr>
+                <w:rFonts w:hint="eastAsia" w:ascii="微软雅黑" w:hAnsi="微软雅黑" w:eastAsia="微软雅黑" w:cs="微软雅黑"/>
+                <w:sz w:val="18"/>
+                <w:szCs w:val="21"/>
+              </w:rPr>
+              <w:t>bi.name</w:t>
+            </w:r>
+            <w:r>
+              <w:rPr>
+                <w:rFonts w:hint="eastAsia" w:ascii="微软雅黑" w:hAnsi="微软雅黑" w:eastAsia="微软雅黑" w:cs="微软雅黑"/>
+                <w:sz w:val="18"/>
+                <w:szCs w:val="21"/>
+                <w:lang w:eastAsia="zh-CN"/>
+              </w:rPr>
+              <w:t>}}</w:t>
             </w:r>
           </w:p>
         </w:tc>
@@ -7981,15 +8162,34 @@
                 <w:rFonts w:hint="eastAsia" w:ascii="微软雅黑" w:hAnsi="微软雅黑" w:eastAsia="微软雅黑" w:cs="微软雅黑"/>
                 <w:sz w:val="18"/>
                 <w:szCs w:val="21"/>
-              </w:rPr>
-            </w:pPr>
-            <w:r>
-              <w:rPr>
-                <w:rFonts w:hint="eastAsia" w:ascii="微软雅黑" w:hAnsi="微软雅黑" w:eastAsia="微软雅黑" w:cs="微软雅黑"/>
-                <w:sz w:val="18"/>
-                <w:szCs w:val="21"/>
-              </w:rPr>
-              <w:t>{{ bi.work }}</w:t>
+                <w:lang w:eastAsia="zh-CN"/>
+              </w:rPr>
+            </w:pPr>
+            <w:r>
+              <w:rPr>
+                <w:rFonts w:hint="eastAsia" w:ascii="微软雅黑" w:hAnsi="微软雅黑" w:eastAsia="微软雅黑" w:cs="微软雅黑"/>
+                <w:sz w:val="18"/>
+                <w:szCs w:val="21"/>
+                <w:lang w:eastAsia="zh-CN"/>
+              </w:rPr>
+              <w:t>{{</w:t>
+            </w:r>
+            <w:r>
+              <w:rPr>
+                <w:rFonts w:hint="eastAsia" w:ascii="微软雅黑" w:hAnsi="微软雅黑" w:eastAsia="微软雅黑" w:cs="微软雅黑"/>
+                <w:sz w:val="18"/>
+                <w:szCs w:val="21"/>
+              </w:rPr>
+              <w:t>bi.work</w:t>
+            </w:r>
+            <w:r>
+              <w:rPr>
+                <w:rFonts w:hint="eastAsia" w:ascii="微软雅黑" w:hAnsi="微软雅黑" w:eastAsia="微软雅黑" w:cs="微软雅黑"/>
+                <w:sz w:val="18"/>
+                <w:szCs w:val="21"/>
+                <w:lang w:eastAsia="zh-CN"/>
+              </w:rPr>
+              <w:t>}}</w:t>
             </w:r>
           </w:p>
         </w:tc>
@@ -8207,15 +8407,34 @@
                 <w:rFonts w:hint="eastAsia" w:ascii="微软雅黑" w:hAnsi="微软雅黑" w:eastAsia="微软雅黑" w:cs="微软雅黑"/>
                 <w:sz w:val="18"/>
                 <w:szCs w:val="21"/>
-              </w:rPr>
-            </w:pPr>
-            <w:r>
-              <w:rPr>
-                <w:rFonts w:hint="eastAsia" w:ascii="微软雅黑" w:hAnsi="微软雅黑" w:eastAsia="微软雅黑" w:cs="微软雅黑"/>
-                <w:sz w:val="18"/>
-                <w:szCs w:val="21"/>
-              </w:rPr>
-              <w:t>{{ bi.grad }}</w:t>
+                <w:lang w:eastAsia="zh-CN"/>
+              </w:rPr>
+            </w:pPr>
+            <w:r>
+              <w:rPr>
+                <w:rFonts w:hint="eastAsia" w:ascii="微软雅黑" w:hAnsi="微软雅黑" w:eastAsia="微软雅黑" w:cs="微软雅黑"/>
+                <w:sz w:val="18"/>
+                <w:szCs w:val="21"/>
+                <w:lang w:eastAsia="zh-CN"/>
+              </w:rPr>
+              <w:t>{{</w:t>
+            </w:r>
+            <w:r>
+              <w:rPr>
+                <w:rFonts w:hint="eastAsia" w:ascii="微软雅黑" w:hAnsi="微软雅黑" w:eastAsia="微软雅黑" w:cs="微软雅黑"/>
+                <w:sz w:val="18"/>
+                <w:szCs w:val="21"/>
+              </w:rPr>
+              <w:t>bi.grad</w:t>
+            </w:r>
+            <w:r>
+              <w:rPr>
+                <w:rFonts w:hint="eastAsia" w:ascii="微软雅黑" w:hAnsi="微软雅黑" w:eastAsia="微软雅黑" w:cs="微软雅黑"/>
+                <w:sz w:val="18"/>
+                <w:szCs w:val="21"/>
+                <w:lang w:eastAsia="zh-CN"/>
+              </w:rPr>
+              <w:t>}}</w:t>
             </w:r>
           </w:p>
         </w:tc>
@@ -8433,15 +8652,34 @@
                 <w:rFonts w:hint="eastAsia" w:ascii="微软雅黑" w:hAnsi="微软雅黑" w:eastAsia="微软雅黑" w:cs="微软雅黑"/>
                 <w:sz w:val="18"/>
                 <w:szCs w:val="21"/>
-              </w:rPr>
-            </w:pPr>
-            <w:r>
-              <w:rPr>
-                <w:rFonts w:hint="eastAsia" w:ascii="微软雅黑" w:hAnsi="微软雅黑" w:eastAsia="微软雅黑" w:cs="微软雅黑"/>
-                <w:sz w:val="18"/>
-                <w:szCs w:val="21"/>
-              </w:rPr>
-              <w:t>{{ bi.school }}</w:t>
+                <w:lang w:eastAsia="zh-CN"/>
+              </w:rPr>
+            </w:pPr>
+            <w:r>
+              <w:rPr>
+                <w:rFonts w:hint="eastAsia" w:ascii="微软雅黑" w:hAnsi="微软雅黑" w:eastAsia="微软雅黑" w:cs="微软雅黑"/>
+                <w:sz w:val="18"/>
+                <w:szCs w:val="21"/>
+                <w:lang w:eastAsia="zh-CN"/>
+              </w:rPr>
+              <w:t>{{</w:t>
+            </w:r>
+            <w:r>
+              <w:rPr>
+                <w:rFonts w:hint="eastAsia" w:ascii="微软雅黑" w:hAnsi="微软雅黑" w:eastAsia="微软雅黑" w:cs="微软雅黑"/>
+                <w:sz w:val="18"/>
+                <w:szCs w:val="21"/>
+              </w:rPr>
+              <w:t>bi.school</w:t>
+            </w:r>
+            <w:r>
+              <w:rPr>
+                <w:rFonts w:hint="eastAsia" w:ascii="微软雅黑" w:hAnsi="微软雅黑" w:eastAsia="微软雅黑" w:cs="微软雅黑"/>
+                <w:sz w:val="18"/>
+                <w:szCs w:val="21"/>
+                <w:lang w:eastAsia="zh-CN"/>
+              </w:rPr>
+              <w:t>}}</w:t>
             </w:r>
           </w:p>
         </w:tc>
@@ -8659,15 +8897,34 @@
                 <w:rFonts w:hint="eastAsia" w:ascii="微软雅黑" w:hAnsi="微软雅黑" w:eastAsia="微软雅黑" w:cs="微软雅黑"/>
                 <w:sz w:val="18"/>
                 <w:szCs w:val="21"/>
-              </w:rPr>
-            </w:pPr>
-            <w:r>
-              <w:rPr>
-                <w:rFonts w:hint="eastAsia" w:ascii="微软雅黑" w:hAnsi="微软雅黑" w:eastAsia="微软雅黑" w:cs="微软雅黑"/>
-                <w:sz w:val="18"/>
-                <w:szCs w:val="21"/>
-              </w:rPr>
-              <w:t>{{ bi.major }}</w:t>
+                <w:lang w:eastAsia="zh-CN"/>
+              </w:rPr>
+            </w:pPr>
+            <w:r>
+              <w:rPr>
+                <w:rFonts w:hint="eastAsia" w:ascii="微软雅黑" w:hAnsi="微软雅黑" w:eastAsia="微软雅黑" w:cs="微软雅黑"/>
+                <w:sz w:val="18"/>
+                <w:szCs w:val="21"/>
+                <w:lang w:eastAsia="zh-CN"/>
+              </w:rPr>
+              <w:t>{{</w:t>
+            </w:r>
+            <w:r>
+              <w:rPr>
+                <w:rFonts w:hint="eastAsia" w:ascii="微软雅黑" w:hAnsi="微软雅黑" w:eastAsia="微软雅黑" w:cs="微软雅黑"/>
+                <w:sz w:val="18"/>
+                <w:szCs w:val="21"/>
+              </w:rPr>
+              <w:t>bi.major</w:t>
+            </w:r>
+            <w:r>
+              <w:rPr>
+                <w:rFonts w:hint="eastAsia" w:ascii="微软雅黑" w:hAnsi="微软雅黑" w:eastAsia="微软雅黑" w:cs="微软雅黑"/>
+                <w:sz w:val="18"/>
+                <w:szCs w:val="21"/>
+                <w:lang w:eastAsia="zh-CN"/>
+              </w:rPr>
+              <w:t>}}</w:t>
             </w:r>
           </w:p>
         </w:tc>
@@ -8885,15 +9142,34 @@
                 <w:rFonts w:hint="eastAsia" w:ascii="微软雅黑" w:hAnsi="微软雅黑" w:eastAsia="微软雅黑" w:cs="微软雅黑"/>
                 <w:sz w:val="18"/>
                 <w:szCs w:val="21"/>
-              </w:rPr>
-            </w:pPr>
-            <w:r>
-              <w:rPr>
-                <w:rFonts w:hint="eastAsia" w:ascii="微软雅黑" w:hAnsi="微软雅黑" w:eastAsia="微软雅黑" w:cs="微软雅黑"/>
-                <w:sz w:val="18"/>
-                <w:szCs w:val="21"/>
-              </w:rPr>
-              <w:t>{{ bi.edu }}</w:t>
+                <w:lang w:eastAsia="zh-CN"/>
+              </w:rPr>
+            </w:pPr>
+            <w:r>
+              <w:rPr>
+                <w:rFonts w:hint="eastAsia" w:ascii="微软雅黑" w:hAnsi="微软雅黑" w:eastAsia="微软雅黑" w:cs="微软雅黑"/>
+                <w:sz w:val="18"/>
+                <w:szCs w:val="21"/>
+                <w:lang w:eastAsia="zh-CN"/>
+              </w:rPr>
+              <w:t>{{</w:t>
+            </w:r>
+            <w:r>
+              <w:rPr>
+                <w:rFonts w:hint="eastAsia" w:ascii="微软雅黑" w:hAnsi="微软雅黑" w:eastAsia="微软雅黑" w:cs="微软雅黑"/>
+                <w:sz w:val="18"/>
+                <w:szCs w:val="21"/>
+              </w:rPr>
+              <w:t>bi.edu</w:t>
+            </w:r>
+            <w:r>
+              <w:rPr>
+                <w:rFonts w:hint="eastAsia" w:ascii="微软雅黑" w:hAnsi="微软雅黑" w:eastAsia="微软雅黑" w:cs="微软雅黑"/>
+                <w:sz w:val="18"/>
+                <w:szCs w:val="21"/>
+                <w:lang w:eastAsia="zh-CN"/>
+              </w:rPr>
+              <w:t>}}</w:t>
             </w:r>
           </w:p>
         </w:tc>
@@ -9111,15 +9387,34 @@
                 <w:rFonts w:hint="eastAsia" w:ascii="微软雅黑" w:hAnsi="微软雅黑" w:eastAsia="微软雅黑" w:cs="微软雅黑"/>
                 <w:sz w:val="18"/>
                 <w:szCs w:val="21"/>
-              </w:rPr>
-            </w:pPr>
-            <w:r>
-              <w:rPr>
-                <w:rFonts w:hint="eastAsia" w:ascii="微软雅黑" w:hAnsi="微软雅黑" w:eastAsia="微软雅黑" w:cs="微软雅黑"/>
-                <w:sz w:val="18"/>
-                <w:szCs w:val="21"/>
-              </w:rPr>
-              <w:t>{{ bi.dept }}</w:t>
+                <w:lang w:eastAsia="zh-CN"/>
+              </w:rPr>
+            </w:pPr>
+            <w:r>
+              <w:rPr>
+                <w:rFonts w:hint="eastAsia" w:ascii="微软雅黑" w:hAnsi="微软雅黑" w:eastAsia="微软雅黑" w:cs="微软雅黑"/>
+                <w:sz w:val="18"/>
+                <w:szCs w:val="21"/>
+                <w:lang w:eastAsia="zh-CN"/>
+              </w:rPr>
+              <w:t>{{</w:t>
+            </w:r>
+            <w:r>
+              <w:rPr>
+                <w:rFonts w:hint="eastAsia" w:ascii="微软雅黑" w:hAnsi="微软雅黑" w:eastAsia="微软雅黑" w:cs="微软雅黑"/>
+                <w:sz w:val="18"/>
+                <w:szCs w:val="21"/>
+              </w:rPr>
+              <w:t>bi.dept</w:t>
+            </w:r>
+            <w:r>
+              <w:rPr>
+                <w:rFonts w:hint="eastAsia" w:ascii="微软雅黑" w:hAnsi="微软雅黑" w:eastAsia="微软雅黑" w:cs="微软雅黑"/>
+                <w:sz w:val="18"/>
+                <w:szCs w:val="21"/>
+                <w:lang w:eastAsia="zh-CN"/>
+              </w:rPr>
+              <w:t>}}</w:t>
             </w:r>
           </w:p>
         </w:tc>
@@ -9337,15 +9632,34 @@
                 <w:rFonts w:hint="eastAsia" w:ascii="微软雅黑" w:hAnsi="微软雅黑" w:eastAsia="微软雅黑" w:cs="微软雅黑"/>
                 <w:sz w:val="18"/>
                 <w:szCs w:val="21"/>
-              </w:rPr>
-            </w:pPr>
-            <w:r>
-              <w:rPr>
-                <w:rFonts w:hint="eastAsia" w:ascii="微软雅黑" w:hAnsi="微软雅黑" w:eastAsia="微软雅黑" w:cs="微软雅黑"/>
-                <w:sz w:val="18"/>
-                <w:szCs w:val="21"/>
-              </w:rPr>
-              <w:t>{{ bi.title }}</w:t>
+                <w:lang w:eastAsia="zh-CN"/>
+              </w:rPr>
+            </w:pPr>
+            <w:r>
+              <w:rPr>
+                <w:rFonts w:hint="eastAsia" w:ascii="微软雅黑" w:hAnsi="微软雅黑" w:eastAsia="微软雅黑" w:cs="微软雅黑"/>
+                <w:sz w:val="18"/>
+                <w:szCs w:val="21"/>
+                <w:lang w:eastAsia="zh-CN"/>
+              </w:rPr>
+              <w:t>{{</w:t>
+            </w:r>
+            <w:r>
+              <w:rPr>
+                <w:rFonts w:hint="eastAsia" w:ascii="微软雅黑" w:hAnsi="微软雅黑" w:eastAsia="微软雅黑" w:cs="微软雅黑"/>
+                <w:sz w:val="18"/>
+                <w:szCs w:val="21"/>
+              </w:rPr>
+              <w:t>bi.title</w:t>
+            </w:r>
+            <w:r>
+              <w:rPr>
+                <w:rFonts w:hint="eastAsia" w:ascii="微软雅黑" w:hAnsi="微软雅黑" w:eastAsia="微软雅黑" w:cs="微软雅黑"/>
+                <w:sz w:val="18"/>
+                <w:szCs w:val="21"/>
+                <w:lang w:eastAsia="zh-CN"/>
+              </w:rPr>
+              <w:t>}}</w:t>
             </w:r>
           </w:p>
         </w:tc>
@@ -9563,15 +9877,34 @@
                 <w:rFonts w:hint="eastAsia" w:ascii="微软雅黑" w:hAnsi="微软雅黑" w:eastAsia="微软雅黑" w:cs="微软雅黑"/>
                 <w:sz w:val="18"/>
                 <w:szCs w:val="21"/>
-              </w:rPr>
-            </w:pPr>
-            <w:r>
-              <w:rPr>
-                <w:rFonts w:hint="eastAsia" w:ascii="微软雅黑" w:hAnsi="微软雅黑" w:eastAsia="微软雅黑" w:cs="微软雅黑"/>
-                <w:sz w:val="18"/>
-                <w:szCs w:val="21"/>
-              </w:rPr>
-              <w:t>{{ bi.profile }}</w:t>
+                <w:lang w:eastAsia="zh-CN"/>
+              </w:rPr>
+            </w:pPr>
+            <w:r>
+              <w:rPr>
+                <w:rFonts w:hint="eastAsia" w:ascii="微软雅黑" w:hAnsi="微软雅黑" w:eastAsia="微软雅黑" w:cs="微软雅黑"/>
+                <w:sz w:val="18"/>
+                <w:szCs w:val="21"/>
+                <w:lang w:eastAsia="zh-CN"/>
+              </w:rPr>
+              <w:t>{{</w:t>
+            </w:r>
+            <w:r>
+              <w:rPr>
+                <w:rFonts w:hint="eastAsia" w:ascii="微软雅黑" w:hAnsi="微软雅黑" w:eastAsia="微软雅黑" w:cs="微软雅黑"/>
+                <w:sz w:val="18"/>
+                <w:szCs w:val="21"/>
+              </w:rPr>
+              <w:t>bi.profile</w:t>
+            </w:r>
+            <w:r>
+              <w:rPr>
+                <w:rFonts w:hint="eastAsia" w:ascii="微软雅黑" w:hAnsi="微软雅黑" w:eastAsia="微软雅黑" w:cs="微软雅黑"/>
+                <w:sz w:val="18"/>
+                <w:szCs w:val="21"/>
+                <w:lang w:eastAsia="zh-CN"/>
+              </w:rPr>
+              <w:t>}}</w:t>
             </w:r>
           </w:p>
         </w:tc>
@@ -10891,66 +11224,208 @@
           <w:rFonts w:hint="eastAsia" w:ascii="微软雅黑" w:hAnsi="微软雅黑" w:eastAsia="微软雅黑" w:cs="微软雅黑"/>
           <w:sz w:val="18"/>
           <w:szCs w:val="21"/>
-        </w:rPr>
-      </w:pPr>
-      <w:r>
-        <w:rPr>
-          <w:rFonts w:hint="eastAsia" w:ascii="微软雅黑" w:hAnsi="微软雅黑" w:eastAsia="微软雅黑" w:cs="微软雅黑"/>
-          <w:sz w:val="18"/>
-          <w:szCs w:val="21"/>
-        </w:rPr>
-        <w:t>- 公司：{{ work.CompanyName }}</w:t>
-      </w:r>
-    </w:p>
-    <w:p>
-      <w:pPr>
-        <w:rPr>
-          <w:rFonts w:hint="eastAsia" w:ascii="微软雅黑" w:hAnsi="微软雅黑" w:eastAsia="微软雅黑" w:cs="微软雅黑"/>
-          <w:sz w:val="18"/>
-          <w:szCs w:val="21"/>
-        </w:rPr>
-      </w:pPr>
-      <w:r>
-        <w:rPr>
-          <w:rFonts w:hint="eastAsia" w:ascii="微软雅黑" w:hAnsi="微软雅黑" w:eastAsia="微软雅黑" w:cs="微软雅黑"/>
-          <w:sz w:val="18"/>
-          <w:szCs w:val="21"/>
-        </w:rPr>
-        <w:t>  职位：{{ work.Position }}</w:t>
-      </w:r>
-    </w:p>
-    <w:p>
-      <w:pPr>
-        <w:rPr>
-          <w:rFonts w:hint="eastAsia" w:ascii="微软雅黑" w:hAnsi="微软雅黑" w:eastAsia="微软雅黑" w:cs="微软雅黑"/>
-          <w:sz w:val="18"/>
-          <w:szCs w:val="21"/>
-        </w:rPr>
-      </w:pPr>
-      <w:r>
-        <w:rPr>
-          <w:rFonts w:hint="eastAsia" w:ascii="微软雅黑" w:hAnsi="微软雅黑" w:eastAsia="微软雅黑" w:cs="微软雅黑"/>
-          <w:sz w:val="18"/>
-          <w:szCs w:val="21"/>
-        </w:rPr>
-        <w:t>  时间：{{ work.StartTime }} 至 {{ work.EndTime }}</w:t>
-      </w:r>
-    </w:p>
-    <w:p>
-      <w:pPr>
-        <w:rPr>
-          <w:rFonts w:hint="eastAsia" w:ascii="微软雅黑" w:hAnsi="微软雅黑" w:eastAsia="微软雅黑" w:cs="微软雅黑"/>
-          <w:sz w:val="18"/>
-          <w:szCs w:val="21"/>
-        </w:rPr>
-      </w:pPr>
-      <w:r>
-        <w:rPr>
-          <w:rFonts w:hint="eastAsia" w:ascii="微软雅黑" w:hAnsi="微软雅黑" w:eastAsia="微软雅黑" w:cs="微软雅黑"/>
-          <w:sz w:val="18"/>
-          <w:szCs w:val="21"/>
-        </w:rPr>
-        <w:t>  描述：{{ work.JobDescription }}</w:t>
+          <w:lang w:eastAsia="zh-CN"/>
+        </w:rPr>
+      </w:pPr>
+      <w:r>
+        <w:rPr>
+          <w:rFonts w:hint="eastAsia" w:ascii="微软雅黑" w:hAnsi="微软雅黑" w:eastAsia="微软雅黑" w:cs="微软雅黑"/>
+          <w:sz w:val="18"/>
+          <w:szCs w:val="21"/>
+        </w:rPr>
+        <w:t>- 公司：</w:t>
+      </w:r>
+      <w:r>
+        <w:rPr>
+          <w:rFonts w:hint="eastAsia" w:ascii="微软雅黑" w:hAnsi="微软雅黑" w:eastAsia="微软雅黑" w:cs="微软雅黑"/>
+          <w:sz w:val="18"/>
+          <w:szCs w:val="21"/>
+          <w:lang w:eastAsia="zh-CN"/>
+        </w:rPr>
+        <w:t>{{</w:t>
+      </w:r>
+      <w:r>
+        <w:rPr>
+          <w:rFonts w:hint="eastAsia" w:ascii="微软雅黑" w:hAnsi="微软雅黑" w:eastAsia="微软雅黑" w:cs="微软雅黑"/>
+          <w:sz w:val="18"/>
+          <w:szCs w:val="21"/>
+        </w:rPr>
+        <w:t>work.CompanyName</w:t>
+      </w:r>
+      <w:r>
+        <w:rPr>
+          <w:rFonts w:hint="eastAsia" w:ascii="微软雅黑" w:hAnsi="微软雅黑" w:eastAsia="微软雅黑" w:cs="微软雅黑"/>
+          <w:sz w:val="18"/>
+          <w:szCs w:val="21"/>
+          <w:lang w:eastAsia="zh-CN"/>
+        </w:rPr>
+        <w:t>}}</w:t>
+      </w:r>
+    </w:p>
+    <w:p>
+      <w:pPr>
+        <w:rPr>
+          <w:rFonts w:hint="eastAsia" w:ascii="微软雅黑" w:hAnsi="微软雅黑" w:eastAsia="微软雅黑" w:cs="微软雅黑"/>
+          <w:sz w:val="18"/>
+          <w:szCs w:val="21"/>
+          <w:lang w:eastAsia="zh-CN"/>
+        </w:rPr>
+      </w:pPr>
+      <w:r>
+        <w:rPr>
+          <w:rFonts w:hint="eastAsia" w:ascii="微软雅黑" w:hAnsi="微软雅黑" w:eastAsia="微软雅黑" w:cs="微软雅黑"/>
+          <w:sz w:val="18"/>
+          <w:szCs w:val="21"/>
+        </w:rPr>
+        <w:t>  职位：</w:t>
+      </w:r>
+      <w:r>
+        <w:rPr>
+          <w:rFonts w:hint="eastAsia" w:ascii="微软雅黑" w:hAnsi="微软雅黑" w:eastAsia="微软雅黑" w:cs="微软雅黑"/>
+          <w:sz w:val="18"/>
+          <w:szCs w:val="21"/>
+          <w:lang w:eastAsia="zh-CN"/>
+        </w:rPr>
+        <w:t>{{</w:t>
+      </w:r>
+      <w:r>
+        <w:rPr>
+          <w:rFonts w:hint="eastAsia" w:ascii="微软雅黑" w:hAnsi="微软雅黑" w:eastAsia="微软雅黑" w:cs="微软雅黑"/>
+          <w:sz w:val="18"/>
+          <w:szCs w:val="21"/>
+        </w:rPr>
+        <w:t>work.Position</w:t>
+      </w:r>
+      <w:r>
+        <w:rPr>
+          <w:rFonts w:hint="eastAsia" w:ascii="微软雅黑" w:hAnsi="微软雅黑" w:eastAsia="微软雅黑" w:cs="微软雅黑"/>
+          <w:sz w:val="18"/>
+          <w:szCs w:val="21"/>
+          <w:lang w:eastAsia="zh-CN"/>
+        </w:rPr>
+        <w:t>}}</w:t>
+      </w:r>
+    </w:p>
+    <w:p>
+      <w:pPr>
+        <w:rPr>
+          <w:rFonts w:hint="eastAsia" w:ascii="微软雅黑" w:hAnsi="微软雅黑" w:eastAsia="微软雅黑" w:cs="微软雅黑"/>
+          <w:sz w:val="18"/>
+          <w:szCs w:val="21"/>
+          <w:lang w:eastAsia="zh-CN"/>
+        </w:rPr>
+      </w:pPr>
+      <w:r>
+        <w:rPr>
+          <w:rFonts w:hint="eastAsia" w:ascii="微软雅黑" w:hAnsi="微软雅黑" w:eastAsia="微软雅黑" w:cs="微软雅黑"/>
+          <w:sz w:val="18"/>
+          <w:szCs w:val="21"/>
+        </w:rPr>
+        <w:t>  时间：</w:t>
+      </w:r>
+      <w:r>
+        <w:rPr>
+          <w:rFonts w:hint="eastAsia" w:ascii="微软雅黑" w:hAnsi="微软雅黑" w:eastAsia="微软雅黑" w:cs="微软雅黑"/>
+          <w:sz w:val="18"/>
+          <w:szCs w:val="21"/>
+          <w:lang w:eastAsia="zh-CN"/>
+        </w:rPr>
+        <w:t>{{</w:t>
+      </w:r>
+      <w:r>
+        <w:rPr>
+          <w:rFonts w:hint="eastAsia" w:ascii="微软雅黑" w:hAnsi="微软雅黑" w:eastAsia="微软雅黑" w:cs="微软雅黑"/>
+          <w:sz w:val="18"/>
+          <w:szCs w:val="21"/>
+        </w:rPr>
+        <w:t>work.StartTime</w:t>
+      </w:r>
+      <w:r>
+        <w:rPr>
+          <w:rFonts w:hint="eastAsia" w:ascii="微软雅黑" w:hAnsi="微软雅黑" w:eastAsia="微软雅黑" w:cs="微软雅黑"/>
+          <w:sz w:val="18"/>
+          <w:szCs w:val="21"/>
+          <w:lang w:eastAsia="zh-CN"/>
+        </w:rPr>
+        <w:t>}}</w:t>
+      </w:r>
+      <w:r>
+        <w:rPr>
+          <w:rFonts w:hint="eastAsia" w:ascii="微软雅黑" w:hAnsi="微软雅黑" w:eastAsia="微软雅黑" w:cs="微软雅黑"/>
+          <w:sz w:val="18"/>
+          <w:szCs w:val="21"/>
+        </w:rPr>
+        <w:t xml:space="preserve"> 至 </w:t>
+      </w:r>
+      <w:r>
+        <w:rPr>
+          <w:rFonts w:hint="eastAsia" w:ascii="微软雅黑" w:hAnsi="微软雅黑" w:eastAsia="微软雅黑" w:cs="微软雅黑"/>
+          <w:sz w:val="18"/>
+          <w:szCs w:val="21"/>
+          <w:lang w:eastAsia="zh-CN"/>
+        </w:rPr>
+        <w:t>{{</w:t>
+      </w:r>
+      <w:r>
+        <w:rPr>
+          <w:rFonts w:hint="eastAsia" w:ascii="微软雅黑" w:hAnsi="微软雅黑" w:eastAsia="微软雅黑" w:cs="微软雅黑"/>
+          <w:sz w:val="18"/>
+          <w:szCs w:val="21"/>
+        </w:rPr>
+        <w:t>work.EndTime</w:t>
+      </w:r>
+      <w:r>
+        <w:rPr>
+          <w:rFonts w:hint="eastAsia" w:ascii="微软雅黑" w:hAnsi="微软雅黑" w:eastAsia="微软雅黑" w:cs="微软雅黑"/>
+          <w:sz w:val="18"/>
+          <w:szCs w:val="21"/>
+          <w:lang w:eastAsia="zh-CN"/>
+        </w:rPr>
+        <w:t>}}</w:t>
+      </w:r>
+    </w:p>
+    <w:p>
+      <w:pPr>
+        <w:rPr>
+          <w:rFonts w:hint="eastAsia" w:ascii="微软雅黑" w:hAnsi="微软雅黑" w:eastAsia="微软雅黑" w:cs="微软雅黑"/>
+          <w:sz w:val="18"/>
+          <w:szCs w:val="21"/>
+          <w:lang w:eastAsia="zh-CN"/>
+        </w:rPr>
+      </w:pPr>
+      <w:r>
+        <w:rPr>
+          <w:rFonts w:hint="eastAsia" w:ascii="微软雅黑" w:hAnsi="微软雅黑" w:eastAsia="微软雅黑" w:cs="微软雅黑"/>
+          <w:sz w:val="18"/>
+          <w:szCs w:val="21"/>
+        </w:rPr>
+        <w:t>  描述：</w:t>
+      </w:r>
+      <w:r>
+        <w:rPr>
+          <w:rFonts w:hint="eastAsia" w:ascii="微软雅黑" w:hAnsi="微软雅黑" w:eastAsia="微软雅黑" w:cs="微软雅黑"/>
+          <w:sz w:val="18"/>
+          <w:szCs w:val="21"/>
+          <w:lang w:eastAsia="zh-CN"/>
+        </w:rPr>
+        <w:t>{{</w:t>
+      </w:r>
+      <w:r>
+        <w:rPr>
+          <w:rFonts w:hint="eastAsia" w:ascii="微软雅黑" w:hAnsi="微软雅黑" w:eastAsia="微软雅黑" w:cs="微软雅黑"/>
+          <w:sz w:val="18"/>
+          <w:szCs w:val="21"/>
+        </w:rPr>
+        <w:t>work.JobDescription</w:t>
+      </w:r>
+      <w:r>
+        <w:rPr>
+          <w:rFonts w:hint="eastAsia" w:ascii="微软雅黑" w:hAnsi="微软雅黑" w:eastAsia="微软雅黑" w:cs="微软雅黑"/>
+          <w:sz w:val="18"/>
+          <w:szCs w:val="21"/>
+          <w:lang w:eastAsia="zh-CN"/>
+        </w:rPr>
+        <w:t>}}</w:t>
       </w:r>
     </w:p>
     <w:p>
@@ -11053,66 +11528,208 @@
           <w:rFonts w:hint="eastAsia" w:ascii="微软雅黑" w:hAnsi="微软雅黑" w:eastAsia="微软雅黑" w:cs="微软雅黑"/>
           <w:sz w:val="18"/>
           <w:szCs w:val="21"/>
-        </w:rPr>
-      </w:pPr>
-      <w:r>
-        <w:rPr>
-          <w:rFonts w:hint="eastAsia" w:ascii="微软雅黑" w:hAnsi="微软雅黑" w:eastAsia="微软雅黑" w:cs="微软雅黑"/>
-          <w:sz w:val="18"/>
-          <w:szCs w:val="21"/>
-        </w:rPr>
-        <w:t>- 公司：{{ work.comp }}</w:t>
-      </w:r>
-    </w:p>
-    <w:p>
-      <w:pPr>
-        <w:rPr>
-          <w:rFonts w:hint="eastAsia" w:ascii="微软雅黑" w:hAnsi="微软雅黑" w:eastAsia="微软雅黑" w:cs="微软雅黑"/>
-          <w:sz w:val="18"/>
-          <w:szCs w:val="21"/>
-        </w:rPr>
-      </w:pPr>
-      <w:r>
-        <w:rPr>
-          <w:rFonts w:hint="eastAsia" w:ascii="微软雅黑" w:hAnsi="微软雅黑" w:eastAsia="微软雅黑" w:cs="微软雅黑"/>
-          <w:sz w:val="18"/>
-          <w:szCs w:val="21"/>
-        </w:rPr>
-        <w:t>  职位：{{ work.pos }}</w:t>
-      </w:r>
-    </w:p>
-    <w:p>
-      <w:pPr>
-        <w:rPr>
-          <w:rFonts w:hint="eastAsia" w:ascii="微软雅黑" w:hAnsi="微软雅黑" w:eastAsia="微软雅黑" w:cs="微软雅黑"/>
-          <w:sz w:val="18"/>
-          <w:szCs w:val="21"/>
-        </w:rPr>
-      </w:pPr>
-      <w:r>
-        <w:rPr>
-          <w:rFonts w:hint="eastAsia" w:ascii="微软雅黑" w:hAnsi="微软雅黑" w:eastAsia="微软雅黑" w:cs="微软雅黑"/>
-          <w:sz w:val="18"/>
-          <w:szCs w:val="21"/>
-        </w:rPr>
-        <w:t>  时间：{{ work.start }} 至 {{ work.end }}</w:t>
-      </w:r>
-    </w:p>
-    <w:p>
-      <w:pPr>
-        <w:rPr>
-          <w:rFonts w:hint="eastAsia" w:ascii="微软雅黑" w:hAnsi="微软雅黑" w:eastAsia="微软雅黑" w:cs="微软雅黑"/>
-          <w:sz w:val="18"/>
-          <w:szCs w:val="21"/>
-        </w:rPr>
-      </w:pPr>
-      <w:r>
-        <w:rPr>
-          <w:rFonts w:hint="eastAsia" w:ascii="微软雅黑" w:hAnsi="微软雅黑" w:eastAsia="微软雅黑" w:cs="微软雅黑"/>
-          <w:sz w:val="18"/>
-          <w:szCs w:val="21"/>
-        </w:rPr>
-        <w:t>  描述：{{ work.desc }}</w:t>
+          <w:lang w:eastAsia="zh-CN"/>
+        </w:rPr>
+      </w:pPr>
+      <w:r>
+        <w:rPr>
+          <w:rFonts w:hint="eastAsia" w:ascii="微软雅黑" w:hAnsi="微软雅黑" w:eastAsia="微软雅黑" w:cs="微软雅黑"/>
+          <w:sz w:val="18"/>
+          <w:szCs w:val="21"/>
+        </w:rPr>
+        <w:t>- 公司：</w:t>
+      </w:r>
+      <w:r>
+        <w:rPr>
+          <w:rFonts w:hint="eastAsia" w:ascii="微软雅黑" w:hAnsi="微软雅黑" w:eastAsia="微软雅黑" w:cs="微软雅黑"/>
+          <w:sz w:val="18"/>
+          <w:szCs w:val="21"/>
+          <w:lang w:eastAsia="zh-CN"/>
+        </w:rPr>
+        <w:t>{{</w:t>
+      </w:r>
+      <w:r>
+        <w:rPr>
+          <w:rFonts w:hint="eastAsia" w:ascii="微软雅黑" w:hAnsi="微软雅黑" w:eastAsia="微软雅黑" w:cs="微软雅黑"/>
+          <w:sz w:val="18"/>
+          <w:szCs w:val="21"/>
+        </w:rPr>
+        <w:t>work.comp</w:t>
+      </w:r>
+      <w:r>
+        <w:rPr>
+          <w:rFonts w:hint="eastAsia" w:ascii="微软雅黑" w:hAnsi="微软雅黑" w:eastAsia="微软雅黑" w:cs="微软雅黑"/>
+          <w:sz w:val="18"/>
+          <w:szCs w:val="21"/>
+          <w:lang w:eastAsia="zh-CN"/>
+        </w:rPr>
+        <w:t>}}</w:t>
+      </w:r>
+    </w:p>
+    <w:p>
+      <w:pPr>
+        <w:rPr>
+          <w:rFonts w:hint="eastAsia" w:ascii="微软雅黑" w:hAnsi="微软雅黑" w:eastAsia="微软雅黑" w:cs="微软雅黑"/>
+          <w:sz w:val="18"/>
+          <w:szCs w:val="21"/>
+          <w:lang w:eastAsia="zh-CN"/>
+        </w:rPr>
+      </w:pPr>
+      <w:r>
+        <w:rPr>
+          <w:rFonts w:hint="eastAsia" w:ascii="微软雅黑" w:hAnsi="微软雅黑" w:eastAsia="微软雅黑" w:cs="微软雅黑"/>
+          <w:sz w:val="18"/>
+          <w:szCs w:val="21"/>
+        </w:rPr>
+        <w:t>  职位：</w:t>
+      </w:r>
+      <w:r>
+        <w:rPr>
+          <w:rFonts w:hint="eastAsia" w:ascii="微软雅黑" w:hAnsi="微软雅黑" w:eastAsia="微软雅黑" w:cs="微软雅黑"/>
+          <w:sz w:val="18"/>
+          <w:szCs w:val="21"/>
+          <w:lang w:eastAsia="zh-CN"/>
+        </w:rPr>
+        <w:t>{{</w:t>
+      </w:r>
+      <w:r>
+        <w:rPr>
+          <w:rFonts w:hint="eastAsia" w:ascii="微软雅黑" w:hAnsi="微软雅黑" w:eastAsia="微软雅黑" w:cs="微软雅黑"/>
+          <w:sz w:val="18"/>
+          <w:szCs w:val="21"/>
+        </w:rPr>
+        <w:t>work.pos</w:t>
+      </w:r>
+      <w:r>
+        <w:rPr>
+          <w:rFonts w:hint="eastAsia" w:ascii="微软雅黑" w:hAnsi="微软雅黑" w:eastAsia="微软雅黑" w:cs="微软雅黑"/>
+          <w:sz w:val="18"/>
+          <w:szCs w:val="21"/>
+          <w:lang w:eastAsia="zh-CN"/>
+        </w:rPr>
+        <w:t>}}</w:t>
+      </w:r>
+    </w:p>
+    <w:p>
+      <w:pPr>
+        <w:rPr>
+          <w:rFonts w:hint="eastAsia" w:ascii="微软雅黑" w:hAnsi="微软雅黑" w:eastAsia="微软雅黑" w:cs="微软雅黑"/>
+          <w:sz w:val="18"/>
+          <w:szCs w:val="21"/>
+          <w:lang w:eastAsia="zh-CN"/>
+        </w:rPr>
+      </w:pPr>
+      <w:r>
+        <w:rPr>
+          <w:rFonts w:hint="eastAsia" w:ascii="微软雅黑" w:hAnsi="微软雅黑" w:eastAsia="微软雅黑" w:cs="微软雅黑"/>
+          <w:sz w:val="18"/>
+          <w:szCs w:val="21"/>
+        </w:rPr>
+        <w:t>  时间：</w:t>
+      </w:r>
+      <w:r>
+        <w:rPr>
+          <w:rFonts w:hint="eastAsia" w:ascii="微软雅黑" w:hAnsi="微软雅黑" w:eastAsia="微软雅黑" w:cs="微软雅黑"/>
+          <w:sz w:val="18"/>
+          <w:szCs w:val="21"/>
+          <w:lang w:eastAsia="zh-CN"/>
+        </w:rPr>
+        <w:t>{{</w:t>
+      </w:r>
+      <w:r>
+        <w:rPr>
+          <w:rFonts w:hint="eastAsia" w:ascii="微软雅黑" w:hAnsi="微软雅黑" w:eastAsia="微软雅黑" w:cs="微软雅黑"/>
+          <w:sz w:val="18"/>
+          <w:szCs w:val="21"/>
+        </w:rPr>
+        <w:t>work.start</w:t>
+      </w:r>
+      <w:r>
+        <w:rPr>
+          <w:rFonts w:hint="eastAsia" w:ascii="微软雅黑" w:hAnsi="微软雅黑" w:eastAsia="微软雅黑" w:cs="微软雅黑"/>
+          <w:sz w:val="18"/>
+          <w:szCs w:val="21"/>
+          <w:lang w:eastAsia="zh-CN"/>
+        </w:rPr>
+        <w:t>}}</w:t>
+      </w:r>
+      <w:r>
+        <w:rPr>
+          <w:rFonts w:hint="eastAsia" w:ascii="微软雅黑" w:hAnsi="微软雅黑" w:eastAsia="微软雅黑" w:cs="微软雅黑"/>
+          <w:sz w:val="18"/>
+          <w:szCs w:val="21"/>
+        </w:rPr>
+        <w:t xml:space="preserve"> 至 </w:t>
+      </w:r>
+      <w:r>
+        <w:rPr>
+          <w:rFonts w:hint="eastAsia" w:ascii="微软雅黑" w:hAnsi="微软雅黑" w:eastAsia="微软雅黑" w:cs="微软雅黑"/>
+          <w:sz w:val="18"/>
+          <w:szCs w:val="21"/>
+          <w:lang w:eastAsia="zh-CN"/>
+        </w:rPr>
+        <w:t>{{</w:t>
+      </w:r>
+      <w:r>
+        <w:rPr>
+          <w:rFonts w:hint="eastAsia" w:ascii="微软雅黑" w:hAnsi="微软雅黑" w:eastAsia="微软雅黑" w:cs="微软雅黑"/>
+          <w:sz w:val="18"/>
+          <w:szCs w:val="21"/>
+        </w:rPr>
+        <w:t>work.end</w:t>
+      </w:r>
+      <w:r>
+        <w:rPr>
+          <w:rFonts w:hint="eastAsia" w:ascii="微软雅黑" w:hAnsi="微软雅黑" w:eastAsia="微软雅黑" w:cs="微软雅黑"/>
+          <w:sz w:val="18"/>
+          <w:szCs w:val="21"/>
+          <w:lang w:eastAsia="zh-CN"/>
+        </w:rPr>
+        <w:t>}}</w:t>
+      </w:r>
+    </w:p>
+    <w:p>
+      <w:pPr>
+        <w:rPr>
+          <w:rFonts w:hint="eastAsia" w:ascii="微软雅黑" w:hAnsi="微软雅黑" w:eastAsia="微软雅黑" w:cs="微软雅黑"/>
+          <w:sz w:val="18"/>
+          <w:szCs w:val="21"/>
+          <w:lang w:eastAsia="zh-CN"/>
+        </w:rPr>
+      </w:pPr>
+      <w:r>
+        <w:rPr>
+          <w:rFonts w:hint="eastAsia" w:ascii="微软雅黑" w:hAnsi="微软雅黑" w:eastAsia="微软雅黑" w:cs="微软雅黑"/>
+          <w:sz w:val="18"/>
+          <w:szCs w:val="21"/>
+        </w:rPr>
+        <w:t>  描述：</w:t>
+      </w:r>
+      <w:r>
+        <w:rPr>
+          <w:rFonts w:hint="eastAsia" w:ascii="微软雅黑" w:hAnsi="微软雅黑" w:eastAsia="微软雅黑" w:cs="微软雅黑"/>
+          <w:sz w:val="18"/>
+          <w:szCs w:val="21"/>
+          <w:lang w:eastAsia="zh-CN"/>
+        </w:rPr>
+        <w:t>{{</w:t>
+      </w:r>
+      <w:r>
+        <w:rPr>
+          <w:rFonts w:hint="eastAsia" w:ascii="微软雅黑" w:hAnsi="微软雅黑" w:eastAsia="微软雅黑" w:cs="微软雅黑"/>
+          <w:sz w:val="18"/>
+          <w:szCs w:val="21"/>
+        </w:rPr>
+        <w:t>work.desc</w:t>
+      </w:r>
+      <w:r>
+        <w:rPr>
+          <w:rFonts w:hint="eastAsia" w:ascii="微软雅黑" w:hAnsi="微软雅黑" w:eastAsia="微软雅黑" w:cs="微软雅黑"/>
+          <w:sz w:val="18"/>
+          <w:szCs w:val="21"/>
+          <w:lang w:eastAsia="zh-CN"/>
+        </w:rPr>
+        <w:t>}}</w:t>
       </w:r>
     </w:p>
     <w:p>
@@ -12413,66 +13030,208 @@
           <w:rFonts w:hint="eastAsia" w:ascii="微软雅黑" w:hAnsi="微软雅黑" w:eastAsia="微软雅黑" w:cs="微软雅黑"/>
           <w:sz w:val="18"/>
           <w:szCs w:val="21"/>
-        </w:rPr>
-      </w:pPr>
-      <w:r>
-        <w:rPr>
-          <w:rFonts w:hint="eastAsia" w:ascii="微软雅黑" w:hAnsi="微软雅黑" w:eastAsia="微软雅黑" w:cs="微软雅黑"/>
-          <w:sz w:val="18"/>
-          <w:szCs w:val="21"/>
-        </w:rPr>
-        <w:t>- 项目名称：{{ project.ProjectName }}</w:t>
-      </w:r>
-    </w:p>
-    <w:p>
-      <w:pPr>
-        <w:rPr>
-          <w:rFonts w:hint="eastAsia" w:ascii="微软雅黑" w:hAnsi="微软雅黑" w:eastAsia="微软雅黑" w:cs="微软雅黑"/>
-          <w:sz w:val="18"/>
-          <w:szCs w:val="21"/>
-        </w:rPr>
-      </w:pPr>
-      <w:r>
-        <w:rPr>
-          <w:rFonts w:hint="eastAsia" w:ascii="微软雅黑" w:hAnsi="微软雅黑" w:eastAsia="微软雅黑" w:cs="微软雅黑"/>
-          <w:sz w:val="18"/>
-          <w:szCs w:val="21"/>
-        </w:rPr>
-        <w:t>  角色：{{ project.ProjectRole }}</w:t>
-      </w:r>
-    </w:p>
-    <w:p>
-      <w:pPr>
-        <w:rPr>
-          <w:rFonts w:hint="eastAsia" w:ascii="微软雅黑" w:hAnsi="微软雅黑" w:eastAsia="微软雅黑" w:cs="微软雅黑"/>
-          <w:sz w:val="18"/>
-          <w:szCs w:val="21"/>
-        </w:rPr>
-      </w:pPr>
-      <w:r>
-        <w:rPr>
-          <w:rFonts w:hint="eastAsia" w:ascii="微软雅黑" w:hAnsi="微软雅黑" w:eastAsia="微软雅黑" w:cs="微软雅黑"/>
-          <w:sz w:val="18"/>
-          <w:szCs w:val="21"/>
-        </w:rPr>
-        <w:t>  时间：{{ project.StartTime }} 至 {{ project.EndTime }}</w:t>
-      </w:r>
-    </w:p>
-    <w:p>
-      <w:pPr>
-        <w:rPr>
-          <w:rFonts w:hint="eastAsia" w:ascii="微软雅黑" w:hAnsi="微软雅黑" w:eastAsia="微软雅黑" w:cs="微软雅黑"/>
-          <w:sz w:val="18"/>
-          <w:szCs w:val="21"/>
-        </w:rPr>
-      </w:pPr>
-      <w:r>
-        <w:rPr>
-          <w:rFonts w:hint="eastAsia" w:ascii="微软雅黑" w:hAnsi="微软雅黑" w:eastAsia="微软雅黑" w:cs="微软雅黑"/>
-          <w:sz w:val="18"/>
-          <w:szCs w:val="21"/>
-        </w:rPr>
-        <w:t>  描述：{{ project.JobDescription }}</w:t>
+          <w:lang w:eastAsia="zh-CN"/>
+        </w:rPr>
+      </w:pPr>
+      <w:r>
+        <w:rPr>
+          <w:rFonts w:hint="eastAsia" w:ascii="微软雅黑" w:hAnsi="微软雅黑" w:eastAsia="微软雅黑" w:cs="微软雅黑"/>
+          <w:sz w:val="18"/>
+          <w:szCs w:val="21"/>
+        </w:rPr>
+        <w:t>- 项目名称：</w:t>
+      </w:r>
+      <w:r>
+        <w:rPr>
+          <w:rFonts w:hint="eastAsia" w:ascii="微软雅黑" w:hAnsi="微软雅黑" w:eastAsia="微软雅黑" w:cs="微软雅黑"/>
+          <w:sz w:val="18"/>
+          <w:szCs w:val="21"/>
+          <w:lang w:eastAsia="zh-CN"/>
+        </w:rPr>
+        <w:t>{{</w:t>
+      </w:r>
+      <w:r>
+        <w:rPr>
+          <w:rFonts w:hint="eastAsia" w:ascii="微软雅黑" w:hAnsi="微软雅黑" w:eastAsia="微软雅黑" w:cs="微软雅黑"/>
+          <w:sz w:val="18"/>
+          <w:szCs w:val="21"/>
+        </w:rPr>
+        <w:t>project.ProjectName</w:t>
+      </w:r>
+      <w:r>
+        <w:rPr>
+          <w:rFonts w:hint="eastAsia" w:ascii="微软雅黑" w:hAnsi="微软雅黑" w:eastAsia="微软雅黑" w:cs="微软雅黑"/>
+          <w:sz w:val="18"/>
+          <w:szCs w:val="21"/>
+          <w:lang w:eastAsia="zh-CN"/>
+        </w:rPr>
+        <w:t>}}</w:t>
+      </w:r>
+    </w:p>
+    <w:p>
+      <w:pPr>
+        <w:rPr>
+          <w:rFonts w:hint="eastAsia" w:ascii="微软雅黑" w:hAnsi="微软雅黑" w:eastAsia="微软雅黑" w:cs="微软雅黑"/>
+          <w:sz w:val="18"/>
+          <w:szCs w:val="21"/>
+          <w:lang w:eastAsia="zh-CN"/>
+        </w:rPr>
+      </w:pPr>
+      <w:r>
+        <w:rPr>
+          <w:rFonts w:hint="eastAsia" w:ascii="微软雅黑" w:hAnsi="微软雅黑" w:eastAsia="微软雅黑" w:cs="微软雅黑"/>
+          <w:sz w:val="18"/>
+          <w:szCs w:val="21"/>
+        </w:rPr>
+        <w:t>  角色：</w:t>
+      </w:r>
+      <w:r>
+        <w:rPr>
+          <w:rFonts w:hint="eastAsia" w:ascii="微软雅黑" w:hAnsi="微软雅黑" w:eastAsia="微软雅黑" w:cs="微软雅黑"/>
+          <w:sz w:val="18"/>
+          <w:szCs w:val="21"/>
+          <w:lang w:eastAsia="zh-CN"/>
+        </w:rPr>
+        <w:t>{{</w:t>
+      </w:r>
+      <w:r>
+        <w:rPr>
+          <w:rFonts w:hint="eastAsia" w:ascii="微软雅黑" w:hAnsi="微软雅黑" w:eastAsia="微软雅黑" w:cs="微软雅黑"/>
+          <w:sz w:val="18"/>
+          <w:szCs w:val="21"/>
+        </w:rPr>
+        <w:t>project.ProjectRole</w:t>
+      </w:r>
+      <w:r>
+        <w:rPr>
+          <w:rFonts w:hint="eastAsia" w:ascii="微软雅黑" w:hAnsi="微软雅黑" w:eastAsia="微软雅黑" w:cs="微软雅黑"/>
+          <w:sz w:val="18"/>
+          <w:szCs w:val="21"/>
+          <w:lang w:eastAsia="zh-CN"/>
+        </w:rPr>
+        <w:t>}}</w:t>
+      </w:r>
+    </w:p>
+    <w:p>
+      <w:pPr>
+        <w:rPr>
+          <w:rFonts w:hint="eastAsia" w:ascii="微软雅黑" w:hAnsi="微软雅黑" w:eastAsia="微软雅黑" w:cs="微软雅黑"/>
+          <w:sz w:val="18"/>
+          <w:szCs w:val="21"/>
+          <w:lang w:eastAsia="zh-CN"/>
+        </w:rPr>
+      </w:pPr>
+      <w:r>
+        <w:rPr>
+          <w:rFonts w:hint="eastAsia" w:ascii="微软雅黑" w:hAnsi="微软雅黑" w:eastAsia="微软雅黑" w:cs="微软雅黑"/>
+          <w:sz w:val="18"/>
+          <w:szCs w:val="21"/>
+        </w:rPr>
+        <w:t>  时间：</w:t>
+      </w:r>
+      <w:r>
+        <w:rPr>
+          <w:rFonts w:hint="eastAsia" w:ascii="微软雅黑" w:hAnsi="微软雅黑" w:eastAsia="微软雅黑" w:cs="微软雅黑"/>
+          <w:sz w:val="18"/>
+          <w:szCs w:val="21"/>
+          <w:lang w:eastAsia="zh-CN"/>
+        </w:rPr>
+        <w:t>{{</w:t>
+      </w:r>
+      <w:r>
+        <w:rPr>
+          <w:rFonts w:hint="eastAsia" w:ascii="微软雅黑" w:hAnsi="微软雅黑" w:eastAsia="微软雅黑" w:cs="微软雅黑"/>
+          <w:sz w:val="18"/>
+          <w:szCs w:val="21"/>
+        </w:rPr>
+        <w:t>project.StartTime</w:t>
+      </w:r>
+      <w:r>
+        <w:rPr>
+          <w:rFonts w:hint="eastAsia" w:ascii="微软雅黑" w:hAnsi="微软雅黑" w:eastAsia="微软雅黑" w:cs="微软雅黑"/>
+          <w:sz w:val="18"/>
+          <w:szCs w:val="21"/>
+          <w:lang w:eastAsia="zh-CN"/>
+        </w:rPr>
+        <w:t>}}</w:t>
+      </w:r>
+      <w:r>
+        <w:rPr>
+          <w:rFonts w:hint="eastAsia" w:ascii="微软雅黑" w:hAnsi="微软雅黑" w:eastAsia="微软雅黑" w:cs="微软雅黑"/>
+          <w:sz w:val="18"/>
+          <w:szCs w:val="21"/>
+        </w:rPr>
+        <w:t xml:space="preserve"> 至 </w:t>
+      </w:r>
+      <w:r>
+        <w:rPr>
+          <w:rFonts w:hint="eastAsia" w:ascii="微软雅黑" w:hAnsi="微软雅黑" w:eastAsia="微软雅黑" w:cs="微软雅黑"/>
+          <w:sz w:val="18"/>
+          <w:szCs w:val="21"/>
+          <w:lang w:eastAsia="zh-CN"/>
+        </w:rPr>
+        <w:t>{{</w:t>
+      </w:r>
+      <w:r>
+        <w:rPr>
+          <w:rFonts w:hint="eastAsia" w:ascii="微软雅黑" w:hAnsi="微软雅黑" w:eastAsia="微软雅黑" w:cs="微软雅黑"/>
+          <w:sz w:val="18"/>
+          <w:szCs w:val="21"/>
+        </w:rPr>
+        <w:t>project.EndTime</w:t>
+      </w:r>
+      <w:r>
+        <w:rPr>
+          <w:rFonts w:hint="eastAsia" w:ascii="微软雅黑" w:hAnsi="微软雅黑" w:eastAsia="微软雅黑" w:cs="微软雅黑"/>
+          <w:sz w:val="18"/>
+          <w:szCs w:val="21"/>
+          <w:lang w:eastAsia="zh-CN"/>
+        </w:rPr>
+        <w:t>}}</w:t>
+      </w:r>
+    </w:p>
+    <w:p>
+      <w:pPr>
+        <w:rPr>
+          <w:rFonts w:hint="eastAsia" w:ascii="微软雅黑" w:hAnsi="微软雅黑" w:eastAsia="微软雅黑" w:cs="微软雅黑"/>
+          <w:sz w:val="18"/>
+          <w:szCs w:val="21"/>
+          <w:lang w:eastAsia="zh-CN"/>
+        </w:rPr>
+      </w:pPr>
+      <w:r>
+        <w:rPr>
+          <w:rFonts w:hint="eastAsia" w:ascii="微软雅黑" w:hAnsi="微软雅黑" w:eastAsia="微软雅黑" w:cs="微软雅黑"/>
+          <w:sz w:val="18"/>
+          <w:szCs w:val="21"/>
+        </w:rPr>
+        <w:t>  描述：</w:t>
+      </w:r>
+      <w:r>
+        <w:rPr>
+          <w:rFonts w:hint="eastAsia" w:ascii="微软雅黑" w:hAnsi="微软雅黑" w:eastAsia="微软雅黑" w:cs="微软雅黑"/>
+          <w:sz w:val="18"/>
+          <w:szCs w:val="21"/>
+          <w:lang w:eastAsia="zh-CN"/>
+        </w:rPr>
+        <w:t>{{</w:t>
+      </w:r>
+      <w:r>
+        <w:rPr>
+          <w:rFonts w:hint="eastAsia" w:ascii="微软雅黑" w:hAnsi="微软雅黑" w:eastAsia="微软雅黑" w:cs="微软雅黑"/>
+          <w:sz w:val="18"/>
+          <w:szCs w:val="21"/>
+        </w:rPr>
+        <w:t>project.JobDescription</w:t>
+      </w:r>
+      <w:r>
+        <w:rPr>
+          <w:rFonts w:hint="eastAsia" w:ascii="微软雅黑" w:hAnsi="微软雅黑" w:eastAsia="微软雅黑" w:cs="微软雅黑"/>
+          <w:sz w:val="18"/>
+          <w:szCs w:val="21"/>
+          <w:lang w:eastAsia="zh-CN"/>
+        </w:rPr>
+        <w:t>}}</w:t>
       </w:r>
     </w:p>
     <w:p>
@@ -12575,66 +13334,208 @@
           <w:rFonts w:hint="eastAsia" w:ascii="微软雅黑" w:hAnsi="微软雅黑" w:eastAsia="微软雅黑" w:cs="微软雅黑"/>
           <w:sz w:val="18"/>
           <w:szCs w:val="21"/>
-        </w:rPr>
-      </w:pPr>
-      <w:r>
-        <w:rPr>
-          <w:rFonts w:hint="eastAsia" w:ascii="微软雅黑" w:hAnsi="微软雅黑" w:eastAsia="微软雅黑" w:cs="微软雅黑"/>
-          <w:sz w:val="18"/>
-          <w:szCs w:val="21"/>
-        </w:rPr>
-        <w:t>- 项目名称：{{ prj.proj }}</w:t>
-      </w:r>
-    </w:p>
-    <w:p>
-      <w:pPr>
-        <w:rPr>
-          <w:rFonts w:hint="eastAsia" w:ascii="微软雅黑" w:hAnsi="微软雅黑" w:eastAsia="微软雅黑" w:cs="微软雅黑"/>
-          <w:sz w:val="18"/>
-          <w:szCs w:val="21"/>
-        </w:rPr>
-      </w:pPr>
-      <w:r>
-        <w:rPr>
-          <w:rFonts w:hint="eastAsia" w:ascii="微软雅黑" w:hAnsi="微软雅黑" w:eastAsia="微软雅黑" w:cs="微软雅黑"/>
-          <w:sz w:val="18"/>
-          <w:szCs w:val="21"/>
-        </w:rPr>
-        <w:t>  角色：{{ prj.role }}</w:t>
-      </w:r>
-    </w:p>
-    <w:p>
-      <w:pPr>
-        <w:rPr>
-          <w:rFonts w:hint="eastAsia" w:ascii="微软雅黑" w:hAnsi="微软雅黑" w:eastAsia="微软雅黑" w:cs="微软雅黑"/>
-          <w:sz w:val="18"/>
-          <w:szCs w:val="21"/>
-        </w:rPr>
-      </w:pPr>
-      <w:r>
-        <w:rPr>
-          <w:rFonts w:hint="eastAsia" w:ascii="微软雅黑" w:hAnsi="微软雅黑" w:eastAsia="微软雅黑" w:cs="微软雅黑"/>
-          <w:sz w:val="18"/>
-          <w:szCs w:val="21"/>
-        </w:rPr>
-        <w:t>  时间：{{ prj.start }} 至 {{ prj.end }}</w:t>
-      </w:r>
-    </w:p>
-    <w:p>
-      <w:pPr>
-        <w:rPr>
-          <w:rFonts w:hint="eastAsia" w:ascii="微软雅黑" w:hAnsi="微软雅黑" w:eastAsia="微软雅黑" w:cs="微软雅黑"/>
-          <w:sz w:val="18"/>
-          <w:szCs w:val="21"/>
-        </w:rPr>
-      </w:pPr>
-      <w:r>
-        <w:rPr>
-          <w:rFonts w:hint="eastAsia" w:ascii="微软雅黑" w:hAnsi="微软雅黑" w:eastAsia="微软雅黑" w:cs="微软雅黑"/>
-          <w:sz w:val="18"/>
-          <w:szCs w:val="21"/>
-        </w:rPr>
-        <w:t>  描述：{{ prj.desc }}</w:t>
+          <w:lang w:eastAsia="zh-CN"/>
+        </w:rPr>
+      </w:pPr>
+      <w:r>
+        <w:rPr>
+          <w:rFonts w:hint="eastAsia" w:ascii="微软雅黑" w:hAnsi="微软雅黑" w:eastAsia="微软雅黑" w:cs="微软雅黑"/>
+          <w:sz w:val="18"/>
+          <w:szCs w:val="21"/>
+        </w:rPr>
+        <w:t>- 项目名称：</w:t>
+      </w:r>
+      <w:r>
+        <w:rPr>
+          <w:rFonts w:hint="eastAsia" w:ascii="微软雅黑" w:hAnsi="微软雅黑" w:eastAsia="微软雅黑" w:cs="微软雅黑"/>
+          <w:sz w:val="18"/>
+          <w:szCs w:val="21"/>
+          <w:lang w:eastAsia="zh-CN"/>
+        </w:rPr>
+        <w:t>{{</w:t>
+      </w:r>
+      <w:r>
+        <w:rPr>
+          <w:rFonts w:hint="eastAsia" w:ascii="微软雅黑" w:hAnsi="微软雅黑" w:eastAsia="微软雅黑" w:cs="微软雅黑"/>
+          <w:sz w:val="18"/>
+          <w:szCs w:val="21"/>
+        </w:rPr>
+        <w:t>prj.proj</w:t>
+      </w:r>
+      <w:r>
+        <w:rPr>
+          <w:rFonts w:hint="eastAsia" w:ascii="微软雅黑" w:hAnsi="微软雅黑" w:eastAsia="微软雅黑" w:cs="微软雅黑"/>
+          <w:sz w:val="18"/>
+          <w:szCs w:val="21"/>
+          <w:lang w:eastAsia="zh-CN"/>
+        </w:rPr>
+        <w:t>}}</w:t>
+      </w:r>
+    </w:p>
+    <w:p>
+      <w:pPr>
+        <w:rPr>
+          <w:rFonts w:hint="eastAsia" w:ascii="微软雅黑" w:hAnsi="微软雅黑" w:eastAsia="微软雅黑" w:cs="微软雅黑"/>
+          <w:sz w:val="18"/>
+          <w:szCs w:val="21"/>
+          <w:lang w:eastAsia="zh-CN"/>
+        </w:rPr>
+      </w:pPr>
+      <w:r>
+        <w:rPr>
+          <w:rFonts w:hint="eastAsia" w:ascii="微软雅黑" w:hAnsi="微软雅黑" w:eastAsia="微软雅黑" w:cs="微软雅黑"/>
+          <w:sz w:val="18"/>
+          <w:szCs w:val="21"/>
+        </w:rPr>
+        <w:t>  角色：</w:t>
+      </w:r>
+      <w:r>
+        <w:rPr>
+          <w:rFonts w:hint="eastAsia" w:ascii="微软雅黑" w:hAnsi="微软雅黑" w:eastAsia="微软雅黑" w:cs="微软雅黑"/>
+          <w:sz w:val="18"/>
+          <w:szCs w:val="21"/>
+          <w:lang w:eastAsia="zh-CN"/>
+        </w:rPr>
+        <w:t>{{</w:t>
+      </w:r>
+      <w:r>
+        <w:rPr>
+          <w:rFonts w:hint="eastAsia" w:ascii="微软雅黑" w:hAnsi="微软雅黑" w:eastAsia="微软雅黑" w:cs="微软雅黑"/>
+          <w:sz w:val="18"/>
+          <w:szCs w:val="21"/>
+        </w:rPr>
+        <w:t>prj.role</w:t>
+      </w:r>
+      <w:r>
+        <w:rPr>
+          <w:rFonts w:hint="eastAsia" w:ascii="微软雅黑" w:hAnsi="微软雅黑" w:eastAsia="微软雅黑" w:cs="微软雅黑"/>
+          <w:sz w:val="18"/>
+          <w:szCs w:val="21"/>
+          <w:lang w:eastAsia="zh-CN"/>
+        </w:rPr>
+        <w:t>}}</w:t>
+      </w:r>
+    </w:p>
+    <w:p>
+      <w:pPr>
+        <w:rPr>
+          <w:rFonts w:hint="eastAsia" w:ascii="微软雅黑" w:hAnsi="微软雅黑" w:eastAsia="微软雅黑" w:cs="微软雅黑"/>
+          <w:sz w:val="18"/>
+          <w:szCs w:val="21"/>
+          <w:lang w:eastAsia="zh-CN"/>
+        </w:rPr>
+      </w:pPr>
+      <w:r>
+        <w:rPr>
+          <w:rFonts w:hint="eastAsia" w:ascii="微软雅黑" w:hAnsi="微软雅黑" w:eastAsia="微软雅黑" w:cs="微软雅黑"/>
+          <w:sz w:val="18"/>
+          <w:szCs w:val="21"/>
+        </w:rPr>
+        <w:t>  时间：</w:t>
+      </w:r>
+      <w:r>
+        <w:rPr>
+          <w:rFonts w:hint="eastAsia" w:ascii="微软雅黑" w:hAnsi="微软雅黑" w:eastAsia="微软雅黑" w:cs="微软雅黑"/>
+          <w:sz w:val="18"/>
+          <w:szCs w:val="21"/>
+          <w:lang w:eastAsia="zh-CN"/>
+        </w:rPr>
+        <w:t>{{</w:t>
+      </w:r>
+      <w:r>
+        <w:rPr>
+          <w:rFonts w:hint="eastAsia" w:ascii="微软雅黑" w:hAnsi="微软雅黑" w:eastAsia="微软雅黑" w:cs="微软雅黑"/>
+          <w:sz w:val="18"/>
+          <w:szCs w:val="21"/>
+        </w:rPr>
+        <w:t>prj.start</w:t>
+      </w:r>
+      <w:r>
+        <w:rPr>
+          <w:rFonts w:hint="eastAsia" w:ascii="微软雅黑" w:hAnsi="微软雅黑" w:eastAsia="微软雅黑" w:cs="微软雅黑"/>
+          <w:sz w:val="18"/>
+          <w:szCs w:val="21"/>
+          <w:lang w:eastAsia="zh-CN"/>
+        </w:rPr>
+        <w:t>}}</w:t>
+      </w:r>
+      <w:r>
+        <w:rPr>
+          <w:rFonts w:hint="eastAsia" w:ascii="微软雅黑" w:hAnsi="微软雅黑" w:eastAsia="微软雅黑" w:cs="微软雅黑"/>
+          <w:sz w:val="18"/>
+          <w:szCs w:val="21"/>
+        </w:rPr>
+        <w:t xml:space="preserve"> 至 </w:t>
+      </w:r>
+      <w:r>
+        <w:rPr>
+          <w:rFonts w:hint="eastAsia" w:ascii="微软雅黑" w:hAnsi="微软雅黑" w:eastAsia="微软雅黑" w:cs="微软雅黑"/>
+          <w:sz w:val="18"/>
+          <w:szCs w:val="21"/>
+          <w:lang w:eastAsia="zh-CN"/>
+        </w:rPr>
+        <w:t>{{</w:t>
+      </w:r>
+      <w:r>
+        <w:rPr>
+          <w:rFonts w:hint="eastAsia" w:ascii="微软雅黑" w:hAnsi="微软雅黑" w:eastAsia="微软雅黑" w:cs="微软雅黑"/>
+          <w:sz w:val="18"/>
+          <w:szCs w:val="21"/>
+        </w:rPr>
+        <w:t>prj.end</w:t>
+      </w:r>
+      <w:r>
+        <w:rPr>
+          <w:rFonts w:hint="eastAsia" w:ascii="微软雅黑" w:hAnsi="微软雅黑" w:eastAsia="微软雅黑" w:cs="微软雅黑"/>
+          <w:sz w:val="18"/>
+          <w:szCs w:val="21"/>
+          <w:lang w:eastAsia="zh-CN"/>
+        </w:rPr>
+        <w:t>}}</w:t>
+      </w:r>
+    </w:p>
+    <w:p>
+      <w:pPr>
+        <w:rPr>
+          <w:rFonts w:hint="eastAsia" w:ascii="微软雅黑" w:hAnsi="微软雅黑" w:eastAsia="微软雅黑" w:cs="微软雅黑"/>
+          <w:sz w:val="18"/>
+          <w:szCs w:val="21"/>
+          <w:lang w:eastAsia="zh-CN"/>
+        </w:rPr>
+      </w:pPr>
+      <w:r>
+        <w:rPr>
+          <w:rFonts w:hint="eastAsia" w:ascii="微软雅黑" w:hAnsi="微软雅黑" w:eastAsia="微软雅黑" w:cs="微软雅黑"/>
+          <w:sz w:val="18"/>
+          <w:szCs w:val="21"/>
+        </w:rPr>
+        <w:t>  描述：</w:t>
+      </w:r>
+      <w:r>
+        <w:rPr>
+          <w:rFonts w:hint="eastAsia" w:ascii="微软雅黑" w:hAnsi="微软雅黑" w:eastAsia="微软雅黑" w:cs="微软雅黑"/>
+          <w:sz w:val="18"/>
+          <w:szCs w:val="21"/>
+          <w:lang w:eastAsia="zh-CN"/>
+        </w:rPr>
+        <w:t>{{</w:t>
+      </w:r>
+      <w:r>
+        <w:rPr>
+          <w:rFonts w:hint="eastAsia" w:ascii="微软雅黑" w:hAnsi="微软雅黑" w:eastAsia="微软雅黑" w:cs="微软雅黑"/>
+          <w:sz w:val="18"/>
+          <w:szCs w:val="21"/>
+        </w:rPr>
+        <w:t>prj.desc</w:t>
+      </w:r>
+      <w:r>
+        <w:rPr>
+          <w:rFonts w:hint="eastAsia" w:ascii="微软雅黑" w:hAnsi="微软雅黑" w:eastAsia="微软雅黑" w:cs="微软雅黑"/>
+          <w:sz w:val="18"/>
+          <w:szCs w:val="21"/>
+          <w:lang w:eastAsia="zh-CN"/>
+        </w:rPr>
+        <w:t>}}</w:t>
       </w:r>
     </w:p>
     <w:p>
@@ -13149,8 +14050,26 @@
                 <w:rFonts w:hint="eastAsia" w:ascii="微软雅黑" w:hAnsi="微软雅黑" w:eastAsia="微软雅黑" w:cs="微软雅黑"/>
                 <w:sz w:val="18"/>
                 <w:szCs w:val="21"/>
-              </w:rPr>
-              <w:t>{{ wa.skill }}</w:t>
+                <w:lang w:eastAsia="zh-CN"/>
+              </w:rPr>
+              <w:t>{{</w:t>
+            </w:r>
+            <w:r>
+              <w:rPr>
+                <w:rFonts w:hint="eastAsia" w:ascii="微软雅黑" w:hAnsi="微软雅黑" w:eastAsia="微软雅黑" w:cs="微软雅黑"/>
+                <w:sz w:val="18"/>
+                <w:szCs w:val="21"/>
+              </w:rPr>
+              <w:t>wa.skill</w:t>
+            </w:r>
+            <w:r>
+              <w:rPr>
+                <w:rFonts w:hint="eastAsia" w:ascii="微软雅黑" w:hAnsi="微软雅黑" w:eastAsia="微软雅黑" w:cs="微软雅黑"/>
+                <w:sz w:val="18"/>
+                <w:szCs w:val="21"/>
+                <w:lang w:eastAsia="zh-CN"/>
+              </w:rPr>
+              <w:t>}}</w:t>
             </w:r>
           </w:p>
         </w:tc>
@@ -13374,8 +14293,26 @@
                 <w:rFonts w:hint="eastAsia" w:ascii="微软雅黑" w:hAnsi="微软雅黑" w:eastAsia="微软雅黑" w:cs="微软雅黑"/>
                 <w:sz w:val="18"/>
                 <w:szCs w:val="21"/>
-              </w:rPr>
-              <w:t>{{ wa.cert }}</w:t>
+                <w:lang w:eastAsia="zh-CN"/>
+              </w:rPr>
+              <w:t>{{</w:t>
+            </w:r>
+            <w:r>
+              <w:rPr>
+                <w:rFonts w:hint="eastAsia" w:ascii="微软雅黑" w:hAnsi="微软雅黑" w:eastAsia="微软雅黑" w:cs="微软雅黑"/>
+                <w:sz w:val="18"/>
+                <w:szCs w:val="21"/>
+              </w:rPr>
+              <w:t>wa.cert</w:t>
+            </w:r>
+            <w:r>
+              <w:rPr>
+                <w:rFonts w:hint="eastAsia" w:ascii="微软雅黑" w:hAnsi="微软雅黑" w:eastAsia="微软雅黑" w:cs="微软雅黑"/>
+                <w:sz w:val="18"/>
+                <w:szCs w:val="21"/>
+                <w:lang w:eastAsia="zh-CN"/>
+              </w:rPr>
+              <w:t>}}</w:t>
             </w:r>
           </w:p>
         </w:tc>
@@ -13599,8 +14536,26 @@
                 <w:rFonts w:hint="eastAsia" w:ascii="微软雅黑" w:hAnsi="微软雅黑" w:eastAsia="微软雅黑" w:cs="微软雅黑"/>
                 <w:sz w:val="18"/>
                 <w:szCs w:val="21"/>
-              </w:rPr>
-              <w:t>{{ wa.train }}</w:t>
+                <w:lang w:eastAsia="zh-CN"/>
+              </w:rPr>
+              <w:t>{{</w:t>
+            </w:r>
+            <w:r>
+              <w:rPr>
+                <w:rFonts w:hint="eastAsia" w:ascii="微软雅黑" w:hAnsi="微软雅黑" w:eastAsia="微软雅黑" w:cs="微软雅黑"/>
+                <w:sz w:val="18"/>
+                <w:szCs w:val="21"/>
+              </w:rPr>
+              <w:t>wa.train</w:t>
+            </w:r>
+            <w:r>
+              <w:rPr>
+                <w:rFonts w:hint="eastAsia" w:ascii="微软雅黑" w:hAnsi="微软雅黑" w:eastAsia="微软雅黑" w:cs="微软雅黑"/>
+                <w:sz w:val="18"/>
+                <w:szCs w:val="21"/>
+                <w:lang w:eastAsia="zh-CN"/>
+              </w:rPr>
+              <w:t>}}</w:t>
             </w:r>
           </w:p>
         </w:tc>
@@ -13824,8 +14779,26 @@
                 <w:rFonts w:hint="eastAsia" w:ascii="微软雅黑" w:hAnsi="微软雅黑" w:eastAsia="微软雅黑" w:cs="微软雅黑"/>
                 <w:sz w:val="18"/>
                 <w:szCs w:val="21"/>
-              </w:rPr>
-              <w:t>{{ wa.tags }}</w:t>
+                <w:lang w:eastAsia="zh-CN"/>
+              </w:rPr>
+              <w:t>{{</w:t>
+            </w:r>
+            <w:r>
+              <w:rPr>
+                <w:rFonts w:hint="eastAsia" w:ascii="微软雅黑" w:hAnsi="微软雅黑" w:eastAsia="微软雅黑" w:cs="微软雅黑"/>
+                <w:sz w:val="18"/>
+                <w:szCs w:val="21"/>
+              </w:rPr>
+              <w:t>wa.tags</w:t>
+            </w:r>
+            <w:r>
+              <w:rPr>
+                <w:rFonts w:hint="eastAsia" w:ascii="微软雅黑" w:hAnsi="微软雅黑" w:eastAsia="微软雅黑" w:cs="微软雅黑"/>
+                <w:sz w:val="18"/>
+                <w:szCs w:val="21"/>
+                <w:lang w:eastAsia="zh-CN"/>
+              </w:rPr>
+              <w:t>}}</w:t>
             </w:r>
           </w:p>
         </w:tc>
@@ -14319,15 +15292,34 @@
                 <w:rFonts w:hint="eastAsia" w:ascii="微软雅黑" w:hAnsi="微软雅黑" w:eastAsia="微软雅黑" w:cs="微软雅黑"/>
                 <w:sz w:val="18"/>
                 <w:szCs w:val="21"/>
-              </w:rPr>
-            </w:pPr>
-            <w:r>
-              <w:rPr>
-                <w:rFonts w:hint="eastAsia" w:ascii="微软雅黑" w:hAnsi="微软雅黑" w:eastAsia="微软雅黑" w:cs="微软雅黑"/>
-                <w:sz w:val="18"/>
-                <w:szCs w:val="21"/>
-              </w:rPr>
-              <w:t>{{ ai.dept1 }}</w:t>
+                <w:lang w:eastAsia="zh-CN"/>
+              </w:rPr>
+            </w:pPr>
+            <w:r>
+              <w:rPr>
+                <w:rFonts w:hint="eastAsia" w:ascii="微软雅黑" w:hAnsi="微软雅黑" w:eastAsia="微软雅黑" w:cs="微软雅黑"/>
+                <w:sz w:val="18"/>
+                <w:szCs w:val="21"/>
+                <w:lang w:eastAsia="zh-CN"/>
+              </w:rPr>
+              <w:t>{{</w:t>
+            </w:r>
+            <w:r>
+              <w:rPr>
+                <w:rFonts w:hint="eastAsia" w:ascii="微软雅黑" w:hAnsi="微软雅黑" w:eastAsia="微软雅黑" w:cs="微软雅黑"/>
+                <w:sz w:val="18"/>
+                <w:szCs w:val="21"/>
+              </w:rPr>
+              <w:t>ai.dept1</w:t>
+            </w:r>
+            <w:r>
+              <w:rPr>
+                <w:rFonts w:hint="eastAsia" w:ascii="微软雅黑" w:hAnsi="微软雅黑" w:eastAsia="微软雅黑" w:cs="微软雅黑"/>
+                <w:sz w:val="18"/>
+                <w:szCs w:val="21"/>
+                <w:lang w:eastAsia="zh-CN"/>
+              </w:rPr>
+              <w:t>}}</w:t>
             </w:r>
           </w:p>
         </w:tc>
@@ -14541,15 +15533,34 @@
                 <w:rFonts w:hint="eastAsia" w:ascii="微软雅黑" w:hAnsi="微软雅黑" w:eastAsia="微软雅黑" w:cs="微软雅黑"/>
                 <w:sz w:val="18"/>
                 <w:szCs w:val="21"/>
-              </w:rPr>
-            </w:pPr>
-            <w:r>
-              <w:rPr>
-                <w:rFonts w:hint="eastAsia" w:ascii="微软雅黑" w:hAnsi="微软雅黑" w:eastAsia="微软雅黑" w:cs="微软雅黑"/>
-                <w:sz w:val="18"/>
-                <w:szCs w:val="21"/>
-              </w:rPr>
-              <w:t>{{ ai.dept2 }}</w:t>
+                <w:lang w:eastAsia="zh-CN"/>
+              </w:rPr>
+            </w:pPr>
+            <w:r>
+              <w:rPr>
+                <w:rFonts w:hint="eastAsia" w:ascii="微软雅黑" w:hAnsi="微软雅黑" w:eastAsia="微软雅黑" w:cs="微软雅黑"/>
+                <w:sz w:val="18"/>
+                <w:szCs w:val="21"/>
+                <w:lang w:eastAsia="zh-CN"/>
+              </w:rPr>
+              <w:t>{{</w:t>
+            </w:r>
+            <w:r>
+              <w:rPr>
+                <w:rFonts w:hint="eastAsia" w:ascii="微软雅黑" w:hAnsi="微软雅黑" w:eastAsia="微软雅黑" w:cs="微软雅黑"/>
+                <w:sz w:val="18"/>
+                <w:szCs w:val="21"/>
+              </w:rPr>
+              <w:t>ai.dept2</w:t>
+            </w:r>
+            <w:r>
+              <w:rPr>
+                <w:rFonts w:hint="eastAsia" w:ascii="微软雅黑" w:hAnsi="微软雅黑" w:eastAsia="微软雅黑" w:cs="微软雅黑"/>
+                <w:sz w:val="18"/>
+                <w:szCs w:val="21"/>
+                <w:lang w:eastAsia="zh-CN"/>
+              </w:rPr>
+              <w:t>}}</w:t>
             </w:r>
           </w:p>
         </w:tc>
@@ -14763,15 +15774,34 @@
                 <w:rFonts w:hint="eastAsia" w:ascii="微软雅黑" w:hAnsi="微软雅黑" w:eastAsia="微软雅黑" w:cs="微软雅黑"/>
                 <w:sz w:val="18"/>
                 <w:szCs w:val="21"/>
-              </w:rPr>
-            </w:pPr>
-            <w:r>
-              <w:rPr>
-                <w:rFonts w:hint="eastAsia" w:ascii="微软雅黑" w:hAnsi="微软雅黑" w:eastAsia="微软雅黑" w:cs="微软雅黑"/>
-                <w:sz w:val="18"/>
-                <w:szCs w:val="21"/>
-              </w:rPr>
-              <w:t>{{ ai.job }}</w:t>
+                <w:lang w:eastAsia="zh-CN"/>
+              </w:rPr>
+            </w:pPr>
+            <w:r>
+              <w:rPr>
+                <w:rFonts w:hint="eastAsia" w:ascii="微软雅黑" w:hAnsi="微软雅黑" w:eastAsia="微软雅黑" w:cs="微软雅黑"/>
+                <w:sz w:val="18"/>
+                <w:szCs w:val="21"/>
+                <w:lang w:eastAsia="zh-CN"/>
+              </w:rPr>
+              <w:t>{{</w:t>
+            </w:r>
+            <w:r>
+              <w:rPr>
+                <w:rFonts w:hint="eastAsia" w:ascii="微软雅黑" w:hAnsi="微软雅黑" w:eastAsia="微软雅黑" w:cs="微软雅黑"/>
+                <w:sz w:val="18"/>
+                <w:szCs w:val="21"/>
+              </w:rPr>
+              <w:t>ai.job</w:t>
+            </w:r>
+            <w:r>
+              <w:rPr>
+                <w:rFonts w:hint="eastAsia" w:ascii="微软雅黑" w:hAnsi="微软雅黑" w:eastAsia="微软雅黑" w:cs="微软雅黑"/>
+                <w:sz w:val="18"/>
+                <w:szCs w:val="21"/>
+                <w:lang w:eastAsia="zh-CN"/>
+              </w:rPr>
+              <w:t>}}</w:t>
             </w:r>
           </w:p>
         </w:tc>
@@ -14985,15 +16015,34 @@
                 <w:rFonts w:hint="eastAsia" w:ascii="微软雅黑" w:hAnsi="微软雅黑" w:eastAsia="微软雅黑" w:cs="微软雅黑"/>
                 <w:sz w:val="18"/>
                 <w:szCs w:val="21"/>
-              </w:rPr>
-            </w:pPr>
-            <w:r>
-              <w:rPr>
-                <w:rFonts w:hint="eastAsia" w:ascii="微软雅黑" w:hAnsi="微软雅黑" w:eastAsia="微软雅黑" w:cs="微软雅黑"/>
-                <w:sz w:val="18"/>
-                <w:szCs w:val="21"/>
-              </w:rPr>
-              <w:t>{{ ai.level }}</w:t>
+                <w:lang w:eastAsia="zh-CN"/>
+              </w:rPr>
+            </w:pPr>
+            <w:r>
+              <w:rPr>
+                <w:rFonts w:hint="eastAsia" w:ascii="微软雅黑" w:hAnsi="微软雅黑" w:eastAsia="微软雅黑" w:cs="微软雅黑"/>
+                <w:sz w:val="18"/>
+                <w:szCs w:val="21"/>
+                <w:lang w:eastAsia="zh-CN"/>
+              </w:rPr>
+              <w:t>{{</w:t>
+            </w:r>
+            <w:r>
+              <w:rPr>
+                <w:rFonts w:hint="eastAsia" w:ascii="微软雅黑" w:hAnsi="微软雅黑" w:eastAsia="微软雅黑" w:cs="微软雅黑"/>
+                <w:sz w:val="18"/>
+                <w:szCs w:val="21"/>
+              </w:rPr>
+              <w:t>ai.level</w:t>
+            </w:r>
+            <w:r>
+              <w:rPr>
+                <w:rFonts w:hint="eastAsia" w:ascii="微软雅黑" w:hAnsi="微软雅黑" w:eastAsia="微软雅黑" w:cs="微软雅黑"/>
+                <w:sz w:val="18"/>
+                <w:szCs w:val="21"/>
+                <w:lang w:eastAsia="zh-CN"/>
+              </w:rPr>
+              <w:t>}}</w:t>
             </w:r>
           </w:p>
         </w:tc>
@@ -15207,15 +16256,34 @@
                 <w:rFonts w:hint="eastAsia" w:ascii="微软雅黑" w:hAnsi="微软雅黑" w:eastAsia="微软雅黑" w:cs="微软雅黑"/>
                 <w:sz w:val="18"/>
                 <w:szCs w:val="21"/>
-              </w:rPr>
-            </w:pPr>
-            <w:r>
-              <w:rPr>
-                <w:rFonts w:hint="eastAsia" w:ascii="微软雅黑" w:hAnsi="微软雅黑" w:eastAsia="微软雅黑" w:cs="微软雅黑"/>
-                <w:sz w:val="18"/>
-                <w:szCs w:val="21"/>
-              </w:rPr>
-              <w:t>{{ ai.years | float | round }}</w:t>
+                <w:lang w:eastAsia="zh-CN"/>
+              </w:rPr>
+            </w:pPr>
+            <w:r>
+              <w:rPr>
+                <w:rFonts w:hint="eastAsia" w:ascii="微软雅黑" w:hAnsi="微软雅黑" w:eastAsia="微软雅黑" w:cs="微软雅黑"/>
+                <w:sz w:val="18"/>
+                <w:szCs w:val="21"/>
+                <w:lang w:eastAsia="zh-CN"/>
+              </w:rPr>
+              <w:t>{{</w:t>
+            </w:r>
+            <w:r>
+              <w:rPr>
+                <w:rFonts w:hint="eastAsia" w:ascii="微软雅黑" w:hAnsi="微软雅黑" w:eastAsia="微软雅黑" w:cs="微软雅黑"/>
+                <w:sz w:val="18"/>
+                <w:szCs w:val="21"/>
+              </w:rPr>
+              <w:t>ai.years | float | round</w:t>
+            </w:r>
+            <w:r>
+              <w:rPr>
+                <w:rFonts w:hint="eastAsia" w:ascii="微软雅黑" w:hAnsi="微软雅黑" w:eastAsia="微软雅黑" w:cs="微软雅黑"/>
+                <w:sz w:val="18"/>
+                <w:szCs w:val="21"/>
+                <w:lang w:eastAsia="zh-CN"/>
+              </w:rPr>
+              <w:t>}}</w:t>
             </w:r>
           </w:p>
         </w:tc>
@@ -15429,15 +16497,34 @@
                 <w:rFonts w:hint="eastAsia" w:ascii="微软雅黑" w:hAnsi="微软雅黑" w:eastAsia="微软雅黑" w:cs="微软雅黑"/>
                 <w:sz w:val="18"/>
                 <w:szCs w:val="21"/>
-              </w:rPr>
-            </w:pPr>
-            <w:r>
-              <w:rPr>
-                <w:rFonts w:hint="eastAsia" w:ascii="微软雅黑" w:hAnsi="微软雅黑" w:eastAsia="微软雅黑" w:cs="微软雅黑"/>
-                <w:sz w:val="18"/>
-                <w:szCs w:val="21"/>
-              </w:rPr>
-              <w:t>{{ ai.work | float | round }}</w:t>
+                <w:lang w:eastAsia="zh-CN"/>
+              </w:rPr>
+            </w:pPr>
+            <w:r>
+              <w:rPr>
+                <w:rFonts w:hint="eastAsia" w:ascii="微软雅黑" w:hAnsi="微软雅黑" w:eastAsia="微软雅黑" w:cs="微软雅黑"/>
+                <w:sz w:val="18"/>
+                <w:szCs w:val="21"/>
+                <w:lang w:eastAsia="zh-CN"/>
+              </w:rPr>
+              <w:t>{{</w:t>
+            </w:r>
+            <w:r>
+              <w:rPr>
+                <w:rFonts w:hint="eastAsia" w:ascii="微软雅黑" w:hAnsi="微软雅黑" w:eastAsia="微软雅黑" w:cs="微软雅黑"/>
+                <w:sz w:val="18"/>
+                <w:szCs w:val="21"/>
+              </w:rPr>
+              <w:t>ai.work | float | round</w:t>
+            </w:r>
+            <w:r>
+              <w:rPr>
+                <w:rFonts w:hint="eastAsia" w:ascii="微软雅黑" w:hAnsi="微软雅黑" w:eastAsia="微软雅黑" w:cs="微软雅黑"/>
+                <w:sz w:val="18"/>
+                <w:szCs w:val="21"/>
+                <w:lang w:eastAsia="zh-CN"/>
+              </w:rPr>
+              <w:t>}}</w:t>
             </w:r>
           </w:p>
         </w:tc>
@@ -15651,15 +16738,34 @@
                 <w:rFonts w:hint="eastAsia" w:ascii="微软雅黑" w:hAnsi="微软雅黑" w:eastAsia="微软雅黑" w:cs="微软雅黑"/>
                 <w:sz w:val="18"/>
                 <w:szCs w:val="21"/>
-              </w:rPr>
-            </w:pPr>
-            <w:r>
-              <w:rPr>
-                <w:rFonts w:hint="eastAsia" w:ascii="微软雅黑" w:hAnsi="微软雅黑" w:eastAsia="微软雅黑" w:cs="微软雅黑"/>
-                <w:sz w:val="18"/>
-                <w:szCs w:val="21"/>
-              </w:rPr>
-              <w:t>{{ ai.gender }}</w:t>
+                <w:lang w:eastAsia="zh-CN"/>
+              </w:rPr>
+            </w:pPr>
+            <w:r>
+              <w:rPr>
+                <w:rFonts w:hint="eastAsia" w:ascii="微软雅黑" w:hAnsi="微软雅黑" w:eastAsia="微软雅黑" w:cs="微软雅黑"/>
+                <w:sz w:val="18"/>
+                <w:szCs w:val="21"/>
+                <w:lang w:eastAsia="zh-CN"/>
+              </w:rPr>
+              <w:t>{{</w:t>
+            </w:r>
+            <w:r>
+              <w:rPr>
+                <w:rFonts w:hint="eastAsia" w:ascii="微软雅黑" w:hAnsi="微软雅黑" w:eastAsia="微软雅黑" w:cs="微软雅黑"/>
+                <w:sz w:val="18"/>
+                <w:szCs w:val="21"/>
+              </w:rPr>
+              <w:t>ai.gender</w:t>
+            </w:r>
+            <w:r>
+              <w:rPr>
+                <w:rFonts w:hint="eastAsia" w:ascii="微软雅黑" w:hAnsi="微软雅黑" w:eastAsia="微软雅黑" w:cs="微软雅黑"/>
+                <w:sz w:val="18"/>
+                <w:szCs w:val="21"/>
+                <w:lang w:eastAsia="zh-CN"/>
+              </w:rPr>
+              <w:t>}}</w:t>
             </w:r>
           </w:p>
         </w:tc>
@@ -15873,15 +16979,34 @@
                 <w:rFonts w:hint="eastAsia" w:ascii="微软雅黑" w:hAnsi="微软雅黑" w:eastAsia="微软雅黑" w:cs="微软雅黑"/>
                 <w:sz w:val="18"/>
                 <w:szCs w:val="21"/>
-              </w:rPr>
-            </w:pPr>
-            <w:r>
-              <w:rPr>
-                <w:rFonts w:hint="eastAsia" w:ascii="微软雅黑" w:hAnsi="微软雅黑" w:eastAsia="微软雅黑" w:cs="微软雅黑"/>
-                <w:sz w:val="18"/>
-                <w:szCs w:val="21"/>
-              </w:rPr>
-              <w:t>{{ ai.age | float | round }}</w:t>
+                <w:lang w:eastAsia="zh-CN"/>
+              </w:rPr>
+            </w:pPr>
+            <w:r>
+              <w:rPr>
+                <w:rFonts w:hint="eastAsia" w:ascii="微软雅黑" w:hAnsi="微软雅黑" w:eastAsia="微软雅黑" w:cs="微软雅黑"/>
+                <w:sz w:val="18"/>
+                <w:szCs w:val="21"/>
+                <w:lang w:eastAsia="zh-CN"/>
+              </w:rPr>
+              <w:t>{{</w:t>
+            </w:r>
+            <w:r>
+              <w:rPr>
+                <w:rFonts w:hint="eastAsia" w:ascii="微软雅黑" w:hAnsi="微软雅黑" w:eastAsia="微软雅黑" w:cs="微软雅黑"/>
+                <w:sz w:val="18"/>
+                <w:szCs w:val="21"/>
+              </w:rPr>
+              <w:t>ai.age | float | round</w:t>
+            </w:r>
+            <w:r>
+              <w:rPr>
+                <w:rFonts w:hint="eastAsia" w:ascii="微软雅黑" w:hAnsi="微软雅黑" w:eastAsia="微软雅黑" w:cs="微软雅黑"/>
+                <w:sz w:val="18"/>
+                <w:szCs w:val="21"/>
+                <w:lang w:eastAsia="zh-CN"/>
+              </w:rPr>
+              <w:t>}}</w:t>
             </w:r>
           </w:p>
         </w:tc>
@@ -16095,15 +17220,34 @@
                 <w:rFonts w:hint="eastAsia" w:ascii="微软雅黑" w:hAnsi="微软雅黑" w:eastAsia="微软雅黑" w:cs="微软雅黑"/>
                 <w:sz w:val="18"/>
                 <w:szCs w:val="21"/>
-              </w:rPr>
-            </w:pPr>
-            <w:r>
-              <w:rPr>
-                <w:rFonts w:hint="eastAsia" w:ascii="微软雅黑" w:hAnsi="微软雅黑" w:eastAsia="微软雅黑" w:cs="微软雅黑"/>
-                <w:sz w:val="18"/>
-                <w:szCs w:val="21"/>
-              </w:rPr>
-              <w:t>{{ ai.pol }}</w:t>
+                <w:lang w:eastAsia="zh-CN"/>
+              </w:rPr>
+            </w:pPr>
+            <w:r>
+              <w:rPr>
+                <w:rFonts w:hint="eastAsia" w:ascii="微软雅黑" w:hAnsi="微软雅黑" w:eastAsia="微软雅黑" w:cs="微软雅黑"/>
+                <w:sz w:val="18"/>
+                <w:szCs w:val="21"/>
+                <w:lang w:eastAsia="zh-CN"/>
+              </w:rPr>
+              <w:t>{{</w:t>
+            </w:r>
+            <w:r>
+              <w:rPr>
+                <w:rFonts w:hint="eastAsia" w:ascii="微软雅黑" w:hAnsi="微软雅黑" w:eastAsia="微软雅黑" w:cs="微软雅黑"/>
+                <w:sz w:val="18"/>
+                <w:szCs w:val="21"/>
+              </w:rPr>
+              <w:t>ai.pol</w:t>
+            </w:r>
+            <w:r>
+              <w:rPr>
+                <w:rFonts w:hint="eastAsia" w:ascii="微软雅黑" w:hAnsi="微软雅黑" w:eastAsia="微软雅黑" w:cs="微软雅黑"/>
+                <w:sz w:val="18"/>
+                <w:szCs w:val="21"/>
+                <w:lang w:eastAsia="zh-CN"/>
+              </w:rPr>
+              <w:t>}}</w:t>
             </w:r>
           </w:p>
         </w:tc>
@@ -16317,443 +17461,34 @@
                 <w:rFonts w:hint="eastAsia" w:ascii="微软雅黑" w:hAnsi="微软雅黑" w:eastAsia="微软雅黑" w:cs="微软雅黑"/>
                 <w:sz w:val="18"/>
                 <w:szCs w:val="21"/>
-              </w:rPr>
-            </w:pPr>
-            <w:r>
-              <w:rPr>
-                <w:rFonts w:hint="eastAsia" w:ascii="微软雅黑" w:hAnsi="微软雅黑" w:eastAsia="微软雅黑" w:cs="微软雅黑"/>
-                <w:sz w:val="18"/>
-                <w:szCs w:val="21"/>
-              </w:rPr>
-              <w:t>{{ ai.phone }}</w:t>
-            </w:r>
-          </w:p>
-        </w:tc>
-      </w:tr>
-      <w:tr>
-        <w:trPr>
-          <w:trHeight w:val="0" w:hRule="atLeast"/>
-          <w:jc w:val="center"/>
-        </w:trPr>
-        <w:tc>
-          <w:tcPr>
-            <w:tcW w:w="1640" w:type="dxa"/>
-            <w:tcMar>
-              <w:left w:w="108" w:type="dxa"/>
-              <w:right w:w="108" w:type="dxa"/>
-            </w:tcMar>
-            <w:vAlign w:val="center"/>
-          </w:tcPr>
-          <w:p>
-            <w:pPr>
-              <w:snapToGrid w:val="0"/>
-              <w:ind w:left="0" w:leftChars="0" w:right="0" w:rightChars="0" w:firstLine="0" w:firstLineChars="0"/>
-              <w:jc w:val="left"/>
-              <w:rPr>
-                <w:rFonts w:hint="eastAsia" w:ascii="微软雅黑" w:hAnsi="微软雅黑" w:eastAsia="微软雅黑" w:cs="微软雅黑"/>
-                <w:sz w:val="18"/>
-                <w:szCs w:val="21"/>
-              </w:rPr>
-            </w:pPr>
-            <w:r>
-              <w:rPr>
-                <w:rFonts w:hint="eastAsia" w:ascii="微软雅黑" w:hAnsi="微软雅黑" w:eastAsia="微软雅黑" w:cs="微软雅黑"/>
-                <w:sz w:val="18"/>
-                <w:szCs w:val="21"/>
-              </w:rPr>
-              <w:t>BirthDate</w:t>
-            </w:r>
-          </w:p>
-        </w:tc>
-        <w:tc>
-          <w:tcPr>
-            <w:tcW w:w="734" w:type="dxa"/>
-            <w:tcMar>
-              <w:left w:w="108" w:type="dxa"/>
-              <w:right w:w="108" w:type="dxa"/>
-            </w:tcMar>
-            <w:vAlign w:val="center"/>
-          </w:tcPr>
-          <w:p>
-            <w:pPr>
-              <w:snapToGrid w:val="0"/>
-              <w:ind w:left="0" w:leftChars="0" w:right="0" w:rightChars="0" w:firstLine="0" w:firstLineChars="0"/>
-              <w:jc w:val="left"/>
-              <w:rPr>
-                <w:rFonts w:hint="eastAsia" w:ascii="微软雅黑" w:hAnsi="微软雅黑" w:eastAsia="微软雅黑" w:cs="微软雅黑"/>
-                <w:sz w:val="18"/>
-                <w:szCs w:val="21"/>
-              </w:rPr>
-            </w:pPr>
-            <w:r>
-              <w:rPr>
-                <w:rFonts w:hint="eastAsia" w:ascii="微软雅黑" w:hAnsi="微软雅黑" w:eastAsia="微软雅黑" w:cs="微软雅黑"/>
-                <w:sz w:val="18"/>
-                <w:szCs w:val="21"/>
-              </w:rPr>
-              <w:t>birth</w:t>
-            </w:r>
-          </w:p>
-        </w:tc>
-        <w:tc>
-          <w:tcPr>
-            <w:tcW w:w="840" w:type="dxa"/>
-            <w:tcMar>
-              <w:left w:w="108" w:type="dxa"/>
-              <w:right w:w="108" w:type="dxa"/>
-            </w:tcMar>
-            <w:vAlign w:val="center"/>
-          </w:tcPr>
-          <w:p>
-            <w:pPr>
-              <w:snapToGrid w:val="0"/>
-              <w:ind w:left="0" w:leftChars="0" w:right="0" w:rightChars="0" w:firstLine="0" w:firstLineChars="0"/>
-              <w:jc w:val="left"/>
-              <w:rPr>
-                <w:rFonts w:hint="eastAsia" w:ascii="微软雅黑" w:hAnsi="微软雅黑" w:eastAsia="微软雅黑" w:cs="微软雅黑"/>
-                <w:sz w:val="18"/>
-                <w:szCs w:val="21"/>
-              </w:rPr>
-            </w:pPr>
-            <w:r>
-              <w:rPr>
-                <w:rFonts w:hint="eastAsia" w:ascii="微软雅黑" w:hAnsi="微软雅黑" w:eastAsia="微软雅黑" w:cs="微软雅黑"/>
-                <w:sz w:val="18"/>
-                <w:szCs w:val="21"/>
-              </w:rPr>
-              <w:t>出生日期</w:t>
-            </w:r>
-          </w:p>
-        </w:tc>
-        <w:tc>
-          <w:tcPr>
-            <w:tcW w:w="2988" w:type="dxa"/>
-            <w:shd w:val="clear" w:color="auto" w:fill="175F59" w:themeFill="accent5" w:themeFillShade="7F"/>
-            <w:tcMar>
-              <w:left w:w="108" w:type="dxa"/>
-              <w:right w:w="108" w:type="dxa"/>
-            </w:tcMar>
-            <w:vAlign w:val="center"/>
-          </w:tcPr>
-          <w:p>
-            <w:pPr>
-              <w:snapToGrid w:val="0"/>
-              <w:ind w:left="0" w:leftChars="0" w:right="0" w:rightChars="0" w:firstLine="0" w:firstLineChars="0"/>
-              <w:jc w:val="left"/>
-              <w:rPr>
-                <w:rFonts w:hint="eastAsia" w:ascii="微软雅黑" w:hAnsi="微软雅黑" w:eastAsia="微软雅黑" w:cs="微软雅黑"/>
-                <w:color w:val="FFFFFF" w:themeColor="background1"/>
-                <w:sz w:val="18"/>
-                <w:szCs w:val="21"/>
                 <w:lang w:eastAsia="zh-CN"/>
-                <w14:textFill>
-                  <w14:solidFill>
-                    <w14:schemeClr w14:val="bg1"/>
-                  </w14:solidFill>
-                </w14:textFill>
-              </w:rPr>
-            </w:pPr>
-            <w:r>
-              <w:rPr>
-                <w:rFonts w:hint="eastAsia" w:ascii="微软雅黑" w:hAnsi="微软雅黑" w:eastAsia="微软雅黑" w:cs="微软雅黑"/>
-                <w:color w:val="FFFFFF" w:themeColor="background1"/>
-                <w:sz w:val="18"/>
-                <w:szCs w:val="21"/>
-                <w14:textFill>
-                  <w14:solidFill>
-                    <w14:schemeClr w14:val="bg1"/>
-                  </w14:solidFill>
-                </w14:textFill>
-              </w:rPr>
-              <w:t>AdditionInfo.BirthDate</w:t>
-            </w:r>
-          </w:p>
-        </w:tc>
-        <w:tc>
-          <w:tcPr>
-            <w:tcW w:w="1116" w:type="dxa"/>
-            <w:shd w:val="clear" w:color="auto" w:fill="175F59" w:themeFill="accent5" w:themeFillShade="7F"/>
-            <w:tcMar>
-              <w:left w:w="108" w:type="dxa"/>
-              <w:right w:w="108" w:type="dxa"/>
-            </w:tcMar>
-            <w:vAlign w:val="center"/>
-          </w:tcPr>
-          <w:p>
-            <w:pPr>
-              <w:snapToGrid w:val="0"/>
-              <w:ind w:left="0" w:leftChars="0" w:right="0" w:rightChars="0" w:firstLine="0" w:firstLineChars="0"/>
-              <w:jc w:val="left"/>
-              <w:rPr>
-                <w:rFonts w:hint="eastAsia" w:ascii="微软雅黑" w:hAnsi="微软雅黑" w:eastAsia="微软雅黑" w:cs="微软雅黑"/>
-                <w:color w:val="FFFFFF" w:themeColor="background1"/>
+              </w:rPr>
+            </w:pPr>
+            <w:r>
+              <w:rPr>
+                <w:rFonts w:hint="eastAsia" w:ascii="微软雅黑" w:hAnsi="微软雅黑" w:eastAsia="微软雅黑" w:cs="微软雅黑"/>
                 <w:sz w:val="18"/>
                 <w:szCs w:val="21"/>
                 <w:lang w:eastAsia="zh-CN"/>
-                <w14:textFill>
-                  <w14:solidFill>
-                    <w14:schemeClr w14:val="bg1"/>
-                  </w14:solidFill>
-                </w14:textFill>
-              </w:rPr>
-            </w:pPr>
-            <w:r>
-              <w:rPr>
-                <w:rFonts w:hint="eastAsia" w:ascii="微软雅黑" w:hAnsi="微软雅黑" w:eastAsia="微软雅黑" w:cs="微软雅黑"/>
-                <w:color w:val="FFFFFF" w:themeColor="background1"/>
-                <w:sz w:val="18"/>
-                <w:szCs w:val="21"/>
-                <w14:textFill>
-                  <w14:solidFill>
-                    <w14:schemeClr w14:val="bg1"/>
-                  </w14:solidFill>
-                </w14:textFill>
-              </w:rPr>
-              <w:t>ai.birth</w:t>
-            </w:r>
-          </w:p>
-        </w:tc>
-        <w:tc>
-          <w:tcPr>
-            <w:tcW w:w="1461" w:type="dxa"/>
-            <w:tcMar>
-              <w:left w:w="108" w:type="dxa"/>
-              <w:right w:w="108" w:type="dxa"/>
-            </w:tcMar>
-            <w:vAlign w:val="center"/>
-          </w:tcPr>
-          <w:p>
-            <w:pPr>
-              <w:snapToGrid w:val="0"/>
-              <w:ind w:left="0" w:leftChars="0" w:right="0" w:rightChars="0" w:firstLine="0" w:firstLineChars="0"/>
-              <w:jc w:val="left"/>
-              <w:rPr>
-                <w:rFonts w:hint="eastAsia" w:ascii="微软雅黑" w:hAnsi="微软雅黑" w:eastAsia="微软雅黑" w:cs="微软雅黑"/>
-                <w:sz w:val="18"/>
-                <w:szCs w:val="21"/>
-              </w:rPr>
-            </w:pPr>
-            <w:r>
-              <w:rPr>
-                <w:rFonts w:hint="eastAsia" w:ascii="微软雅黑" w:hAnsi="微软雅黑" w:eastAsia="微软雅黑" w:cs="微软雅黑"/>
-                <w:sz w:val="18"/>
-                <w:szCs w:val="21"/>
-              </w:rPr>
-              <w:t>{{ ai.birth }}</w:t>
-            </w:r>
-          </w:p>
-        </w:tc>
-      </w:tr>
-      <w:tr>
-        <w:trPr>
-          <w:trHeight w:val="0" w:hRule="atLeast"/>
-          <w:jc w:val="center"/>
-        </w:trPr>
-        <w:tc>
-          <w:tcPr>
-            <w:tcW w:w="1640" w:type="dxa"/>
-            <w:tcMar>
-              <w:left w:w="108" w:type="dxa"/>
-              <w:right w:w="108" w:type="dxa"/>
-            </w:tcMar>
-            <w:vAlign w:val="center"/>
-          </w:tcPr>
-          <w:p>
-            <w:pPr>
-              <w:snapToGrid w:val="0"/>
-              <w:ind w:left="0" w:leftChars="0" w:right="0" w:rightChars="0" w:firstLine="0" w:firstLineChars="0"/>
-              <w:jc w:val="left"/>
-              <w:rPr>
-                <w:rFonts w:hint="eastAsia" w:ascii="微软雅黑" w:hAnsi="微软雅黑" w:eastAsia="微软雅黑" w:cs="微软雅黑"/>
-                <w:sz w:val="18"/>
-                <w:szCs w:val="21"/>
-              </w:rPr>
-            </w:pPr>
-            <w:r>
-              <w:rPr>
-                <w:rFonts w:hint="eastAsia" w:ascii="微软雅黑" w:hAnsi="微软雅黑" w:eastAsia="微软雅黑" w:cs="微软雅黑"/>
-                <w:sz w:val="18"/>
-                <w:szCs w:val="21"/>
-              </w:rPr>
-              <w:t>IDNumber</w:t>
-            </w:r>
-          </w:p>
-        </w:tc>
-        <w:tc>
-          <w:tcPr>
-            <w:tcW w:w="734" w:type="dxa"/>
-            <w:tcMar>
-              <w:left w:w="108" w:type="dxa"/>
-              <w:right w:w="108" w:type="dxa"/>
-            </w:tcMar>
-            <w:vAlign w:val="center"/>
-          </w:tcPr>
-          <w:p>
-            <w:pPr>
-              <w:snapToGrid w:val="0"/>
-              <w:ind w:left="0" w:leftChars="0" w:right="0" w:rightChars="0" w:firstLine="0" w:firstLineChars="0"/>
-              <w:jc w:val="left"/>
-              <w:rPr>
-                <w:rFonts w:hint="eastAsia" w:ascii="微软雅黑" w:hAnsi="微软雅黑" w:eastAsia="微软雅黑" w:cs="微软雅黑"/>
-                <w:sz w:val="18"/>
-                <w:szCs w:val="21"/>
-              </w:rPr>
-            </w:pPr>
-            <w:r>
-              <w:rPr>
-                <w:rFonts w:hint="eastAsia" w:ascii="微软雅黑" w:hAnsi="微软雅黑" w:eastAsia="微软雅黑" w:cs="微软雅黑"/>
-                <w:sz w:val="18"/>
-                <w:szCs w:val="21"/>
-              </w:rPr>
-              <w:t>id</w:t>
-            </w:r>
-          </w:p>
-        </w:tc>
-        <w:tc>
-          <w:tcPr>
-            <w:tcW w:w="840" w:type="dxa"/>
-            <w:tcMar>
-              <w:left w:w="108" w:type="dxa"/>
-              <w:right w:w="108" w:type="dxa"/>
-            </w:tcMar>
-            <w:vAlign w:val="center"/>
-          </w:tcPr>
-          <w:p>
-            <w:pPr>
-              <w:snapToGrid w:val="0"/>
-              <w:ind w:left="0" w:leftChars="0" w:right="0" w:rightChars="0" w:firstLine="0" w:firstLineChars="0"/>
-              <w:jc w:val="left"/>
-              <w:rPr>
-                <w:rFonts w:hint="eastAsia" w:ascii="微软雅黑" w:hAnsi="微软雅黑" w:eastAsia="微软雅黑" w:cs="微软雅黑"/>
-                <w:sz w:val="18"/>
-                <w:szCs w:val="21"/>
-              </w:rPr>
-            </w:pPr>
-            <w:r>
-              <w:rPr>
-                <w:rFonts w:hint="eastAsia" w:ascii="微软雅黑" w:hAnsi="微软雅黑" w:eastAsia="微软雅黑" w:cs="微软雅黑"/>
-                <w:sz w:val="18"/>
-                <w:szCs w:val="21"/>
-              </w:rPr>
-              <w:t>身份证号</w:t>
-            </w:r>
-          </w:p>
-        </w:tc>
-        <w:tc>
-          <w:tcPr>
-            <w:tcW w:w="2988" w:type="dxa"/>
-            <w:shd w:val="clear" w:color="auto" w:fill="175F59" w:themeFill="accent5" w:themeFillShade="7F"/>
-            <w:tcMar>
-              <w:left w:w="108" w:type="dxa"/>
-              <w:right w:w="108" w:type="dxa"/>
-            </w:tcMar>
-            <w:vAlign w:val="center"/>
-          </w:tcPr>
-          <w:p>
-            <w:pPr>
-              <w:snapToGrid w:val="0"/>
-              <w:ind w:left="0" w:leftChars="0" w:right="0" w:rightChars="0" w:firstLine="0" w:firstLineChars="0"/>
-              <w:jc w:val="left"/>
-              <w:rPr>
-                <w:rFonts w:hint="eastAsia" w:ascii="微软雅黑" w:hAnsi="微软雅黑" w:eastAsia="微软雅黑" w:cs="微软雅黑"/>
-                <w:color w:val="FFFFFF" w:themeColor="background1"/>
+              </w:rPr>
+              <w:t>{{</w:t>
+            </w:r>
+            <w:r>
+              <w:rPr>
+                <w:rFonts w:hint="eastAsia" w:ascii="微软雅黑" w:hAnsi="微软雅黑" w:eastAsia="微软雅黑" w:cs="微软雅黑"/>
+                <w:sz w:val="18"/>
+                <w:szCs w:val="21"/>
+              </w:rPr>
+              <w:t>ai.phone</w:t>
+            </w:r>
+            <w:r>
+              <w:rPr>
+                <w:rFonts w:hint="eastAsia" w:ascii="微软雅黑" w:hAnsi="微软雅黑" w:eastAsia="微软雅黑" w:cs="微软雅黑"/>
                 <w:sz w:val="18"/>
                 <w:szCs w:val="21"/>
                 <w:lang w:eastAsia="zh-CN"/>
-                <w14:textFill>
-                  <w14:solidFill>
-                    <w14:schemeClr w14:val="bg1"/>
-                  </w14:solidFill>
-                </w14:textFill>
-              </w:rPr>
-            </w:pPr>
-            <w:r>
-              <w:rPr>
-                <w:rFonts w:hint="eastAsia" w:ascii="微软雅黑" w:hAnsi="微软雅黑" w:eastAsia="微软雅黑" w:cs="微软雅黑"/>
-                <w:color w:val="FFFFFF" w:themeColor="background1"/>
-                <w:sz w:val="18"/>
-                <w:szCs w:val="21"/>
-                <w14:textFill>
-                  <w14:solidFill>
-                    <w14:schemeClr w14:val="bg1"/>
-                  </w14:solidFill>
-                </w14:textFill>
-              </w:rPr>
-              <w:t>AdditionInfo.IDNumber</w:t>
-            </w:r>
-          </w:p>
-        </w:tc>
-        <w:tc>
-          <w:tcPr>
-            <w:tcW w:w="1116" w:type="dxa"/>
-            <w:shd w:val="clear" w:color="auto" w:fill="175F59" w:themeFill="accent5" w:themeFillShade="7F"/>
-            <w:tcMar>
-              <w:left w:w="108" w:type="dxa"/>
-              <w:right w:w="108" w:type="dxa"/>
-            </w:tcMar>
-            <w:vAlign w:val="center"/>
-          </w:tcPr>
-          <w:p>
-            <w:pPr>
-              <w:snapToGrid w:val="0"/>
-              <w:ind w:left="0" w:leftChars="0" w:right="0" w:rightChars="0" w:firstLine="0" w:firstLineChars="0"/>
-              <w:jc w:val="left"/>
-              <w:rPr>
-                <w:rFonts w:hint="eastAsia" w:ascii="微软雅黑" w:hAnsi="微软雅黑" w:eastAsia="微软雅黑" w:cs="微软雅黑"/>
-                <w:color w:val="FFFFFF" w:themeColor="background1"/>
-                <w:sz w:val="18"/>
-                <w:szCs w:val="21"/>
-                <w:lang w:eastAsia="zh-CN"/>
-                <w14:textFill>
-                  <w14:solidFill>
-                    <w14:schemeClr w14:val="bg1"/>
-                  </w14:solidFill>
-                </w14:textFill>
-              </w:rPr>
-            </w:pPr>
-            <w:r>
-              <w:rPr>
-                <w:rFonts w:hint="eastAsia" w:ascii="微软雅黑" w:hAnsi="微软雅黑" w:eastAsia="微软雅黑" w:cs="微软雅黑"/>
-                <w:color w:val="FFFFFF" w:themeColor="background1"/>
-                <w:sz w:val="18"/>
-                <w:szCs w:val="21"/>
-                <w14:textFill>
-                  <w14:solidFill>
-                    <w14:schemeClr w14:val="bg1"/>
-                  </w14:solidFill>
-                </w14:textFill>
-              </w:rPr>
-              <w:t>ai.id</w:t>
-            </w:r>
-          </w:p>
-        </w:tc>
-        <w:tc>
-          <w:tcPr>
-            <w:tcW w:w="1461" w:type="dxa"/>
-            <w:tcMar>
-              <w:left w:w="108" w:type="dxa"/>
-              <w:right w:w="108" w:type="dxa"/>
-            </w:tcMar>
-            <w:vAlign w:val="center"/>
-          </w:tcPr>
-          <w:p>
-            <w:pPr>
-              <w:snapToGrid w:val="0"/>
-              <w:ind w:left="0" w:leftChars="0" w:right="0" w:rightChars="0" w:firstLine="0" w:firstLineChars="0"/>
-              <w:jc w:val="left"/>
-              <w:rPr>
-                <w:rFonts w:hint="eastAsia" w:ascii="微软雅黑" w:hAnsi="微软雅黑" w:eastAsia="微软雅黑" w:cs="微软雅黑"/>
-                <w:sz w:val="18"/>
-                <w:szCs w:val="21"/>
-              </w:rPr>
-            </w:pPr>
-            <w:r>
-              <w:rPr>
-                <w:rFonts w:hint="eastAsia" w:ascii="微软雅黑" w:hAnsi="微软雅黑" w:eastAsia="微软雅黑" w:cs="微软雅黑"/>
-                <w:sz w:val="18"/>
-                <w:szCs w:val="21"/>
-              </w:rPr>
-              <w:t>{{ ai.id }}</w:t>
+              </w:rPr>
+              <w:t>}}</w:t>
             </w:r>
           </w:p>
         </w:tc>
@@ -16797,7 +17532,7 @@
                 <w:sz w:val="18"/>
                 <w:szCs w:val="21"/>
               </w:rPr>
-              <w:t>PaymentCompany</w:t>
+              <w:t>BirthDate</w:t>
             </w:r>
           </w:p>
         </w:tc>
@@ -16827,7 +17562,7 @@
                 <w:sz w:val="18"/>
                 <w:szCs w:val="21"/>
               </w:rPr>
-              <w:t>pay</w:t>
+              <w:t>birth</w:t>
             </w:r>
           </w:p>
         </w:tc>
@@ -16857,7 +17592,7 @@
                 <w:sz w:val="18"/>
                 <w:szCs w:val="21"/>
               </w:rPr>
-              <w:t>薪资发放公司</w:t>
+              <w:t>出生日期</w:t>
             </w:r>
           </w:p>
         </w:tc>
@@ -16901,7 +17636,7 @@
                   </w14:solidFill>
                 </w14:textFill>
               </w:rPr>
-              <w:t>AdditionInfo.PaymentCompany</w:t>
+              <w:t>AdditionInfo.BirthDate</w:t>
             </w:r>
           </w:p>
         </w:tc>
@@ -16945,7 +17680,7 @@
                   </w14:solidFill>
                 </w14:textFill>
               </w:rPr>
-              <w:t>ai.pay</w:t>
+              <w:t>ai.birth</w:t>
             </w:r>
           </w:p>
         </w:tc>
@@ -16967,15 +17702,34 @@
                 <w:rFonts w:hint="eastAsia" w:ascii="微软雅黑" w:hAnsi="微软雅黑" w:eastAsia="微软雅黑" w:cs="微软雅黑"/>
                 <w:sz w:val="18"/>
                 <w:szCs w:val="21"/>
-              </w:rPr>
-            </w:pPr>
-            <w:r>
-              <w:rPr>
-                <w:rFonts w:hint="eastAsia" w:ascii="微软雅黑" w:hAnsi="微软雅黑" w:eastAsia="微软雅黑" w:cs="微软雅黑"/>
-                <w:sz w:val="18"/>
-                <w:szCs w:val="21"/>
-              </w:rPr>
-              <w:t>{{ ai.pay }}</w:t>
+                <w:lang w:eastAsia="zh-CN"/>
+              </w:rPr>
+            </w:pPr>
+            <w:r>
+              <w:rPr>
+                <w:rFonts w:hint="eastAsia" w:ascii="微软雅黑" w:hAnsi="微软雅黑" w:eastAsia="微软雅黑" w:cs="微软雅黑"/>
+                <w:sz w:val="18"/>
+                <w:szCs w:val="21"/>
+                <w:lang w:eastAsia="zh-CN"/>
+              </w:rPr>
+              <w:t>{{</w:t>
+            </w:r>
+            <w:r>
+              <w:rPr>
+                <w:rFonts w:hint="eastAsia" w:ascii="微软雅黑" w:hAnsi="微软雅黑" w:eastAsia="微软雅黑" w:cs="微软雅黑"/>
+                <w:sz w:val="18"/>
+                <w:szCs w:val="21"/>
+              </w:rPr>
+              <w:t>ai.birth</w:t>
+            </w:r>
+            <w:r>
+              <w:rPr>
+                <w:rFonts w:hint="eastAsia" w:ascii="微软雅黑" w:hAnsi="微软雅黑" w:eastAsia="微软雅黑" w:cs="微软雅黑"/>
+                <w:sz w:val="18"/>
+                <w:szCs w:val="21"/>
+                <w:lang w:eastAsia="zh-CN"/>
+              </w:rPr>
+              <w:t>}}</w:t>
             </w:r>
           </w:p>
         </w:tc>
@@ -17019,7 +17773,7 @@
                 <w:sz w:val="18"/>
                 <w:szCs w:val="21"/>
               </w:rPr>
-              <w:t>BaseLocation</w:t>
+              <w:t>IDNumber</w:t>
             </w:r>
           </w:p>
         </w:tc>
@@ -17049,7 +17803,7 @@
                 <w:sz w:val="18"/>
                 <w:szCs w:val="21"/>
               </w:rPr>
-              <w:t>loc</w:t>
+              <w:t>id</w:t>
             </w:r>
           </w:p>
         </w:tc>
@@ -17079,7 +17833,7 @@
                 <w:sz w:val="18"/>
                 <w:szCs w:val="21"/>
               </w:rPr>
-              <w:t>工作地点</w:t>
+              <w:t>身份证号</w:t>
             </w:r>
           </w:p>
         </w:tc>
@@ -17123,7 +17877,7 @@
                   </w14:solidFill>
                 </w14:textFill>
               </w:rPr>
-              <w:t>AdditionInfo.BaseLocation</w:t>
+              <w:t>AdditionInfo.IDNumber</w:t>
             </w:r>
           </w:p>
         </w:tc>
@@ -17167,7 +17921,7 @@
                   </w14:solidFill>
                 </w14:textFill>
               </w:rPr>
-              <w:t>ai.loc</w:t>
+              <w:t>ai.id</w:t>
             </w:r>
           </w:p>
         </w:tc>
@@ -17189,15 +17943,34 @@
                 <w:rFonts w:hint="eastAsia" w:ascii="微软雅黑" w:hAnsi="微软雅黑" w:eastAsia="微软雅黑" w:cs="微软雅黑"/>
                 <w:sz w:val="18"/>
                 <w:szCs w:val="21"/>
-              </w:rPr>
-            </w:pPr>
-            <w:r>
-              <w:rPr>
-                <w:rFonts w:hint="eastAsia" w:ascii="微软雅黑" w:hAnsi="微软雅黑" w:eastAsia="微软雅黑" w:cs="微软雅黑"/>
-                <w:sz w:val="18"/>
-                <w:szCs w:val="21"/>
-              </w:rPr>
-              <w:t>{{ ai.loc }}</w:t>
+                <w:lang w:eastAsia="zh-CN"/>
+              </w:rPr>
+            </w:pPr>
+            <w:r>
+              <w:rPr>
+                <w:rFonts w:hint="eastAsia" w:ascii="微软雅黑" w:hAnsi="微软雅黑" w:eastAsia="微软雅黑" w:cs="微软雅黑"/>
+                <w:sz w:val="18"/>
+                <w:szCs w:val="21"/>
+                <w:lang w:eastAsia="zh-CN"/>
+              </w:rPr>
+              <w:t>{{</w:t>
+            </w:r>
+            <w:r>
+              <w:rPr>
+                <w:rFonts w:hint="eastAsia" w:ascii="微软雅黑" w:hAnsi="微软雅黑" w:eastAsia="微软雅黑" w:cs="微软雅黑"/>
+                <w:sz w:val="18"/>
+                <w:szCs w:val="21"/>
+              </w:rPr>
+              <w:t>ai.id</w:t>
+            </w:r>
+            <w:r>
+              <w:rPr>
+                <w:rFonts w:hint="eastAsia" w:ascii="微软雅黑" w:hAnsi="微软雅黑" w:eastAsia="微软雅黑" w:cs="微软雅黑"/>
+                <w:sz w:val="18"/>
+                <w:szCs w:val="21"/>
+                <w:lang w:eastAsia="zh-CN"/>
+              </w:rPr>
+              <w:t>}}</w:t>
             </w:r>
           </w:p>
         </w:tc>
@@ -17241,7 +18014,7 @@
                 <w:sz w:val="18"/>
                 <w:szCs w:val="21"/>
               </w:rPr>
-              <w:t>ContractLegalPerson</w:t>
+              <w:t>PaymentCompany</w:t>
             </w:r>
           </w:p>
         </w:tc>
@@ -17271,7 +18044,7 @@
                 <w:sz w:val="18"/>
                 <w:szCs w:val="21"/>
               </w:rPr>
-              <w:t>legal</w:t>
+              <w:t>pay</w:t>
             </w:r>
           </w:p>
         </w:tc>
@@ -17301,7 +18074,7 @@
                 <w:sz w:val="18"/>
                 <w:szCs w:val="21"/>
               </w:rPr>
-              <w:t>合同法人</w:t>
+              <w:t>薪资发放公司</w:t>
             </w:r>
           </w:p>
         </w:tc>
@@ -17345,7 +18118,7 @@
                   </w14:solidFill>
                 </w14:textFill>
               </w:rPr>
-              <w:t>AdditionInfo.ContractLegalPerson</w:t>
+              <w:t>AdditionInfo.PaymentCompany</w:t>
             </w:r>
           </w:p>
         </w:tc>
@@ -17389,7 +18162,7 @@
                   </w14:solidFill>
                 </w14:textFill>
               </w:rPr>
-              <w:t>ai.legal</w:t>
+              <w:t>ai.pay</w:t>
             </w:r>
           </w:p>
         </w:tc>
@@ -17411,15 +18184,34 @@
                 <w:rFonts w:hint="eastAsia" w:ascii="微软雅黑" w:hAnsi="微软雅黑" w:eastAsia="微软雅黑" w:cs="微软雅黑"/>
                 <w:sz w:val="18"/>
                 <w:szCs w:val="21"/>
-              </w:rPr>
-            </w:pPr>
-            <w:r>
-              <w:rPr>
-                <w:rFonts w:hint="eastAsia" w:ascii="微软雅黑" w:hAnsi="微软雅黑" w:eastAsia="微软雅黑" w:cs="微软雅黑"/>
-                <w:sz w:val="18"/>
-                <w:szCs w:val="21"/>
-              </w:rPr>
-              <w:t>{{ ai.legal }}</w:t>
+                <w:lang w:eastAsia="zh-CN"/>
+              </w:rPr>
+            </w:pPr>
+            <w:r>
+              <w:rPr>
+                <w:rFonts w:hint="eastAsia" w:ascii="微软雅黑" w:hAnsi="微软雅黑" w:eastAsia="微软雅黑" w:cs="微软雅黑"/>
+                <w:sz w:val="18"/>
+                <w:szCs w:val="21"/>
+                <w:lang w:eastAsia="zh-CN"/>
+              </w:rPr>
+              <w:t>{{</w:t>
+            </w:r>
+            <w:r>
+              <w:rPr>
+                <w:rFonts w:hint="eastAsia" w:ascii="微软雅黑" w:hAnsi="微软雅黑" w:eastAsia="微软雅黑" w:cs="微软雅黑"/>
+                <w:sz w:val="18"/>
+                <w:szCs w:val="21"/>
+              </w:rPr>
+              <w:t>ai.pay</w:t>
+            </w:r>
+            <w:r>
+              <w:rPr>
+                <w:rFonts w:hint="eastAsia" w:ascii="微软雅黑" w:hAnsi="微软雅黑" w:eastAsia="微软雅黑" w:cs="微软雅黑"/>
+                <w:sz w:val="18"/>
+                <w:szCs w:val="21"/>
+                <w:lang w:eastAsia="zh-CN"/>
+              </w:rPr>
+              <w:t>}}</w:t>
             </w:r>
           </w:p>
         </w:tc>
@@ -17463,7 +18255,7 @@
                 <w:sz w:val="18"/>
                 <w:szCs w:val="21"/>
               </w:rPr>
-              <w:t>GraduationTime</w:t>
+              <w:t>BaseLocation</w:t>
             </w:r>
           </w:p>
         </w:tc>
@@ -17493,7 +18285,7 @@
                 <w:sz w:val="18"/>
                 <w:szCs w:val="21"/>
               </w:rPr>
-              <w:t>grad</w:t>
+              <w:t>loc</w:t>
             </w:r>
           </w:p>
         </w:tc>
@@ -17523,7 +18315,7 @@
                 <w:sz w:val="18"/>
                 <w:szCs w:val="21"/>
               </w:rPr>
-              <w:t>毕业时间</w:t>
+              <w:t>工作地点</w:t>
             </w:r>
           </w:p>
         </w:tc>
@@ -17567,7 +18359,7 @@
                   </w14:solidFill>
                 </w14:textFill>
               </w:rPr>
-              <w:t>AdditionInfo.GraduationTime</w:t>
+              <w:t>AdditionInfo.BaseLocation</w:t>
             </w:r>
           </w:p>
         </w:tc>
@@ -17611,7 +18403,7 @@
                   </w14:solidFill>
                 </w14:textFill>
               </w:rPr>
-              <w:t>ai.grad</w:t>
+              <w:t>ai.loc</w:t>
             </w:r>
           </w:p>
         </w:tc>
@@ -17633,15 +18425,34 @@
                 <w:rFonts w:hint="eastAsia" w:ascii="微软雅黑" w:hAnsi="微软雅黑" w:eastAsia="微软雅黑" w:cs="微软雅黑"/>
                 <w:sz w:val="18"/>
                 <w:szCs w:val="21"/>
-              </w:rPr>
-            </w:pPr>
-            <w:r>
-              <w:rPr>
-                <w:rFonts w:hint="eastAsia" w:ascii="微软雅黑" w:hAnsi="微软雅黑" w:eastAsia="微软雅黑" w:cs="微软雅黑"/>
-                <w:sz w:val="18"/>
-                <w:szCs w:val="21"/>
-              </w:rPr>
-              <w:t>{{ ai.grad }}</w:t>
+                <w:lang w:eastAsia="zh-CN"/>
+              </w:rPr>
+            </w:pPr>
+            <w:r>
+              <w:rPr>
+                <w:rFonts w:hint="eastAsia" w:ascii="微软雅黑" w:hAnsi="微软雅黑" w:eastAsia="微软雅黑" w:cs="微软雅黑"/>
+                <w:sz w:val="18"/>
+                <w:szCs w:val="21"/>
+                <w:lang w:eastAsia="zh-CN"/>
+              </w:rPr>
+              <w:t>{{</w:t>
+            </w:r>
+            <w:r>
+              <w:rPr>
+                <w:rFonts w:hint="eastAsia" w:ascii="微软雅黑" w:hAnsi="微软雅黑" w:eastAsia="微软雅黑" w:cs="微软雅黑"/>
+                <w:sz w:val="18"/>
+                <w:szCs w:val="21"/>
+              </w:rPr>
+              <w:t>ai.loc</w:t>
+            </w:r>
+            <w:r>
+              <w:rPr>
+                <w:rFonts w:hint="eastAsia" w:ascii="微软雅黑" w:hAnsi="微软雅黑" w:eastAsia="微软雅黑" w:cs="微软雅黑"/>
+                <w:sz w:val="18"/>
+                <w:szCs w:val="21"/>
+                <w:lang w:eastAsia="zh-CN"/>
+              </w:rPr>
+              <w:t>}}</w:t>
             </w:r>
           </w:p>
         </w:tc>
@@ -17685,7 +18496,7 @@
                 <w:sz w:val="18"/>
                 <w:szCs w:val="21"/>
               </w:rPr>
-              <w:t>GraduationSchool</w:t>
+              <w:t>ContractLegalPerson</w:t>
             </w:r>
           </w:p>
         </w:tc>
@@ -17715,7 +18526,7 @@
                 <w:sz w:val="18"/>
                 <w:szCs w:val="21"/>
               </w:rPr>
-              <w:t>school</w:t>
+              <w:t>legal</w:t>
             </w:r>
           </w:p>
         </w:tc>
@@ -17745,7 +18556,7 @@
                 <w:sz w:val="18"/>
                 <w:szCs w:val="21"/>
               </w:rPr>
-              <w:t>毕业院校</w:t>
+              <w:t>合同法人</w:t>
             </w:r>
           </w:p>
         </w:tc>
@@ -17789,7 +18600,7 @@
                   </w14:solidFill>
                 </w14:textFill>
               </w:rPr>
-              <w:t>AdditionInfo.GraduationSchool</w:t>
+              <w:t>AdditionInfo.ContractLegalPerson</w:t>
             </w:r>
           </w:p>
         </w:tc>
@@ -17833,7 +18644,7 @@
                   </w14:solidFill>
                 </w14:textFill>
               </w:rPr>
-              <w:t>ai.school</w:t>
+              <w:t>ai.legal</w:t>
             </w:r>
           </w:p>
         </w:tc>
@@ -17855,15 +18666,34 @@
                 <w:rFonts w:hint="eastAsia" w:ascii="微软雅黑" w:hAnsi="微软雅黑" w:eastAsia="微软雅黑" w:cs="微软雅黑"/>
                 <w:sz w:val="18"/>
                 <w:szCs w:val="21"/>
-              </w:rPr>
-            </w:pPr>
-            <w:r>
-              <w:rPr>
-                <w:rFonts w:hint="eastAsia" w:ascii="微软雅黑" w:hAnsi="微软雅黑" w:eastAsia="微软雅黑" w:cs="微软雅黑"/>
-                <w:sz w:val="18"/>
-                <w:szCs w:val="21"/>
-              </w:rPr>
-              <w:t>{{ ai.school }}</w:t>
+                <w:lang w:eastAsia="zh-CN"/>
+              </w:rPr>
+            </w:pPr>
+            <w:r>
+              <w:rPr>
+                <w:rFonts w:hint="eastAsia" w:ascii="微软雅黑" w:hAnsi="微软雅黑" w:eastAsia="微软雅黑" w:cs="微软雅黑"/>
+                <w:sz w:val="18"/>
+                <w:szCs w:val="21"/>
+                <w:lang w:eastAsia="zh-CN"/>
+              </w:rPr>
+              <w:t>{{</w:t>
+            </w:r>
+            <w:r>
+              <w:rPr>
+                <w:rFonts w:hint="eastAsia" w:ascii="微软雅黑" w:hAnsi="微软雅黑" w:eastAsia="微软雅黑" w:cs="微软雅黑"/>
+                <w:sz w:val="18"/>
+                <w:szCs w:val="21"/>
+              </w:rPr>
+              <w:t>ai.legal</w:t>
+            </w:r>
+            <w:r>
+              <w:rPr>
+                <w:rFonts w:hint="eastAsia" w:ascii="微软雅黑" w:hAnsi="微软雅黑" w:eastAsia="微软雅黑" w:cs="微软雅黑"/>
+                <w:sz w:val="18"/>
+                <w:szCs w:val="21"/>
+                <w:lang w:eastAsia="zh-CN"/>
+              </w:rPr>
+              <w:t>}}</w:t>
             </w:r>
           </w:p>
         </w:tc>
@@ -17907,7 +18737,7 @@
                 <w:sz w:val="18"/>
                 <w:szCs w:val="21"/>
               </w:rPr>
-              <w:t>HighestEducation</w:t>
+              <w:t>GraduationTime</w:t>
             </w:r>
           </w:p>
         </w:tc>
@@ -17937,7 +18767,7 @@
                 <w:sz w:val="18"/>
                 <w:szCs w:val="21"/>
               </w:rPr>
-              <w:t>edu</w:t>
+              <w:t>grad</w:t>
             </w:r>
           </w:p>
         </w:tc>
@@ -17967,7 +18797,7 @@
                 <w:sz w:val="18"/>
                 <w:szCs w:val="21"/>
               </w:rPr>
-              <w:t>最高学历</w:t>
+              <w:t>毕业时间</w:t>
             </w:r>
           </w:p>
         </w:tc>
@@ -18011,7 +18841,7 @@
                   </w14:solidFill>
                 </w14:textFill>
               </w:rPr>
-              <w:t>AdditionInfo.HighestEducation</w:t>
+              <w:t>AdditionInfo.GraduationTime</w:t>
             </w:r>
           </w:p>
         </w:tc>
@@ -18055,7 +18885,7 @@
                   </w14:solidFill>
                 </w14:textFill>
               </w:rPr>
-              <w:t>ai.edu</w:t>
+              <w:t>ai.grad</w:t>
             </w:r>
           </w:p>
         </w:tc>
@@ -18077,15 +18907,34 @@
                 <w:rFonts w:hint="eastAsia" w:ascii="微软雅黑" w:hAnsi="微软雅黑" w:eastAsia="微软雅黑" w:cs="微软雅黑"/>
                 <w:sz w:val="18"/>
                 <w:szCs w:val="21"/>
-              </w:rPr>
-            </w:pPr>
-            <w:r>
-              <w:rPr>
-                <w:rFonts w:hint="eastAsia" w:ascii="微软雅黑" w:hAnsi="微软雅黑" w:eastAsia="微软雅黑" w:cs="微软雅黑"/>
-                <w:sz w:val="18"/>
-                <w:szCs w:val="21"/>
-              </w:rPr>
-              <w:t>{{ ai.edu }}</w:t>
+                <w:lang w:eastAsia="zh-CN"/>
+              </w:rPr>
+            </w:pPr>
+            <w:r>
+              <w:rPr>
+                <w:rFonts w:hint="eastAsia" w:ascii="微软雅黑" w:hAnsi="微软雅黑" w:eastAsia="微软雅黑" w:cs="微软雅黑"/>
+                <w:sz w:val="18"/>
+                <w:szCs w:val="21"/>
+                <w:lang w:eastAsia="zh-CN"/>
+              </w:rPr>
+              <w:t>{{</w:t>
+            </w:r>
+            <w:r>
+              <w:rPr>
+                <w:rFonts w:hint="eastAsia" w:ascii="微软雅黑" w:hAnsi="微软雅黑" w:eastAsia="微软雅黑" w:cs="微软雅黑"/>
+                <w:sz w:val="18"/>
+                <w:szCs w:val="21"/>
+              </w:rPr>
+              <w:t>ai.grad</w:t>
+            </w:r>
+            <w:r>
+              <w:rPr>
+                <w:rFonts w:hint="eastAsia" w:ascii="微软雅黑" w:hAnsi="微软雅黑" w:eastAsia="微软雅黑" w:cs="微软雅黑"/>
+                <w:sz w:val="18"/>
+                <w:szCs w:val="21"/>
+                <w:lang w:eastAsia="zh-CN"/>
+              </w:rPr>
+              <w:t>}}</w:t>
             </w:r>
           </w:p>
         </w:tc>
@@ -18129,7 +18978,7 @@
                 <w:sz w:val="18"/>
                 <w:szCs w:val="21"/>
               </w:rPr>
-              <w:t>Major</w:t>
+              <w:t>GraduationSchool</w:t>
             </w:r>
           </w:p>
         </w:tc>
@@ -18159,7 +19008,7 @@
                 <w:sz w:val="18"/>
                 <w:szCs w:val="21"/>
               </w:rPr>
-              <w:t>major</w:t>
+              <w:t>school</w:t>
             </w:r>
           </w:p>
         </w:tc>
@@ -18189,7 +19038,7 @@
                 <w:sz w:val="18"/>
                 <w:szCs w:val="21"/>
               </w:rPr>
-              <w:t>专业</w:t>
+              <w:t>毕业院校</w:t>
             </w:r>
           </w:p>
         </w:tc>
@@ -18233,7 +19082,7 @@
                   </w14:solidFill>
                 </w14:textFill>
               </w:rPr>
-              <w:t>AdditionInfo.Major</w:t>
+              <w:t>AdditionInfo.GraduationSchool</w:t>
             </w:r>
           </w:p>
         </w:tc>
@@ -18277,7 +19126,7 @@
                   </w14:solidFill>
                 </w14:textFill>
               </w:rPr>
-              <w:t>ai.major</w:t>
+              <w:t>ai.school</w:t>
             </w:r>
           </w:p>
         </w:tc>
@@ -18299,15 +19148,34 @@
                 <w:rFonts w:hint="eastAsia" w:ascii="微软雅黑" w:hAnsi="微软雅黑" w:eastAsia="微软雅黑" w:cs="微软雅黑"/>
                 <w:sz w:val="18"/>
                 <w:szCs w:val="21"/>
-              </w:rPr>
-            </w:pPr>
-            <w:r>
-              <w:rPr>
-                <w:rFonts w:hint="eastAsia" w:ascii="微软雅黑" w:hAnsi="微软雅黑" w:eastAsia="微软雅黑" w:cs="微软雅黑"/>
-                <w:sz w:val="18"/>
-                <w:szCs w:val="21"/>
-              </w:rPr>
-              <w:t>{{ ai.major }}</w:t>
+                <w:lang w:eastAsia="zh-CN"/>
+              </w:rPr>
+            </w:pPr>
+            <w:r>
+              <w:rPr>
+                <w:rFonts w:hint="eastAsia" w:ascii="微软雅黑" w:hAnsi="微软雅黑" w:eastAsia="微软雅黑" w:cs="微软雅黑"/>
+                <w:sz w:val="18"/>
+                <w:szCs w:val="21"/>
+                <w:lang w:eastAsia="zh-CN"/>
+              </w:rPr>
+              <w:t>{{</w:t>
+            </w:r>
+            <w:r>
+              <w:rPr>
+                <w:rFonts w:hint="eastAsia" w:ascii="微软雅黑" w:hAnsi="微软雅黑" w:eastAsia="微软雅黑" w:cs="微软雅黑"/>
+                <w:sz w:val="18"/>
+                <w:szCs w:val="21"/>
+              </w:rPr>
+              <w:t>ai.school</w:t>
+            </w:r>
+            <w:r>
+              <w:rPr>
+                <w:rFonts w:hint="eastAsia" w:ascii="微软雅黑" w:hAnsi="微软雅黑" w:eastAsia="微软雅黑" w:cs="微软雅黑"/>
+                <w:sz w:val="18"/>
+                <w:szCs w:val="21"/>
+                <w:lang w:eastAsia="zh-CN"/>
+              </w:rPr>
+              <w:t>}}</w:t>
             </w:r>
           </w:p>
         </w:tc>
@@ -18351,7 +19219,7 @@
                 <w:sz w:val="18"/>
                 <w:szCs w:val="21"/>
               </w:rPr>
-              <w:t>EntryDate</w:t>
+              <w:t>HighestEducation</w:t>
             </w:r>
           </w:p>
         </w:tc>
@@ -18381,7 +19249,7 @@
                 <w:sz w:val="18"/>
                 <w:szCs w:val="21"/>
               </w:rPr>
-              <w:t>entry</w:t>
+              <w:t>edu</w:t>
             </w:r>
           </w:p>
         </w:tc>
@@ -18411,7 +19279,7 @@
                 <w:sz w:val="18"/>
                 <w:szCs w:val="21"/>
               </w:rPr>
-              <w:t>入职日期</w:t>
+              <w:t>最高学历</w:t>
             </w:r>
           </w:p>
         </w:tc>
@@ -18455,7 +19323,7 @@
                   </w14:solidFill>
                 </w14:textFill>
               </w:rPr>
-              <w:t>AdditionInfo.EntryDate</w:t>
+              <w:t>AdditionInfo.HighestEducation</w:t>
             </w:r>
           </w:p>
         </w:tc>
@@ -18499,7 +19367,7 @@
                   </w14:solidFill>
                 </w14:textFill>
               </w:rPr>
-              <w:t>ai.entry</w:t>
+              <w:t>ai.edu</w:t>
             </w:r>
           </w:p>
         </w:tc>
@@ -18521,15 +19389,34 @@
                 <w:rFonts w:hint="eastAsia" w:ascii="微软雅黑" w:hAnsi="微软雅黑" w:eastAsia="微软雅黑" w:cs="微软雅黑"/>
                 <w:sz w:val="18"/>
                 <w:szCs w:val="21"/>
-              </w:rPr>
-            </w:pPr>
-            <w:r>
-              <w:rPr>
-                <w:rFonts w:hint="eastAsia" w:ascii="微软雅黑" w:hAnsi="微软雅黑" w:eastAsia="微软雅黑" w:cs="微软雅黑"/>
-                <w:sz w:val="18"/>
-                <w:szCs w:val="21"/>
-              </w:rPr>
-              <w:t>{{ ai.entry }}</w:t>
+                <w:lang w:eastAsia="zh-CN"/>
+              </w:rPr>
+            </w:pPr>
+            <w:r>
+              <w:rPr>
+                <w:rFonts w:hint="eastAsia" w:ascii="微软雅黑" w:hAnsi="微软雅黑" w:eastAsia="微软雅黑" w:cs="微软雅黑"/>
+                <w:sz w:val="18"/>
+                <w:szCs w:val="21"/>
+                <w:lang w:eastAsia="zh-CN"/>
+              </w:rPr>
+              <w:t>{{</w:t>
+            </w:r>
+            <w:r>
+              <w:rPr>
+                <w:rFonts w:hint="eastAsia" w:ascii="微软雅黑" w:hAnsi="微软雅黑" w:eastAsia="微软雅黑" w:cs="微软雅黑"/>
+                <w:sz w:val="18"/>
+                <w:szCs w:val="21"/>
+              </w:rPr>
+              <w:t>ai.edu</w:t>
+            </w:r>
+            <w:r>
+              <w:rPr>
+                <w:rFonts w:hint="eastAsia" w:ascii="微软雅黑" w:hAnsi="微软雅黑" w:eastAsia="微软雅黑" w:cs="微软雅黑"/>
+                <w:sz w:val="18"/>
+                <w:szCs w:val="21"/>
+                <w:lang w:eastAsia="zh-CN"/>
+              </w:rPr>
+              <w:t>}}</w:t>
             </w:r>
           </w:p>
         </w:tc>
@@ -18573,7 +19460,7 @@
                 <w:sz w:val="18"/>
                 <w:szCs w:val="21"/>
               </w:rPr>
-              <w:t>FirstEntryDate</w:t>
+              <w:t>Major</w:t>
             </w:r>
           </w:p>
         </w:tc>
@@ -18603,7 +19490,7 @@
                 <w:sz w:val="18"/>
                 <w:szCs w:val="21"/>
               </w:rPr>
-              <w:t>first</w:t>
+              <w:t>major</w:t>
             </w:r>
           </w:p>
         </w:tc>
@@ -18633,7 +19520,7 @@
                 <w:sz w:val="18"/>
                 <w:szCs w:val="21"/>
               </w:rPr>
-              <w:t>首次入职日期</w:t>
+              <w:t>专业</w:t>
             </w:r>
           </w:p>
         </w:tc>
@@ -18677,7 +19564,7 @@
                   </w14:solidFill>
                 </w14:textFill>
               </w:rPr>
-              <w:t>AdditionInfo.FirstEntryDate</w:t>
+              <w:t>AdditionInfo.Major</w:t>
             </w:r>
           </w:p>
         </w:tc>
@@ -18721,7 +19608,7 @@
                   </w14:solidFill>
                 </w14:textFill>
               </w:rPr>
-              <w:t>ai.first</w:t>
+              <w:t>ai.major</w:t>
             </w:r>
           </w:p>
         </w:tc>
@@ -18743,15 +19630,34 @@
                 <w:rFonts w:hint="eastAsia" w:ascii="微软雅黑" w:hAnsi="微软雅黑" w:eastAsia="微软雅黑" w:cs="微软雅黑"/>
                 <w:sz w:val="18"/>
                 <w:szCs w:val="21"/>
-              </w:rPr>
-            </w:pPr>
-            <w:r>
-              <w:rPr>
-                <w:rFonts w:hint="eastAsia" w:ascii="微软雅黑" w:hAnsi="微软雅黑" w:eastAsia="微软雅黑" w:cs="微软雅黑"/>
-                <w:sz w:val="18"/>
-                <w:szCs w:val="21"/>
-              </w:rPr>
-              <w:t>{{ ai.first }}</w:t>
+                <w:lang w:eastAsia="zh-CN"/>
+              </w:rPr>
+            </w:pPr>
+            <w:r>
+              <w:rPr>
+                <w:rFonts w:hint="eastAsia" w:ascii="微软雅黑" w:hAnsi="微软雅黑" w:eastAsia="微软雅黑" w:cs="微软雅黑"/>
+                <w:sz w:val="18"/>
+                <w:szCs w:val="21"/>
+                <w:lang w:eastAsia="zh-CN"/>
+              </w:rPr>
+              <w:t>{{</w:t>
+            </w:r>
+            <w:r>
+              <w:rPr>
+                <w:rFonts w:hint="eastAsia" w:ascii="微软雅黑" w:hAnsi="微软雅黑" w:eastAsia="微软雅黑" w:cs="微软雅黑"/>
+                <w:sz w:val="18"/>
+                <w:szCs w:val="21"/>
+              </w:rPr>
+              <w:t>ai.major</w:t>
+            </w:r>
+            <w:r>
+              <w:rPr>
+                <w:rFonts w:hint="eastAsia" w:ascii="微软雅黑" w:hAnsi="微软雅黑" w:eastAsia="微软雅黑" w:cs="微软雅黑"/>
+                <w:sz w:val="18"/>
+                <w:szCs w:val="21"/>
+                <w:lang w:eastAsia="zh-CN"/>
+              </w:rPr>
+              <w:t>}}</w:t>
             </w:r>
           </w:p>
         </w:tc>
@@ -18795,7 +19701,7 @@
                 <w:sz w:val="18"/>
                 <w:szCs w:val="21"/>
               </w:rPr>
-              <w:t>EmploymentStatus</w:t>
+              <w:t>EntryDate</w:t>
             </w:r>
           </w:p>
         </w:tc>
@@ -18825,7 +19731,7 @@
                 <w:sz w:val="18"/>
                 <w:szCs w:val="21"/>
               </w:rPr>
-              <w:t>status</w:t>
+              <w:t>entry</w:t>
             </w:r>
           </w:p>
         </w:tc>
@@ -18855,7 +19761,7 @@
                 <w:sz w:val="18"/>
                 <w:szCs w:val="21"/>
               </w:rPr>
-              <w:t>在职状态</w:t>
+              <w:t>入职日期</w:t>
             </w:r>
           </w:p>
         </w:tc>
@@ -18899,7 +19805,7 @@
                   </w14:solidFill>
                 </w14:textFill>
               </w:rPr>
-              <w:t>AdditionInfo.EmploymentStatus</w:t>
+              <w:t>AdditionInfo.EntryDate</w:t>
             </w:r>
           </w:p>
         </w:tc>
@@ -18943,7 +19849,7 @@
                   </w14:solidFill>
                 </w14:textFill>
               </w:rPr>
-              <w:t>ai.status</w:t>
+              <w:t>ai.entry</w:t>
             </w:r>
           </w:p>
         </w:tc>
@@ -18965,15 +19871,34 @@
                 <w:rFonts w:hint="eastAsia" w:ascii="微软雅黑" w:hAnsi="微软雅黑" w:eastAsia="微软雅黑" w:cs="微软雅黑"/>
                 <w:sz w:val="18"/>
                 <w:szCs w:val="21"/>
-              </w:rPr>
-            </w:pPr>
-            <w:r>
-              <w:rPr>
-                <w:rFonts w:hint="eastAsia" w:ascii="微软雅黑" w:hAnsi="微软雅黑" w:eastAsia="微软雅黑" w:cs="微软雅黑"/>
-                <w:sz w:val="18"/>
-                <w:szCs w:val="21"/>
-              </w:rPr>
-              <w:t>{{ ai.status }}</w:t>
+                <w:lang w:eastAsia="zh-CN"/>
+              </w:rPr>
+            </w:pPr>
+            <w:r>
+              <w:rPr>
+                <w:rFonts w:hint="eastAsia" w:ascii="微软雅黑" w:hAnsi="微软雅黑" w:eastAsia="微软雅黑" w:cs="微软雅黑"/>
+                <w:sz w:val="18"/>
+                <w:szCs w:val="21"/>
+                <w:lang w:eastAsia="zh-CN"/>
+              </w:rPr>
+              <w:t>{{</w:t>
+            </w:r>
+            <w:r>
+              <w:rPr>
+                <w:rFonts w:hint="eastAsia" w:ascii="微软雅黑" w:hAnsi="微软雅黑" w:eastAsia="微软雅黑" w:cs="微软雅黑"/>
+                <w:sz w:val="18"/>
+                <w:szCs w:val="21"/>
+              </w:rPr>
+              <w:t>ai.entry</w:t>
+            </w:r>
+            <w:r>
+              <w:rPr>
+                <w:rFonts w:hint="eastAsia" w:ascii="微软雅黑" w:hAnsi="微软雅黑" w:eastAsia="微软雅黑" w:cs="微软雅黑"/>
+                <w:sz w:val="18"/>
+                <w:szCs w:val="21"/>
+                <w:lang w:eastAsia="zh-CN"/>
+              </w:rPr>
+              <w:t>}}</w:t>
             </w:r>
           </w:p>
         </w:tc>
@@ -19017,7 +19942,7 @@
                 <w:sz w:val="18"/>
                 <w:szCs w:val="21"/>
               </w:rPr>
-              <w:t>Position</w:t>
+              <w:t>FirstEntryDate</w:t>
             </w:r>
           </w:p>
         </w:tc>
@@ -19047,7 +19972,7 @@
                 <w:sz w:val="18"/>
                 <w:szCs w:val="21"/>
               </w:rPr>
-              <w:t>pos</w:t>
+              <w:t>first</w:t>
             </w:r>
           </w:p>
         </w:tc>
@@ -19077,7 +20002,7 @@
                 <w:sz w:val="18"/>
                 <w:szCs w:val="21"/>
               </w:rPr>
-              <w:t>职位</w:t>
+              <w:t>首次入职日期</w:t>
             </w:r>
           </w:p>
         </w:tc>
@@ -19121,7 +20046,7 @@
                   </w14:solidFill>
                 </w14:textFill>
               </w:rPr>
-              <w:t>AdditionInfo.Position</w:t>
+              <w:t>AdditionInfo.FirstEntryDate</w:t>
             </w:r>
           </w:p>
         </w:tc>
@@ -19165,6 +20090,488 @@
                   </w14:solidFill>
                 </w14:textFill>
               </w:rPr>
+              <w:t>ai.first</w:t>
+            </w:r>
+          </w:p>
+        </w:tc>
+        <w:tc>
+          <w:tcPr>
+            <w:tcW w:w="1461" w:type="dxa"/>
+            <w:tcMar>
+              <w:left w:w="108" w:type="dxa"/>
+              <w:right w:w="108" w:type="dxa"/>
+            </w:tcMar>
+            <w:vAlign w:val="center"/>
+          </w:tcPr>
+          <w:p>
+            <w:pPr>
+              <w:snapToGrid w:val="0"/>
+              <w:ind w:left="0" w:leftChars="0" w:right="0" w:rightChars="0" w:firstLine="0" w:firstLineChars="0"/>
+              <w:jc w:val="left"/>
+              <w:rPr>
+                <w:rFonts w:hint="eastAsia" w:ascii="微软雅黑" w:hAnsi="微软雅黑" w:eastAsia="微软雅黑" w:cs="微软雅黑"/>
+                <w:sz w:val="18"/>
+                <w:szCs w:val="21"/>
+                <w:lang w:eastAsia="zh-CN"/>
+              </w:rPr>
+            </w:pPr>
+            <w:r>
+              <w:rPr>
+                <w:rFonts w:hint="eastAsia" w:ascii="微软雅黑" w:hAnsi="微软雅黑" w:eastAsia="微软雅黑" w:cs="微软雅黑"/>
+                <w:sz w:val="18"/>
+                <w:szCs w:val="21"/>
+                <w:lang w:eastAsia="zh-CN"/>
+              </w:rPr>
+              <w:t>{{</w:t>
+            </w:r>
+            <w:r>
+              <w:rPr>
+                <w:rFonts w:hint="eastAsia" w:ascii="微软雅黑" w:hAnsi="微软雅黑" w:eastAsia="微软雅黑" w:cs="微软雅黑"/>
+                <w:sz w:val="18"/>
+                <w:szCs w:val="21"/>
+              </w:rPr>
+              <w:t>ai.first</w:t>
+            </w:r>
+            <w:r>
+              <w:rPr>
+                <w:rFonts w:hint="eastAsia" w:ascii="微软雅黑" w:hAnsi="微软雅黑" w:eastAsia="微软雅黑" w:cs="微软雅黑"/>
+                <w:sz w:val="18"/>
+                <w:szCs w:val="21"/>
+                <w:lang w:eastAsia="zh-CN"/>
+              </w:rPr>
+              <w:t>}}</w:t>
+            </w:r>
+          </w:p>
+        </w:tc>
+      </w:tr>
+      <w:tr>
+        <w:tblPrEx>
+          <w:tblCellMar>
+            <w:top w:w="0" w:type="dxa"/>
+            <w:left w:w="0" w:type="dxa"/>
+            <w:bottom w:w="0" w:type="dxa"/>
+            <w:right w:w="0" w:type="dxa"/>
+          </w:tblCellMar>
+        </w:tblPrEx>
+        <w:trPr>
+          <w:trHeight w:val="0" w:hRule="atLeast"/>
+          <w:jc w:val="center"/>
+        </w:trPr>
+        <w:tc>
+          <w:tcPr>
+            <w:tcW w:w="1640" w:type="dxa"/>
+            <w:tcMar>
+              <w:left w:w="108" w:type="dxa"/>
+              <w:right w:w="108" w:type="dxa"/>
+            </w:tcMar>
+            <w:vAlign w:val="center"/>
+          </w:tcPr>
+          <w:p>
+            <w:pPr>
+              <w:snapToGrid w:val="0"/>
+              <w:ind w:left="0" w:leftChars="0" w:right="0" w:rightChars="0" w:firstLine="0" w:firstLineChars="0"/>
+              <w:jc w:val="left"/>
+              <w:rPr>
+                <w:rFonts w:hint="eastAsia" w:ascii="微软雅黑" w:hAnsi="微软雅黑" w:eastAsia="微软雅黑" w:cs="微软雅黑"/>
+                <w:sz w:val="18"/>
+                <w:szCs w:val="21"/>
+              </w:rPr>
+            </w:pPr>
+            <w:r>
+              <w:rPr>
+                <w:rFonts w:hint="eastAsia" w:ascii="微软雅黑" w:hAnsi="微软雅黑" w:eastAsia="微软雅黑" w:cs="微软雅黑"/>
+                <w:sz w:val="18"/>
+                <w:szCs w:val="21"/>
+              </w:rPr>
+              <w:t>EmploymentStatus</w:t>
+            </w:r>
+          </w:p>
+        </w:tc>
+        <w:tc>
+          <w:tcPr>
+            <w:tcW w:w="734" w:type="dxa"/>
+            <w:tcMar>
+              <w:left w:w="108" w:type="dxa"/>
+              <w:right w:w="108" w:type="dxa"/>
+            </w:tcMar>
+            <w:vAlign w:val="center"/>
+          </w:tcPr>
+          <w:p>
+            <w:pPr>
+              <w:snapToGrid w:val="0"/>
+              <w:ind w:left="0" w:leftChars="0" w:right="0" w:rightChars="0" w:firstLine="0" w:firstLineChars="0"/>
+              <w:jc w:val="left"/>
+              <w:rPr>
+                <w:rFonts w:hint="eastAsia" w:ascii="微软雅黑" w:hAnsi="微软雅黑" w:eastAsia="微软雅黑" w:cs="微软雅黑"/>
+                <w:sz w:val="18"/>
+                <w:szCs w:val="21"/>
+              </w:rPr>
+            </w:pPr>
+            <w:r>
+              <w:rPr>
+                <w:rFonts w:hint="eastAsia" w:ascii="微软雅黑" w:hAnsi="微软雅黑" w:eastAsia="微软雅黑" w:cs="微软雅黑"/>
+                <w:sz w:val="18"/>
+                <w:szCs w:val="21"/>
+              </w:rPr>
+              <w:t>status</w:t>
+            </w:r>
+          </w:p>
+        </w:tc>
+        <w:tc>
+          <w:tcPr>
+            <w:tcW w:w="840" w:type="dxa"/>
+            <w:tcMar>
+              <w:left w:w="108" w:type="dxa"/>
+              <w:right w:w="108" w:type="dxa"/>
+            </w:tcMar>
+            <w:vAlign w:val="center"/>
+          </w:tcPr>
+          <w:p>
+            <w:pPr>
+              <w:snapToGrid w:val="0"/>
+              <w:ind w:left="0" w:leftChars="0" w:right="0" w:rightChars="0" w:firstLine="0" w:firstLineChars="0"/>
+              <w:jc w:val="left"/>
+              <w:rPr>
+                <w:rFonts w:hint="eastAsia" w:ascii="微软雅黑" w:hAnsi="微软雅黑" w:eastAsia="微软雅黑" w:cs="微软雅黑"/>
+                <w:sz w:val="18"/>
+                <w:szCs w:val="21"/>
+              </w:rPr>
+            </w:pPr>
+            <w:r>
+              <w:rPr>
+                <w:rFonts w:hint="eastAsia" w:ascii="微软雅黑" w:hAnsi="微软雅黑" w:eastAsia="微软雅黑" w:cs="微软雅黑"/>
+                <w:sz w:val="18"/>
+                <w:szCs w:val="21"/>
+              </w:rPr>
+              <w:t>在职状态</w:t>
+            </w:r>
+          </w:p>
+        </w:tc>
+        <w:tc>
+          <w:tcPr>
+            <w:tcW w:w="2988" w:type="dxa"/>
+            <w:shd w:val="clear" w:color="auto" w:fill="175F59" w:themeFill="accent5" w:themeFillShade="7F"/>
+            <w:tcMar>
+              <w:left w:w="108" w:type="dxa"/>
+              <w:right w:w="108" w:type="dxa"/>
+            </w:tcMar>
+            <w:vAlign w:val="center"/>
+          </w:tcPr>
+          <w:p>
+            <w:pPr>
+              <w:snapToGrid w:val="0"/>
+              <w:ind w:left="0" w:leftChars="0" w:right="0" w:rightChars="0" w:firstLine="0" w:firstLineChars="0"/>
+              <w:jc w:val="left"/>
+              <w:rPr>
+                <w:rFonts w:hint="eastAsia" w:ascii="微软雅黑" w:hAnsi="微软雅黑" w:eastAsia="微软雅黑" w:cs="微软雅黑"/>
+                <w:color w:val="FFFFFF" w:themeColor="background1"/>
+                <w:sz w:val="18"/>
+                <w:szCs w:val="21"/>
+                <w:lang w:eastAsia="zh-CN"/>
+                <w14:textFill>
+                  <w14:solidFill>
+                    <w14:schemeClr w14:val="bg1"/>
+                  </w14:solidFill>
+                </w14:textFill>
+              </w:rPr>
+            </w:pPr>
+            <w:r>
+              <w:rPr>
+                <w:rFonts w:hint="eastAsia" w:ascii="微软雅黑" w:hAnsi="微软雅黑" w:eastAsia="微软雅黑" w:cs="微软雅黑"/>
+                <w:color w:val="FFFFFF" w:themeColor="background1"/>
+                <w:sz w:val="18"/>
+                <w:szCs w:val="21"/>
+                <w14:textFill>
+                  <w14:solidFill>
+                    <w14:schemeClr w14:val="bg1"/>
+                  </w14:solidFill>
+                </w14:textFill>
+              </w:rPr>
+              <w:t>AdditionInfo.EmploymentStatus</w:t>
+            </w:r>
+          </w:p>
+        </w:tc>
+        <w:tc>
+          <w:tcPr>
+            <w:tcW w:w="1116" w:type="dxa"/>
+            <w:shd w:val="clear" w:color="auto" w:fill="175F59" w:themeFill="accent5" w:themeFillShade="7F"/>
+            <w:tcMar>
+              <w:left w:w="108" w:type="dxa"/>
+              <w:right w:w="108" w:type="dxa"/>
+            </w:tcMar>
+            <w:vAlign w:val="center"/>
+          </w:tcPr>
+          <w:p>
+            <w:pPr>
+              <w:snapToGrid w:val="0"/>
+              <w:ind w:left="0" w:leftChars="0" w:right="0" w:rightChars="0" w:firstLine="0" w:firstLineChars="0"/>
+              <w:jc w:val="left"/>
+              <w:rPr>
+                <w:rFonts w:hint="eastAsia" w:ascii="微软雅黑" w:hAnsi="微软雅黑" w:eastAsia="微软雅黑" w:cs="微软雅黑"/>
+                <w:color w:val="FFFFFF" w:themeColor="background1"/>
+                <w:sz w:val="18"/>
+                <w:szCs w:val="21"/>
+                <w:lang w:eastAsia="zh-CN"/>
+                <w14:textFill>
+                  <w14:solidFill>
+                    <w14:schemeClr w14:val="bg1"/>
+                  </w14:solidFill>
+                </w14:textFill>
+              </w:rPr>
+            </w:pPr>
+            <w:r>
+              <w:rPr>
+                <w:rFonts w:hint="eastAsia" w:ascii="微软雅黑" w:hAnsi="微软雅黑" w:eastAsia="微软雅黑" w:cs="微软雅黑"/>
+                <w:color w:val="FFFFFF" w:themeColor="background1"/>
+                <w:sz w:val="18"/>
+                <w:szCs w:val="21"/>
+                <w14:textFill>
+                  <w14:solidFill>
+                    <w14:schemeClr w14:val="bg1"/>
+                  </w14:solidFill>
+                </w14:textFill>
+              </w:rPr>
+              <w:t>ai.status</w:t>
+            </w:r>
+          </w:p>
+        </w:tc>
+        <w:tc>
+          <w:tcPr>
+            <w:tcW w:w="1461" w:type="dxa"/>
+            <w:tcMar>
+              <w:left w:w="108" w:type="dxa"/>
+              <w:right w:w="108" w:type="dxa"/>
+            </w:tcMar>
+            <w:vAlign w:val="center"/>
+          </w:tcPr>
+          <w:p>
+            <w:pPr>
+              <w:snapToGrid w:val="0"/>
+              <w:ind w:left="0" w:leftChars="0" w:right="0" w:rightChars="0" w:firstLine="0" w:firstLineChars="0"/>
+              <w:jc w:val="left"/>
+              <w:rPr>
+                <w:rFonts w:hint="eastAsia" w:ascii="微软雅黑" w:hAnsi="微软雅黑" w:eastAsia="微软雅黑" w:cs="微软雅黑"/>
+                <w:sz w:val="18"/>
+                <w:szCs w:val="21"/>
+                <w:lang w:eastAsia="zh-CN"/>
+              </w:rPr>
+            </w:pPr>
+            <w:r>
+              <w:rPr>
+                <w:rFonts w:hint="eastAsia" w:ascii="微软雅黑" w:hAnsi="微软雅黑" w:eastAsia="微软雅黑" w:cs="微软雅黑"/>
+                <w:sz w:val="18"/>
+                <w:szCs w:val="21"/>
+                <w:lang w:eastAsia="zh-CN"/>
+              </w:rPr>
+              <w:t>{{</w:t>
+            </w:r>
+            <w:r>
+              <w:rPr>
+                <w:rFonts w:hint="eastAsia" w:ascii="微软雅黑" w:hAnsi="微软雅黑" w:eastAsia="微软雅黑" w:cs="微软雅黑"/>
+                <w:sz w:val="18"/>
+                <w:szCs w:val="21"/>
+              </w:rPr>
+              <w:t>ai.status</w:t>
+            </w:r>
+            <w:r>
+              <w:rPr>
+                <w:rFonts w:hint="eastAsia" w:ascii="微软雅黑" w:hAnsi="微软雅黑" w:eastAsia="微软雅黑" w:cs="微软雅黑"/>
+                <w:sz w:val="18"/>
+                <w:szCs w:val="21"/>
+                <w:lang w:eastAsia="zh-CN"/>
+              </w:rPr>
+              <w:t>}}</w:t>
+            </w:r>
+          </w:p>
+        </w:tc>
+      </w:tr>
+      <w:tr>
+        <w:tblPrEx>
+          <w:tblCellMar>
+            <w:top w:w="0" w:type="dxa"/>
+            <w:left w:w="0" w:type="dxa"/>
+            <w:bottom w:w="0" w:type="dxa"/>
+            <w:right w:w="0" w:type="dxa"/>
+          </w:tblCellMar>
+        </w:tblPrEx>
+        <w:trPr>
+          <w:trHeight w:val="0" w:hRule="atLeast"/>
+          <w:jc w:val="center"/>
+        </w:trPr>
+        <w:tc>
+          <w:tcPr>
+            <w:tcW w:w="1640" w:type="dxa"/>
+            <w:tcMar>
+              <w:left w:w="108" w:type="dxa"/>
+              <w:right w:w="108" w:type="dxa"/>
+            </w:tcMar>
+            <w:vAlign w:val="center"/>
+          </w:tcPr>
+          <w:p>
+            <w:pPr>
+              <w:snapToGrid w:val="0"/>
+              <w:ind w:left="0" w:leftChars="0" w:right="0" w:rightChars="0" w:firstLine="0" w:firstLineChars="0"/>
+              <w:jc w:val="left"/>
+              <w:rPr>
+                <w:rFonts w:hint="eastAsia" w:ascii="微软雅黑" w:hAnsi="微软雅黑" w:eastAsia="微软雅黑" w:cs="微软雅黑"/>
+                <w:sz w:val="18"/>
+                <w:szCs w:val="21"/>
+              </w:rPr>
+            </w:pPr>
+            <w:r>
+              <w:rPr>
+                <w:rFonts w:hint="eastAsia" w:ascii="微软雅黑" w:hAnsi="微软雅黑" w:eastAsia="微软雅黑" w:cs="微软雅黑"/>
+                <w:sz w:val="18"/>
+                <w:szCs w:val="21"/>
+              </w:rPr>
+              <w:t>Position</w:t>
+            </w:r>
+          </w:p>
+        </w:tc>
+        <w:tc>
+          <w:tcPr>
+            <w:tcW w:w="734" w:type="dxa"/>
+            <w:tcMar>
+              <w:left w:w="108" w:type="dxa"/>
+              <w:right w:w="108" w:type="dxa"/>
+            </w:tcMar>
+            <w:vAlign w:val="center"/>
+          </w:tcPr>
+          <w:p>
+            <w:pPr>
+              <w:snapToGrid w:val="0"/>
+              <w:ind w:left="0" w:leftChars="0" w:right="0" w:rightChars="0" w:firstLine="0" w:firstLineChars="0"/>
+              <w:jc w:val="left"/>
+              <w:rPr>
+                <w:rFonts w:hint="eastAsia" w:ascii="微软雅黑" w:hAnsi="微软雅黑" w:eastAsia="微软雅黑" w:cs="微软雅黑"/>
+                <w:sz w:val="18"/>
+                <w:szCs w:val="21"/>
+              </w:rPr>
+            </w:pPr>
+            <w:r>
+              <w:rPr>
+                <w:rFonts w:hint="eastAsia" w:ascii="微软雅黑" w:hAnsi="微软雅黑" w:eastAsia="微软雅黑" w:cs="微软雅黑"/>
+                <w:sz w:val="18"/>
+                <w:szCs w:val="21"/>
+              </w:rPr>
+              <w:t>pos</w:t>
+            </w:r>
+          </w:p>
+        </w:tc>
+        <w:tc>
+          <w:tcPr>
+            <w:tcW w:w="840" w:type="dxa"/>
+            <w:tcMar>
+              <w:left w:w="108" w:type="dxa"/>
+              <w:right w:w="108" w:type="dxa"/>
+            </w:tcMar>
+            <w:vAlign w:val="center"/>
+          </w:tcPr>
+          <w:p>
+            <w:pPr>
+              <w:snapToGrid w:val="0"/>
+              <w:ind w:left="0" w:leftChars="0" w:right="0" w:rightChars="0" w:firstLine="0" w:firstLineChars="0"/>
+              <w:jc w:val="left"/>
+              <w:rPr>
+                <w:rFonts w:hint="eastAsia" w:ascii="微软雅黑" w:hAnsi="微软雅黑" w:eastAsia="微软雅黑" w:cs="微软雅黑"/>
+                <w:sz w:val="18"/>
+                <w:szCs w:val="21"/>
+              </w:rPr>
+            </w:pPr>
+            <w:r>
+              <w:rPr>
+                <w:rFonts w:hint="eastAsia" w:ascii="微软雅黑" w:hAnsi="微软雅黑" w:eastAsia="微软雅黑" w:cs="微软雅黑"/>
+                <w:sz w:val="18"/>
+                <w:szCs w:val="21"/>
+              </w:rPr>
+              <w:t>职位</w:t>
+            </w:r>
+          </w:p>
+        </w:tc>
+        <w:tc>
+          <w:tcPr>
+            <w:tcW w:w="2988" w:type="dxa"/>
+            <w:shd w:val="clear" w:color="auto" w:fill="175F59" w:themeFill="accent5" w:themeFillShade="7F"/>
+            <w:tcMar>
+              <w:left w:w="108" w:type="dxa"/>
+              <w:right w:w="108" w:type="dxa"/>
+            </w:tcMar>
+            <w:vAlign w:val="center"/>
+          </w:tcPr>
+          <w:p>
+            <w:pPr>
+              <w:snapToGrid w:val="0"/>
+              <w:ind w:left="0" w:leftChars="0" w:right="0" w:rightChars="0" w:firstLine="0" w:firstLineChars="0"/>
+              <w:jc w:val="left"/>
+              <w:rPr>
+                <w:rFonts w:hint="eastAsia" w:ascii="微软雅黑" w:hAnsi="微软雅黑" w:eastAsia="微软雅黑" w:cs="微软雅黑"/>
+                <w:color w:val="FFFFFF" w:themeColor="background1"/>
+                <w:sz w:val="18"/>
+                <w:szCs w:val="21"/>
+                <w:lang w:eastAsia="zh-CN"/>
+                <w14:textFill>
+                  <w14:solidFill>
+                    <w14:schemeClr w14:val="bg1"/>
+                  </w14:solidFill>
+                </w14:textFill>
+              </w:rPr>
+            </w:pPr>
+            <w:r>
+              <w:rPr>
+                <w:rFonts w:hint="eastAsia" w:ascii="微软雅黑" w:hAnsi="微软雅黑" w:eastAsia="微软雅黑" w:cs="微软雅黑"/>
+                <w:color w:val="FFFFFF" w:themeColor="background1"/>
+                <w:sz w:val="18"/>
+                <w:szCs w:val="21"/>
+                <w14:textFill>
+                  <w14:solidFill>
+                    <w14:schemeClr w14:val="bg1"/>
+                  </w14:solidFill>
+                </w14:textFill>
+              </w:rPr>
+              <w:t>AdditionInfo.Position</w:t>
+            </w:r>
+          </w:p>
+        </w:tc>
+        <w:tc>
+          <w:tcPr>
+            <w:tcW w:w="1116" w:type="dxa"/>
+            <w:shd w:val="clear" w:color="auto" w:fill="175F59" w:themeFill="accent5" w:themeFillShade="7F"/>
+            <w:tcMar>
+              <w:left w:w="108" w:type="dxa"/>
+              <w:right w:w="108" w:type="dxa"/>
+            </w:tcMar>
+            <w:vAlign w:val="center"/>
+          </w:tcPr>
+          <w:p>
+            <w:pPr>
+              <w:snapToGrid w:val="0"/>
+              <w:ind w:left="0" w:leftChars="0" w:right="0" w:rightChars="0" w:firstLine="0" w:firstLineChars="0"/>
+              <w:jc w:val="left"/>
+              <w:rPr>
+                <w:rFonts w:hint="eastAsia" w:ascii="微软雅黑" w:hAnsi="微软雅黑" w:eastAsia="微软雅黑" w:cs="微软雅黑"/>
+                <w:color w:val="FFFFFF" w:themeColor="background1"/>
+                <w:sz w:val="18"/>
+                <w:szCs w:val="21"/>
+                <w:lang w:eastAsia="zh-CN"/>
+                <w14:textFill>
+                  <w14:solidFill>
+                    <w14:schemeClr w14:val="bg1"/>
+                  </w14:solidFill>
+                </w14:textFill>
+              </w:rPr>
+            </w:pPr>
+            <w:r>
+              <w:rPr>
+                <w:rFonts w:hint="eastAsia" w:ascii="微软雅黑" w:hAnsi="微软雅黑" w:eastAsia="微软雅黑" w:cs="微软雅黑"/>
+                <w:color w:val="FFFFFF" w:themeColor="background1"/>
+                <w:sz w:val="18"/>
+                <w:szCs w:val="21"/>
+                <w14:textFill>
+                  <w14:solidFill>
+                    <w14:schemeClr w14:val="bg1"/>
+                  </w14:solidFill>
+                </w14:textFill>
+              </w:rPr>
               <w:t>ai.pos</w:t>
             </w:r>
           </w:p>
@@ -19187,15 +20594,34 @@
                 <w:rFonts w:hint="eastAsia" w:ascii="微软雅黑" w:hAnsi="微软雅黑" w:eastAsia="微软雅黑" w:cs="微软雅黑"/>
                 <w:sz w:val="18"/>
                 <w:szCs w:val="21"/>
-              </w:rPr>
-            </w:pPr>
-            <w:r>
-              <w:rPr>
-                <w:rFonts w:hint="eastAsia" w:ascii="微软雅黑" w:hAnsi="微软雅黑" w:eastAsia="微软雅黑" w:cs="微软雅黑"/>
-                <w:sz w:val="18"/>
-                <w:szCs w:val="21"/>
-              </w:rPr>
-              <w:t>{{ ai.pos }}</w:t>
+                <w:lang w:eastAsia="zh-CN"/>
+              </w:rPr>
+            </w:pPr>
+            <w:r>
+              <w:rPr>
+                <w:rFonts w:hint="eastAsia" w:ascii="微软雅黑" w:hAnsi="微软雅黑" w:eastAsia="微软雅黑" w:cs="微软雅黑"/>
+                <w:sz w:val="18"/>
+                <w:szCs w:val="21"/>
+                <w:lang w:eastAsia="zh-CN"/>
+              </w:rPr>
+              <w:t>{{</w:t>
+            </w:r>
+            <w:r>
+              <w:rPr>
+                <w:rFonts w:hint="eastAsia" w:ascii="微软雅黑" w:hAnsi="微软雅黑" w:eastAsia="微软雅黑" w:cs="微软雅黑"/>
+                <w:sz w:val="18"/>
+                <w:szCs w:val="21"/>
+              </w:rPr>
+              <w:t>ai.pos</w:t>
+            </w:r>
+            <w:r>
+              <w:rPr>
+                <w:rFonts w:hint="eastAsia" w:ascii="微软雅黑" w:hAnsi="微软雅黑" w:eastAsia="微软雅黑" w:cs="微软雅黑"/>
+                <w:sz w:val="18"/>
+                <w:szCs w:val="21"/>
+                <w:lang w:eastAsia="zh-CN"/>
+              </w:rPr>
+              <w:t>}}</w:t>
             </w:r>
           </w:p>
         </w:tc>
@@ -19246,10 +20672,10 @@
       <w:tblGrid>
         <w:gridCol w:w="1486"/>
         <w:gridCol w:w="819"/>
-        <w:gridCol w:w="963"/>
-        <w:gridCol w:w="2695"/>
-        <w:gridCol w:w="1216"/>
-        <w:gridCol w:w="1341"/>
+        <w:gridCol w:w="1023"/>
+        <w:gridCol w:w="2718"/>
+        <w:gridCol w:w="1239"/>
+        <w:gridCol w:w="1235"/>
       </w:tblGrid>
       <w:tr>
         <w:tblPrEx>
@@ -19689,15 +21115,34 @@
                 <w:rFonts w:hint="eastAsia" w:ascii="微软雅黑" w:hAnsi="微软雅黑" w:eastAsia="微软雅黑" w:cs="微软雅黑"/>
                 <w:sz w:val="18"/>
                 <w:szCs w:val="21"/>
-              </w:rPr>
-            </w:pPr>
-            <w:r>
-              <w:rPr>
-                <w:rFonts w:hint="eastAsia" w:ascii="微软雅黑" w:hAnsi="微软雅黑" w:eastAsia="微软雅黑" w:cs="微软雅黑"/>
-                <w:sz w:val="18"/>
-                <w:szCs w:val="21"/>
-              </w:rPr>
-              <w:t>{{ si.degree }}</w:t>
+                <w:lang w:eastAsia="zh-CN"/>
+              </w:rPr>
+            </w:pPr>
+            <w:r>
+              <w:rPr>
+                <w:rFonts w:hint="eastAsia" w:ascii="微软雅黑" w:hAnsi="微软雅黑" w:eastAsia="微软雅黑" w:cs="微软雅黑"/>
+                <w:sz w:val="18"/>
+                <w:szCs w:val="21"/>
+                <w:lang w:eastAsia="zh-CN"/>
+              </w:rPr>
+              <w:t>{{</w:t>
+            </w:r>
+            <w:r>
+              <w:rPr>
+                <w:rFonts w:hint="eastAsia" w:ascii="微软雅黑" w:hAnsi="微软雅黑" w:eastAsia="微软雅黑" w:cs="微软雅黑"/>
+                <w:sz w:val="18"/>
+                <w:szCs w:val="21"/>
+              </w:rPr>
+              <w:t>si.degree</w:t>
+            </w:r>
+            <w:r>
+              <w:rPr>
+                <w:rFonts w:hint="eastAsia" w:ascii="微软雅黑" w:hAnsi="微软雅黑" w:eastAsia="微软雅黑" w:cs="微软雅黑"/>
+                <w:sz w:val="18"/>
+                <w:szCs w:val="21"/>
+                <w:lang w:eastAsia="zh-CN"/>
+              </w:rPr>
+              <w:t>}}</w:t>
             </w:r>
           </w:p>
         </w:tc>
@@ -19911,15 +21356,34 @@
                 <w:rFonts w:hint="eastAsia" w:ascii="微软雅黑" w:hAnsi="微软雅黑" w:eastAsia="微软雅黑" w:cs="微软雅黑"/>
                 <w:sz w:val="18"/>
                 <w:szCs w:val="21"/>
-              </w:rPr>
-            </w:pPr>
-            <w:r>
-              <w:rPr>
-                <w:rFonts w:hint="eastAsia" w:ascii="微软雅黑" w:hAnsi="微软雅黑" w:eastAsia="微软雅黑" w:cs="微软雅黑"/>
-                <w:sz w:val="18"/>
-                <w:szCs w:val="21"/>
-              </w:rPr>
-              <w:t>{{ si.workdt }}</w:t>
+                <w:lang w:eastAsia="zh-CN"/>
+              </w:rPr>
+            </w:pPr>
+            <w:r>
+              <w:rPr>
+                <w:rFonts w:hint="eastAsia" w:ascii="微软雅黑" w:hAnsi="微软雅黑" w:eastAsia="微软雅黑" w:cs="微软雅黑"/>
+                <w:sz w:val="18"/>
+                <w:szCs w:val="21"/>
+                <w:lang w:eastAsia="zh-CN"/>
+              </w:rPr>
+              <w:t>{{</w:t>
+            </w:r>
+            <w:r>
+              <w:rPr>
+                <w:rFonts w:hint="eastAsia" w:ascii="微软雅黑" w:hAnsi="微软雅黑" w:eastAsia="微软雅黑" w:cs="微软雅黑"/>
+                <w:sz w:val="18"/>
+                <w:szCs w:val="21"/>
+              </w:rPr>
+              <w:t>si.workdt</w:t>
+            </w:r>
+            <w:r>
+              <w:rPr>
+                <w:rFonts w:hint="eastAsia" w:ascii="微软雅黑" w:hAnsi="微软雅黑" w:eastAsia="微软雅黑" w:cs="微软雅黑"/>
+                <w:sz w:val="18"/>
+                <w:szCs w:val="21"/>
+                <w:lang w:eastAsia="zh-CN"/>
+              </w:rPr>
+              <w:t>}}</w:t>
             </w:r>
           </w:p>
         </w:tc>
@@ -20288,15 +21752,42 @@
           <w:rFonts w:hint="eastAsia" w:ascii="微软雅黑" w:hAnsi="微软雅黑" w:eastAsia="微软雅黑" w:cs="微软雅黑"/>
           <w:sz w:val="18"/>
           <w:szCs w:val="21"/>
-        </w:rPr>
-      </w:pPr>
-      <w:r>
-        <w:rPr>
-          <w:rFonts w:hint="eastAsia" w:ascii="微软雅黑" w:hAnsi="微软雅黑" w:eastAsia="微软雅黑" w:cs="微软雅黑"/>
-          <w:sz w:val="18"/>
-          <w:szCs w:val="21"/>
-        </w:rPr>
-        <w:t>学位：{{ SpecialInfo.Degree }}</w:t>
+          <w:lang w:eastAsia="zh-CN"/>
+        </w:rPr>
+      </w:pPr>
+      <w:r>
+        <w:rPr>
+          <w:rFonts w:hint="eastAsia" w:ascii="微软雅黑" w:hAnsi="微软雅黑" w:eastAsia="微软雅黑" w:cs="微软雅黑"/>
+          <w:sz w:val="18"/>
+          <w:szCs w:val="21"/>
+        </w:rPr>
+        <w:t>学位：</w:t>
+      </w:r>
+      <w:r>
+        <w:rPr>
+          <w:rFonts w:hint="eastAsia" w:ascii="微软雅黑" w:hAnsi="微软雅黑" w:eastAsia="微软雅黑" w:cs="微软雅黑"/>
+          <w:sz w:val="18"/>
+          <w:szCs w:val="21"/>
+          <w:lang w:eastAsia="zh-CN"/>
+        </w:rPr>
+        <w:t>{{</w:t>
+      </w:r>
+      <w:r>
+        <w:rPr>
+          <w:rFonts w:hint="eastAsia" w:ascii="微软雅黑" w:hAnsi="微软雅黑" w:eastAsia="微软雅黑" w:cs="微软雅黑"/>
+          <w:sz w:val="18"/>
+          <w:szCs w:val="21"/>
+        </w:rPr>
+        <w:t>SpecialInfo.Degree</w:t>
+      </w:r>
+      <w:r>
+        <w:rPr>
+          <w:rFonts w:hint="eastAsia" w:ascii="微软雅黑" w:hAnsi="微软雅黑" w:eastAsia="微软雅黑" w:cs="微软雅黑"/>
+          <w:sz w:val="18"/>
+          <w:szCs w:val="21"/>
+          <w:lang w:eastAsia="zh-CN"/>
+        </w:rPr>
+        <w:t>}}</w:t>
       </w:r>
     </w:p>
     <w:p>
@@ -20322,15 +21813,42 @@
           <w:rFonts w:hint="eastAsia" w:ascii="微软雅黑" w:hAnsi="微软雅黑" w:eastAsia="微软雅黑" w:cs="微软雅黑"/>
           <w:sz w:val="18"/>
           <w:szCs w:val="21"/>
-        </w:rPr>
-      </w:pPr>
-      <w:r>
-        <w:rPr>
-          <w:rFonts w:hint="eastAsia" w:ascii="微软雅黑" w:hAnsi="微软雅黑" w:eastAsia="微软雅黑" w:cs="微软雅黑"/>
-          <w:sz w:val="18"/>
-          <w:szCs w:val="21"/>
-        </w:rPr>
-        <w:t>学位：{{ si.degree }}</w:t>
+          <w:lang w:eastAsia="zh-CN"/>
+        </w:rPr>
+      </w:pPr>
+      <w:r>
+        <w:rPr>
+          <w:rFonts w:hint="eastAsia" w:ascii="微软雅黑" w:hAnsi="微软雅黑" w:eastAsia="微软雅黑" w:cs="微软雅黑"/>
+          <w:sz w:val="18"/>
+          <w:szCs w:val="21"/>
+        </w:rPr>
+        <w:t>学位：</w:t>
+      </w:r>
+      <w:r>
+        <w:rPr>
+          <w:rFonts w:hint="eastAsia" w:ascii="微软雅黑" w:hAnsi="微软雅黑" w:eastAsia="微软雅黑" w:cs="微软雅黑"/>
+          <w:sz w:val="18"/>
+          <w:szCs w:val="21"/>
+          <w:lang w:eastAsia="zh-CN"/>
+        </w:rPr>
+        <w:t>{{</w:t>
+      </w:r>
+      <w:r>
+        <w:rPr>
+          <w:rFonts w:hint="eastAsia" w:ascii="微软雅黑" w:hAnsi="微软雅黑" w:eastAsia="微软雅黑" w:cs="微软雅黑"/>
+          <w:sz w:val="18"/>
+          <w:szCs w:val="21"/>
+        </w:rPr>
+        <w:t>si.degree</w:t>
+      </w:r>
+      <w:r>
+        <w:rPr>
+          <w:rFonts w:hint="eastAsia" w:ascii="微软雅黑" w:hAnsi="微软雅黑" w:eastAsia="微软雅黑" w:cs="微软雅黑"/>
+          <w:sz w:val="18"/>
+          <w:szCs w:val="21"/>
+          <w:lang w:eastAsia="zh-CN"/>
+        </w:rPr>
+        <w:t>}}</w:t>
       </w:r>
     </w:p>
     <w:p>
@@ -20383,8 +21901,68 @@
           <w:rFonts w:hint="eastAsia" w:ascii="微软雅黑" w:hAnsi="微软雅黑" w:eastAsia="微软雅黑" w:cs="微软雅黑"/>
           <w:sz w:val="18"/>
           <w:szCs w:val="21"/>
-        </w:rPr>
-        <w:t>{{ BasicInfo.Name }}（工号：{{ BasicInfo.EmpNo }}）</w:t>
+          <w:lang w:eastAsia="zh-CN"/>
+        </w:rPr>
+        <w:t>{{</w:t>
+      </w:r>
+      <w:r>
+        <w:rPr>
+          <w:rFonts w:hint="eastAsia" w:ascii="微软雅黑" w:hAnsi="微软雅黑" w:eastAsia="微软雅黑" w:cs="微软雅黑"/>
+          <w:sz w:val="18"/>
+          <w:szCs w:val="21"/>
+        </w:rPr>
+        <w:t>BasicInfo.Name</w:t>
+      </w:r>
+      <w:r>
+        <w:rPr>
+          <w:rFonts w:hint="eastAsia" w:ascii="微软雅黑" w:hAnsi="微软雅黑" w:eastAsia="微软雅黑" w:cs="微软雅黑"/>
+          <w:sz w:val="18"/>
+          <w:szCs w:val="21"/>
+          <w:lang w:eastAsia="zh-CN"/>
+        </w:rPr>
+        <w:t>}}</w:t>
+      </w:r>
+      <w:r>
+        <w:rPr>
+          <w:rFonts w:hint="eastAsia" w:ascii="微软雅黑" w:hAnsi="微软雅黑" w:eastAsia="微软雅黑" w:cs="微软雅黑"/>
+          <w:sz w:val="18"/>
+          <w:szCs w:val="21"/>
+        </w:rPr>
+        <w:t>（工号：</w:t>
+      </w:r>
+      <w:r>
+        <w:rPr>
+          <w:rFonts w:hint="eastAsia" w:ascii="微软雅黑" w:hAnsi="微软雅黑" w:eastAsia="微软雅黑" w:cs="微软雅黑"/>
+          <w:sz w:val="18"/>
+          <w:szCs w:val="21"/>
+          <w:lang w:eastAsia="zh-CN"/>
+        </w:rPr>
+        <w:t>{{</w:t>
+      </w:r>
+      <w:r>
+        <w:rPr>
+          <w:rFonts w:hint="eastAsia" w:ascii="微软雅黑" w:hAnsi="微软雅黑" w:eastAsia="微软雅黑" w:cs="微软雅黑"/>
+          <w:sz w:val="18"/>
+          <w:szCs w:val="21"/>
+        </w:rPr>
+        <w:t>BasicInfo.EmpNo</w:t>
+      </w:r>
+      <w:r>
+        <w:rPr>
+          <w:rFonts w:hint="eastAsia" w:ascii="微软雅黑" w:hAnsi="微软雅黑" w:eastAsia="微软雅黑" w:cs="微软雅黑"/>
+          <w:sz w:val="18"/>
+          <w:szCs w:val="21"/>
+          <w:lang w:eastAsia="zh-CN"/>
+        </w:rPr>
+        <w:t>}}</w:t>
+      </w:r>
+      <w:r>
+        <w:rPr>
+          <w:rFonts w:hint="eastAsia" w:ascii="微软雅黑" w:hAnsi="微软雅黑" w:eastAsia="微软雅黑" w:cs="微软雅黑"/>
+          <w:sz w:val="18"/>
+          <w:szCs w:val="21"/>
+        </w:rPr>
+        <w:t>）</w:t>
       </w:r>
     </w:p>
     <w:p>
@@ -20417,8 +21995,68 @@
           <w:rFonts w:hint="eastAsia" w:ascii="微软雅黑" w:hAnsi="微软雅黑" w:eastAsia="微软雅黑" w:cs="微软雅黑"/>
           <w:sz w:val="18"/>
           <w:szCs w:val="21"/>
-        </w:rPr>
-        <w:t>{{ bi.name }}（工号：{{ bi.emp }}）</w:t>
+          <w:lang w:eastAsia="zh-CN"/>
+        </w:rPr>
+        <w:t>{{</w:t>
+      </w:r>
+      <w:r>
+        <w:rPr>
+          <w:rFonts w:hint="eastAsia" w:ascii="微软雅黑" w:hAnsi="微软雅黑" w:eastAsia="微软雅黑" w:cs="微软雅黑"/>
+          <w:sz w:val="18"/>
+          <w:szCs w:val="21"/>
+        </w:rPr>
+        <w:t>bi.name</w:t>
+      </w:r>
+      <w:r>
+        <w:rPr>
+          <w:rFonts w:hint="eastAsia" w:ascii="微软雅黑" w:hAnsi="微软雅黑" w:eastAsia="微软雅黑" w:cs="微软雅黑"/>
+          <w:sz w:val="18"/>
+          <w:szCs w:val="21"/>
+          <w:lang w:eastAsia="zh-CN"/>
+        </w:rPr>
+        <w:t>}}</w:t>
+      </w:r>
+      <w:r>
+        <w:rPr>
+          <w:rFonts w:hint="eastAsia" w:ascii="微软雅黑" w:hAnsi="微软雅黑" w:eastAsia="微软雅黑" w:cs="微软雅黑"/>
+          <w:sz w:val="18"/>
+          <w:szCs w:val="21"/>
+        </w:rPr>
+        <w:t>（工号：</w:t>
+      </w:r>
+      <w:r>
+        <w:rPr>
+          <w:rFonts w:hint="eastAsia" w:ascii="微软雅黑" w:hAnsi="微软雅黑" w:eastAsia="微软雅黑" w:cs="微软雅黑"/>
+          <w:sz w:val="18"/>
+          <w:szCs w:val="21"/>
+          <w:lang w:eastAsia="zh-CN"/>
+        </w:rPr>
+        <w:t>{{</w:t>
+      </w:r>
+      <w:r>
+        <w:rPr>
+          <w:rFonts w:hint="eastAsia" w:ascii="微软雅黑" w:hAnsi="微软雅黑" w:eastAsia="微软雅黑" w:cs="微软雅黑"/>
+          <w:sz w:val="18"/>
+          <w:szCs w:val="21"/>
+        </w:rPr>
+        <w:t>bi.emp</w:t>
+      </w:r>
+      <w:r>
+        <w:rPr>
+          <w:rFonts w:hint="eastAsia" w:ascii="微软雅黑" w:hAnsi="微软雅黑" w:eastAsia="微软雅黑" w:cs="微软雅黑"/>
+          <w:sz w:val="18"/>
+          <w:szCs w:val="21"/>
+          <w:lang w:eastAsia="zh-CN"/>
+        </w:rPr>
+        <w:t>}}</w:t>
+      </w:r>
+      <w:r>
+        <w:rPr>
+          <w:rFonts w:hint="eastAsia" w:ascii="微软雅黑" w:hAnsi="微软雅黑" w:eastAsia="微软雅黑" w:cs="微软雅黑"/>
+          <w:sz w:val="18"/>
+          <w:szCs w:val="21"/>
+        </w:rPr>
+        <w:t>）</w:t>
       </w:r>
     </w:p>
     <w:p>
@@ -20472,7 +22110,24 @@
           <w:sz w:val="18"/>
           <w:szCs w:val="21"/>
         </w:rPr>
-        <w:t xml:space="preserve">司龄：{{ AdditionInfo.CompanyYears | round </w:t>
+        <w:t>司龄：</w:t>
+      </w:r>
+      <w:r>
+        <w:rPr>
+          <w:rFonts w:hint="eastAsia" w:ascii="微软雅黑" w:hAnsi="微软雅黑" w:eastAsia="微软雅黑" w:cs="微软雅黑"/>
+          <w:sz w:val="18"/>
+          <w:szCs w:val="21"/>
+          <w:lang w:eastAsia="zh-CN"/>
+        </w:rPr>
+        <w:t>{{</w:t>
+      </w:r>
+      <w:r>
+        <w:rPr>
+          <w:rFonts w:hint="eastAsia" w:ascii="微软雅黑" w:hAnsi="微软雅黑" w:eastAsia="微软雅黑" w:cs="微软雅黑"/>
+          <w:sz w:val="18"/>
+          <w:szCs w:val="21"/>
+        </w:rPr>
+        <w:t xml:space="preserve">AdditionInfo.CompanyYears | round </w:t>
       </w:r>
       <w:r>
         <w:rPr>
@@ -20523,7 +22178,24 @@
           <w:sz w:val="18"/>
           <w:szCs w:val="21"/>
         </w:rPr>
-        <w:t>司龄：{{ ai.years | round</w:t>
+        <w:t>司龄：</w:t>
+      </w:r>
+      <w:r>
+        <w:rPr>
+          <w:rFonts w:hint="eastAsia" w:ascii="微软雅黑" w:hAnsi="微软雅黑" w:eastAsia="微软雅黑" w:cs="微软雅黑"/>
+          <w:sz w:val="18"/>
+          <w:szCs w:val="21"/>
+          <w:lang w:eastAsia="zh-CN"/>
+        </w:rPr>
+        <w:t>{{</w:t>
+      </w:r>
+      <w:r>
+        <w:rPr>
+          <w:rFonts w:hint="eastAsia" w:ascii="微软雅黑" w:hAnsi="微软雅黑" w:eastAsia="微软雅黑" w:cs="微软雅黑"/>
+          <w:sz w:val="18"/>
+          <w:szCs w:val="21"/>
+        </w:rPr>
+        <w:t>ai.years | round</w:t>
       </w:r>
       <w:r>
         <w:rPr>
@@ -20539,8 +22211,17 @@
           <w:rFonts w:hint="eastAsia" w:ascii="微软雅黑" w:hAnsi="微软雅黑" w:eastAsia="微软雅黑" w:cs="微软雅黑"/>
           <w:sz w:val="18"/>
           <w:szCs w:val="21"/>
-        </w:rPr>
-        <w:t xml:space="preserve"> }} 年</w:t>
+          <w:lang w:eastAsia="zh-CN"/>
+        </w:rPr>
+        <w:t>}}</w:t>
+      </w:r>
+      <w:r>
+        <w:rPr>
+          <w:rFonts w:hint="eastAsia" w:ascii="微软雅黑" w:hAnsi="微软雅黑" w:eastAsia="微软雅黑" w:cs="微软雅黑"/>
+          <w:sz w:val="18"/>
+          <w:szCs w:val="21"/>
+        </w:rPr>
+        <w:t xml:space="preserve"> 年</w:t>
       </w:r>
     </w:p>
     <w:p>
@@ -20620,15 +22301,68 @@
           <w:rFonts w:hint="eastAsia" w:ascii="微软雅黑" w:hAnsi="微软雅黑" w:eastAsia="微软雅黑" w:cs="微软雅黑"/>
           <w:sz w:val="18"/>
           <w:szCs w:val="21"/>
-        </w:rPr>
-      </w:pPr>
-      <w:r>
-        <w:rPr>
-          <w:rFonts w:hint="eastAsia" w:ascii="微软雅黑" w:hAnsi="微软雅黑" w:eastAsia="微软雅黑" w:cs="微软雅黑"/>
-          <w:sz w:val="18"/>
-          <w:szCs w:val="21"/>
-        </w:rPr>
-        <w:t>{{ loop.index }}. {{ prj.proj }}</w:t>
+          <w:lang w:eastAsia="zh-CN"/>
+        </w:rPr>
+      </w:pPr>
+      <w:r>
+        <w:rPr>
+          <w:rFonts w:hint="eastAsia" w:ascii="微软雅黑" w:hAnsi="微软雅黑" w:eastAsia="微软雅黑" w:cs="微软雅黑"/>
+          <w:sz w:val="18"/>
+          <w:szCs w:val="21"/>
+          <w:lang w:eastAsia="zh-CN"/>
+        </w:rPr>
+        <w:t>{{</w:t>
+      </w:r>
+      <w:r>
+        <w:rPr>
+          <w:rFonts w:hint="eastAsia" w:ascii="微软雅黑" w:hAnsi="微软雅黑" w:eastAsia="微软雅黑" w:cs="微软雅黑"/>
+          <w:sz w:val="18"/>
+          <w:szCs w:val="21"/>
+        </w:rPr>
+        <w:t>loop.index</w:t>
+      </w:r>
+      <w:r>
+        <w:rPr>
+          <w:rFonts w:hint="eastAsia" w:ascii="微软雅黑" w:hAnsi="微软雅黑" w:eastAsia="微软雅黑" w:cs="微软雅黑"/>
+          <w:sz w:val="18"/>
+          <w:szCs w:val="21"/>
+          <w:lang w:eastAsia="zh-CN"/>
+        </w:rPr>
+        <w:t>}}</w:t>
+      </w:r>
+      <w:r>
+        <w:rPr>
+          <w:rFonts w:hint="eastAsia" w:ascii="微软雅黑" w:hAnsi="微软雅黑" w:eastAsia="微软雅黑" w:cs="微软雅黑"/>
+          <w:sz w:val="18"/>
+          <w:szCs w:val="21"/>
+        </w:rPr>
+        <w:t xml:space="preserve">. </w:t>
+      </w:r>
+      <w:r>
+        <w:rPr>
+          <w:rFonts w:hint="eastAsia" w:ascii="微软雅黑" w:hAnsi="微软雅黑" w:eastAsia="微软雅黑" w:cs="微软雅黑"/>
+          <w:sz w:val="18"/>
+          <w:szCs w:val="21"/>
+          <w:lang w:eastAsia="zh-CN"/>
+        </w:rPr>
+        <w:t>{{</w:t>
+      </w:r>
+      <w:r>
+        <w:rPr>
+          <w:rFonts w:hint="eastAsia" w:ascii="微软雅黑" w:hAnsi="微软雅黑" w:eastAsia="微软雅黑" w:cs="微软雅黑"/>
+          <w:sz w:val="18"/>
+          <w:szCs w:val="21"/>
+        </w:rPr>
+        <w:t>prj.proj</w:t>
+      </w:r>
+      <w:r>
+        <w:rPr>
+          <w:rFonts w:hint="eastAsia" w:ascii="微软雅黑" w:hAnsi="微软雅黑" w:eastAsia="微软雅黑" w:cs="微软雅黑"/>
+          <w:sz w:val="18"/>
+          <w:szCs w:val="21"/>
+          <w:lang w:eastAsia="zh-CN"/>
+        </w:rPr>
+        <w:t>}}</w:t>
       </w:r>
     </w:p>
     <w:p>
@@ -20722,15 +22456,68 @@
           <w:rFonts w:hint="eastAsia" w:ascii="微软雅黑" w:hAnsi="微软雅黑" w:eastAsia="微软雅黑" w:cs="微软雅黑"/>
           <w:sz w:val="18"/>
           <w:szCs w:val="21"/>
-        </w:rPr>
-      </w:pPr>
-      <w:r>
-        <w:rPr>
-          <w:rFonts w:hint="eastAsia" w:ascii="微软雅黑" w:hAnsi="微软雅黑" w:eastAsia="微软雅黑" w:cs="微软雅黑"/>
-          <w:sz w:val="18"/>
-          <w:szCs w:val="21"/>
-        </w:rPr>
-        <w:t>{{ loop.index }}. {{ prj.proj }}</w:t>
+          <w:lang w:eastAsia="zh-CN"/>
+        </w:rPr>
+      </w:pPr>
+      <w:r>
+        <w:rPr>
+          <w:rFonts w:hint="eastAsia" w:ascii="微软雅黑" w:hAnsi="微软雅黑" w:eastAsia="微软雅黑" w:cs="微软雅黑"/>
+          <w:sz w:val="18"/>
+          <w:szCs w:val="21"/>
+          <w:lang w:eastAsia="zh-CN"/>
+        </w:rPr>
+        <w:t>{{</w:t>
+      </w:r>
+      <w:r>
+        <w:rPr>
+          <w:rFonts w:hint="eastAsia" w:ascii="微软雅黑" w:hAnsi="微软雅黑" w:eastAsia="微软雅黑" w:cs="微软雅黑"/>
+          <w:sz w:val="18"/>
+          <w:szCs w:val="21"/>
+        </w:rPr>
+        <w:t>loop.index</w:t>
+      </w:r>
+      <w:r>
+        <w:rPr>
+          <w:rFonts w:hint="eastAsia" w:ascii="微软雅黑" w:hAnsi="微软雅黑" w:eastAsia="微软雅黑" w:cs="微软雅黑"/>
+          <w:sz w:val="18"/>
+          <w:szCs w:val="21"/>
+          <w:lang w:eastAsia="zh-CN"/>
+        </w:rPr>
+        <w:t>}}</w:t>
+      </w:r>
+      <w:r>
+        <w:rPr>
+          <w:rFonts w:hint="eastAsia" w:ascii="微软雅黑" w:hAnsi="微软雅黑" w:eastAsia="微软雅黑" w:cs="微软雅黑"/>
+          <w:sz w:val="18"/>
+          <w:szCs w:val="21"/>
+        </w:rPr>
+        <w:t xml:space="preserve">. </w:t>
+      </w:r>
+      <w:r>
+        <w:rPr>
+          <w:rFonts w:hint="eastAsia" w:ascii="微软雅黑" w:hAnsi="微软雅黑" w:eastAsia="微软雅黑" w:cs="微软雅黑"/>
+          <w:sz w:val="18"/>
+          <w:szCs w:val="21"/>
+          <w:lang w:eastAsia="zh-CN"/>
+        </w:rPr>
+        <w:t>{{</w:t>
+      </w:r>
+      <w:r>
+        <w:rPr>
+          <w:rFonts w:hint="eastAsia" w:ascii="微软雅黑" w:hAnsi="微软雅黑" w:eastAsia="微软雅黑" w:cs="微软雅黑"/>
+          <w:sz w:val="18"/>
+          <w:szCs w:val="21"/>
+        </w:rPr>
+        <w:t>prj.proj</w:t>
+      </w:r>
+      <w:r>
+        <w:rPr>
+          <w:rFonts w:hint="eastAsia" w:ascii="微软雅黑" w:hAnsi="微软雅黑" w:eastAsia="微软雅黑" w:cs="微软雅黑"/>
+          <w:sz w:val="18"/>
+          <w:szCs w:val="21"/>
+          <w:lang w:eastAsia="zh-CN"/>
+        </w:rPr>
+        <w:t>}}</w:t>
       </w:r>
     </w:p>
     <w:p>
@@ -20814,15 +22601,34 @@
           <w:rFonts w:hint="eastAsia" w:ascii="微软雅黑" w:hAnsi="微软雅黑" w:eastAsia="微软雅黑" w:cs="微软雅黑"/>
           <w:sz w:val="18"/>
           <w:szCs w:val="21"/>
-        </w:rPr>
-      </w:pPr>
-      <w:r>
-        <w:rPr>
-          <w:rFonts w:hint="eastAsia" w:ascii="微软雅黑" w:hAnsi="微软雅黑" w:eastAsia="微软雅黑" w:cs="微软雅黑"/>
-          <w:sz w:val="18"/>
-          <w:szCs w:val="21"/>
-        </w:rPr>
-        <w:t>{{ BasicInfo.PersonalProfile | trim }}</w:t>
+          <w:lang w:eastAsia="zh-CN"/>
+        </w:rPr>
+      </w:pPr>
+      <w:r>
+        <w:rPr>
+          <w:rFonts w:hint="eastAsia" w:ascii="微软雅黑" w:hAnsi="微软雅黑" w:eastAsia="微软雅黑" w:cs="微软雅黑"/>
+          <w:sz w:val="18"/>
+          <w:szCs w:val="21"/>
+          <w:lang w:eastAsia="zh-CN"/>
+        </w:rPr>
+        <w:t>{{</w:t>
+      </w:r>
+      <w:r>
+        <w:rPr>
+          <w:rFonts w:hint="eastAsia" w:ascii="微软雅黑" w:hAnsi="微软雅黑" w:eastAsia="微软雅黑" w:cs="微软雅黑"/>
+          <w:sz w:val="18"/>
+          <w:szCs w:val="21"/>
+        </w:rPr>
+        <w:t>BasicInfo.PersonalProfile | trim</w:t>
+      </w:r>
+      <w:r>
+        <w:rPr>
+          <w:rFonts w:hint="eastAsia" w:ascii="微软雅黑" w:hAnsi="微软雅黑" w:eastAsia="微软雅黑" w:cs="微软雅黑"/>
+          <w:sz w:val="18"/>
+          <w:szCs w:val="21"/>
+          <w:lang w:eastAsia="zh-CN"/>
+        </w:rPr>
+        <w:t>}}</w:t>
       </w:r>
     </w:p>
     <w:p>
@@ -20848,15 +22654,34 @@
           <w:rFonts w:hint="eastAsia" w:ascii="微软雅黑" w:hAnsi="微软雅黑" w:eastAsia="微软雅黑" w:cs="微软雅黑"/>
           <w:sz w:val="18"/>
           <w:szCs w:val="21"/>
-        </w:rPr>
-      </w:pPr>
-      <w:r>
-        <w:rPr>
-          <w:rFonts w:hint="eastAsia" w:ascii="微软雅黑" w:hAnsi="微软雅黑" w:eastAsia="微软雅黑" w:cs="微软雅黑"/>
-          <w:sz w:val="18"/>
-          <w:szCs w:val="21"/>
-        </w:rPr>
-        <w:t>{{ bi.profile | trim }}</w:t>
+          <w:lang w:eastAsia="zh-CN"/>
+        </w:rPr>
+      </w:pPr>
+      <w:r>
+        <w:rPr>
+          <w:rFonts w:hint="eastAsia" w:ascii="微软雅黑" w:hAnsi="微软雅黑" w:eastAsia="微软雅黑" w:cs="微软雅黑"/>
+          <w:sz w:val="18"/>
+          <w:szCs w:val="21"/>
+          <w:lang w:eastAsia="zh-CN"/>
+        </w:rPr>
+        <w:t>{{</w:t>
+      </w:r>
+      <w:r>
+        <w:rPr>
+          <w:rFonts w:hint="eastAsia" w:ascii="微软雅黑" w:hAnsi="微软雅黑" w:eastAsia="微软雅黑" w:cs="微软雅黑"/>
+          <w:sz w:val="18"/>
+          <w:szCs w:val="21"/>
+        </w:rPr>
+        <w:t>bi.profile | trim</w:t>
+      </w:r>
+      <w:r>
+        <w:rPr>
+          <w:rFonts w:hint="eastAsia" w:ascii="微软雅黑" w:hAnsi="微软雅黑" w:eastAsia="微软雅黑" w:cs="微软雅黑"/>
+          <w:sz w:val="18"/>
+          <w:szCs w:val="21"/>
+          <w:lang w:eastAsia="zh-CN"/>
+        </w:rPr>
+        <w:t>}}</w:t>
       </w:r>
     </w:p>
     <w:p>
@@ -20910,8 +22735,17 @@
           <w:rFonts w:hint="eastAsia" w:ascii="微软雅黑" w:hAnsi="微软雅黑" w:eastAsia="微软雅黑" w:cs="微软雅黑"/>
           <w:sz w:val="18"/>
           <w:szCs w:val="21"/>
-        </w:rPr>
-        <w:t>{{ BasicInfo.PersonalProfile</w:t>
+          <w:lang w:eastAsia="zh-CN"/>
+        </w:rPr>
+        <w:t>{{</w:t>
+      </w:r>
+      <w:r>
+        <w:rPr>
+          <w:rFonts w:hint="eastAsia" w:ascii="微软雅黑" w:hAnsi="微软雅黑" w:eastAsia="微软雅黑" w:cs="微软雅黑"/>
+          <w:sz w:val="18"/>
+          <w:szCs w:val="21"/>
+        </w:rPr>
+        <w:t>BasicInfo.PersonalProfile</w:t>
       </w:r>
       <w:r>
         <w:rPr>
@@ -20927,8 +22761,9 @@
           <w:rFonts w:hint="eastAsia" w:ascii="微软雅黑" w:hAnsi="微软雅黑" w:eastAsia="微软雅黑" w:cs="微软雅黑"/>
           <w:sz w:val="18"/>
           <w:szCs w:val="21"/>
-        </w:rPr>
-        <w:t xml:space="preserve"> }}</w:t>
+          <w:lang w:eastAsia="zh-CN"/>
+        </w:rPr>
+        <w:t>}}</w:t>
       </w:r>
       <w:r>
         <w:rPr>
@@ -20963,15 +22798,25 @@
           <w:rFonts w:hint="eastAsia" w:ascii="微软雅黑" w:hAnsi="微软雅黑" w:eastAsia="微软雅黑" w:cs="微软雅黑"/>
           <w:sz w:val="18"/>
           <w:szCs w:val="21"/>
-        </w:rPr>
-      </w:pPr>
-      <w:r>
-        <w:rPr>
-          <w:rFonts w:hint="eastAsia" w:ascii="微软雅黑" w:hAnsi="微软雅黑" w:eastAsia="微软雅黑" w:cs="微软雅黑"/>
-          <w:sz w:val="18"/>
-          <w:szCs w:val="21"/>
-        </w:rPr>
-        <w:t>{{ bi.profile | truncate</w:t>
+          <w:lang w:eastAsia="zh-CN"/>
+        </w:rPr>
+      </w:pPr>
+      <w:r>
+        <w:rPr>
+          <w:rFonts w:hint="eastAsia" w:ascii="微软雅黑" w:hAnsi="微软雅黑" w:eastAsia="微软雅黑" w:cs="微软雅黑"/>
+          <w:sz w:val="18"/>
+          <w:szCs w:val="21"/>
+          <w:lang w:eastAsia="zh-CN"/>
+        </w:rPr>
+        <w:t>{{</w:t>
+      </w:r>
+      <w:r>
+        <w:rPr>
+          <w:rFonts w:hint="eastAsia" w:ascii="微软雅黑" w:hAnsi="微软雅黑" w:eastAsia="微软雅黑" w:cs="微软雅黑"/>
+          <w:sz w:val="18"/>
+          <w:szCs w:val="21"/>
+        </w:rPr>
+        <w:t>bi.profile | truncate</w:t>
       </w:r>
       <w:r>
         <w:rPr>
@@ -20987,8 +22832,9 @@
           <w:rFonts w:hint="eastAsia" w:ascii="微软雅黑" w:hAnsi="微软雅黑" w:eastAsia="微软雅黑" w:cs="微软雅黑"/>
           <w:sz w:val="18"/>
           <w:szCs w:val="21"/>
-        </w:rPr>
-        <w:t xml:space="preserve"> }}</w:t>
+          <w:lang w:eastAsia="zh-CN"/>
+        </w:rPr>
+        <w:t>}}</w:t>
       </w:r>
     </w:p>
     <w:p>
@@ -21034,15 +22880,34 @@
           <w:rFonts w:hint="eastAsia" w:ascii="微软雅黑" w:hAnsi="微软雅黑" w:eastAsia="微软雅黑" w:cs="微软雅黑"/>
           <w:sz w:val="18"/>
           <w:szCs w:val="21"/>
-        </w:rPr>
-      </w:pPr>
-      <w:r>
-        <w:rPr>
-          <w:rFonts w:hint="eastAsia" w:ascii="微软雅黑" w:hAnsi="微软雅黑" w:eastAsia="微软雅黑" w:cs="微软雅黑"/>
-          <w:sz w:val="18"/>
-          <w:szCs w:val="21"/>
-        </w:rPr>
-        <w:t>{{ BasicInfo.PersonalProfile | rstrip("-") }}</w:t>
+          <w:lang w:eastAsia="zh-CN"/>
+        </w:rPr>
+      </w:pPr>
+      <w:r>
+        <w:rPr>
+          <w:rFonts w:hint="eastAsia" w:ascii="微软雅黑" w:hAnsi="微软雅黑" w:eastAsia="微软雅黑" w:cs="微软雅黑"/>
+          <w:sz w:val="18"/>
+          <w:szCs w:val="21"/>
+          <w:lang w:eastAsia="zh-CN"/>
+        </w:rPr>
+        <w:t>{{</w:t>
+      </w:r>
+      <w:r>
+        <w:rPr>
+          <w:rFonts w:hint="eastAsia" w:ascii="微软雅黑" w:hAnsi="微软雅黑" w:eastAsia="微软雅黑" w:cs="微软雅黑"/>
+          <w:sz w:val="18"/>
+          <w:szCs w:val="21"/>
+        </w:rPr>
+        <w:t>BasicInfo.PersonalProfile | rstrip("-")</w:t>
+      </w:r>
+      <w:r>
+        <w:rPr>
+          <w:rFonts w:hint="eastAsia" w:ascii="微软雅黑" w:hAnsi="微软雅黑" w:eastAsia="微软雅黑" w:cs="微软雅黑"/>
+          <w:sz w:val="18"/>
+          <w:szCs w:val="21"/>
+          <w:lang w:eastAsia="zh-CN"/>
+        </w:rPr>
+        <w:t>}}</w:t>
       </w:r>
     </w:p>
     <w:p>
@@ -21068,15 +22933,34 @@
           <w:rFonts w:hint="eastAsia" w:ascii="微软雅黑" w:hAnsi="微软雅黑" w:eastAsia="微软雅黑" w:cs="微软雅黑"/>
           <w:sz w:val="18"/>
           <w:szCs w:val="21"/>
-        </w:rPr>
-      </w:pPr>
-      <w:r>
-        <w:rPr>
-          <w:rFonts w:hint="eastAsia" w:ascii="微软雅黑" w:hAnsi="微软雅黑" w:eastAsia="微软雅黑" w:cs="微软雅黑"/>
-          <w:sz w:val="18"/>
-          <w:szCs w:val="21"/>
-        </w:rPr>
-        <w:t>{{ bi.profile | rstrip("-") }}</w:t>
+          <w:lang w:eastAsia="zh-CN"/>
+        </w:rPr>
+      </w:pPr>
+      <w:r>
+        <w:rPr>
+          <w:rFonts w:hint="eastAsia" w:ascii="微软雅黑" w:hAnsi="微软雅黑" w:eastAsia="微软雅黑" w:cs="微软雅黑"/>
+          <w:sz w:val="18"/>
+          <w:szCs w:val="21"/>
+          <w:lang w:eastAsia="zh-CN"/>
+        </w:rPr>
+        <w:t>{{</w:t>
+      </w:r>
+      <w:r>
+        <w:rPr>
+          <w:rFonts w:hint="eastAsia" w:ascii="微软雅黑" w:hAnsi="微软雅黑" w:eastAsia="微软雅黑" w:cs="微软雅黑"/>
+          <w:sz w:val="18"/>
+          <w:szCs w:val="21"/>
+        </w:rPr>
+        <w:t>bi.profile | rstrip("-")</w:t>
+      </w:r>
+      <w:r>
+        <w:rPr>
+          <w:rFonts w:hint="eastAsia" w:ascii="微软雅黑" w:hAnsi="微软雅黑" w:eastAsia="微软雅黑" w:cs="微软雅黑"/>
+          <w:sz w:val="18"/>
+          <w:szCs w:val="21"/>
+          <w:lang w:eastAsia="zh-CN"/>
+        </w:rPr>
+        <w:t>}}</w:t>
       </w:r>
     </w:p>
     <w:p>
@@ -21122,23 +23006,33 @@
           <w:rFonts w:hint="eastAsia" w:ascii="微软雅黑" w:hAnsi="微软雅黑" w:eastAsia="微软雅黑" w:cs="微软雅黑"/>
           <w:sz w:val="18"/>
           <w:szCs w:val="21"/>
-        </w:rPr>
-      </w:pPr>
-      <w:r>
-        <w:rPr>
-          <w:rFonts w:hint="eastAsia" w:ascii="微软雅黑" w:hAnsi="微软雅黑" w:eastAsia="微软雅黑" w:cs="微软雅黑"/>
-          <w:sz w:val="18"/>
-          <w:szCs w:val="21"/>
-        </w:rPr>
-        <w:t>{{ BasicInfo.PersonalProfile | replace("\n", "</w:t>
-      </w:r>
-      <w:r>
-        <w:rPr>
-          <w:rFonts w:hint="eastAsia" w:ascii="微软雅黑" w:hAnsi="微软雅黑" w:eastAsia="微软雅黑" w:cs="微软雅黑"/>
-          <w:sz w:val="18"/>
-          <w:szCs w:val="21"/>
           <w:lang w:eastAsia="zh-CN"/>
         </w:rPr>
+      </w:pPr>
+      <w:r>
+        <w:rPr>
+          <w:rFonts w:hint="eastAsia" w:ascii="微软雅黑" w:hAnsi="微软雅黑" w:eastAsia="微软雅黑" w:cs="微软雅黑"/>
+          <w:sz w:val="18"/>
+          <w:szCs w:val="21"/>
+          <w:lang w:eastAsia="zh-CN"/>
+        </w:rPr>
+        <w:t>{{</w:t>
+      </w:r>
+      <w:r>
+        <w:rPr>
+          <w:rFonts w:hint="eastAsia" w:ascii="微软雅黑" w:hAnsi="微软雅黑" w:eastAsia="微软雅黑" w:cs="微软雅黑"/>
+          <w:sz w:val="18"/>
+          <w:szCs w:val="21"/>
+        </w:rPr>
+        <w:t>BasicInfo.PersonalProfile | replace("\n", "</w:t>
+      </w:r>
+      <w:r>
+        <w:rPr>
+          <w:rFonts w:hint="eastAsia" w:ascii="微软雅黑" w:hAnsi="微软雅黑" w:eastAsia="微软雅黑" w:cs="微软雅黑"/>
+          <w:sz w:val="18"/>
+          <w:szCs w:val="21"/>
+          <w:lang w:eastAsia="zh-CN"/>
+        </w:rPr>
         <w:t>\n</w:t>
       </w:r>
       <w:r>
@@ -21147,7 +23041,16 @@
           <w:sz w:val="18"/>
           <w:szCs w:val="21"/>
         </w:rPr>
-        <w:t>") }}</w:t>
+        <w:t>")</w:t>
+      </w:r>
+      <w:r>
+        <w:rPr>
+          <w:rFonts w:hint="eastAsia" w:ascii="微软雅黑" w:hAnsi="微软雅黑" w:eastAsia="微软雅黑" w:cs="微软雅黑"/>
+          <w:sz w:val="18"/>
+          <w:szCs w:val="21"/>
+          <w:lang w:eastAsia="zh-CN"/>
+        </w:rPr>
+        <w:t>}}</w:t>
       </w:r>
     </w:p>
     <w:p>
@@ -21173,23 +23076,33 @@
           <w:rFonts w:hint="eastAsia" w:ascii="微软雅黑" w:hAnsi="微软雅黑" w:eastAsia="微软雅黑" w:cs="微软雅黑"/>
           <w:sz w:val="18"/>
           <w:szCs w:val="21"/>
-        </w:rPr>
-      </w:pPr>
-      <w:r>
-        <w:rPr>
-          <w:rFonts w:hint="eastAsia" w:ascii="微软雅黑" w:hAnsi="微软雅黑" w:eastAsia="微软雅黑" w:cs="微软雅黑"/>
-          <w:sz w:val="18"/>
-          <w:szCs w:val="21"/>
-        </w:rPr>
-        <w:t>{{ bi.profile | replace("\n", "</w:t>
-      </w:r>
-      <w:r>
-        <w:rPr>
-          <w:rFonts w:hint="eastAsia" w:ascii="微软雅黑" w:hAnsi="微软雅黑" w:eastAsia="微软雅黑" w:cs="微软雅黑"/>
-          <w:sz w:val="18"/>
-          <w:szCs w:val="21"/>
           <w:lang w:eastAsia="zh-CN"/>
         </w:rPr>
+      </w:pPr>
+      <w:r>
+        <w:rPr>
+          <w:rFonts w:hint="eastAsia" w:ascii="微软雅黑" w:hAnsi="微软雅黑" w:eastAsia="微软雅黑" w:cs="微软雅黑"/>
+          <w:sz w:val="18"/>
+          <w:szCs w:val="21"/>
+          <w:lang w:eastAsia="zh-CN"/>
+        </w:rPr>
+        <w:t>{{</w:t>
+      </w:r>
+      <w:r>
+        <w:rPr>
+          <w:rFonts w:hint="eastAsia" w:ascii="微软雅黑" w:hAnsi="微软雅黑" w:eastAsia="微软雅黑" w:cs="微软雅黑"/>
+          <w:sz w:val="18"/>
+          <w:szCs w:val="21"/>
+        </w:rPr>
+        <w:t>bi.profile | replace("\n", "</w:t>
+      </w:r>
+      <w:r>
+        <w:rPr>
+          <w:rFonts w:hint="eastAsia" w:ascii="微软雅黑" w:hAnsi="微软雅黑" w:eastAsia="微软雅黑" w:cs="微软雅黑"/>
+          <w:sz w:val="18"/>
+          <w:szCs w:val="21"/>
+          <w:lang w:eastAsia="zh-CN"/>
+        </w:rPr>
         <w:t>\n</w:t>
       </w:r>
       <w:r>
@@ -21198,7 +23111,16 @@
           <w:sz w:val="18"/>
           <w:szCs w:val="21"/>
         </w:rPr>
-        <w:t>") }}</w:t>
+        <w:t>")</w:t>
+      </w:r>
+      <w:r>
+        <w:rPr>
+          <w:rFonts w:hint="eastAsia" w:ascii="微软雅黑" w:hAnsi="微软雅黑" w:eastAsia="微软雅黑" w:cs="微软雅黑"/>
+          <w:sz w:val="18"/>
+          <w:szCs w:val="21"/>
+          <w:lang w:eastAsia="zh-CN"/>
+        </w:rPr>
+        <w:t>}}</w:t>
       </w:r>
     </w:p>
     <w:p>
@@ -21230,23 +23152,33 @@
           <w:rFonts w:hint="eastAsia" w:ascii="微软雅黑" w:hAnsi="微软雅黑" w:eastAsia="微软雅黑" w:cs="微软雅黑"/>
           <w:sz w:val="18"/>
           <w:szCs w:val="21"/>
-        </w:rPr>
-      </w:pPr>
-      <w:r>
-        <w:rPr>
-          <w:rFonts w:hint="eastAsia" w:ascii="微软雅黑" w:hAnsi="微软雅黑" w:eastAsia="微软雅黑" w:cs="微软雅黑"/>
-          <w:sz w:val="18"/>
-          <w:szCs w:val="21"/>
-        </w:rPr>
-        <w:t>{{ BasicInfo.PersonalProfile | replace(" ", "</w:t>
-      </w:r>
-      <w:r>
-        <w:rPr>
-          <w:rFonts w:hint="eastAsia" w:ascii="微软雅黑" w:hAnsi="微软雅黑" w:eastAsia="微软雅黑" w:cs="微软雅黑"/>
-          <w:sz w:val="18"/>
-          <w:szCs w:val="21"/>
           <w:lang w:eastAsia="zh-CN"/>
         </w:rPr>
+      </w:pPr>
+      <w:r>
+        <w:rPr>
+          <w:rFonts w:hint="eastAsia" w:ascii="微软雅黑" w:hAnsi="微软雅黑" w:eastAsia="微软雅黑" w:cs="微软雅黑"/>
+          <w:sz w:val="18"/>
+          <w:szCs w:val="21"/>
+          <w:lang w:eastAsia="zh-CN"/>
+        </w:rPr>
+        <w:t>{{</w:t>
+      </w:r>
+      <w:r>
+        <w:rPr>
+          <w:rFonts w:hint="eastAsia" w:ascii="微软雅黑" w:hAnsi="微软雅黑" w:eastAsia="微软雅黑" w:cs="微软雅黑"/>
+          <w:sz w:val="18"/>
+          <w:szCs w:val="21"/>
+        </w:rPr>
+        <w:t>BasicInfo.PersonalProfile | replace(" ", "</w:t>
+      </w:r>
+      <w:r>
+        <w:rPr>
+          <w:rFonts w:hint="eastAsia" w:ascii="微软雅黑" w:hAnsi="微软雅黑" w:eastAsia="微软雅黑" w:cs="微软雅黑"/>
+          <w:sz w:val="18"/>
+          <w:szCs w:val="21"/>
+          <w:lang w:eastAsia="zh-CN"/>
+        </w:rPr>
         <w:t>\n</w:t>
       </w:r>
       <w:r>
@@ -21255,7 +23187,16 @@
           <w:sz w:val="18"/>
           <w:szCs w:val="21"/>
         </w:rPr>
-        <w:t>") }}</w:t>
+        <w:t>")</w:t>
+      </w:r>
+      <w:r>
+        <w:rPr>
+          <w:rFonts w:hint="eastAsia" w:ascii="微软雅黑" w:hAnsi="微软雅黑" w:eastAsia="微软雅黑" w:cs="微软雅黑"/>
+          <w:sz w:val="18"/>
+          <w:szCs w:val="21"/>
+          <w:lang w:eastAsia="zh-CN"/>
+        </w:rPr>
+        <w:t>}}</w:t>
       </w:r>
     </w:p>
     <w:p>
@@ -21287,23 +23228,33 @@
           <w:rFonts w:hint="eastAsia" w:ascii="微软雅黑" w:hAnsi="微软雅黑" w:eastAsia="微软雅黑" w:cs="微软雅黑"/>
           <w:sz w:val="18"/>
           <w:szCs w:val="21"/>
-        </w:rPr>
-      </w:pPr>
-      <w:r>
-        <w:rPr>
-          <w:rFonts w:hint="eastAsia" w:ascii="微软雅黑" w:hAnsi="微软雅黑" w:eastAsia="微软雅黑" w:cs="微软雅黑"/>
-          <w:sz w:val="18"/>
-          <w:szCs w:val="21"/>
-        </w:rPr>
-        <w:t>{{ bi.profile | replace(" ", "</w:t>
-      </w:r>
-      <w:r>
-        <w:rPr>
-          <w:rFonts w:hint="eastAsia" w:ascii="微软雅黑" w:hAnsi="微软雅黑" w:eastAsia="微软雅黑" w:cs="微软雅黑"/>
-          <w:sz w:val="18"/>
-          <w:szCs w:val="21"/>
           <w:lang w:eastAsia="zh-CN"/>
         </w:rPr>
+      </w:pPr>
+      <w:r>
+        <w:rPr>
+          <w:rFonts w:hint="eastAsia" w:ascii="微软雅黑" w:hAnsi="微软雅黑" w:eastAsia="微软雅黑" w:cs="微软雅黑"/>
+          <w:sz w:val="18"/>
+          <w:szCs w:val="21"/>
+          <w:lang w:eastAsia="zh-CN"/>
+        </w:rPr>
+        <w:t>{{</w:t>
+      </w:r>
+      <w:r>
+        <w:rPr>
+          <w:rFonts w:hint="eastAsia" w:ascii="微软雅黑" w:hAnsi="微软雅黑" w:eastAsia="微软雅黑" w:cs="微软雅黑"/>
+          <w:sz w:val="18"/>
+          <w:szCs w:val="21"/>
+        </w:rPr>
+        <w:t>bi.profile | replace(" ", "</w:t>
+      </w:r>
+      <w:r>
+        <w:rPr>
+          <w:rFonts w:hint="eastAsia" w:ascii="微软雅黑" w:hAnsi="微软雅黑" w:eastAsia="微软雅黑" w:cs="微软雅黑"/>
+          <w:sz w:val="18"/>
+          <w:szCs w:val="21"/>
+          <w:lang w:eastAsia="zh-CN"/>
+        </w:rPr>
         <w:t>\n</w:t>
       </w:r>
       <w:r>
@@ -21312,7 +23263,16 @@
           <w:sz w:val="18"/>
           <w:szCs w:val="21"/>
         </w:rPr>
-        <w:t>") }}</w:t>
+        <w:t>")</w:t>
+      </w:r>
+      <w:r>
+        <w:rPr>
+          <w:rFonts w:hint="eastAsia" w:ascii="微软雅黑" w:hAnsi="微软雅黑" w:eastAsia="微软雅黑" w:cs="微软雅黑"/>
+          <w:sz w:val="18"/>
+          <w:szCs w:val="21"/>
+          <w:lang w:eastAsia="zh-CN"/>
+        </w:rPr>
+        <w:t>}}</w:t>
       </w:r>
     </w:p>
     <w:p>
@@ -21354,6 +23314,7 @@
     </w:p>
     <w:p>
       <w:pPr>
+        <w:jc w:val="left"/>
         <w:rPr>
           <w:rFonts w:hint="eastAsia" w:ascii="微软雅黑" w:hAnsi="微软雅黑" w:eastAsia="微软雅黑" w:cs="微软雅黑"/>
           <w:sz w:val="18"/>
@@ -21383,11 +23344,114 @@
           <w:sz w:val="18"/>
           <w:szCs w:val="21"/>
         </w:rPr>
-        <w:t xml:space="preserve"> for exp in WorkExperience %}{{ exp.StartTime|default('') }}, {{ exp.EndTime|default('') }}, {{ exp.CompanyName|default('') }}{% if not loop.last %};</w:t>
-      </w:r>
-    </w:p>
-    <w:p>
-      <w:pPr>
+        <w:t xml:space="preserve"> for exp in WorkExperience %}</w:t>
+      </w:r>
+      <w:r>
+        <w:rPr>
+          <w:rFonts w:hint="eastAsia" w:ascii="微软雅黑" w:hAnsi="微软雅黑" w:eastAsia="微软雅黑" w:cs="微软雅黑"/>
+          <w:sz w:val="18"/>
+          <w:szCs w:val="21"/>
+          <w:lang w:eastAsia="zh-CN"/>
+        </w:rPr>
+        <w:t>{{</w:t>
+      </w:r>
+      <w:r>
+        <w:rPr>
+          <w:rFonts w:hint="eastAsia" w:ascii="微软雅黑" w:hAnsi="微软雅黑" w:eastAsia="微软雅黑" w:cs="微软雅黑"/>
+          <w:sz w:val="18"/>
+          <w:szCs w:val="21"/>
+        </w:rPr>
+        <w:t>exp.StartTime|default('')</w:t>
+      </w:r>
+      <w:r>
+        <w:rPr>
+          <w:rFonts w:hint="eastAsia" w:ascii="微软雅黑" w:hAnsi="微软雅黑" w:eastAsia="微软雅黑" w:cs="微软雅黑"/>
+          <w:sz w:val="18"/>
+          <w:szCs w:val="21"/>
+          <w:lang w:eastAsia="zh-CN"/>
+        </w:rPr>
+        <w:t>}}</w:t>
+      </w:r>
+      <w:r>
+        <w:rPr>
+          <w:rFonts w:hint="eastAsia" w:ascii="微软雅黑" w:hAnsi="微软雅黑" w:eastAsia="微软雅黑" w:cs="微软雅黑"/>
+          <w:sz w:val="18"/>
+          <w:szCs w:val="21"/>
+        </w:rPr>
+        <w:t xml:space="preserve">, </w:t>
+      </w:r>
+      <w:r>
+        <w:rPr>
+          <w:rFonts w:hint="eastAsia" w:ascii="微软雅黑" w:hAnsi="微软雅黑" w:eastAsia="微软雅黑" w:cs="微软雅黑"/>
+          <w:sz w:val="18"/>
+          <w:szCs w:val="21"/>
+          <w:lang w:eastAsia="zh-CN"/>
+        </w:rPr>
+        <w:t>{{</w:t>
+      </w:r>
+      <w:r>
+        <w:rPr>
+          <w:rFonts w:hint="eastAsia" w:ascii="微软雅黑" w:hAnsi="微软雅黑" w:eastAsia="微软雅黑" w:cs="微软雅黑"/>
+          <w:sz w:val="18"/>
+          <w:szCs w:val="21"/>
+        </w:rPr>
+        <w:t>exp.EndTime|default('')</w:t>
+      </w:r>
+      <w:r>
+        <w:rPr>
+          <w:rFonts w:hint="eastAsia" w:ascii="微软雅黑" w:hAnsi="微软雅黑" w:eastAsia="微软雅黑" w:cs="微软雅黑"/>
+          <w:sz w:val="18"/>
+          <w:szCs w:val="21"/>
+          <w:lang w:eastAsia="zh-CN"/>
+        </w:rPr>
+        <w:t>}}</w:t>
+      </w:r>
+      <w:r>
+        <w:rPr>
+          <w:rFonts w:hint="eastAsia" w:ascii="微软雅黑" w:hAnsi="微软雅黑" w:eastAsia="微软雅黑" w:cs="微软雅黑"/>
+          <w:sz w:val="18"/>
+          <w:szCs w:val="21"/>
+        </w:rPr>
+        <w:t xml:space="preserve">, </w:t>
+      </w:r>
+      <w:r>
+        <w:rPr>
+          <w:rFonts w:hint="eastAsia" w:ascii="微软雅黑" w:hAnsi="微软雅黑" w:eastAsia="微软雅黑" w:cs="微软雅黑"/>
+          <w:sz w:val="18"/>
+          <w:szCs w:val="21"/>
+          <w:lang w:eastAsia="zh-CN"/>
+        </w:rPr>
+        <w:t>{{</w:t>
+      </w:r>
+      <w:r>
+        <w:rPr>
+          <w:rFonts w:hint="eastAsia" w:ascii="微软雅黑" w:hAnsi="微软雅黑" w:eastAsia="微软雅黑" w:cs="微软雅黑"/>
+          <w:sz w:val="18"/>
+          <w:szCs w:val="21"/>
+        </w:rPr>
+        <w:t>exp.CompanyName|default('')</w:t>
+      </w:r>
+      <w:r>
+        <w:rPr>
+          <w:rFonts w:hint="eastAsia" w:ascii="微软雅黑" w:hAnsi="微软雅黑" w:eastAsia="微软雅黑" w:cs="微软雅黑"/>
+          <w:sz w:val="18"/>
+          <w:szCs w:val="21"/>
+          <w:lang w:eastAsia="zh-CN"/>
+        </w:rPr>
+        <w:t>}}</w:t>
+      </w:r>
+      <w:r>
+        <w:rPr>
+          <w:rFonts w:hint="eastAsia" w:ascii="微软雅黑" w:hAnsi="微软雅黑" w:eastAsia="微软雅黑" w:cs="微软雅黑"/>
+          <w:sz w:val="18"/>
+          <w:szCs w:val="21"/>
+        </w:rPr>
+        <w:t>{% if not loop.last %};</w:t>
+      </w:r>
+    </w:p>
+    <w:p>
+      <w:pPr>
+        <w:jc w:val="left"/>
         <w:rPr>
           <w:rFonts w:hint="eastAsia" w:ascii="微软雅黑" w:hAnsi="微软雅黑" w:eastAsia="微软雅黑" w:cs="微软雅黑"/>
           <w:sz w:val="18"/>
@@ -21422,6 +23486,7 @@
     </w:p>
     <w:p>
       <w:pPr>
+        <w:jc w:val="left"/>
         <w:rPr>
           <w:rFonts w:hint="eastAsia" w:ascii="微软雅黑" w:hAnsi="微软雅黑" w:eastAsia="微软雅黑" w:cs="微软雅黑"/>
           <w:sz w:val="18"/>
@@ -21439,6 +23504,7 @@
     </w:p>
     <w:p>
       <w:pPr>
+        <w:jc w:val="left"/>
         <w:rPr>
           <w:rFonts w:hint="eastAsia" w:ascii="微软雅黑" w:hAnsi="微软雅黑" w:eastAsia="微软雅黑" w:cs="微软雅黑"/>
           <w:sz w:val="18"/>
@@ -21468,7 +23534,109 @@
           <w:sz w:val="18"/>
           <w:szCs w:val="21"/>
         </w:rPr>
-        <w:t xml:space="preserve"> for exp in we %}{{ exp.start|default('') }}, {{ exp.end|default('') }}, {{ exp.comp|default('') }}{%</w:t>
+        <w:t xml:space="preserve"> for exp in we %}</w:t>
+      </w:r>
+      <w:r>
+        <w:rPr>
+          <w:rFonts w:hint="eastAsia" w:ascii="微软雅黑" w:hAnsi="微软雅黑" w:eastAsia="微软雅黑" w:cs="微软雅黑"/>
+          <w:sz w:val="18"/>
+          <w:szCs w:val="21"/>
+          <w:lang w:eastAsia="zh-CN"/>
+        </w:rPr>
+        <w:t>{{</w:t>
+      </w:r>
+      <w:r>
+        <w:rPr>
+          <w:rFonts w:hint="eastAsia" w:ascii="微软雅黑" w:hAnsi="微软雅黑" w:eastAsia="微软雅黑" w:cs="微软雅黑"/>
+          <w:sz w:val="18"/>
+          <w:szCs w:val="21"/>
+        </w:rPr>
+        <w:t>exp.start|default('')</w:t>
+      </w:r>
+      <w:r>
+        <w:rPr>
+          <w:rFonts w:hint="eastAsia" w:ascii="微软雅黑" w:hAnsi="微软雅黑" w:eastAsia="微软雅黑" w:cs="微软雅黑"/>
+          <w:sz w:val="18"/>
+          <w:szCs w:val="21"/>
+          <w:lang w:eastAsia="zh-CN"/>
+        </w:rPr>
+        <w:t>}}</w:t>
+      </w:r>
+      <w:r>
+        <w:rPr>
+          <w:rFonts w:hint="eastAsia" w:ascii="微软雅黑" w:hAnsi="微软雅黑" w:eastAsia="微软雅黑" w:cs="微软雅黑"/>
+          <w:sz w:val="18"/>
+          <w:szCs w:val="21"/>
+        </w:rPr>
+        <w:t xml:space="preserve">, </w:t>
+      </w:r>
+      <w:r>
+        <w:rPr>
+          <w:rFonts w:hint="eastAsia" w:ascii="微软雅黑" w:hAnsi="微软雅黑" w:eastAsia="微软雅黑" w:cs="微软雅黑"/>
+          <w:sz w:val="18"/>
+          <w:szCs w:val="21"/>
+          <w:lang w:eastAsia="zh-CN"/>
+        </w:rPr>
+        <w:t>{{</w:t>
+      </w:r>
+      <w:r>
+        <w:rPr>
+          <w:rFonts w:hint="eastAsia" w:ascii="微软雅黑" w:hAnsi="微软雅黑" w:eastAsia="微软雅黑" w:cs="微软雅黑"/>
+          <w:sz w:val="18"/>
+          <w:szCs w:val="21"/>
+        </w:rPr>
+        <w:t>exp.end|default('')</w:t>
+      </w:r>
+      <w:r>
+        <w:rPr>
+          <w:rFonts w:hint="eastAsia" w:ascii="微软雅黑" w:hAnsi="微软雅黑" w:eastAsia="微软雅黑" w:cs="微软雅黑"/>
+          <w:sz w:val="18"/>
+          <w:szCs w:val="21"/>
+          <w:lang w:eastAsia="zh-CN"/>
+        </w:rPr>
+        <w:t>}}</w:t>
+      </w:r>
+      <w:r>
+        <w:rPr>
+          <w:rFonts w:hint="eastAsia" w:ascii="微软雅黑" w:hAnsi="微软雅黑" w:eastAsia="微软雅黑" w:cs="微软雅黑"/>
+          <w:sz w:val="18"/>
+          <w:szCs w:val="21"/>
+        </w:rPr>
+        <w:t xml:space="preserve">, </w:t>
+      </w:r>
+      <w:r>
+        <w:rPr>
+          <w:rFonts w:hint="eastAsia" w:ascii="微软雅黑" w:hAnsi="微软雅黑" w:eastAsia="微软雅黑" w:cs="微软雅黑"/>
+          <w:sz w:val="18"/>
+          <w:szCs w:val="21"/>
+          <w:lang w:eastAsia="zh-CN"/>
+        </w:rPr>
+        <w:t>{{</w:t>
+      </w:r>
+      <w:r>
+        <w:rPr>
+          <w:rFonts w:hint="eastAsia" w:ascii="微软雅黑" w:hAnsi="微软雅黑" w:eastAsia="微软雅黑" w:cs="微软雅黑"/>
+          <w:sz w:val="18"/>
+          <w:szCs w:val="21"/>
+        </w:rPr>
+        <w:t>exp.comp|default('')</w:t>
+      </w:r>
+      <w:r>
+        <w:rPr>
+          <w:rFonts w:hint="eastAsia" w:ascii="微软雅黑" w:hAnsi="微软雅黑" w:eastAsia="微软雅黑" w:cs="微软雅黑"/>
+          <w:sz w:val="18"/>
+          <w:szCs w:val="21"/>
+          <w:lang w:eastAsia="zh-CN"/>
+        </w:rPr>
+        <w:t>}}</w:t>
+      </w:r>
+      <w:r>
+        <w:rPr>
+          <w:rFonts w:hint="eastAsia" w:ascii="微软雅黑" w:hAnsi="微软雅黑" w:eastAsia="微软雅黑" w:cs="微软雅黑"/>
+          <w:sz w:val="18"/>
+          <w:szCs w:val="21"/>
+        </w:rPr>
+        <w:t>{%</w:t>
       </w:r>
       <w:r>
         <w:rPr>
@@ -21490,6 +23658,7 @@
     </w:p>
     <w:p>
       <w:pPr>
+        <w:jc w:val="left"/>
         <w:rPr>
           <w:rFonts w:hint="eastAsia" w:ascii="微软雅黑" w:hAnsi="微软雅黑" w:eastAsia="微软雅黑" w:cs="微软雅黑"/>
           <w:sz w:val="18"/>
@@ -21562,6 +23731,7 @@
       <w:pPr>
         <w:pStyle w:val="4"/>
         <w:numPr>
+          <w:ilvl w:val="0"/>
           <w:numId w:val="0"/>
         </w:numPr>
         <w:rPr>
@@ -21597,6 +23767,7 @@
     <w:p>
       <w:pPr>
         <w:numPr>
+          <w:ilvl w:val="0"/>
           <w:numId w:val="0"/>
         </w:numPr>
         <w:bidi w:val="0"/>
@@ -21608,122 +23779,216 @@
     </w:p>
     <w:p>
       <w:pPr>
-        <w:bidi w:val="0"/>
-      </w:pPr>
-      <w:r>
+        <w:jc w:val="left"/>
+        <w:rPr>
+          <w:rFonts w:hint="eastAsia" w:ascii="微软雅黑" w:hAnsi="微软雅黑" w:eastAsia="微软雅黑" w:cs="微软雅黑"/>
+          <w:sz w:val="18"/>
+          <w:szCs w:val="21"/>
+        </w:rPr>
+      </w:pPr>
+      <w:r>
+        <w:rPr>
+          <w:rFonts w:hint="eastAsia" w:ascii="微软雅黑" w:hAnsi="微软雅黑" w:eastAsia="微软雅黑" w:cs="微软雅黑"/>
+          <w:sz w:val="18"/>
+          <w:szCs w:val="21"/>
+        </w:rPr>
         <w:t xml:space="preserve">{% set </w:t>
       </w:r>
       <w:r>
         <w:rPr>
-          <w:rFonts w:hint="eastAsia"/>
+          <w:rFonts w:hint="eastAsia" w:ascii="微软雅黑" w:hAnsi="微软雅黑" w:eastAsia="微软雅黑" w:cs="微软雅黑"/>
+          <w:sz w:val="18"/>
+          <w:szCs w:val="21"/>
           <w:lang w:val="en-US" w:eastAsia="zh-CN"/>
         </w:rPr>
         <w:t>he</w:t>
       </w:r>
       <w:r>
+        <w:rPr>
+          <w:rFonts w:hint="eastAsia" w:ascii="微软雅黑" w:hAnsi="微软雅黑" w:eastAsia="微软雅黑" w:cs="微软雅黑"/>
+          <w:sz w:val="18"/>
+          <w:szCs w:val="21"/>
+        </w:rPr>
         <w:t xml:space="preserve"> = </w:t>
       </w:r>
       <w:r>
         <w:rPr>
-          <w:rFonts w:hint="eastAsia"/>
+          <w:rFonts w:hint="eastAsia" w:ascii="微软雅黑" w:hAnsi="微软雅黑" w:eastAsia="微软雅黑" w:cs="微软雅黑"/>
+          <w:sz w:val="18"/>
+          <w:szCs w:val="21"/>
           <w:lang w:val="en-US" w:eastAsia="zh-CN"/>
         </w:rPr>
         <w:t>si</w:t>
       </w:r>
       <w:r>
+        <w:rPr>
+          <w:rFonts w:hint="eastAsia" w:ascii="微软雅黑" w:hAnsi="微软雅黑" w:eastAsia="微软雅黑" w:cs="微软雅黑"/>
+          <w:sz w:val="18"/>
+          <w:szCs w:val="21"/>
+        </w:rPr>
         <w:t>.</w:t>
       </w:r>
       <w:r>
         <w:rPr>
-          <w:rFonts w:hint="eastAsia"/>
+          <w:rFonts w:hint="eastAsia" w:ascii="微软雅黑" w:hAnsi="微软雅黑" w:eastAsia="微软雅黑" w:cs="微软雅黑"/>
+          <w:sz w:val="18"/>
+          <w:szCs w:val="21"/>
           <w:lang w:val="en-US" w:eastAsia="zh-CN"/>
         </w:rPr>
         <w:t>edu</w:t>
       </w:r>
       <w:r>
-        <w:t>| selectattr("DegreeType", "equalto", "最高学历") | first %}</w:t>
-      </w:r>
-    </w:p>
-    <w:p>
-      <w:pPr>
-        <w:bidi w:val="0"/>
-      </w:pPr>
-      <w:r>
-        <w:t xml:space="preserve">{{ </w:t>
-      </w:r>
-      <w:r>
-        <w:rPr>
-          <w:rFonts w:hint="eastAsia"/>
+        <w:rPr>
+          <w:rFonts w:hint="eastAsia" w:ascii="微软雅黑" w:hAnsi="微软雅黑" w:eastAsia="微软雅黑" w:cs="微软雅黑"/>
+          <w:sz w:val="18"/>
+          <w:szCs w:val="21"/>
+        </w:rPr>
+        <w:t>| selectattr("</w:t>
+      </w:r>
+      <w:r>
+        <w:rPr>
+          <w:rFonts w:hint="eastAsia" w:ascii="微软雅黑" w:hAnsi="微软雅黑" w:eastAsia="微软雅黑" w:cs="微软雅黑"/>
+          <w:sz w:val="18"/>
+          <w:szCs w:val="21"/>
+          <w:lang w:val="en-US" w:eastAsia="zh-CN"/>
+        </w:rPr>
+        <w:t>type</w:t>
+      </w:r>
+      <w:r>
+        <w:rPr>
+          <w:rFonts w:hint="eastAsia" w:ascii="微软雅黑" w:hAnsi="微软雅黑" w:eastAsia="微软雅黑" w:cs="微软雅黑"/>
+          <w:sz w:val="18"/>
+          <w:szCs w:val="21"/>
+        </w:rPr>
+        <w:t>", "equalto", "最高学历") | first %}</w:t>
+      </w:r>
+    </w:p>
+    <w:p>
+      <w:pPr>
+        <w:jc w:val="left"/>
+        <w:rPr>
+          <w:rFonts w:hint="default" w:ascii="微软雅黑" w:hAnsi="微软雅黑" w:eastAsia="微软雅黑" w:cs="微软雅黑"/>
+          <w:sz w:val="18"/>
+          <w:szCs w:val="21"/>
+          <w:lang w:val="en-US" w:eastAsia="zh-CN"/>
+        </w:rPr>
+      </w:pPr>
+      <w:r>
+        <w:rPr>
+          <w:rFonts w:hint="eastAsia" w:ascii="微软雅黑" w:hAnsi="微软雅黑" w:eastAsia="微软雅黑" w:cs="微软雅黑"/>
+          <w:sz w:val="18"/>
+          <w:szCs w:val="21"/>
+          <w:lang w:val="en-US" w:eastAsia="zh-CN"/>
+        </w:rPr>
+        <w:t>最高学历：</w:t>
+      </w:r>
+    </w:p>
+    <w:p>
+      <w:pPr>
+        <w:jc w:val="left"/>
+        <w:rPr>
+          <w:rFonts w:hint="eastAsia" w:ascii="微软雅黑" w:hAnsi="微软雅黑" w:eastAsia="微软雅黑" w:cs="微软雅黑"/>
+          <w:sz w:val="18"/>
+          <w:szCs w:val="21"/>
+        </w:rPr>
+      </w:pPr>
+      <w:r>
+        <w:rPr>
+          <w:rFonts w:hint="eastAsia" w:ascii="微软雅黑" w:hAnsi="微软雅黑" w:eastAsia="微软雅黑" w:cs="微软雅黑"/>
+          <w:sz w:val="18"/>
+          <w:szCs w:val="21"/>
           <w:lang w:eastAsia="zh-CN"/>
         </w:rPr>
-        <w:t>he.</w:t>
-      </w:r>
-      <w:r>
-        <w:t xml:space="preserve">HighestEducation or </w:t>
-      </w:r>
-      <w:r>
-        <w:rPr>
-          <w:rFonts w:hint="eastAsia"/>
+        <w:t>{{he.</w:t>
+      </w:r>
+      <w:r>
+        <w:rPr>
+          <w:rFonts w:hint="eastAsia" w:ascii="微软雅黑" w:hAnsi="微软雅黑" w:eastAsia="微软雅黑" w:cs="微软雅黑"/>
+          <w:sz w:val="18"/>
+          <w:szCs w:val="21"/>
+          <w:lang w:val="en-US" w:eastAsia="zh-CN"/>
+        </w:rPr>
+        <w:t>grad</w:t>
+      </w:r>
+      <w:r>
+        <w:rPr>
+          <w:rFonts w:hint="eastAsia" w:ascii="微软雅黑" w:hAnsi="微软雅黑" w:eastAsia="微软雅黑" w:cs="微软雅黑"/>
+          <w:sz w:val="18"/>
+          <w:szCs w:val="21"/>
+        </w:rPr>
+        <w:t>}} {# 毕业时间 #}</w:t>
+      </w:r>
+    </w:p>
+    <w:p>
+      <w:pPr>
+        <w:jc w:val="left"/>
+        <w:rPr>
+          <w:rFonts w:hint="eastAsia" w:ascii="微软雅黑" w:hAnsi="微软雅黑" w:eastAsia="微软雅黑" w:cs="微软雅黑"/>
+          <w:sz w:val="18"/>
+          <w:szCs w:val="21"/>
+        </w:rPr>
+      </w:pPr>
+      <w:r>
+        <w:rPr>
+          <w:rFonts w:hint="eastAsia" w:ascii="微软雅黑" w:hAnsi="微软雅黑" w:eastAsia="微软雅黑" w:cs="微软雅黑"/>
+          <w:sz w:val="18"/>
+          <w:szCs w:val="21"/>
           <w:lang w:eastAsia="zh-CN"/>
         </w:rPr>
-        <w:t>he.</w:t>
-      </w:r>
-      <w:r>
-        <w:t>DegreeType }} {# 学历 #}</w:t>
-      </w:r>
-    </w:p>
-    <w:p>
-      <w:pPr>
-        <w:bidi w:val="0"/>
-      </w:pPr>
-      <w:r>
-        <w:t xml:space="preserve">{{ </w:t>
-      </w:r>
-      <w:r>
-        <w:rPr>
-          <w:rFonts w:hint="eastAsia"/>
+        <w:t>{{he.</w:t>
+      </w:r>
+      <w:r>
+        <w:rPr>
+          <w:rFonts w:hint="eastAsia" w:ascii="微软雅黑" w:hAnsi="微软雅黑" w:eastAsia="微软雅黑" w:cs="微软雅黑"/>
+          <w:sz w:val="18"/>
+          <w:szCs w:val="21"/>
+          <w:lang w:val="en-US" w:eastAsia="zh-CN"/>
+        </w:rPr>
+        <w:t>school</w:t>
+      </w:r>
+      <w:r>
+        <w:rPr>
+          <w:rFonts w:hint="eastAsia" w:ascii="微软雅黑" w:hAnsi="微软雅黑" w:eastAsia="微软雅黑" w:cs="微软雅黑"/>
+          <w:sz w:val="18"/>
+          <w:szCs w:val="21"/>
+        </w:rPr>
+        <w:t>}} {# 毕业学校 #}</w:t>
+      </w:r>
+    </w:p>
+    <w:p>
+      <w:pPr>
+        <w:jc w:val="left"/>
+        <w:rPr>
+          <w:rFonts w:hint="eastAsia" w:ascii="微软雅黑" w:hAnsi="微软雅黑" w:eastAsia="微软雅黑" w:cs="微软雅黑"/>
+          <w:sz w:val="18"/>
+          <w:szCs w:val="21"/>
+        </w:rPr>
+      </w:pPr>
+      <w:r>
+        <w:rPr>
+          <w:rFonts w:hint="eastAsia" w:ascii="微软雅黑" w:hAnsi="微软雅黑" w:eastAsia="微软雅黑" w:cs="微软雅黑"/>
+          <w:sz w:val="18"/>
+          <w:szCs w:val="21"/>
           <w:lang w:eastAsia="zh-CN"/>
         </w:rPr>
-        <w:t>he.</w:t>
-      </w:r>
-      <w:r>
-        <w:t>GraduationTime }} {# 毕业时间 #}</w:t>
-      </w:r>
-    </w:p>
-    <w:p>
-      <w:pPr>
-        <w:bidi w:val="0"/>
-      </w:pPr>
-      <w:r>
-        <w:t xml:space="preserve">{{ </w:t>
-      </w:r>
-      <w:r>
-        <w:rPr>
-          <w:rFonts w:hint="eastAsia"/>
-          <w:lang w:eastAsia="zh-CN"/>
-        </w:rPr>
-        <w:t>he.</w:t>
-      </w:r>
-      <w:r>
-        <w:t>GraduationSchool }} {# 毕业学校 #}</w:t>
-      </w:r>
-    </w:p>
-    <w:p>
-      <w:pPr>
-        <w:bidi w:val="0"/>
-      </w:pPr>
-      <w:r>
-        <w:t xml:space="preserve">{{ </w:t>
-      </w:r>
-      <w:r>
-        <w:rPr>
-          <w:rFonts w:hint="eastAsia"/>
-          <w:lang w:eastAsia="zh-CN"/>
-        </w:rPr>
-        <w:t>he.</w:t>
-      </w:r>
-      <w:r>
-        <w:t>Major }} {# 专业 #}</w:t>
+        <w:t>{{he.</w:t>
+      </w:r>
+      <w:r>
+        <w:rPr>
+          <w:rFonts w:hint="eastAsia" w:ascii="微软雅黑" w:hAnsi="微软雅黑" w:eastAsia="微软雅黑" w:cs="微软雅黑"/>
+          <w:sz w:val="18"/>
+          <w:szCs w:val="21"/>
+          <w:lang w:val="en-US" w:eastAsia="zh-CN"/>
+        </w:rPr>
+        <w:t>major</w:t>
+      </w:r>
+      <w:r>
+        <w:rPr>
+          <w:rFonts w:hint="eastAsia" w:ascii="微软雅黑" w:hAnsi="微软雅黑" w:eastAsia="微软雅黑" w:cs="微软雅黑"/>
+          <w:sz w:val="18"/>
+          <w:szCs w:val="21"/>
+        </w:rPr>
+        <w:t>}} {# 专业 #}</w:t>
       </w:r>
     </w:p>
     <w:p>
@@ -21756,93 +24021,427 @@
     </w:p>
     <w:p>
       <w:pPr>
-        <w:bidi w:val="0"/>
-      </w:pPr>
-      <w:r>
+        <w:jc w:val="left"/>
+        <w:rPr>
+          <w:rFonts w:hint="eastAsia" w:ascii="微软雅黑" w:hAnsi="微软雅黑" w:eastAsia="微软雅黑" w:cs="微软雅黑"/>
+          <w:sz w:val="18"/>
+          <w:szCs w:val="21"/>
+        </w:rPr>
+      </w:pPr>
+      <w:r>
+        <w:rPr>
+          <w:rFonts w:hint="eastAsia" w:ascii="微软雅黑" w:hAnsi="微软雅黑" w:eastAsia="微软雅黑" w:cs="微软雅黑"/>
+          <w:sz w:val="18"/>
+          <w:szCs w:val="21"/>
+        </w:rPr>
         <w:t xml:space="preserve">{% for edu in </w:t>
       </w:r>
       <w:r>
         <w:rPr>
-          <w:rFonts w:hint="eastAsia"/>
+          <w:rFonts w:hint="eastAsia" w:ascii="微软雅黑" w:hAnsi="微软雅黑" w:eastAsia="微软雅黑" w:cs="微软雅黑"/>
+          <w:sz w:val="18"/>
+          <w:szCs w:val="21"/>
           <w:lang w:eastAsia="zh-CN"/>
         </w:rPr>
         <w:t>si.edu</w:t>
       </w:r>
       <w:r>
+        <w:rPr>
+          <w:rFonts w:hint="eastAsia" w:ascii="微软雅黑" w:hAnsi="微软雅黑" w:eastAsia="微软雅黑" w:cs="微软雅黑"/>
+          <w:sz w:val="18"/>
+          <w:szCs w:val="21"/>
+        </w:rPr>
         <w:t xml:space="preserve"> %}</w:t>
       </w:r>
     </w:p>
     <w:p>
       <w:pPr>
-        <w:bidi w:val="0"/>
-      </w:pPr>
-      <w:r>
-        <w:t>学历：{{ edu.GraduationTime }} 毕业于：{{ edu.GraduationSchool }} 专业：{{ edu.Major }}</w:t>
-      </w:r>
-    </w:p>
-    <w:p>
-      <w:pPr>
-        <w:bidi w:val="0"/>
-      </w:pPr>
-      <w:r>
+        <w:jc w:val="left"/>
+        <w:rPr>
+          <w:rFonts w:hint="eastAsia" w:ascii="微软雅黑" w:hAnsi="微软雅黑" w:eastAsia="微软雅黑" w:cs="微软雅黑"/>
+          <w:sz w:val="18"/>
+          <w:szCs w:val="21"/>
+        </w:rPr>
+      </w:pPr>
+      <w:r>
+        <w:rPr>
+          <w:rFonts w:hint="eastAsia" w:ascii="微软雅黑" w:hAnsi="微软雅黑" w:eastAsia="微软雅黑" w:cs="微软雅黑"/>
+          <w:sz w:val="18"/>
+          <w:szCs w:val="21"/>
+        </w:rPr>
+        <w:t>学历：</w:t>
+      </w:r>
+      <w:r>
+        <w:rPr>
+          <w:rFonts w:hint="eastAsia" w:ascii="微软雅黑" w:hAnsi="微软雅黑" w:eastAsia="微软雅黑" w:cs="微软雅黑"/>
+          <w:sz w:val="18"/>
+          <w:szCs w:val="21"/>
+          <w:lang w:eastAsia="zh-CN"/>
+        </w:rPr>
+        <w:t>{{</w:t>
+      </w:r>
+      <w:r>
+        <w:rPr>
+          <w:rFonts w:hint="eastAsia" w:ascii="微软雅黑" w:hAnsi="微软雅黑" w:eastAsia="微软雅黑" w:cs="微软雅黑"/>
+          <w:sz w:val="18"/>
+          <w:szCs w:val="21"/>
+        </w:rPr>
+        <w:t>edu.</w:t>
+      </w:r>
+      <w:r>
+        <w:rPr>
+          <w:rFonts w:hint="eastAsia" w:ascii="微软雅黑" w:hAnsi="微软雅黑" w:eastAsia="微软雅黑" w:cs="微软雅黑"/>
+          <w:sz w:val="18"/>
+          <w:szCs w:val="21"/>
+          <w:lang w:val="en-US" w:eastAsia="zh-CN"/>
+        </w:rPr>
+        <w:t>grad</w:t>
+      </w:r>
+      <w:r>
+        <w:rPr>
+          <w:rFonts w:hint="eastAsia" w:ascii="微软雅黑" w:hAnsi="微软雅黑" w:eastAsia="微软雅黑" w:cs="微软雅黑"/>
+          <w:sz w:val="18"/>
+          <w:szCs w:val="21"/>
+        </w:rPr>
+        <w:t>}} 毕业于：</w:t>
+      </w:r>
+      <w:r>
+        <w:rPr>
+          <w:rFonts w:hint="eastAsia" w:ascii="微软雅黑" w:hAnsi="微软雅黑" w:eastAsia="微软雅黑" w:cs="微软雅黑"/>
+          <w:sz w:val="18"/>
+          <w:szCs w:val="21"/>
+          <w:lang w:eastAsia="zh-CN"/>
+        </w:rPr>
+        <w:t>{{</w:t>
+      </w:r>
+      <w:r>
+        <w:rPr>
+          <w:rFonts w:hint="eastAsia" w:ascii="微软雅黑" w:hAnsi="微软雅黑" w:eastAsia="微软雅黑" w:cs="微软雅黑"/>
+          <w:sz w:val="18"/>
+          <w:szCs w:val="21"/>
+        </w:rPr>
+        <w:t>edu.</w:t>
+      </w:r>
+      <w:r>
+        <w:rPr>
+          <w:rFonts w:hint="eastAsia" w:ascii="微软雅黑" w:hAnsi="微软雅黑" w:eastAsia="微软雅黑" w:cs="微软雅黑"/>
+          <w:sz w:val="18"/>
+          <w:szCs w:val="21"/>
+          <w:lang w:val="en-US" w:eastAsia="zh-CN"/>
+        </w:rPr>
+        <w:t>school</w:t>
+      </w:r>
+      <w:r>
+        <w:rPr>
+          <w:rFonts w:hint="eastAsia" w:ascii="微软雅黑" w:hAnsi="微软雅黑" w:eastAsia="微软雅黑" w:cs="微软雅黑"/>
+          <w:sz w:val="18"/>
+          <w:szCs w:val="21"/>
+        </w:rPr>
+        <w:t>}} 专业：</w:t>
+      </w:r>
+      <w:r>
+        <w:rPr>
+          <w:rFonts w:hint="eastAsia" w:ascii="微软雅黑" w:hAnsi="微软雅黑" w:eastAsia="微软雅黑" w:cs="微软雅黑"/>
+          <w:sz w:val="18"/>
+          <w:szCs w:val="21"/>
+          <w:lang w:eastAsia="zh-CN"/>
+        </w:rPr>
+        <w:t>{{</w:t>
+      </w:r>
+      <w:r>
+        <w:rPr>
+          <w:rFonts w:hint="eastAsia" w:ascii="微软雅黑" w:hAnsi="微软雅黑" w:eastAsia="微软雅黑" w:cs="微软雅黑"/>
+          <w:sz w:val="18"/>
+          <w:szCs w:val="21"/>
+        </w:rPr>
+        <w:t>edu.</w:t>
+      </w:r>
+      <w:r>
+        <w:rPr>
+          <w:rFonts w:hint="eastAsia" w:ascii="微软雅黑" w:hAnsi="微软雅黑" w:eastAsia="微软雅黑" w:cs="微软雅黑"/>
+          <w:sz w:val="18"/>
+          <w:szCs w:val="21"/>
+          <w:lang w:val="en-US" w:eastAsia="zh-CN"/>
+        </w:rPr>
+        <w:t>major</w:t>
+      </w:r>
+      <w:r>
+        <w:rPr>
+          <w:rFonts w:hint="eastAsia" w:ascii="微软雅黑" w:hAnsi="微软雅黑" w:eastAsia="微软雅黑" w:cs="微软雅黑"/>
+          <w:sz w:val="18"/>
+          <w:szCs w:val="21"/>
+        </w:rPr>
+        <w:t>}}</w:t>
+      </w:r>
+    </w:p>
+    <w:p>
+      <w:pPr>
+        <w:jc w:val="left"/>
+        <w:rPr>
+          <w:rFonts w:hint="eastAsia" w:ascii="微软雅黑" w:hAnsi="微软雅黑" w:eastAsia="微软雅黑" w:cs="微软雅黑"/>
+          <w:sz w:val="18"/>
+          <w:szCs w:val="21"/>
+        </w:rPr>
+      </w:pPr>
+      <w:r>
+        <w:rPr>
+          <w:rFonts w:hint="eastAsia" w:ascii="微软雅黑" w:hAnsi="微软雅黑" w:eastAsia="微软雅黑" w:cs="微软雅黑"/>
+          <w:sz w:val="18"/>
+          <w:szCs w:val="21"/>
+        </w:rPr>
         <w:t>{% if not loop.last %}|{% endif %}</w:t>
       </w:r>
     </w:p>
     <w:p>
       <w:pPr>
-        <w:bidi w:val="0"/>
-      </w:pPr>
-      <w:r>
+        <w:jc w:val="left"/>
+        <w:rPr>
+          <w:rFonts w:hint="eastAsia" w:ascii="微软雅黑" w:hAnsi="微软雅黑" w:eastAsia="微软雅黑" w:cs="微软雅黑"/>
+          <w:sz w:val="18"/>
+          <w:szCs w:val="21"/>
+        </w:rPr>
+      </w:pPr>
+      <w:r>
+        <w:rPr>
+          <w:rFonts w:hint="eastAsia" w:ascii="微软雅黑" w:hAnsi="微软雅黑" w:eastAsia="微软雅黑" w:cs="微软雅黑"/>
+          <w:sz w:val="18"/>
+          <w:szCs w:val="21"/>
+        </w:rPr>
         <w:t>{% endfor %}</w:t>
       </w:r>
     </w:p>
     <w:p>
       <w:pPr>
-        <w:bidi w:val="0"/>
-      </w:pPr>
-      <w:r>
+        <w:jc w:val="left"/>
+        <w:rPr>
+          <w:rFonts w:hint="eastAsia" w:ascii="微软雅黑" w:hAnsi="微软雅黑" w:eastAsia="微软雅黑" w:cs="微软雅黑"/>
+          <w:sz w:val="18"/>
+          <w:szCs w:val="21"/>
+        </w:rPr>
+      </w:pPr>
+      <w:r>
+        <w:rPr>
+          <w:rFonts w:hint="eastAsia" w:ascii="微软雅黑" w:hAnsi="微软雅黑" w:eastAsia="微软雅黑" w:cs="微软雅黑"/>
+          <w:sz w:val="18"/>
+          <w:szCs w:val="21"/>
+        </w:rPr>
         <w:t>或者更详细的格式：</w:t>
       </w:r>
     </w:p>
     <w:p>
       <w:pPr>
-        <w:bidi w:val="0"/>
-      </w:pPr>
-      <w:r>
+        <w:jc w:val="left"/>
+        <w:rPr>
+          <w:rFonts w:hint="eastAsia" w:ascii="微软雅黑" w:hAnsi="微软雅黑" w:eastAsia="微软雅黑" w:cs="微软雅黑"/>
+          <w:sz w:val="18"/>
+          <w:szCs w:val="21"/>
+        </w:rPr>
+      </w:pPr>
+      <w:r>
+        <w:rPr>
+          <w:rFonts w:hint="eastAsia" w:ascii="微软雅黑" w:hAnsi="微软雅黑" w:eastAsia="微软雅黑" w:cs="微软雅黑"/>
+          <w:sz w:val="18"/>
+          <w:szCs w:val="21"/>
+        </w:rPr>
         <w:t xml:space="preserve">{% for edu in </w:t>
       </w:r>
       <w:r>
         <w:rPr>
-          <w:rFonts w:hint="eastAsia"/>
+          <w:rFonts w:hint="eastAsia" w:ascii="微软雅黑" w:hAnsi="微软雅黑" w:eastAsia="微软雅黑" w:cs="微软雅黑"/>
+          <w:sz w:val="18"/>
+          <w:szCs w:val="21"/>
           <w:lang w:eastAsia="zh-CN"/>
         </w:rPr>
         <w:t>si.edu</w:t>
       </w:r>
       <w:r>
+        <w:rPr>
+          <w:rFonts w:hint="eastAsia" w:ascii="微软雅黑" w:hAnsi="微软雅黑" w:eastAsia="微软雅黑" w:cs="微软雅黑"/>
+          <w:sz w:val="18"/>
+          <w:szCs w:val="21"/>
+        </w:rPr>
         <w:t xml:space="preserve"> %}</w:t>
       </w:r>
     </w:p>
     <w:p>
       <w:pPr>
-        <w:bidi w:val="0"/>
-      </w:pPr>
-      <w:r>
-        <w:t>{{ edu.DegreeType }}：{{ edu.GraduationTime }} 毕业于：{{ edu.GraduationSchool }} 专业：{{ edu.Major }}</w:t>
-      </w:r>
-    </w:p>
-    <w:p>
-      <w:pPr>
-        <w:bidi w:val="0"/>
-      </w:pPr>
-      <w:r>
+        <w:jc w:val="left"/>
+        <w:rPr>
+          <w:rFonts w:hint="eastAsia" w:ascii="微软雅黑" w:hAnsi="微软雅黑" w:eastAsia="微软雅黑" w:cs="微软雅黑"/>
+          <w:sz w:val="18"/>
+          <w:szCs w:val="21"/>
+        </w:rPr>
+      </w:pPr>
+      <w:r>
+        <w:rPr>
+          <w:rFonts w:hint="eastAsia" w:ascii="微软雅黑" w:hAnsi="微软雅黑" w:eastAsia="微软雅黑" w:cs="微软雅黑"/>
+          <w:sz w:val="18"/>
+          <w:szCs w:val="21"/>
+          <w:lang w:eastAsia="zh-CN"/>
+        </w:rPr>
+        <w:t>{{</w:t>
+      </w:r>
+      <w:r>
+        <w:rPr>
+          <w:rFonts w:hint="eastAsia" w:ascii="微软雅黑" w:hAnsi="微软雅黑" w:eastAsia="微软雅黑" w:cs="微软雅黑"/>
+          <w:sz w:val="18"/>
+          <w:szCs w:val="21"/>
+        </w:rPr>
+        <w:t>edu.</w:t>
+      </w:r>
+      <w:r>
+        <w:rPr>
+          <w:rFonts w:hint="eastAsia" w:ascii="微软雅黑" w:hAnsi="微软雅黑" w:eastAsia="微软雅黑" w:cs="微软雅黑"/>
+          <w:sz w:val="18"/>
+          <w:szCs w:val="21"/>
+          <w:lang w:val="en-US" w:eastAsia="zh-CN"/>
+        </w:rPr>
+        <w:t>type</w:t>
+      </w:r>
+      <w:r>
+        <w:rPr>
+          <w:rFonts w:hint="eastAsia" w:ascii="微软雅黑" w:hAnsi="微软雅黑" w:eastAsia="微软雅黑" w:cs="微软雅黑"/>
+          <w:sz w:val="18"/>
+          <w:szCs w:val="21"/>
+        </w:rPr>
+        <w:t>}}：</w:t>
+      </w:r>
+      <w:r>
+        <w:rPr>
+          <w:rFonts w:hint="eastAsia" w:ascii="微软雅黑" w:hAnsi="微软雅黑" w:eastAsia="微软雅黑" w:cs="微软雅黑"/>
+          <w:sz w:val="18"/>
+          <w:szCs w:val="21"/>
+          <w:lang w:eastAsia="zh-CN"/>
+        </w:rPr>
+        <w:t>{{</w:t>
+      </w:r>
+      <w:r>
+        <w:rPr>
+          <w:rFonts w:hint="eastAsia" w:ascii="微软雅黑" w:hAnsi="微软雅黑" w:eastAsia="微软雅黑" w:cs="微软雅黑"/>
+          <w:sz w:val="18"/>
+          <w:szCs w:val="21"/>
+        </w:rPr>
+        <w:t>edu.</w:t>
+      </w:r>
+      <w:r>
+        <w:rPr>
+          <w:rFonts w:hint="eastAsia" w:ascii="微软雅黑" w:hAnsi="微软雅黑" w:eastAsia="微软雅黑" w:cs="微软雅黑"/>
+          <w:sz w:val="18"/>
+          <w:szCs w:val="21"/>
+          <w:lang w:val="en-US" w:eastAsia="zh-CN"/>
+        </w:rPr>
+        <w:t>grad</w:t>
+      </w:r>
+      <w:r>
+        <w:rPr>
+          <w:rFonts w:hint="eastAsia" w:ascii="微软雅黑" w:hAnsi="微软雅黑" w:eastAsia="微软雅黑" w:cs="微软雅黑"/>
+          <w:sz w:val="18"/>
+          <w:szCs w:val="21"/>
+        </w:rPr>
+        <w:t>}} 毕业于：</w:t>
+      </w:r>
+      <w:r>
+        <w:rPr>
+          <w:rFonts w:hint="eastAsia" w:ascii="微软雅黑" w:hAnsi="微软雅黑" w:eastAsia="微软雅黑" w:cs="微软雅黑"/>
+          <w:sz w:val="18"/>
+          <w:szCs w:val="21"/>
+          <w:lang w:eastAsia="zh-CN"/>
+        </w:rPr>
+        <w:t>{{</w:t>
+      </w:r>
+      <w:r>
+        <w:rPr>
+          <w:rFonts w:hint="eastAsia" w:ascii="微软雅黑" w:hAnsi="微软雅黑" w:eastAsia="微软雅黑" w:cs="微软雅黑"/>
+          <w:sz w:val="18"/>
+          <w:szCs w:val="21"/>
+        </w:rPr>
+        <w:t>edu.</w:t>
+      </w:r>
+      <w:r>
+        <w:rPr>
+          <w:rFonts w:hint="eastAsia" w:ascii="微软雅黑" w:hAnsi="微软雅黑" w:eastAsia="微软雅黑" w:cs="微软雅黑"/>
+          <w:sz w:val="18"/>
+          <w:szCs w:val="21"/>
+          <w:lang w:val="en-US" w:eastAsia="zh-CN"/>
+        </w:rPr>
+        <w:t>school</w:t>
+      </w:r>
+      <w:r>
+        <w:rPr>
+          <w:rFonts w:hint="eastAsia" w:ascii="微软雅黑" w:hAnsi="微软雅黑" w:eastAsia="微软雅黑" w:cs="微软雅黑"/>
+          <w:sz w:val="18"/>
+          <w:szCs w:val="21"/>
+        </w:rPr>
+        <w:t>}} 专业：</w:t>
+      </w:r>
+      <w:r>
+        <w:rPr>
+          <w:rFonts w:hint="eastAsia" w:ascii="微软雅黑" w:hAnsi="微软雅黑" w:eastAsia="微软雅黑" w:cs="微软雅黑"/>
+          <w:sz w:val="18"/>
+          <w:szCs w:val="21"/>
+          <w:lang w:eastAsia="zh-CN"/>
+        </w:rPr>
+        <w:t>{{</w:t>
+      </w:r>
+      <w:r>
+        <w:rPr>
+          <w:rFonts w:hint="eastAsia" w:ascii="微软雅黑" w:hAnsi="微软雅黑" w:eastAsia="微软雅黑" w:cs="微软雅黑"/>
+          <w:sz w:val="18"/>
+          <w:szCs w:val="21"/>
+        </w:rPr>
+        <w:t>edu.</w:t>
+      </w:r>
+      <w:r>
+        <w:rPr>
+          <w:rFonts w:hint="eastAsia" w:ascii="微软雅黑" w:hAnsi="微软雅黑" w:eastAsia="微软雅黑" w:cs="微软雅黑"/>
+          <w:sz w:val="18"/>
+          <w:szCs w:val="21"/>
+          <w:lang w:val="en-US" w:eastAsia="zh-CN"/>
+        </w:rPr>
+        <w:t>major</w:t>
+      </w:r>
+      <w:r>
+        <w:rPr>
+          <w:rFonts w:hint="eastAsia" w:ascii="微软雅黑" w:hAnsi="微软雅黑" w:eastAsia="微软雅黑" w:cs="微软雅黑"/>
+          <w:sz w:val="18"/>
+          <w:szCs w:val="21"/>
+        </w:rPr>
+        <w:t>}}</w:t>
+      </w:r>
+    </w:p>
+    <w:p>
+      <w:pPr>
+        <w:jc w:val="left"/>
+        <w:rPr>
+          <w:rFonts w:hint="eastAsia" w:ascii="微软雅黑" w:hAnsi="微软雅黑" w:eastAsia="微软雅黑" w:cs="微软雅黑"/>
+          <w:sz w:val="18"/>
+          <w:szCs w:val="21"/>
+        </w:rPr>
+      </w:pPr>
+      <w:r>
+        <w:rPr>
+          <w:rFonts w:hint="eastAsia" w:ascii="微软雅黑" w:hAnsi="微软雅黑" w:eastAsia="微软雅黑" w:cs="微软雅黑"/>
+          <w:sz w:val="18"/>
+          <w:szCs w:val="21"/>
+        </w:rPr>
         <w:t>{% if not loop.last %}&lt;br&gt;{% endif %}</w:t>
       </w:r>
     </w:p>
     <w:p>
       <w:pPr>
-        <w:bidi w:val="0"/>
-      </w:pPr>
-      <w:r>
+        <w:jc w:val="left"/>
+        <w:rPr>
+          <w:rFonts w:hint="eastAsia" w:ascii="微软雅黑" w:hAnsi="微软雅黑" w:eastAsia="微软雅黑" w:cs="微软雅黑"/>
+          <w:sz w:val="18"/>
+          <w:szCs w:val="21"/>
+        </w:rPr>
+      </w:pPr>
+      <w:r>
+        <w:rPr>
+          <w:rFonts w:hint="eastAsia" w:ascii="微软雅黑" w:hAnsi="微软雅黑" w:eastAsia="微软雅黑" w:cs="微软雅黑"/>
+          <w:sz w:val="18"/>
+          <w:szCs w:val="21"/>
+        </w:rPr>
         <w:t>{% endfor %}</w:t>
       </w:r>
     </w:p>
@@ -21867,156 +24466,466 @@
       <w:r>
         <w:t>分别获取最高学历和第一学历</w:t>
       </w:r>
-      <w:bookmarkStart w:id="42" w:name="_GoBack"/>
-      <w:bookmarkEnd w:id="42"/>
-    </w:p>
-    <w:p>
-      <w:pPr>
-        <w:bidi w:val="0"/>
-      </w:pPr>
-      <w:r>
+    </w:p>
+    <w:p>
+      <w:pPr>
+        <w:jc w:val="left"/>
+        <w:rPr>
+          <w:rFonts w:hint="eastAsia" w:ascii="微软雅黑" w:hAnsi="微软雅黑" w:eastAsia="微软雅黑" w:cs="微软雅黑"/>
+          <w:sz w:val="18"/>
+          <w:szCs w:val="21"/>
+        </w:rPr>
+      </w:pPr>
+      <w:r>
+        <w:rPr>
+          <w:rFonts w:hint="eastAsia" w:ascii="微软雅黑" w:hAnsi="微软雅黑" w:eastAsia="微软雅黑" w:cs="微软雅黑"/>
+          <w:sz w:val="18"/>
+          <w:szCs w:val="21"/>
+        </w:rPr>
         <w:t>{# 获取最高学历 #}</w:t>
       </w:r>
     </w:p>
     <w:p>
       <w:pPr>
-        <w:bidi w:val="0"/>
-      </w:pPr>
-      <w:r>
+        <w:jc w:val="left"/>
+        <w:rPr>
+          <w:rFonts w:hint="eastAsia" w:ascii="微软雅黑" w:hAnsi="微软雅黑" w:eastAsia="微软雅黑" w:cs="微软雅黑"/>
+          <w:sz w:val="18"/>
+          <w:szCs w:val="21"/>
+        </w:rPr>
+      </w:pPr>
+      <w:r>
+        <w:rPr>
+          <w:rFonts w:hint="eastAsia" w:ascii="微软雅黑" w:hAnsi="微软雅黑" w:eastAsia="微软雅黑" w:cs="微软雅黑"/>
+          <w:sz w:val="18"/>
+          <w:szCs w:val="21"/>
+        </w:rPr>
         <w:t xml:space="preserve">{% set </w:t>
       </w:r>
       <w:r>
         <w:rPr>
-          <w:rFonts w:hint="eastAsia"/>
+          <w:rFonts w:hint="eastAsia" w:ascii="微软雅黑" w:hAnsi="微软雅黑" w:eastAsia="微软雅黑" w:cs="微软雅黑"/>
+          <w:sz w:val="18"/>
+          <w:szCs w:val="21"/>
           <w:lang w:eastAsia="zh-CN"/>
         </w:rPr>
         <w:t>he</w:t>
       </w:r>
       <w:r>
+        <w:rPr>
+          <w:rFonts w:hint="eastAsia" w:ascii="微软雅黑" w:hAnsi="微软雅黑" w:eastAsia="微软雅黑" w:cs="微软雅黑"/>
+          <w:sz w:val="18"/>
+          <w:szCs w:val="21"/>
+        </w:rPr>
         <w:t xml:space="preserve"> = </w:t>
       </w:r>
       <w:r>
         <w:rPr>
-          <w:rFonts w:hint="eastAsia"/>
+          <w:rFonts w:hint="eastAsia" w:ascii="微软雅黑" w:hAnsi="微软雅黑" w:eastAsia="微软雅黑" w:cs="微软雅黑"/>
+          <w:sz w:val="18"/>
+          <w:szCs w:val="21"/>
           <w:lang w:eastAsia="zh-CN"/>
         </w:rPr>
         <w:t>si.edu</w:t>
       </w:r>
       <w:r>
-        <w:t xml:space="preserve"> | selectattr("DegreeType", "equalto", "最高学历") | first %}</w:t>
-      </w:r>
-    </w:p>
-    <w:p>
-      <w:pPr>
-        <w:bidi w:val="0"/>
-      </w:pPr>
-      <w:r>
+        <w:rPr>
+          <w:rFonts w:hint="eastAsia" w:ascii="微软雅黑" w:hAnsi="微软雅黑" w:eastAsia="微软雅黑" w:cs="微软雅黑"/>
+          <w:sz w:val="18"/>
+          <w:szCs w:val="21"/>
+        </w:rPr>
+        <w:t xml:space="preserve"> | selectattr("</w:t>
+      </w:r>
+      <w:r>
+        <w:rPr>
+          <w:rFonts w:hint="eastAsia" w:ascii="微软雅黑" w:hAnsi="微软雅黑" w:eastAsia="微软雅黑" w:cs="微软雅黑"/>
+          <w:sz w:val="18"/>
+          <w:szCs w:val="21"/>
+          <w:lang w:val="en-US" w:eastAsia="zh-CN"/>
+        </w:rPr>
+        <w:t>type</w:t>
+      </w:r>
+      <w:r>
+        <w:rPr>
+          <w:rFonts w:hint="eastAsia" w:ascii="微软雅黑" w:hAnsi="微软雅黑" w:eastAsia="微软雅黑" w:cs="微软雅黑"/>
+          <w:sz w:val="18"/>
+          <w:szCs w:val="21"/>
+        </w:rPr>
+        <w:t>", "equalto", "最高学历") | first %}</w:t>
+      </w:r>
+    </w:p>
+    <w:p>
+      <w:pPr>
+        <w:jc w:val="left"/>
+        <w:rPr>
+          <w:rFonts w:hint="eastAsia" w:ascii="微软雅黑" w:hAnsi="微软雅黑" w:eastAsia="微软雅黑" w:cs="微软雅黑"/>
+          <w:sz w:val="18"/>
+          <w:szCs w:val="21"/>
+        </w:rPr>
+      </w:pPr>
+      <w:r>
+        <w:rPr>
+          <w:rFonts w:hint="eastAsia" w:ascii="微软雅黑" w:hAnsi="微软雅黑" w:eastAsia="微软雅黑" w:cs="微软雅黑"/>
+          <w:sz w:val="18"/>
+          <w:szCs w:val="21"/>
+        </w:rPr>
         <w:t xml:space="preserve">{% if </w:t>
       </w:r>
       <w:r>
         <w:rPr>
-          <w:rFonts w:hint="eastAsia"/>
+          <w:rFonts w:hint="eastAsia" w:ascii="微软雅黑" w:hAnsi="微软雅黑" w:eastAsia="微软雅黑" w:cs="微软雅黑"/>
+          <w:sz w:val="18"/>
+          <w:szCs w:val="21"/>
           <w:lang w:eastAsia="zh-CN"/>
         </w:rPr>
         <w:t>he</w:t>
       </w:r>
       <w:r>
+        <w:rPr>
+          <w:rFonts w:hint="eastAsia" w:ascii="微软雅黑" w:hAnsi="微软雅黑" w:eastAsia="微软雅黑" w:cs="微软雅黑"/>
+          <w:sz w:val="18"/>
+          <w:szCs w:val="21"/>
+        </w:rPr>
         <w:t xml:space="preserve"> %}</w:t>
       </w:r>
     </w:p>
     <w:p>
       <w:pPr>
-        <w:bidi w:val="0"/>
-      </w:pPr>
-      <w:r>
-        <w:t xml:space="preserve">最高学历：{{ </w:t>
-      </w:r>
-      <w:r>
-        <w:rPr>
-          <w:rFonts w:hint="eastAsia"/>
+        <w:jc w:val="left"/>
+        <w:rPr>
+          <w:rFonts w:hint="eastAsia" w:ascii="微软雅黑" w:hAnsi="微软雅黑" w:eastAsia="微软雅黑" w:cs="微软雅黑"/>
+          <w:sz w:val="18"/>
+          <w:szCs w:val="21"/>
+        </w:rPr>
+      </w:pPr>
+      <w:r>
+        <w:rPr>
+          <w:rFonts w:hint="eastAsia" w:ascii="微软雅黑" w:hAnsi="微软雅黑" w:eastAsia="微软雅黑" w:cs="微软雅黑"/>
+          <w:sz w:val="18"/>
+          <w:szCs w:val="21"/>
+        </w:rPr>
+        <w:t>最高学历：</w:t>
+      </w:r>
+      <w:r>
+        <w:rPr>
+          <w:rFonts w:hint="eastAsia" w:ascii="微软雅黑" w:hAnsi="微软雅黑" w:eastAsia="微软雅黑" w:cs="微软雅黑"/>
+          <w:sz w:val="18"/>
+          <w:szCs w:val="21"/>
           <w:lang w:eastAsia="zh-CN"/>
         </w:rPr>
-        <w:t>he.</w:t>
-      </w:r>
-      <w:r>
-        <w:t xml:space="preserve">GraduationTime }} 毕业于：{{ </w:t>
-      </w:r>
-      <w:r>
-        <w:rPr>
-          <w:rFonts w:hint="eastAsia"/>
+        <w:t>{{he.</w:t>
+      </w:r>
+      <w:r>
+        <w:rPr>
+          <w:rFonts w:hint="eastAsia" w:ascii="微软雅黑" w:hAnsi="微软雅黑" w:eastAsia="微软雅黑" w:cs="微软雅黑"/>
+          <w:sz w:val="18"/>
+          <w:szCs w:val="21"/>
+          <w:lang w:val="en-US" w:eastAsia="zh-CN"/>
+        </w:rPr>
+        <w:t>grad</w:t>
+      </w:r>
+      <w:r>
+        <w:rPr>
+          <w:rFonts w:hint="eastAsia" w:ascii="微软雅黑" w:hAnsi="微软雅黑" w:eastAsia="微软雅黑" w:cs="微软雅黑"/>
+          <w:sz w:val="18"/>
+          <w:szCs w:val="21"/>
+        </w:rPr>
+        <w:t>}} 毕业于：</w:t>
+      </w:r>
+      <w:r>
+        <w:rPr>
+          <w:rFonts w:hint="eastAsia" w:ascii="微软雅黑" w:hAnsi="微软雅黑" w:eastAsia="微软雅黑" w:cs="微软雅黑"/>
+          <w:sz w:val="18"/>
+          <w:szCs w:val="21"/>
           <w:lang w:eastAsia="zh-CN"/>
         </w:rPr>
-        <w:t>he.</w:t>
-      </w:r>
-      <w:r>
-        <w:t xml:space="preserve">GraduationSchool }} 专业：{{ </w:t>
-      </w:r>
-      <w:r>
-        <w:rPr>
-          <w:rFonts w:hint="eastAsia"/>
+        <w:t>{{he.</w:t>
+      </w:r>
+      <w:r>
+        <w:rPr>
+          <w:rFonts w:hint="eastAsia" w:ascii="微软雅黑" w:hAnsi="微软雅黑" w:eastAsia="微软雅黑" w:cs="微软雅黑"/>
+          <w:sz w:val="18"/>
+          <w:szCs w:val="21"/>
+          <w:lang w:val="en-US" w:eastAsia="zh-CN"/>
+        </w:rPr>
+        <w:t>school</w:t>
+      </w:r>
+      <w:r>
+        <w:rPr>
+          <w:rFonts w:hint="eastAsia" w:ascii="微软雅黑" w:hAnsi="微软雅黑" w:eastAsia="微软雅黑" w:cs="微软雅黑"/>
+          <w:sz w:val="18"/>
+          <w:szCs w:val="21"/>
+        </w:rPr>
+        <w:t>}} 专业：</w:t>
+      </w:r>
+      <w:r>
+        <w:rPr>
+          <w:rFonts w:hint="eastAsia" w:ascii="微软雅黑" w:hAnsi="微软雅黑" w:eastAsia="微软雅黑" w:cs="微软雅黑"/>
+          <w:sz w:val="18"/>
+          <w:szCs w:val="21"/>
           <w:lang w:eastAsia="zh-CN"/>
         </w:rPr>
-        <w:t>he.</w:t>
-      </w:r>
-      <w:r>
-        <w:t>Major }}</w:t>
-      </w:r>
-    </w:p>
-    <w:p>
-      <w:pPr>
-        <w:bidi w:val="0"/>
-      </w:pPr>
-      <w:r>
+        <w:t>{{he.</w:t>
+      </w:r>
+      <w:r>
+        <w:rPr>
+          <w:rFonts w:hint="eastAsia" w:ascii="微软雅黑" w:hAnsi="微软雅黑" w:eastAsia="微软雅黑" w:cs="微软雅黑"/>
+          <w:sz w:val="18"/>
+          <w:szCs w:val="21"/>
+          <w:lang w:val="en-US" w:eastAsia="zh-CN"/>
+        </w:rPr>
+        <w:t>major</w:t>
+      </w:r>
+      <w:r>
+        <w:rPr>
+          <w:rFonts w:hint="eastAsia" w:ascii="微软雅黑" w:hAnsi="微软雅黑" w:eastAsia="微软雅黑" w:cs="微软雅黑"/>
+          <w:sz w:val="18"/>
+          <w:szCs w:val="21"/>
+        </w:rPr>
+        <w:t>}}</w:t>
+      </w:r>
+    </w:p>
+    <w:p>
+      <w:pPr>
+        <w:jc w:val="left"/>
+        <w:rPr>
+          <w:rFonts w:hint="eastAsia" w:ascii="微软雅黑" w:hAnsi="微软雅黑" w:eastAsia="微软雅黑" w:cs="微软雅黑"/>
+          <w:sz w:val="18"/>
+          <w:szCs w:val="21"/>
+        </w:rPr>
+      </w:pPr>
+      <w:r>
+        <w:rPr>
+          <w:rFonts w:hint="eastAsia" w:ascii="微软雅黑" w:hAnsi="微软雅黑" w:eastAsia="微软雅黑" w:cs="微软雅黑"/>
+          <w:sz w:val="18"/>
+          <w:szCs w:val="21"/>
+        </w:rPr>
         <w:t>{% endif %}</w:t>
       </w:r>
     </w:p>
     <w:p>
       <w:pPr>
-        <w:bidi w:val="0"/>
-      </w:pPr>
-      <w:r>
+        <w:jc w:val="left"/>
+        <w:rPr>
+          <w:rFonts w:hint="eastAsia" w:ascii="微软雅黑" w:hAnsi="微软雅黑" w:eastAsia="微软雅黑" w:cs="微软雅黑"/>
+          <w:sz w:val="18"/>
+          <w:szCs w:val="21"/>
+        </w:rPr>
+      </w:pPr>
+      <w:r>
+        <w:rPr>
+          <w:rFonts w:hint="eastAsia" w:ascii="微软雅黑" w:hAnsi="微软雅黑" w:eastAsia="微软雅黑" w:cs="微软雅黑"/>
+          <w:sz w:val="18"/>
+          <w:szCs w:val="21"/>
+        </w:rPr>
         <w:t>{# 获取第一学历 #}</w:t>
       </w:r>
     </w:p>
     <w:p>
       <w:pPr>
-        <w:bidi w:val="0"/>
-      </w:pPr>
-      <w:r>
+        <w:jc w:val="left"/>
+        <w:rPr>
+          <w:rFonts w:hint="eastAsia" w:ascii="微软雅黑" w:hAnsi="微软雅黑" w:eastAsia="微软雅黑" w:cs="微软雅黑"/>
+          <w:sz w:val="18"/>
+          <w:szCs w:val="21"/>
+        </w:rPr>
+      </w:pPr>
+      <w:r>
+        <w:rPr>
+          <w:rFonts w:hint="eastAsia" w:ascii="微软雅黑" w:hAnsi="微软雅黑" w:eastAsia="微软雅黑" w:cs="微软雅黑"/>
+          <w:sz w:val="18"/>
+          <w:szCs w:val="21"/>
+        </w:rPr>
         <w:t xml:space="preserve">{% set first_edu = </w:t>
       </w:r>
       <w:r>
         <w:rPr>
-          <w:rFonts w:hint="eastAsia"/>
+          <w:rFonts w:hint="eastAsia" w:ascii="微软雅黑" w:hAnsi="微软雅黑" w:eastAsia="微软雅黑" w:cs="微软雅黑"/>
+          <w:sz w:val="18"/>
+          <w:szCs w:val="21"/>
           <w:lang w:eastAsia="zh-CN"/>
         </w:rPr>
         <w:t>si.edu</w:t>
       </w:r>
       <w:r>
-        <w:t xml:space="preserve"> | selectattr("DegreeType", "equalto", "第一学历") | first %}</w:t>
-      </w:r>
-    </w:p>
-    <w:p>
-      <w:pPr>
-        <w:bidi w:val="0"/>
-      </w:pPr>
-      <w:r>
+        <w:rPr>
+          <w:rFonts w:hint="eastAsia" w:ascii="微软雅黑" w:hAnsi="微软雅黑" w:eastAsia="微软雅黑" w:cs="微软雅黑"/>
+          <w:sz w:val="18"/>
+          <w:szCs w:val="21"/>
+        </w:rPr>
+        <w:t xml:space="preserve"> | selectattr("</w:t>
+      </w:r>
+      <w:r>
+        <w:rPr>
+          <w:rFonts w:hint="eastAsia" w:ascii="微软雅黑" w:hAnsi="微软雅黑" w:eastAsia="微软雅黑" w:cs="微软雅黑"/>
+          <w:sz w:val="18"/>
+          <w:szCs w:val="21"/>
+          <w:lang w:val="en-US" w:eastAsia="zh-CN"/>
+        </w:rPr>
+        <w:t>type</w:t>
+      </w:r>
+      <w:r>
+        <w:rPr>
+          <w:rFonts w:hint="eastAsia" w:ascii="微软雅黑" w:hAnsi="微软雅黑" w:eastAsia="微软雅黑" w:cs="微软雅黑"/>
+          <w:sz w:val="18"/>
+          <w:szCs w:val="21"/>
+        </w:rPr>
+        <w:t>", "equalto", "第一学历") | first %}</w:t>
+      </w:r>
+    </w:p>
+    <w:p>
+      <w:pPr>
+        <w:jc w:val="left"/>
+        <w:rPr>
+          <w:rFonts w:hint="eastAsia" w:ascii="微软雅黑" w:hAnsi="微软雅黑" w:eastAsia="微软雅黑" w:cs="微软雅黑"/>
+          <w:sz w:val="18"/>
+          <w:szCs w:val="21"/>
+        </w:rPr>
+      </w:pPr>
+      <w:r>
+        <w:rPr>
+          <w:rFonts w:hint="eastAsia" w:ascii="微软雅黑" w:hAnsi="微软雅黑" w:eastAsia="微软雅黑" w:cs="微软雅黑"/>
+          <w:sz w:val="18"/>
+          <w:szCs w:val="21"/>
+        </w:rPr>
         <w:t>{% if first_edu %}</w:t>
       </w:r>
     </w:p>
     <w:p>
       <w:pPr>
-        <w:bidi w:val="0"/>
-      </w:pPr>
-      <w:r>
-        <w:t>第一学历：{{ first_edu.GraduationTime }} 毕业于：{{ first_edu.GraduationSchool }} 专业：{{ first_edu.Major }}</w:t>
-      </w:r>
-    </w:p>
-    <w:p>
-      <w:pPr>
-        <w:bidi w:val="0"/>
-      </w:pPr>
-      <w:r>
+        <w:jc w:val="left"/>
+        <w:rPr>
+          <w:rFonts w:hint="eastAsia" w:ascii="微软雅黑" w:hAnsi="微软雅黑" w:eastAsia="微软雅黑" w:cs="微软雅黑"/>
+          <w:sz w:val="18"/>
+          <w:szCs w:val="21"/>
+        </w:rPr>
+      </w:pPr>
+      <w:r>
+        <w:rPr>
+          <w:rFonts w:hint="eastAsia" w:ascii="微软雅黑" w:hAnsi="微软雅黑" w:eastAsia="微软雅黑" w:cs="微软雅黑"/>
+          <w:sz w:val="18"/>
+          <w:szCs w:val="21"/>
+        </w:rPr>
+        <w:t>第一学历：</w:t>
+      </w:r>
+      <w:r>
+        <w:rPr>
+          <w:rFonts w:hint="eastAsia" w:ascii="微软雅黑" w:hAnsi="微软雅黑" w:eastAsia="微软雅黑" w:cs="微软雅黑"/>
+          <w:sz w:val="18"/>
+          <w:szCs w:val="21"/>
+          <w:lang w:eastAsia="zh-CN"/>
+        </w:rPr>
+        <w:t>{{</w:t>
+      </w:r>
+      <w:r>
+        <w:rPr>
+          <w:rFonts w:hint="eastAsia" w:ascii="微软雅黑" w:hAnsi="微软雅黑" w:eastAsia="微软雅黑" w:cs="微软雅黑"/>
+          <w:sz w:val="18"/>
+          <w:szCs w:val="21"/>
+        </w:rPr>
+        <w:t>first_edu.</w:t>
+      </w:r>
+      <w:r>
+        <w:rPr>
+          <w:rFonts w:hint="eastAsia" w:ascii="微软雅黑" w:hAnsi="微软雅黑" w:eastAsia="微软雅黑" w:cs="微软雅黑"/>
+          <w:sz w:val="18"/>
+          <w:szCs w:val="21"/>
+          <w:lang w:val="en-US" w:eastAsia="zh-CN"/>
+        </w:rPr>
+        <w:t>grad</w:t>
+      </w:r>
+      <w:r>
+        <w:rPr>
+          <w:rFonts w:hint="eastAsia" w:ascii="微软雅黑" w:hAnsi="微软雅黑" w:eastAsia="微软雅黑" w:cs="微软雅黑"/>
+          <w:sz w:val="18"/>
+          <w:szCs w:val="21"/>
+        </w:rPr>
+        <w:t>}} 毕业于：</w:t>
+      </w:r>
+      <w:r>
+        <w:rPr>
+          <w:rFonts w:hint="eastAsia" w:ascii="微软雅黑" w:hAnsi="微软雅黑" w:eastAsia="微软雅黑" w:cs="微软雅黑"/>
+          <w:sz w:val="18"/>
+          <w:szCs w:val="21"/>
+          <w:lang w:eastAsia="zh-CN"/>
+        </w:rPr>
+        <w:t>{{</w:t>
+      </w:r>
+      <w:r>
+        <w:rPr>
+          <w:rFonts w:hint="eastAsia" w:ascii="微软雅黑" w:hAnsi="微软雅黑" w:eastAsia="微软雅黑" w:cs="微软雅黑"/>
+          <w:sz w:val="18"/>
+          <w:szCs w:val="21"/>
+        </w:rPr>
+        <w:t>first_edu.</w:t>
+      </w:r>
+      <w:r>
+        <w:rPr>
+          <w:rFonts w:hint="eastAsia" w:ascii="微软雅黑" w:hAnsi="微软雅黑" w:eastAsia="微软雅黑" w:cs="微软雅黑"/>
+          <w:sz w:val="18"/>
+          <w:szCs w:val="21"/>
+          <w:lang w:val="en-US" w:eastAsia="zh-CN"/>
+        </w:rPr>
+        <w:t>school</w:t>
+      </w:r>
+      <w:r>
+        <w:rPr>
+          <w:rFonts w:hint="eastAsia" w:ascii="微软雅黑" w:hAnsi="微软雅黑" w:eastAsia="微软雅黑" w:cs="微软雅黑"/>
+          <w:sz w:val="18"/>
+          <w:szCs w:val="21"/>
+        </w:rPr>
+        <w:t>}} 专业：</w:t>
+      </w:r>
+      <w:r>
+        <w:rPr>
+          <w:rFonts w:hint="eastAsia" w:ascii="微软雅黑" w:hAnsi="微软雅黑" w:eastAsia="微软雅黑" w:cs="微软雅黑"/>
+          <w:sz w:val="18"/>
+          <w:szCs w:val="21"/>
+          <w:lang w:eastAsia="zh-CN"/>
+        </w:rPr>
+        <w:t>{{</w:t>
+      </w:r>
+      <w:r>
+        <w:rPr>
+          <w:rFonts w:hint="eastAsia" w:ascii="微软雅黑" w:hAnsi="微软雅黑" w:eastAsia="微软雅黑" w:cs="微软雅黑"/>
+          <w:sz w:val="18"/>
+          <w:szCs w:val="21"/>
+        </w:rPr>
+        <w:t>first_edu.</w:t>
+      </w:r>
+      <w:r>
+        <w:rPr>
+          <w:rFonts w:hint="eastAsia" w:ascii="微软雅黑" w:hAnsi="微软雅黑" w:eastAsia="微软雅黑" w:cs="微软雅黑"/>
+          <w:sz w:val="18"/>
+          <w:szCs w:val="21"/>
+          <w:lang w:val="en-US" w:eastAsia="zh-CN"/>
+        </w:rPr>
+        <w:t>major</w:t>
+      </w:r>
+      <w:r>
+        <w:rPr>
+          <w:rFonts w:hint="eastAsia" w:ascii="微软雅黑" w:hAnsi="微软雅黑" w:eastAsia="微软雅黑" w:cs="微软雅黑"/>
+          <w:sz w:val="18"/>
+          <w:szCs w:val="21"/>
+        </w:rPr>
+        <w:t>}}</w:t>
+      </w:r>
+    </w:p>
+    <w:p>
+      <w:pPr>
+        <w:jc w:val="left"/>
+        <w:rPr>
+          <w:rFonts w:hint="eastAsia" w:ascii="微软雅黑" w:hAnsi="微软雅黑" w:eastAsia="微软雅黑" w:cs="微软雅黑"/>
+          <w:sz w:val="18"/>
+          <w:szCs w:val="21"/>
+        </w:rPr>
+      </w:pPr>
+      <w:r>
+        <w:rPr>
+          <w:rFonts w:hint="eastAsia" w:ascii="微软雅黑" w:hAnsi="微软雅黑" w:eastAsia="微软雅黑" w:cs="微软雅黑"/>
+          <w:sz w:val="18"/>
+          <w:szCs w:val="21"/>
+        </w:rPr>
         <w:t>{% endif %}</w:t>
       </w:r>
     </w:p>
@@ -22222,7 +25131,7 @@
           <w:szCs w:val="24"/>
           <w:lang w:val="en-US" w:eastAsia="zh-CN"/>
         </w:rPr>
-        <w:t>：{{ bi.emp }}</w:t>
+        <w:t>：{{bi.emp}}</w:t>
       </w:r>
     </w:p>
     <w:p>
@@ -22268,7 +25177,7 @@
           <w:szCs w:val="24"/>
           <w:lang w:val="en-US" w:eastAsia="zh-CN"/>
         </w:rPr>
-        <w:t>：{{ bi.name }}</w:t>
+        <w:t>：{{bi.name}}</w:t>
       </w:r>
     </w:p>
     <w:p>
@@ -22305,7 +25214,7 @@
           <w:szCs w:val="24"/>
           <w:lang w:val="en-US" w:eastAsia="zh-CN"/>
         </w:rPr>
-        <w:t>：{{ bi.work }}</w:t>
+        <w:t>：{{bi.work}}</w:t>
       </w:r>
     </w:p>
     <w:p>
@@ -22342,7 +25251,7 @@
           <w:szCs w:val="24"/>
           <w:lang w:val="en-US" w:eastAsia="zh-CN"/>
         </w:rPr>
-        <w:t>：{{ bi.grad }}</w:t>
+        <w:t>：{{bi.grad}}</w:t>
       </w:r>
     </w:p>
     <w:p>
@@ -22379,7 +25288,7 @@
           <w:szCs w:val="24"/>
           <w:lang w:val="en-US" w:eastAsia="zh-CN"/>
         </w:rPr>
-        <w:t>：{{ bi.school }}</w:t>
+        <w:t>：{{bi.school}}</w:t>
       </w:r>
     </w:p>
     <w:p>
@@ -22425,7 +25334,7 @@
           <w:szCs w:val="24"/>
           <w:lang w:val="en-US" w:eastAsia="zh-CN"/>
         </w:rPr>
-        <w:t>：{{ bi.major }}</w:t>
+        <w:t>：{{bi.major}}</w:t>
       </w:r>
     </w:p>
     <w:p>
@@ -22462,7 +25371,7 @@
           <w:szCs w:val="24"/>
           <w:lang w:val="en-US" w:eastAsia="zh-CN"/>
         </w:rPr>
-        <w:t>：{{ bi.edu }}</w:t>
+        <w:t>：{{bi.edu}}</w:t>
       </w:r>
     </w:p>
     <w:p>
@@ -22508,7 +25417,7 @@
           <w:szCs w:val="24"/>
           <w:lang w:val="en-US" w:eastAsia="zh-CN"/>
         </w:rPr>
-        <w:t>：{{ bi.dept }}</w:t>
+        <w:t>：{{bi.dept}}</w:t>
       </w:r>
     </w:p>
     <w:p>
@@ -22554,7 +25463,7 @@
           <w:szCs w:val="24"/>
           <w:lang w:val="en-US" w:eastAsia="zh-CN"/>
         </w:rPr>
-        <w:t>：{{ bi.title }}</w:t>
+        <w:t>：{{bi.title}}</w:t>
       </w:r>
     </w:p>
     <w:p>
@@ -22591,7 +25500,7 @@
           <w:szCs w:val="24"/>
           <w:lang w:val="en-US" w:eastAsia="zh-CN"/>
         </w:rPr>
-        <w:t>：{{ bi.profile }}</w:t>
+        <w:t>：{{bi.profile}}</w:t>
       </w:r>
     </w:p>
     <w:p>
@@ -22686,66 +25595,208 @@
           <w:rFonts w:hint="eastAsia" w:ascii="仿宋" w:hAnsi="仿宋" w:eastAsia="仿宋" w:cs="仿宋"/>
           <w:sz w:val="24"/>
           <w:szCs w:val="24"/>
-        </w:rPr>
-      </w:pPr>
-      <w:r>
-        <w:rPr>
-          <w:rFonts w:hint="eastAsia" w:ascii="仿宋" w:hAnsi="仿宋" w:eastAsia="仿宋" w:cs="仿宋"/>
-          <w:sz w:val="24"/>
-          <w:szCs w:val="24"/>
-        </w:rPr>
-        <w:t>- 公司：{{ work.comp }}</w:t>
-      </w:r>
-    </w:p>
-    <w:p>
-      <w:pPr>
-        <w:rPr>
-          <w:rFonts w:hint="eastAsia" w:ascii="仿宋" w:hAnsi="仿宋" w:eastAsia="仿宋" w:cs="仿宋"/>
-          <w:sz w:val="24"/>
-          <w:szCs w:val="24"/>
-        </w:rPr>
-      </w:pPr>
-      <w:r>
-        <w:rPr>
-          <w:rFonts w:hint="eastAsia" w:ascii="仿宋" w:hAnsi="仿宋" w:eastAsia="仿宋" w:cs="仿宋"/>
-          <w:sz w:val="24"/>
-          <w:szCs w:val="24"/>
-        </w:rPr>
-        <w:t>  职位：{{ work.pos }}</w:t>
-      </w:r>
-    </w:p>
-    <w:p>
-      <w:pPr>
-        <w:rPr>
-          <w:rFonts w:hint="eastAsia" w:ascii="仿宋" w:hAnsi="仿宋" w:eastAsia="仿宋" w:cs="仿宋"/>
-          <w:sz w:val="24"/>
-          <w:szCs w:val="24"/>
-        </w:rPr>
-      </w:pPr>
-      <w:r>
-        <w:rPr>
-          <w:rFonts w:hint="eastAsia" w:ascii="仿宋" w:hAnsi="仿宋" w:eastAsia="仿宋" w:cs="仿宋"/>
-          <w:sz w:val="24"/>
-          <w:szCs w:val="24"/>
-        </w:rPr>
-        <w:t>  时间：{{ work.start }} 至 {{ work.end }}</w:t>
-      </w:r>
-    </w:p>
-    <w:p>
-      <w:pPr>
-        <w:rPr>
-          <w:rFonts w:hint="eastAsia" w:ascii="仿宋" w:hAnsi="仿宋" w:eastAsia="仿宋" w:cs="仿宋"/>
-          <w:sz w:val="24"/>
-          <w:szCs w:val="24"/>
-        </w:rPr>
-      </w:pPr>
-      <w:r>
-        <w:rPr>
-          <w:rFonts w:hint="eastAsia" w:ascii="仿宋" w:hAnsi="仿宋" w:eastAsia="仿宋" w:cs="仿宋"/>
-          <w:sz w:val="24"/>
-          <w:szCs w:val="24"/>
-        </w:rPr>
-        <w:t>  描述：{{ work.desc }}</w:t>
+          <w:lang w:eastAsia="zh-CN"/>
+        </w:rPr>
+      </w:pPr>
+      <w:r>
+        <w:rPr>
+          <w:rFonts w:hint="eastAsia" w:ascii="仿宋" w:hAnsi="仿宋" w:eastAsia="仿宋" w:cs="仿宋"/>
+          <w:sz w:val="24"/>
+          <w:szCs w:val="24"/>
+        </w:rPr>
+        <w:t>- 公司：</w:t>
+      </w:r>
+      <w:r>
+        <w:rPr>
+          <w:rFonts w:hint="eastAsia" w:ascii="仿宋" w:hAnsi="仿宋" w:eastAsia="仿宋" w:cs="仿宋"/>
+          <w:sz w:val="24"/>
+          <w:szCs w:val="24"/>
+          <w:lang w:eastAsia="zh-CN"/>
+        </w:rPr>
+        <w:t>{{</w:t>
+      </w:r>
+      <w:r>
+        <w:rPr>
+          <w:rFonts w:hint="eastAsia" w:ascii="仿宋" w:hAnsi="仿宋" w:eastAsia="仿宋" w:cs="仿宋"/>
+          <w:sz w:val="24"/>
+          <w:szCs w:val="24"/>
+        </w:rPr>
+        <w:t>work.comp</w:t>
+      </w:r>
+      <w:r>
+        <w:rPr>
+          <w:rFonts w:hint="eastAsia" w:ascii="仿宋" w:hAnsi="仿宋" w:eastAsia="仿宋" w:cs="仿宋"/>
+          <w:sz w:val="24"/>
+          <w:szCs w:val="24"/>
+          <w:lang w:eastAsia="zh-CN"/>
+        </w:rPr>
+        <w:t>}}</w:t>
+      </w:r>
+    </w:p>
+    <w:p>
+      <w:pPr>
+        <w:rPr>
+          <w:rFonts w:hint="eastAsia" w:ascii="仿宋" w:hAnsi="仿宋" w:eastAsia="仿宋" w:cs="仿宋"/>
+          <w:sz w:val="24"/>
+          <w:szCs w:val="24"/>
+          <w:lang w:eastAsia="zh-CN"/>
+        </w:rPr>
+      </w:pPr>
+      <w:r>
+        <w:rPr>
+          <w:rFonts w:hint="eastAsia" w:ascii="仿宋" w:hAnsi="仿宋" w:eastAsia="仿宋" w:cs="仿宋"/>
+          <w:sz w:val="24"/>
+          <w:szCs w:val="24"/>
+        </w:rPr>
+        <w:t>  职位：</w:t>
+      </w:r>
+      <w:r>
+        <w:rPr>
+          <w:rFonts w:hint="eastAsia" w:ascii="仿宋" w:hAnsi="仿宋" w:eastAsia="仿宋" w:cs="仿宋"/>
+          <w:sz w:val="24"/>
+          <w:szCs w:val="24"/>
+          <w:lang w:eastAsia="zh-CN"/>
+        </w:rPr>
+        <w:t>{{</w:t>
+      </w:r>
+      <w:r>
+        <w:rPr>
+          <w:rFonts w:hint="eastAsia" w:ascii="仿宋" w:hAnsi="仿宋" w:eastAsia="仿宋" w:cs="仿宋"/>
+          <w:sz w:val="24"/>
+          <w:szCs w:val="24"/>
+        </w:rPr>
+        <w:t>work.pos</w:t>
+      </w:r>
+      <w:r>
+        <w:rPr>
+          <w:rFonts w:hint="eastAsia" w:ascii="仿宋" w:hAnsi="仿宋" w:eastAsia="仿宋" w:cs="仿宋"/>
+          <w:sz w:val="24"/>
+          <w:szCs w:val="24"/>
+          <w:lang w:eastAsia="zh-CN"/>
+        </w:rPr>
+        <w:t>}}</w:t>
+      </w:r>
+    </w:p>
+    <w:p>
+      <w:pPr>
+        <w:rPr>
+          <w:rFonts w:hint="eastAsia" w:ascii="仿宋" w:hAnsi="仿宋" w:eastAsia="仿宋" w:cs="仿宋"/>
+          <w:sz w:val="24"/>
+          <w:szCs w:val="24"/>
+          <w:lang w:eastAsia="zh-CN"/>
+        </w:rPr>
+      </w:pPr>
+      <w:r>
+        <w:rPr>
+          <w:rFonts w:hint="eastAsia" w:ascii="仿宋" w:hAnsi="仿宋" w:eastAsia="仿宋" w:cs="仿宋"/>
+          <w:sz w:val="24"/>
+          <w:szCs w:val="24"/>
+        </w:rPr>
+        <w:t>  时间：</w:t>
+      </w:r>
+      <w:r>
+        <w:rPr>
+          <w:rFonts w:hint="eastAsia" w:ascii="仿宋" w:hAnsi="仿宋" w:eastAsia="仿宋" w:cs="仿宋"/>
+          <w:sz w:val="24"/>
+          <w:szCs w:val="24"/>
+          <w:lang w:eastAsia="zh-CN"/>
+        </w:rPr>
+        <w:t>{{</w:t>
+      </w:r>
+      <w:r>
+        <w:rPr>
+          <w:rFonts w:hint="eastAsia" w:ascii="仿宋" w:hAnsi="仿宋" w:eastAsia="仿宋" w:cs="仿宋"/>
+          <w:sz w:val="24"/>
+          <w:szCs w:val="24"/>
+        </w:rPr>
+        <w:t>work.start</w:t>
+      </w:r>
+      <w:r>
+        <w:rPr>
+          <w:rFonts w:hint="eastAsia" w:ascii="仿宋" w:hAnsi="仿宋" w:eastAsia="仿宋" w:cs="仿宋"/>
+          <w:sz w:val="24"/>
+          <w:szCs w:val="24"/>
+          <w:lang w:eastAsia="zh-CN"/>
+        </w:rPr>
+        <w:t>}}</w:t>
+      </w:r>
+      <w:r>
+        <w:rPr>
+          <w:rFonts w:hint="eastAsia" w:ascii="仿宋" w:hAnsi="仿宋" w:eastAsia="仿宋" w:cs="仿宋"/>
+          <w:sz w:val="24"/>
+          <w:szCs w:val="24"/>
+        </w:rPr>
+        <w:t xml:space="preserve"> 至 </w:t>
+      </w:r>
+      <w:r>
+        <w:rPr>
+          <w:rFonts w:hint="eastAsia" w:ascii="仿宋" w:hAnsi="仿宋" w:eastAsia="仿宋" w:cs="仿宋"/>
+          <w:sz w:val="24"/>
+          <w:szCs w:val="24"/>
+          <w:lang w:eastAsia="zh-CN"/>
+        </w:rPr>
+        <w:t>{{</w:t>
+      </w:r>
+      <w:r>
+        <w:rPr>
+          <w:rFonts w:hint="eastAsia" w:ascii="仿宋" w:hAnsi="仿宋" w:eastAsia="仿宋" w:cs="仿宋"/>
+          <w:sz w:val="24"/>
+          <w:szCs w:val="24"/>
+        </w:rPr>
+        <w:t>work.end</w:t>
+      </w:r>
+      <w:r>
+        <w:rPr>
+          <w:rFonts w:hint="eastAsia" w:ascii="仿宋" w:hAnsi="仿宋" w:eastAsia="仿宋" w:cs="仿宋"/>
+          <w:sz w:val="24"/>
+          <w:szCs w:val="24"/>
+          <w:lang w:eastAsia="zh-CN"/>
+        </w:rPr>
+        <w:t>}}</w:t>
+      </w:r>
+    </w:p>
+    <w:p>
+      <w:pPr>
+        <w:rPr>
+          <w:rFonts w:hint="eastAsia" w:ascii="仿宋" w:hAnsi="仿宋" w:eastAsia="仿宋" w:cs="仿宋"/>
+          <w:sz w:val="24"/>
+          <w:szCs w:val="24"/>
+          <w:lang w:eastAsia="zh-CN"/>
+        </w:rPr>
+      </w:pPr>
+      <w:r>
+        <w:rPr>
+          <w:rFonts w:hint="eastAsia" w:ascii="仿宋" w:hAnsi="仿宋" w:eastAsia="仿宋" w:cs="仿宋"/>
+          <w:sz w:val="24"/>
+          <w:szCs w:val="24"/>
+        </w:rPr>
+        <w:t>  描述：</w:t>
+      </w:r>
+      <w:r>
+        <w:rPr>
+          <w:rFonts w:hint="eastAsia" w:ascii="仿宋" w:hAnsi="仿宋" w:eastAsia="仿宋" w:cs="仿宋"/>
+          <w:sz w:val="24"/>
+          <w:szCs w:val="24"/>
+          <w:lang w:eastAsia="zh-CN"/>
+        </w:rPr>
+        <w:t>{{</w:t>
+      </w:r>
+      <w:r>
+        <w:rPr>
+          <w:rFonts w:hint="eastAsia" w:ascii="仿宋" w:hAnsi="仿宋" w:eastAsia="仿宋" w:cs="仿宋"/>
+          <w:sz w:val="24"/>
+          <w:szCs w:val="24"/>
+        </w:rPr>
+        <w:t>work.desc</w:t>
+      </w:r>
+      <w:r>
+        <w:rPr>
+          <w:rFonts w:hint="eastAsia" w:ascii="仿宋" w:hAnsi="仿宋" w:eastAsia="仿宋" w:cs="仿宋"/>
+          <w:sz w:val="24"/>
+          <w:szCs w:val="24"/>
+          <w:lang w:eastAsia="zh-CN"/>
+        </w:rPr>
+        <w:t>}}</w:t>
       </w:r>
     </w:p>
     <w:p>
@@ -22873,66 +25924,208 @@
           <w:rFonts w:hint="eastAsia" w:ascii="仿宋" w:hAnsi="仿宋" w:eastAsia="仿宋" w:cs="仿宋"/>
           <w:sz w:val="24"/>
           <w:szCs w:val="24"/>
-        </w:rPr>
-      </w:pPr>
-      <w:r>
-        <w:rPr>
-          <w:rFonts w:hint="eastAsia" w:ascii="仿宋" w:hAnsi="仿宋" w:eastAsia="仿宋" w:cs="仿宋"/>
-          <w:sz w:val="24"/>
-          <w:szCs w:val="24"/>
-        </w:rPr>
-        <w:t>- 项目名称：{{ prj.proj }}</w:t>
-      </w:r>
-    </w:p>
-    <w:p>
-      <w:pPr>
-        <w:rPr>
-          <w:rFonts w:hint="eastAsia" w:ascii="仿宋" w:hAnsi="仿宋" w:eastAsia="仿宋" w:cs="仿宋"/>
-          <w:sz w:val="24"/>
-          <w:szCs w:val="24"/>
-        </w:rPr>
-      </w:pPr>
-      <w:r>
-        <w:rPr>
-          <w:rFonts w:hint="eastAsia" w:ascii="仿宋" w:hAnsi="仿宋" w:eastAsia="仿宋" w:cs="仿宋"/>
-          <w:sz w:val="24"/>
-          <w:szCs w:val="24"/>
-        </w:rPr>
-        <w:t>  角色：{{ prj.role }}</w:t>
-      </w:r>
-    </w:p>
-    <w:p>
-      <w:pPr>
-        <w:rPr>
-          <w:rFonts w:hint="eastAsia" w:ascii="仿宋" w:hAnsi="仿宋" w:eastAsia="仿宋" w:cs="仿宋"/>
-          <w:sz w:val="24"/>
-          <w:szCs w:val="24"/>
-        </w:rPr>
-      </w:pPr>
-      <w:r>
-        <w:rPr>
-          <w:rFonts w:hint="eastAsia" w:ascii="仿宋" w:hAnsi="仿宋" w:eastAsia="仿宋" w:cs="仿宋"/>
-          <w:sz w:val="24"/>
-          <w:szCs w:val="24"/>
-        </w:rPr>
-        <w:t>  时间：{{ prj.start }} 至 {{ prj.end }}</w:t>
-      </w:r>
-    </w:p>
-    <w:p>
-      <w:pPr>
-        <w:rPr>
-          <w:rFonts w:hint="eastAsia" w:ascii="仿宋" w:hAnsi="仿宋" w:eastAsia="仿宋" w:cs="仿宋"/>
-          <w:sz w:val="24"/>
-          <w:szCs w:val="24"/>
-        </w:rPr>
-      </w:pPr>
-      <w:r>
-        <w:rPr>
-          <w:rFonts w:hint="eastAsia" w:ascii="仿宋" w:hAnsi="仿宋" w:eastAsia="仿宋" w:cs="仿宋"/>
-          <w:sz w:val="24"/>
-          <w:szCs w:val="24"/>
-        </w:rPr>
-        <w:t>  描述：{{ prj.desc }}</w:t>
+          <w:lang w:eastAsia="zh-CN"/>
+        </w:rPr>
+      </w:pPr>
+      <w:r>
+        <w:rPr>
+          <w:rFonts w:hint="eastAsia" w:ascii="仿宋" w:hAnsi="仿宋" w:eastAsia="仿宋" w:cs="仿宋"/>
+          <w:sz w:val="24"/>
+          <w:szCs w:val="24"/>
+        </w:rPr>
+        <w:t>- 项目名称：</w:t>
+      </w:r>
+      <w:r>
+        <w:rPr>
+          <w:rFonts w:hint="eastAsia" w:ascii="仿宋" w:hAnsi="仿宋" w:eastAsia="仿宋" w:cs="仿宋"/>
+          <w:sz w:val="24"/>
+          <w:szCs w:val="24"/>
+          <w:lang w:eastAsia="zh-CN"/>
+        </w:rPr>
+        <w:t>{{</w:t>
+      </w:r>
+      <w:r>
+        <w:rPr>
+          <w:rFonts w:hint="eastAsia" w:ascii="仿宋" w:hAnsi="仿宋" w:eastAsia="仿宋" w:cs="仿宋"/>
+          <w:sz w:val="24"/>
+          <w:szCs w:val="24"/>
+        </w:rPr>
+        <w:t>prj.proj</w:t>
+      </w:r>
+      <w:r>
+        <w:rPr>
+          <w:rFonts w:hint="eastAsia" w:ascii="仿宋" w:hAnsi="仿宋" w:eastAsia="仿宋" w:cs="仿宋"/>
+          <w:sz w:val="24"/>
+          <w:szCs w:val="24"/>
+          <w:lang w:eastAsia="zh-CN"/>
+        </w:rPr>
+        <w:t>}}</w:t>
+      </w:r>
+    </w:p>
+    <w:p>
+      <w:pPr>
+        <w:rPr>
+          <w:rFonts w:hint="eastAsia" w:ascii="仿宋" w:hAnsi="仿宋" w:eastAsia="仿宋" w:cs="仿宋"/>
+          <w:sz w:val="24"/>
+          <w:szCs w:val="24"/>
+          <w:lang w:eastAsia="zh-CN"/>
+        </w:rPr>
+      </w:pPr>
+      <w:r>
+        <w:rPr>
+          <w:rFonts w:hint="eastAsia" w:ascii="仿宋" w:hAnsi="仿宋" w:eastAsia="仿宋" w:cs="仿宋"/>
+          <w:sz w:val="24"/>
+          <w:szCs w:val="24"/>
+        </w:rPr>
+        <w:t>  角色：</w:t>
+      </w:r>
+      <w:r>
+        <w:rPr>
+          <w:rFonts w:hint="eastAsia" w:ascii="仿宋" w:hAnsi="仿宋" w:eastAsia="仿宋" w:cs="仿宋"/>
+          <w:sz w:val="24"/>
+          <w:szCs w:val="24"/>
+          <w:lang w:eastAsia="zh-CN"/>
+        </w:rPr>
+        <w:t>{{</w:t>
+      </w:r>
+      <w:r>
+        <w:rPr>
+          <w:rFonts w:hint="eastAsia" w:ascii="仿宋" w:hAnsi="仿宋" w:eastAsia="仿宋" w:cs="仿宋"/>
+          <w:sz w:val="24"/>
+          <w:szCs w:val="24"/>
+        </w:rPr>
+        <w:t>prj.role</w:t>
+      </w:r>
+      <w:r>
+        <w:rPr>
+          <w:rFonts w:hint="eastAsia" w:ascii="仿宋" w:hAnsi="仿宋" w:eastAsia="仿宋" w:cs="仿宋"/>
+          <w:sz w:val="24"/>
+          <w:szCs w:val="24"/>
+          <w:lang w:eastAsia="zh-CN"/>
+        </w:rPr>
+        <w:t>}}</w:t>
+      </w:r>
+    </w:p>
+    <w:p>
+      <w:pPr>
+        <w:rPr>
+          <w:rFonts w:hint="eastAsia" w:ascii="仿宋" w:hAnsi="仿宋" w:eastAsia="仿宋" w:cs="仿宋"/>
+          <w:sz w:val="24"/>
+          <w:szCs w:val="24"/>
+          <w:lang w:eastAsia="zh-CN"/>
+        </w:rPr>
+      </w:pPr>
+      <w:r>
+        <w:rPr>
+          <w:rFonts w:hint="eastAsia" w:ascii="仿宋" w:hAnsi="仿宋" w:eastAsia="仿宋" w:cs="仿宋"/>
+          <w:sz w:val="24"/>
+          <w:szCs w:val="24"/>
+        </w:rPr>
+        <w:t>  时间：</w:t>
+      </w:r>
+      <w:r>
+        <w:rPr>
+          <w:rFonts w:hint="eastAsia" w:ascii="仿宋" w:hAnsi="仿宋" w:eastAsia="仿宋" w:cs="仿宋"/>
+          <w:sz w:val="24"/>
+          <w:szCs w:val="24"/>
+          <w:lang w:eastAsia="zh-CN"/>
+        </w:rPr>
+        <w:t>{{</w:t>
+      </w:r>
+      <w:r>
+        <w:rPr>
+          <w:rFonts w:hint="eastAsia" w:ascii="仿宋" w:hAnsi="仿宋" w:eastAsia="仿宋" w:cs="仿宋"/>
+          <w:sz w:val="24"/>
+          <w:szCs w:val="24"/>
+        </w:rPr>
+        <w:t>prj.start</w:t>
+      </w:r>
+      <w:r>
+        <w:rPr>
+          <w:rFonts w:hint="eastAsia" w:ascii="仿宋" w:hAnsi="仿宋" w:eastAsia="仿宋" w:cs="仿宋"/>
+          <w:sz w:val="24"/>
+          <w:szCs w:val="24"/>
+          <w:lang w:eastAsia="zh-CN"/>
+        </w:rPr>
+        <w:t>}}</w:t>
+      </w:r>
+      <w:r>
+        <w:rPr>
+          <w:rFonts w:hint="eastAsia" w:ascii="仿宋" w:hAnsi="仿宋" w:eastAsia="仿宋" w:cs="仿宋"/>
+          <w:sz w:val="24"/>
+          <w:szCs w:val="24"/>
+        </w:rPr>
+        <w:t xml:space="preserve"> 至 </w:t>
+      </w:r>
+      <w:r>
+        <w:rPr>
+          <w:rFonts w:hint="eastAsia" w:ascii="仿宋" w:hAnsi="仿宋" w:eastAsia="仿宋" w:cs="仿宋"/>
+          <w:sz w:val="24"/>
+          <w:szCs w:val="24"/>
+          <w:lang w:eastAsia="zh-CN"/>
+        </w:rPr>
+        <w:t>{{</w:t>
+      </w:r>
+      <w:r>
+        <w:rPr>
+          <w:rFonts w:hint="eastAsia" w:ascii="仿宋" w:hAnsi="仿宋" w:eastAsia="仿宋" w:cs="仿宋"/>
+          <w:sz w:val="24"/>
+          <w:szCs w:val="24"/>
+        </w:rPr>
+        <w:t>prj.end</w:t>
+      </w:r>
+      <w:r>
+        <w:rPr>
+          <w:rFonts w:hint="eastAsia" w:ascii="仿宋" w:hAnsi="仿宋" w:eastAsia="仿宋" w:cs="仿宋"/>
+          <w:sz w:val="24"/>
+          <w:szCs w:val="24"/>
+          <w:lang w:eastAsia="zh-CN"/>
+        </w:rPr>
+        <w:t>}}</w:t>
+      </w:r>
+    </w:p>
+    <w:p>
+      <w:pPr>
+        <w:rPr>
+          <w:rFonts w:hint="eastAsia" w:ascii="仿宋" w:hAnsi="仿宋" w:eastAsia="仿宋" w:cs="仿宋"/>
+          <w:sz w:val="24"/>
+          <w:szCs w:val="24"/>
+          <w:lang w:eastAsia="zh-CN"/>
+        </w:rPr>
+      </w:pPr>
+      <w:r>
+        <w:rPr>
+          <w:rFonts w:hint="eastAsia" w:ascii="仿宋" w:hAnsi="仿宋" w:eastAsia="仿宋" w:cs="仿宋"/>
+          <w:sz w:val="24"/>
+          <w:szCs w:val="24"/>
+        </w:rPr>
+        <w:t>  描述：</w:t>
+      </w:r>
+      <w:r>
+        <w:rPr>
+          <w:rFonts w:hint="eastAsia" w:ascii="仿宋" w:hAnsi="仿宋" w:eastAsia="仿宋" w:cs="仿宋"/>
+          <w:sz w:val="24"/>
+          <w:szCs w:val="24"/>
+          <w:lang w:eastAsia="zh-CN"/>
+        </w:rPr>
+        <w:t>{{</w:t>
+      </w:r>
+      <w:r>
+        <w:rPr>
+          <w:rFonts w:hint="eastAsia" w:ascii="仿宋" w:hAnsi="仿宋" w:eastAsia="仿宋" w:cs="仿宋"/>
+          <w:sz w:val="24"/>
+          <w:szCs w:val="24"/>
+        </w:rPr>
+        <w:t>prj.desc</w:t>
+      </w:r>
+      <w:r>
+        <w:rPr>
+          <w:rFonts w:hint="eastAsia" w:ascii="仿宋" w:hAnsi="仿宋" w:eastAsia="仿宋" w:cs="仿宋"/>
+          <w:sz w:val="24"/>
+          <w:szCs w:val="24"/>
+          <w:lang w:eastAsia="zh-CN"/>
+        </w:rPr>
+        <w:t>}}</w:t>
       </w:r>
     </w:p>
     <w:p>
@@ -23054,7 +26247,7 @@
           <w:szCs w:val="24"/>
           <w:lang w:val="en-US" w:eastAsia="zh-CN"/>
         </w:rPr>
-        <w:t>：{{ wa.skill }}</w:t>
+        <w:t>：{{wa.skill}}</w:t>
       </w:r>
     </w:p>
     <w:p>
@@ -23100,7 +26293,7 @@
           <w:szCs w:val="24"/>
           <w:lang w:val="en-US" w:eastAsia="zh-CN"/>
         </w:rPr>
-        <w:t>：{{ wa.cert }}</w:t>
+        <w:t>：{{wa.cert}}</w:t>
       </w:r>
     </w:p>
     <w:p>
@@ -23137,7 +26330,7 @@
           <w:szCs w:val="24"/>
           <w:lang w:val="en-US" w:eastAsia="zh-CN"/>
         </w:rPr>
-        <w:t>：{{ wa.train }}</w:t>
+        <w:t>：{{wa.train}}</w:t>
       </w:r>
     </w:p>
     <w:p>
@@ -23174,7 +26367,7 @@
           <w:szCs w:val="24"/>
           <w:lang w:val="en-US" w:eastAsia="zh-CN"/>
         </w:rPr>
-        <w:t>：{{ wa.tags }}</w:t>
+        <w:t>：{{wa.tags}}</w:t>
       </w:r>
     </w:p>
     <w:p>
@@ -23220,7 +26413,7 @@
           <w:szCs w:val="24"/>
           <w:lang w:val="en-US" w:eastAsia="zh-CN"/>
         </w:rPr>
-        <w:t xml:space="preserve">{{ </w:t>
+        <w:t>{{</w:t>
       </w:r>
       <w:r>
         <w:rPr>
@@ -23237,7 +26430,7 @@
           <w:szCs w:val="24"/>
           <w:lang w:val="en-US" w:eastAsia="zh-CN"/>
         </w:rPr>
-        <w:t>|replace(' ', '\n') }}</w:t>
+        <w:t>|replace(' ', '\n')}}</w:t>
       </w:r>
     </w:p>
     <w:p>
@@ -23434,7 +26627,7 @@
           <w:szCs w:val="24"/>
           <w:lang w:val="en-US" w:eastAsia="zh-CN"/>
         </w:rPr>
-        <w:t>：{{ ai.dept1 }}</w:t>
+        <w:t>：{{ai.dept1}}</w:t>
       </w:r>
     </w:p>
     <w:p>
@@ -23489,7 +26682,7 @@
           <w:szCs w:val="24"/>
           <w:lang w:val="en-US" w:eastAsia="zh-CN"/>
         </w:rPr>
-        <w:t>：{{ ai.dept2 }}</w:t>
+        <w:t>：{{ai.dept2}}</w:t>
       </w:r>
     </w:p>
     <w:p>
@@ -23553,7 +26746,7 @@
           <w:szCs w:val="24"/>
           <w:lang w:val="en-US" w:eastAsia="zh-CN"/>
         </w:rPr>
-        <w:t>：{{ ai.pos }}</w:t>
+        <w:t>：{{ai.pos}}</w:t>
       </w:r>
     </w:p>
     <w:p>
@@ -23608,7 +26801,7 @@
           <w:szCs w:val="24"/>
           <w:lang w:val="en-US" w:eastAsia="zh-CN"/>
         </w:rPr>
-        <w:t>：{{ ai.job }}</w:t>
+        <w:t>：{{ai.job}}</w:t>
       </w:r>
     </w:p>
     <w:p>
@@ -23663,7 +26856,7 @@
           <w:szCs w:val="24"/>
           <w:lang w:val="en-US" w:eastAsia="zh-CN"/>
         </w:rPr>
-        <w:t>：{{ ai.level }}</w:t>
+        <w:t>：{{ai.level}}</w:t>
       </w:r>
     </w:p>
     <w:p>
@@ -23718,7 +26911,7 @@
           <w:szCs w:val="24"/>
           <w:lang w:val="en-US" w:eastAsia="zh-CN"/>
         </w:rPr>
-        <w:t>：{{ ai.status }}</w:t>
+        <w:t>：{{ai.status}}</w:t>
       </w:r>
     </w:p>
     <w:p>
@@ -23773,7 +26966,7 @@
           <w:szCs w:val="24"/>
           <w:lang w:val="en-US" w:eastAsia="zh-CN"/>
         </w:rPr>
-        <w:t>：{{ ai.entry }}</w:t>
+        <w:t>：{{ai.entry}}</w:t>
       </w:r>
     </w:p>
     <w:p>
@@ -23819,7 +27012,7 @@
           <w:szCs w:val="24"/>
           <w:lang w:val="en-US" w:eastAsia="zh-CN"/>
         </w:rPr>
-        <w:t>：{{ ai.first }}</w:t>
+        <w:t>：{{ai.first}}</w:t>
       </w:r>
     </w:p>
     <w:p>
@@ -23865,26 +27058,26 @@
           <w:szCs w:val="24"/>
           <w:lang w:val="en-US" w:eastAsia="zh-CN"/>
         </w:rPr>
-        <w:t>：{{ ai.years | round | int }}</w:t>
-      </w:r>
-    </w:p>
-    <w:p>
-      <w:pPr>
-        <w:rPr>
-          <w:rFonts w:hint="eastAsia" w:ascii="仿宋" w:hAnsi="仿宋" w:eastAsia="仿宋" w:cs="仿宋"/>
-          <w:sz w:val="24"/>
-          <w:szCs w:val="24"/>
-          <w:lang w:val="en-US" w:eastAsia="zh-CN"/>
-        </w:rPr>
-      </w:pPr>
-      <w:r>
-        <w:rPr>
-          <w:rFonts w:hint="eastAsia" w:ascii="仿宋" w:hAnsi="仿宋" w:eastAsia="仿宋" w:cs="仿宋"/>
-          <w:sz w:val="24"/>
-          <w:szCs w:val="24"/>
-          <w:lang w:val="en-US" w:eastAsia="zh-CN"/>
-        </w:rPr>
-        <w:t>总工作年限（取整） ：{{ ai.work | round | int }}</w:t>
+        <w:t>：{{ai.years | round | int}}</w:t>
+      </w:r>
+    </w:p>
+    <w:p>
+      <w:pPr>
+        <w:rPr>
+          <w:rFonts w:hint="eastAsia" w:ascii="仿宋" w:hAnsi="仿宋" w:eastAsia="仿宋" w:cs="仿宋"/>
+          <w:sz w:val="24"/>
+          <w:szCs w:val="24"/>
+          <w:lang w:val="en-US" w:eastAsia="zh-CN"/>
+        </w:rPr>
+      </w:pPr>
+      <w:r>
+        <w:rPr>
+          <w:rFonts w:hint="eastAsia" w:ascii="仿宋" w:hAnsi="仿宋" w:eastAsia="仿宋" w:cs="仿宋"/>
+          <w:sz w:val="24"/>
+          <w:szCs w:val="24"/>
+          <w:lang w:val="en-US" w:eastAsia="zh-CN"/>
+        </w:rPr>
+        <w:t>总工作年限（取整） ：{{ai.work | round | int}}</w:t>
       </w:r>
     </w:p>
     <w:p>
@@ -23930,7 +27123,7 @@
           <w:szCs w:val="24"/>
           <w:lang w:val="en-US" w:eastAsia="zh-CN"/>
         </w:rPr>
-        <w:t>：{{ ai.pay }}</w:t>
+        <w:t>：{{ai.pay}}</w:t>
       </w:r>
     </w:p>
     <w:p>
@@ -24003,7 +27196,7 @@
           <w:szCs w:val="24"/>
           <w:lang w:val="en-US" w:eastAsia="zh-CN"/>
         </w:rPr>
-        <w:t>：{{ ai.loc }}</w:t>
+        <w:t>：{{ai.loc}}</w:t>
       </w:r>
     </w:p>
     <w:p>
@@ -24067,7 +27260,7 @@
           <w:szCs w:val="24"/>
           <w:lang w:val="en-US" w:eastAsia="zh-CN"/>
         </w:rPr>
-        <w:t>：{{ ai.gender }}</w:t>
+        <w:t>：{{ai.gender}}</w:t>
       </w:r>
     </w:p>
     <w:p>
@@ -24122,7 +27315,7 @@
           <w:szCs w:val="24"/>
           <w:lang w:val="en-US" w:eastAsia="zh-CN"/>
         </w:rPr>
-        <w:t>：{{ ai.birth }}</w:t>
+        <w:t>：{{ai.birth}}</w:t>
       </w:r>
     </w:p>
     <w:p>
@@ -24168,7 +27361,7 @@
           <w:szCs w:val="24"/>
           <w:lang w:val="en-US" w:eastAsia="zh-CN"/>
         </w:rPr>
-        <w:t>：{{ ai.age | round | int }}</w:t>
+        <w:t>：{{ai.age | round | int}}</w:t>
       </w:r>
     </w:p>
     <w:p>
@@ -24223,7 +27416,7 @@
           <w:szCs w:val="24"/>
           <w:lang w:val="en-US" w:eastAsia="zh-CN"/>
         </w:rPr>
-        <w:t>：{{ ai.pol }}</w:t>
+        <w:t>：{{ai.pol}}</w:t>
       </w:r>
     </w:p>
     <w:p>
@@ -24278,7 +27471,7 @@
           <w:szCs w:val="24"/>
           <w:lang w:val="en-US" w:eastAsia="zh-CN"/>
         </w:rPr>
-        <w:t>：{{ ai.id }}</w:t>
+        <w:t>：{{ai.id}}</w:t>
       </w:r>
     </w:p>
     <w:p>
@@ -24333,7 +27526,7 @@
           <w:szCs w:val="24"/>
           <w:lang w:val="en-US" w:eastAsia="zh-CN"/>
         </w:rPr>
-        <w:t>：{{ ai.phone }}</w:t>
+        <w:t>：{{ai.phone}}</w:t>
       </w:r>
     </w:p>
     <w:p>
@@ -24388,7 +27581,7 @@
           <w:szCs w:val="24"/>
           <w:lang w:val="en-US" w:eastAsia="zh-CN"/>
         </w:rPr>
-        <w:t>：{{ ai.grad }}</w:t>
+        <w:t>：{{ai.grad}}</w:t>
       </w:r>
     </w:p>
     <w:p>
@@ -24443,7 +27636,7 @@
           <w:szCs w:val="24"/>
           <w:lang w:val="en-US" w:eastAsia="zh-CN"/>
         </w:rPr>
-        <w:t>：{{ ai.school }}</w:t>
+        <w:t>：{{ai.school}}</w:t>
       </w:r>
     </w:p>
     <w:p>
@@ -24498,7 +27691,7 @@
           <w:szCs w:val="24"/>
           <w:lang w:val="en-US" w:eastAsia="zh-CN"/>
         </w:rPr>
-        <w:t>：{{ ai.edu }}</w:t>
+        <w:t>：{{ai.edu}}</w:t>
       </w:r>
     </w:p>
     <w:p>
@@ -24562,7 +27755,7 @@
           <w:szCs w:val="24"/>
           <w:lang w:val="en-US" w:eastAsia="zh-CN"/>
         </w:rPr>
-        <w:t>：{{ ai.major }}</w:t>
+        <w:t>：{{ai.major}}</w:t>
       </w:r>
     </w:p>
     <w:p>
@@ -24617,7 +27810,7 @@
           <w:szCs w:val="24"/>
           <w:lang w:val="en-US" w:eastAsia="zh-CN"/>
         </w:rPr>
-        <w:t>：{{ ai.legal }}</w:t>
+        <w:t>：{{ai.legal}}</w:t>
       </w:r>
     </w:p>
     <w:p>
@@ -24724,7 +27917,7 @@
           <w:szCs w:val="24"/>
           <w:lang w:val="en-US" w:eastAsia="zh-CN"/>
         </w:rPr>
-        <w:t>：{{ si.degree }}</w:t>
+        <w:t>：{{si.degree}}</w:t>
       </w:r>
     </w:p>
     <w:p>
@@ -24770,9 +27963,1119 @@
           <w:szCs w:val="24"/>
           <w:lang w:val="en-US" w:eastAsia="zh-CN"/>
         </w:rPr>
-        <w:t>：{{ si.workdt }}</w:t>
-      </w:r>
-    </w:p>
+        <w:t>：{{si.workdt}}</w:t>
+      </w:r>
+    </w:p>
+    <w:p>
+      <w:pPr>
+        <w:rPr>
+          <w:rFonts w:hint="eastAsia" w:ascii="仿宋" w:hAnsi="仿宋" w:eastAsia="仿宋" w:cs="仿宋"/>
+          <w:sz w:val="24"/>
+          <w:szCs w:val="24"/>
+          <w:lang w:val="en-US" w:eastAsia="zh-CN"/>
+        </w:rPr>
+      </w:pPr>
+      <w:r>
+        <w:rPr>
+          <w:rFonts w:hint="eastAsia" w:ascii="仿宋" w:hAnsi="仿宋" w:eastAsia="仿宋" w:cs="仿宋"/>
+          <w:sz w:val="24"/>
+          <w:szCs w:val="24"/>
+          <w:lang w:val="en-US" w:eastAsia="zh-CN"/>
+        </w:rPr>
+        <w:t>学历信息</w:t>
+      </w:r>
+      <w:r>
+        <w:rPr>
+          <w:rFonts w:hint="eastAsia" w:ascii="仿宋" w:hAnsi="仿宋" w:eastAsia="仿宋" w:cs="仿宋"/>
+          <w:sz w:val="24"/>
+          <w:szCs w:val="24"/>
+          <w:lang w:val="en-US" w:eastAsia="zh-CN"/>
+        </w:rPr>
+        <w:tab/>
+      </w:r>
+      <w:r>
+        <w:rPr>
+          <w:rFonts w:hint="eastAsia" w:ascii="仿宋" w:hAnsi="仿宋" w:eastAsia="仿宋" w:cs="仿宋"/>
+          <w:sz w:val="24"/>
+          <w:szCs w:val="24"/>
+          <w:lang w:val="en-US" w:eastAsia="zh-CN"/>
+        </w:rPr>
+        <w:tab/>
+      </w:r>
+      <w:r>
+        <w:rPr>
+          <w:rFonts w:hint="eastAsia" w:ascii="仿宋" w:hAnsi="仿宋" w:eastAsia="仿宋" w:cs="仿宋"/>
+          <w:sz w:val="24"/>
+          <w:szCs w:val="24"/>
+          <w:lang w:val="en-US" w:eastAsia="zh-CN"/>
+        </w:rPr>
+        <w:tab/>
+      </w:r>
+      <w:r>
+        <w:rPr>
+          <w:rFonts w:hint="eastAsia" w:ascii="仿宋" w:hAnsi="仿宋" w:eastAsia="仿宋" w:cs="仿宋"/>
+          <w:sz w:val="24"/>
+          <w:szCs w:val="24"/>
+          <w:lang w:val="en-US" w:eastAsia="zh-CN"/>
+        </w:rPr>
+        <w:t>：</w:t>
+      </w:r>
+    </w:p>
+    <w:p>
+      <w:pPr>
+        <w:rPr>
+          <w:rFonts w:hint="eastAsia" w:ascii="仿宋" w:hAnsi="仿宋" w:eastAsia="仿宋" w:cs="仿宋"/>
+          <w:sz w:val="24"/>
+          <w:szCs w:val="24"/>
+          <w:lang w:val="en-US" w:eastAsia="zh-CN"/>
+        </w:rPr>
+      </w:pPr>
+    </w:p>
+    <w:p>
+      <w:pPr>
+        <w:rPr>
+          <w:rFonts w:hint="eastAsia" w:ascii="仿宋" w:hAnsi="仿宋" w:eastAsia="仿宋" w:cs="仿宋"/>
+          <w:sz w:val="24"/>
+          <w:szCs w:val="24"/>
+          <w:lang w:val="en-US" w:eastAsia="zh-CN"/>
+        </w:rPr>
+      </w:pPr>
+    </w:p>
+    <w:p>
+      <w:pPr>
+        <w:rPr>
+          <w:rFonts w:hint="default" w:ascii="仿宋" w:hAnsi="仿宋" w:eastAsia="仿宋" w:cs="仿宋"/>
+          <w:sz w:val="24"/>
+          <w:szCs w:val="24"/>
+          <w:lang w:val="en-US" w:eastAsia="zh-CN"/>
+        </w:rPr>
+      </w:pPr>
+      <w:r>
+        <w:rPr>
+          <w:rFonts w:hint="eastAsia" w:ascii="仿宋" w:hAnsi="仿宋" w:eastAsia="仿宋" w:cs="仿宋"/>
+          <w:sz w:val="24"/>
+          <w:szCs w:val="24"/>
+          <w:lang w:val="en-US" w:eastAsia="zh-CN"/>
+        </w:rPr>
+        <w:t>普通写法:</w:t>
+      </w:r>
+    </w:p>
+    <w:tbl>
+      <w:tblPr>
+        <w:tblStyle w:val="13"/>
+        <w:tblW w:w="0" w:type="auto"/>
+        <w:tblInd w:w="0" w:type="dxa"/>
+        <w:tblBorders>
+          <w:top w:val="single" w:color="auto" w:sz="4" w:space="0"/>
+          <w:left w:val="single" w:color="auto" w:sz="4" w:space="0"/>
+          <w:bottom w:val="single" w:color="auto" w:sz="4" w:space="0"/>
+          <w:right w:val="single" w:color="auto" w:sz="4" w:space="0"/>
+          <w:insideH w:val="single" w:color="auto" w:sz="4" w:space="0"/>
+          <w:insideV w:val="single" w:color="auto" w:sz="4" w:space="0"/>
+        </w:tblBorders>
+        <w:tblLayout w:type="autofit"/>
+        <w:tblCellMar>
+          <w:top w:w="0" w:type="dxa"/>
+          <w:left w:w="108" w:type="dxa"/>
+          <w:bottom w:w="0" w:type="dxa"/>
+          <w:right w:w="108" w:type="dxa"/>
+        </w:tblCellMar>
+      </w:tblPr>
+      <w:tblGrid>
+        <w:gridCol w:w="8522"/>
+      </w:tblGrid>
+      <w:tr>
+        <w:tblPrEx>
+          <w:tblBorders>
+            <w:top w:val="single" w:color="auto" w:sz="4" w:space="0"/>
+            <w:left w:val="single" w:color="auto" w:sz="4" w:space="0"/>
+            <w:bottom w:val="single" w:color="auto" w:sz="4" w:space="0"/>
+            <w:right w:val="single" w:color="auto" w:sz="4" w:space="0"/>
+            <w:insideH w:val="single" w:color="auto" w:sz="4" w:space="0"/>
+            <w:insideV w:val="single" w:color="auto" w:sz="4" w:space="0"/>
+          </w:tblBorders>
+          <w:tblCellMar>
+            <w:top w:w="0" w:type="dxa"/>
+            <w:left w:w="108" w:type="dxa"/>
+            <w:bottom w:w="0" w:type="dxa"/>
+            <w:right w:w="108" w:type="dxa"/>
+          </w:tblCellMar>
+        </w:tblPrEx>
+        <w:tc>
+          <w:tcPr>
+            <w:tcW w:w="8522" w:type="dxa"/>
+          </w:tcPr>
+          <w:p>
+            <w:pPr>
+              <w:rPr>
+                <w:rFonts w:hint="eastAsia" w:ascii="仿宋" w:hAnsi="仿宋" w:eastAsia="仿宋" w:cs="仿宋"/>
+                <w:sz w:val="24"/>
+                <w:szCs w:val="24"/>
+                <w:lang w:val="en-US" w:eastAsia="zh-CN"/>
+              </w:rPr>
+            </w:pPr>
+            <w:r>
+              <w:rPr>
+                <w:rFonts w:hint="eastAsia" w:ascii="仿宋" w:hAnsi="仿宋" w:eastAsia="仿宋" w:cs="仿宋"/>
+                <w:sz w:val="24"/>
+                <w:szCs w:val="24"/>
+                <w:lang w:val="en-US" w:eastAsia="zh-CN"/>
+              </w:rPr>
+              <w:t>{% set he = si.edu| selectattr("type", "equalto", "最高学历") | first %}</w:t>
+            </w:r>
+          </w:p>
+          <w:p>
+            <w:pPr>
+              <w:rPr>
+                <w:rFonts w:hint="default" w:ascii="仿宋" w:hAnsi="仿宋" w:eastAsia="仿宋" w:cs="仿宋"/>
+                <w:sz w:val="24"/>
+                <w:szCs w:val="24"/>
+                <w:lang w:val="en-US" w:eastAsia="zh-CN"/>
+              </w:rPr>
+            </w:pPr>
+            <w:r>
+              <w:rPr>
+                <w:rFonts w:hint="eastAsia" w:ascii="仿宋" w:hAnsi="仿宋" w:eastAsia="仿宋" w:cs="仿宋"/>
+                <w:sz w:val="24"/>
+                <w:szCs w:val="24"/>
+                <w:lang w:val="en-US" w:eastAsia="zh-CN"/>
+              </w:rPr>
+              <w:t>最高学历：</w:t>
+            </w:r>
+          </w:p>
+          <w:p>
+            <w:pPr>
+              <w:rPr>
+                <w:rFonts w:hint="eastAsia" w:ascii="仿宋" w:hAnsi="仿宋" w:eastAsia="仿宋" w:cs="仿宋"/>
+                <w:sz w:val="24"/>
+                <w:szCs w:val="24"/>
+                <w:lang w:val="en-US" w:eastAsia="zh-CN"/>
+              </w:rPr>
+            </w:pPr>
+            <w:r>
+              <w:rPr>
+                <w:rFonts w:hint="eastAsia" w:ascii="仿宋" w:hAnsi="仿宋" w:eastAsia="仿宋" w:cs="仿宋"/>
+                <w:sz w:val="24"/>
+                <w:szCs w:val="24"/>
+                <w:lang w:val="en-US" w:eastAsia="zh-CN"/>
+              </w:rPr>
+              <w:t>{{he.grad}} {# 毕业时间 #}</w:t>
+            </w:r>
+          </w:p>
+          <w:p>
+            <w:pPr>
+              <w:rPr>
+                <w:rFonts w:hint="eastAsia" w:ascii="仿宋" w:hAnsi="仿宋" w:eastAsia="仿宋" w:cs="仿宋"/>
+                <w:sz w:val="24"/>
+                <w:szCs w:val="24"/>
+                <w:lang w:val="en-US" w:eastAsia="zh-CN"/>
+              </w:rPr>
+            </w:pPr>
+            <w:r>
+              <w:rPr>
+                <w:rFonts w:hint="eastAsia" w:ascii="仿宋" w:hAnsi="仿宋" w:eastAsia="仿宋" w:cs="仿宋"/>
+                <w:sz w:val="24"/>
+                <w:szCs w:val="24"/>
+                <w:lang w:val="en-US" w:eastAsia="zh-CN"/>
+              </w:rPr>
+              <w:t>{{he.school}} {# 毕业学校 #}</w:t>
+            </w:r>
+          </w:p>
+          <w:p>
+            <w:pPr>
+              <w:rPr>
+                <w:rFonts w:hint="eastAsia" w:ascii="仿宋" w:hAnsi="仿宋" w:eastAsia="仿宋" w:cs="仿宋"/>
+                <w:sz w:val="24"/>
+                <w:szCs w:val="24"/>
+                <w:lang w:val="en-US" w:eastAsia="zh-CN"/>
+              </w:rPr>
+            </w:pPr>
+            <w:r>
+              <w:rPr>
+                <w:rFonts w:hint="eastAsia" w:ascii="仿宋" w:hAnsi="仿宋" w:eastAsia="仿宋" w:cs="仿宋"/>
+                <w:sz w:val="24"/>
+                <w:szCs w:val="24"/>
+                <w:lang w:val="en-US" w:eastAsia="zh-CN"/>
+              </w:rPr>
+              <w:t>{{he.major}} {# 专业 #}</w:t>
+            </w:r>
+          </w:p>
+          <w:p>
+            <w:pPr>
+              <w:rPr>
+                <w:rFonts w:hint="default" w:ascii="仿宋" w:hAnsi="仿宋" w:eastAsia="仿宋" w:cs="仿宋"/>
+                <w:sz w:val="24"/>
+                <w:szCs w:val="24"/>
+                <w:lang w:val="en-US" w:eastAsia="zh-CN"/>
+              </w:rPr>
+            </w:pPr>
+            <w:r>
+              <w:rPr>
+                <w:rFonts w:hint="eastAsia" w:ascii="仿宋" w:hAnsi="仿宋" w:eastAsia="仿宋" w:cs="仿宋"/>
+                <w:sz w:val="24"/>
+                <w:szCs w:val="24"/>
+                <w:lang w:val="en-US" w:eastAsia="zh-CN"/>
+              </w:rPr>
+              <w:t>====================================================================</w:t>
+            </w:r>
+          </w:p>
+          <w:p>
+            <w:pPr>
+              <w:rPr>
+                <w:rFonts w:hint="eastAsia" w:ascii="仿宋" w:hAnsi="仿宋" w:eastAsia="仿宋" w:cs="仿宋"/>
+                <w:sz w:val="24"/>
+                <w:szCs w:val="24"/>
+                <w:lang w:val="en-US" w:eastAsia="zh-CN"/>
+              </w:rPr>
+            </w:pPr>
+            <w:r>
+              <w:rPr>
+                <w:rFonts w:hint="eastAsia" w:ascii="仿宋" w:hAnsi="仿宋" w:eastAsia="仿宋" w:cs="仿宋"/>
+                <w:sz w:val="24"/>
+                <w:szCs w:val="24"/>
+                <w:lang w:val="en-US" w:eastAsia="zh-CN"/>
+              </w:rPr>
+              <w:t>{% set fe = si.edu| selectattr("type", "equalto", "第一学历") | first %}</w:t>
+            </w:r>
+          </w:p>
+          <w:p>
+            <w:pPr>
+              <w:rPr>
+                <w:rFonts w:hint="default" w:ascii="仿宋" w:hAnsi="仿宋" w:eastAsia="仿宋" w:cs="仿宋"/>
+                <w:sz w:val="24"/>
+                <w:szCs w:val="24"/>
+                <w:lang w:val="en-US" w:eastAsia="zh-CN"/>
+              </w:rPr>
+            </w:pPr>
+            <w:r>
+              <w:rPr>
+                <w:rFonts w:hint="eastAsia" w:ascii="仿宋" w:hAnsi="仿宋" w:eastAsia="仿宋" w:cs="仿宋"/>
+                <w:sz w:val="24"/>
+                <w:szCs w:val="24"/>
+                <w:lang w:val="en-US" w:eastAsia="zh-CN"/>
+              </w:rPr>
+              <w:t>第一学历：</w:t>
+            </w:r>
+          </w:p>
+          <w:p>
+            <w:pPr>
+              <w:rPr>
+                <w:rFonts w:hint="eastAsia" w:ascii="仿宋" w:hAnsi="仿宋" w:eastAsia="仿宋" w:cs="仿宋"/>
+                <w:sz w:val="24"/>
+                <w:szCs w:val="24"/>
+                <w:lang w:val="en-US" w:eastAsia="zh-CN"/>
+              </w:rPr>
+            </w:pPr>
+            <w:r>
+              <w:rPr>
+                <w:rFonts w:hint="eastAsia" w:ascii="仿宋" w:hAnsi="仿宋" w:eastAsia="仿宋" w:cs="仿宋"/>
+                <w:sz w:val="24"/>
+                <w:szCs w:val="24"/>
+                <w:lang w:val="en-US" w:eastAsia="zh-CN"/>
+              </w:rPr>
+              <w:t>{{fe.grad}} {# 毕业时间 #}</w:t>
+            </w:r>
+          </w:p>
+          <w:p>
+            <w:pPr>
+              <w:rPr>
+                <w:rFonts w:hint="eastAsia" w:ascii="仿宋" w:hAnsi="仿宋" w:eastAsia="仿宋" w:cs="仿宋"/>
+                <w:sz w:val="24"/>
+                <w:szCs w:val="24"/>
+                <w:lang w:val="en-US" w:eastAsia="zh-CN"/>
+              </w:rPr>
+            </w:pPr>
+            <w:r>
+              <w:rPr>
+                <w:rFonts w:hint="eastAsia" w:ascii="仿宋" w:hAnsi="仿宋" w:eastAsia="仿宋" w:cs="仿宋"/>
+                <w:sz w:val="24"/>
+                <w:szCs w:val="24"/>
+                <w:lang w:val="en-US" w:eastAsia="zh-CN"/>
+              </w:rPr>
+              <w:t>{{fe.school}} {# 毕业学校 #}</w:t>
+            </w:r>
+          </w:p>
+          <w:p>
+            <w:pPr>
+              <w:rPr>
+                <w:rFonts w:hint="eastAsia" w:ascii="仿宋" w:hAnsi="仿宋" w:eastAsia="仿宋" w:cs="仿宋"/>
+                <w:sz w:val="24"/>
+                <w:szCs w:val="24"/>
+                <w:vertAlign w:val="baseline"/>
+                <w:lang w:val="en-US" w:eastAsia="zh-CN"/>
+              </w:rPr>
+            </w:pPr>
+            <w:r>
+              <w:rPr>
+                <w:rFonts w:hint="eastAsia" w:ascii="仿宋" w:hAnsi="仿宋" w:eastAsia="仿宋" w:cs="仿宋"/>
+                <w:sz w:val="24"/>
+                <w:szCs w:val="24"/>
+                <w:lang w:val="en-US" w:eastAsia="zh-CN"/>
+              </w:rPr>
+              <w:t>{{fe.major}} {# 专业 #}</w:t>
+            </w:r>
+          </w:p>
+        </w:tc>
+      </w:tr>
+    </w:tbl>
+    <w:p/>
+    <w:p>
+      <w:pPr>
+        <w:rPr>
+          <w:rFonts w:hint="eastAsia" w:ascii="仿宋" w:hAnsi="仿宋" w:eastAsia="仿宋" w:cs="仿宋"/>
+          <w:sz w:val="24"/>
+          <w:szCs w:val="24"/>
+          <w:lang w:val="en-US" w:eastAsia="zh-CN"/>
+        </w:rPr>
+      </w:pPr>
+    </w:p>
+    <w:p>
+      <w:pPr>
+        <w:rPr>
+          <w:rFonts w:hint="default" w:ascii="仿宋" w:hAnsi="仿宋" w:eastAsia="仿宋" w:cs="仿宋"/>
+          <w:sz w:val="24"/>
+          <w:szCs w:val="24"/>
+          <w:lang w:val="en-US" w:eastAsia="zh-CN"/>
+        </w:rPr>
+      </w:pPr>
+      <w:r>
+        <w:rPr>
+          <w:rFonts w:hint="eastAsia" w:ascii="仿宋" w:hAnsi="仿宋" w:eastAsia="仿宋" w:cs="仿宋"/>
+          <w:sz w:val="24"/>
+          <w:szCs w:val="24"/>
+          <w:lang w:val="en-US" w:eastAsia="zh-CN"/>
+        </w:rPr>
+        <w:t>按需取用的写法：</w:t>
+      </w:r>
+    </w:p>
+    <w:tbl>
+      <w:tblPr>
+        <w:tblStyle w:val="13"/>
+        <w:tblW w:w="0" w:type="auto"/>
+        <w:tblInd w:w="0" w:type="dxa"/>
+        <w:tblBorders>
+          <w:top w:val="single" w:color="auto" w:sz="4" w:space="0"/>
+          <w:left w:val="single" w:color="auto" w:sz="4" w:space="0"/>
+          <w:bottom w:val="single" w:color="auto" w:sz="4" w:space="0"/>
+          <w:right w:val="single" w:color="auto" w:sz="4" w:space="0"/>
+          <w:insideH w:val="single" w:color="auto" w:sz="4" w:space="0"/>
+          <w:insideV w:val="single" w:color="auto" w:sz="4" w:space="0"/>
+        </w:tblBorders>
+        <w:tblLayout w:type="autofit"/>
+        <w:tblCellMar>
+          <w:top w:w="0" w:type="dxa"/>
+          <w:left w:w="108" w:type="dxa"/>
+          <w:bottom w:w="0" w:type="dxa"/>
+          <w:right w:w="108" w:type="dxa"/>
+        </w:tblCellMar>
+      </w:tblPr>
+      <w:tblGrid>
+        <w:gridCol w:w="8522"/>
+      </w:tblGrid>
+      <w:tr>
+        <w:tblPrEx>
+          <w:tblBorders>
+            <w:top w:val="single" w:color="auto" w:sz="4" w:space="0"/>
+            <w:left w:val="single" w:color="auto" w:sz="4" w:space="0"/>
+            <w:bottom w:val="single" w:color="auto" w:sz="4" w:space="0"/>
+            <w:right w:val="single" w:color="auto" w:sz="4" w:space="0"/>
+            <w:insideH w:val="single" w:color="auto" w:sz="4" w:space="0"/>
+            <w:insideV w:val="single" w:color="auto" w:sz="4" w:space="0"/>
+          </w:tblBorders>
+          <w:tblCellMar>
+            <w:top w:w="0" w:type="dxa"/>
+            <w:left w:w="108" w:type="dxa"/>
+            <w:bottom w:w="0" w:type="dxa"/>
+            <w:right w:w="108" w:type="dxa"/>
+          </w:tblCellMar>
+        </w:tblPrEx>
+        <w:tc>
+          <w:tcPr>
+            <w:tcW w:w="8522" w:type="dxa"/>
+          </w:tcPr>
+          <w:p>
+            <w:pPr>
+              <w:jc w:val="left"/>
+              <w:rPr>
+                <w:rFonts w:hint="eastAsia" w:ascii="仿宋" w:hAnsi="仿宋" w:eastAsia="仿宋" w:cs="仿宋"/>
+                <w:sz w:val="24"/>
+                <w:szCs w:val="24"/>
+                <w:lang w:val="en-US" w:eastAsia="zh-CN"/>
+              </w:rPr>
+            </w:pPr>
+            <w:r>
+              <w:rPr>
+                <w:rFonts w:hint="eastAsia" w:ascii="仿宋" w:hAnsi="仿宋" w:eastAsia="仿宋" w:cs="仿宋"/>
+                <w:sz w:val="24"/>
+                <w:szCs w:val="24"/>
+                <w:lang w:val="en-US" w:eastAsia="zh-CN"/>
+              </w:rPr>
+              <w:t>{% set fe = si.edu | selectattr("type", "equalto", "第一学历") | first %}</w:t>
+            </w:r>
+          </w:p>
+          <w:p>
+            <w:pPr>
+              <w:jc w:val="left"/>
+              <w:rPr>
+                <w:rFonts w:hint="eastAsia" w:ascii="仿宋" w:hAnsi="仿宋" w:eastAsia="仿宋" w:cs="仿宋"/>
+                <w:sz w:val="24"/>
+                <w:szCs w:val="24"/>
+                <w:lang w:val="en-US" w:eastAsia="zh-CN"/>
+              </w:rPr>
+            </w:pPr>
+            <w:r>
+              <w:rPr>
+                <w:rFonts w:hint="eastAsia" w:ascii="仿宋" w:hAnsi="仿宋" w:eastAsia="仿宋" w:cs="仿宋"/>
+                <w:sz w:val="24"/>
+                <w:szCs w:val="24"/>
+                <w:lang w:val="en-US" w:eastAsia="zh-CN"/>
+              </w:rPr>
+              <w:t>{% if fe %}</w:t>
+            </w:r>
+          </w:p>
+          <w:p>
+            <w:pPr>
+              <w:jc w:val="left"/>
+              <w:rPr>
+                <w:rFonts w:hint="eastAsia" w:ascii="仿宋" w:hAnsi="仿宋" w:eastAsia="仿宋" w:cs="仿宋"/>
+                <w:sz w:val="24"/>
+                <w:szCs w:val="24"/>
+                <w:lang w:val="en-US" w:eastAsia="zh-CN"/>
+              </w:rPr>
+            </w:pPr>
+            <w:r>
+              <w:rPr>
+                <w:rFonts w:hint="eastAsia" w:ascii="仿宋" w:hAnsi="仿宋" w:eastAsia="仿宋" w:cs="仿宋"/>
+                <w:sz w:val="24"/>
+                <w:szCs w:val="24"/>
+                <w:lang w:val="en-US" w:eastAsia="zh-CN"/>
+              </w:rPr>
+              <w:t>第一学历：{{fe.grad}} 毕业于：{{fe.school}} 专业：{{fe.major}}</w:t>
+            </w:r>
+          </w:p>
+          <w:p>
+            <w:pPr>
+              <w:jc w:val="left"/>
+              <w:rPr>
+                <w:rFonts w:hint="eastAsia" w:ascii="仿宋" w:hAnsi="仿宋" w:eastAsia="仿宋" w:cs="仿宋"/>
+                <w:sz w:val="24"/>
+                <w:szCs w:val="24"/>
+                <w:vertAlign w:val="baseline"/>
+                <w:lang w:val="en-US" w:eastAsia="zh-CN"/>
+              </w:rPr>
+            </w:pPr>
+            <w:r>
+              <w:rPr>
+                <w:rFonts w:hint="eastAsia" w:ascii="仿宋" w:hAnsi="仿宋" w:eastAsia="仿宋" w:cs="仿宋"/>
+                <w:sz w:val="24"/>
+                <w:szCs w:val="24"/>
+                <w:lang w:val="en-US" w:eastAsia="zh-CN"/>
+              </w:rPr>
+              <w:t>{% endif %}</w:t>
+            </w:r>
+          </w:p>
+        </w:tc>
+      </w:tr>
+      <w:tr>
+        <w:tblPrEx>
+          <w:tblBorders>
+            <w:top w:val="single" w:color="auto" w:sz="4" w:space="0"/>
+            <w:left w:val="single" w:color="auto" w:sz="4" w:space="0"/>
+            <w:bottom w:val="single" w:color="auto" w:sz="4" w:space="0"/>
+            <w:right w:val="single" w:color="auto" w:sz="4" w:space="0"/>
+            <w:insideH w:val="single" w:color="auto" w:sz="4" w:space="0"/>
+            <w:insideV w:val="single" w:color="auto" w:sz="4" w:space="0"/>
+          </w:tblBorders>
+          <w:tblCellMar>
+            <w:top w:w="0" w:type="dxa"/>
+            <w:left w:w="108" w:type="dxa"/>
+            <w:bottom w:w="0" w:type="dxa"/>
+            <w:right w:w="108" w:type="dxa"/>
+          </w:tblCellMar>
+        </w:tblPrEx>
+        <w:tc>
+          <w:tcPr>
+            <w:tcW w:w="8522" w:type="dxa"/>
+          </w:tcPr>
+          <w:p>
+            <w:pPr>
+              <w:jc w:val="left"/>
+              <w:rPr>
+                <w:rFonts w:hint="eastAsia" w:ascii="仿宋" w:hAnsi="仿宋" w:eastAsia="仿宋" w:cs="仿宋"/>
+                <w:sz w:val="24"/>
+                <w:szCs w:val="24"/>
+                <w:lang w:val="en-US" w:eastAsia="zh-CN"/>
+              </w:rPr>
+            </w:pPr>
+            <w:r>
+              <w:rPr>
+                <w:rFonts w:hint="eastAsia" w:ascii="仿宋" w:hAnsi="仿宋" w:eastAsia="仿宋" w:cs="仿宋"/>
+                <w:sz w:val="24"/>
+                <w:szCs w:val="24"/>
+                <w:lang w:val="en-US" w:eastAsia="zh-CN"/>
+              </w:rPr>
+              <w:t>{% set he = si.edu | selectattr("type", "equalto", "最高学历") | first %}</w:t>
+            </w:r>
+          </w:p>
+          <w:p>
+            <w:pPr>
+              <w:jc w:val="left"/>
+              <w:rPr>
+                <w:rFonts w:hint="eastAsia" w:ascii="仿宋" w:hAnsi="仿宋" w:eastAsia="仿宋" w:cs="仿宋"/>
+                <w:sz w:val="24"/>
+                <w:szCs w:val="24"/>
+                <w:lang w:val="en-US" w:eastAsia="zh-CN"/>
+              </w:rPr>
+            </w:pPr>
+            <w:r>
+              <w:rPr>
+                <w:rFonts w:hint="eastAsia" w:ascii="仿宋" w:hAnsi="仿宋" w:eastAsia="仿宋" w:cs="仿宋"/>
+                <w:sz w:val="24"/>
+                <w:szCs w:val="24"/>
+                <w:lang w:val="en-US" w:eastAsia="zh-CN"/>
+              </w:rPr>
+              <w:t>{% if he %}</w:t>
+            </w:r>
+          </w:p>
+          <w:p>
+            <w:pPr>
+              <w:jc w:val="left"/>
+              <w:rPr>
+                <w:rFonts w:hint="eastAsia" w:ascii="仿宋" w:hAnsi="仿宋" w:eastAsia="仿宋" w:cs="仿宋"/>
+                <w:sz w:val="24"/>
+                <w:szCs w:val="24"/>
+                <w:lang w:val="en-US" w:eastAsia="zh-CN"/>
+              </w:rPr>
+            </w:pPr>
+            <w:r>
+              <w:rPr>
+                <w:rFonts w:hint="eastAsia" w:ascii="仿宋" w:hAnsi="仿宋" w:eastAsia="仿宋" w:cs="仿宋"/>
+                <w:sz w:val="24"/>
+                <w:szCs w:val="24"/>
+                <w:lang w:val="en-US" w:eastAsia="zh-CN"/>
+              </w:rPr>
+              <w:t>最高学历：{{he.grad}} 毕业于：{{he.school}} 专业：{{he.major}}</w:t>
+            </w:r>
+          </w:p>
+          <w:p>
+            <w:pPr>
+              <w:jc w:val="left"/>
+              <w:rPr>
+                <w:rFonts w:hint="eastAsia" w:ascii="仿宋" w:hAnsi="仿宋" w:eastAsia="仿宋" w:cs="仿宋"/>
+                <w:sz w:val="24"/>
+                <w:szCs w:val="24"/>
+                <w:vertAlign w:val="baseline"/>
+                <w:lang w:val="en-US" w:eastAsia="zh-CN"/>
+              </w:rPr>
+            </w:pPr>
+            <w:r>
+              <w:rPr>
+                <w:rFonts w:hint="eastAsia" w:ascii="仿宋" w:hAnsi="仿宋" w:eastAsia="仿宋" w:cs="仿宋"/>
+                <w:sz w:val="24"/>
+                <w:szCs w:val="24"/>
+                <w:lang w:val="en-US" w:eastAsia="zh-CN"/>
+              </w:rPr>
+              <w:t>{% endif %}</w:t>
+            </w:r>
+          </w:p>
+        </w:tc>
+      </w:tr>
+    </w:tbl>
+    <w:p/>
+    <w:p>
+      <w:r>
+        <w:rPr>
+          <w:rFonts w:hint="eastAsia" w:ascii="仿宋" w:hAnsi="仿宋" w:eastAsia="仿宋" w:cs="仿宋"/>
+          <w:sz w:val="24"/>
+          <w:szCs w:val="24"/>
+          <w:lang w:val="en-US" w:eastAsia="zh-CN"/>
+        </w:rPr>
+        <w:t>按列分布的写法：</w:t>
+      </w:r>
+    </w:p>
+    <w:tbl>
+      <w:tblPr>
+        <w:tblStyle w:val="13"/>
+        <w:tblW w:w="0" w:type="auto"/>
+        <w:tblInd w:w="0" w:type="dxa"/>
+        <w:tblBorders>
+          <w:top w:val="single" w:color="auto" w:sz="4" w:space="0"/>
+          <w:left w:val="single" w:color="auto" w:sz="4" w:space="0"/>
+          <w:bottom w:val="single" w:color="auto" w:sz="4" w:space="0"/>
+          <w:right w:val="single" w:color="auto" w:sz="4" w:space="0"/>
+          <w:insideH w:val="single" w:color="auto" w:sz="4" w:space="0"/>
+          <w:insideV w:val="single" w:color="auto" w:sz="4" w:space="0"/>
+        </w:tblBorders>
+        <w:tblLayout w:type="autofit"/>
+        <w:tblCellMar>
+          <w:top w:w="0" w:type="dxa"/>
+          <w:left w:w="108" w:type="dxa"/>
+          <w:bottom w:w="0" w:type="dxa"/>
+          <w:right w:w="108" w:type="dxa"/>
+        </w:tblCellMar>
+      </w:tblPr>
+      <w:tblGrid>
+        <w:gridCol w:w="2958"/>
+        <w:gridCol w:w="2784"/>
+        <w:gridCol w:w="2780"/>
+      </w:tblGrid>
+      <w:tr>
+        <w:tblPrEx>
+          <w:tblBorders>
+            <w:top w:val="single" w:color="auto" w:sz="4" w:space="0"/>
+            <w:left w:val="single" w:color="auto" w:sz="4" w:space="0"/>
+            <w:bottom w:val="single" w:color="auto" w:sz="4" w:space="0"/>
+            <w:right w:val="single" w:color="auto" w:sz="4" w:space="0"/>
+            <w:insideH w:val="single" w:color="auto" w:sz="4" w:space="0"/>
+            <w:insideV w:val="single" w:color="auto" w:sz="4" w:space="0"/>
+          </w:tblBorders>
+          <w:tblCellMar>
+            <w:top w:w="0" w:type="dxa"/>
+            <w:left w:w="108" w:type="dxa"/>
+            <w:bottom w:w="0" w:type="dxa"/>
+            <w:right w:w="108" w:type="dxa"/>
+          </w:tblCellMar>
+        </w:tblPrEx>
+        <w:tc>
+          <w:tcPr>
+            <w:tcW w:w="8522" w:type="dxa"/>
+            <w:gridSpan w:val="3"/>
+          </w:tcPr>
+          <w:p>
+            <w:pPr>
+              <w:rPr>
+                <w:rFonts w:hint="eastAsia" w:ascii="仿宋" w:hAnsi="仿宋" w:eastAsia="仿宋" w:cs="仿宋"/>
+                <w:sz w:val="24"/>
+                <w:szCs w:val="24"/>
+                <w:vertAlign w:val="baseline"/>
+                <w:lang w:val="en-US" w:eastAsia="zh-CN"/>
+              </w:rPr>
+            </w:pPr>
+            <w:r>
+              <w:rPr>
+                <w:rFonts w:hint="eastAsia" w:ascii="仿宋" w:hAnsi="仿宋" w:eastAsia="仿宋" w:cs="仿宋"/>
+                <w:sz w:val="24"/>
+                <w:szCs w:val="24"/>
+                <w:lang w:val="en-US" w:eastAsia="zh-CN"/>
+              </w:rPr>
+              <w:t>{%tr set he = si.edu| selectattr("type", "equalto", "最高学历") | first %}</w:t>
+            </w:r>
+          </w:p>
+        </w:tc>
+      </w:tr>
+      <w:tr>
+        <w:tblPrEx>
+          <w:tblBorders>
+            <w:top w:val="single" w:color="auto" w:sz="4" w:space="0"/>
+            <w:left w:val="single" w:color="auto" w:sz="4" w:space="0"/>
+            <w:bottom w:val="single" w:color="auto" w:sz="4" w:space="0"/>
+            <w:right w:val="single" w:color="auto" w:sz="4" w:space="0"/>
+            <w:insideH w:val="single" w:color="auto" w:sz="4" w:space="0"/>
+            <w:insideV w:val="single" w:color="auto" w:sz="4" w:space="0"/>
+          </w:tblBorders>
+          <w:tblCellMar>
+            <w:top w:w="0" w:type="dxa"/>
+            <w:left w:w="108" w:type="dxa"/>
+            <w:bottom w:w="0" w:type="dxa"/>
+            <w:right w:w="108" w:type="dxa"/>
+          </w:tblCellMar>
+        </w:tblPrEx>
+        <w:tc>
+          <w:tcPr>
+            <w:tcW w:w="2958" w:type="dxa"/>
+          </w:tcPr>
+          <w:p>
+            <w:pPr>
+              <w:rPr>
+                <w:rFonts w:hint="eastAsia" w:ascii="仿宋" w:hAnsi="仿宋" w:eastAsia="仿宋" w:cs="仿宋"/>
+                <w:sz w:val="24"/>
+                <w:szCs w:val="24"/>
+                <w:vertAlign w:val="baseline"/>
+                <w:lang w:val="en-US" w:eastAsia="zh-CN"/>
+              </w:rPr>
+            </w:pPr>
+            <w:r>
+              <w:rPr>
+                <w:rFonts w:hint="eastAsia" w:ascii="仿宋" w:hAnsi="仿宋" w:eastAsia="仿宋" w:cs="仿宋"/>
+                <w:sz w:val="24"/>
+                <w:szCs w:val="24"/>
+                <w:lang w:val="en-US" w:eastAsia="zh-CN"/>
+              </w:rPr>
+              <w:t>{{he.grad}}</w:t>
+            </w:r>
+          </w:p>
+        </w:tc>
+        <w:tc>
+          <w:tcPr>
+            <w:tcW w:w="2784" w:type="dxa"/>
+          </w:tcPr>
+          <w:p>
+            <w:pPr>
+              <w:rPr>
+                <w:rFonts w:hint="eastAsia" w:ascii="仿宋" w:hAnsi="仿宋" w:eastAsia="仿宋" w:cs="仿宋"/>
+                <w:sz w:val="24"/>
+                <w:szCs w:val="24"/>
+                <w:vertAlign w:val="baseline"/>
+                <w:lang w:val="en-US" w:eastAsia="zh-CN"/>
+              </w:rPr>
+            </w:pPr>
+            <w:r>
+              <w:rPr>
+                <w:rFonts w:hint="eastAsia" w:ascii="仿宋" w:hAnsi="仿宋" w:eastAsia="仿宋" w:cs="仿宋"/>
+                <w:sz w:val="24"/>
+                <w:szCs w:val="24"/>
+                <w:lang w:val="en-US" w:eastAsia="zh-CN"/>
+              </w:rPr>
+              <w:t>{{he.school}}</w:t>
+            </w:r>
+          </w:p>
+        </w:tc>
+        <w:tc>
+          <w:tcPr>
+            <w:tcW w:w="2780" w:type="dxa"/>
+          </w:tcPr>
+          <w:p>
+            <w:pPr>
+              <w:rPr>
+                <w:rFonts w:hint="eastAsia" w:ascii="仿宋" w:hAnsi="仿宋" w:eastAsia="仿宋" w:cs="仿宋"/>
+                <w:sz w:val="24"/>
+                <w:szCs w:val="24"/>
+                <w:vertAlign w:val="baseline"/>
+                <w:lang w:val="en-US" w:eastAsia="zh-CN"/>
+              </w:rPr>
+            </w:pPr>
+            <w:r>
+              <w:rPr>
+                <w:rFonts w:hint="eastAsia" w:ascii="仿宋" w:hAnsi="仿宋" w:eastAsia="仿宋" w:cs="仿宋"/>
+                <w:sz w:val="24"/>
+                <w:szCs w:val="24"/>
+                <w:lang w:val="en-US" w:eastAsia="zh-CN"/>
+              </w:rPr>
+              <w:t>{{he.major}}</w:t>
+            </w:r>
+          </w:p>
+        </w:tc>
+      </w:tr>
+    </w:tbl>
+    <w:p>
+      <w:pPr>
+        <w:rPr>
+          <w:rFonts w:hint="eastAsia" w:ascii="仿宋" w:hAnsi="仿宋" w:eastAsia="仿宋" w:cs="仿宋"/>
+          <w:sz w:val="24"/>
+          <w:szCs w:val="24"/>
+          <w:lang w:val="en-US" w:eastAsia="zh-CN"/>
+        </w:rPr>
+      </w:pPr>
+    </w:p>
+    <w:p>
+      <w:pPr>
+        <w:rPr>
+          <w:rFonts w:hint="default" w:ascii="仿宋" w:hAnsi="仿宋" w:eastAsia="仿宋" w:cs="仿宋"/>
+          <w:sz w:val="24"/>
+          <w:szCs w:val="24"/>
+          <w:lang w:val="en-US" w:eastAsia="zh-CN"/>
+        </w:rPr>
+      </w:pPr>
+      <w:r>
+        <w:rPr>
+          <w:rFonts w:hint="eastAsia" w:ascii="仿宋" w:hAnsi="仿宋" w:eastAsia="仿宋" w:cs="仿宋"/>
+          <w:sz w:val="24"/>
+          <w:szCs w:val="24"/>
+          <w:lang w:val="en-US" w:eastAsia="zh-CN"/>
+        </w:rPr>
+        <w:t>循环获取学历的写法:</w:t>
+      </w:r>
+    </w:p>
+    <w:p/>
+    <w:tbl>
+      <w:tblPr>
+        <w:tblStyle w:val="13"/>
+        <w:tblW w:w="0" w:type="auto"/>
+        <w:tblInd w:w="0" w:type="dxa"/>
+        <w:tblBorders>
+          <w:top w:val="single" w:color="auto" w:sz="4" w:space="0"/>
+          <w:left w:val="single" w:color="auto" w:sz="4" w:space="0"/>
+          <w:bottom w:val="single" w:color="auto" w:sz="4" w:space="0"/>
+          <w:right w:val="single" w:color="auto" w:sz="4" w:space="0"/>
+          <w:insideH w:val="single" w:color="auto" w:sz="4" w:space="0"/>
+          <w:insideV w:val="single" w:color="auto" w:sz="4" w:space="0"/>
+        </w:tblBorders>
+        <w:tblLayout w:type="autofit"/>
+        <w:tblCellMar>
+          <w:top w:w="0" w:type="dxa"/>
+          <w:left w:w="108" w:type="dxa"/>
+          <w:bottom w:w="0" w:type="dxa"/>
+          <w:right w:w="108" w:type="dxa"/>
+        </w:tblCellMar>
+      </w:tblPr>
+      <w:tblGrid>
+        <w:gridCol w:w="1819"/>
+        <w:gridCol w:w="1590"/>
+        <w:gridCol w:w="1590"/>
+        <w:gridCol w:w="1819"/>
+        <w:gridCol w:w="1704"/>
+      </w:tblGrid>
+      <w:tr>
+        <w:tblPrEx>
+          <w:tblBorders>
+            <w:top w:val="single" w:color="auto" w:sz="4" w:space="0"/>
+            <w:left w:val="single" w:color="auto" w:sz="4" w:space="0"/>
+            <w:bottom w:val="single" w:color="auto" w:sz="4" w:space="0"/>
+            <w:right w:val="single" w:color="auto" w:sz="4" w:space="0"/>
+            <w:insideH w:val="single" w:color="auto" w:sz="4" w:space="0"/>
+            <w:insideV w:val="single" w:color="auto" w:sz="4" w:space="0"/>
+          </w:tblBorders>
+          <w:tblCellMar>
+            <w:top w:w="0" w:type="dxa"/>
+            <w:left w:w="108" w:type="dxa"/>
+            <w:bottom w:w="0" w:type="dxa"/>
+            <w:right w:w="108" w:type="dxa"/>
+          </w:tblCellMar>
+        </w:tblPrEx>
+        <w:trPr>
+          <w:trHeight w:val="289" w:hRule="atLeast"/>
+        </w:trPr>
+        <w:tc>
+          <w:tcPr>
+            <w:tcW w:w="8522" w:type="dxa"/>
+            <w:gridSpan w:val="5"/>
+            <w:shd w:val="clear" w:color="auto" w:fill="auto"/>
+            <w:vAlign w:val="top"/>
+          </w:tcPr>
+          <w:p>
+            <w:pPr>
+              <w:rPr>
+                <w:rFonts w:hint="eastAsia" w:ascii="仿宋" w:hAnsi="仿宋" w:eastAsia="仿宋" w:cs="仿宋"/>
+                <w:sz w:val="24"/>
+                <w:szCs w:val="24"/>
+                <w:lang w:val="en-US" w:eastAsia="zh-CN"/>
+              </w:rPr>
+            </w:pPr>
+            <w:r>
+              <w:rPr>
+                <w:rFonts w:hint="eastAsia" w:ascii="仿宋" w:hAnsi="仿宋" w:eastAsia="仿宋" w:cs="仿宋"/>
+                <w:sz w:val="24"/>
+                <w:szCs w:val="24"/>
+                <w:lang w:val="en-US" w:eastAsia="zh-CN"/>
+              </w:rPr>
+              <w:t>{%tr for edu in si.edu %}</w:t>
+            </w:r>
+          </w:p>
+        </w:tc>
+      </w:tr>
+      <w:tr>
+        <w:tblPrEx>
+          <w:tblBorders>
+            <w:top w:val="single" w:color="auto" w:sz="4" w:space="0"/>
+            <w:left w:val="single" w:color="auto" w:sz="4" w:space="0"/>
+            <w:bottom w:val="single" w:color="auto" w:sz="4" w:space="0"/>
+            <w:right w:val="single" w:color="auto" w:sz="4" w:space="0"/>
+            <w:insideH w:val="single" w:color="auto" w:sz="4" w:space="0"/>
+            <w:insideV w:val="single" w:color="auto" w:sz="4" w:space="0"/>
+          </w:tblBorders>
+          <w:tblCellMar>
+            <w:top w:w="0" w:type="dxa"/>
+            <w:left w:w="108" w:type="dxa"/>
+            <w:bottom w:w="0" w:type="dxa"/>
+            <w:right w:w="108" w:type="dxa"/>
+          </w:tblCellMar>
+        </w:tblPrEx>
+        <w:tc>
+          <w:tcPr>
+            <w:tcW w:w="2138" w:type="dxa"/>
+            <w:shd w:val="clear" w:color="auto" w:fill="auto"/>
+            <w:vAlign w:val="top"/>
+          </w:tcPr>
+          <w:p>
+            <w:pPr>
+              <w:rPr>
+                <w:rFonts w:hint="default" w:ascii="仿宋" w:hAnsi="仿宋" w:eastAsia="仿宋" w:cs="仿宋"/>
+                <w:sz w:val="24"/>
+                <w:szCs w:val="24"/>
+                <w:lang w:val="en-US" w:eastAsia="zh-CN"/>
+              </w:rPr>
+            </w:pPr>
+            <w:r>
+              <w:rPr>
+                <w:rFonts w:hint="eastAsia" w:ascii="仿宋" w:hAnsi="仿宋" w:eastAsia="仿宋" w:cs="仿宋"/>
+                <w:sz w:val="24"/>
+                <w:szCs w:val="24"/>
+                <w:lang w:val="en-US" w:eastAsia="zh-CN"/>
+              </w:rPr>
+              <w:t>{{loop.index}}</w:t>
+            </w:r>
+          </w:p>
+        </w:tc>
+        <w:tc>
+          <w:tcPr>
+            <w:tcW w:w="1056" w:type="dxa"/>
+            <w:shd w:val="clear" w:color="auto" w:fill="auto"/>
+            <w:vAlign w:val="top"/>
+          </w:tcPr>
+          <w:p>
+            <w:pPr>
+              <w:rPr>
+                <w:rFonts w:hint="default" w:ascii="仿宋" w:hAnsi="仿宋" w:eastAsia="仿宋" w:cs="仿宋"/>
+                <w:sz w:val="24"/>
+                <w:szCs w:val="24"/>
+                <w:lang w:val="en-US" w:eastAsia="zh-CN"/>
+              </w:rPr>
+            </w:pPr>
+            <w:r>
+              <w:rPr>
+                <w:rFonts w:hint="eastAsia" w:ascii="仿宋" w:hAnsi="仿宋" w:eastAsia="仿宋" w:cs="仿宋"/>
+                <w:sz w:val="24"/>
+                <w:szCs w:val="24"/>
+                <w:lang w:val="en-US" w:eastAsia="zh-CN"/>
+              </w:rPr>
+              <w:t>{{edu.type}}</w:t>
+            </w:r>
+          </w:p>
+        </w:tc>
+        <w:tc>
+          <w:tcPr>
+            <w:tcW w:w="1656" w:type="dxa"/>
+            <w:shd w:val="clear" w:color="auto" w:fill="auto"/>
+            <w:vAlign w:val="top"/>
+          </w:tcPr>
+          <w:p>
+            <w:pPr>
+              <w:rPr>
+                <w:rFonts w:hint="eastAsia" w:ascii="仿宋" w:hAnsi="仿宋" w:eastAsia="仿宋" w:cs="仿宋"/>
+                <w:sz w:val="24"/>
+                <w:szCs w:val="24"/>
+                <w:lang w:val="en-US" w:eastAsia="zh-CN"/>
+              </w:rPr>
+            </w:pPr>
+            <w:r>
+              <w:rPr>
+                <w:rFonts w:hint="eastAsia" w:ascii="仿宋" w:hAnsi="仿宋" w:eastAsia="仿宋" w:cs="仿宋"/>
+                <w:sz w:val="24"/>
+                <w:szCs w:val="24"/>
+                <w:lang w:val="en-US" w:eastAsia="zh-CN"/>
+              </w:rPr>
+              <w:t>{{edu.grad}}</w:t>
+            </w:r>
+          </w:p>
+        </w:tc>
+        <w:tc>
+          <w:tcPr>
+            <w:tcW w:w="1896" w:type="dxa"/>
+            <w:shd w:val="clear" w:color="auto" w:fill="auto"/>
+            <w:vAlign w:val="top"/>
+          </w:tcPr>
+          <w:p>
+            <w:pPr>
+              <w:rPr>
+                <w:rFonts w:hint="eastAsia" w:ascii="仿宋" w:hAnsi="仿宋" w:eastAsia="仿宋" w:cs="仿宋"/>
+                <w:sz w:val="24"/>
+                <w:szCs w:val="24"/>
+                <w:lang w:val="en-US" w:eastAsia="zh-CN"/>
+              </w:rPr>
+            </w:pPr>
+            <w:r>
+              <w:rPr>
+                <w:rFonts w:hint="eastAsia" w:ascii="仿宋" w:hAnsi="仿宋" w:eastAsia="仿宋" w:cs="仿宋"/>
+                <w:sz w:val="24"/>
+                <w:szCs w:val="24"/>
+                <w:lang w:val="en-US" w:eastAsia="zh-CN"/>
+              </w:rPr>
+              <w:t>{{edu.school}}</w:t>
+            </w:r>
+          </w:p>
+        </w:tc>
+        <w:tc>
+          <w:tcPr>
+            <w:tcW w:w="1776" w:type="dxa"/>
+            <w:shd w:val="clear" w:color="auto" w:fill="auto"/>
+            <w:vAlign w:val="top"/>
+          </w:tcPr>
+          <w:p>
+            <w:pPr>
+              <w:rPr>
+                <w:rFonts w:hint="eastAsia" w:ascii="仿宋" w:hAnsi="仿宋" w:eastAsia="仿宋" w:cs="仿宋"/>
+                <w:sz w:val="24"/>
+                <w:szCs w:val="24"/>
+                <w:lang w:val="en-US" w:eastAsia="zh-CN"/>
+              </w:rPr>
+            </w:pPr>
+            <w:r>
+              <w:rPr>
+                <w:rFonts w:hint="eastAsia" w:ascii="仿宋" w:hAnsi="仿宋" w:eastAsia="仿宋" w:cs="仿宋"/>
+                <w:sz w:val="24"/>
+                <w:szCs w:val="24"/>
+                <w:lang w:val="en-US" w:eastAsia="zh-CN"/>
+              </w:rPr>
+              <w:t>{{edu.major}}</w:t>
+            </w:r>
+          </w:p>
+        </w:tc>
+      </w:tr>
+      <w:tr>
+        <w:tblPrEx>
+          <w:tblBorders>
+            <w:top w:val="single" w:color="auto" w:sz="4" w:space="0"/>
+            <w:left w:val="single" w:color="auto" w:sz="4" w:space="0"/>
+            <w:bottom w:val="single" w:color="auto" w:sz="4" w:space="0"/>
+            <w:right w:val="single" w:color="auto" w:sz="4" w:space="0"/>
+            <w:insideH w:val="single" w:color="auto" w:sz="4" w:space="0"/>
+            <w:insideV w:val="single" w:color="auto" w:sz="4" w:space="0"/>
+          </w:tblBorders>
+          <w:tblCellMar>
+            <w:top w:w="0" w:type="dxa"/>
+            <w:left w:w="108" w:type="dxa"/>
+            <w:bottom w:w="0" w:type="dxa"/>
+            <w:right w:w="108" w:type="dxa"/>
+          </w:tblCellMar>
+        </w:tblPrEx>
+        <w:tc>
+          <w:tcPr>
+            <w:tcW w:w="8522" w:type="dxa"/>
+            <w:gridSpan w:val="5"/>
+            <w:shd w:val="clear" w:color="auto" w:fill="auto"/>
+            <w:vAlign w:val="top"/>
+          </w:tcPr>
+          <w:p>
+            <w:pPr>
+              <w:rPr>
+                <w:rFonts w:hint="eastAsia" w:ascii="仿宋" w:hAnsi="仿宋" w:eastAsia="仿宋" w:cs="仿宋"/>
+                <w:sz w:val="24"/>
+                <w:szCs w:val="24"/>
+                <w:lang w:val="en-US" w:eastAsia="zh-CN"/>
+              </w:rPr>
+            </w:pPr>
+            <w:r>
+              <w:rPr>
+                <w:rFonts w:hint="eastAsia" w:ascii="仿宋" w:hAnsi="仿宋" w:eastAsia="仿宋" w:cs="仿宋"/>
+                <w:sz w:val="24"/>
+                <w:szCs w:val="24"/>
+                <w:lang w:val="en-US" w:eastAsia="zh-CN"/>
+              </w:rPr>
+              <w:t>{%tr if not loop.last %}|{% endif %}</w:t>
+            </w:r>
+          </w:p>
+          <w:p>
+            <w:pPr>
+              <w:rPr>
+                <w:rFonts w:hint="eastAsia" w:ascii="仿宋" w:hAnsi="仿宋" w:eastAsia="仿宋" w:cs="仿宋"/>
+                <w:sz w:val="24"/>
+                <w:szCs w:val="24"/>
+                <w:lang w:val="en-US" w:eastAsia="zh-CN"/>
+              </w:rPr>
+            </w:pPr>
+            <w:r>
+              <w:rPr>
+                <w:rFonts w:hint="eastAsia" w:ascii="仿宋" w:hAnsi="仿宋" w:eastAsia="仿宋" w:cs="仿宋"/>
+                <w:sz w:val="24"/>
+                <w:szCs w:val="24"/>
+                <w:lang w:val="en-US" w:eastAsia="zh-CN"/>
+              </w:rPr>
+              <w:t>{%tr endfor %}</w:t>
+            </w:r>
+          </w:p>
+        </w:tc>
+      </w:tr>
+    </w:tbl>
     <w:p>
       <w:pPr>
         <w:rPr>
@@ -25935,7 +30238,7 @@
     <w:lsdException w:unhideWhenUsed="0" w:uiPriority="0" w:semiHidden="0" w:name="Normal Indent"/>
     <w:lsdException w:unhideWhenUsed="0" w:uiPriority="0" w:semiHidden="0" w:name="footnote text"/>
     <w:lsdException w:unhideWhenUsed="0" w:uiPriority="0" w:semiHidden="0" w:name="annotation text"/>
-    <w:lsdException w:unhideWhenUsed="0" w:uiPriority="0" w:semiHidden="0" w:name="header"/>
+    <w:lsdException w:qFormat="1" w:unhideWhenUsed="0" w:uiPriority="0" w:semiHidden="0" w:name="header"/>
     <w:lsdException w:qFormat="1" w:unhideWhenUsed="0" w:uiPriority="0" w:semiHidden="0" w:name="footer"/>
     <w:lsdException w:unhideWhenUsed="0" w:uiPriority="0" w:semiHidden="0" w:name="index heading"/>
     <w:lsdException w:qFormat="1" w:uiPriority="0" w:name="caption"/>
@@ -26312,6 +30615,7 @@
   <w:style w:type="paragraph" w:styleId="9">
     <w:name w:val="header"/>
     <w:basedOn w:val="1"/>
+    <w:qFormat/>
     <w:uiPriority w:val="0"/>
     <w:pPr>
       <w:pBdr>

--- a/11-resume_generator/resume_generator_v1/简历生成工具操作手册.docx
+++ b/11-resume_generator/resume_generator_v1/简历生成工具操作手册.docx
@@ -946,8 +946,6 @@
               </w:rPr>
               <w:t>按照新功能补充信息</w:t>
             </w:r>
-            <w:bookmarkStart w:id="42" w:name="_GoBack"/>
-            <w:bookmarkEnd w:id="42"/>
           </w:p>
         </w:tc>
       </w:tr>
@@ -24927,6 +24925,383 @@
           <w:szCs w:val="21"/>
         </w:rPr>
         <w:t>{% endif %}</w:t>
+      </w:r>
+    </w:p>
+    <w:p>
+      <w:pPr>
+        <w:numPr>
+          <w:ilvl w:val="0"/>
+          <w:numId w:val="24"/>
+        </w:numPr>
+        <w:ind w:left="0" w:leftChars="0" w:firstLine="0" w:firstLineChars="0"/>
+        <w:jc w:val="left"/>
+        <w:rPr>
+          <w:rFonts w:hint="default" w:ascii="微软雅黑" w:hAnsi="微软雅黑" w:eastAsia="微软雅黑" w:cs="微软雅黑"/>
+          <w:sz w:val="18"/>
+          <w:szCs w:val="21"/>
+          <w:lang w:val="en-US" w:eastAsia="zh-CN"/>
+        </w:rPr>
+      </w:pPr>
+      <w:r>
+        <w:rPr>
+          <w:rFonts w:hint="eastAsia" w:ascii="微软雅黑" w:hAnsi="微软雅黑" w:eastAsia="微软雅黑" w:cs="微软雅黑"/>
+          <w:sz w:val="18"/>
+          <w:szCs w:val="21"/>
+          <w:lang w:val="en-US" w:eastAsia="zh-CN"/>
+        </w:rPr>
+        <w:t>使用基本信息中的学历信息（</w:t>
+      </w:r>
+      <w:r>
+        <w:rPr>
+          <w:rFonts w:hint="eastAsia" w:ascii="微软雅黑" w:hAnsi="微软雅黑" w:eastAsia="微软雅黑" w:cs="微软雅黑"/>
+          <w:b/>
+          <w:bCs/>
+          <w:color w:val="FF0000"/>
+          <w:sz w:val="18"/>
+          <w:szCs w:val="21"/>
+          <w:lang w:val="en-US" w:eastAsia="zh-CN"/>
+        </w:rPr>
+        <w:t>此方法仅适用于多学历信息，普通学历按照原方法取用</w:t>
+      </w:r>
+      <w:r>
+        <w:rPr>
+          <w:rFonts w:hint="eastAsia" w:ascii="微软雅黑" w:hAnsi="微软雅黑" w:eastAsia="微软雅黑" w:cs="微软雅黑"/>
+          <w:sz w:val="18"/>
+          <w:szCs w:val="21"/>
+          <w:lang w:val="en-US" w:eastAsia="zh-CN"/>
+        </w:rPr>
+        <w:t>）</w:t>
+      </w:r>
+    </w:p>
+    <w:p>
+      <w:pPr>
+        <w:numPr>
+          <w:numId w:val="0"/>
+        </w:numPr>
+        <w:ind w:leftChars="0"/>
+        <w:jc w:val="left"/>
+        <w:rPr>
+          <w:rFonts w:hint="eastAsia" w:ascii="微软雅黑" w:hAnsi="微软雅黑" w:eastAsia="微软雅黑" w:cs="微软雅黑"/>
+          <w:sz w:val="18"/>
+          <w:szCs w:val="21"/>
+          <w:lang w:val="en-US" w:eastAsia="zh-CN"/>
+        </w:rPr>
+      </w:pPr>
+      <w:r>
+        <w:rPr>
+          <w:rFonts w:hint="eastAsia" w:ascii="微软雅黑" w:hAnsi="微软雅黑" w:eastAsia="微软雅黑" w:cs="微软雅黑"/>
+          <w:sz w:val="18"/>
+          <w:szCs w:val="21"/>
+          <w:lang w:val="en-US" w:eastAsia="zh-CN"/>
+        </w:rPr>
+        <w:t>基本信息中的学历信息按照 最高学历:XXXXXX|第一学历:XX 进行格式化处理了</w:t>
+      </w:r>
+    </w:p>
+    <w:p>
+      <w:pPr>
+        <w:numPr>
+          <w:numId w:val="0"/>
+        </w:numPr>
+        <w:ind w:leftChars="0"/>
+        <w:jc w:val="left"/>
+        <w:rPr>
+          <w:rFonts w:hint="eastAsia" w:ascii="微软雅黑" w:hAnsi="微软雅黑" w:eastAsia="微软雅黑" w:cs="微软雅黑"/>
+          <w:sz w:val="18"/>
+          <w:szCs w:val="21"/>
+          <w:lang w:val="en-US" w:eastAsia="zh-CN"/>
+        </w:rPr>
+      </w:pPr>
+      <w:r>
+        <w:rPr>
+          <w:rFonts w:hint="eastAsia" w:ascii="微软雅黑" w:hAnsi="微软雅黑" w:eastAsia="微软雅黑" w:cs="微软雅黑"/>
+          <w:sz w:val="18"/>
+          <w:szCs w:val="21"/>
+          <w:lang w:val="en-US" w:eastAsia="zh-CN"/>
+        </w:rPr>
+        <w:t>需要取用可按照以下方法：</w:t>
+      </w:r>
+    </w:p>
+    <w:p>
+      <w:pPr>
+        <w:numPr>
+          <w:numId w:val="0"/>
+        </w:numPr>
+        <w:ind w:leftChars="0"/>
+        <w:jc w:val="left"/>
+        <w:rPr>
+          <w:rFonts w:hint="default" w:ascii="微软雅黑" w:hAnsi="微软雅黑" w:eastAsia="微软雅黑" w:cs="微软雅黑"/>
+          <w:b/>
+          <w:bCs/>
+          <w:sz w:val="18"/>
+          <w:szCs w:val="21"/>
+          <w:lang w:val="en-US" w:eastAsia="zh-CN"/>
+        </w:rPr>
+      </w:pPr>
+      <w:r>
+        <w:rPr>
+          <w:rFonts w:hint="eastAsia" w:ascii="微软雅黑" w:hAnsi="微软雅黑" w:eastAsia="微软雅黑" w:cs="微软雅黑"/>
+          <w:b/>
+          <w:bCs/>
+          <w:sz w:val="18"/>
+          <w:szCs w:val="21"/>
+          <w:lang w:val="en-US" w:eastAsia="zh-CN"/>
+        </w:rPr>
+        <w:t>方法一：</w:t>
+      </w:r>
+    </w:p>
+    <w:p>
+      <w:pPr>
+        <w:numPr>
+          <w:numId w:val="0"/>
+        </w:numPr>
+        <w:ind w:leftChars="0"/>
+        <w:jc w:val="left"/>
+        <w:rPr>
+          <w:rFonts w:hint="default" w:ascii="微软雅黑" w:hAnsi="微软雅黑" w:eastAsia="微软雅黑" w:cs="微软雅黑"/>
+          <w:sz w:val="18"/>
+          <w:szCs w:val="21"/>
+          <w:lang w:val="en-US" w:eastAsia="zh-CN"/>
+        </w:rPr>
+      </w:pPr>
+      <w:r>
+        <w:rPr>
+          <w:rFonts w:hint="eastAsia" w:ascii="微软雅黑" w:hAnsi="微软雅黑" w:eastAsia="微软雅黑" w:cs="微软雅黑"/>
+          <w:sz w:val="18"/>
+          <w:szCs w:val="21"/>
+          <w:lang w:val="en-US" w:eastAsia="zh-CN"/>
+        </w:rPr>
+        <w:t>最高学历</w:t>
+      </w:r>
+    </w:p>
+    <w:p>
+      <w:pPr>
+        <w:numPr>
+          <w:numId w:val="0"/>
+        </w:numPr>
+        <w:ind w:leftChars="0" w:firstLine="420" w:firstLineChars="0"/>
+        <w:jc w:val="left"/>
+        <w:rPr>
+          <w:rFonts w:hint="default" w:ascii="微软雅黑" w:hAnsi="微软雅黑" w:eastAsia="微软雅黑" w:cs="微软雅黑"/>
+          <w:sz w:val="18"/>
+          <w:szCs w:val="21"/>
+          <w:lang w:val="en-US" w:eastAsia="zh-CN"/>
+        </w:rPr>
+      </w:pPr>
+      <w:r>
+        <w:rPr>
+          <w:rFonts w:hint="default" w:ascii="微软雅黑" w:hAnsi="微软雅黑" w:eastAsia="微软雅黑" w:cs="微软雅黑"/>
+          <w:sz w:val="18"/>
+          <w:szCs w:val="21"/>
+          <w:lang w:val="en-US" w:eastAsia="zh-CN"/>
+        </w:rPr>
+        <w:t>{{ bi.grad.split('|')[0].split(':')[1] }}</w:t>
+      </w:r>
+    </w:p>
+    <w:p>
+      <w:pPr>
+        <w:numPr>
+          <w:numId w:val="0"/>
+        </w:numPr>
+        <w:ind w:leftChars="0" w:firstLine="420" w:firstLineChars="0"/>
+        <w:jc w:val="left"/>
+        <w:rPr>
+          <w:rFonts w:hint="default" w:ascii="微软雅黑" w:hAnsi="微软雅黑" w:eastAsia="微软雅黑" w:cs="微软雅黑"/>
+          <w:sz w:val="18"/>
+          <w:szCs w:val="21"/>
+          <w:lang w:val="en-US" w:eastAsia="zh-CN"/>
+        </w:rPr>
+      </w:pPr>
+      <w:r>
+        <w:rPr>
+          <w:rFonts w:hint="eastAsia" w:ascii="微软雅黑" w:hAnsi="微软雅黑" w:eastAsia="微软雅黑" w:cs="微软雅黑"/>
+          <w:sz w:val="18"/>
+          <w:szCs w:val="21"/>
+          <w:lang w:val="en-US" w:eastAsia="zh-CN"/>
+        </w:rPr>
+        <w:t>第一学历</w:t>
+      </w:r>
+    </w:p>
+    <w:p>
+      <w:pPr>
+        <w:numPr>
+          <w:numId w:val="0"/>
+        </w:numPr>
+        <w:ind w:leftChars="0" w:firstLine="420" w:firstLineChars="0"/>
+        <w:jc w:val="left"/>
+        <w:rPr>
+          <w:rFonts w:hint="default" w:ascii="微软雅黑" w:hAnsi="微软雅黑" w:eastAsia="微软雅黑" w:cs="微软雅黑"/>
+          <w:sz w:val="18"/>
+          <w:szCs w:val="21"/>
+          <w:lang w:val="en-US" w:eastAsia="zh-CN"/>
+        </w:rPr>
+      </w:pPr>
+      <w:r>
+        <w:rPr>
+          <w:rFonts w:hint="default" w:ascii="微软雅黑" w:hAnsi="微软雅黑" w:eastAsia="微软雅黑" w:cs="微软雅黑"/>
+          <w:sz w:val="18"/>
+          <w:szCs w:val="21"/>
+          <w:lang w:val="en-US" w:eastAsia="zh-CN"/>
+        </w:rPr>
+        <w:t>{{ bi.grad.split('|')[1].split(':')[1] }}</w:t>
+      </w:r>
+    </w:p>
+    <w:p>
+      <w:pPr>
+        <w:numPr>
+          <w:numId w:val="0"/>
+        </w:numPr>
+        <w:ind w:leftChars="0"/>
+        <w:jc w:val="left"/>
+        <w:rPr>
+          <w:rFonts w:hint="eastAsia" w:ascii="微软雅黑" w:hAnsi="微软雅黑" w:eastAsia="微软雅黑" w:cs="微软雅黑"/>
+          <w:b/>
+          <w:bCs/>
+          <w:sz w:val="18"/>
+          <w:szCs w:val="21"/>
+          <w:lang w:val="en-US" w:eastAsia="zh-CN"/>
+        </w:rPr>
+      </w:pPr>
+      <w:r>
+        <w:rPr>
+          <w:rFonts w:hint="eastAsia" w:ascii="微软雅黑" w:hAnsi="微软雅黑" w:eastAsia="微软雅黑" w:cs="微软雅黑"/>
+          <w:b/>
+          <w:bCs/>
+          <w:sz w:val="18"/>
+          <w:szCs w:val="21"/>
+          <w:lang w:val="en-US" w:eastAsia="zh-CN"/>
+        </w:rPr>
+        <w:t>方法二：</w:t>
+      </w:r>
+    </w:p>
+    <w:p>
+      <w:pPr>
+        <w:numPr>
+          <w:numId w:val="0"/>
+        </w:numPr>
+        <w:ind w:leftChars="0" w:firstLine="420" w:firstLineChars="0"/>
+        <w:jc w:val="left"/>
+        <w:rPr>
+          <w:rFonts w:hint="default" w:ascii="微软雅黑" w:hAnsi="微软雅黑" w:eastAsia="微软雅黑" w:cs="微软雅黑"/>
+          <w:sz w:val="18"/>
+          <w:szCs w:val="21"/>
+          <w:lang w:val="en-US" w:eastAsia="zh-CN"/>
+        </w:rPr>
+      </w:pPr>
+      <w:r>
+        <w:rPr>
+          <w:rFonts w:hint="default" w:ascii="微软雅黑" w:hAnsi="微软雅黑" w:eastAsia="微软雅黑" w:cs="微软雅黑"/>
+          <w:sz w:val="18"/>
+          <w:szCs w:val="21"/>
+          <w:lang w:val="en-US" w:eastAsia="zh-CN"/>
+        </w:rPr>
+        <w:t>{% set grad_parts = bi.grad.split('|') %}</w:t>
+      </w:r>
+    </w:p>
+    <w:p>
+      <w:pPr>
+        <w:numPr>
+          <w:numId w:val="0"/>
+        </w:numPr>
+        <w:ind w:leftChars="0" w:firstLine="420" w:firstLineChars="0"/>
+        <w:jc w:val="left"/>
+        <w:rPr>
+          <w:rFonts w:hint="default" w:ascii="微软雅黑" w:hAnsi="微软雅黑" w:eastAsia="微软雅黑" w:cs="微软雅黑"/>
+          <w:sz w:val="18"/>
+          <w:szCs w:val="21"/>
+          <w:lang w:val="en-US" w:eastAsia="zh-CN"/>
+        </w:rPr>
+      </w:pPr>
+      <w:r>
+        <w:rPr>
+          <w:rFonts w:hint="default" w:ascii="微软雅黑" w:hAnsi="微软雅黑" w:eastAsia="微软雅黑" w:cs="微软雅黑"/>
+          <w:sz w:val="18"/>
+          <w:szCs w:val="21"/>
+          <w:lang w:val="en-US" w:eastAsia="zh-CN"/>
+        </w:rPr>
+        <w:t>{% set highest_edu = grad_</w:t>
+      </w:r>
+      <w:bookmarkStart w:id="42" w:name="_GoBack"/>
+      <w:bookmarkEnd w:id="42"/>
+      <w:r>
+        <w:rPr>
+          <w:rFonts w:hint="default" w:ascii="微软雅黑" w:hAnsi="微软雅黑" w:eastAsia="微软雅黑" w:cs="微软雅黑"/>
+          <w:sz w:val="18"/>
+          <w:szCs w:val="21"/>
+          <w:lang w:val="en-US" w:eastAsia="zh-CN"/>
+        </w:rPr>
+        <w:t>parts[0].split(':')[1] %}</w:t>
+      </w:r>
+    </w:p>
+    <w:p>
+      <w:pPr>
+        <w:numPr>
+          <w:numId w:val="0"/>
+        </w:numPr>
+        <w:ind w:leftChars="0" w:firstLine="420" w:firstLineChars="0"/>
+        <w:jc w:val="left"/>
+        <w:rPr>
+          <w:rFonts w:hint="default" w:ascii="微软雅黑" w:hAnsi="微软雅黑" w:eastAsia="微软雅黑" w:cs="微软雅黑"/>
+          <w:sz w:val="18"/>
+          <w:szCs w:val="21"/>
+          <w:lang w:val="en-US" w:eastAsia="zh-CN"/>
+        </w:rPr>
+      </w:pPr>
+      <w:r>
+        <w:rPr>
+          <w:rFonts w:hint="default" w:ascii="微软雅黑" w:hAnsi="微软雅黑" w:eastAsia="微软雅黑" w:cs="微软雅黑"/>
+          <w:sz w:val="18"/>
+          <w:szCs w:val="21"/>
+          <w:lang w:val="en-US" w:eastAsia="zh-CN"/>
+        </w:rPr>
+        <w:t>{% set first_edu = grad_parts[1].split(':')[1] %}</w:t>
+      </w:r>
+    </w:p>
+    <w:p>
+      <w:pPr>
+        <w:numPr>
+          <w:numId w:val="0"/>
+        </w:numPr>
+        <w:ind w:leftChars="0" w:firstLine="420" w:firstLineChars="0"/>
+        <w:jc w:val="left"/>
+        <w:rPr>
+          <w:rFonts w:hint="default" w:ascii="微软雅黑" w:hAnsi="微软雅黑" w:eastAsia="微软雅黑" w:cs="微软雅黑"/>
+          <w:sz w:val="18"/>
+          <w:szCs w:val="21"/>
+          <w:lang w:val="en-US" w:eastAsia="zh-CN"/>
+        </w:rPr>
+      </w:pPr>
+      <w:r>
+        <w:rPr>
+          <w:rFonts w:hint="default" w:ascii="微软雅黑" w:hAnsi="微软雅黑" w:eastAsia="微软雅黑" w:cs="微软雅黑"/>
+          <w:sz w:val="18"/>
+          <w:szCs w:val="21"/>
+          <w:lang w:val="en-US" w:eastAsia="zh-CN"/>
+        </w:rPr>
+        <w:t>最高学历：{{ highest_edu }}</w:t>
+      </w:r>
+    </w:p>
+    <w:p>
+      <w:pPr>
+        <w:numPr>
+          <w:numId w:val="0"/>
+        </w:numPr>
+        <w:ind w:leftChars="0" w:firstLine="420" w:firstLineChars="0"/>
+        <w:jc w:val="left"/>
+        <w:rPr>
+          <w:rFonts w:hint="default" w:ascii="微软雅黑" w:hAnsi="微软雅黑" w:eastAsia="微软雅黑" w:cs="微软雅黑"/>
+          <w:sz w:val="18"/>
+          <w:szCs w:val="21"/>
+          <w:lang w:val="en-US" w:eastAsia="zh-CN"/>
+        </w:rPr>
+      </w:pPr>
+      <w:r>
+        <w:rPr>
+          <w:rFonts w:hint="default" w:ascii="微软雅黑" w:hAnsi="微软雅黑" w:eastAsia="微软雅黑" w:cs="微软雅黑"/>
+          <w:sz w:val="18"/>
+          <w:szCs w:val="21"/>
+          <w:lang w:val="en-US" w:eastAsia="zh-CN"/>
+        </w:rPr>
+        <w:t>第一学历：{{ first_edu }}</w:t>
       </w:r>
     </w:p>
     <w:p>

--- a/11-resume_generator/resume_generator_v1/简历生成工具操作手册.docx
+++ b/11-resume_generator/resume_generator_v1/简历生成工具操作手册.docx
@@ -1090,6 +1090,147 @@
           </w:p>
         </w:tc>
       </w:tr>
+      <w:tr>
+        <w:tblPrEx>
+          <w:tblBorders>
+            <w:top w:val="single" w:color="auto" w:sz="4" w:space="0"/>
+            <w:left w:val="single" w:color="auto" w:sz="4" w:space="0"/>
+            <w:bottom w:val="single" w:color="auto" w:sz="4" w:space="0"/>
+            <w:right w:val="single" w:color="auto" w:sz="4" w:space="0"/>
+            <w:insideH w:val="single" w:color="auto" w:sz="4" w:space="0"/>
+            <w:insideV w:val="single" w:color="auto" w:sz="4" w:space="0"/>
+          </w:tblBorders>
+          <w:tblCellMar>
+            <w:top w:w="0" w:type="dxa"/>
+            <w:left w:w="108" w:type="dxa"/>
+            <w:bottom w:w="0" w:type="dxa"/>
+            <w:right w:w="108" w:type="dxa"/>
+          </w:tblCellMar>
+        </w:tblPrEx>
+        <w:trPr>
+          <w:trHeight w:val="936" w:hRule="atLeast"/>
+        </w:trPr>
+        <w:tc>
+          <w:tcPr>
+            <w:tcW w:w="1704" w:type="dxa"/>
+            <w:vAlign w:val="center"/>
+          </w:tcPr>
+          <w:p>
+            <w:pPr>
+              <w:jc w:val="both"/>
+              <w:rPr>
+                <w:rFonts w:hint="default"/>
+                <w:vertAlign w:val="baseline"/>
+                <w:lang w:val="en-US" w:eastAsia="zh-CN"/>
+              </w:rPr>
+            </w:pPr>
+            <w:r>
+              <w:rPr>
+                <w:rFonts w:hint="eastAsia"/>
+                <w:vertAlign w:val="baseline"/>
+                <w:lang w:val="en-US" w:eastAsia="zh-CN"/>
+              </w:rPr>
+              <w:t>V1.2.2</w:t>
+            </w:r>
+          </w:p>
+        </w:tc>
+        <w:tc>
+          <w:tcPr>
+            <w:tcW w:w="1704" w:type="dxa"/>
+            <w:vAlign w:val="center"/>
+          </w:tcPr>
+          <w:p>
+            <w:pPr>
+              <w:jc w:val="both"/>
+              <w:rPr>
+                <w:rFonts w:hint="default"/>
+                <w:vertAlign w:val="baseline"/>
+                <w:lang w:val="en-US" w:eastAsia="zh-CN"/>
+              </w:rPr>
+            </w:pPr>
+            <w:r>
+              <w:rPr>
+                <w:rFonts w:hint="eastAsia"/>
+                <w:vertAlign w:val="baseline"/>
+                <w:lang w:val="en-US" w:eastAsia="zh-CN"/>
+              </w:rPr>
+              <w:t>王穆军</w:t>
+            </w:r>
+          </w:p>
+        </w:tc>
+        <w:tc>
+          <w:tcPr>
+            <w:tcW w:w="1704" w:type="dxa"/>
+            <w:vAlign w:val="center"/>
+          </w:tcPr>
+          <w:p>
+            <w:pPr>
+              <w:jc w:val="both"/>
+              <w:rPr>
+                <w:rFonts w:hint="default"/>
+                <w:vertAlign w:val="baseline"/>
+                <w:lang w:val="en-US" w:eastAsia="zh-CN"/>
+              </w:rPr>
+            </w:pPr>
+            <w:r>
+              <w:rPr>
+                <w:rFonts w:hint="eastAsia"/>
+                <w:vertAlign w:val="baseline"/>
+                <w:lang w:val="en-US" w:eastAsia="zh-CN"/>
+              </w:rPr>
+              <w:t>2026-02-06</w:t>
+            </w:r>
+          </w:p>
+        </w:tc>
+        <w:tc>
+          <w:tcPr>
+            <w:tcW w:w="1705" w:type="dxa"/>
+            <w:vAlign w:val="center"/>
+          </w:tcPr>
+          <w:p>
+            <w:pPr>
+              <w:jc w:val="both"/>
+              <w:rPr>
+                <w:rFonts w:hint="default"/>
+                <w:vertAlign w:val="baseline"/>
+                <w:lang w:val="en-US" w:eastAsia="zh-CN"/>
+              </w:rPr>
+            </w:pPr>
+            <w:r>
+              <w:rPr>
+                <w:rFonts w:hint="eastAsia"/>
+                <w:vertAlign w:val="baseline"/>
+                <w:lang w:val="en-US" w:eastAsia="zh-CN"/>
+              </w:rPr>
+              <w:t>修改文档</w:t>
+            </w:r>
+          </w:p>
+        </w:tc>
+        <w:tc>
+          <w:tcPr>
+            <w:tcW w:w="1705" w:type="dxa"/>
+            <w:vAlign w:val="center"/>
+          </w:tcPr>
+          <w:p>
+            <w:pPr>
+              <w:jc w:val="both"/>
+              <w:rPr>
+                <w:rFonts w:hint="default"/>
+                <w:vertAlign w:val="baseline"/>
+                <w:lang w:val="en-US" w:eastAsia="zh-CN"/>
+              </w:rPr>
+            </w:pPr>
+            <w:r>
+              <w:rPr>
+                <w:rFonts w:hint="eastAsia"/>
+                <w:vertAlign w:val="baseline"/>
+                <w:lang w:val="en-US" w:eastAsia="zh-CN"/>
+              </w:rPr>
+              <w:t>添加公司邮箱字段</w:t>
+            </w:r>
+          </w:p>
+        </w:tc>
+      </w:tr>
     </w:tbl>
     <w:p>
       <w:pPr>
@@ -6941,6 +7082,12 @@
             <w:insideH w:val="single" w:color="auto" w:sz="4" w:space="0"/>
             <w:insideV w:val="single" w:color="auto" w:sz="4" w:space="0"/>
           </w:tblBorders>
+          <w:tblCellMar>
+            <w:top w:w="0" w:type="dxa"/>
+            <w:left w:w="108" w:type="dxa"/>
+            <w:bottom w:w="0" w:type="dxa"/>
+            <w:right w:w="108" w:type="dxa"/>
+          </w:tblCellMar>
         </w:tblPrEx>
         <w:tc>
           <w:tcPr>
@@ -14823,6 +14970,193 @@
               <w:ind w:left="0" w:leftChars="0" w:right="0" w:rightChars="0" w:firstLine="0" w:firstLineChars="0"/>
               <w:jc w:val="left"/>
               <w:rPr>
+                <w:rFonts w:hint="default" w:ascii="微软雅黑" w:hAnsi="微软雅黑" w:eastAsia="微软雅黑" w:cs="微软雅黑"/>
+                <w:sz w:val="18"/>
+                <w:szCs w:val="21"/>
+                <w:lang w:val="en-US" w:eastAsia="zh-CN"/>
+              </w:rPr>
+            </w:pPr>
+            <w:r>
+              <w:rPr>
+                <w:rFonts w:hint="eastAsia" w:ascii="微软雅黑" w:hAnsi="微软雅黑" w:eastAsia="微软雅黑" w:cs="微软雅黑"/>
+                <w:sz w:val="18"/>
+                <w:szCs w:val="21"/>
+                <w:lang w:val="en-US" w:eastAsia="zh-CN"/>
+              </w:rPr>
+              <w:t>CompanyEmail</w:t>
+            </w:r>
+          </w:p>
+        </w:tc>
+        <w:tc>
+          <w:tcPr>
+            <w:tcW w:w="666" w:type="pct"/>
+            <w:tcMar>
+              <w:left w:w="108" w:type="dxa"/>
+              <w:right w:w="108" w:type="dxa"/>
+            </w:tcMar>
+            <w:vAlign w:val="center"/>
+          </w:tcPr>
+          <w:p>
+            <w:pPr>
+              <w:snapToGrid w:val="0"/>
+              <w:ind w:left="0" w:leftChars="0" w:right="0" w:rightChars="0" w:firstLine="0" w:firstLineChars="0"/>
+              <w:jc w:val="left"/>
+              <w:rPr>
+                <w:rFonts w:hint="default" w:ascii="微软雅黑" w:hAnsi="微软雅黑" w:eastAsia="微软雅黑" w:cs="微软雅黑"/>
+                <w:sz w:val="18"/>
+                <w:szCs w:val="21"/>
+                <w:lang w:val="en-US" w:eastAsia="zh-CN"/>
+              </w:rPr>
+            </w:pPr>
+            <w:r>
+              <w:rPr>
+                <w:rFonts w:hint="eastAsia" w:ascii="微软雅黑" w:hAnsi="微软雅黑" w:eastAsia="微软雅黑" w:cs="微软雅黑"/>
+                <w:sz w:val="18"/>
+                <w:szCs w:val="21"/>
+                <w:lang w:val="en-US" w:eastAsia="zh-CN"/>
+              </w:rPr>
+              <w:t>email</w:t>
+            </w:r>
+          </w:p>
+        </w:tc>
+        <w:tc>
+          <w:tcPr>
+            <w:tcW w:w="704" w:type="pct"/>
+            <w:tcMar>
+              <w:left w:w="108" w:type="dxa"/>
+              <w:right w:w="108" w:type="dxa"/>
+            </w:tcMar>
+            <w:vAlign w:val="center"/>
+          </w:tcPr>
+          <w:p>
+            <w:pPr>
+              <w:snapToGrid w:val="0"/>
+              <w:ind w:left="0" w:leftChars="0" w:right="0" w:rightChars="0" w:firstLine="0" w:firstLineChars="0"/>
+              <w:jc w:val="left"/>
+              <w:rPr>
+                <w:rFonts w:hint="default" w:ascii="微软雅黑" w:hAnsi="微软雅黑" w:eastAsia="微软雅黑" w:cs="微软雅黑"/>
+                <w:sz w:val="18"/>
+                <w:szCs w:val="21"/>
+                <w:lang w:val="en-US" w:eastAsia="zh-CN"/>
+              </w:rPr>
+            </w:pPr>
+            <w:r>
+              <w:rPr>
+                <w:rFonts w:hint="eastAsia" w:ascii="微软雅黑" w:hAnsi="微软雅黑" w:eastAsia="微软雅黑" w:cs="微软雅黑"/>
+                <w:sz w:val="18"/>
+                <w:szCs w:val="21"/>
+                <w:lang w:val="en-US" w:eastAsia="zh-CN"/>
+              </w:rPr>
+              <w:t>公司邮箱</w:t>
+            </w:r>
+          </w:p>
+        </w:tc>
+        <w:tc>
+          <w:tcPr>
+            <w:tcW w:w="1094" w:type="pct"/>
+            <w:shd w:val="clear" w:color="auto" w:fill="175F59" w:themeFill="accent5" w:themeFillShade="7F"/>
+            <w:tcMar>
+              <w:left w:w="108" w:type="dxa"/>
+              <w:right w:w="108" w:type="dxa"/>
+            </w:tcMar>
+            <w:vAlign w:val="center"/>
+          </w:tcPr>
+          <w:p>
+            <w:pPr>
+              <w:snapToGrid w:val="0"/>
+              <w:ind w:left="0" w:leftChars="0" w:right="0" w:rightChars="0" w:firstLine="0" w:firstLineChars="0"/>
+              <w:jc w:val="left"/>
+              <w:rPr>
+                <w:rFonts w:hint="default" w:ascii="微软雅黑" w:hAnsi="微软雅黑" w:eastAsia="微软雅黑" w:cs="微软雅黑"/>
+                <w:color w:val="FFFFFF" w:themeColor="background1"/>
+                <w:sz w:val="18"/>
+                <w:szCs w:val="21"/>
+                <w:lang w:val="en-US" w:eastAsia="zh-CN"/>
+                <w14:textFill>
+                  <w14:solidFill>
+                    <w14:schemeClr w14:val="bg1"/>
+                  </w14:solidFill>
+                </w14:textFill>
+              </w:rPr>
+            </w:pPr>
+            <w:r>
+              <w:rPr>
+                <w:rFonts w:hint="eastAsia" w:ascii="微软雅黑" w:hAnsi="微软雅黑" w:eastAsia="微软雅黑" w:cs="微软雅黑"/>
+                <w:color w:val="FFFFFF" w:themeColor="background1"/>
+                <w:sz w:val="18"/>
+                <w:szCs w:val="21"/>
+                <w:lang w:val="en-US" w:eastAsia="zh-CN"/>
+                <w14:textFill>
+                  <w14:solidFill>
+                    <w14:schemeClr w14:val="bg1"/>
+                  </w14:solidFill>
+                </w14:textFill>
+              </w:rPr>
+              <w:t>ai.email</w:t>
+            </w:r>
+          </w:p>
+        </w:tc>
+        <w:tc>
+          <w:tcPr>
+            <w:tcW w:w="1382" w:type="pct"/>
+            <w:tcMar>
+              <w:left w:w="108" w:type="dxa"/>
+              <w:right w:w="108" w:type="dxa"/>
+            </w:tcMar>
+            <w:vAlign w:val="center"/>
+          </w:tcPr>
+          <w:p>
+            <w:pPr>
+              <w:snapToGrid w:val="0"/>
+              <w:ind w:left="0" w:leftChars="0" w:right="0" w:rightChars="0" w:firstLine="0" w:firstLineChars="0"/>
+              <w:jc w:val="left"/>
+              <w:rPr>
+                <w:rFonts w:hint="default" w:ascii="微软雅黑" w:hAnsi="微软雅黑" w:eastAsia="微软雅黑" w:cs="微软雅黑"/>
+                <w:sz w:val="18"/>
+                <w:szCs w:val="21"/>
+                <w:lang w:val="en-US" w:eastAsia="zh-CN"/>
+              </w:rPr>
+            </w:pPr>
+            <w:r>
+              <w:rPr>
+                <w:rFonts w:hint="eastAsia" w:ascii="微软雅黑" w:hAnsi="微软雅黑" w:eastAsia="微软雅黑" w:cs="微软雅黑"/>
+                <w:sz w:val="18"/>
+                <w:szCs w:val="21"/>
+                <w:lang w:val="en-US" w:eastAsia="zh-CN"/>
+              </w:rPr>
+              <w:t>{{ai.email}}</w:t>
+            </w:r>
+          </w:p>
+        </w:tc>
+      </w:tr>
+      <w:tr>
+        <w:tblPrEx>
+          <w:tblCellMar>
+            <w:top w:w="0" w:type="dxa"/>
+            <w:left w:w="0" w:type="dxa"/>
+            <w:bottom w:w="0" w:type="dxa"/>
+            <w:right w:w="0" w:type="dxa"/>
+          </w:tblCellMar>
+        </w:tblPrEx>
+        <w:trPr>
+          <w:trHeight w:val="0" w:hRule="atLeast"/>
+          <w:jc w:val="center"/>
+        </w:trPr>
+        <w:tc>
+          <w:tcPr>
+            <w:tcW w:w="1152" w:type="pct"/>
+            <w:tcMar>
+              <w:left w:w="108" w:type="dxa"/>
+              <w:right w:w="108" w:type="dxa"/>
+            </w:tcMar>
+            <w:vAlign w:val="center"/>
+          </w:tcPr>
+          <w:p>
+            <w:pPr>
+              <w:snapToGrid w:val="0"/>
+              <w:ind w:left="0" w:leftChars="0" w:right="0" w:rightChars="0" w:firstLine="0" w:firstLineChars="0"/>
+              <w:jc w:val="left"/>
+              <w:rPr>
                 <w:rFonts w:hint="eastAsia" w:ascii="微软雅黑" w:hAnsi="微软雅黑" w:eastAsia="微软雅黑" w:cs="微软雅黑"/>
                 <w:sz w:val="18"/>
                 <w:szCs w:val="21"/>
@@ -20258,6 +20592,7 @@
     <w:p>
       <w:pPr>
         <w:numPr>
+          <w:ilvl w:val="0"/>
           <w:numId w:val="0"/>
         </w:numPr>
         <w:spacing w:before="0" w:beforeAutospacing="1" w:after="0" w:afterAutospacing="1"/>
@@ -20602,6 +20937,7 @@
     <w:p>
       <w:pPr>
         <w:numPr>
+          <w:ilvl w:val="0"/>
           <w:numId w:val="0"/>
         </w:numPr>
         <w:rPr>
@@ -21158,8 +21494,6 @@
         </w:rPr>
         <w:t>{% if not loop.last %}|{% endif %}</w:t>
       </w:r>
-      <w:bookmarkStart w:id="43" w:name="_GoBack"/>
-      <w:bookmarkEnd w:id="43"/>
     </w:p>
     <w:p>
       <w:pPr>
@@ -24417,6 +24751,63 @@
         </w:rPr>
         <w:t>：{{ai.level}}</w:t>
       </w:r>
+    </w:p>
+    <w:p>
+      <w:pPr>
+        <w:rPr>
+          <w:rFonts w:hint="eastAsia" w:ascii="仿宋" w:hAnsi="仿宋" w:eastAsia="仿宋" w:cs="仿宋"/>
+          <w:sz w:val="24"/>
+          <w:szCs w:val="24"/>
+          <w:lang w:val="en-US" w:eastAsia="zh-CN"/>
+        </w:rPr>
+      </w:pPr>
+      <w:r>
+        <w:rPr>
+          <w:rFonts w:hint="eastAsia" w:ascii="仿宋" w:hAnsi="仿宋" w:eastAsia="仿宋" w:cs="仿宋"/>
+          <w:sz w:val="24"/>
+          <w:szCs w:val="24"/>
+          <w:lang w:val="en-US" w:eastAsia="zh-CN"/>
+        </w:rPr>
+        <w:t>公司邮箱</w:t>
+      </w:r>
+      <w:r>
+        <w:rPr>
+          <w:rFonts w:hint="eastAsia" w:ascii="仿宋" w:hAnsi="仿宋" w:eastAsia="仿宋" w:cs="仿宋"/>
+          <w:sz w:val="24"/>
+          <w:szCs w:val="24"/>
+          <w:lang w:val="en-US" w:eastAsia="zh-CN"/>
+        </w:rPr>
+        <w:tab/>
+      </w:r>
+      <w:r>
+        <w:rPr>
+          <w:rFonts w:hint="eastAsia" w:ascii="仿宋" w:hAnsi="仿宋" w:eastAsia="仿宋" w:cs="仿宋"/>
+          <w:sz w:val="24"/>
+          <w:szCs w:val="24"/>
+          <w:lang w:val="en-US" w:eastAsia="zh-CN"/>
+        </w:rPr>
+        <w:tab/>
+      </w:r>
+      <w:r>
+        <w:rPr>
+          <w:rFonts w:hint="eastAsia" w:ascii="仿宋" w:hAnsi="仿宋" w:eastAsia="仿宋" w:cs="仿宋"/>
+          <w:sz w:val="24"/>
+          <w:szCs w:val="24"/>
+          <w:lang w:val="en-US" w:eastAsia="zh-CN"/>
+        </w:rPr>
+        <w:tab/>
+      </w:r>
+      <w:r>
+        <w:rPr>
+          <w:rFonts w:hint="eastAsia" w:ascii="仿宋" w:hAnsi="仿宋" w:eastAsia="仿宋" w:cs="仿宋"/>
+          <w:sz w:val="24"/>
+          <w:szCs w:val="24"/>
+          <w:lang w:val="en-US" w:eastAsia="zh-CN"/>
+        </w:rPr>
+        <w:t>：{{ai.email}}</w:t>
+      </w:r>
+      <w:bookmarkStart w:id="43" w:name="_GoBack"/>
+      <w:bookmarkEnd w:id="43"/>
     </w:p>
     <w:p>
       <w:pPr>
@@ -25941,12 +26332,6 @@
             <w:insideH w:val="single" w:color="auto" w:sz="4" w:space="0"/>
             <w:insideV w:val="single" w:color="auto" w:sz="4" w:space="0"/>
           </w:tblBorders>
-          <w:tblCellMar>
-            <w:top w:w="0" w:type="dxa"/>
-            <w:left w:w="108" w:type="dxa"/>
-            <w:bottom w:w="0" w:type="dxa"/>
-            <w:right w:w="108" w:type="dxa"/>
-          </w:tblCellMar>
         </w:tblPrEx>
         <w:tc>
           <w:tcPr>
@@ -26188,12 +26573,6 @@
             <w:insideH w:val="single" w:color="auto" w:sz="4" w:space="0"/>
             <w:insideV w:val="single" w:color="auto" w:sz="4" w:space="0"/>
           </w:tblBorders>
-          <w:tblCellMar>
-            <w:top w:w="0" w:type="dxa"/>
-            <w:left w:w="108" w:type="dxa"/>
-            <w:bottom w:w="0" w:type="dxa"/>
-            <w:right w:w="108" w:type="dxa"/>
-          </w:tblCellMar>
         </w:tblPrEx>
         <w:tc>
           <w:tcPr>
@@ -27828,8 +28207,8 @@
     <w:lsdException w:unhideWhenUsed="0" w:uiPriority="0" w:semiHidden="0" w:name="Body Text Indent 2"/>
     <w:lsdException w:unhideWhenUsed="0" w:uiPriority="0" w:semiHidden="0" w:name="Body Text Indent 3"/>
     <w:lsdException w:unhideWhenUsed="0" w:uiPriority="0" w:semiHidden="0" w:name="Block Text"/>
-    <w:lsdException w:unhideWhenUsed="0" w:uiPriority="0" w:semiHidden="0" w:name="Hyperlink"/>
-    <w:lsdException w:unhideWhenUsed="0" w:uiPriority="0" w:semiHidden="0" w:name="FollowedHyperlink"/>
+    <w:lsdException w:qFormat="1" w:unhideWhenUsed="0" w:uiPriority="0" w:semiHidden="0" w:name="Hyperlink"/>
+    <w:lsdException w:qFormat="1" w:unhideWhenUsed="0" w:uiPriority="0" w:semiHidden="0" w:name="FollowedHyperlink"/>
     <w:lsdException w:qFormat="1" w:unhideWhenUsed="0" w:uiPriority="0" w:semiHidden="0" w:name="Strong"/>
     <w:lsdException w:qFormat="1" w:unhideWhenUsed="0" w:uiPriority="0" w:semiHidden="0" w:name="Emphasis"/>
     <w:lsdException w:unhideWhenUsed="0" w:uiPriority="0" w:semiHidden="0" w:name="Document Map"/>
@@ -28213,6 +28592,7 @@
   <w:style w:type="character" w:styleId="15">
     <w:name w:val="FollowedHyperlink"/>
     <w:basedOn w:val="14"/>
+    <w:qFormat/>
     <w:uiPriority w:val="0"/>
     <w:rPr>
       <w:color w:val="800080"/>
@@ -28222,6 +28602,7 @@
   <w:style w:type="character" w:styleId="16">
     <w:name w:val="Hyperlink"/>
     <w:basedOn w:val="14"/>
+    <w:qFormat/>
     <w:uiPriority w:val="0"/>
     <w:rPr>
       <w:color w:val="0000FF"/>

--- a/11-resume_generator/resume_generator_v1/简历生成工具操作手册.docx
+++ b/11-resume_generator/resume_generator_v1/简历生成工具操作手册.docx
@@ -24806,8 +24806,6 @@
         </w:rPr>
         <w:t>：{{ai.email}}</w:t>
       </w:r>
-      <w:bookmarkStart w:id="43" w:name="_GoBack"/>
-      <w:bookmarkEnd w:id="43"/>
     </w:p>
     <w:p>
       <w:pPr>
@@ -26332,6 +26330,12 @@
             <w:insideH w:val="single" w:color="auto" w:sz="4" w:space="0"/>
             <w:insideV w:val="single" w:color="auto" w:sz="4" w:space="0"/>
           </w:tblBorders>
+          <w:tblCellMar>
+            <w:top w:w="0" w:type="dxa"/>
+            <w:left w:w="108" w:type="dxa"/>
+            <w:bottom w:w="0" w:type="dxa"/>
+            <w:right w:w="108" w:type="dxa"/>
+          </w:tblCellMar>
         </w:tblPrEx>
         <w:tc>
           <w:tcPr>
@@ -26573,6 +26577,12 @@
             <w:insideH w:val="single" w:color="auto" w:sz="4" w:space="0"/>
             <w:insideV w:val="single" w:color="auto" w:sz="4" w:space="0"/>
           </w:tblBorders>
+          <w:tblCellMar>
+            <w:top w:w="0" w:type="dxa"/>
+            <w:left w:w="108" w:type="dxa"/>
+            <w:bottom w:w="0" w:type="dxa"/>
+            <w:right w:w="108" w:type="dxa"/>
+          </w:tblCellMar>
         </w:tblPrEx>
         <w:tc>
           <w:tcPr>
@@ -27021,6 +27031,15 @@
           <w:lang w:val="en-US" w:eastAsia="zh-CN"/>
         </w:rPr>
       </w:pPr>
+      <w:r>
+        <w:rPr>
+          <w:rFonts w:hint="eastAsia"/>
+          <w:lang w:val="en-US" w:eastAsia="zh-CN"/>
+        </w:rPr>
+        <w:t xml:space="preserve"> </w:t>
+      </w:r>
+      <w:bookmarkStart w:id="43" w:name="_GoBack"/>
+      <w:bookmarkEnd w:id="43"/>
     </w:p>
     <w:sectPr>
       <w:footerReference r:id="rId9" w:type="default"/>

--- a/11-resume_generator/resume_generator_v1/简历生成工具操作手册.docx
+++ b/11-resume_generator/resume_generator_v1/简历生成工具操作手册.docx
@@ -7511,14 +7511,6 @@
         <w:gridCol w:w="1831"/>
       </w:tblGrid>
       <w:tr>
-        <w:tblPrEx>
-          <w:tblCellMar>
-            <w:top w:w="0" w:type="dxa"/>
-            <w:left w:w="0" w:type="dxa"/>
-            <w:bottom w:w="0" w:type="dxa"/>
-            <w:right w:w="0" w:type="dxa"/>
-          </w:tblCellMar>
-        </w:tblPrEx>
         <w:trPr>
           <w:trHeight w:val="0" w:hRule="atLeast"/>
           <w:tblHeader/>
@@ -18872,6 +18864,194 @@
           </w:p>
         </w:tc>
       </w:tr>
+      <w:tr>
+        <w:tblPrEx>
+          <w:tblCellMar>
+            <w:top w:w="0" w:type="dxa"/>
+            <w:left w:w="0" w:type="dxa"/>
+            <w:bottom w:w="0" w:type="dxa"/>
+            <w:right w:w="0" w:type="dxa"/>
+          </w:tblCellMar>
+        </w:tblPrEx>
+        <w:trPr>
+          <w:trHeight w:val="0" w:hRule="atLeast"/>
+          <w:jc w:val="center"/>
+        </w:trPr>
+        <w:tc>
+          <w:tcPr>
+            <w:tcW w:w="1152" w:type="pct"/>
+            <w:tcMar>
+              <w:left w:w="108" w:type="dxa"/>
+              <w:right w:w="108" w:type="dxa"/>
+            </w:tcMar>
+            <w:vAlign w:val="center"/>
+          </w:tcPr>
+          <w:p>
+            <w:pPr>
+              <w:snapToGrid w:val="0"/>
+              <w:ind w:left="0" w:leftChars="0" w:right="0" w:rightChars="0" w:firstLine="0" w:firstLineChars="0"/>
+              <w:jc w:val="left"/>
+              <w:rPr>
+                <w:rFonts w:hint="default" w:ascii="微软雅黑" w:hAnsi="微软雅黑" w:eastAsia="微软雅黑" w:cs="微软雅黑"/>
+                <w:sz w:val="18"/>
+                <w:szCs w:val="21"/>
+                <w:lang w:val="en-US" w:eastAsia="zh-CN"/>
+              </w:rPr>
+            </w:pPr>
+            <w:bookmarkStart w:id="30" w:name="_Toc24419"/>
+            <w:r>
+              <w:rPr>
+                <w:rFonts w:hint="eastAsia" w:ascii="微软雅黑" w:hAnsi="微软雅黑" w:eastAsia="微软雅黑" w:cs="微软雅黑"/>
+                <w:sz w:val="18"/>
+                <w:szCs w:val="21"/>
+                <w:lang w:val="en-US" w:eastAsia="zh-CN"/>
+              </w:rPr>
+              <w:t>NativePlace</w:t>
+            </w:r>
+          </w:p>
+        </w:tc>
+        <w:tc>
+          <w:tcPr>
+            <w:tcW w:w="666" w:type="pct"/>
+            <w:tcMar>
+              <w:left w:w="108" w:type="dxa"/>
+              <w:right w:w="108" w:type="dxa"/>
+            </w:tcMar>
+            <w:vAlign w:val="center"/>
+          </w:tcPr>
+          <w:p>
+            <w:pPr>
+              <w:snapToGrid w:val="0"/>
+              <w:ind w:left="0" w:leftChars="0" w:right="0" w:rightChars="0" w:firstLine="0" w:firstLineChars="0"/>
+              <w:jc w:val="left"/>
+              <w:rPr>
+                <w:rFonts w:hint="default" w:ascii="微软雅黑" w:hAnsi="微软雅黑" w:eastAsia="微软雅黑" w:cs="微软雅黑"/>
+                <w:sz w:val="18"/>
+                <w:szCs w:val="21"/>
+                <w:lang w:val="en-US" w:eastAsia="zh-CN"/>
+              </w:rPr>
+            </w:pPr>
+            <w:r>
+              <w:rPr>
+                <w:rFonts w:hint="eastAsia" w:ascii="微软雅黑" w:hAnsi="微软雅黑" w:eastAsia="微软雅黑" w:cs="微软雅黑"/>
+                <w:sz w:val="18"/>
+                <w:szCs w:val="21"/>
+                <w:lang w:val="en-US" w:eastAsia="zh-CN"/>
+              </w:rPr>
+              <w:t>plc</w:t>
+            </w:r>
+          </w:p>
+        </w:tc>
+        <w:tc>
+          <w:tcPr>
+            <w:tcW w:w="704" w:type="pct"/>
+            <w:tcMar>
+              <w:left w:w="108" w:type="dxa"/>
+              <w:right w:w="108" w:type="dxa"/>
+            </w:tcMar>
+            <w:vAlign w:val="center"/>
+          </w:tcPr>
+          <w:p>
+            <w:pPr>
+              <w:snapToGrid w:val="0"/>
+              <w:ind w:left="0" w:leftChars="0" w:right="0" w:rightChars="0" w:firstLine="0" w:firstLineChars="0"/>
+              <w:jc w:val="left"/>
+              <w:rPr>
+                <w:rFonts w:hint="default" w:ascii="微软雅黑" w:hAnsi="微软雅黑" w:eastAsia="微软雅黑" w:cs="微软雅黑"/>
+                <w:sz w:val="18"/>
+                <w:szCs w:val="21"/>
+                <w:lang w:val="en-US" w:eastAsia="zh-CN"/>
+              </w:rPr>
+            </w:pPr>
+            <w:r>
+              <w:rPr>
+                <w:rFonts w:hint="eastAsia" w:ascii="微软雅黑" w:hAnsi="微软雅黑" w:eastAsia="微软雅黑" w:cs="微软雅黑"/>
+                <w:sz w:val="18"/>
+                <w:szCs w:val="21"/>
+                <w:lang w:val="en-US" w:eastAsia="zh-CN"/>
+              </w:rPr>
+              <w:t>籍贯</w:t>
+            </w:r>
+          </w:p>
+        </w:tc>
+        <w:tc>
+          <w:tcPr>
+            <w:tcW w:w="1094" w:type="pct"/>
+            <w:shd w:val="clear" w:color="auto" w:fill="175F59" w:themeFill="accent5" w:themeFillShade="7F"/>
+            <w:tcMar>
+              <w:left w:w="108" w:type="dxa"/>
+              <w:right w:w="108" w:type="dxa"/>
+            </w:tcMar>
+            <w:vAlign w:val="center"/>
+          </w:tcPr>
+          <w:p>
+            <w:pPr>
+              <w:snapToGrid w:val="0"/>
+              <w:ind w:left="0" w:leftChars="0" w:right="0" w:rightChars="0" w:firstLine="0" w:firstLineChars="0"/>
+              <w:jc w:val="left"/>
+              <w:rPr>
+                <w:rFonts w:hint="default" w:ascii="微软雅黑" w:hAnsi="微软雅黑" w:eastAsia="微软雅黑" w:cs="微软雅黑"/>
+                <w:color w:val="FFFFFF" w:themeColor="background1"/>
+                <w:sz w:val="18"/>
+                <w:szCs w:val="21"/>
+                <w:lang w:val="en-US" w:eastAsia="zh-CN"/>
+                <w14:textFill>
+                  <w14:solidFill>
+                    <w14:schemeClr w14:val="bg1"/>
+                  </w14:solidFill>
+                </w14:textFill>
+              </w:rPr>
+            </w:pPr>
+            <w:r>
+              <w:rPr>
+                <w:rFonts w:hint="eastAsia" w:ascii="微软雅黑" w:hAnsi="微软雅黑" w:eastAsia="微软雅黑" w:cs="微软雅黑"/>
+                <w:color w:val="FFFFFF" w:themeColor="background1"/>
+                <w:sz w:val="18"/>
+                <w:szCs w:val="21"/>
+                <w:lang w:val="en-US" w:eastAsia="zh-CN"/>
+                <w14:textFill>
+                  <w14:solidFill>
+                    <w14:schemeClr w14:val="bg1"/>
+                  </w14:solidFill>
+                </w14:textFill>
+              </w:rPr>
+              <w:t>ai.plc</w:t>
+            </w:r>
+          </w:p>
+        </w:tc>
+        <w:tc>
+          <w:tcPr>
+            <w:tcW w:w="1382" w:type="pct"/>
+            <w:tcMar>
+              <w:left w:w="108" w:type="dxa"/>
+              <w:right w:w="108" w:type="dxa"/>
+            </w:tcMar>
+            <w:vAlign w:val="center"/>
+          </w:tcPr>
+          <w:p>
+            <w:pPr>
+              <w:snapToGrid w:val="0"/>
+              <w:ind w:left="0" w:leftChars="0" w:right="0" w:rightChars="0" w:firstLine="0" w:firstLineChars="0"/>
+              <w:jc w:val="left"/>
+              <w:rPr>
+                <w:rFonts w:hint="default" w:ascii="微软雅黑" w:hAnsi="微软雅黑" w:eastAsia="微软雅黑" w:cs="微软雅黑"/>
+                <w:sz w:val="18"/>
+                <w:szCs w:val="21"/>
+                <w:lang w:val="en-US" w:eastAsia="zh-CN"/>
+              </w:rPr>
+            </w:pPr>
+            <w:r>
+              <w:rPr>
+                <w:rFonts w:hint="eastAsia" w:ascii="微软雅黑" w:hAnsi="微软雅黑" w:eastAsia="微软雅黑" w:cs="微软雅黑"/>
+                <w:sz w:val="18"/>
+                <w:szCs w:val="21"/>
+                <w:lang w:val="en-US" w:eastAsia="zh-CN"/>
+              </w:rPr>
+              <w:t>{{ai.plc}}</w:t>
+            </w:r>
+          </w:p>
+        </w:tc>
+      </w:tr>
     </w:tbl>
     <w:p>
       <w:pPr>
@@ -18882,7 +19062,6 @@
           <w:szCs w:val="21"/>
         </w:rPr>
       </w:pPr>
-      <w:bookmarkStart w:id="30" w:name="_Toc24419"/>
       <w:r>
         <w:rPr>
           <w:rFonts w:hint="eastAsia" w:ascii="微软雅黑" w:hAnsi="微软雅黑" w:eastAsia="微软雅黑" w:cs="微软雅黑"/>
@@ -25425,6 +25604,67 @@
     <w:p>
       <w:pPr>
         <w:rPr>
+          <w:rFonts w:hint="default" w:ascii="仿宋" w:hAnsi="仿宋" w:eastAsia="仿宋" w:cs="仿宋"/>
+          <w:sz w:val="24"/>
+          <w:szCs w:val="24"/>
+          <w:lang w:val="en-US" w:eastAsia="zh-CN"/>
+        </w:rPr>
+      </w:pPr>
+      <w:r>
+        <w:rPr>
+          <w:rFonts w:hint="eastAsia" w:ascii="仿宋" w:hAnsi="仿宋" w:eastAsia="仿宋" w:cs="仿宋"/>
+          <w:sz w:val="24"/>
+          <w:szCs w:val="24"/>
+          <w:lang w:val="en-US" w:eastAsia="zh-CN"/>
+        </w:rPr>
+        <w:t>籍贯</w:t>
+      </w:r>
+      <w:r>
+        <w:rPr>
+          <w:rFonts w:hint="eastAsia" w:ascii="仿宋" w:hAnsi="仿宋" w:eastAsia="仿宋" w:cs="仿宋"/>
+          <w:sz w:val="24"/>
+          <w:szCs w:val="24"/>
+          <w:lang w:val="en-US" w:eastAsia="zh-CN"/>
+        </w:rPr>
+        <w:tab/>
+        <w:t/>
+      </w:r>
+      <w:r>
+        <w:rPr>
+          <w:rFonts w:hint="eastAsia" w:ascii="仿宋" w:hAnsi="仿宋" w:eastAsia="仿宋" w:cs="仿宋"/>
+          <w:sz w:val="24"/>
+          <w:szCs w:val="24"/>
+          <w:lang w:val="en-US" w:eastAsia="zh-CN"/>
+        </w:rPr>
+        <w:tab/>
+        <w:t/>
+      </w:r>
+      <w:r>
+        <w:rPr>
+          <w:rFonts w:hint="eastAsia" w:ascii="仿宋" w:hAnsi="仿宋" w:eastAsia="仿宋" w:cs="仿宋"/>
+          <w:sz w:val="24"/>
+          <w:szCs w:val="24"/>
+          <w:lang w:val="en-US" w:eastAsia="zh-CN"/>
+        </w:rPr>
+        <w:tab/>
+        <w:t/>
+      </w:r>
+      <w:r>
+        <w:rPr>
+          <w:rFonts w:hint="eastAsia" w:ascii="仿宋" w:hAnsi="仿宋" w:eastAsia="仿宋" w:cs="仿宋"/>
+          <w:sz w:val="24"/>
+          <w:szCs w:val="24"/>
+          <w:lang w:val="en-US" w:eastAsia="zh-CN"/>
+        </w:rPr>
+        <w:tab/>
+        <w:t>：{{ai.plc}}</w:t>
+      </w:r>
+      <w:bookmarkStart w:id="43" w:name="_GoBack"/>
+      <w:bookmarkEnd w:id="43"/>
+    </w:p>
+    <w:p>
+      <w:pPr>
+        <w:rPr>
           <w:rFonts w:hint="eastAsia" w:ascii="仿宋" w:hAnsi="仿宋" w:eastAsia="仿宋" w:cs="仿宋"/>
           <w:sz w:val="24"/>
           <w:szCs w:val="24"/>
@@ -26042,12 +26282,6 @@
             <w:insideH w:val="single" w:color="auto" w:sz="4" w:space="0"/>
             <w:insideV w:val="single" w:color="auto" w:sz="4" w:space="0"/>
           </w:tblBorders>
-          <w:tblCellMar>
-            <w:top w:w="0" w:type="dxa"/>
-            <w:left w:w="108" w:type="dxa"/>
-            <w:bottom w:w="0" w:type="dxa"/>
-            <w:right w:w="108" w:type="dxa"/>
-          </w:tblCellMar>
         </w:tblPrEx>
         <w:tc>
           <w:tcPr>
@@ -27038,8 +27272,6 @@
         </w:rPr>
         <w:t xml:space="preserve"> </w:t>
       </w:r>
-      <w:bookmarkStart w:id="43" w:name="_GoBack"/>
-      <w:bookmarkEnd w:id="43"/>
     </w:p>
     <w:sectPr>
       <w:footerReference r:id="rId9" w:type="default"/>
